--- a/zht/docx/049.content.docx
+++ b/zht/docx/049.content.docx
@@ -149,27 +149,7 @@
         <w:rPr>
           <w:lang w:val="zh_TW" w:bidi="zh_TW"/>
         </w:rPr>
-        <w:t>hong</w:t>
-      </w:r>
-      <w:r>
-        <w:rPr>
-          <w:lang w:val="zh_TW" w:bidi="zh_TW"/>
-        </w:rPr>
-      </w:r>
-    </w:p>
-    <w:p>
-      <w:pPr/>
-      <w:r>
-        <w:rPr>
-          <w:lang w:val="zh_TW" w:bidi="zh_TW"/>
-        </w:rPr>
-      </w:r>
-      <w:r>
-        <w:rPr>
-          <w:i/>
-          <w:lang w:val="zh_TW" w:bidi="zh_TW"/>
-        </w:rPr>
-        <w:t>洪水</w:t>
+        <w:t>hai</w:t>
       </w:r>
       <w:r>
         <w:rPr>
@@ -232,7 +212,7 @@
         <w:rPr>
           <w:lang w:val="zh_TW" w:bidi="zh_TW"/>
         </w:rPr>
-        <w:t>洪水</w:t>
+        <w:t>海</w:t>
       </w:r>
       <w:r>
         <w:rPr>
@@ -251,7 +231,21 @@
         <w:rPr>
           <w:lang w:val="zh_TW" w:bidi="zh_TW"/>
         </w:rPr>
-        <w:t>水勢上漲氾濫，淹沒大地，特別指</w:t>
+        <w:t>覆蓋地球廣大範圍的巨大鹹水體。</w:t>
+      </w:r>
+    </w:p>
+    <w:p>
+      <w:pPr/>
+      <w:r>
+        <w:rPr>
+          <w:lang w:val="zh_TW" w:bidi="zh_TW"/>
+        </w:rPr>
+      </w:r>
+      <w:r>
+        <w:rPr>
+          <w:lang w:val="zh_TW" w:bidi="zh_TW"/>
+        </w:rPr>
+        <w:t>聖經一開始就提到海。在</w:t>
       </w:r>
       <w:hyperlink r:id="rId13">
         <w:r>
@@ -262,57 +256,14 @@
             <w:color w:val="0000EE"/>
             <w:u w:val="single"/>
           </w:rPr>
-          <w:t>創世記六至九章</w:t>
+          <w:t>創世記一章1至2節</w:t>
         </w:r>
       </w:hyperlink>
       <w:r>
         <w:rPr>
           <w:lang w:val="zh_TW" w:bidi="zh_TW"/>
         </w:rPr>
-        <w:t>挪亞時代的洪水。</w:t>
-      </w:r>
-    </w:p>
-    <w:p>
-      <w:pPr>
-        <w:pStyle w:val="Heading3"/>
-      </w:pPr>
-      <w:r>
-        <w:rPr>
-          <w:lang w:val="zh_TW" w:bidi="zh_TW"/>
-        </w:rPr>
-        <w:t>聖經記載</w:t>
-      </w:r>
-    </w:p>
-    <w:p>
-      <w:pPr/>
-      <w:r>
-        <w:rPr>
-          <w:lang w:val="zh_TW" w:bidi="zh_TW"/>
-        </w:rPr>
-      </w:r>
-      <w:r>
-        <w:rPr>
-          <w:lang w:val="zh_TW" w:bidi="zh_TW"/>
-        </w:rPr>
-        <w:t>挪亞洪水的故事記載在</w:t>
-      </w:r>
-      <w:hyperlink r:id="rId13">
-        <w:r>
-          <w:rPr>
-            <w:lang w:val="zh_TW" w:bidi="zh_TW"/>
-          </w:rPr>
-          <w:rPr>
-            <w:color w:val="0000EE"/>
-            <w:u w:val="single"/>
-          </w:rPr>
-          <w:t>創世記六至九章</w:t>
-        </w:r>
-      </w:hyperlink>
-      <w:r>
-        <w:rPr>
-          <w:lang w:val="zh_TW" w:bidi="zh_TW"/>
-        </w:rPr>
-        <w:t>。聖經常常提到這件事，且一律視為真實事件（</w:t>
+        <w:t>中，我們讀到起初一切都是混沌、空虛和黑暗的，「神的靈運行在水面上。」隨著神的話語，從混沌中產生了秩序。</w:t>
       </w:r>
       <w:hyperlink r:id="rId14">
         <w:r>
@@ -323,14 +274,14 @@
             <w:color w:val="0000EE"/>
             <w:u w:val="single"/>
           </w:rPr>
-          <w:t>創10:1、32</w:t>
+          <w:t>詩篇二十九篇</w:t>
         </w:r>
       </w:hyperlink>
       <w:r>
         <w:rPr>
           <w:lang w:val="zh_TW" w:bidi="zh_TW"/>
         </w:rPr>
-        <w:t>，</w:t>
+        <w:t>讚美了這一點。從</w:t>
       </w:r>
       <w:hyperlink r:id="rId15">
         <w:r>
@@ -341,14 +292,14 @@
             <w:color w:val="0000EE"/>
             <w:u w:val="single"/>
           </w:rPr>
-          <w:t>11:10</w:t>
+          <w:t>創世記第一章</w:t>
         </w:r>
       </w:hyperlink>
       <w:r>
         <w:rPr>
           <w:lang w:val="zh_TW" w:bidi="zh_TW"/>
         </w:rPr>
-        <w:t>；</w:t>
+        <w:t>的創造記載中，有兩個重點值得注意：（1）海，像天地間的萬物一樣，是由神創造的；（2）神的話語分開了海與陸地。這兩點在聖經中以多種方式加以展現。</w:t>
       </w:r>
       <w:hyperlink r:id="rId16">
         <w:r>
@@ -359,32 +310,14 @@
             <w:color w:val="0000EE"/>
             <w:u w:val="single"/>
           </w:rPr>
-          <w:t>太24:38</w:t>
+          <w:t>詩篇三十三篇7節</w:t>
         </w:r>
       </w:hyperlink>
       <w:r>
         <w:rPr>
           <w:lang w:val="zh_TW" w:bidi="zh_TW"/>
         </w:rPr>
-        <w:t>–</w:t>
-      </w:r>
-      <w:hyperlink r:id="rId16">
-        <w:r>
-          <w:rPr>
-            <w:lang w:val="zh_TW" w:bidi="zh_TW"/>
-          </w:rPr>
-          <w:rPr>
-            <w:color w:val="0000EE"/>
-            <w:u w:val="single"/>
-          </w:rPr>
-          <w:t>39</w:t>
-        </w:r>
-      </w:hyperlink>
-      <w:r>
-        <w:rPr>
-          <w:lang w:val="zh_TW" w:bidi="zh_TW"/>
-        </w:rPr>
-        <w:t>；</w:t>
+        <w:t>說到：「他聚集海水如壘， 收藏深洋在庫房。」神設立海洋和陸地的界限，並在祂對約伯的話中生動地表達出來：「海水衝出，如出胎胞， 那時誰將它關閉呢……為它定界限， 又安門和閂，說：你只可到這裡，不可越過； 你狂傲的浪要到此止住。」（</w:t>
       </w:r>
       <w:hyperlink r:id="rId17">
         <w:r>
@@ -395,14 +328,28 @@
             <w:color w:val="0000EE"/>
             <w:u w:val="single"/>
           </w:rPr>
-          <w:t>路17:27</w:t>
+          <w:t>伯38:8–11</w:t>
         </w:r>
       </w:hyperlink>
       <w:r>
         <w:rPr>
           <w:lang w:val="zh_TW" w:bidi="zh_TW"/>
         </w:rPr>
-        <w:t>；</w:t>
+        <w:t>）。</w:t>
+      </w:r>
+    </w:p>
+    <w:p>
+      <w:pPr/>
+      <w:r>
+        <w:rPr>
+          <w:lang w:val="zh_TW" w:bidi="zh_TW"/>
+        </w:rPr>
+      </w:r>
+      <w:r>
+        <w:rPr>
+          <w:lang w:val="zh_TW" w:bidi="zh_TW"/>
+        </w:rPr>
+        <w:t>聖經描述神對海的掌控時說，神「步行在海浪之上」（</w:t>
       </w:r>
       <w:hyperlink r:id="rId18">
         <w:r>
@@ -413,14 +360,26 @@
             <w:color w:val="0000EE"/>
             <w:u w:val="single"/>
           </w:rPr>
-          <w:t>彼後2:5</w:t>
+          <w:t>伯9:8</w:t>
         </w:r>
       </w:hyperlink>
       <w:r>
         <w:rPr>
           <w:lang w:val="zh_TW" w:bidi="zh_TW"/>
         </w:rPr>
-        <w:t>）。在聖經裡，神降下洪水是因為人類的罪惡極其深重，「人在地上罪惡很大」（</w:t>
+        <w:t>）。因此，在</w:t>
+      </w:r>
+      <w:r>
+        <w:rPr>
+          <w:lang w:val="zh_TW" w:bidi="zh_TW"/>
+        </w:rPr>
+        <w:t>神-人（God-man）</w:t>
+      </w:r>
+      <w:r>
+        <w:rPr>
+          <w:lang w:val="zh_TW" w:bidi="zh_TW"/>
+        </w:rPr>
+        <w:t>耶穌在地上的生活中，祂在海上行走（</w:t>
       </w:r>
       <w:hyperlink r:id="rId19">
         <w:r>
@@ -431,14 +390,14 @@
             <w:color w:val="0000EE"/>
             <w:u w:val="single"/>
           </w:rPr>
-          <w:t>創6:5</w:t>
+          <w:t>可6:48</w:t>
         </w:r>
       </w:hyperlink>
       <w:r>
         <w:rPr>
           <w:lang w:val="zh_TW" w:bidi="zh_TW"/>
         </w:rPr>
-        <w:t>）。神決定毀滅全人類，重新開始，又揀選那些願意順服祂的人（參</w:t>
+        <w:t>）。祂也平息風浪，使門徒驚訝地問：「這到底是誰，連風和海也聽從他了。」（</w:t>
       </w:r>
       <w:hyperlink r:id="rId20">
         <w:r>
@@ -449,14 +408,14 @@
             <w:color w:val="0000EE"/>
             <w:u w:val="single"/>
           </w:rPr>
-          <w:t>創1:26–28</w:t>
+          <w:t>可4:41</w:t>
         </w:r>
       </w:hyperlink>
       <w:r>
         <w:rPr>
           <w:lang w:val="zh_TW" w:bidi="zh_TW"/>
         </w:rPr>
-        <w:t>）。當時唯有挪亞、他的兒子和他們的妻子對耶和華忠心，神藉著他們在毀滅之後重建大地。</w:t>
+        <w:t>）。</w:t>
       </w:r>
     </w:p>
     <w:p>
@@ -470,7 +429,7 @@
         <w:rPr>
           <w:lang w:val="zh_TW" w:bidi="zh_TW"/>
         </w:rPr>
-        <w:t>挪亞花了一百二十年建造一艘大船，同時警告世人神即將來臨的審判（</w:t>
+        <w:t>希伯來人對海及其力量抱有敬畏之心。或許因為缺乏良好的天然港口，以及他們在大部分歷史中未能控制海岸線，他們不像腓尼基人那樣是一個航海的民族。直到所羅門王時期，才提到他們擁有自己的艦隊（</w:t>
       </w:r>
       <w:hyperlink r:id="rId21">
         <w:r>
@@ -481,14 +440,14 @@
             <w:color w:val="0000EE"/>
             <w:u w:val="single"/>
           </w:rPr>
-          <w:t>創6:3</w:t>
+          <w:t>王上9:26</w:t>
         </w:r>
       </w:hyperlink>
       <w:r>
         <w:rPr>
           <w:lang w:val="zh_TW" w:bidi="zh_TW"/>
         </w:rPr>
-        <w:t>；參</w:t>
+        <w:t>）。動盪的海對他們來說是惡人的象徵（</w:t>
       </w:r>
       <w:hyperlink r:id="rId22">
         <w:r>
@@ -499,14 +458,14 @@
             <w:color w:val="0000EE"/>
             <w:u w:val="single"/>
           </w:rPr>
-          <w:t>來11:7</w:t>
+          <w:t>賽57:20</w:t>
         </w:r>
       </w:hyperlink>
       <w:r>
         <w:rPr>
           <w:lang w:val="zh_TW" w:bidi="zh_TW"/>
         </w:rPr>
-        <w:t>；</w:t>
+        <w:t>）。「好像多水滔滔」（</w:t>
       </w:r>
       <w:hyperlink r:id="rId23">
         <w:r>
@@ -517,32 +476,14 @@
             <w:color w:val="0000EE"/>
             <w:u w:val="single"/>
           </w:rPr>
-          <w:t>彼前3:20</w:t>
+          <w:t>賽17:13</w:t>
         </w:r>
       </w:hyperlink>
       <w:r>
         <w:rPr>
           <w:lang w:val="zh_TW" w:bidi="zh_TW"/>
         </w:rPr>
-        <w:t>；</w:t>
-      </w:r>
-      <w:hyperlink r:id="rId18">
-        <w:r>
-          <w:rPr>
-            <w:lang w:val="zh_TW" w:bidi="zh_TW"/>
-          </w:rPr>
-          <w:rPr>
-            <w:color w:val="0000EE"/>
-            <w:u w:val="single"/>
-          </w:rPr>
-          <w:t>彼後2:5</w:t>
-        </w:r>
-      </w:hyperlink>
-      <w:r>
-        <w:rPr>
-          <w:lang w:val="zh_TW" w:bidi="zh_TW"/>
-        </w:rPr>
-        <w:t>）。當洪水來臨時，大雨傾盆而下，地底的泉源也湧上來（</w:t>
+        <w:t>）或「海浪匉訇」（</w:t>
       </w:r>
       <w:hyperlink r:id="rId24">
         <w:r>
@@ -553,14 +494,14 @@
             <w:color w:val="0000EE"/>
             <w:u w:val="single"/>
           </w:rPr>
-          <w:t>創7:11</w:t>
+          <w:t>5:30</w:t>
         </w:r>
       </w:hyperlink>
       <w:r>
         <w:rPr>
           <w:lang w:val="zh_TW" w:bidi="zh_TW"/>
         </w:rPr>
-        <w:t>）;只有挪亞一家和他帶入方舟的各樣陸地動物得以倖存。洪水持續超過一年，最後水勢消退，大地重新乾涸（</w:t>
+        <w:t>）使他們聯想到強大的力量，對人類能造成難以估量的傷害。在</w:t>
       </w:r>
       <w:hyperlink r:id="rId25">
         <w:r>
@@ -571,32 +512,14 @@
             <w:color w:val="0000EE"/>
             <w:u w:val="single"/>
           </w:rPr>
-          <w:t>創7:6</w:t>
+          <w:t>但以理書七章3節</w:t>
         </w:r>
       </w:hyperlink>
       <w:r>
         <w:rPr>
           <w:lang w:val="zh_TW" w:bidi="zh_TW"/>
         </w:rPr>
-        <w:t>–</w:t>
-      </w:r>
-      <w:hyperlink r:id="rId25">
-        <w:r>
-          <w:rPr>
-            <w:lang w:val="zh_TW" w:bidi="zh_TW"/>
-          </w:rPr>
-          <w:rPr>
-            <w:color w:val="0000EE"/>
-            <w:u w:val="single"/>
-          </w:rPr>
-          <w:t>12、24</w:t>
-        </w:r>
-      </w:hyperlink>
-      <w:r>
-        <w:rPr>
-          <w:lang w:val="zh_TW" w:bidi="zh_TW"/>
-        </w:rPr>
-        <w:t>，</w:t>
+        <w:t>和</w:t>
       </w:r>
       <w:hyperlink r:id="rId26">
         <w:r>
@@ -607,61 +530,14 @@
             <w:color w:val="0000EE"/>
             <w:u w:val="single"/>
           </w:rPr>
-          <w:t>8:3</w:t>
+          <w:t>啟示錄十三章1節</w:t>
         </w:r>
       </w:hyperlink>
       <w:r>
         <w:rPr>
           <w:lang w:val="zh_TW" w:bidi="zh_TW"/>
         </w:rPr>
-        <w:t>–</w:t>
-      </w:r>
-      <w:hyperlink r:id="rId26">
-        <w:r>
-          <w:rPr>
-            <w:lang w:val="zh_TW" w:bidi="zh_TW"/>
-          </w:rPr>
-          <w:rPr>
-            <w:color w:val="0000EE"/>
-            <w:u w:val="single"/>
-          </w:rPr>
-          <w:t>6、10</w:t>
-        </w:r>
-      </w:hyperlink>
-      <w:r>
-        <w:rPr>
-          <w:lang w:val="zh_TW" w:bidi="zh_TW"/>
-        </w:rPr>
-        <w:t>–</w:t>
-      </w:r>
-      <w:hyperlink r:id="rId26">
-        <w:r>
-          <w:rPr>
-            <w:lang w:val="zh_TW" w:bidi="zh_TW"/>
-          </w:rPr>
-          <w:rPr>
-            <w:color w:val="0000EE"/>
-            <w:u w:val="single"/>
-          </w:rPr>
-          <w:t>14</w:t>
-        </w:r>
-      </w:hyperlink>
-      <w:r>
-        <w:rPr>
-          <w:lang w:val="zh_TW" w:bidi="zh_TW"/>
-        </w:rPr>
-        <w:t>）。挪亞和家人出了方舟後，獻祭感謝神。神也應許不再以洪水毀滅全地。</w:t>
-      </w:r>
-    </w:p>
-    <w:p>
-      <w:pPr>
-        <w:pStyle w:val="Heading3"/>
-      </w:pPr>
-      <w:r>
-        <w:rPr>
-          <w:lang w:val="zh_TW" w:bidi="zh_TW"/>
-        </w:rPr>
-        <w:t>洪水的範圍</w:t>
+        <w:t>中，那些敵對神的權勢被描述為從海中上來的獸。</w:t>
       </w:r>
     </w:p>
     <w:p>
@@ -675,7 +551,7 @@
         <w:rPr>
           <w:lang w:val="zh_TW" w:bidi="zh_TW"/>
         </w:rPr>
-        <w:t>相信洪水事件真實存在的學者，對於其範圍仍有不同看法。經文似乎暗示洪水淹沒全地，甚至高過最高的山頂（</w:t>
+        <w:t>然而，正如所述，神掌管海洋。祂能拯救那些信靠祂的人「從大水中拉上來」（</w:t>
       </w:r>
       <w:hyperlink r:id="rId27">
         <w:r>
@@ -686,32 +562,14 @@
             <w:color w:val="0000EE"/>
             <w:u w:val="single"/>
           </w:rPr>
-          <w:t>創7:17</w:t>
+          <w:t>詩18:16），</w:t>
         </w:r>
       </w:hyperlink>
       <w:r>
         <w:rPr>
           <w:lang w:val="zh_TW" w:bidi="zh_TW"/>
         </w:rPr>
-        <w:t>–</w:t>
-      </w:r>
-      <w:hyperlink r:id="rId27">
-        <w:r>
-          <w:rPr>
-            <w:lang w:val="zh_TW" w:bidi="zh_TW"/>
-          </w:rPr>
-          <w:rPr>
-            <w:color w:val="0000EE"/>
-            <w:u w:val="single"/>
-          </w:rPr>
-          <w:t>20</w:t>
-        </w:r>
-      </w:hyperlink>
-      <w:r>
-        <w:rPr>
-          <w:lang w:val="zh_TW" w:bidi="zh_TW"/>
-        </w:rPr>
-        <w:t>，</w:t>
+        <w:t>並保護那些在海上航行的人（</w:t>
       </w:r>
       <w:hyperlink r:id="rId28">
         <w:r>
@@ -722,14 +580,14 @@
             <w:color w:val="0000EE"/>
             <w:u w:val="single"/>
           </w:rPr>
-          <w:t>8:4</w:t>
+          <w:t>107:23–31）</w:t>
         </w:r>
       </w:hyperlink>
       <w:r>
         <w:rPr>
           <w:lang w:val="zh_TW" w:bidi="zh_TW"/>
         </w:rPr>
-        <w:t>）。有人主張，經文所說「天下的高山都淹沒了」（</w:t>
+        <w:t>。人們總是記得神曾在海中開出一條道路，讓他們出埃及時通過（</w:t>
       </w:r>
       <w:hyperlink r:id="rId29">
         <w:r>
@@ -740,14 +598,14 @@
             <w:color w:val="0000EE"/>
             <w:u w:val="single"/>
           </w:rPr>
-          <w:t>創7:19</w:t>
+          <w:t>出15:19）</w:t>
         </w:r>
       </w:hyperlink>
       <w:r>
         <w:rPr>
           <w:lang w:val="zh_TW" w:bidi="zh_TW"/>
         </w:rPr>
-        <w:t>），應當指整個地球都被水覆蓋。但也有人認為洪水只是局部性的，因為經文說「看起來」（譯註：英譯本有此字）彷彿全地都被淹沒。神想要毀滅人類，而當時人類可能只生活在美索不達米亞。因此，全球的洪水是沒有必要的。另外，「地」這個詞在聖經也常常不是按字面意思。在</w:t>
+        <w:t>。詩篇作者（</w:t>
       </w:r>
       <w:hyperlink r:id="rId30">
         <w:r>
@@ -758,15 +616,9 @@
             <w:color w:val="0000EE"/>
             <w:u w:val="single"/>
           </w:rPr>
-          <w:t>創世記一章1節</w:t>
+          <w:t>詩74:13，</w:t>
         </w:r>
       </w:hyperlink>
-      <w:r>
-        <w:rPr>
-          <w:lang w:val="zh_TW" w:bidi="zh_TW"/>
-        </w:rPr>
-        <w:t>中，「天地」指的是整個宇宙；「地」有時候也只是指一個國家（</w:t>
-      </w:r>
       <w:hyperlink r:id="rId31">
         <w:r>
           <w:rPr>
@@ -776,27 +628,9 @@
             <w:color w:val="0000EE"/>
             <w:u w:val="single"/>
           </w:rPr>
-          <w:t>創47:13</w:t>
+          <w:t>77:16，</w:t>
         </w:r>
       </w:hyperlink>
-      <w:r>
-        <w:rPr>
-          <w:lang w:val="zh_TW" w:bidi="zh_TW"/>
-        </w:rPr>
-        <w:t>）、</w:t>
-      </w:r>
-      <w:r>
-        <w:rPr>
-          <w:lang w:val="zh_TW" w:bidi="zh_TW"/>
-        </w:rPr>
-        <w:t>一塊田</w:t>
-      </w:r>
-      <w:r>
-        <w:rPr>
-          <w:lang w:val="zh_TW" w:bidi="zh_TW"/>
-        </w:rPr>
-        <w:t>（</w:t>
-      </w:r>
       <w:hyperlink r:id="rId32">
         <w:r>
           <w:rPr>
@@ -806,73 +640,81 @@
             <w:color w:val="0000EE"/>
             <w:u w:val="single"/>
           </w:rPr>
-          <w:t>23:15</w:t>
+          <w:t>78:13，</w:t>
         </w:r>
       </w:hyperlink>
-      <w:r>
-        <w:rPr>
-          <w:lang w:val="zh_TW" w:bidi="zh_TW"/>
-        </w:rPr>
-        <w:t>）等等。所以，我們不一定要認為創世記的洪水描述，是指全球被淹沒。</w:t>
-      </w:r>
-    </w:p>
-    <w:p>
-      <w:pPr/>
-      <w:r>
-        <w:rPr>
-          <w:lang w:val="zh_TW" w:bidi="zh_TW"/>
-        </w:rPr>
-      </w:r>
-      <w:r>
-        <w:rPr>
-          <w:lang w:val="zh_TW" w:bidi="zh_TW"/>
-        </w:rPr>
-        <w:t>有些相信洪水覆蓋全球的學者指出，許多高山頂上都有發現海洋化石，認為洪水必定覆蓋至山巔。反對者則認為所有的山原本就來自海洋，因此山上有海洋生物的證據屬，於合理現象。人們對洪水覆蓋全球還是部分地方的看法，往往取決於他們的神學信念和對聖經的解釋。參見</w:t>
-      </w:r>
-      <w:r>
-        <w:rPr>
-          <w:lang w:val="zh_TW" w:bidi="zh_TW"/>
-        </w:rPr>
-        <w:t>「洪水的科學證據？」</w:t>
-      </w:r>
-      <w:r>
-        <w:rPr>
-          <w:lang w:val="zh_TW" w:bidi="zh_TW"/>
-        </w:rPr>
-        <w:t>。</w:t>
-      </w:r>
-    </w:p>
-    <w:p>
-      <w:pPr/>
-      <w:r>
-        <w:rPr>
-          <w:lang w:val="zh_TW" w:bidi="zh_TW"/>
-        </w:rPr>
+      <w:hyperlink r:id="rId33">
+        <w:r>
+          <w:rPr>
+            <w:lang w:val="zh_TW" w:bidi="zh_TW"/>
+          </w:rPr>
+          <w:rPr>
+            <w:color w:val="0000EE"/>
+            <w:u w:val="single"/>
+          </w:rPr>
+          <w:t>106:9）</w:t>
+        </w:r>
+      </w:hyperlink>
+      <w:r>
+        <w:rPr>
+          <w:lang w:val="zh_TW" w:bidi="zh_TW"/>
+        </w:rPr>
+        <w:t>和先知們（例如</w:t>
+      </w:r>
+      <w:hyperlink r:id="rId34">
+        <w:r>
+          <w:rPr>
+            <w:lang w:val="zh_TW" w:bidi="zh_TW"/>
+          </w:rPr>
+          <w:rPr>
+            <w:color w:val="0000EE"/>
+            <w:u w:val="single"/>
+          </w:rPr>
+          <w:t>賽43:16–17）</w:t>
+        </w:r>
+      </w:hyperlink>
+      <w:r>
+        <w:rPr>
+          <w:lang w:val="zh_TW" w:bidi="zh_TW"/>
+        </w:rPr>
+        <w:t>都提到這一點。</w:t>
       </w:r>
       <w:r>
         <w:rPr>
           <w:i/>
           <w:lang w:val="zh_TW" w:bidi="zh_TW"/>
         </w:rPr>
-        <w:t>另見</w:t>
-      </w:r>
-      <w:r>
-        <w:rPr>
-          <w:lang w:val="zh_TW" w:bidi="zh_TW"/>
-        </w:rPr>
-        <w:t>吉加墨詩史詩</w:t>
-      </w:r>
-      <w:r>
-        <w:rPr>
-          <w:lang w:val="zh_TW" w:bidi="zh_TW"/>
-        </w:rPr>
-        <w:t>；</w:t>
-      </w:r>
-      <w:r>
-        <w:rPr>
-          <w:lang w:val="zh_TW" w:bidi="zh_TW"/>
-        </w:rPr>
-        <w:t>挪亞 #1</w:t>
+        <w:t>見</w:t>
+      </w:r>
+      <w:r>
+        <w:rPr>
+          <w:lang w:val="zh_TW" w:bidi="zh_TW"/>
+        </w:rPr>
+        <w:t xml:space="preserve"> </w:t>
+      </w:r>
+      <w:r>
+        <w:rPr>
+          <w:lang w:val="zh_TW" w:bidi="zh_TW"/>
+        </w:rPr>
+        <w:t>死海，</w:t>
+      </w:r>
+      <w:r>
+        <w:rPr>
+          <w:lang w:val="zh_TW" w:bidi="zh_TW"/>
+        </w:rPr>
+        <w:t>地中海，</w:t>
+      </w:r>
+      <w:r>
+        <w:rPr>
+          <w:lang w:val="zh_TW" w:bidi="zh_TW"/>
+        </w:rPr>
+        <w:t>紅海，</w:t>
+      </w:r>
+      <w:r>
+        <w:rPr>
+          <w:lang w:val="zh_TW" w:bidi="zh_TW"/>
+        </w:rPr>
+        <w:t>加利利海</w:t>
       </w:r>
       <w:r>
         <w:rPr>

--- a/zht/docx/049.content.docx
+++ b/zht/docx/049.content.docx
@@ -19,7 +19,7 @@
         <w:rPr>
           <w:lang w:val="zh_TW" w:bidi="zh_TW"/>
         </w:rPr>
-        <w:t>Resource: 聖經詞典 (Tyndale)</w:t>
+        <w:t>Resource: Tyndale Open Bible Dictionary</w:t>
       </w:r>
       <w:r>
         <w:rPr>
@@ -112,7 +112,7 @@
         <w:rPr>
           <w:lang w:val="zh_TW" w:bidi="zh_TW"/>
         </w:rPr>
-        <w:t>聖經詞典 (Tyndale)</w:t>
+        <w:t>Tyndale Open Bible Dictionary</w:t>
       </w:r>
     </w:p>
     <w:p>
@@ -149,7 +149,7 @@
         <w:rPr>
           <w:lang w:val="zh_TW" w:bidi="zh_TW"/>
         </w:rPr>
-        <w:t>hai</w:t>
+        <w:t>guang</w:t>
       </w:r>
       <w:r>
         <w:rPr>
@@ -212,7 +212,7 @@
         <w:rPr>
           <w:lang w:val="zh_TW" w:bidi="zh_TW"/>
         </w:rPr>
-        <w:t>海</w:t>
+        <w:t>光</w:t>
       </w:r>
       <w:r>
         <w:rPr>
@@ -231,7 +231,18 @@
         <w:rPr>
           <w:lang w:val="zh_TW" w:bidi="zh_TW"/>
         </w:rPr>
-        <w:t>覆蓋地球廣大範圍的巨大鹹水體。</w:t>
+        <w:t>使眼睛得以看見的亮光。</w:t>
+      </w:r>
+    </w:p>
+    <w:p>
+      <w:pPr>
+        <w:pStyle w:val="Heading3"/>
+      </w:pPr>
+      <w:r>
+        <w:rPr>
+          <w:lang w:val="zh_TW" w:bidi="zh_TW"/>
+        </w:rPr>
+        <w:t>舊約聖經中的光</w:t>
       </w:r>
     </w:p>
     <w:p>
@@ -245,7 +256,7 @@
         <w:rPr>
           <w:lang w:val="zh_TW" w:bidi="zh_TW"/>
         </w:rPr>
-        <w:t>聖經一開始就提到海。在</w:t>
+        <w:t>在舊約聖經裡，「光」有許多不同的意思。它通常是指普通、物質的光，但也象徵屬靈的真理。神創造的第一樣事物就是光 （</w:t>
       </w:r>
       <w:hyperlink r:id="rId13">
         <w:r>
@@ -256,14 +267,14 @@
             <w:color w:val="0000EE"/>
             <w:u w:val="single"/>
           </w:rPr>
-          <w:t>創世記一章1至2節</w:t>
-        </w:r>
-      </w:hyperlink>
-      <w:r>
-        <w:rPr>
-          <w:lang w:val="zh_TW" w:bidi="zh_TW"/>
-        </w:rPr>
-        <w:t>中，我們讀到起初一切都是混沌、空虛和黑暗的，「神的靈運行在水面上。」隨著神的話語，從混沌中產生了秩序。</w:t>
+          <w:t>創1:3</w:t>
+        </w:r>
+      </w:hyperlink>
+      <w:r>
+        <w:rPr>
+          <w:lang w:val="zh_TW" w:bidi="zh_TW"/>
+        </w:rPr>
+        <w:t>）。祂也創造了日、月、星辰來發光 （</w:t>
       </w:r>
       <w:hyperlink r:id="rId14">
         <w:r>
@@ -274,14 +285,14 @@
             <w:color w:val="0000EE"/>
             <w:u w:val="single"/>
           </w:rPr>
-          <w:t>詩篇二十九篇</w:t>
-        </w:r>
-      </w:hyperlink>
-      <w:r>
-        <w:rPr>
-          <w:lang w:val="zh_TW" w:bidi="zh_TW"/>
-        </w:rPr>
-        <w:t>讚美了這一點。從</w:t>
+          <w:t>創1:16</w:t>
+        </w:r>
+      </w:hyperlink>
+      <w:r>
+        <w:rPr>
+          <w:lang w:val="zh_TW" w:bidi="zh_TW"/>
+        </w:rPr>
+        <w:t>）。有時候聖經會把光擬人化，例如約伯把光描寫成住在無人能至之處 （</w:t>
       </w:r>
       <w:hyperlink r:id="rId15">
         <w:r>
@@ -292,14 +303,14 @@
             <w:color w:val="0000EE"/>
             <w:u w:val="single"/>
           </w:rPr>
-          <w:t>創世記第一章</w:t>
-        </w:r>
-      </w:hyperlink>
-      <w:r>
-        <w:rPr>
-          <w:lang w:val="zh_TW" w:bidi="zh_TW"/>
-        </w:rPr>
-        <w:t>的創造記載中，有兩個重點值得注意：（1）海，像天地間的萬物一樣，是由神創造的；（2）神的話語分開了海與陸地。這兩點在聖經中以多種方式加以展現。</w:t>
+          <w:t>伯38:19</w:t>
+        </w:r>
+      </w:hyperlink>
+      <w:r>
+        <w:rPr>
+          <w:lang w:val="zh_TW" w:bidi="zh_TW"/>
+        </w:rPr>
+        <w:t>，參</w:t>
       </w:r>
       <w:hyperlink r:id="rId16">
         <w:r>
@@ -310,14 +321,14 @@
             <w:color w:val="0000EE"/>
             <w:u w:val="single"/>
           </w:rPr>
-          <w:t>詩篇三十三篇7節</w:t>
-        </w:r>
-      </w:hyperlink>
-      <w:r>
-        <w:rPr>
-          <w:lang w:val="zh_TW" w:bidi="zh_TW"/>
-        </w:rPr>
-        <w:t>說到：「他聚集海水如壘， 收藏深洋在庫房。」神設立海洋和陸地的界限，並在祂對約伯的話中生動地表達出來：「海水衝出，如出胎胞， 那時誰將它關閉呢……為它定界限， 又安門和閂，說：你只可到這裡，不可越過； 你狂傲的浪要到此止住。」（</w:t>
+          <w:t>24</w:t>
+        </w:r>
+      </w:hyperlink>
+      <w:r>
+        <w:rPr>
+          <w:lang w:val="zh_TW" w:bidi="zh_TW"/>
+        </w:rPr>
+        <w:t>節）。以色列人在會幕裡也使用人造的光（</w:t>
       </w:r>
       <w:hyperlink r:id="rId17">
         <w:r>
@@ -328,7 +339,7 @@
             <w:color w:val="0000EE"/>
             <w:u w:val="single"/>
           </w:rPr>
-          <w:t>伯38:8–11</w:t>
+          <w:t>出25:37</w:t>
         </w:r>
       </w:hyperlink>
       <w:r>
@@ -349,7 +360,7 @@
         <w:rPr>
           <w:lang w:val="zh_TW" w:bidi="zh_TW"/>
         </w:rPr>
-        <w:t>聖經描述神對海的掌控時說，神「步行在海浪之上」（</w:t>
+        <w:t>光是良善、振奮，或與重要人物（尤其是神）相關的象徵。傳道書中的傳道者說：「光本是佳美的」（</w:t>
       </w:r>
       <w:hyperlink r:id="rId18">
         <w:r>
@@ -360,26 +371,14 @@
             <w:color w:val="0000EE"/>
             <w:u w:val="single"/>
           </w:rPr>
-          <w:t>伯9:8</w:t>
-        </w:r>
-      </w:hyperlink>
-      <w:r>
-        <w:rPr>
-          <w:lang w:val="zh_TW" w:bidi="zh_TW"/>
-        </w:rPr>
-        <w:t>）。因此，在</w:t>
-      </w:r>
-      <w:r>
-        <w:rPr>
-          <w:lang w:val="zh_TW" w:bidi="zh_TW"/>
-        </w:rPr>
-        <w:t>神-人（God-man）</w:t>
-      </w:r>
-      <w:r>
-        <w:rPr>
-          <w:lang w:val="zh_TW" w:bidi="zh_TW"/>
-        </w:rPr>
-        <w:t>耶穌在地上的生活中，祂在海上行走（</w:t>
+          <w:t>傳11:7</w:t>
+        </w:r>
+      </w:hyperlink>
+      <w:r>
+        <w:rPr>
+          <w:lang w:val="zh_TW" w:bidi="zh_TW"/>
+        </w:rPr>
+        <w:t>）。在埃及的十災期間，埃及人陷入黑暗，而以色列人卻有光（</w:t>
       </w:r>
       <w:hyperlink r:id="rId19">
         <w:r>
@@ -390,14 +389,14 @@
             <w:color w:val="0000EE"/>
             <w:u w:val="single"/>
           </w:rPr>
-          <w:t>可6:48</w:t>
-        </w:r>
-      </w:hyperlink>
-      <w:r>
-        <w:rPr>
-          <w:lang w:val="zh_TW" w:bidi="zh_TW"/>
-        </w:rPr>
-        <w:t>）。祂也平息風浪，使門徒驚訝地問：「這到底是誰，連風和海也聽從他了。」（</w:t>
+          <w:t>出10:23</w:t>
+        </w:r>
+      </w:hyperlink>
+      <w:r>
+        <w:rPr>
+          <w:lang w:val="zh_TW" w:bidi="zh_TW"/>
+        </w:rPr>
+        <w:t>）。當以色列人出埃及時，神在白日用雲柱引導他們，又在黑夜用火柱光照他們（</w:t>
       </w:r>
       <w:hyperlink r:id="rId20">
         <w:r>
@@ -408,7 +407,91 @@
             <w:color w:val="0000EE"/>
             <w:u w:val="single"/>
           </w:rPr>
-          <w:t>可4:41</w:t>
+          <w:t>出13:21</w:t>
+        </w:r>
+      </w:hyperlink>
+      <w:r>
+        <w:rPr>
+          <w:lang w:val="zh_TW" w:bidi="zh_TW"/>
+        </w:rPr>
+        <w:t>）。這火柱在仇敵處於黑暗時，給以色列人光明（</w:t>
+      </w:r>
+      <w:hyperlink r:id="rId21">
+        <w:r>
+          <w:rPr>
+            <w:lang w:val="zh_TW" w:bidi="zh_TW"/>
+          </w:rPr>
+          <w:rPr>
+            <w:color w:val="0000EE"/>
+            <w:u w:val="single"/>
+          </w:rPr>
+          <w:t>出14:20</w:t>
+        </w:r>
+      </w:hyperlink>
+      <w:r>
+        <w:rPr>
+          <w:lang w:val="zh_TW" w:bidi="zh_TW"/>
+        </w:rPr>
+        <w:t>）。即使以色列犯罪，他們仍記得神沒有丟棄他們。火柱仍然存在，引導他們（</w:t>
+      </w:r>
+      <w:hyperlink r:id="rId22">
+        <w:r>
+          <w:rPr>
+            <w:lang w:val="zh_TW" w:bidi="zh_TW"/>
+          </w:rPr>
+          <w:rPr>
+            <w:color w:val="0000EE"/>
+            <w:u w:val="single"/>
+          </w:rPr>
+          <w:t>尼9:19</w:t>
+        </w:r>
+      </w:hyperlink>
+      <w:r>
+        <w:rPr>
+          <w:lang w:val="zh_TW" w:bidi="zh_TW"/>
+        </w:rPr>
+        <w:t>；參</w:t>
+      </w:r>
+      <w:hyperlink r:id="rId23">
+        <w:r>
+          <w:rPr>
+            <w:lang w:val="zh_TW" w:bidi="zh_TW"/>
+          </w:rPr>
+          <w:rPr>
+            <w:color w:val="0000EE"/>
+            <w:u w:val="single"/>
+          </w:rPr>
+          <w:t>尼9:12</w:t>
+        </w:r>
+      </w:hyperlink>
+      <w:r>
+        <w:rPr>
+          <w:lang w:val="zh_TW" w:bidi="zh_TW"/>
+        </w:rPr>
+        <w:t>；</w:t>
+      </w:r>
+      <w:hyperlink r:id="rId24">
+        <w:r>
+          <w:rPr>
+            <w:lang w:val="zh_TW" w:bidi="zh_TW"/>
+          </w:rPr>
+          <w:rPr>
+            <w:color w:val="0000EE"/>
+            <w:u w:val="single"/>
+          </w:rPr>
+          <w:t>詩78:14，</w:t>
+        </w:r>
+      </w:hyperlink>
+      <w:hyperlink r:id="rId25">
+        <w:r>
+          <w:rPr>
+            <w:lang w:val="zh_TW" w:bidi="zh_TW"/>
+          </w:rPr>
+          <w:rPr>
+            <w:color w:val="0000EE"/>
+            <w:u w:val="single"/>
+          </w:rPr>
+          <w:t>105:39</w:t>
         </w:r>
       </w:hyperlink>
       <w:r>
@@ -429,97 +512,7 @@
         <w:rPr>
           <w:lang w:val="zh_TW" w:bidi="zh_TW"/>
         </w:rPr>
-        <w:t>希伯來人對海及其力量抱有敬畏之心。或許因為缺乏良好的天然港口，以及他們在大部分歷史中未能控制海岸線，他們不像腓尼基人那樣是一個航海的民族。直到所羅門王時期，才提到他們擁有自己的艦隊（</w:t>
-      </w:r>
-      <w:hyperlink r:id="rId21">
-        <w:r>
-          <w:rPr>
-            <w:lang w:val="zh_TW" w:bidi="zh_TW"/>
-          </w:rPr>
-          <w:rPr>
-            <w:color w:val="0000EE"/>
-            <w:u w:val="single"/>
-          </w:rPr>
-          <w:t>王上9:26</w:t>
-        </w:r>
-      </w:hyperlink>
-      <w:r>
-        <w:rPr>
-          <w:lang w:val="zh_TW" w:bidi="zh_TW"/>
-        </w:rPr>
-        <w:t>）。動盪的海對他們來說是惡人的象徵（</w:t>
-      </w:r>
-      <w:hyperlink r:id="rId22">
-        <w:r>
-          <w:rPr>
-            <w:lang w:val="zh_TW" w:bidi="zh_TW"/>
-          </w:rPr>
-          <w:rPr>
-            <w:color w:val="0000EE"/>
-            <w:u w:val="single"/>
-          </w:rPr>
-          <w:t>賽57:20</w:t>
-        </w:r>
-      </w:hyperlink>
-      <w:r>
-        <w:rPr>
-          <w:lang w:val="zh_TW" w:bidi="zh_TW"/>
-        </w:rPr>
-        <w:t>）。「好像多水滔滔」（</w:t>
-      </w:r>
-      <w:hyperlink r:id="rId23">
-        <w:r>
-          <w:rPr>
-            <w:lang w:val="zh_TW" w:bidi="zh_TW"/>
-          </w:rPr>
-          <w:rPr>
-            <w:color w:val="0000EE"/>
-            <w:u w:val="single"/>
-          </w:rPr>
-          <w:t>賽17:13</w:t>
-        </w:r>
-      </w:hyperlink>
-      <w:r>
-        <w:rPr>
-          <w:lang w:val="zh_TW" w:bidi="zh_TW"/>
-        </w:rPr>
-        <w:t>）或「海浪匉訇」（</w:t>
-      </w:r>
-      <w:hyperlink r:id="rId24">
-        <w:r>
-          <w:rPr>
-            <w:lang w:val="zh_TW" w:bidi="zh_TW"/>
-          </w:rPr>
-          <w:rPr>
-            <w:color w:val="0000EE"/>
-            <w:u w:val="single"/>
-          </w:rPr>
-          <w:t>5:30</w:t>
-        </w:r>
-      </w:hyperlink>
-      <w:r>
-        <w:rPr>
-          <w:lang w:val="zh_TW" w:bidi="zh_TW"/>
-        </w:rPr>
-        <w:t>）使他們聯想到強大的力量，對人類能造成難以估量的傷害。在</w:t>
-      </w:r>
-      <w:hyperlink r:id="rId25">
-        <w:r>
-          <w:rPr>
-            <w:lang w:val="zh_TW" w:bidi="zh_TW"/>
-          </w:rPr>
-          <w:rPr>
-            <w:color w:val="0000EE"/>
-            <w:u w:val="single"/>
-          </w:rPr>
-          <w:t>但以理書七章3節</w:t>
-        </w:r>
-      </w:hyperlink>
-      <w:r>
-        <w:rPr>
-          <w:lang w:val="zh_TW" w:bidi="zh_TW"/>
-        </w:rPr>
-        <w:t>和</w:t>
+        <w:t>在舊約聖經中，光常代表神的祝福。約伯說：「他將深奧的事從黑暗中彰顯， 使死蔭顯為光明」（</w:t>
       </w:r>
       <w:hyperlink r:id="rId26">
         <w:r>
@@ -530,14 +523,116 @@
             <w:color w:val="0000EE"/>
             <w:u w:val="single"/>
           </w:rPr>
-          <w:t>啟示錄十三章1節</w:t>
-        </w:r>
-      </w:hyperlink>
-      <w:r>
-        <w:rPr>
-          <w:lang w:val="zh_TW" w:bidi="zh_TW"/>
-        </w:rPr>
-        <w:t>中，那些敵對神的權勢被描述為從海中上來的獸。</w:t>
+          <w:t>伯12:22</w:t>
+        </w:r>
+      </w:hyperlink>
+      <w:r>
+        <w:rPr>
+          <w:lang w:val="zh_TW" w:bidi="zh_TW"/>
+        </w:rPr>
+        <w:t>）。當約伯遭遇患難時，他記得從前神光照他的道路，使他覺得安穩（</w:t>
+      </w:r>
+      <w:hyperlink r:id="rId27">
+        <w:r>
+          <w:rPr>
+            <w:lang w:val="zh_TW" w:bidi="zh_TW"/>
+          </w:rPr>
+          <w:rPr>
+            <w:color w:val="0000EE"/>
+            <w:u w:val="single"/>
+          </w:rPr>
+          <w:t>伯29:2–3</w:t>
+        </w:r>
+      </w:hyperlink>
+      <w:r>
+        <w:rPr>
+          <w:lang w:val="zh_TW" w:bidi="zh_TW"/>
+        </w:rPr>
+        <w:t>）。約伯的朋友以利法也說，若約伯聽從他的勸告，「亮光也必照耀你的路」（</w:t>
+      </w:r>
+      <w:hyperlink r:id="rId28">
+        <w:r>
+          <w:rPr>
+            <w:lang w:val="zh_TW" w:bidi="zh_TW"/>
+          </w:rPr>
+          <w:rPr>
+            <w:color w:val="0000EE"/>
+            <w:u w:val="single"/>
+          </w:rPr>
+          <w:t>伯22:28</w:t>
+        </w:r>
+      </w:hyperlink>
+      <w:r>
+        <w:rPr>
+          <w:lang w:val="zh_TW" w:bidi="zh_TW"/>
+        </w:rPr>
+        <w:t>）。詩篇的作者同樣把神點亮他的燈視為賜福（</w:t>
+      </w:r>
+      <w:hyperlink r:id="rId29">
+        <w:r>
+          <w:rPr>
+            <w:lang w:val="zh_TW" w:bidi="zh_TW"/>
+          </w:rPr>
+          <w:rPr>
+            <w:color w:val="0000EE"/>
+            <w:u w:val="single"/>
+          </w:rPr>
+          <w:t>詩18:28，</w:t>
+        </w:r>
+      </w:hyperlink>
+      <w:hyperlink r:id="rId30">
+        <w:r>
+          <w:rPr>
+            <w:lang w:val="zh_TW" w:bidi="zh_TW"/>
+          </w:rPr>
+          <w:rPr>
+            <w:color w:val="0000EE"/>
+            <w:u w:val="single"/>
+          </w:rPr>
+          <w:t>118:27</w:t>
+        </w:r>
+      </w:hyperlink>
+      <w:r>
+        <w:rPr>
+          <w:lang w:val="zh_TW" w:bidi="zh_TW"/>
+        </w:rPr>
+        <w:t>；參</w:t>
+      </w:r>
+      <w:hyperlink r:id="rId31">
+        <w:r>
+          <w:rPr>
+            <w:lang w:val="zh_TW" w:bidi="zh_TW"/>
+          </w:rPr>
+          <w:rPr>
+            <w:color w:val="0000EE"/>
+            <w:u w:val="single"/>
+          </w:rPr>
+          <w:t>97:11</w:t>
+        </w:r>
+      </w:hyperlink>
+      <w:r>
+        <w:rPr>
+          <w:lang w:val="zh_TW" w:bidi="zh_TW"/>
+        </w:rPr>
+        <w:t>，</w:t>
+      </w:r>
+      <w:hyperlink r:id="rId32">
+        <w:r>
+          <w:rPr>
+            <w:lang w:val="zh_TW" w:bidi="zh_TW"/>
+          </w:rPr>
+          <w:rPr>
+            <w:color w:val="0000EE"/>
+            <w:u w:val="single"/>
+          </w:rPr>
+          <w:t>112:4</w:t>
+        </w:r>
+      </w:hyperlink>
+      <w:r>
+        <w:rPr>
+          <w:lang w:val="zh_TW" w:bidi="zh_TW"/>
+        </w:rPr>
+        <w:t>）。</w:t>
       </w:r>
     </w:p>
     <w:p>
@@ -551,98 +646,8 @@
         <w:rPr>
           <w:lang w:val="zh_TW" w:bidi="zh_TW"/>
         </w:rPr>
-        <w:t>然而，正如所述，神掌管海洋。祂能拯救那些信靠祂的人「從大水中拉上來」（</w:t>
-      </w:r>
-      <w:hyperlink r:id="rId27">
-        <w:r>
-          <w:rPr>
-            <w:lang w:val="zh_TW" w:bidi="zh_TW"/>
-          </w:rPr>
-          <w:rPr>
-            <w:color w:val="0000EE"/>
-            <w:u w:val="single"/>
-          </w:rPr>
-          <w:t>詩18:16），</w:t>
-        </w:r>
-      </w:hyperlink>
-      <w:r>
-        <w:rPr>
-          <w:lang w:val="zh_TW" w:bidi="zh_TW"/>
-        </w:rPr>
-        <w:t>並保護那些在海上航行的人（</w:t>
-      </w:r>
-      <w:hyperlink r:id="rId28">
-        <w:r>
-          <w:rPr>
-            <w:lang w:val="zh_TW" w:bidi="zh_TW"/>
-          </w:rPr>
-          <w:rPr>
-            <w:color w:val="0000EE"/>
-            <w:u w:val="single"/>
-          </w:rPr>
-          <w:t>107:23–31）</w:t>
-        </w:r>
-      </w:hyperlink>
-      <w:r>
-        <w:rPr>
-          <w:lang w:val="zh_TW" w:bidi="zh_TW"/>
-        </w:rPr>
-        <w:t>。人們總是記得神曾在海中開出一條道路，讓他們出埃及時通過（</w:t>
-      </w:r>
-      <w:hyperlink r:id="rId29">
-        <w:r>
-          <w:rPr>
-            <w:lang w:val="zh_TW" w:bidi="zh_TW"/>
-          </w:rPr>
-          <w:rPr>
-            <w:color w:val="0000EE"/>
-            <w:u w:val="single"/>
-          </w:rPr>
-          <w:t>出15:19）</w:t>
-        </w:r>
-      </w:hyperlink>
-      <w:r>
-        <w:rPr>
-          <w:lang w:val="zh_TW" w:bidi="zh_TW"/>
-        </w:rPr>
-        <w:t>。詩篇作者（</w:t>
-      </w:r>
-      <w:hyperlink r:id="rId30">
-        <w:r>
-          <w:rPr>
-            <w:lang w:val="zh_TW" w:bidi="zh_TW"/>
-          </w:rPr>
-          <w:rPr>
-            <w:color w:val="0000EE"/>
-            <w:u w:val="single"/>
-          </w:rPr>
-          <w:t>詩74:13，</w:t>
-        </w:r>
-      </w:hyperlink>
-      <w:hyperlink r:id="rId31">
-        <w:r>
-          <w:rPr>
-            <w:lang w:val="zh_TW" w:bidi="zh_TW"/>
-          </w:rPr>
-          <w:rPr>
-            <w:color w:val="0000EE"/>
-            <w:u w:val="single"/>
-          </w:rPr>
-          <w:t>77:16，</w:t>
-        </w:r>
-      </w:hyperlink>
-      <w:hyperlink r:id="rId32">
-        <w:r>
-          <w:rPr>
-            <w:lang w:val="zh_TW" w:bidi="zh_TW"/>
-          </w:rPr>
-          <w:rPr>
-            <w:color w:val="0000EE"/>
-            <w:u w:val="single"/>
-          </w:rPr>
-          <w:t>78:13，</w:t>
-        </w:r>
-      </w:hyperlink>
+        <w:t>光與神密切相連。聖經甚至說神就是光：「耶和華卻要作你永遠的光」（</w:t>
+      </w:r>
       <w:hyperlink r:id="rId33">
         <w:r>
           <w:rPr>
@@ -652,14 +657,14 @@
             <w:color w:val="0000EE"/>
             <w:u w:val="single"/>
           </w:rPr>
-          <w:t>106:9）</w:t>
-        </w:r>
-      </w:hyperlink>
-      <w:r>
-        <w:rPr>
-          <w:lang w:val="zh_TW" w:bidi="zh_TW"/>
-        </w:rPr>
-        <w:t>和先知們（例如</w:t>
+          <w:t>賽60:19–20</w:t>
+        </w:r>
+      </w:hyperlink>
+      <w:r>
+        <w:rPr>
+          <w:lang w:val="zh_TW" w:bidi="zh_TW"/>
+        </w:rPr>
+        <w:t>）。詩人歡欣地說：「耶和華是我的亮光，是我的拯救」（</w:t>
       </w:r>
       <w:hyperlink r:id="rId34">
         <w:r>
@@ -670,21 +675,1060 @@
             <w:color w:val="0000EE"/>
             <w:u w:val="single"/>
           </w:rPr>
-          <w:t>賽43:16–17）</w:t>
-        </w:r>
-      </w:hyperlink>
-      <w:r>
-        <w:rPr>
-          <w:lang w:val="zh_TW" w:bidi="zh_TW"/>
-        </w:rPr>
-        <w:t>都提到這一點。</w:t>
+          <w:t>詩27:1</w:t>
+        </w:r>
+      </w:hyperlink>
+      <w:r>
+        <w:rPr>
+          <w:lang w:val="zh_TW" w:bidi="zh_TW"/>
+        </w:rPr>
+        <w:t>）。詩人描述神披上亮光，如披外袍（</w:t>
+      </w:r>
+      <w:hyperlink r:id="rId35">
+        <w:r>
+          <w:rPr>
+            <w:lang w:val="zh_TW" w:bidi="zh_TW"/>
+          </w:rPr>
+          <w:rPr>
+            <w:color w:val="0000EE"/>
+            <w:u w:val="single"/>
+          </w:rPr>
+          <w:t>詩104:2</w:t>
+        </w:r>
+      </w:hyperlink>
+      <w:r>
+        <w:rPr>
+          <w:lang w:val="zh_TW" w:bidi="zh_TW"/>
+        </w:rPr>
+        <w:t>），光明也與祂同居（</w:t>
+      </w:r>
+      <w:hyperlink r:id="rId36">
+        <w:r>
+          <w:rPr>
+            <w:lang w:val="zh_TW" w:bidi="zh_TW"/>
+          </w:rPr>
+          <w:rPr>
+            <w:color w:val="0000EE"/>
+            <w:u w:val="single"/>
+          </w:rPr>
+          <w:t>但2:22</w:t>
+        </w:r>
+      </w:hyperlink>
+      <w:r>
+        <w:rPr>
+          <w:lang w:val="zh_TW" w:bidi="zh_TW"/>
+        </w:rPr>
+        <w:t>）。對神來說，黑暗和光都是一樣的，沒有什麼能向祂隱藏（</w:t>
+      </w:r>
+      <w:hyperlink r:id="rId37">
+        <w:r>
+          <w:rPr>
+            <w:lang w:val="zh_TW" w:bidi="zh_TW"/>
+          </w:rPr>
+          <w:rPr>
+            <w:color w:val="0000EE"/>
+            <w:u w:val="single"/>
+          </w:rPr>
+          <w:t>詩139:12</w:t>
+        </w:r>
+      </w:hyperlink>
+      <w:r>
+        <w:rPr>
+          <w:lang w:val="zh_TW" w:bidi="zh_TW"/>
+        </w:rPr>
+        <w:t>）。先知彌迦也描述神為光，祂要使祂的僕人進入光明（</w:t>
+      </w:r>
+      <w:hyperlink r:id="rId38">
+        <w:r>
+          <w:rPr>
+            <w:lang w:val="zh_TW" w:bidi="zh_TW"/>
+          </w:rPr>
+          <w:rPr>
+            <w:color w:val="0000EE"/>
+            <w:u w:val="single"/>
+          </w:rPr>
+          <w:t>彌7:8–9</w:t>
+        </w:r>
+      </w:hyperlink>
+      <w:r>
+        <w:rPr>
+          <w:lang w:val="zh_TW" w:bidi="zh_TW"/>
+        </w:rPr>
+        <w:t>），顯明神要賜福給祂的百姓，使他們得勝。</w:t>
+      </w:r>
+    </w:p>
+    <w:p>
+      <w:pPr/>
+      <w:r>
+        <w:rPr>
+          <w:lang w:val="zh_TW" w:bidi="zh_TW"/>
+        </w:rPr>
+      </w:r>
+      <w:r>
+        <w:rPr>
+          <w:lang w:val="zh_TW" w:bidi="zh_TW"/>
+        </w:rPr>
+        <w:t>神的賜福常被形容為「他臉上的光」。在</w:t>
+      </w:r>
+      <w:hyperlink r:id="rId39">
+        <w:r>
+          <w:rPr>
+            <w:lang w:val="zh_TW" w:bidi="zh_TW"/>
+          </w:rPr>
+          <w:rPr>
+            <w:color w:val="0000EE"/>
+            <w:u w:val="single"/>
+          </w:rPr>
+          <w:t>詩篇四篇6節</w:t>
+        </w:r>
+      </w:hyperlink>
+      <w:r>
+        <w:rPr>
+          <w:lang w:val="zh_TW" w:bidi="zh_TW"/>
+        </w:rPr>
+        <w:t>中，詩人說：「耶和華啊，求你仰起臉來，光照我們。」這裡的光就是指神的恩惠。</w:t>
+      </w:r>
+      <w:hyperlink r:id="rId40">
+        <w:r>
+          <w:rPr>
+            <w:lang w:val="zh_TW" w:bidi="zh_TW"/>
+          </w:rPr>
+          <w:rPr>
+            <w:color w:val="0000EE"/>
+            <w:u w:val="single"/>
+          </w:rPr>
+          <w:t>詩篇四十四篇3節</w:t>
+        </w:r>
+      </w:hyperlink>
+      <w:r>
+        <w:rPr>
+          <w:lang w:val="zh_TW" w:bidi="zh_TW"/>
+        </w:rPr>
+        <w:t>表明，神的光、祂的右手和祂的慈愛，使祂的百姓得勝。那些行在神光中的人是有福的（</w:t>
+      </w:r>
+      <w:hyperlink r:id="rId41">
+        <w:r>
+          <w:rPr>
+            <w:lang w:val="zh_TW" w:bidi="zh_TW"/>
+          </w:rPr>
+          <w:rPr>
+            <w:color w:val="0000EE"/>
+            <w:u w:val="single"/>
+          </w:rPr>
+          <w:t>詩89:15</w:t>
+        </w:r>
+      </w:hyperlink>
+      <w:r>
+        <w:rPr>
+          <w:lang w:val="zh_TW" w:bidi="zh_TW"/>
+        </w:rPr>
+        <w:t>），但這光也揭露隱而未現的罪（</w:t>
+      </w:r>
+      <w:hyperlink r:id="rId42">
+        <w:r>
+          <w:rPr>
+            <w:lang w:val="zh_TW" w:bidi="zh_TW"/>
+          </w:rPr>
+          <w:rPr>
+            <w:color w:val="0000EE"/>
+            <w:u w:val="single"/>
+          </w:rPr>
+          <w:t>詩90:8</w:t>
+        </w:r>
+      </w:hyperlink>
+      <w:r>
+        <w:rPr>
+          <w:lang w:val="zh_TW" w:bidi="zh_TW"/>
+        </w:rPr>
+        <w:t>）。沒有人能躲避神的鑒察，但祂的光主要代表祂同在所帶來的賜福。有一次，約伯也用這個詞語來形容來自他人的恩待（</w:t>
+      </w:r>
+      <w:hyperlink r:id="rId43">
+        <w:r>
+          <w:rPr>
+            <w:lang w:val="zh_TW" w:bidi="zh_TW"/>
+          </w:rPr>
+          <w:rPr>
+            <w:color w:val="0000EE"/>
+            <w:u w:val="single"/>
+          </w:rPr>
+          <w:t>約29:24</w:t>
+        </w:r>
+      </w:hyperlink>
+      <w:r>
+        <w:rPr>
+          <w:lang w:val="zh_TW" w:bidi="zh_TW"/>
+        </w:rPr>
+        <w:t>）。神所賜的光，使祂的僕人能與人分享祂的賜福（</w:t>
+      </w:r>
+      <w:hyperlink r:id="rId44">
+        <w:r>
+          <w:rPr>
+            <w:lang w:val="zh_TW" w:bidi="zh_TW"/>
+          </w:rPr>
+          <w:rPr>
+            <w:color w:val="0000EE"/>
+            <w:u w:val="single"/>
+          </w:rPr>
+          <w:t>賽42:6</w:t>
+        </w:r>
+      </w:hyperlink>
+      <w:r>
+        <w:rPr>
+          <w:lang w:val="zh_TW" w:bidi="zh_TW"/>
+        </w:rPr>
+        <w:t>，</w:t>
+      </w:r>
+      <w:hyperlink r:id="rId45">
+        <w:r>
+          <w:rPr>
+            <w:lang w:val="zh_TW" w:bidi="zh_TW"/>
+          </w:rPr>
+          <w:rPr>
+            <w:color w:val="0000EE"/>
+            <w:u w:val="single"/>
+          </w:rPr>
+          <w:t>49:6</w:t>
+        </w:r>
+      </w:hyperlink>
+      <w:r>
+        <w:rPr>
+          <w:lang w:val="zh_TW" w:bidi="zh_TW"/>
+        </w:rPr>
+        <w:t>）。</w:t>
+      </w:r>
+    </w:p>
+    <w:p>
+      <w:pPr/>
+      <w:r>
+        <w:rPr>
+          <w:lang w:val="zh_TW" w:bidi="zh_TW"/>
+        </w:rPr>
+      </w:r>
+      <w:r>
+        <w:rPr>
+          <w:lang w:val="zh_TW" w:bidi="zh_TW"/>
+        </w:rPr>
+        <w:t>神的公義也與光相連。祂說：「我必堅定我的公理為萬民之光」（</w:t>
+      </w:r>
+      <w:hyperlink r:id="rId46">
+        <w:r>
+          <w:rPr>
+            <w:lang w:val="zh_TW" w:bidi="zh_TW"/>
+          </w:rPr>
+          <w:rPr>
+            <w:color w:val="0000EE"/>
+            <w:u w:val="single"/>
+          </w:rPr>
+          <w:t>賽51:4</w:t>
+        </w:r>
+      </w:hyperlink>
+      <w:r>
+        <w:rPr>
+          <w:lang w:val="zh_TW" w:bidi="zh_TW"/>
+        </w:rPr>
+        <w:t>）。在這上下文中，神的光是大有能力的，好像烈火一般。光也與善行有關，正如箴言所說：「但義人的路好像黎明的光」（</w:t>
+      </w:r>
+      <w:hyperlink r:id="rId47">
+        <w:r>
+          <w:rPr>
+            <w:lang w:val="zh_TW" w:bidi="zh_TW"/>
+          </w:rPr>
+          <w:rPr>
+            <w:color w:val="0000EE"/>
+            <w:u w:val="single"/>
+          </w:rPr>
+          <w:t>箴4:18</w:t>
+        </w:r>
+      </w:hyperlink>
+      <w:r>
+        <w:rPr>
+          <w:lang w:val="zh_TW" w:bidi="zh_TW"/>
+        </w:rPr>
+        <w:t>）。</w:t>
+      </w:r>
+    </w:p>
+    <w:p>
+      <w:pPr/>
+      <w:r>
+        <w:rPr>
+          <w:lang w:val="zh_TW" w:bidi="zh_TW"/>
+        </w:rPr>
+      </w:r>
+      <w:r>
+        <w:rPr>
+          <w:lang w:val="zh_TW" w:bidi="zh_TW"/>
+        </w:rPr>
+        <w:t>光的缺乏被用來象徵災難。有些人「無光，在黑暗中摸索」（</w:t>
+      </w:r>
+      <w:hyperlink r:id="rId48">
+        <w:r>
+          <w:rPr>
+            <w:lang w:val="zh_TW" w:bidi="zh_TW"/>
+          </w:rPr>
+          <w:rPr>
+            <w:color w:val="0000EE"/>
+            <w:u w:val="single"/>
+          </w:rPr>
+          <w:t>伯12:25</w:t>
+        </w:r>
+      </w:hyperlink>
+      <w:r>
+        <w:rPr>
+          <w:lang w:val="zh_TW" w:bidi="zh_TW"/>
+        </w:rPr>
+        <w:t>）。約伯的朋友比勒達認為惡人的燈必因懲罰而熄滅（</w:t>
+      </w:r>
+      <w:hyperlink r:id="rId49">
+        <w:r>
+          <w:rPr>
+            <w:lang w:val="zh_TW" w:bidi="zh_TW"/>
+          </w:rPr>
+          <w:rPr>
+            <w:color w:val="0000EE"/>
+            <w:u w:val="single"/>
+          </w:rPr>
+          <w:t>伯18:5–17</w:t>
+        </w:r>
+      </w:hyperlink>
+      <w:r>
+        <w:rPr>
+          <w:lang w:val="zh_TW" w:bidi="zh_TW"/>
+        </w:rPr>
+        <w:t>）。巴比倫毀滅耶路撒冷之後，百姓哀歎說：「他引導我，使我行在黑暗中， 不行在光明裡」（</w:t>
+      </w:r>
+      <w:hyperlink r:id="rId50">
+        <w:r>
+          <w:rPr>
+            <w:lang w:val="zh_TW" w:bidi="zh_TW"/>
+          </w:rPr>
+          <w:rPr>
+            <w:color w:val="0000EE"/>
+            <w:u w:val="single"/>
+          </w:rPr>
+          <w:t>哀3:2</w:t>
+        </w:r>
+      </w:hyperlink>
+      <w:r>
+        <w:rPr>
+          <w:lang w:val="zh_TW" w:bidi="zh_TW"/>
+        </w:rPr>
+        <w:t>）。</w:t>
+      </w:r>
+    </w:p>
+    <w:p>
+      <w:pPr>
+        <w:pStyle w:val="Heading3"/>
+      </w:pPr>
+      <w:r>
+        <w:rPr>
+          <w:lang w:val="zh_TW" w:bidi="zh_TW"/>
+        </w:rPr>
+        <w:t>新約聖經中的光</w:t>
+      </w:r>
+    </w:p>
+    <w:p>
+      <w:pPr/>
+      <w:r>
+        <w:rPr>
+          <w:lang w:val="zh_TW" w:bidi="zh_TW"/>
+        </w:rPr>
+      </w:r>
+      <w:r>
+        <w:rPr>
+          <w:lang w:val="zh_TW" w:bidi="zh_TW"/>
+        </w:rPr>
+        <w:t>新約聖經所提到的光，通常具有象徵意義。例如，大數的掃羅在往大馬士革的路上遇見「從天上發光」（</w:t>
+      </w:r>
+      <w:hyperlink r:id="rId51">
+        <w:r>
+          <w:rPr>
+            <w:lang w:val="zh_TW" w:bidi="zh_TW"/>
+          </w:rPr>
+          <w:rPr>
+            <w:color w:val="0000EE"/>
+            <w:u w:val="single"/>
+          </w:rPr>
+          <w:t>徒9:3</w:t>
+        </w:r>
+      </w:hyperlink>
+      <w:r>
+        <w:rPr>
+          <w:lang w:val="zh_TW" w:bidi="zh_TW"/>
+        </w:rPr>
+        <w:t>；參</w:t>
+      </w:r>
+      <w:hyperlink r:id="rId52">
+        <w:r>
+          <w:rPr>
+            <w:lang w:val="zh_TW" w:bidi="zh_TW"/>
+          </w:rPr>
+          <w:rPr>
+            <w:color w:val="0000EE"/>
+            <w:u w:val="single"/>
+          </w:rPr>
+          <w:t>22:6–11</w:t>
+        </w:r>
+      </w:hyperlink>
+      <w:r>
+        <w:rPr>
+          <w:lang w:val="zh_TW" w:bidi="zh_TW"/>
+        </w:rPr>
+        <w:t>，</w:t>
+      </w:r>
+      <w:hyperlink r:id="rId53">
+        <w:r>
+          <w:rPr>
+            <w:lang w:val="zh_TW" w:bidi="zh_TW"/>
+          </w:rPr>
+          <w:rPr>
+            <w:color w:val="0000EE"/>
+            <w:u w:val="single"/>
+          </w:rPr>
+          <w:t>26:13</w:t>
+        </w:r>
+      </w:hyperlink>
+      <w:r>
+        <w:rPr>
+          <w:lang w:val="zh_TW" w:bidi="zh_TW"/>
+        </w:rPr>
+        <w:t>），那到底是普通的光，還是別的東西，並不明確。同樣，彼得在監獄裡時，「屋裡有光照耀」（</w:t>
+      </w:r>
+      <w:hyperlink r:id="rId54">
+        <w:r>
+          <w:rPr>
+            <w:lang w:val="zh_TW" w:bidi="zh_TW"/>
+          </w:rPr>
+          <w:rPr>
+            <w:color w:val="0000EE"/>
+            <w:u w:val="single"/>
+          </w:rPr>
+          <w:t>徒12:7</w:t>
+        </w:r>
+      </w:hyperlink>
+      <w:r>
+        <w:rPr>
+          <w:lang w:val="zh_TW" w:bidi="zh_TW"/>
+        </w:rPr>
+        <w:t>）。而天上的城不需要物質的光，因為「主神要光照他們」（</w:t>
+      </w:r>
+      <w:hyperlink r:id="rId55">
+        <w:r>
+          <w:rPr>
+            <w:lang w:val="zh_TW" w:bidi="zh_TW"/>
+          </w:rPr>
+          <w:rPr>
+            <w:color w:val="0000EE"/>
+            <w:u w:val="single"/>
+          </w:rPr>
+          <w:t>啟22:5</w:t>
+        </w:r>
+      </w:hyperlink>
+      <w:r>
+        <w:rPr>
+          <w:lang w:val="zh_TW" w:bidi="zh_TW"/>
+        </w:rPr>
+        <w:t>，參</w:t>
+      </w:r>
+      <w:hyperlink r:id="rId56">
+        <w:r>
+          <w:rPr>
+            <w:lang w:val="zh_TW" w:bidi="zh_TW"/>
+          </w:rPr>
+          <w:rPr>
+            <w:color w:val="0000EE"/>
+            <w:u w:val="single"/>
+          </w:rPr>
+          <w:t>21:11、23–24</w:t>
+        </w:r>
+      </w:hyperlink>
+      <w:r>
+        <w:rPr>
+          <w:lang w:val="zh_TW" w:bidi="zh_TW"/>
+        </w:rPr>
+        <w:t>）。</w:t>
+      </w:r>
+    </w:p>
+    <w:p>
+      <w:pPr/>
+      <w:r>
+        <w:rPr>
+          <w:lang w:val="zh_TW" w:bidi="zh_TW"/>
+        </w:rPr>
+      </w:r>
+      <w:r>
+        <w:rPr>
+          <w:lang w:val="zh_TW" w:bidi="zh_TW"/>
+        </w:rPr>
+        <w:t>神與光的連繫是新約聖經的常見主題。使徒約翰寫道：「神就是光，在他毫無黑暗」（</w:t>
+      </w:r>
+      <w:hyperlink r:id="rId57">
+        <w:r>
+          <w:rPr>
+            <w:lang w:val="zh_TW" w:bidi="zh_TW"/>
+          </w:rPr>
+          <w:rPr>
+            <w:color w:val="0000EE"/>
+            <w:u w:val="single"/>
+          </w:rPr>
+          <w:t>約一1:5</w:t>
+        </w:r>
+      </w:hyperlink>
+      <w:r>
+        <w:rPr>
+          <w:lang w:val="zh_TW" w:bidi="zh_TW"/>
+        </w:rPr>
+        <w:t>）。雅各書稱神為「眾光之父」（</w:t>
+      </w:r>
+      <w:hyperlink r:id="rId58">
+        <w:r>
+          <w:rPr>
+            <w:lang w:val="zh_TW" w:bidi="zh_TW"/>
+          </w:rPr>
+          <w:rPr>
+            <w:color w:val="0000EE"/>
+            <w:u w:val="single"/>
+          </w:rPr>
+          <w:t>雅1:17</w:t>
+        </w:r>
+      </w:hyperlink>
+      <w:r>
+        <w:rPr>
+          <w:lang w:val="zh_TW" w:bidi="zh_TW"/>
+        </w:rPr>
+        <w:t>）。聖經也形容神住在人不能靠近的光裡（</w:t>
+      </w:r>
+      <w:hyperlink r:id="rId59">
+        <w:r>
+          <w:rPr>
+            <w:lang w:val="zh_TW" w:bidi="zh_TW"/>
+          </w:rPr>
+          <w:rPr>
+            <w:color w:val="0000EE"/>
+            <w:u w:val="single"/>
+          </w:rPr>
+          <w:t>提前6:16</w:t>
+        </w:r>
+      </w:hyperlink>
+      <w:r>
+        <w:rPr>
+          <w:lang w:val="zh_TW" w:bidi="zh_TW"/>
+        </w:rPr>
+        <w:t>；另見</w:t>
+      </w:r>
+      <w:hyperlink r:id="rId60">
+        <w:r>
+          <w:rPr>
+            <w:lang w:val="zh_TW" w:bidi="zh_TW"/>
+          </w:rPr>
+          <w:rPr>
+            <w:color w:val="0000EE"/>
+            <w:u w:val="single"/>
+          </w:rPr>
+          <w:t>約一1:7</w:t>
+        </w:r>
+      </w:hyperlink>
+      <w:r>
+        <w:rPr>
+          <w:lang w:val="zh_TW" w:bidi="zh_TW"/>
+        </w:rPr>
+        <w:t>）。耶穌說：「我是世界的光」（</w:t>
+      </w:r>
+      <w:hyperlink r:id="rId61">
+        <w:r>
+          <w:rPr>
+            <w:lang w:val="zh_TW" w:bidi="zh_TW"/>
+          </w:rPr>
+          <w:rPr>
+            <w:color w:val="0000EE"/>
+            <w:u w:val="single"/>
+          </w:rPr>
+          <w:t>約8:12</w:t>
+        </w:r>
+      </w:hyperlink>
+      <w:r>
+        <w:rPr>
+          <w:lang w:val="zh_TW" w:bidi="zh_TW"/>
+        </w:rPr>
+        <w:t>，另見</w:t>
+      </w:r>
+      <w:hyperlink r:id="rId62">
+        <w:r>
+          <w:rPr>
+            <w:lang w:val="zh_TW" w:bidi="zh_TW"/>
+          </w:rPr>
+          <w:rPr>
+            <w:color w:val="0000EE"/>
+            <w:u w:val="single"/>
+          </w:rPr>
+          <w:t>9:5</w:t>
+        </w:r>
+      </w:hyperlink>
+      <w:r>
+        <w:rPr>
+          <w:lang w:val="zh_TW" w:bidi="zh_TW"/>
+        </w:rPr>
+        <w:t>），並且「我到世上來，乃是光，叫凡信我的，不住在黑暗裡」（</w:t>
+      </w:r>
+      <w:hyperlink r:id="rId63">
+        <w:r>
+          <w:rPr>
+            <w:lang w:val="zh_TW" w:bidi="zh_TW"/>
+          </w:rPr>
+          <w:rPr>
+            <w:color w:val="0000EE"/>
+            <w:u w:val="single"/>
+          </w:rPr>
+          <w:t>約12:46</w:t>
+        </w:r>
+      </w:hyperlink>
+      <w:r>
+        <w:rPr>
+          <w:lang w:val="zh_TW" w:bidi="zh_TW"/>
+        </w:rPr>
+        <w:t>）。使徒約翰說，耶穌自己就是光（</w:t>
+      </w:r>
+      <w:hyperlink r:id="rId64">
+        <w:r>
+          <w:rPr>
+            <w:lang w:val="zh_TW" w:bidi="zh_TW"/>
+          </w:rPr>
+          <w:rPr>
+            <w:color w:val="0000EE"/>
+            <w:u w:val="single"/>
+          </w:rPr>
+          <w:t>約1:1–10</w:t>
+        </w:r>
+      </w:hyperlink>
+      <w:r>
+        <w:rPr>
+          <w:lang w:val="zh_TW" w:bidi="zh_TW"/>
+        </w:rPr>
+        <w:t>）。施洗約翰來為這光作見證，好叫眾人因他可以信（</w:t>
+      </w:r>
+      <w:hyperlink r:id="rId65">
+        <w:r>
+          <w:rPr>
+            <w:lang w:val="zh_TW" w:bidi="zh_TW"/>
+          </w:rPr>
+          <w:rPr>
+            <w:color w:val="0000EE"/>
+            <w:u w:val="single"/>
+          </w:rPr>
+          <w:t>約1:7–8</w:t>
+        </w:r>
+      </w:hyperlink>
+      <w:r>
+        <w:rPr>
+          <w:lang w:val="zh_TW" w:bidi="zh_TW"/>
+        </w:rPr>
+        <w:t>）。凡接受這光的人，就得著權柄，作神的兒女（</w:t>
+      </w:r>
+      <w:hyperlink r:id="rId66">
+        <w:r>
+          <w:rPr>
+            <w:lang w:val="zh_TW" w:bidi="zh_TW"/>
+          </w:rPr>
+          <w:rPr>
+            <w:color w:val="0000EE"/>
+            <w:u w:val="single"/>
+          </w:rPr>
+          <w:t>約1:9–12</w:t>
+        </w:r>
+      </w:hyperlink>
+      <w:r>
+        <w:rPr>
+          <w:lang w:val="zh_TW" w:bidi="zh_TW"/>
+        </w:rPr>
+        <w:t>）。有時，光也用來表示人認識神與祂救恩的啟示（</w:t>
+      </w:r>
+      <w:hyperlink r:id="rId67">
+        <w:r>
+          <w:rPr>
+            <w:lang w:val="zh_TW" w:bidi="zh_TW"/>
+          </w:rPr>
+          <w:rPr>
+            <w:color w:val="0000EE"/>
+            <w:u w:val="single"/>
+          </w:rPr>
+          <w:t>太4:16</w:t>
+        </w:r>
+      </w:hyperlink>
+      <w:r>
+        <w:rPr>
+          <w:lang w:val="zh_TW" w:bidi="zh_TW"/>
+        </w:rPr>
+        <w:t>；</w:t>
+      </w:r>
+      <w:hyperlink r:id="rId68">
+        <w:r>
+          <w:rPr>
+            <w:lang w:val="zh_TW" w:bidi="zh_TW"/>
+          </w:rPr>
+          <w:rPr>
+            <w:color w:val="0000EE"/>
+            <w:u w:val="single"/>
+          </w:rPr>
+          <w:t>路2:32</w:t>
+        </w:r>
+      </w:hyperlink>
+      <w:r>
+        <w:rPr>
+          <w:lang w:val="zh_TW" w:bidi="zh_TW"/>
+        </w:rPr>
+        <w:t>；</w:t>
+      </w:r>
+      <w:hyperlink r:id="rId69">
+        <w:r>
+          <w:rPr>
+            <w:lang w:val="zh_TW" w:bidi="zh_TW"/>
+          </w:rPr>
+          <w:rPr>
+            <w:color w:val="0000EE"/>
+            <w:u w:val="single"/>
+          </w:rPr>
+          <w:t>徒13:47，</w:t>
+        </w:r>
+      </w:hyperlink>
+      <w:hyperlink r:id="rId70">
+        <w:r>
+          <w:rPr>
+            <w:lang w:val="zh_TW" w:bidi="zh_TW"/>
+          </w:rPr>
+          <w:rPr>
+            <w:color w:val="0000EE"/>
+            <w:u w:val="single"/>
+          </w:rPr>
+          <w:t>26:18</w:t>
+        </w:r>
+      </w:hyperlink>
+      <w:r>
+        <w:rPr>
+          <w:lang w:val="zh_TW" w:bidi="zh_TW"/>
+        </w:rPr>
+        <w:t>）。</w:t>
+      </w:r>
+    </w:p>
+    <w:p>
+      <w:pPr/>
+      <w:r>
+        <w:rPr>
+          <w:lang w:val="zh_TW" w:bidi="zh_TW"/>
+        </w:rPr>
+      </w:r>
+      <w:r>
+        <w:rPr>
+          <w:lang w:val="zh_TW" w:bidi="zh_TW"/>
+        </w:rPr>
+        <w:t>約翰寫道，那光照在黑暗裡，黑暗卻不接受光（</w:t>
+      </w:r>
+      <w:hyperlink r:id="rId71">
+        <w:r>
+          <w:rPr>
+            <w:lang w:val="zh_TW" w:bidi="zh_TW"/>
+          </w:rPr>
+          <w:rPr>
+            <w:color w:val="0000EE"/>
+            <w:u w:val="single"/>
+          </w:rPr>
+          <w:t>約1:5</w:t>
+        </w:r>
+      </w:hyperlink>
+      <w:r>
+        <w:rPr>
+          <w:lang w:val="zh_TW" w:bidi="zh_TW"/>
+        </w:rPr>
+        <w:t>；參</w:t>
+      </w:r>
+      <w:hyperlink r:id="rId72">
+        <w:r>
+          <w:rPr>
+            <w:lang w:val="zh_TW" w:bidi="zh_TW"/>
+          </w:rPr>
+          <w:rPr>
+            <w:color w:val="0000EE"/>
+            <w:u w:val="single"/>
+          </w:rPr>
+          <w:t>約一2:8</w:t>
+        </w:r>
+      </w:hyperlink>
+      <w:r>
+        <w:rPr>
+          <w:lang w:val="zh_TW" w:bidi="zh_TW"/>
+        </w:rPr>
+        <w:t>）。他還說：「光來到世間，世人因自己的行為是惡的，不愛光，倒愛黑暗」（</w:t>
+      </w:r>
+      <w:hyperlink r:id="rId73">
+        <w:r>
+          <w:rPr>
+            <w:lang w:val="zh_TW" w:bidi="zh_TW"/>
+          </w:rPr>
+          <w:rPr>
+            <w:color w:val="0000EE"/>
+            <w:u w:val="single"/>
+          </w:rPr>
+          <w:t>約3:19</w:t>
+        </w:r>
+      </w:hyperlink>
+      <w:r>
+        <w:rPr>
+          <w:lang w:val="zh_TW" w:bidi="zh_TW"/>
+        </w:rPr>
+        <w:t>）。作惡的人避開光，行真理的人卻來就光（</w:t>
+      </w:r>
+      <w:hyperlink r:id="rId74">
+        <w:r>
+          <w:rPr>
+            <w:lang w:val="zh_TW" w:bidi="zh_TW"/>
+          </w:rPr>
+          <w:rPr>
+            <w:color w:val="0000EE"/>
+            <w:u w:val="single"/>
+          </w:rPr>
+          <w:t>約3:20–21</w:t>
+        </w:r>
+      </w:hyperlink>
+      <w:r>
+        <w:rPr>
+          <w:lang w:val="zh_TW" w:bidi="zh_TW"/>
+        </w:rPr>
+        <w:t>）。當約翰記載拉撒路復活時，耶穌說人若在黑夜行走，就必跌倒，因為他沒有光（</w:t>
+      </w:r>
+      <w:hyperlink r:id="rId75">
+        <w:r>
+          <w:rPr>
+            <w:lang w:val="zh_TW" w:bidi="zh_TW"/>
+          </w:rPr>
+          <w:rPr>
+            <w:color w:val="0000EE"/>
+            <w:u w:val="single"/>
+          </w:rPr>
+          <w:t>約11:10</w:t>
+        </w:r>
+      </w:hyperlink>
+      <w:r>
+        <w:rPr>
+          <w:lang w:val="zh_TW" w:bidi="zh_TW"/>
+        </w:rPr>
+        <w:t>）。耶穌說眾人沒有光「在」他們裡面，表明這光是屬靈的（</w:t>
+      </w:r>
+      <w:hyperlink r:id="rId61">
+        <w:r>
+          <w:rPr>
+            <w:lang w:val="zh_TW" w:bidi="zh_TW"/>
+          </w:rPr>
+          <w:rPr>
+            <w:color w:val="0000EE"/>
+            <w:u w:val="single"/>
+          </w:rPr>
+          <w:t>約8:12</w:t>
+        </w:r>
+      </w:hyperlink>
+      <w:r>
+        <w:rPr>
+          <w:lang w:val="zh_TW" w:bidi="zh_TW"/>
+        </w:rPr>
+        <w:t>）。</w:t>
+      </w:r>
+    </w:p>
+    <w:p>
+      <w:pPr/>
+      <w:r>
+        <w:rPr>
+          <w:lang w:val="zh_TW" w:bidi="zh_TW"/>
+        </w:rPr>
+      </w:r>
+      <w:r>
+        <w:rPr>
+          <w:lang w:val="zh_TW" w:bidi="zh_TW"/>
+        </w:rPr>
+        <w:t>信徒被描述為「光明之子」（</w:t>
+      </w:r>
+      <w:hyperlink r:id="rId76">
+        <w:r>
+          <w:rPr>
+            <w:lang w:val="zh_TW" w:bidi="zh_TW"/>
+          </w:rPr>
+          <w:rPr>
+            <w:color w:val="0000EE"/>
+            <w:u w:val="single"/>
+          </w:rPr>
+          <w:t>約12:36</w:t>
+        </w:r>
+      </w:hyperlink>
+      <w:r>
+        <w:rPr>
+          <w:lang w:val="zh_TW" w:bidi="zh_TW"/>
+        </w:rPr>
+        <w:t>；另見</w:t>
+      </w:r>
+      <w:hyperlink r:id="rId77">
+        <w:r>
+          <w:rPr>
+            <w:lang w:val="zh_TW" w:bidi="zh_TW"/>
+          </w:rPr>
+          <w:rPr>
+            <w:color w:val="0000EE"/>
+            <w:u w:val="single"/>
+          </w:rPr>
+          <w:t>路16:8</w:t>
+        </w:r>
+      </w:hyperlink>
+      <w:r>
+        <w:rPr>
+          <w:lang w:val="zh_TW" w:bidi="zh_TW"/>
+        </w:rPr>
+        <w:t>）。他們的生命因與光的連結而改變。保羅也寫道，基督徒「都是光明之子，都是白晝之子」（</w:t>
+      </w:r>
+      <w:hyperlink r:id="rId78">
+        <w:r>
+          <w:rPr>
+            <w:lang w:val="zh_TW" w:bidi="zh_TW"/>
+          </w:rPr>
+          <w:rPr>
+            <w:color w:val="0000EE"/>
+            <w:u w:val="single"/>
+          </w:rPr>
+          <w:t>帖前5:5</w:t>
+        </w:r>
+      </w:hyperlink>
+      <w:r>
+        <w:rPr>
+          <w:lang w:val="zh_TW" w:bidi="zh_TW"/>
+        </w:rPr>
+        <w:t>）。約翰壹書勸勉基督徒要「在光明中行」（</w:t>
+      </w:r>
+      <w:hyperlink r:id="rId60">
+        <w:r>
+          <w:rPr>
+            <w:lang w:val="zh_TW" w:bidi="zh_TW"/>
+          </w:rPr>
+          <w:rPr>
+            <w:color w:val="0000EE"/>
+            <w:u w:val="single"/>
+          </w:rPr>
+          <w:t>約一1:7</w:t>
+        </w:r>
+      </w:hyperlink>
+      <w:r>
+        <w:rPr>
+          <w:lang w:val="zh_TW" w:bidi="zh_TW"/>
+        </w:rPr>
+        <w:t>），意思是他們應當活出良善和真理的生命。</w:t>
+      </w:r>
+    </w:p>
+    <w:p>
+      <w:pPr/>
+      <w:r>
+        <w:rPr>
+          <w:lang w:val="zh_TW" w:bidi="zh_TW"/>
+        </w:rPr>
+      </w:r>
+      <w:r>
+        <w:rPr>
+          <w:lang w:val="zh_TW" w:bidi="zh_TW"/>
+        </w:rPr>
+        <w:t>耶穌告訴祂的跟隨者：「你們是世上的光」（</w:t>
+      </w:r>
+      <w:hyperlink r:id="rId79">
+        <w:r>
+          <w:rPr>
+            <w:lang w:val="zh_TW" w:bidi="zh_TW"/>
+          </w:rPr>
+          <w:rPr>
+            <w:color w:val="0000EE"/>
+            <w:u w:val="single"/>
+          </w:rPr>
+          <w:t>太5:14</w:t>
+        </w:r>
+      </w:hyperlink>
+      <w:r>
+        <w:rPr>
+          <w:lang w:val="zh_TW" w:bidi="zh_TW"/>
+        </w:rPr>
+        <w:t>）。這句話的意思是，基督徒應當藉著敬虔的生活反映神的光。當耶穌被稱為世上的光時，意思是祂能拯救世人，並顯明真理。而當信徒被稱為世上的光時，並不是說他們能拯救世人，而是他們藉著生命指示世人通往救恩的道路。耶穌吩咐他們要藉著善行讓光照在人前，使人將榮耀歸給神（</w:t>
+      </w:r>
+      <w:hyperlink r:id="rId79">
+        <w:r>
+          <w:rPr>
+            <w:lang w:val="zh_TW" w:bidi="zh_TW"/>
+          </w:rPr>
+          <w:rPr>
+            <w:color w:val="0000EE"/>
+            <w:u w:val="single"/>
+          </w:rPr>
+          <w:t>太5:16</w:t>
+        </w:r>
+      </w:hyperlink>
+      <w:r>
+        <w:rPr>
+          <w:lang w:val="zh_TW" w:bidi="zh_TW"/>
+        </w:rPr>
+        <w:t>）。基督徒必須充分使用他們所得的光，若忽視它而仍活在黑暗中，他們的處境更為可悲，因為他們明白真理卻選擇背棄它（</w:t>
+      </w:r>
+      <w:hyperlink r:id="rId80">
+        <w:r>
+          <w:rPr>
+            <w:lang w:val="zh_TW" w:bidi="zh_TW"/>
+          </w:rPr>
+          <w:rPr>
+            <w:color w:val="0000EE"/>
+            <w:u w:val="single"/>
+          </w:rPr>
+          <w:t>太6:23</w:t>
+        </w:r>
+      </w:hyperlink>
+      <w:r>
+        <w:rPr>
+          <w:lang w:val="zh_TW" w:bidi="zh_TW"/>
+        </w:rPr>
+        <w:t>；</w:t>
+      </w:r>
+      <w:hyperlink r:id="rId81">
+        <w:r>
+          <w:rPr>
+            <w:lang w:val="zh_TW" w:bidi="zh_TW"/>
+          </w:rPr>
+          <w:rPr>
+            <w:color w:val="0000EE"/>
+            <w:u w:val="single"/>
+          </w:rPr>
+          <w:t>路11:35</w:t>
+        </w:r>
+      </w:hyperlink>
+      <w:r>
+        <w:rPr>
+          <w:lang w:val="zh_TW" w:bidi="zh_TW"/>
+        </w:rPr>
+        <w:t>）。</w:t>
+      </w:r>
+    </w:p>
+    <w:p>
+      <w:pPr/>
+      <w:r>
+        <w:rPr>
+          <w:lang w:val="zh_TW" w:bidi="zh_TW"/>
+        </w:rPr>
+      </w:r>
+      <w:r>
+        <w:rPr>
+          <w:lang w:val="zh_TW" w:bidi="zh_TW"/>
+        </w:rPr>
+        <w:t>現代人並不容易接受光的比喻。但聖經教導說，基督的光已經照亮所有基督徒。如果他們忽視這光，仍像活在黑暗裡，那麼他們就仍舊陷在深暗之中。他們比其他人更糟，因為他們知道光是什麼，也知道光對他們的意義，卻轉身離棄它。</w:t>
+      </w:r>
+    </w:p>
+    <w:p>
+      <w:pPr/>
+      <w:r>
+        <w:rPr>
+          <w:lang w:val="zh_TW" w:bidi="zh_TW"/>
+        </w:rPr>
       </w:r>
       <w:r>
         <w:rPr>
           <w:i/>
           <w:lang w:val="zh_TW" w:bidi="zh_TW"/>
         </w:rPr>
-        <w:t>見</w:t>
+        <w:t>另見</w:t>
       </w:r>
       <w:r>
         <w:rPr>
@@ -696,25 +1740,7 @@
         <w:rPr>
           <w:lang w:val="zh_TW" w:bidi="zh_TW"/>
         </w:rPr>
-        <w:t>死海，</w:t>
-      </w:r>
-      <w:r>
-        <w:rPr>
-          <w:lang w:val="zh_TW" w:bidi="zh_TW"/>
-        </w:rPr>
-        <w:t>地中海，</w:t>
-      </w:r>
-      <w:r>
-        <w:rPr>
-          <w:lang w:val="zh_TW" w:bidi="zh_TW"/>
-        </w:rPr>
-        <w:t>紅海，</w:t>
-      </w:r>
-      <w:r>
-        <w:rPr>
-          <w:lang w:val="zh_TW" w:bidi="zh_TW"/>
-        </w:rPr>
-        <w:t>加利利海</w:t>
+        <w:t>黑暗</w:t>
       </w:r>
       <w:r>
         <w:rPr>

--- a/zht/docx/049.content.docx
+++ b/zht/docx/049.content.docx
@@ -149,7 +149,7 @@
         <w:rPr>
           <w:lang w:val="zh_TW" w:bidi="zh_TW"/>
         </w:rPr>
-        <w:t>guang</w:t>
+        <w:t>guan</w:t>
       </w:r>
       <w:r>
         <w:rPr>
@@ -212,7 +212,7 @@
         <w:rPr>
           <w:lang w:val="zh_TW" w:bidi="zh_TW"/>
         </w:rPr>
-        <w:t>光</w:t>
+        <w:t>關於潔淨與不潔淨的條例</w:t>
       </w:r>
       <w:r>
         <w:rPr>
@@ -231,7 +231,153 @@
         <w:rPr>
           <w:lang w:val="zh_TW" w:bidi="zh_TW"/>
         </w:rPr>
-        <w:t>使眼睛得以看見的亮光。</w:t>
+        <w:t>希伯來宗教具有身體、禮儀、道德和屬靈方面的意義。雖然這些潔淨和不潔的概念可以根據其背景來區分，但它們也相互融合並彼此說明；物體與禮儀的背景指向敬拜者的道德狀態，並且反映出神與祂子民之間的屬靈關係。</w:t>
+      </w:r>
+    </w:p>
+    <w:p>
+      <w:pPr/>
+      <w:r>
+        <w:rPr>
+          <w:lang w:val="zh_TW" w:bidi="zh_TW"/>
+        </w:rPr>
+      </w:r>
+      <w:r>
+        <w:rPr>
+          <w:lang w:val="zh_TW" w:bidi="zh_TW"/>
+        </w:rPr>
+        <w:t>舊約中關於人與神之間關係的異象，是以道德與個人為基礎的——神有位格的本性表現在祂賜給摩西的律法上。以色列的主有位格，且具獨特又一致的性格，使祂在道德上與異教文化中的眾多神祇完全不同。迦南人的巴力神不像耶和華，巴力是反覆無常且殘暴的，沒有人期待它們在倫理上具有一致性。而以色列的主則值得信賴，祂會實現祂的應許（透過祂揀選的先知口頭傳達）。沒有人（無論是大祭司還是君王）能超越律法，因為律法不僅表達了神的性格，也表達了祂對個人和國家的主權旨意。神在道德上的一致性也體現在祂神蹟性的介入歷史中來保護祂的子民、審判他們及其敵人，並拯救全人類。</w:t>
+      </w:r>
+    </w:p>
+    <w:p>
+      <w:pPr/>
+      <w:r>
+        <w:rPr>
+          <w:lang w:val="zh_TW" w:bidi="zh_TW"/>
+        </w:rPr>
+      </w:r>
+      <w:r>
+        <w:rPr>
+          <w:lang w:val="zh_TW" w:bidi="zh_TW"/>
+        </w:rPr>
+        <w:t>因此，利未記中定義的潔淨，始終取決於那位賜予律法的、有位格的神的同在。當人們尋求親近耶和華時，他們必須按照祂的條件來行事，因此也要遵循祂所規定的禮儀框架。利未記禮儀的細節旨在說明罪人接近神的道德意涵，以及神為使祂的子民在祂面前成為道德上潔淨之人所提供的途徑。</w:t>
+      </w:r>
+    </w:p>
+    <w:p>
+      <w:pPr/>
+      <w:r>
+        <w:rPr>
+          <w:lang w:val="zh_TW" w:bidi="zh_TW"/>
+        </w:rPr>
+      </w:r>
+      <w:r>
+        <w:rPr>
+          <w:lang w:val="zh_TW" w:bidi="zh_TW"/>
+        </w:rPr>
+        <w:t>詩篇作者清楚地說明了利未制度的意義：「誰能登耶和華的山？ 誰能站在他的聖所？就是手潔心清，不向虛妄，起誓不懷詭詐的人」（</w:t>
+      </w:r>
+      <w:hyperlink r:id="rId13">
+        <w:r>
+          <w:rPr>
+            <w:lang w:val="zh_TW" w:bidi="zh_TW"/>
+          </w:rPr>
+          <w:rPr>
+            <w:color w:val="0000EE"/>
+            <w:u w:val="single"/>
+          </w:rPr>
+          <w:t>詩24:3–4</w:t>
+        </w:r>
+      </w:hyperlink>
+      <w:r>
+        <w:rPr>
+          <w:lang w:val="zh_TW" w:bidi="zh_TW"/>
+        </w:rPr>
+        <w:t>）。一個人的潔淨狀態不僅取決於外在的行為，還取決於與神的內在關係。因此，罪人無法滿足聖潔神的道德要求，導致他或她要完全依靠神，依靠神所提供的途徑來滿足神的要求。這些途徑在律法中詳細列明。</w:t>
+      </w:r>
+    </w:p>
+    <w:p>
+      <w:pPr/>
+      <w:r>
+        <w:rPr>
+          <w:lang w:val="zh_TW" w:bidi="zh_TW"/>
+        </w:rPr>
+      </w:r>
+      <w:r>
+        <w:rPr>
+          <w:lang w:val="zh_TW" w:bidi="zh_TW"/>
+        </w:rPr>
+        <w:t>概述</w:t>
+      </w:r>
+    </w:p>
+    <w:p>
+      <w:pPr>
+        <w:pStyle w:val="ListBullet"/>
+        <w:spacing w:line="240" w:lineRule="auto"/>
+        <w:ind w:left="720"/>
+      </w:pPr>
+      <w:r>
+        <w:rPr>
+          <w:lang w:val="zh_TW" w:bidi="zh_TW"/>
+        </w:rPr>
+      </w:r>
+      <w:r>
+        <w:rPr>
+          <w:lang w:val="zh_TW" w:bidi="zh_TW"/>
+        </w:rPr>
+        <w:t>早期歷史</w:t>
+      </w:r>
+    </w:p>
+    <w:p>
+      <w:pPr>
+        <w:pStyle w:val="ListBullet"/>
+        <w:spacing w:line="240" w:lineRule="auto"/>
+        <w:ind w:left="720"/>
+      </w:pPr>
+      <w:r>
+        <w:rPr>
+          <w:lang w:val="zh_TW" w:bidi="zh_TW"/>
+        </w:rPr>
+      </w:r>
+      <w:r>
+        <w:rPr>
+          <w:lang w:val="zh_TW" w:bidi="zh_TW"/>
+        </w:rPr>
+        <w:t>利未條例</w:t>
+      </w:r>
+    </w:p>
+    <w:p>
+      <w:pPr>
+        <w:pStyle w:val="ListBullet"/>
+        <w:spacing w:line="240" w:lineRule="auto"/>
+        <w:ind w:left="720"/>
+      </w:pPr>
+      <w:r>
+        <w:rPr>
+          <w:lang w:val="zh_TW" w:bidi="zh_TW"/>
+        </w:rPr>
+      </w:r>
+      <w:r>
+        <w:rPr>
+          <w:lang w:val="zh_TW" w:bidi="zh_TW"/>
+        </w:rPr>
+        <w:t>潔淨儀式</w:t>
+      </w:r>
+    </w:p>
+    <w:p>
+      <w:pPr>
+        <w:pStyle w:val="ListBullet"/>
+        <w:spacing w:line="240" w:lineRule="auto"/>
+        <w:ind w:left="720"/>
+      </w:pPr>
+      <w:r>
+        <w:rPr>
+          <w:lang w:val="zh_TW" w:bidi="zh_TW"/>
+        </w:rPr>
+      </w:r>
+      <w:r>
+        <w:rPr>
+          <w:lang w:val="zh_TW" w:bidi="zh_TW"/>
+        </w:rPr>
+        <w:t>新約觀點</w:t>
       </w:r>
     </w:p>
     <w:p>
@@ -242,7 +388,18 @@
         <w:rPr>
           <w:lang w:val="zh_TW" w:bidi="zh_TW"/>
         </w:rPr>
-        <w:t>舊約聖經中的光</w:t>
+        <w:t>早期歷史</w:t>
+      </w:r>
+    </w:p>
+    <w:p>
+      <w:pPr>
+        <w:pStyle w:val="Heading4"/>
+      </w:pPr>
+      <w:r>
+        <w:rPr>
+          <w:lang w:val="zh_TW" w:bidi="zh_TW"/>
+        </w:rPr>
+        <w:t>外邦宗教背景</w:t>
       </w:r>
     </w:p>
     <w:p>
@@ -256,25 +413,57 @@
         <w:rPr>
           <w:lang w:val="zh_TW" w:bidi="zh_TW"/>
         </w:rPr>
-        <w:t>在舊約聖經裡，「光」有許多不同的意思。它通常是指普通、物質的光，但也象徵屬靈的真理。神創造的第一樣事物就是光 （</w:t>
-      </w:r>
-      <w:hyperlink r:id="rId13">
-        <w:r>
-          <w:rPr>
-            <w:lang w:val="zh_TW" w:bidi="zh_TW"/>
-          </w:rPr>
-          <w:rPr>
-            <w:color w:val="0000EE"/>
-            <w:u w:val="single"/>
-          </w:rPr>
-          <w:t>創1:3</w:t>
-        </w:r>
-      </w:hyperlink>
-      <w:r>
-        <w:rPr>
-          <w:lang w:val="zh_TW" w:bidi="zh_TW"/>
-        </w:rPr>
-        <w:t>）。祂也創造了日、月、星辰來發光 （</w:t>
+        <w:t>毫無疑問，外邦人的良知對於人類種族潔淨與不潔觀念的發展具有強烈的影響。無論如何解釋，在每一個偉大的宗教文獻中，這種主觀上對罪的不潔感，都普遍的存在。許多宗教都有以水和洗滌為基礎的潔淨禮儀。希伯來人在禮儀上迴避某些物品，有些是因其聖潔性，有些則是因其不潔，這與許多原始宗教中的禁忌相類似，包括早期希伯來人接觸過的一些宗教。</w:t>
+      </w:r>
+    </w:p>
+    <w:p>
+      <w:pPr/>
+      <w:r>
+        <w:rPr>
+          <w:lang w:val="zh_TW" w:bidi="zh_TW"/>
+        </w:rPr>
+      </w:r>
+      <w:r>
+        <w:rPr>
+          <w:lang w:val="zh_TW" w:bidi="zh_TW"/>
+        </w:rPr>
+        <w:t>希伯來宗教與其他古代宗教之間的相似性，很容易通過表面的比較來建立。如果沒有任何相似性，反而令人驚訝。然而，那些賦予聖經宗教獨特性的差異，則必須加以解釋。</w:t>
+      </w:r>
+    </w:p>
+    <w:p>
+      <w:pPr>
+        <w:pStyle w:val="Heading3"/>
+      </w:pPr>
+      <w:r>
+        <w:rPr>
+          <w:lang w:val="zh_TW" w:bidi="zh_TW"/>
+        </w:rPr>
+        <w:t>利未條例</w:t>
+      </w:r>
+    </w:p>
+    <w:p>
+      <w:pPr>
+        <w:pStyle w:val="Heading4"/>
+      </w:pPr>
+      <w:r>
+        <w:rPr>
+          <w:lang w:val="zh_TW" w:bidi="zh_TW"/>
+        </w:rPr>
+        <w:t>禮儀律法與道德律法</w:t>
+      </w:r>
+    </w:p>
+    <w:p>
+      <w:pPr/>
+      <w:r>
+        <w:rPr>
+          <w:lang w:val="zh_TW" w:bidi="zh_TW"/>
+        </w:rPr>
+      </w:r>
+      <w:r>
+        <w:rPr>
+          <w:lang w:val="zh_TW" w:bidi="zh_TW"/>
+        </w:rPr>
+        <w:t>摩西律法中外在的禮儀細節與其內在的道德要求之間的關係，例如十誡，是舊約神學中的基本問題之一。在整本舊約中，不潔與罪幾乎是同義詞——此事是可以證明的。在許多經文中，罪被描述為不潔的（例如，</w:t>
       </w:r>
       <w:hyperlink r:id="rId14">
         <w:r>
@@ -285,14 +474,14 @@
             <w:color w:val="0000EE"/>
             <w:u w:val="single"/>
           </w:rPr>
-          <w:t>創1:16</w:t>
-        </w:r>
-      </w:hyperlink>
-      <w:r>
-        <w:rPr>
-          <w:lang w:val="zh_TW" w:bidi="zh_TW"/>
-        </w:rPr>
-        <w:t>）。有時候聖經會把光擬人化，例如約伯把光描寫成住在無人能至之處 （</w:t>
+          <w:t>利16:16、30</w:t>
+        </w:r>
+      </w:hyperlink>
+      <w:r>
+        <w:rPr>
+          <w:lang w:val="zh_TW" w:bidi="zh_TW"/>
+        </w:rPr>
+        <w:t>；</w:t>
       </w:r>
       <w:hyperlink r:id="rId15">
         <w:r>
@@ -303,14 +492,14 @@
             <w:color w:val="0000EE"/>
             <w:u w:val="single"/>
           </w:rPr>
-          <w:t>伯38:19</w:t>
-        </w:r>
-      </w:hyperlink>
-      <w:r>
-        <w:rPr>
-          <w:lang w:val="zh_TW" w:bidi="zh_TW"/>
-        </w:rPr>
-        <w:t>，參</w:t>
+          <w:t>民5:11–28</w:t>
+        </w:r>
+      </w:hyperlink>
+      <w:r>
+        <w:rPr>
+          <w:lang w:val="zh_TW" w:bidi="zh_TW"/>
+        </w:rPr>
+        <w:t>中的苦水試驗；</w:t>
       </w:r>
       <w:hyperlink r:id="rId16">
         <w:r>
@@ -321,14 +510,28 @@
             <w:color w:val="0000EE"/>
             <w:u w:val="single"/>
           </w:rPr>
-          <w:t>24</w:t>
-        </w:r>
-      </w:hyperlink>
-      <w:r>
-        <w:rPr>
-          <w:lang w:val="zh_TW" w:bidi="zh_TW"/>
-        </w:rPr>
-        <w:t>節）。以色列人在會幕裡也使用人造的光（</w:t>
+          <w:t>亞13:1</w:t>
+        </w:r>
+      </w:hyperlink>
+      <w:r>
+        <w:rPr>
+          <w:lang w:val="zh_TW" w:bidi="zh_TW"/>
+        </w:rPr>
+        <w:t>）。</w:t>
+      </w:r>
+    </w:p>
+    <w:p>
+      <w:pPr/>
+      <w:r>
+        <w:rPr>
+          <w:lang w:val="zh_TW" w:bidi="zh_TW"/>
+        </w:rPr>
+      </w:r>
+      <w:r>
+        <w:rPr>
+          <w:lang w:val="zh_TW" w:bidi="zh_TW"/>
+        </w:rPr>
+        <w:t>禮儀上的潔淨與道德上的潔淨之間的關係，可以從經文中得到說明，一方面提到「手潔」（</w:t>
       </w:r>
       <w:hyperlink r:id="rId17">
         <w:r>
@@ -339,7 +542,253 @@
             <w:color w:val="0000EE"/>
             <w:u w:val="single"/>
           </w:rPr>
-          <w:t>出25:37</w:t>
+          <w:t>撒下22:21</w:t>
+        </w:r>
+      </w:hyperlink>
+      <w:r>
+        <w:rPr>
+          <w:lang w:val="zh_TW" w:bidi="zh_TW"/>
+        </w:rPr>
+        <w:t>；</w:t>
+      </w:r>
+      <w:hyperlink r:id="rId18">
+        <w:r>
+          <w:rPr>
+            <w:lang w:val="zh_TW" w:bidi="zh_TW"/>
+          </w:rPr>
+          <w:rPr>
+            <w:color w:val="0000EE"/>
+            <w:u w:val="single"/>
+          </w:rPr>
+          <w:t>伯17:9，</w:t>
+        </w:r>
+      </w:hyperlink>
+      <w:hyperlink r:id="rId19">
+        <w:r>
+          <w:rPr>
+            <w:lang w:val="zh_TW" w:bidi="zh_TW"/>
+          </w:rPr>
+          <w:rPr>
+            <w:color w:val="0000EE"/>
+            <w:u w:val="single"/>
+          </w:rPr>
+          <w:t>22:30</w:t>
+        </w:r>
+      </w:hyperlink>
+      <w:r>
+        <w:rPr>
+          <w:lang w:val="zh_TW" w:bidi="zh_TW"/>
+        </w:rPr>
+        <w:t>），另一方面提到「清潔的心」（</w:t>
+      </w:r>
+      <w:hyperlink r:id="rId20">
+        <w:r>
+          <w:rPr>
+            <w:lang w:val="zh_TW" w:bidi="zh_TW"/>
+          </w:rPr>
+          <w:rPr>
+            <w:color w:val="0000EE"/>
+            <w:u w:val="single"/>
+          </w:rPr>
+          <w:t>詩24:4</w:t>
+        </w:r>
+      </w:hyperlink>
+      <w:r>
+        <w:rPr>
+          <w:lang w:val="zh_TW" w:bidi="zh_TW"/>
+        </w:rPr>
+        <w:t>，</w:t>
+      </w:r>
+      <w:hyperlink r:id="rId21">
+        <w:r>
+          <w:rPr>
+            <w:lang w:val="zh_TW" w:bidi="zh_TW"/>
+          </w:rPr>
+          <w:rPr>
+            <w:color w:val="0000EE"/>
+            <w:u w:val="single"/>
+          </w:rPr>
+          <w:t>51:10</w:t>
+        </w:r>
+      </w:hyperlink>
+      <w:r>
+        <w:rPr>
+          <w:lang w:val="zh_TW" w:bidi="zh_TW"/>
+        </w:rPr>
+        <w:t>，</w:t>
+      </w:r>
+      <w:hyperlink r:id="rId22">
+        <w:r>
+          <w:rPr>
+            <w:lang w:val="zh_TW" w:bidi="zh_TW"/>
+          </w:rPr>
+          <w:rPr>
+            <w:color w:val="0000EE"/>
+            <w:u w:val="single"/>
+          </w:rPr>
+          <w:t>73:13</w:t>
+        </w:r>
+      </w:hyperlink>
+      <w:r>
+        <w:rPr>
+          <w:lang w:val="zh_TW" w:bidi="zh_TW"/>
+        </w:rPr>
+        <w:t>；</w:t>
+      </w:r>
+      <w:hyperlink r:id="rId23">
+        <w:r>
+          <w:rPr>
+            <w:lang w:val="zh_TW" w:bidi="zh_TW"/>
+          </w:rPr>
+          <w:rPr>
+            <w:color w:val="0000EE"/>
+            <w:u w:val="single"/>
+          </w:rPr>
+          <w:t>箴20:9</w:t>
+        </w:r>
+      </w:hyperlink>
+      <w:r>
+        <w:rPr>
+          <w:lang w:val="zh_TW" w:bidi="zh_TW"/>
+        </w:rPr>
+        <w:t>）。先知以賽亞在神的面前自覺「嘴唇不潔」，一塊潔淨的炭火（或許代表著赦免與贖罪）潔淨了他（</w:t>
+      </w:r>
+      <w:hyperlink r:id="rId24">
+        <w:r>
+          <w:rPr>
+            <w:lang w:val="zh_TW" w:bidi="zh_TW"/>
+          </w:rPr>
+          <w:rPr>
+            <w:color w:val="0000EE"/>
+            <w:u w:val="single"/>
+          </w:rPr>
+          <w:t>賽6:5–7</w:t>
+        </w:r>
+      </w:hyperlink>
+      <w:r>
+        <w:rPr>
+          <w:lang w:val="zh_TW" w:bidi="zh_TW"/>
+        </w:rPr>
+        <w:t>）。在許多經文中，潔淨代表在神面前的無罪（</w:t>
+      </w:r>
+      <w:hyperlink r:id="rId25">
+        <w:r>
+          <w:rPr>
+            <w:lang w:val="zh_TW" w:bidi="zh_TW"/>
+          </w:rPr>
+          <w:rPr>
+            <w:color w:val="0000EE"/>
+            <w:u w:val="single"/>
+          </w:rPr>
+          <w:t>伯11:4</w:t>
+        </w:r>
+      </w:hyperlink>
+      <w:r>
+        <w:rPr>
+          <w:lang w:val="zh_TW" w:bidi="zh_TW"/>
+        </w:rPr>
+        <w:t>，</w:t>
+      </w:r>
+      <w:hyperlink r:id="rId26">
+        <w:r>
+          <w:rPr>
+            <w:lang w:val="zh_TW" w:bidi="zh_TW"/>
+          </w:rPr>
+          <w:rPr>
+            <w:color w:val="0000EE"/>
+            <w:u w:val="single"/>
+          </w:rPr>
+          <w:t>33:9</w:t>
+        </w:r>
+      </w:hyperlink>
+      <w:r>
+        <w:rPr>
+          <w:lang w:val="zh_TW" w:bidi="zh_TW"/>
+        </w:rPr>
+        <w:t>；</w:t>
+      </w:r>
+      <w:hyperlink r:id="rId27">
+        <w:r>
+          <w:rPr>
+            <w:lang w:val="zh_TW" w:bidi="zh_TW"/>
+          </w:rPr>
+          <w:rPr>
+            <w:color w:val="0000EE"/>
+            <w:u w:val="single"/>
+          </w:rPr>
+          <w:t>詩51:7–10</w:t>
+        </w:r>
+      </w:hyperlink>
+      <w:r>
+        <w:rPr>
+          <w:lang w:val="zh_TW" w:bidi="zh_TW"/>
+        </w:rPr>
+        <w:t>；</w:t>
+      </w:r>
+      <w:hyperlink r:id="rId23">
+        <w:r>
+          <w:rPr>
+            <w:lang w:val="zh_TW" w:bidi="zh_TW"/>
+          </w:rPr>
+          <w:rPr>
+            <w:color w:val="0000EE"/>
+            <w:u w:val="single"/>
+          </w:rPr>
+          <w:t>箴20:9</w:t>
+        </w:r>
+      </w:hyperlink>
+      <w:r>
+        <w:rPr>
+          <w:lang w:val="zh_TW" w:bidi="zh_TW"/>
+        </w:rPr>
+        <w:t>），而不潔則被認為源自罪（</w:t>
+      </w:r>
+      <w:hyperlink r:id="rId28">
+        <w:r>
+          <w:rPr>
+            <w:lang w:val="zh_TW" w:bidi="zh_TW"/>
+          </w:rPr>
+          <w:rPr>
+            <w:color w:val="0000EE"/>
+            <w:u w:val="single"/>
+          </w:rPr>
+          <w:t>詩51:2</w:t>
+        </w:r>
+      </w:hyperlink>
+      <w:r>
+        <w:rPr>
+          <w:lang w:val="zh_TW" w:bidi="zh_TW"/>
+        </w:rPr>
+        <w:t>；</w:t>
+      </w:r>
+      <w:hyperlink r:id="rId29">
+        <w:r>
+          <w:rPr>
+            <w:lang w:val="zh_TW" w:bidi="zh_TW"/>
+          </w:rPr>
+          <w:rPr>
+            <w:color w:val="0000EE"/>
+            <w:u w:val="single"/>
+          </w:rPr>
+          <w:t>賽1:16</w:t>
+        </w:r>
+      </w:hyperlink>
+      <w:r>
+        <w:rPr>
+          <w:lang w:val="zh_TW" w:bidi="zh_TW"/>
+        </w:rPr>
+        <w:t>，</w:t>
+      </w:r>
+      <w:hyperlink r:id="rId30">
+        <w:r>
+          <w:rPr>
+            <w:lang w:val="zh_TW" w:bidi="zh_TW"/>
+          </w:rPr>
+          <w:rPr>
+            <w:color w:val="0000EE"/>
+            <w:u w:val="single"/>
+          </w:rPr>
+          <w:t>64:6</w:t>
         </w:r>
       </w:hyperlink>
       <w:r>
@@ -350,6 +799,17 @@
       </w:r>
     </w:p>
     <w:p>
+      <w:pPr>
+        <w:pStyle w:val="Heading4"/>
+      </w:pPr>
+      <w:r>
+        <w:rPr>
+          <w:lang w:val="zh_TW" w:bidi="zh_TW"/>
+        </w:rPr>
+        <w:t>不潔的原因</w:t>
+      </w:r>
+    </w:p>
+    <w:p>
       <w:pPr/>
       <w:r>
         <w:rPr>
@@ -360,90 +820,454 @@
         <w:rPr>
           <w:lang w:val="zh_TW" w:bidi="zh_TW"/>
         </w:rPr>
-        <w:t>光是良善、振奮，或與重要人物（尤其是神）相關的象徵。傳道書中的傳道者說：「光本是佳美的」（</w:t>
-      </w:r>
-      <w:hyperlink r:id="rId18">
-        <w:r>
-          <w:rPr>
-            <w:lang w:val="zh_TW" w:bidi="zh_TW"/>
-          </w:rPr>
-          <w:rPr>
-            <w:color w:val="0000EE"/>
-            <w:u w:val="single"/>
-          </w:rPr>
-          <w:t>傳11:7</w:t>
-        </w:r>
-      </w:hyperlink>
-      <w:r>
-        <w:rPr>
-          <w:lang w:val="zh_TW" w:bidi="zh_TW"/>
-        </w:rPr>
-        <w:t>）。在埃及的十災期間，埃及人陷入黑暗，而以色列人卻有光（</w:t>
-      </w:r>
-      <w:hyperlink r:id="rId19">
-        <w:r>
-          <w:rPr>
-            <w:lang w:val="zh_TW" w:bidi="zh_TW"/>
-          </w:rPr>
-          <w:rPr>
-            <w:color w:val="0000EE"/>
-            <w:u w:val="single"/>
-          </w:rPr>
-          <w:t>出10:23</w:t>
-        </w:r>
-      </w:hyperlink>
-      <w:r>
-        <w:rPr>
-          <w:lang w:val="zh_TW" w:bidi="zh_TW"/>
-        </w:rPr>
-        <w:t>）。當以色列人出埃及時，神在白日用雲柱引導他們，又在黑夜用火柱光照他們（</w:t>
-      </w:r>
-      <w:hyperlink r:id="rId20">
-        <w:r>
-          <w:rPr>
-            <w:lang w:val="zh_TW" w:bidi="zh_TW"/>
-          </w:rPr>
-          <w:rPr>
-            <w:color w:val="0000EE"/>
-            <w:u w:val="single"/>
-          </w:rPr>
-          <w:t>出13:21</w:t>
-        </w:r>
-      </w:hyperlink>
-      <w:r>
-        <w:rPr>
-          <w:lang w:val="zh_TW" w:bidi="zh_TW"/>
-        </w:rPr>
-        <w:t>）。這火柱在仇敵處於黑暗時，給以色列人光明（</w:t>
-      </w:r>
-      <w:hyperlink r:id="rId21">
-        <w:r>
-          <w:rPr>
-            <w:lang w:val="zh_TW" w:bidi="zh_TW"/>
-          </w:rPr>
-          <w:rPr>
-            <w:color w:val="0000EE"/>
-            <w:u w:val="single"/>
-          </w:rPr>
-          <w:t>出14:20</w:t>
-        </w:r>
-      </w:hyperlink>
-      <w:r>
-        <w:rPr>
-          <w:lang w:val="zh_TW" w:bidi="zh_TW"/>
-        </w:rPr>
-        <w:t>）。即使以色列犯罪，他們仍記得神沒有丟棄他們。火柱仍然存在，引導他們（</w:t>
-      </w:r>
-      <w:hyperlink r:id="rId22">
-        <w:r>
-          <w:rPr>
-            <w:lang w:val="zh_TW" w:bidi="zh_TW"/>
-          </w:rPr>
-          <w:rPr>
-            <w:color w:val="0000EE"/>
-            <w:u w:val="single"/>
-          </w:rPr>
-          <w:t>尼9:19</w:t>
+        <w:t>從摩西律法中可以引申出一些不潔的原因。</w:t>
+      </w:r>
+    </w:p>
+    <w:p>
+      <w:pPr>
+        <w:pStyle w:val="ListNumber"/>
+        <w:numPr>
+          <w:ilvl w:val="0"/>
+          <w:numId w:val="14"/>
+        </w:numPr>
+        <w:spacing w:line="240" w:lineRule="auto"/>
+        <w:ind w:left="720"/>
+      </w:pPr>
+      <w:r>
+        <w:rPr>
+          <w:lang w:val="zh_TW" w:bidi="zh_TW"/>
+        </w:rPr>
+      </w:r>
+      <w:r>
+        <w:rPr>
+          <w:lang w:val="zh_TW" w:bidi="zh_TW"/>
+        </w:rPr>
+        <w:t>某些食物不可食用。各種有關動物的律法，使人能「把潔淨的和不潔淨的，可吃的與不可吃的活物，都分別出來」（</w:t>
+      </w:r>
+      <w:hyperlink r:id="rId31">
+        <w:r>
+          <w:rPr>
+            <w:lang w:val="zh_TW" w:bidi="zh_TW"/>
+          </w:rPr>
+          <w:rPr>
+            <w:color w:val="0000EE"/>
+            <w:u w:val="single"/>
+          </w:rPr>
+          <w:t>利11:47</w:t>
+        </w:r>
+      </w:hyperlink>
+      <w:r>
+        <w:rPr>
+          <w:lang w:val="zh_TW" w:bidi="zh_TW"/>
+        </w:rPr>
+        <w:t>）。被允許食用的食物是神所能接受的（另見</w:t>
+      </w:r>
+      <w:hyperlink r:id="rId32">
+        <w:r>
+          <w:rPr>
+            <w:lang w:val="zh_TW" w:bidi="zh_TW"/>
+          </w:rPr>
+          <w:rPr>
+            <w:color w:val="0000EE"/>
+            <w:u w:val="single"/>
+          </w:rPr>
+          <w:t>申14:3–21</w:t>
+        </w:r>
+      </w:hyperlink>
+      <w:r>
+        <w:rPr>
+          <w:lang w:val="zh_TW" w:bidi="zh_TW"/>
+        </w:rPr>
+        <w:t>；</w:t>
+      </w:r>
+      <w:hyperlink r:id="rId33">
+        <w:r>
+          <w:rPr>
+            <w:lang w:val="zh_TW" w:bidi="zh_TW"/>
+          </w:rPr>
+          <w:rPr>
+            <w:color w:val="0000EE"/>
+            <w:u w:val="single"/>
+          </w:rPr>
+          <w:t>徒15:28–29</w:t>
+        </w:r>
+      </w:hyperlink>
+      <w:r>
+        <w:rPr>
+          <w:lang w:val="zh_TW" w:bidi="zh_TW"/>
+        </w:rPr>
+        <w:t>）。</w:t>
+      </w:r>
+    </w:p>
+    <w:p>
+      <w:pPr>
+        <w:pStyle w:val="ListNumber"/>
+        <w:spacing w:line="240" w:lineRule="auto"/>
+        <w:ind w:left="720"/>
+      </w:pPr>
+      <w:r>
+        <w:rPr>
+          <w:lang w:val="zh_TW" w:bidi="zh_TW"/>
+        </w:rPr>
+      </w:r>
+      <w:r>
+        <w:rPr>
+          <w:lang w:val="zh_TW" w:bidi="zh_TW"/>
+        </w:rPr>
+        <w:t>疾病（尤其是痲瘋病）會導致不潔（</w:t>
+      </w:r>
+      <w:hyperlink r:id="rId34">
+        <w:r>
+          <w:rPr>
+            <w:lang w:val="zh_TW" w:bidi="zh_TW"/>
+          </w:rPr>
+          <w:rPr>
+            <w:color w:val="0000EE"/>
+            <w:u w:val="single"/>
+          </w:rPr>
+          <w:t>利13–14</w:t>
+        </w:r>
+      </w:hyperlink>
+      <w:r>
+        <w:rPr>
+          <w:lang w:val="zh_TW" w:bidi="zh_TW"/>
+        </w:rPr>
+        <w:t>）。乃縵的故事提到痲瘋的不潔（</w:t>
+      </w:r>
+      <w:hyperlink r:id="rId35">
+        <w:r>
+          <w:rPr>
+            <w:lang w:val="zh_TW" w:bidi="zh_TW"/>
+          </w:rPr>
+          <w:rPr>
+            <w:color w:val="0000EE"/>
+            <w:u w:val="single"/>
+          </w:rPr>
+          <w:t>王下5:1–14</w:t>
+        </w:r>
+      </w:hyperlink>
+      <w:r>
+        <w:rPr>
+          <w:lang w:val="zh_TW" w:bidi="zh_TW"/>
+        </w:rPr>
+        <w:t>）。福音書中多次提到痲瘋病人（例如，</w:t>
+      </w:r>
+      <w:hyperlink r:id="rId36">
+        <w:r>
+          <w:rPr>
+            <w:lang w:val="zh_TW" w:bidi="zh_TW"/>
+          </w:rPr>
+          <w:rPr>
+            <w:color w:val="0000EE"/>
+            <w:u w:val="single"/>
+          </w:rPr>
+          <w:t>太8:1–4</w:t>
+        </w:r>
+      </w:hyperlink>
+      <w:r>
+        <w:rPr>
+          <w:lang w:val="zh_TW" w:bidi="zh_TW"/>
+        </w:rPr>
+        <w:t>，</w:t>
+      </w:r>
+      <w:hyperlink r:id="rId37">
+        <w:r>
+          <w:rPr>
+            <w:lang w:val="zh_TW" w:bidi="zh_TW"/>
+          </w:rPr>
+          <w:rPr>
+            <w:color w:val="0000EE"/>
+            <w:u w:val="single"/>
+          </w:rPr>
+          <w:t>10:8</w:t>
+        </w:r>
+      </w:hyperlink>
+      <w:r>
+        <w:rPr>
+          <w:lang w:val="zh_TW" w:bidi="zh_TW"/>
+        </w:rPr>
+        <w:t>，</w:t>
+      </w:r>
+      <w:hyperlink r:id="rId38">
+        <w:r>
+          <w:rPr>
+            <w:lang w:val="zh_TW" w:bidi="zh_TW"/>
+          </w:rPr>
+          <w:rPr>
+            <w:color w:val="0000EE"/>
+            <w:u w:val="single"/>
+          </w:rPr>
+          <w:t>11:5</w:t>
+        </w:r>
+      </w:hyperlink>
+      <w:r>
+        <w:rPr>
+          <w:lang w:val="zh_TW" w:bidi="zh_TW"/>
+        </w:rPr>
+        <w:t>；</w:t>
+      </w:r>
+      <w:hyperlink r:id="rId39">
+        <w:r>
+          <w:rPr>
+            <w:lang w:val="zh_TW" w:bidi="zh_TW"/>
+          </w:rPr>
+          <w:rPr>
+            <w:color w:val="0000EE"/>
+            <w:u w:val="single"/>
+          </w:rPr>
+          <w:t>路4:27</w:t>
+        </w:r>
+      </w:hyperlink>
+      <w:r>
+        <w:rPr>
+          <w:lang w:val="zh_TW" w:bidi="zh_TW"/>
+        </w:rPr>
+        <w:t>）。許多腫脹、潰瘍和皮疹都包括在這一範疇內，包括漢森氏病（Hansen’s disease，現代的痲瘋）。疾病的不潔還包括所有被病人接觸過的東西（</w:t>
+      </w:r>
+      <w:hyperlink r:id="rId40">
+        <w:r>
+          <w:rPr>
+            <w:lang w:val="zh_TW" w:bidi="zh_TW"/>
+          </w:rPr>
+          <w:rPr>
+            <w:color w:val="0000EE"/>
+            <w:u w:val="single"/>
+          </w:rPr>
+          <w:t>利14:33–57</w:t>
+        </w:r>
+      </w:hyperlink>
+      <w:r>
+        <w:rPr>
+          <w:lang w:val="zh_TW" w:bidi="zh_TW"/>
+        </w:rPr>
+        <w:t>）。</w:t>
+      </w:r>
+    </w:p>
+    <w:p>
+      <w:pPr>
+        <w:pStyle w:val="ListNumber"/>
+        <w:spacing w:line="240" w:lineRule="auto"/>
+        <w:ind w:left="720"/>
+      </w:pPr>
+      <w:r>
+        <w:rPr>
+          <w:lang w:val="zh_TW" w:bidi="zh_TW"/>
+        </w:rPr>
+      </w:r>
+      <w:r>
+        <w:rPr>
+          <w:lang w:val="zh_TW" w:bidi="zh_TW"/>
+        </w:rPr>
+        <w:t>身體排泄物是不潔的，接觸它們會使人不潔一段時間。精液的排出會導致不潔，直到晚上，無論是在性交中（</w:t>
+      </w:r>
+      <w:hyperlink r:id="rId41">
+        <w:r>
+          <w:rPr>
+            <w:lang w:val="zh_TW" w:bidi="zh_TW"/>
+          </w:rPr>
+          <w:rPr>
+            <w:color w:val="0000EE"/>
+            <w:u w:val="single"/>
+          </w:rPr>
+          <w:t>利15:16–18</w:t>
+        </w:r>
+      </w:hyperlink>
+      <w:r>
+        <w:rPr>
+          <w:lang w:val="zh_TW" w:bidi="zh_TW"/>
+        </w:rPr>
+        <w:t>）還是在夜間不經意地排出（</w:t>
+      </w:r>
+      <w:hyperlink r:id="rId42">
+        <w:r>
+          <w:rPr>
+            <w:lang w:val="zh_TW" w:bidi="zh_TW"/>
+          </w:rPr>
+          <w:rPr>
+            <w:color w:val="0000EE"/>
+            <w:u w:val="single"/>
+          </w:rPr>
+          <w:t>申23:10</w:t>
+        </w:r>
+      </w:hyperlink>
+      <w:r>
+        <w:rPr>
+          <w:lang w:val="zh_TW" w:bidi="zh_TW"/>
+        </w:rPr>
+        <w:t>）。不正常的排泄物，通常與疾病有關，在排泄停止後七天內使人不潔（</w:t>
+      </w:r>
+      <w:hyperlink r:id="rId43">
+        <w:r>
+          <w:rPr>
+            <w:lang w:val="zh_TW" w:bidi="zh_TW"/>
+          </w:rPr>
+          <w:rPr>
+            <w:color w:val="0000EE"/>
+            <w:u w:val="single"/>
+          </w:rPr>
+          <w:t>利15:1–15</w:t>
+        </w:r>
+      </w:hyperlink>
+      <w:r>
+        <w:rPr>
+          <w:lang w:val="zh_TW" w:bidi="zh_TW"/>
+        </w:rPr>
+        <w:t>）。月經也會導致不潔，並持續七天，直到其停止後（</w:t>
+      </w:r>
+      <w:hyperlink r:id="rId44">
+        <w:r>
+          <w:rPr>
+            <w:lang w:val="zh_TW" w:bidi="zh_TW"/>
+          </w:rPr>
+          <w:rPr>
+            <w:color w:val="0000EE"/>
+            <w:u w:val="single"/>
+          </w:rPr>
+          <w:t>利15:19–24</w:t>
+        </w:r>
+      </w:hyperlink>
+      <w:r>
+        <w:rPr>
+          <w:lang w:val="zh_TW" w:bidi="zh_TW"/>
+        </w:rPr>
+        <w:t>；</w:t>
+      </w:r>
+      <w:hyperlink r:id="rId45">
+        <w:r>
+          <w:rPr>
+            <w:lang w:val="zh_TW" w:bidi="zh_TW"/>
+          </w:rPr>
+          <w:rPr>
+            <w:color w:val="0000EE"/>
+            <w:u w:val="single"/>
+          </w:rPr>
+          <w:t>撒下11:4</w:t>
+        </w:r>
+      </w:hyperlink>
+      <w:r>
+        <w:rPr>
+          <w:lang w:val="zh_TW" w:bidi="zh_TW"/>
+        </w:rPr>
+        <w:t>）。在此期間的性行為使雙方都不潔（</w:t>
+      </w:r>
+      <w:hyperlink r:id="rId44">
+        <w:r>
+          <w:rPr>
+            <w:lang w:val="zh_TW" w:bidi="zh_TW"/>
+          </w:rPr>
+          <w:rPr>
+            <w:color w:val="0000EE"/>
+            <w:u w:val="single"/>
+          </w:rPr>
+          <w:t>利15:19–24</w:t>
+        </w:r>
+      </w:hyperlink>
+      <w:r>
+        <w:rPr>
+          <w:lang w:val="zh_TW" w:bidi="zh_TW"/>
+        </w:rPr>
+        <w:t>，</w:t>
+      </w:r>
+      <w:hyperlink r:id="rId46">
+        <w:r>
+          <w:rPr>
+            <w:lang w:val="zh_TW" w:bidi="zh_TW"/>
+          </w:rPr>
+          <w:rPr>
+            <w:color w:val="0000EE"/>
+            <w:u w:val="single"/>
+          </w:rPr>
+          <w:t>20:18</w:t>
+        </w:r>
+      </w:hyperlink>
+      <w:r>
+        <w:rPr>
+          <w:lang w:val="zh_TW" w:bidi="zh_TW"/>
+        </w:rPr>
+        <w:t>）。接觸不潔之人的唾液會使人不潔一整天（</w:t>
+      </w:r>
+      <w:hyperlink r:id="rId47">
+        <w:r>
+          <w:rPr>
+            <w:lang w:val="zh_TW" w:bidi="zh_TW"/>
+          </w:rPr>
+          <w:rPr>
+            <w:color w:val="0000EE"/>
+            <w:u w:val="single"/>
+          </w:rPr>
+          <w:t>15:8</w:t>
+        </w:r>
+      </w:hyperlink>
+      <w:r>
+        <w:rPr>
+          <w:lang w:val="zh_TW" w:bidi="zh_TW"/>
+        </w:rPr>
+        <w:t>）。</w:t>
+      </w:r>
+    </w:p>
+    <w:p>
+      <w:pPr>
+        <w:pStyle w:val="ListNumber"/>
+        <w:spacing w:line="240" w:lineRule="auto"/>
+        <w:ind w:left="720"/>
+      </w:pPr>
+      <w:r>
+        <w:rPr>
+          <w:lang w:val="zh_TW" w:bidi="zh_TW"/>
+        </w:rPr>
+      </w:r>
+      <w:r>
+        <w:rPr>
+          <w:lang w:val="zh_TW" w:bidi="zh_TW"/>
+        </w:rPr>
+        <w:t>死屍，甚至是屍體的一部分，例如骨頭，都會導致不潔（</w:t>
+      </w:r>
+      <w:hyperlink r:id="rId48">
+        <w:r>
+          <w:rPr>
+            <w:lang w:val="zh_TW" w:bidi="zh_TW"/>
+          </w:rPr>
+          <w:rPr>
+            <w:color w:val="0000EE"/>
+            <w:u w:val="single"/>
+          </w:rPr>
+          <w:t>民19:16</w:t>
+        </w:r>
+      </w:hyperlink>
+      <w:r>
+        <w:rPr>
+          <w:lang w:val="zh_TW" w:bidi="zh_TW"/>
+        </w:rPr>
+        <w:t>）。觸摸死屍的人會不潔一個月，且只能在這段期間結束後，他們才可以守他們自己的逾越節，如果他們錯過了之前的節期（</w:t>
+      </w:r>
+      <w:hyperlink r:id="rId49">
+        <w:r>
+          <w:rPr>
+            <w:lang w:val="zh_TW" w:bidi="zh_TW"/>
+          </w:rPr>
+          <w:rPr>
+            <w:color w:val="0000EE"/>
+            <w:u w:val="single"/>
+          </w:rPr>
+          <w:t>9:6–11</w:t>
+        </w:r>
+      </w:hyperlink>
+      <w:r>
+        <w:rPr>
+          <w:lang w:val="zh_TW" w:bidi="zh_TW"/>
+        </w:rPr>
+        <w:t>）。大祭司因其特殊的禮儀責任，甚至不能埋葬自己的父母（</w:t>
+      </w:r>
+      <w:hyperlink r:id="rId50">
+        <w:r>
+          <w:rPr>
+            <w:lang w:val="zh_TW" w:bidi="zh_TW"/>
+          </w:rPr>
+          <w:rPr>
+            <w:color w:val="0000EE"/>
+            <w:u w:val="single"/>
+          </w:rPr>
+          <w:t>利21:10–11</w:t>
         </w:r>
       </w:hyperlink>
       <w:r>
@@ -452,16 +1276,16 @@
         </w:rPr>
         <w:t>；參</w:t>
       </w:r>
-      <w:hyperlink r:id="rId23">
-        <w:r>
-          <w:rPr>
-            <w:lang w:val="zh_TW" w:bidi="zh_TW"/>
-          </w:rPr>
-          <w:rPr>
-            <w:color w:val="0000EE"/>
-            <w:u w:val="single"/>
-          </w:rPr>
-          <w:t>尼9:12</w:t>
+      <w:hyperlink r:id="rId51">
+        <w:r>
+          <w:rPr>
+            <w:lang w:val="zh_TW" w:bidi="zh_TW"/>
+          </w:rPr>
+          <w:rPr>
+            <w:color w:val="0000EE"/>
+            <w:u w:val="single"/>
+          </w:rPr>
+          <w:t>民6:6–7</w:t>
         </w:r>
       </w:hyperlink>
       <w:r>
@@ -470,28 +1294,34 @@
         </w:rPr>
         <w:t>；</w:t>
       </w:r>
-      <w:hyperlink r:id="rId24">
-        <w:r>
-          <w:rPr>
-            <w:lang w:val="zh_TW" w:bidi="zh_TW"/>
-          </w:rPr>
-          <w:rPr>
-            <w:color w:val="0000EE"/>
-            <w:u w:val="single"/>
-          </w:rPr>
-          <w:t>詩78:14，</w:t>
-        </w:r>
-      </w:hyperlink>
-      <w:hyperlink r:id="rId25">
-        <w:r>
-          <w:rPr>
-            <w:lang w:val="zh_TW" w:bidi="zh_TW"/>
-          </w:rPr>
-          <w:rPr>
-            <w:color w:val="0000EE"/>
-            <w:u w:val="single"/>
-          </w:rPr>
-          <w:t>105:39</w:t>
+      <w:hyperlink r:id="rId52">
+        <w:r>
+          <w:rPr>
+            <w:lang w:val="zh_TW" w:bidi="zh_TW"/>
+          </w:rPr>
+          <w:rPr>
+            <w:color w:val="0000EE"/>
+            <w:u w:val="single"/>
+          </w:rPr>
+          <w:t>該2:13</w:t>
+        </w:r>
+      </w:hyperlink>
+      <w:r>
+        <w:rPr>
+          <w:lang w:val="zh_TW" w:bidi="zh_TW"/>
+        </w:rPr>
+        <w:t>；</w:t>
+      </w:r>
+      <w:hyperlink r:id="rId53">
+        <w:r>
+          <w:rPr>
+            <w:lang w:val="zh_TW" w:bidi="zh_TW"/>
+          </w:rPr>
+          <w:rPr>
+            <w:color w:val="0000EE"/>
+            <w:u w:val="single"/>
+          </w:rPr>
+          <w:t>太23:27</w:t>
         </w:r>
       </w:hyperlink>
       <w:r>
@@ -502,6 +1332,215 @@
       </w:r>
     </w:p>
     <w:p>
+      <w:pPr>
+        <w:pStyle w:val="ListNumber"/>
+        <w:spacing w:line="240" w:lineRule="auto"/>
+        <w:ind w:left="720"/>
+      </w:pPr>
+      <w:r>
+        <w:rPr>
+          <w:lang w:val="zh_TW" w:bidi="zh_TW"/>
+        </w:rPr>
+      </w:r>
+      <w:r>
+        <w:rPr>
+          <w:lang w:val="zh_TW" w:bidi="zh_TW"/>
+        </w:rPr>
+        <w:t>拜偶像是最大屬靈不潔的源頭。以色列全國因拜偶像而污穢（</w:t>
+      </w:r>
+      <w:hyperlink r:id="rId54">
+        <w:r>
+          <w:rPr>
+            <w:lang w:val="zh_TW" w:bidi="zh_TW"/>
+          </w:rPr>
+          <w:rPr>
+            <w:color w:val="0000EE"/>
+            <w:u w:val="single"/>
+          </w:rPr>
+          <w:t>詩106:38</w:t>
+        </w:r>
+      </w:hyperlink>
+      <w:r>
+        <w:rPr>
+          <w:lang w:val="zh_TW" w:bidi="zh_TW"/>
+        </w:rPr>
+        <w:t>；</w:t>
+      </w:r>
+      <w:hyperlink r:id="rId55">
+        <w:r>
+          <w:rPr>
+            <w:lang w:val="zh_TW" w:bidi="zh_TW"/>
+          </w:rPr>
+          <w:rPr>
+            <w:color w:val="0000EE"/>
+            <w:u w:val="single"/>
+          </w:rPr>
+          <w:t>賽30:22</w:t>
+        </w:r>
+      </w:hyperlink>
+      <w:r>
+        <w:rPr>
+          <w:lang w:val="zh_TW" w:bidi="zh_TW"/>
+        </w:rPr>
+        <w:t>；</w:t>
+      </w:r>
+      <w:hyperlink r:id="rId56">
+        <w:r>
+          <w:rPr>
+            <w:lang w:val="zh_TW" w:bidi="zh_TW"/>
+          </w:rPr>
+          <w:rPr>
+            <w:color w:val="0000EE"/>
+            <w:u w:val="single"/>
+          </w:rPr>
+          <w:t>結36:25</w:t>
+        </w:r>
+      </w:hyperlink>
+      <w:r>
+        <w:rPr>
+          <w:lang w:val="zh_TW" w:bidi="zh_TW"/>
+        </w:rPr>
+        <w:t>），外邦人也是如此（</w:t>
+      </w:r>
+      <w:hyperlink r:id="rId57">
+        <w:r>
+          <w:rPr>
+            <w:lang w:val="zh_TW" w:bidi="zh_TW"/>
+          </w:rPr>
+          <w:rPr>
+            <w:color w:val="0000EE"/>
+            <w:u w:val="single"/>
+          </w:rPr>
+          <w:t>耶43:12</w:t>
+        </w:r>
+      </w:hyperlink>
+      <w:r>
+        <w:rPr>
+          <w:lang w:val="zh_TW" w:bidi="zh_TW"/>
+        </w:rPr>
+        <w:t>）。因此，與外邦人接觸被認為會造成不潔。但福音的普世性挑戰了這種信念（例如，</w:t>
+      </w:r>
+      <w:hyperlink r:id="rId58">
+        <w:r>
+          <w:rPr>
+            <w:lang w:val="zh_TW" w:bidi="zh_TW"/>
+          </w:rPr>
+          <w:rPr>
+            <w:color w:val="0000EE"/>
+            <w:u w:val="single"/>
+          </w:rPr>
+          <w:t>約4:9</w:t>
+        </w:r>
+      </w:hyperlink>
+      <w:r>
+        <w:rPr>
+          <w:lang w:val="zh_TW" w:bidi="zh_TW"/>
+        </w:rPr>
+        <w:t>；</w:t>
+      </w:r>
+      <w:hyperlink r:id="rId59">
+        <w:r>
+          <w:rPr>
+            <w:lang w:val="zh_TW" w:bidi="zh_TW"/>
+          </w:rPr>
+          <w:rPr>
+            <w:color w:val="0000EE"/>
+            <w:u w:val="single"/>
+          </w:rPr>
+          <w:t>徒10:28</w:t>
+        </w:r>
+      </w:hyperlink>
+      <w:r>
+        <w:rPr>
+          <w:lang w:val="zh_TW" w:bidi="zh_TW"/>
+        </w:rPr>
+        <w:t>；參</w:t>
+      </w:r>
+      <w:hyperlink r:id="rId60">
+        <w:r>
+          <w:rPr>
+            <w:lang w:val="zh_TW" w:bidi="zh_TW"/>
+          </w:rPr>
+          <w:rPr>
+            <w:color w:val="0000EE"/>
+            <w:u w:val="single"/>
+          </w:rPr>
+          <w:t>加2:11–14</w:t>
+        </w:r>
+      </w:hyperlink>
+      <w:r>
+        <w:rPr>
+          <w:lang w:val="zh_TW" w:bidi="zh_TW"/>
+        </w:rPr>
+        <w:t>）。與偶像崇拜的不潔密切相關的，是由污鬼所引起的不潔（</w:t>
+      </w:r>
+      <w:hyperlink r:id="rId61">
+        <w:r>
+          <w:rPr>
+            <w:lang w:val="zh_TW" w:bidi="zh_TW"/>
+          </w:rPr>
+          <w:rPr>
+            <w:color w:val="0000EE"/>
+            <w:u w:val="single"/>
+          </w:rPr>
+          <w:t>亞13:2</w:t>
+        </w:r>
+      </w:hyperlink>
+      <w:r>
+        <w:rPr>
+          <w:lang w:val="zh_TW" w:bidi="zh_TW"/>
+        </w:rPr>
+        <w:t>；參</w:t>
+      </w:r>
+      <w:hyperlink r:id="rId62">
+        <w:r>
+          <w:rPr>
+            <w:lang w:val="zh_TW" w:bidi="zh_TW"/>
+          </w:rPr>
+          <w:rPr>
+            <w:color w:val="0000EE"/>
+            <w:u w:val="single"/>
+          </w:rPr>
+          <w:t>太10:1</w:t>
+        </w:r>
+      </w:hyperlink>
+      <w:r>
+        <w:rPr>
+          <w:lang w:val="zh_TW" w:bidi="zh_TW"/>
+        </w:rPr>
+        <w:t>；</w:t>
+      </w:r>
+      <w:hyperlink r:id="rId63">
+        <w:r>
+          <w:rPr>
+            <w:lang w:val="zh_TW" w:bidi="zh_TW"/>
+          </w:rPr>
+          <w:rPr>
+            <w:color w:val="0000EE"/>
+            <w:u w:val="single"/>
+          </w:rPr>
+          <w:t>可1:23–27</w:t>
+        </w:r>
+      </w:hyperlink>
+      <w:r>
+        <w:rPr>
+          <w:lang w:val="zh_TW" w:bidi="zh_TW"/>
+        </w:rPr>
+        <w:t>。）</w:t>
+      </w:r>
+    </w:p>
+    <w:p>
+      <w:pPr>
+        <w:pStyle w:val="Heading4"/>
+      </w:pPr>
+      <w:r>
+        <w:rPr>
+          <w:lang w:val="zh_TW" w:bidi="zh_TW"/>
+        </w:rPr>
+        <w:t>關於物品的律法</w:t>
+      </w:r>
+    </w:p>
+    <w:p>
       <w:pPr/>
       <w:r>
         <w:rPr>
@@ -512,84 +1551,2074 @@
         <w:rPr>
           <w:lang w:val="zh_TW" w:bidi="zh_TW"/>
         </w:rPr>
-        <w:t>在舊約聖經中，光常代表神的祝福。約伯說：「他將深奧的事從黑暗中彰顯， 使死蔭顯為光明」（</w:t>
-      </w:r>
-      <w:hyperlink r:id="rId26">
-        <w:r>
-          <w:rPr>
-            <w:lang w:val="zh_TW" w:bidi="zh_TW"/>
-          </w:rPr>
-          <w:rPr>
-            <w:color w:val="0000EE"/>
-            <w:u w:val="single"/>
-          </w:rPr>
-          <w:t>伯12:22</w:t>
-        </w:r>
-      </w:hyperlink>
-      <w:r>
-        <w:rPr>
-          <w:lang w:val="zh_TW" w:bidi="zh_TW"/>
-        </w:rPr>
-        <w:t>）。當約伯遭遇患難時，他記得從前神光照他的道路，使他覺得安穩（</w:t>
-      </w:r>
-      <w:hyperlink r:id="rId27">
-        <w:r>
-          <w:rPr>
-            <w:lang w:val="zh_TW" w:bidi="zh_TW"/>
-          </w:rPr>
-          <w:rPr>
-            <w:color w:val="0000EE"/>
-            <w:u w:val="single"/>
-          </w:rPr>
-          <w:t>伯29:2–3</w:t>
-        </w:r>
-      </w:hyperlink>
-      <w:r>
-        <w:rPr>
-          <w:lang w:val="zh_TW" w:bidi="zh_TW"/>
-        </w:rPr>
-        <w:t>）。約伯的朋友以利法也說，若約伯聽從他的勸告，「亮光也必照耀你的路」（</w:t>
-      </w:r>
-      <w:hyperlink r:id="rId28">
-        <w:r>
-          <w:rPr>
-            <w:lang w:val="zh_TW" w:bidi="zh_TW"/>
-          </w:rPr>
-          <w:rPr>
-            <w:color w:val="0000EE"/>
-            <w:u w:val="single"/>
-          </w:rPr>
-          <w:t>伯22:28</w:t>
-        </w:r>
-      </w:hyperlink>
-      <w:r>
-        <w:rPr>
-          <w:lang w:val="zh_TW" w:bidi="zh_TW"/>
-        </w:rPr>
-        <w:t>）。詩篇的作者同樣把神點亮他的燈視為賜福（</w:t>
-      </w:r>
-      <w:hyperlink r:id="rId29">
-        <w:r>
-          <w:rPr>
-            <w:lang w:val="zh_TW" w:bidi="zh_TW"/>
-          </w:rPr>
-          <w:rPr>
-            <w:color w:val="0000EE"/>
-            <w:u w:val="single"/>
-          </w:rPr>
-          <w:t>詩18:28，</w:t>
-        </w:r>
-      </w:hyperlink>
-      <w:hyperlink r:id="rId30">
-        <w:r>
-          <w:rPr>
-            <w:lang w:val="zh_TW" w:bidi="zh_TW"/>
-          </w:rPr>
-          <w:rPr>
-            <w:color w:val="0000EE"/>
-            <w:u w:val="single"/>
-          </w:rPr>
-          <w:t>118:27</w:t>
+        <w:t>某些律法說明了不潔就像傳染病傳播的原則。死屍會使它們所接觸的東西不潔，死去的昆蟲和某些爬行動物也是如此（</w:t>
+      </w:r>
+      <w:hyperlink r:id="rId64">
+        <w:r>
+          <w:rPr>
+            <w:lang w:val="zh_TW" w:bidi="zh_TW"/>
+          </w:rPr>
+          <w:rPr>
+            <w:color w:val="0000EE"/>
+            <w:u w:val="single"/>
+          </w:rPr>
+          <w:t>利11:29–38</w:t>
+        </w:r>
+      </w:hyperlink>
+      <w:r>
+        <w:rPr>
+          <w:lang w:val="zh_TW" w:bidi="zh_TW"/>
+        </w:rPr>
+        <w:t>）。值得注意的是，乾穀物、流動的泉水和蓄水池中的水都被明確地排除在關於污染的律法之外；否則，這將導致飢餓問題，因為在農業社區中，每天都會在穀物和水中發現死昆蟲和老鼠。不潔的陶器必須打碎，但木製器皿只需清洗（</w:t>
+      </w:r>
+      <w:hyperlink r:id="rId65">
+        <w:r>
+          <w:rPr>
+            <w:lang w:val="zh_TW" w:bidi="zh_TW"/>
+          </w:rPr>
+          <w:rPr>
+            <w:color w:val="0000EE"/>
+            <w:u w:val="single"/>
+          </w:rPr>
+          <w:t>利15:12</w:t>
+        </w:r>
+      </w:hyperlink>
+      <w:r>
+        <w:rPr>
+          <w:lang w:val="zh_TW" w:bidi="zh_TW"/>
+        </w:rPr>
+        <w:t>）。甚至在房屋中有人死亡，未覆蓋的鍋也會變得不潔（</w:t>
+      </w:r>
+      <w:hyperlink r:id="rId66">
+        <w:r>
+          <w:rPr>
+            <w:lang w:val="zh_TW" w:bidi="zh_TW"/>
+          </w:rPr>
+          <w:rPr>
+            <w:color w:val="0000EE"/>
+            <w:u w:val="single"/>
+          </w:rPr>
+          <w:t>民19:15</w:t>
+        </w:r>
+      </w:hyperlink>
+      <w:r>
+        <w:rPr>
+          <w:lang w:val="zh_TW" w:bidi="zh_TW"/>
+        </w:rPr>
+        <w:t>），每個進入房子的人都變得不潔淨。</w:t>
+      </w:r>
+    </w:p>
+    <w:p>
+      <w:pPr/>
+      <w:r>
+        <w:rPr>
+          <w:lang w:val="zh_TW" w:bidi="zh_TW"/>
+        </w:rPr>
+      </w:r>
+      <w:r>
+        <w:rPr>
+          <w:lang w:val="zh_TW" w:bidi="zh_TW"/>
+        </w:rPr>
+        <w:t>由於外邦人的財物與偶像崇拜有關，而被認為是不潔的；因此，戰爭中獲得的戰利品必須用火或水潔淨（</w:t>
+      </w:r>
+      <w:hyperlink r:id="rId67">
+        <w:r>
+          <w:rPr>
+            <w:lang w:val="zh_TW" w:bidi="zh_TW"/>
+          </w:rPr>
+          <w:rPr>
+            <w:color w:val="0000EE"/>
+            <w:u w:val="single"/>
+          </w:rPr>
+          <w:t>民31:21–24</w:t>
+        </w:r>
+      </w:hyperlink>
+      <w:r>
+        <w:rPr>
+          <w:lang w:val="zh_TW" w:bidi="zh_TW"/>
+        </w:rPr>
+        <w:t>）。羊毛、麻布或皮革的衣物也可能會從患病的人身上染上不潔的「痲瘋病」，這些衣物必須經過檢查。如果痲瘋病的斑點（綠色或紅色的斑塊）在檢查期後擴散，這些衣物必須被燒毀（</w:t>
+      </w:r>
+      <w:hyperlink r:id="rId68">
+        <w:r>
+          <w:rPr>
+            <w:lang w:val="zh_TW" w:bidi="zh_TW"/>
+          </w:rPr>
+          <w:rPr>
+            <w:color w:val="0000EE"/>
+            <w:u w:val="single"/>
+          </w:rPr>
+          <w:t>利13:47–59</w:t>
+        </w:r>
+      </w:hyperlink>
+      <w:r>
+        <w:rPr>
+          <w:lang w:val="zh_TW" w:bidi="zh_TW"/>
+        </w:rPr>
+        <w:t>，</w:t>
+      </w:r>
+      <w:hyperlink r:id="rId69">
+        <w:r>
+          <w:rPr>
+            <w:lang w:val="zh_TW" w:bidi="zh_TW"/>
+          </w:rPr>
+          <w:rPr>
+            <w:color w:val="0000EE"/>
+            <w:u w:val="single"/>
+          </w:rPr>
+          <w:t>14:33–53</w:t>
+        </w:r>
+      </w:hyperlink>
+      <w:r>
+        <w:rPr>
+          <w:lang w:val="zh_TW" w:bidi="zh_TW"/>
+        </w:rPr>
+        <w:t>）。</w:t>
+      </w:r>
+    </w:p>
+    <w:p>
+      <w:pPr>
+        <w:pStyle w:val="Heading4"/>
+      </w:pPr>
+      <w:r>
+        <w:rPr>
+          <w:lang w:val="zh_TW" w:bidi="zh_TW"/>
+        </w:rPr>
+        <w:t>關於地方的律法</w:t>
+      </w:r>
+    </w:p>
+    <w:p>
+      <w:pPr/>
+      <w:r>
+        <w:rPr>
+          <w:lang w:val="zh_TW" w:bidi="zh_TW"/>
+        </w:rPr>
+      </w:r>
+      <w:r>
+        <w:rPr>
+          <w:lang w:val="zh_TW" w:bidi="zh_TW"/>
+        </w:rPr>
+        <w:t>以色列的土地和百姓都是聖潔的；他們可能因經濟壓迫或崇拜偶像的不潔而被玷污（</w:t>
+      </w:r>
+      <w:hyperlink r:id="rId70">
+        <w:r>
+          <w:rPr>
+            <w:lang w:val="zh_TW" w:bidi="zh_TW"/>
+          </w:rPr>
+          <w:rPr>
+            <w:color w:val="0000EE"/>
+            <w:u w:val="single"/>
+          </w:rPr>
+          <w:t>書22:17–19</w:t>
+        </w:r>
+      </w:hyperlink>
+      <w:r>
+        <w:rPr>
+          <w:lang w:val="zh_TW" w:bidi="zh_TW"/>
+        </w:rPr>
+        <w:t>；</w:t>
+      </w:r>
+      <w:hyperlink r:id="rId71">
+        <w:r>
+          <w:rPr>
+            <w:lang w:val="zh_TW" w:bidi="zh_TW"/>
+          </w:rPr>
+          <w:rPr>
+            <w:color w:val="0000EE"/>
+            <w:u w:val="single"/>
+          </w:rPr>
+          <w:t>耶13:27</w:t>
+        </w:r>
+      </w:hyperlink>
+      <w:r>
+        <w:rPr>
+          <w:lang w:val="zh_TW" w:bidi="zh_TW"/>
+        </w:rPr>
+        <w:t>）。耶路撒冷是一座聖城，但它可以因其居民的罪而被玷污（</w:t>
+      </w:r>
+      <w:hyperlink r:id="rId72">
+        <w:r>
+          <w:rPr>
+            <w:lang w:val="zh_TW" w:bidi="zh_TW"/>
+          </w:rPr>
+          <w:rPr>
+            <w:color w:val="0000EE"/>
+            <w:u w:val="single"/>
+          </w:rPr>
+          <w:t>結22:2–4</w:t>
+        </w:r>
+      </w:hyperlink>
+      <w:r>
+        <w:rPr>
+          <w:lang w:val="zh_TW" w:bidi="zh_TW"/>
+        </w:rPr>
+        <w:t>；</w:t>
+      </w:r>
+      <w:hyperlink r:id="rId73">
+        <w:r>
+          <w:rPr>
+            <w:lang w:val="zh_TW" w:bidi="zh_TW"/>
+          </w:rPr>
+          <w:rPr>
+            <w:color w:val="0000EE"/>
+            <w:u w:val="single"/>
+          </w:rPr>
+          <w:t>哀1:8</w:t>
+        </w:r>
+      </w:hyperlink>
+      <w:r>
+        <w:rPr>
+          <w:lang w:val="zh_TW" w:bidi="zh_TW"/>
+        </w:rPr>
+        <w:t>）或被屠殺居民的血而被玷污（</w:t>
+      </w:r>
+      <w:hyperlink r:id="rId74">
+        <w:r>
+          <w:rPr>
+            <w:lang w:val="zh_TW" w:bidi="zh_TW"/>
+          </w:rPr>
+          <w:rPr>
+            <w:color w:val="0000EE"/>
+            <w:u w:val="single"/>
+          </w:rPr>
+          <w:t>哀4:15</w:t>
+        </w:r>
+      </w:hyperlink>
+      <w:r>
+        <w:rPr>
+          <w:lang w:val="zh_TW" w:bidi="zh_TW"/>
+        </w:rPr>
+        <w:t>）。</w:t>
+      </w:r>
+    </w:p>
+    <w:p>
+      <w:pPr/>
+      <w:r>
+        <w:rPr>
+          <w:lang w:val="zh_TW" w:bidi="zh_TW"/>
+        </w:rPr>
+      </w:r>
+      <w:r>
+        <w:rPr>
+          <w:lang w:val="zh_TW" w:bidi="zh_TW"/>
+        </w:rPr>
+        <w:t>聖殿可能被不潔的人玷污。在亞哈斯進行偶像崇拜後，希西家必須潔淨聖殿（</w:t>
+      </w:r>
+      <w:hyperlink r:id="rId75">
+        <w:r>
+          <w:rPr>
+            <w:lang w:val="zh_TW" w:bidi="zh_TW"/>
+          </w:rPr>
+          <w:rPr>
+            <w:color w:val="0000EE"/>
+            <w:u w:val="single"/>
+          </w:rPr>
+          <w:t>代下29:15–19</w:t>
+        </w:r>
+      </w:hyperlink>
+      <w:r>
+        <w:rPr>
+          <w:lang w:val="zh_TW" w:bidi="zh_TW"/>
+        </w:rPr>
+        <w:t>）；尼希米則必須潔淨多比雅曾住過的房間（</w:t>
+      </w:r>
+      <w:hyperlink r:id="rId76">
+        <w:r>
+          <w:rPr>
+            <w:lang w:val="zh_TW" w:bidi="zh_TW"/>
+          </w:rPr>
+          <w:rPr>
+            <w:color w:val="0000EE"/>
+            <w:u w:val="single"/>
+          </w:rPr>
+          <w:t>尼13:9</w:t>
+        </w:r>
+      </w:hyperlink>
+      <w:r>
+        <w:rPr>
+          <w:lang w:val="zh_TW" w:bidi="zh_TW"/>
+        </w:rPr>
+        <w:t>）。贖罪日的一個功能，是清除以色列人過去一年中因其所犯的罪，而轉移到聖殿的污穢（</w:t>
+      </w:r>
+      <w:hyperlink r:id="rId77">
+        <w:r>
+          <w:rPr>
+            <w:lang w:val="zh_TW" w:bidi="zh_TW"/>
+          </w:rPr>
+          <w:rPr>
+            <w:color w:val="0000EE"/>
+            <w:u w:val="single"/>
+          </w:rPr>
+          <w:t>利16:16–19</w:t>
+        </w:r>
+      </w:hyperlink>
+      <w:r>
+        <w:rPr>
+          <w:lang w:val="zh_TW" w:bidi="zh_TW"/>
+        </w:rPr>
+        <w:t>、</w:t>
+      </w:r>
+      <w:hyperlink r:id="rId78">
+        <w:r>
+          <w:rPr>
+            <w:lang w:val="zh_TW" w:bidi="zh_TW"/>
+          </w:rPr>
+          <w:rPr>
+            <w:color w:val="0000EE"/>
+            <w:u w:val="single"/>
+          </w:rPr>
+          <w:t>31–33</w:t>
+        </w:r>
+      </w:hyperlink>
+      <w:r>
+        <w:rPr>
+          <w:lang w:val="zh_TW" w:bidi="zh_TW"/>
+        </w:rPr>
+        <w:t>）。</w:t>
+      </w:r>
+    </w:p>
+    <w:p>
+      <w:pPr/>
+      <w:r>
+        <w:rPr>
+          <w:lang w:val="zh_TW" w:bidi="zh_TW"/>
+        </w:rPr>
+      </w:r>
+      <w:r>
+        <w:rPr>
+          <w:lang w:val="zh_TW" w:bidi="zh_TW"/>
+        </w:rPr>
+        <w:t>痲瘋病人的房子拆毀後的碎片會被送到不潔的地方（</w:t>
+      </w:r>
+      <w:hyperlink r:id="rId79">
+        <w:r>
+          <w:rPr>
+            <w:lang w:val="zh_TW" w:bidi="zh_TW"/>
+          </w:rPr>
+          <w:rPr>
+            <w:color w:val="0000EE"/>
+            <w:u w:val="single"/>
+          </w:rPr>
+          <w:t>利14:45</w:t>
+        </w:r>
+      </w:hyperlink>
+      <w:r>
+        <w:rPr>
+          <w:lang w:val="zh_TW" w:bidi="zh_TW"/>
+        </w:rPr>
+        <w:t>）。欣嫩谷在後來的年代成為耶路撒冷的垃圾場，這形成新約末世論中「地獄（Gehenna）」的意象，視為永恆懲罰之地。由於以色列的營地是聖潔的地方，必須謹慎將人類的排泄物埋在營地的外面（</w:t>
+      </w:r>
+      <w:hyperlink r:id="rId80">
+        <w:r>
+          <w:rPr>
+            <w:lang w:val="zh_TW" w:bidi="zh_TW"/>
+          </w:rPr>
+          <w:rPr>
+            <w:color w:val="0000EE"/>
+            <w:u w:val="single"/>
+          </w:rPr>
+          <w:t>申23:12–14</w:t>
+        </w:r>
+      </w:hyperlink>
+      <w:r>
+        <w:rPr>
+          <w:lang w:val="zh_TW" w:bidi="zh_TW"/>
+        </w:rPr>
+        <w:t>）。在軍事行動中，這一簡單措施，尤其在預防疾病方面的重要性，則不容忽視，因為瘟疫是古代軍隊中的一大災難。</w:t>
+      </w:r>
+    </w:p>
+    <w:p>
+      <w:pPr>
+        <w:pStyle w:val="Heading4"/>
+      </w:pPr>
+      <w:r>
+        <w:rPr>
+          <w:lang w:val="zh_TW" w:bidi="zh_TW"/>
+        </w:rPr>
+        <w:t>關於食物的律法</w:t>
+      </w:r>
+    </w:p>
+    <w:p>
+      <w:pPr/>
+      <w:r>
+        <w:rPr>
+          <w:lang w:val="zh_TW" w:bidi="zh_TW"/>
+        </w:rPr>
+      </w:r>
+      <w:r>
+        <w:rPr>
+          <w:lang w:val="zh_TW" w:bidi="zh_TW"/>
+        </w:rPr>
+        <w:t>某些種類的動物是不潔的，因此不能食用（</w:t>
+      </w:r>
+      <w:hyperlink r:id="rId81">
+        <w:r>
+          <w:rPr>
+            <w:lang w:val="zh_TW" w:bidi="zh_TW"/>
+          </w:rPr>
+          <w:rPr>
+            <w:color w:val="0000EE"/>
+            <w:u w:val="single"/>
+          </w:rPr>
+          <w:t>利11章</w:t>
+        </w:r>
+      </w:hyperlink>
+      <w:r>
+        <w:rPr>
+          <w:lang w:val="zh_TW" w:bidi="zh_TW"/>
+        </w:rPr>
+        <w:t>；</w:t>
+      </w:r>
+      <w:hyperlink r:id="rId32">
+        <w:r>
+          <w:rPr>
+            <w:lang w:val="zh_TW" w:bidi="zh_TW"/>
+          </w:rPr>
+          <w:rPr>
+            <w:color w:val="0000EE"/>
+            <w:u w:val="single"/>
+          </w:rPr>
+          <w:t>申14:3–21</w:t>
+        </w:r>
+      </w:hyperlink>
+      <w:r>
+        <w:rPr>
+          <w:lang w:val="zh_TW" w:bidi="zh_TW"/>
+        </w:rPr>
+        <w:t>）。因年老、疾病或受傷而死亡的動物，或被掠食者咬傷的動物，都是不潔的。不反芻或無分蹄的動物是不潔的，這包括豬、駱駝、獾和兔子等。以色列人只能吃有鰭和鱗的魚。猛禽和食腐動物是不潔的。除了會跳的昆蟲（蝗蟲、蚱蜢和蟋蟀）以外，所有有翅膀的昆蟲都是不潔的。一大類的「爬行性動物」也被禁止食用，包括蠕蟲、蜥蜴、蛇、黃鼠狼和老鼠。除此之外，還有古老的禁止吃血的禁令（</w:t>
+      </w:r>
+      <w:hyperlink r:id="rId82">
+        <w:r>
+          <w:rPr>
+            <w:lang w:val="zh_TW" w:bidi="zh_TW"/>
+          </w:rPr>
+          <w:rPr>
+            <w:color w:val="0000EE"/>
+            <w:u w:val="single"/>
+          </w:rPr>
+          <w:t>創9:4</w:t>
+        </w:r>
+      </w:hyperlink>
+      <w:r>
+        <w:rPr>
+          <w:lang w:val="zh_TW" w:bidi="zh_TW"/>
+        </w:rPr>
+        <w:t>；</w:t>
+      </w:r>
+      <w:hyperlink r:id="rId83">
+        <w:r>
+          <w:rPr>
+            <w:lang w:val="zh_TW" w:bidi="zh_TW"/>
+          </w:rPr>
+          <w:rPr>
+            <w:color w:val="0000EE"/>
+            <w:u w:val="single"/>
+          </w:rPr>
+          <w:t>利17:14–15</w:t>
+        </w:r>
+      </w:hyperlink>
+      <w:r>
+        <w:rPr>
+          <w:lang w:val="zh_TW" w:bidi="zh_TW"/>
+        </w:rPr>
+        <w:t>；</w:t>
+      </w:r>
+      <w:hyperlink r:id="rId84">
+        <w:r>
+          <w:rPr>
+            <w:lang w:val="zh_TW" w:bidi="zh_TW"/>
+          </w:rPr>
+          <w:rPr>
+            <w:color w:val="0000EE"/>
+            <w:u w:val="single"/>
+          </w:rPr>
+          <w:t>申12:16–23</w:t>
+        </w:r>
+      </w:hyperlink>
+      <w:r>
+        <w:rPr>
+          <w:lang w:val="zh_TW" w:bidi="zh_TW"/>
+        </w:rPr>
+        <w:t>；</w:t>
+      </w:r>
+      <w:hyperlink r:id="rId33">
+        <w:r>
+          <w:rPr>
+            <w:lang w:val="zh_TW" w:bidi="zh_TW"/>
+          </w:rPr>
+          <w:rPr>
+            <w:color w:val="0000EE"/>
+            <w:u w:val="single"/>
+          </w:rPr>
+          <w:t>徒15:28–29</w:t>
+        </w:r>
+      </w:hyperlink>
+      <w:r>
+        <w:rPr>
+          <w:lang w:val="zh_TW" w:bidi="zh_TW"/>
+        </w:rPr>
+        <w:t>）。</w:t>
+      </w:r>
+    </w:p>
+    <w:p>
+      <w:pPr>
+        <w:pStyle w:val="Heading3"/>
+      </w:pPr>
+      <w:r>
+        <w:rPr>
+          <w:lang w:val="zh_TW" w:bidi="zh_TW"/>
+        </w:rPr>
+        <w:t>潔淨禮儀</w:t>
+      </w:r>
+    </w:p>
+    <w:p>
+      <w:pPr>
+        <w:pStyle w:val="Heading4"/>
+      </w:pPr>
+      <w:r>
+        <w:rPr>
+          <w:lang w:val="zh_TW" w:bidi="zh_TW"/>
+        </w:rPr>
+        <w:t>藉由經過的時間潔淨</w:t>
+      </w:r>
+    </w:p>
+    <w:p>
+      <w:pPr/>
+      <w:r>
+        <w:rPr>
+          <w:lang w:val="zh_TW" w:bidi="zh_TW"/>
+        </w:rPr>
+      </w:r>
+      <w:r>
+        <w:rPr>
+          <w:lang w:val="zh_TW" w:bidi="zh_TW"/>
+        </w:rPr>
+        <w:t>次要的不潔通常可以通過等到晚上消除（</w:t>
+      </w:r>
+      <w:hyperlink r:id="rId85">
+        <w:r>
+          <w:rPr>
+            <w:lang w:val="zh_TW" w:bidi="zh_TW"/>
+          </w:rPr>
+          <w:rPr>
+            <w:color w:val="0000EE"/>
+            <w:u w:val="single"/>
+          </w:rPr>
+          <w:t>利11:24</w:t>
+        </w:r>
+      </w:hyperlink>
+      <w:r>
+        <w:rPr>
+          <w:lang w:val="zh_TW" w:bidi="zh_TW"/>
+        </w:rPr>
+        <w:t>），或等待七天、十四天、四十天或八十天。死屍所接觸的東西會不潔七天（</w:t>
+      </w:r>
+      <w:hyperlink r:id="rId86">
+        <w:r>
+          <w:rPr>
+            <w:lang w:val="zh_TW" w:bidi="zh_TW"/>
+          </w:rPr>
+          <w:rPr>
+            <w:color w:val="0000EE"/>
+            <w:u w:val="single"/>
+          </w:rPr>
+          <w:t>民19:11</w:t>
+        </w:r>
+      </w:hyperlink>
+      <w:r>
+        <w:rPr>
+          <w:lang w:val="zh_TW" w:bidi="zh_TW"/>
+        </w:rPr>
+        <w:t>），月經也是如此（</w:t>
+      </w:r>
+      <w:hyperlink r:id="rId87">
+        <w:r>
+          <w:rPr>
+            <w:lang w:val="zh_TW" w:bidi="zh_TW"/>
+          </w:rPr>
+          <w:rPr>
+            <w:color w:val="0000EE"/>
+            <w:u w:val="single"/>
+          </w:rPr>
+          <w:t>利15:19</w:t>
+        </w:r>
+      </w:hyperlink>
+      <w:r>
+        <w:rPr>
+          <w:lang w:val="zh_TW" w:bidi="zh_TW"/>
+        </w:rPr>
+        <w:t>）。當孩子出生時，對於男嬰而言，母親的不潔狀況會持續七天，對於女嬰則持續十四天。在此之後，母親還需再等三十三天（若生男嬰）或六十六天（若生女嬰）才能接觸任何聖物。</w:t>
+      </w:r>
+    </w:p>
+    <w:p>
+      <w:pPr>
+        <w:pStyle w:val="Heading4"/>
+      </w:pPr>
+      <w:r>
+        <w:rPr>
+          <w:lang w:val="zh_TW" w:bidi="zh_TW"/>
+        </w:rPr>
+        <w:t>用水潔淨</w:t>
+      </w:r>
+    </w:p>
+    <w:p>
+      <w:pPr/>
+      <w:r>
+        <w:rPr>
+          <w:lang w:val="zh_TW" w:bidi="zh_TW"/>
+        </w:rPr>
+      </w:r>
+      <w:r>
+        <w:rPr>
+          <w:lang w:val="zh_TW" w:bidi="zh_TW"/>
+        </w:rPr>
+        <w:t>接觸不潔之物，如身體排泄物，通常需要洗手和洗衣服，這通常需要等待一天的時間（</w:t>
+      </w:r>
+      <w:hyperlink r:id="rId88">
+        <w:r>
+          <w:rPr>
+            <w:lang w:val="zh_TW" w:bidi="zh_TW"/>
+          </w:rPr>
+          <w:rPr>
+            <w:color w:val="0000EE"/>
+            <w:u w:val="single"/>
+          </w:rPr>
+          <w:t>利15:5–11</w:t>
+        </w:r>
+      </w:hyperlink>
+      <w:r>
+        <w:rPr>
+          <w:lang w:val="zh_TW" w:bidi="zh_TW"/>
+        </w:rPr>
+        <w:t>）。</w:t>
+      </w:r>
+    </w:p>
+    <w:p>
+      <w:pPr>
+        <w:pStyle w:val="Heading4"/>
+      </w:pPr>
+      <w:r>
+        <w:rPr>
+          <w:lang w:val="zh_TW" w:bidi="zh_TW"/>
+        </w:rPr>
+        <w:t>用儀式性的物質來潔淨</w:t>
+      </w:r>
+    </w:p>
+    <w:p>
+      <w:pPr/>
+      <w:r>
+        <w:rPr>
+          <w:lang w:val="zh_TW" w:bidi="zh_TW"/>
+        </w:rPr>
+      </w:r>
+      <w:r>
+        <w:rPr>
+          <w:lang w:val="zh_TW" w:bidi="zh_TW"/>
+        </w:rPr>
+        <w:t>潔淨禮儀中使用的儀式性物質包括用水混合的紅母牛的灰（</w:t>
+      </w:r>
+      <w:hyperlink r:id="rId89">
+        <w:r>
+          <w:rPr>
+            <w:lang w:val="zh_TW" w:bidi="zh_TW"/>
+          </w:rPr>
+          <w:rPr>
+            <w:color w:val="0000EE"/>
+            <w:u w:val="single"/>
+          </w:rPr>
+          <w:t>民19:1–10</w:t>
+        </w:r>
+      </w:hyperlink>
+      <w:r>
+        <w:rPr>
+          <w:lang w:val="zh_TW" w:bidi="zh_TW"/>
+        </w:rPr>
+        <w:t>），以及（在痲瘋病的情況下）香柏木、朱紅色線、牛膝草和血（</w:t>
+      </w:r>
+      <w:hyperlink r:id="rId90">
+        <w:r>
+          <w:rPr>
+            <w:lang w:val="zh_TW" w:bidi="zh_TW"/>
+          </w:rPr>
+          <w:rPr>
+            <w:color w:val="0000EE"/>
+            <w:u w:val="single"/>
+          </w:rPr>
+          <w:t>利14:2–9</w:t>
+        </w:r>
+      </w:hyperlink>
+      <w:r>
+        <w:rPr>
+          <w:lang w:val="zh_TW" w:bidi="zh_TW"/>
+        </w:rPr>
+        <w:t>）。當祭壇用於潔淨儀式時，只有血是合適的，因為祭壇是為罪獻祭的地方（</w:t>
+      </w:r>
+      <w:hyperlink r:id="rId91">
+        <w:r>
+          <w:rPr>
+            <w:lang w:val="zh_TW" w:bidi="zh_TW"/>
+          </w:rPr>
+          <w:rPr>
+            <w:color w:val="0000EE"/>
+            <w:u w:val="single"/>
+          </w:rPr>
+          <w:t>利16:18–19</w:t>
+        </w:r>
+      </w:hyperlink>
+      <w:r>
+        <w:rPr>
+          <w:lang w:val="zh_TW" w:bidi="zh_TW"/>
+        </w:rPr>
+        <w:t>；</w:t>
+      </w:r>
+      <w:hyperlink r:id="rId92">
+        <w:r>
+          <w:rPr>
+            <w:lang w:val="zh_TW" w:bidi="zh_TW"/>
+          </w:rPr>
+          <w:rPr>
+            <w:color w:val="0000EE"/>
+            <w:u w:val="single"/>
+          </w:rPr>
+          <w:t>結43:20</w:t>
+        </w:r>
+      </w:hyperlink>
+      <w:r>
+        <w:rPr>
+          <w:lang w:val="zh_TW" w:bidi="zh_TW"/>
+        </w:rPr>
+        <w:t>）。</w:t>
+      </w:r>
+    </w:p>
+    <w:p>
+      <w:pPr>
+        <w:pStyle w:val="Heading4"/>
+      </w:pPr>
+      <w:r>
+        <w:rPr>
+          <w:lang w:val="zh_TW" w:bidi="zh_TW"/>
+        </w:rPr>
+        <w:t>藉獻祭潔淨</w:t>
+      </w:r>
+    </w:p>
+    <w:p>
+      <w:pPr/>
+      <w:r>
+        <w:rPr>
+          <w:lang w:val="zh_TW" w:bidi="zh_TW"/>
+        </w:rPr>
+      </w:r>
+      <w:r>
+        <w:rPr>
+          <w:lang w:val="zh_TW" w:bidi="zh_TW"/>
+        </w:rPr>
+        <w:t>獻祭是儀式和道德潔淨的最終來源。除了性排泄物外，所有的身體排泄物都得通過獻上斑鳩和雛鴿來潔淨（</w:t>
+      </w:r>
+      <w:hyperlink r:id="rId93">
+        <w:r>
+          <w:rPr>
+            <w:lang w:val="zh_TW" w:bidi="zh_TW"/>
+          </w:rPr>
+          <w:rPr>
+            <w:color w:val="0000EE"/>
+            <w:u w:val="single"/>
+          </w:rPr>
+          <w:t>利15:14–15、29–30</w:t>
+        </w:r>
+      </w:hyperlink>
+      <w:r>
+        <w:rPr>
+          <w:lang w:val="zh_TW" w:bidi="zh_TW"/>
+        </w:rPr>
+        <w:t>）。生育孩子則需要獻上一隻羔羊和一隻鳥（</w:t>
+      </w:r>
+      <w:hyperlink r:id="rId94">
+        <w:r>
+          <w:rPr>
+            <w:lang w:val="zh_TW" w:bidi="zh_TW"/>
+          </w:rPr>
+          <w:rPr>
+            <w:color w:val="0000EE"/>
+            <w:u w:val="single"/>
+          </w:rPr>
+          <w:t>12:6</w:t>
+        </w:r>
+      </w:hyperlink>
+      <w:r>
+        <w:rPr>
+          <w:lang w:val="zh_TW" w:bidi="zh_TW"/>
+        </w:rPr>
+        <w:t>）。窮人可以獻鳥代替動物（</w:t>
+      </w:r>
+      <w:hyperlink r:id="rId95">
+        <w:r>
+          <w:rPr>
+            <w:lang w:val="zh_TW" w:bidi="zh_TW"/>
+          </w:rPr>
+          <w:rPr>
+            <w:color w:val="0000EE"/>
+            <w:u w:val="single"/>
+          </w:rPr>
+          <w:t>利12:8</w:t>
+        </w:r>
+      </w:hyperlink>
+      <w:r>
+        <w:rPr>
+          <w:lang w:val="zh_TW" w:bidi="zh_TW"/>
+        </w:rPr>
+        <w:t>，</w:t>
+      </w:r>
+      <w:hyperlink r:id="rId96">
+        <w:r>
+          <w:rPr>
+            <w:lang w:val="zh_TW" w:bidi="zh_TW"/>
+          </w:rPr>
+          <w:rPr>
+            <w:color w:val="0000EE"/>
+            <w:u w:val="single"/>
+          </w:rPr>
+          <w:t>14:21–32</w:t>
+        </w:r>
+      </w:hyperlink>
+      <w:r>
+        <w:rPr>
+          <w:lang w:val="zh_TW" w:bidi="zh_TW"/>
+        </w:rPr>
+        <w:t>；</w:t>
+      </w:r>
+      <w:hyperlink r:id="rId97">
+        <w:r>
+          <w:rPr>
+            <w:lang w:val="zh_TW" w:bidi="zh_TW"/>
+          </w:rPr>
+          <w:rPr>
+            <w:color w:val="0000EE"/>
+            <w:u w:val="single"/>
+          </w:rPr>
+          <w:t>路2:24</w:t>
+        </w:r>
+      </w:hyperlink>
+      <w:r>
+        <w:rPr>
+          <w:lang w:val="zh_TW" w:bidi="zh_TW"/>
+        </w:rPr>
+        <w:t>）。</w:t>
+      </w:r>
+    </w:p>
+    <w:p>
+      <w:pPr/>
+      <w:r>
+        <w:rPr>
+          <w:lang w:val="zh_TW" w:bidi="zh_TW"/>
+        </w:rPr>
+      </w:r>
+      <w:r>
+        <w:rPr>
+          <w:lang w:val="zh_TW" w:bidi="zh_TW"/>
+        </w:rPr>
+        <w:t>在獻祭中，血象徵一個生命的給予，因此也象徵著經歷死亡；疾病或罪的不潔被認為轉移到祭物上，從而除去不潔（</w:t>
+      </w:r>
+      <w:hyperlink r:id="rId98">
+        <w:r>
+          <w:rPr>
+            <w:lang w:val="zh_TW" w:bidi="zh_TW"/>
+          </w:rPr>
+          <w:rPr>
+            <w:color w:val="0000EE"/>
+            <w:u w:val="single"/>
+          </w:rPr>
+          <w:t>利14:7</w:t>
+        </w:r>
+      </w:hyperlink>
+      <w:r>
+        <w:rPr>
+          <w:lang w:val="zh_TW" w:bidi="zh_TW"/>
+        </w:rPr>
+        <w:t>）。因此，獻祭中的死亡總是具有代替性。只有血祭才能提供對罪本身所需的道德潔淨；因此，這種獻祭是所有潔淨的基礎，包括對疾病的潔淨。</w:t>
+      </w:r>
+    </w:p>
+    <w:p>
+      <w:pPr>
+        <w:pStyle w:val="Heading4"/>
+      </w:pPr>
+      <w:r>
+        <w:rPr>
+          <w:lang w:val="zh_TW" w:bidi="zh_TW"/>
+        </w:rPr>
+        <w:t>用火潔淨</w:t>
+      </w:r>
+    </w:p>
+    <w:p>
+      <w:pPr/>
+      <w:r>
+        <w:rPr>
+          <w:lang w:val="zh_TW" w:bidi="zh_TW"/>
+        </w:rPr>
+      </w:r>
+      <w:r>
+        <w:rPr>
+          <w:lang w:val="zh_TW" w:bidi="zh_TW"/>
+        </w:rPr>
+        <w:t>有些污染只能用火來去除，例如金屬鍋的污染（</w:t>
+      </w:r>
+      <w:hyperlink r:id="rId99">
+        <w:r>
+          <w:rPr>
+            <w:lang w:val="zh_TW" w:bidi="zh_TW"/>
+          </w:rPr>
+          <w:rPr>
+            <w:color w:val="0000EE"/>
+            <w:u w:val="single"/>
+          </w:rPr>
+          <w:t>民31:22–23</w:t>
+        </w:r>
+      </w:hyperlink>
+      <w:r>
+        <w:rPr>
+          <w:lang w:val="zh_TW" w:bidi="zh_TW"/>
+        </w:rPr>
+        <w:t>）。亂倫不僅要處以死刑，還要焚燒屍體（</w:t>
+      </w:r>
+      <w:hyperlink r:id="rId100">
+        <w:r>
+          <w:rPr>
+            <w:lang w:val="zh_TW" w:bidi="zh_TW"/>
+          </w:rPr>
+          <w:rPr>
+            <w:color w:val="0000EE"/>
+            <w:u w:val="single"/>
+          </w:rPr>
+          <w:t>利20:14</w:t>
+        </w:r>
+      </w:hyperlink>
+      <w:r>
+        <w:rPr>
+          <w:lang w:val="zh_TW" w:bidi="zh_TW"/>
+        </w:rPr>
+        <w:t>）。偶像崇拜必須通過徹底銷毀物件和焚燒的方式來清除（</w:t>
+      </w:r>
+      <w:hyperlink r:id="rId101">
+        <w:r>
+          <w:rPr>
+            <w:lang w:val="zh_TW" w:bidi="zh_TW"/>
+          </w:rPr>
+          <w:rPr>
+            <w:color w:val="0000EE"/>
+            <w:u w:val="single"/>
+          </w:rPr>
+          <w:t>出32:20</w:t>
+        </w:r>
+      </w:hyperlink>
+      <w:r>
+        <w:rPr>
+          <w:lang w:val="zh_TW" w:bidi="zh_TW"/>
+        </w:rPr>
+        <w:t>）。奉獻給異教神祇的城也必須被焚燒。</w:t>
+      </w:r>
+    </w:p>
+    <w:p>
+      <w:pPr>
+        <w:pStyle w:val="Heading3"/>
+      </w:pPr>
+      <w:r>
+        <w:rPr>
+          <w:lang w:val="zh_TW" w:bidi="zh_TW"/>
+        </w:rPr>
+        <w:t>新約觀點</w:t>
+      </w:r>
+    </w:p>
+    <w:p>
+      <w:pPr/>
+      <w:r>
+        <w:rPr>
+          <w:lang w:val="zh_TW" w:bidi="zh_TW"/>
+        </w:rPr>
+      </w:r>
+      <w:r>
+        <w:rPr>
+          <w:lang w:val="zh_TW" w:bidi="zh_TW"/>
+        </w:rPr>
+        <w:t>新約並未否定舊約關於潔淨與不潔淨的概念，而是在新的背景下重新詮釋。它特別強調這個概念的道德意義，並將不潔與罪聯繫在一起。</w:t>
+      </w:r>
+    </w:p>
+    <w:p>
+      <w:pPr/>
+      <w:r>
+        <w:rPr>
+          <w:lang w:val="zh_TW" w:bidi="zh_TW"/>
+        </w:rPr>
+      </w:r>
+      <w:r>
+        <w:rPr>
+          <w:lang w:val="zh_TW" w:bidi="zh_TW"/>
+        </w:rPr>
+        <w:t>福音書的寫作背景是舊約律法以及法利賽人和撒都該人所添加的規條。耶穌遵守律法，但卻經常與圍繞律法而發展起來的應用上的曲解（系統）相衝突。耶穌教導說，真正的污穢來自罪人的內心，而不是外在的污染（</w:t>
+      </w:r>
+      <w:hyperlink r:id="rId102">
+        <w:r>
+          <w:rPr>
+            <w:lang w:val="zh_TW" w:bidi="zh_TW"/>
+          </w:rPr>
+          <w:rPr>
+            <w:color w:val="0000EE"/>
+            <w:u w:val="single"/>
+          </w:rPr>
+          <w:t>可7:14–23</w:t>
+        </w:r>
+      </w:hyperlink>
+      <w:r>
+        <w:rPr>
+          <w:lang w:val="zh_TW" w:bidi="zh_TW"/>
+        </w:rPr>
+        <w:t>；</w:t>
+      </w:r>
+      <w:hyperlink r:id="rId103">
+        <w:r>
+          <w:rPr>
+            <w:lang w:val="zh_TW" w:bidi="zh_TW"/>
+          </w:rPr>
+          <w:rPr>
+            <w:color w:val="0000EE"/>
+            <w:u w:val="single"/>
+          </w:rPr>
+          <w:t>路11:39–41</w:t>
+        </w:r>
+      </w:hyperlink>
+      <w:r>
+        <w:rPr>
+          <w:lang w:val="zh_TW" w:bidi="zh_TW"/>
+        </w:rPr>
+        <w:t>）。耶穌教導中的一個核心，是攻擊法利賽人的禮儀形式主義。因此，有人說耶穌將律法「內化（internalized）」。更正確的說法是耶穌強調律法對人內心生命的要求。</w:t>
+      </w:r>
+    </w:p>
+    <w:p>
+      <w:pPr/>
+      <w:r>
+        <w:rPr>
+          <w:lang w:val="zh_TW" w:bidi="zh_TW"/>
+        </w:rPr>
+      </w:r>
+      <w:r>
+        <w:rPr>
+          <w:lang w:val="zh_TW" w:bidi="zh_TW"/>
+        </w:rPr>
+        <w:t>福音書中「污鬼」這一稱謂強調鬼本質上的邪惡。事實上，「不潔淨」這個詞在福音書中總是與靈有關，這一細節說明了新約聖經把重點從儀式上的不潔轉移到罪及其罪責上。</w:t>
+      </w:r>
+    </w:p>
+    <w:p>
+      <w:pPr/>
+      <w:r>
+        <w:rPr>
+          <w:lang w:val="zh_TW" w:bidi="zh_TW"/>
+        </w:rPr>
+      </w:r>
+      <w:hyperlink r:id="rId104">
+        <w:r>
+          <w:rPr>
+            <w:lang w:val="zh_TW" w:bidi="zh_TW"/>
+          </w:rPr>
+          <w:rPr>
+            <w:color w:val="0000EE"/>
+            <w:u w:val="single"/>
+          </w:rPr>
+          <w:t>使徒行傳第十章</w:t>
+        </w:r>
+      </w:hyperlink>
+      <w:r>
+        <w:rPr>
+          <w:lang w:val="zh_TW" w:bidi="zh_TW"/>
+        </w:rPr>
+        <w:t>記載了早期教會生活中的一個重要事件，當時神教導使徒彼得，外邦人本身並非不潔，彼得有義務接納他們。這一教導的結果是使哥尼流歸信。</w:t>
+      </w:r>
+    </w:p>
+    <w:p>
+      <w:pPr/>
+      <w:r>
+        <w:rPr>
+          <w:lang w:val="zh_TW" w:bidi="zh_TW"/>
+        </w:rPr>
+      </w:r>
+      <w:r>
+        <w:rPr>
+          <w:lang w:val="zh_TW" w:bidi="zh_TW"/>
+        </w:rPr>
+        <w:t>耶穌主張不潔源自內心，這一教導在使徒保羅提出「基督裏的自由的教義」中結出果子。保羅身為一個可以自稱從未違背外在律法的法利賽人，但他後來明白沒有任何事物本身是不潔的（</w:t>
+      </w:r>
+      <w:hyperlink r:id="rId105">
+        <w:r>
+          <w:rPr>
+            <w:lang w:val="zh_TW" w:bidi="zh_TW"/>
+          </w:rPr>
+          <w:rPr>
+            <w:color w:val="0000EE"/>
+            <w:u w:val="single"/>
+          </w:rPr>
+          <w:t>羅14:14–20</w:t>
+        </w:r>
+      </w:hyperlink>
+      <w:r>
+        <w:rPr>
+          <w:lang w:val="zh_TW" w:bidi="zh_TW"/>
+        </w:rPr>
+        <w:t>）。在他的書信中，保羅表明潔淨是內心順服而來的結果，這是由重生帶來的；它是基於贖罪的潔淨能力（見</w:t>
+      </w:r>
+      <w:hyperlink r:id="rId106">
+        <w:r>
+          <w:rPr>
+            <w:lang w:val="zh_TW" w:bidi="zh_TW"/>
+          </w:rPr>
+          <w:rPr>
+            <w:color w:val="0000EE"/>
+            <w:u w:val="single"/>
+          </w:rPr>
+          <w:t>羅6:19</w:t>
+        </w:r>
+      </w:hyperlink>
+      <w:r>
+        <w:rPr>
+          <w:lang w:val="zh_TW" w:bidi="zh_TW"/>
+        </w:rPr>
+        <w:t>；</w:t>
+      </w:r>
+      <w:hyperlink r:id="rId107">
+        <w:r>
+          <w:rPr>
+            <w:lang w:val="zh_TW" w:bidi="zh_TW"/>
+          </w:rPr>
+          <w:rPr>
+            <w:color w:val="0000EE"/>
+            <w:u w:val="single"/>
+          </w:rPr>
+          <w:t>帖前2:3–4</w:t>
+        </w:r>
+      </w:hyperlink>
+      <w:r>
+        <w:rPr>
+          <w:lang w:val="zh_TW" w:bidi="zh_TW"/>
+        </w:rPr>
+        <w:t>，其中不潔是指道德上的不潔）。</w:t>
+      </w:r>
+    </w:p>
+    <w:p>
+      <w:pPr/>
+      <w:r>
+        <w:rPr>
+          <w:lang w:val="zh_TW" w:bidi="zh_TW"/>
+        </w:rPr>
+      </w:r>
+      <w:r>
+        <w:rPr>
+          <w:lang w:val="zh_TW" w:bidi="zh_TW"/>
+        </w:rPr>
+        <w:t>基督的贖罪是最終為罪及其道德結果所帶來潔淨的方式（</w:t>
+      </w:r>
+      <w:hyperlink r:id="rId108">
+        <w:r>
+          <w:rPr>
+            <w:lang w:val="zh_TW" w:bidi="zh_TW"/>
+          </w:rPr>
+          <w:rPr>
+            <w:color w:val="0000EE"/>
+            <w:u w:val="single"/>
+          </w:rPr>
+          <w:t>來9:14、22</w:t>
+        </w:r>
+      </w:hyperlink>
+      <w:r>
+        <w:rPr>
+          <w:lang w:val="zh_TW" w:bidi="zh_TW"/>
+        </w:rPr>
+        <w:t>；</w:t>
+      </w:r>
+      <w:hyperlink r:id="rId109">
+        <w:r>
+          <w:rPr>
+            <w:lang w:val="zh_TW" w:bidi="zh_TW"/>
+          </w:rPr>
+          <w:rPr>
+            <w:color w:val="0000EE"/>
+            <w:u w:val="single"/>
+          </w:rPr>
+          <w:t>約一1:7</w:t>
+        </w:r>
+      </w:hyperlink>
+      <w:r>
+        <w:rPr>
+          <w:lang w:val="zh_TW" w:bidi="zh_TW"/>
+        </w:rPr>
+        <w:t>），同時也實現了過去公牛和山羊的血所象徵的事。因此，那些被羔羊的血洗淨的人（</w:t>
+      </w:r>
+      <w:hyperlink r:id="rId110">
+        <w:r>
+          <w:rPr>
+            <w:lang w:val="zh_TW" w:bidi="zh_TW"/>
+          </w:rPr>
+          <w:rPr>
+            <w:color w:val="0000EE"/>
+            <w:u w:val="single"/>
+          </w:rPr>
+          <w:t>啟7:14</w:t>
+        </w:r>
+      </w:hyperlink>
+      <w:r>
+        <w:rPr>
+          <w:lang w:val="zh_TW" w:bidi="zh_TW"/>
+        </w:rPr>
+        <w:t>）被看見穿著潔白的袍子（</w:t>
+      </w:r>
+      <w:hyperlink r:id="rId111">
+        <w:r>
+          <w:rPr>
+            <w:lang w:val="zh_TW" w:bidi="zh_TW"/>
+          </w:rPr>
+          <w:rPr>
+            <w:color w:val="0000EE"/>
+            <w:u w:val="single"/>
+          </w:rPr>
+          <w:t>15:6</w:t>
+        </w:r>
+      </w:hyperlink>
+      <w:r>
+        <w:rPr>
+          <w:lang w:val="zh_TW" w:bidi="zh_TW"/>
+        </w:rPr>
+        <w:t>、</w:t>
+      </w:r>
+      <w:hyperlink r:id="rId112">
+        <w:r>
+          <w:rPr>
+            <w:lang w:val="zh_TW" w:bidi="zh_TW"/>
+          </w:rPr>
+          <w:rPr>
+            <w:color w:val="0000EE"/>
+            <w:u w:val="single"/>
+          </w:rPr>
+          <w:t>19:8–14</w:t>
+        </w:r>
+      </w:hyperlink>
+      <w:r>
+        <w:rPr>
+          <w:lang w:val="zh_TW" w:bidi="zh_TW"/>
+        </w:rPr>
+        <w:t>）。祂的血象徵著子按照父的旨意捨命與受死，滿足了有位格的三一神的公義屬性。因為公義父神有位格的屬性得到了辯護，罪人的個人赦免在道德上成為可能。神在歷史中的行為必須與祂永恆的本質一致：祂既是公義的，又是那使信靠基督的人稱義的（</w:t>
+      </w:r>
+      <w:hyperlink r:id="rId113">
+        <w:r>
+          <w:rPr>
+            <w:lang w:val="zh_TW" w:bidi="zh_TW"/>
+          </w:rPr>
+          <w:rPr>
+            <w:color w:val="0000EE"/>
+            <w:u w:val="single"/>
+          </w:rPr>
+          <w:t>羅3:24–26</w:t>
+        </w:r>
+      </w:hyperlink>
+      <w:r>
+        <w:rPr>
+          <w:lang w:val="zh_TW" w:bidi="zh_TW"/>
+        </w:rPr>
+        <w:t>）。</w:t>
+      </w:r>
+    </w:p>
+    <w:p>
+      <w:pPr/>
+      <w:r>
+        <w:rPr>
+          <w:lang w:val="zh_TW" w:bidi="zh_TW"/>
+        </w:rPr>
+      </w:r>
+      <w:r>
+        <w:rPr>
+          <w:i/>
+          <w:lang w:val="zh_TW" w:bidi="zh_TW"/>
+        </w:rPr>
+        <w:t>另見</w:t>
+      </w:r>
+      <w:r>
+        <w:rPr>
+          <w:lang w:val="zh_TW" w:bidi="zh_TW"/>
+        </w:rPr>
+        <w:t>洗禮</w:t>
+      </w:r>
+      <w:r>
+        <w:rPr>
+          <w:lang w:val="zh_TW" w:bidi="zh_TW"/>
+        </w:rPr>
+        <w:t>；</w:t>
+      </w:r>
+      <w:r>
+        <w:rPr>
+          <w:lang w:val="zh_TW" w:bidi="zh_TW"/>
+        </w:rPr>
+        <w:t>割禮</w:t>
+      </w:r>
+      <w:r>
+        <w:rPr>
+          <w:lang w:val="zh_TW" w:bidi="zh_TW"/>
+        </w:rPr>
+        <w:t>；</w:t>
+      </w:r>
+      <w:r>
+        <w:rPr>
+          <w:lang w:val="zh_TW" w:bidi="zh_TW"/>
+        </w:rPr>
+        <w:t>未受割禮</w:t>
+      </w:r>
+      <w:r>
+        <w:rPr>
+          <w:lang w:val="zh_TW" w:bidi="zh_TW"/>
+        </w:rPr>
+        <w:t>；</w:t>
+      </w:r>
+      <w:r>
+        <w:rPr>
+          <w:lang w:val="zh_TW" w:bidi="zh_TW"/>
+        </w:rPr>
+        <w:t>供物和獻祭</w:t>
+      </w:r>
+      <w:r>
+        <w:rPr>
+          <w:lang w:val="zh_TW" w:bidi="zh_TW"/>
+        </w:rPr>
+        <w:t>；</w:t>
+      </w:r>
+      <w:r>
+        <w:rPr>
+          <w:lang w:val="zh_TW" w:bidi="zh_TW"/>
+        </w:rPr>
+        <w:t>聖經中的律法概念</w:t>
+      </w:r>
+      <w:r>
+        <w:rPr>
+          <w:lang w:val="zh_TW" w:bidi="zh_TW"/>
+        </w:rPr>
+        <w:t>；</w:t>
+      </w:r>
+      <w:r>
+        <w:rPr>
+          <w:lang w:val="zh_TW" w:bidi="zh_TW"/>
+        </w:rPr>
+        <w:t>飲食律法</w:t>
+      </w:r>
+      <w:r>
+        <w:rPr>
+          <w:lang w:val="zh_TW" w:bidi="zh_TW"/>
+        </w:rPr>
+        <w:t>。</w:t>
+      </w:r>
+      <w:r>
+        <w:rPr>
+          <w:lang w:val="zh_TW" w:bidi="zh_TW"/>
+        </w:rPr>
+      </w:r>
+      <w:r>
+        <w:rPr>
+          <w:lang w:val="zh_TW" w:bidi="zh_TW"/>
+        </w:rPr>
+      </w:r>
+    </w:p>
+    <w:p>
+      <w:pPr/>
+      <w:r>
+        <w:rPr>
+          <w:lang w:val="zh_TW" w:bidi="zh_TW"/>
+        </w:rPr>
+      </w:r>
+    </w:p>
+    <w:p>
+      <w:pPr>
+        <w:pStyle w:val="Heading2"/>
+      </w:pPr>
+      <w:r>
+        <w:rPr>
+          <w:lang w:val="zh_TW" w:bidi="zh_TW"/>
+        </w:rPr>
+        <w:t>管會堂的</w:t>
+      </w:r>
+      <w:r>
+        <w:rPr>
+          <w:lang w:val="zh_TW" w:bidi="zh_TW"/>
+        </w:rPr>
+      </w:r>
+    </w:p>
+    <w:p>
+      <w:pPr/>
+      <w:r>
+        <w:rPr>
+          <w:lang w:val="zh_TW" w:bidi="zh_TW"/>
+        </w:rPr>
+      </w:r>
+      <w:r>
+        <w:rPr>
+          <w:lang w:val="zh_TW" w:bidi="zh_TW"/>
+        </w:rPr>
+        <w:t>在新約聖經時期，猶太教禮拜場所的主要領袖。每個猶太會堂通常只有一位這樣的領袖。</w:t>
+      </w:r>
+    </w:p>
+    <w:p>
+      <w:pPr/>
+      <w:r>
+        <w:rPr>
+          <w:lang w:val="zh_TW" w:bidi="zh_TW"/>
+        </w:rPr>
+      </w:r>
+      <w:r>
+        <w:rPr>
+          <w:lang w:val="zh_TW" w:bidi="zh_TW"/>
+        </w:rPr>
+        <w:t>管會堂的職責是負責敬拜的實際安排和維護建築物本身。他還可以決定誰將受邀請誦讀律法和先知書或進行禱告。這個職位有時有指定的期間，有時是終身職。</w:t>
+      </w:r>
+    </w:p>
+    <w:p>
+      <w:pPr/>
+      <w:r>
+        <w:rPr>
+          <w:lang w:val="zh_TW" w:bidi="zh_TW"/>
+        </w:rPr>
+      </w:r>
+      <w:r>
+        <w:rPr>
+          <w:lang w:val="zh_TW" w:bidi="zh_TW"/>
+        </w:rPr>
+        <w:t>新約聖經四次提及這種官員。睚魯是迦百農的一位猶太會堂管理者。當他的女兒生病時，他去尋求耶穌幫助，耶穌使她復活了（</w:t>
+      </w:r>
+      <w:hyperlink r:id="rId114">
+        <w:r>
+          <w:rPr>
+            <w:lang w:val="zh_TW" w:bidi="zh_TW"/>
+          </w:rPr>
+          <w:rPr>
+            <w:color w:val="0000EE"/>
+            <w:u w:val="single"/>
+          </w:rPr>
+          <w:t>馬太福音9:18–26</w:t>
+        </w:r>
+      </w:hyperlink>
+      <w:r>
+        <w:rPr>
+          <w:lang w:val="zh_TW" w:bidi="zh_TW"/>
+        </w:rPr>
+        <w:t>；</w:t>
+      </w:r>
+      <w:hyperlink r:id="rId115">
+        <w:r>
+          <w:rPr>
+            <w:lang w:val="zh_TW" w:bidi="zh_TW"/>
+          </w:rPr>
+          <w:rPr>
+            <w:color w:val="0000EE"/>
+            <w:u w:val="single"/>
+          </w:rPr>
+          <w:t>馬可福音5:21–43</w:t>
+        </w:r>
+      </w:hyperlink>
+      <w:r>
+        <w:rPr>
+          <w:lang w:val="zh_TW" w:bidi="zh_TW"/>
+        </w:rPr>
+        <w:t>；</w:t>
+      </w:r>
+      <w:hyperlink r:id="rId116">
+        <w:r>
+          <w:rPr>
+            <w:lang w:val="zh_TW" w:bidi="zh_TW"/>
+          </w:rPr>
+          <w:rPr>
+            <w:color w:val="0000EE"/>
+            <w:u w:val="single"/>
+          </w:rPr>
+          <w:t>路加福音8:41–56</w:t>
+        </w:r>
+      </w:hyperlink>
+      <w:r>
+        <w:rPr>
+          <w:lang w:val="zh_TW" w:bidi="zh_TW"/>
+        </w:rPr>
+        <w:t>）。</w:t>
+      </w:r>
+    </w:p>
+    <w:p>
+      <w:pPr/>
+      <w:r>
+        <w:rPr>
+          <w:lang w:val="zh_TW" w:bidi="zh_TW"/>
+        </w:rPr>
+      </w:r>
+      <w:hyperlink r:id="rId117">
+        <w:r>
+          <w:rPr>
+            <w:lang w:val="zh_TW" w:bidi="zh_TW"/>
+          </w:rPr>
+          <w:rPr>
+            <w:color w:val="0000EE"/>
+            <w:u w:val="single"/>
+          </w:rPr>
+          <w:t>路加福音十三章14節</w:t>
+        </w:r>
+      </w:hyperlink>
+      <w:r>
+        <w:rPr>
+          <w:lang w:val="zh_TW" w:bidi="zh_TW"/>
+        </w:rPr>
+        <w:t>記載了另一位管會堂的故事，他對耶穌懷有極大的敵意。耶穌在會堂教導後，在安息日醫治了一個人，這位管理者反對耶穌。</w:t>
+      </w:r>
+    </w:p>
+    <w:p>
+      <w:pPr/>
+      <w:r>
+        <w:rPr>
+          <w:lang w:val="zh_TW" w:bidi="zh_TW"/>
+        </w:rPr>
+      </w:r>
+      <w:r>
+        <w:rPr>
+          <w:lang w:val="zh_TW" w:bidi="zh_TW"/>
+        </w:rPr>
+        <w:t>在保羅的宣教旅程中，常常在他所到之處，先去猶太會堂，從而開始事工。在彼西底的安提阿（</w:t>
+      </w:r>
+      <w:hyperlink r:id="rId118">
+        <w:r>
+          <w:rPr>
+            <w:lang w:val="zh_TW" w:bidi="zh_TW"/>
+          </w:rPr>
+          <w:rPr>
+            <w:color w:val="0000EE"/>
+            <w:u w:val="single"/>
+          </w:rPr>
+          <w:t>使徒行傳13:15</w:t>
+        </w:r>
+      </w:hyperlink>
+      <w:r>
+        <w:rPr>
+          <w:lang w:val="zh_TW" w:bidi="zh_TW"/>
+        </w:rPr>
+        <w:t>），管會堂的歡迎並鼓勵他傳講福音，並在下個安息日再次回來。基利司布，哥林多猶太會堂的管理者，信了耶穌（</w:t>
+      </w:r>
+      <w:hyperlink r:id="rId119">
+        <w:r>
+          <w:rPr>
+            <w:lang w:val="zh_TW" w:bidi="zh_TW"/>
+          </w:rPr>
+          <w:rPr>
+            <w:color w:val="0000EE"/>
+            <w:u w:val="single"/>
+          </w:rPr>
+          <w:t>18:8</w:t>
+        </w:r>
+      </w:hyperlink>
+      <w:r>
+        <w:rPr>
+          <w:lang w:val="zh_TW" w:bidi="zh_TW"/>
+        </w:rPr>
+        <w:t>）。基利司布的繼任者所提尼在猶太人向亞該亞的巡撫迦流，控告保羅後，被暴民毆打。</w:t>
+      </w:r>
+    </w:p>
+    <w:p>
+      <w:pPr/>
+      <w:r>
+        <w:rPr>
+          <w:lang w:val="zh_TW" w:bidi="zh_TW"/>
+        </w:rPr>
+      </w:r>
+      <w:r>
+        <w:rPr>
+          <w:i/>
+          <w:lang w:val="zh_TW" w:bidi="zh_TW"/>
+        </w:rPr>
+        <w:t>另見</w:t>
+      </w:r>
+      <w:r>
+        <w:rPr>
+          <w:lang w:val="zh_TW" w:bidi="zh_TW"/>
+        </w:rPr>
+        <w:t xml:space="preserve"> </w:t>
+      </w:r>
+      <w:r>
+        <w:rPr>
+          <w:lang w:val="zh_TW" w:bidi="zh_TW"/>
+        </w:rPr>
+        <w:t>猶太會堂</w:t>
+      </w:r>
+      <w:r>
+        <w:rPr>
+          <w:lang w:val="zh_TW" w:bidi="zh_TW"/>
+        </w:rPr>
+        <w:t>。</w:t>
+      </w:r>
+      <w:r>
+        <w:rPr>
+          <w:lang w:val="zh_TW" w:bidi="zh_TW"/>
+        </w:rPr>
+      </w:r>
+      <w:r>
+        <w:rPr>
+          <w:lang w:val="zh_TW" w:bidi="zh_TW"/>
+        </w:rPr>
+      </w:r>
+    </w:p>
+    <w:p>
+      <w:pPr/>
+      <w:r>
+        <w:rPr>
+          <w:lang w:val="zh_TW" w:bidi="zh_TW"/>
+        </w:rPr>
+      </w:r>
+    </w:p>
+    <w:p>
+      <w:pPr>
+        <w:pStyle w:val="Heading2"/>
+      </w:pPr>
+      <w:r>
+        <w:rPr>
+          <w:lang w:val="zh_TW" w:bidi="zh_TW"/>
+        </w:rPr>
+        <w:t>管教</w:t>
+      </w:r>
+      <w:r>
+        <w:rPr>
+          <w:lang w:val="zh_TW" w:bidi="zh_TW"/>
+        </w:rPr>
+      </w:r>
+    </w:p>
+    <w:p>
+      <w:pPr/>
+      <w:r>
+        <w:rPr>
+          <w:lang w:val="zh_TW" w:bidi="zh_TW"/>
+        </w:rPr>
+      </w:r>
+      <w:r>
+        <w:rPr>
+          <w:lang w:val="zh_TW" w:bidi="zh_TW"/>
+        </w:rPr>
+        <w:t>塑造品格和規範行為的學習過程；此詞語源自拉丁文，意為「教導」或「訓練」。要管教人或群體，就是要使他們處於良好秩序狀態，並按照預期的方式運作。雖然許多人誤以為管教必然是嚴厲或苛刻，但其本質卻並非如此。聖經翻譯者選用「門徒（disciple）」一詞，表示透過跟隨別人來學習的人，也是基於這個概念。</w:t>
+      </w:r>
+    </w:p>
+    <w:p>
+      <w:pPr/>
+      <w:r>
+        <w:rPr>
+          <w:lang w:val="zh_TW" w:bidi="zh_TW"/>
+        </w:rPr>
+      </w:r>
+      <w:r>
+        <w:rPr>
+          <w:lang w:val="zh_TW" w:bidi="zh_TW"/>
+        </w:rPr>
+        <w:t>概述</w:t>
+      </w:r>
+    </w:p>
+    <w:p>
+      <w:pPr>
+        <w:pStyle w:val="ListBullet"/>
+        <w:spacing w:line="240" w:lineRule="auto"/>
+        <w:ind w:left="720"/>
+      </w:pPr>
+      <w:r>
+        <w:rPr>
+          <w:lang w:val="zh_TW" w:bidi="zh_TW"/>
+        </w:rPr>
+      </w:r>
+      <w:r>
+        <w:rPr>
+          <w:u w:val="single"/>
+          <w:lang w:val="zh_TW" w:bidi="zh_TW"/>
+        </w:rPr>
+        <w:t>聖經的教導</w:t>
+      </w:r>
+    </w:p>
+    <w:p>
+      <w:pPr>
+        <w:pStyle w:val="ListBullet"/>
+        <w:spacing w:line="240" w:lineRule="auto"/>
+        <w:ind w:left="720"/>
+      </w:pPr>
+      <w:r>
+        <w:rPr>
+          <w:lang w:val="zh_TW" w:bidi="zh_TW"/>
+        </w:rPr>
+      </w:r>
+      <w:r>
+        <w:rPr>
+          <w:u w:val="single"/>
+          <w:lang w:val="zh_TW" w:bidi="zh_TW"/>
+        </w:rPr>
+        <w:t>自我管教</w:t>
+      </w:r>
+    </w:p>
+    <w:p>
+      <w:pPr>
+        <w:pStyle w:val="ListBullet"/>
+        <w:spacing w:line="240" w:lineRule="auto"/>
+        <w:ind w:left="720"/>
+      </w:pPr>
+      <w:r>
+        <w:rPr>
+          <w:lang w:val="zh_TW" w:bidi="zh_TW"/>
+        </w:rPr>
+      </w:r>
+      <w:r>
+        <w:rPr>
+          <w:u w:val="single"/>
+          <w:lang w:val="zh_TW" w:bidi="zh_TW"/>
+        </w:rPr>
+        <w:t>父母的管教</w:t>
+      </w:r>
+    </w:p>
+    <w:p>
+      <w:pPr>
+        <w:pStyle w:val="ListBullet"/>
+        <w:spacing w:line="240" w:lineRule="auto"/>
+        <w:ind w:left="720"/>
+      </w:pPr>
+      <w:r>
+        <w:rPr>
+          <w:lang w:val="zh_TW" w:bidi="zh_TW"/>
+        </w:rPr>
+      </w:r>
+      <w:r>
+        <w:rPr>
+          <w:u w:val="single"/>
+          <w:lang w:val="zh_TW" w:bidi="zh_TW"/>
+        </w:rPr>
+        <w:t>教會的管教</w:t>
+      </w:r>
+    </w:p>
+    <w:p>
+      <w:pPr>
+        <w:pStyle w:val="Heading3"/>
+      </w:pPr>
+      <w:r>
+        <w:rPr>
+          <w:lang w:val="zh_TW" w:bidi="zh_TW"/>
+        </w:rPr>
+        <w:t>聖經的教導</w:t>
+      </w:r>
+    </w:p>
+    <w:p>
+      <w:pPr/>
+      <w:r>
+        <w:rPr>
+          <w:lang w:val="zh_TW" w:bidi="zh_TW"/>
+        </w:rPr>
+      </w:r>
+      <w:r>
+        <w:rPr>
+          <w:lang w:val="zh_TW" w:bidi="zh_TW"/>
+        </w:rPr>
+        <w:t>Discipline（管教）這個詞語在某英文譯本（</w:t>
+      </w:r>
+      <w:hyperlink r:id="rId120">
+        <w:r>
+          <w:rPr>
+            <w:lang w:val="zh_TW" w:bidi="zh_TW"/>
+          </w:rPr>
+          <w:rPr>
+            <w:color w:val="0000EE"/>
+            <w:u w:val="single"/>
+          </w:rPr>
+          <w:t>伯36:10</w:t>
+        </w:r>
+      </w:hyperlink>
+      <w:r>
+        <w:rPr>
+          <w:lang w:val="zh_TW" w:bidi="zh_TW"/>
+        </w:rPr>
+        <w:t>）中只出現一次，但在不少現代譯本裡，這個詞語的名詞與動詞形式卻十分常見。那些被譯為「管教」的希伯來文與希臘文詞語，有時會譯作「責備」、「督責」、「約束」、「歸正」或「責打」。較為正面的同義詞則包括「教養」、「操練」、「吩咐」與「受教」。</w:t>
+      </w:r>
+    </w:p>
+    <w:p>
+      <w:pPr/>
+      <w:r>
+        <w:rPr>
+          <w:lang w:val="zh_TW" w:bidi="zh_TW"/>
+        </w:rPr>
+      </w:r>
+      <w:r>
+        <w:rPr>
+          <w:lang w:val="zh_TW" w:bidi="zh_TW"/>
+        </w:rPr>
+        <w:t>在舊約聖經中，「管教」的用法比新約聖經較具負面色彩，主要因為神在舊約（摩西之約）下，以律法方式對待以色列人。新約聖經所呈現的「新約」關係，使教會中的管教語言更偏向正面。然而，兩個約的目標其實相同，就是公義。從這角度來看，即使舊約聖經著重懲罰，背後仍然有正面的動機，並以建立生命為目標。舊約聖經強調報應，原因是要讓犯罪的人透過所受的後果，看見自己造成的影響，明白自己所犯何罪；替受害者伸冤，也同時彰顯神的公義。申冤是維護神公義的重要方式，報應同樣重要；違背聖約會帶來聖約的咒詛（</w:t>
+      </w:r>
+      <w:hyperlink r:id="rId121">
+        <w:r>
+          <w:rPr>
+            <w:lang w:val="zh_TW" w:bidi="zh_TW"/>
+          </w:rPr>
+          <w:rPr>
+            <w:color w:val="0000EE"/>
+            <w:u w:val="single"/>
+          </w:rPr>
+          <w:t>申27:26</w:t>
+        </w:r>
+      </w:hyperlink>
+      <w:r>
+        <w:rPr>
+          <w:lang w:val="zh_TW" w:bidi="zh_TW"/>
+        </w:rPr>
+        <w:t>），並以懲治性的管教形式臨到。報應重新確立神律法的權柄，也教導人敬畏祂公義的標準。</w:t>
+      </w:r>
+    </w:p>
+    <w:p>
+      <w:pPr/>
+      <w:r>
+        <w:rPr>
+          <w:lang w:val="zh_TW" w:bidi="zh_TW"/>
+        </w:rPr>
+      </w:r>
+      <w:r>
+        <w:rPr>
+          <w:lang w:val="zh_TW" w:bidi="zh_TW"/>
+        </w:rPr>
+        <w:t>正面管教可視為強化的管教，與懲治性的管教相輔相成。神一直在施行管教；祂在必要時以懲治的方式管教，但在可能的情況下則以強化的方式管教。</w:t>
+      </w:r>
+    </w:p>
+    <w:p>
+      <w:pPr/>
+      <w:r>
+        <w:rPr>
+          <w:lang w:val="zh_TW" w:bidi="zh_TW"/>
+        </w:rPr>
+      </w:r>
+      <w:r>
+        <w:rPr>
+          <w:lang w:val="zh_TW" w:bidi="zh_TW"/>
+        </w:rPr>
+        <w:t>聖經常提到神管教以色列人（</w:t>
+      </w:r>
+      <w:hyperlink r:id="rId122">
+        <w:r>
+          <w:rPr>
+            <w:lang w:val="zh_TW" w:bidi="zh_TW"/>
+          </w:rPr>
+          <w:rPr>
+            <w:color w:val="0000EE"/>
+            <w:u w:val="single"/>
+          </w:rPr>
+          <w:t>利26:23</w:t>
+        </w:r>
+      </w:hyperlink>
+      <w:r>
+        <w:rPr>
+          <w:lang w:val="zh_TW" w:bidi="zh_TW"/>
+        </w:rPr>
+        <w:t>；</w:t>
+      </w:r>
+      <w:hyperlink r:id="rId123">
+        <w:r>
+          <w:rPr>
+            <w:lang w:val="zh_TW" w:bidi="zh_TW"/>
+          </w:rPr>
+          <w:rPr>
+            <w:color w:val="0000EE"/>
+            <w:u w:val="single"/>
+          </w:rPr>
+          <w:t>申4:36，</w:t>
+        </w:r>
+      </w:hyperlink>
+      <w:hyperlink r:id="rId124">
+        <w:r>
+          <w:rPr>
+            <w:lang w:val="zh_TW" w:bidi="zh_TW"/>
+          </w:rPr>
+          <w:rPr>
+            <w:color w:val="0000EE"/>
+            <w:u w:val="single"/>
+          </w:rPr>
+          <w:t>8:5</w:t>
+        </w:r>
+      </w:hyperlink>
+      <w:r>
+        <w:rPr>
+          <w:lang w:val="zh_TW" w:bidi="zh_TW"/>
+        </w:rPr>
+        <w:t>；</w:t>
+      </w:r>
+      <w:hyperlink r:id="rId125">
+        <w:r>
+          <w:rPr>
+            <w:lang w:val="zh_TW" w:bidi="zh_TW"/>
+          </w:rPr>
+          <w:rPr>
+            <w:color w:val="0000EE"/>
+            <w:u w:val="single"/>
+          </w:rPr>
+          <w:t>耶31:18</w:t>
+        </w:r>
+      </w:hyperlink>
+      <w:r>
+        <w:rPr>
+          <w:lang w:val="zh_TW" w:bidi="zh_TW"/>
+        </w:rPr>
+        <w:t>）、管教列邦（</w:t>
+      </w:r>
+      <w:hyperlink r:id="rId126">
+        <w:r>
+          <w:rPr>
+            <w:lang w:val="zh_TW" w:bidi="zh_TW"/>
+          </w:rPr>
+          <w:rPr>
+            <w:color w:val="0000EE"/>
+            <w:u w:val="single"/>
+          </w:rPr>
+          <w:t>詩94:10</w:t>
+        </w:r>
+      </w:hyperlink>
+      <w:r>
+        <w:rPr>
+          <w:lang w:val="zh_TW" w:bidi="zh_TW"/>
+        </w:rPr>
+        <w:t>），或管教人（</w:t>
+      </w:r>
+      <w:hyperlink r:id="rId127">
+        <w:r>
+          <w:rPr>
+            <w:lang w:val="zh_TW" w:bidi="zh_TW"/>
+          </w:rPr>
+          <w:rPr>
+            <w:color w:val="0000EE"/>
+            <w:u w:val="single"/>
+          </w:rPr>
+          <w:t>伯5:17</w:t>
+        </w:r>
+      </w:hyperlink>
+      <w:r>
+        <w:rPr>
+          <w:lang w:val="zh_TW" w:bidi="zh_TW"/>
+        </w:rPr>
+        <w:t>；</w:t>
+      </w:r>
+      <w:hyperlink r:id="rId128">
+        <w:r>
+          <w:rPr>
+            <w:lang w:val="zh_TW" w:bidi="zh_TW"/>
+          </w:rPr>
+          <w:rPr>
+            <w:color w:val="0000EE"/>
+            <w:u w:val="single"/>
+          </w:rPr>
+          <w:t>詩94:10、12</w:t>
+        </w:r>
+      </w:hyperlink>
+      <w:r>
+        <w:rPr>
+          <w:lang w:val="zh_TW" w:bidi="zh_TW"/>
+        </w:rPr>
+        <w:t>；</w:t>
+      </w:r>
+      <w:hyperlink r:id="rId129">
+        <w:r>
+          <w:rPr>
+            <w:lang w:val="zh_TW" w:bidi="zh_TW"/>
+          </w:rPr>
+          <w:rPr>
+            <w:color w:val="0000EE"/>
+            <w:u w:val="single"/>
+          </w:rPr>
+          <w:t>來12:5–11</w:t>
+        </w:r>
+      </w:hyperlink>
+      <w:r>
+        <w:rPr>
+          <w:lang w:val="zh_TW" w:bidi="zh_TW"/>
+        </w:rPr>
+        <w:t>；</w:t>
+      </w:r>
+      <w:hyperlink r:id="rId130">
+        <w:r>
+          <w:rPr>
+            <w:lang w:val="zh_TW" w:bidi="zh_TW"/>
+          </w:rPr>
+          <w:rPr>
+            <w:color w:val="0000EE"/>
+            <w:u w:val="single"/>
+          </w:rPr>
+          <w:t>啟3:19</w:t>
+        </w:r>
+      </w:hyperlink>
+      <w:r>
+        <w:rPr>
+          <w:lang w:val="zh_TW" w:bidi="zh_TW"/>
+        </w:rPr>
+        <w:t>）。以色列的父母必須認真承擔管教兒女的責任（</w:t>
+      </w:r>
+      <w:hyperlink r:id="rId131">
+        <w:r>
+          <w:rPr>
+            <w:lang w:val="zh_TW" w:bidi="zh_TW"/>
+          </w:rPr>
+          <w:rPr>
+            <w:color w:val="0000EE"/>
+            <w:u w:val="single"/>
+          </w:rPr>
+          <w:t>申21:18</w:t>
+        </w:r>
+      </w:hyperlink>
+      <w:r>
+        <w:rPr>
+          <w:lang w:val="zh_TW" w:bidi="zh_TW"/>
+        </w:rPr>
+        <w:t>）。神嚴肅吩咐父親要管教兒子（</w:t>
+      </w:r>
+      <w:hyperlink r:id="rId132">
+        <w:r>
+          <w:rPr>
+            <w:lang w:val="zh_TW" w:bidi="zh_TW"/>
+          </w:rPr>
+          <w:rPr>
+            <w:color w:val="0000EE"/>
+            <w:u w:val="single"/>
+          </w:rPr>
+          <w:t>箴13:24，</w:t>
+        </w:r>
+      </w:hyperlink>
+      <w:hyperlink r:id="rId133">
+        <w:r>
+          <w:rPr>
+            <w:lang w:val="zh_TW" w:bidi="zh_TW"/>
+          </w:rPr>
+          <w:rPr>
+            <w:color w:val="0000EE"/>
+            <w:u w:val="single"/>
+          </w:rPr>
+          <w:t>19:18，</w:t>
+        </w:r>
+      </w:hyperlink>
+      <w:hyperlink r:id="rId134">
+        <w:r>
+          <w:rPr>
+            <w:lang w:val="zh_TW" w:bidi="zh_TW"/>
+          </w:rPr>
+          <w:rPr>
+            <w:color w:val="0000EE"/>
+            <w:u w:val="single"/>
+          </w:rPr>
+          <w:t>22:15，</w:t>
+        </w:r>
+      </w:hyperlink>
+      <w:hyperlink r:id="rId135">
+        <w:r>
+          <w:rPr>
+            <w:lang w:val="zh_TW" w:bidi="zh_TW"/>
+          </w:rPr>
+          <w:rPr>
+            <w:color w:val="0000EE"/>
+            <w:u w:val="single"/>
+          </w:rPr>
+          <w:t>23:13，</w:t>
+        </w:r>
+      </w:hyperlink>
+      <w:hyperlink r:id="rId136">
+        <w:r>
+          <w:rPr>
+            <w:lang w:val="zh_TW" w:bidi="zh_TW"/>
+          </w:rPr>
+          <w:rPr>
+            <w:color w:val="0000EE"/>
+            <w:u w:val="single"/>
+          </w:rPr>
+          <w:t>29:17</w:t>
         </w:r>
       </w:hyperlink>
       <w:r>
@@ -598,16 +3627,1073 @@
         </w:rPr>
         <w:t>；參</w:t>
       </w:r>
-      <w:hyperlink r:id="rId31">
-        <w:r>
-          <w:rPr>
-            <w:lang w:val="zh_TW" w:bidi="zh_TW"/>
-          </w:rPr>
-          <w:rPr>
-            <w:color w:val="0000EE"/>
-            <w:u w:val="single"/>
-          </w:rPr>
-          <w:t>97:11</w:t>
+      <w:hyperlink r:id="rId137">
+        <w:r>
+          <w:rPr>
+            <w:lang w:val="zh_TW" w:bidi="zh_TW"/>
+          </w:rPr>
+          <w:rPr>
+            <w:color w:val="0000EE"/>
+            <w:u w:val="single"/>
+          </w:rPr>
+          <w:t>弗6:4</w:t>
+        </w:r>
+      </w:hyperlink>
+      <w:r>
+        <w:rPr>
+          <w:lang w:val="zh_TW" w:bidi="zh_TW"/>
+        </w:rPr>
+        <w:t>；</w:t>
+      </w:r>
+      <w:hyperlink r:id="rId138">
+        <w:r>
+          <w:rPr>
+            <w:lang w:val="zh_TW" w:bidi="zh_TW"/>
+          </w:rPr>
+          <w:rPr>
+            <w:color w:val="0000EE"/>
+            <w:u w:val="single"/>
+          </w:rPr>
+          <w:t>來12:7–10</w:t>
+        </w:r>
+      </w:hyperlink>
+      <w:r>
+        <w:rPr>
+          <w:lang w:val="zh_TW" w:bidi="zh_TW"/>
+        </w:rPr>
+        <w:t>）。在教會中，管教是牧養者的職責（</w:t>
+      </w:r>
+      <w:hyperlink r:id="rId139">
+        <w:r>
+          <w:rPr>
+            <w:lang w:val="zh_TW" w:bidi="zh_TW"/>
+          </w:rPr>
+          <w:rPr>
+            <w:color w:val="0000EE"/>
+            <w:u w:val="single"/>
+          </w:rPr>
+          <w:t>提後2:25</w:t>
+        </w:r>
+      </w:hyperlink>
+      <w:r>
+        <w:rPr>
+          <w:lang w:val="zh_TW" w:bidi="zh_TW"/>
+        </w:rPr>
+        <w:t>）。</w:t>
+      </w:r>
+    </w:p>
+    <w:p>
+      <w:pPr/>
+      <w:r>
+        <w:rPr>
+          <w:lang w:val="zh_TW" w:bidi="zh_TW"/>
+        </w:rPr>
+      </w:r>
+      <w:r>
+        <w:rPr>
+          <w:lang w:val="zh_TW" w:bidi="zh_TW"/>
+        </w:rPr>
+        <w:t>人害怕從神而來的管教是可以理解的（</w:t>
+      </w:r>
+      <w:hyperlink r:id="rId140">
+        <w:r>
+          <w:rPr>
+            <w:lang w:val="zh_TW" w:bidi="zh_TW"/>
+          </w:rPr>
+          <w:rPr>
+            <w:color w:val="0000EE"/>
+            <w:u w:val="single"/>
+          </w:rPr>
+          <w:t>詩6:1</w:t>
+        </w:r>
+      </w:hyperlink>
+      <w:r>
+        <w:rPr>
+          <w:lang w:val="zh_TW" w:bidi="zh_TW"/>
+        </w:rPr>
+        <w:t>），但人真正該懼怕的是祂的忿怒。祂的忿怒只臨到那些用行為證明自己與神為敵的人（</w:t>
+      </w:r>
+      <w:hyperlink r:id="rId141">
+        <w:r>
+          <w:rPr>
+            <w:lang w:val="zh_TW" w:bidi="zh_TW"/>
+          </w:rPr>
+          <w:rPr>
+            <w:color w:val="0000EE"/>
+            <w:u w:val="single"/>
+          </w:rPr>
+          <w:t>申11:2–3</w:t>
+        </w:r>
+      </w:hyperlink>
+      <w:r>
+        <w:rPr>
+          <w:lang w:val="zh_TW" w:bidi="zh_TW"/>
+        </w:rPr>
+        <w:t>）。神的管教與祂的忿怒不同，人不應輕看管教（</w:t>
+      </w:r>
+      <w:hyperlink r:id="rId142">
+        <w:r>
+          <w:rPr>
+            <w:lang w:val="zh_TW" w:bidi="zh_TW"/>
+          </w:rPr>
+          <w:rPr>
+            <w:color w:val="0000EE"/>
+            <w:u w:val="single"/>
+          </w:rPr>
+          <w:t>箴3:11</w:t>
+        </w:r>
+      </w:hyperlink>
+      <w:r>
+        <w:rPr>
+          <w:lang w:val="zh_TW" w:bidi="zh_TW"/>
+        </w:rPr>
+        <w:t>）或視之為理所當然（</w:t>
+      </w:r>
+      <w:hyperlink r:id="rId143">
+        <w:r>
+          <w:rPr>
+            <w:lang w:val="zh_TW" w:bidi="zh_TW"/>
+          </w:rPr>
+          <w:rPr>
+            <w:color w:val="0000EE"/>
+            <w:u w:val="single"/>
+          </w:rPr>
+          <w:t>來12:5</w:t>
+        </w:r>
+      </w:hyperlink>
+      <w:r>
+        <w:rPr>
+          <w:lang w:val="zh_TW" w:bidi="zh_TW"/>
+        </w:rPr>
+        <w:t>）。只有愚昧人或惡人會憎惡管教（</w:t>
+      </w:r>
+      <w:hyperlink r:id="rId144">
+        <w:r>
+          <w:rPr>
+            <w:lang w:val="zh_TW" w:bidi="zh_TW"/>
+          </w:rPr>
+          <w:rPr>
+            <w:color w:val="0000EE"/>
+            <w:u w:val="single"/>
+          </w:rPr>
+          <w:t>詩50:17</w:t>
+        </w:r>
+      </w:hyperlink>
+      <w:r>
+        <w:rPr>
+          <w:lang w:val="zh_TW" w:bidi="zh_TW"/>
+        </w:rPr>
+        <w:t>；</w:t>
+      </w:r>
+      <w:hyperlink r:id="rId145">
+        <w:r>
+          <w:rPr>
+            <w:lang w:val="zh_TW" w:bidi="zh_TW"/>
+          </w:rPr>
+          <w:rPr>
+            <w:color w:val="0000EE"/>
+            <w:u w:val="single"/>
+          </w:rPr>
+          <w:t>箴5:12</w:t>
+        </w:r>
+      </w:hyperlink>
+      <w:r>
+        <w:rPr>
+          <w:lang w:val="zh_TW" w:bidi="zh_TW"/>
+        </w:rPr>
+        <w:t>；</w:t>
+      </w:r>
+      <w:hyperlink r:id="rId125">
+        <w:r>
+          <w:rPr>
+            <w:lang w:val="zh_TW" w:bidi="zh_TW"/>
+          </w:rPr>
+          <w:rPr>
+            <w:color w:val="0000EE"/>
+            <w:u w:val="single"/>
+          </w:rPr>
+          <w:t>耶31:18</w:t>
+        </w:r>
+      </w:hyperlink>
+      <w:r>
+        <w:rPr>
+          <w:lang w:val="zh_TW" w:bidi="zh_TW"/>
+        </w:rPr>
+        <w:t>）。神管教祂的百姓，就像慈愛的父親管教他所愛的兒子（</w:t>
+      </w:r>
+      <w:hyperlink r:id="rId124">
+        <w:r>
+          <w:rPr>
+            <w:lang w:val="zh_TW" w:bidi="zh_TW"/>
+          </w:rPr>
+          <w:rPr>
+            <w:color w:val="0000EE"/>
+            <w:u w:val="single"/>
+          </w:rPr>
+          <w:t>申8:5</w:t>
+        </w:r>
+      </w:hyperlink>
+      <w:r>
+        <w:rPr>
+          <w:lang w:val="zh_TW" w:bidi="zh_TW"/>
+        </w:rPr>
+        <w:t>；</w:t>
+      </w:r>
+      <w:hyperlink r:id="rId146">
+        <w:r>
+          <w:rPr>
+            <w:lang w:val="zh_TW" w:bidi="zh_TW"/>
+          </w:rPr>
+          <w:rPr>
+            <w:color w:val="0000EE"/>
+            <w:u w:val="single"/>
+          </w:rPr>
+          <w:t>箴3:11–12</w:t>
+        </w:r>
+      </w:hyperlink>
+      <w:r>
+        <w:rPr>
+          <w:lang w:val="zh_TW" w:bidi="zh_TW"/>
+        </w:rPr>
+        <w:t>；</w:t>
+      </w:r>
+      <w:hyperlink r:id="rId147">
+        <w:r>
+          <w:rPr>
+            <w:lang w:val="zh_TW" w:bidi="zh_TW"/>
+          </w:rPr>
+          <w:rPr>
+            <w:color w:val="0000EE"/>
+            <w:u w:val="single"/>
+          </w:rPr>
+          <w:t>來12:5–7</w:t>
+        </w:r>
+      </w:hyperlink>
+      <w:r>
+        <w:rPr>
+          <w:lang w:val="zh_TW" w:bidi="zh_TW"/>
+        </w:rPr>
+        <w:t>）。按照聖經的教導，有智慧的人應當喜愛管教（</w:t>
+      </w:r>
+      <w:hyperlink r:id="rId148">
+        <w:r>
+          <w:rPr>
+            <w:lang w:val="zh_TW" w:bidi="zh_TW"/>
+          </w:rPr>
+          <w:rPr>
+            <w:color w:val="0000EE"/>
+            <w:u w:val="single"/>
+          </w:rPr>
+          <w:t>箴12:1，</w:t>
+        </w:r>
+      </w:hyperlink>
+      <w:hyperlink r:id="rId132">
+        <w:r>
+          <w:rPr>
+            <w:lang w:val="zh_TW" w:bidi="zh_TW"/>
+          </w:rPr>
+          <w:rPr>
+            <w:color w:val="0000EE"/>
+            <w:u w:val="single"/>
+          </w:rPr>
+          <w:t>13:24</w:t>
+        </w:r>
+      </w:hyperlink>
+      <w:r>
+        <w:rPr>
+          <w:lang w:val="zh_TW" w:bidi="zh_TW"/>
+        </w:rPr>
+        <w:t>；</w:t>
+      </w:r>
+      <w:hyperlink r:id="rId149">
+        <w:r>
+          <w:rPr>
+            <w:lang w:val="zh_TW" w:bidi="zh_TW"/>
+          </w:rPr>
+          <w:rPr>
+            <w:color w:val="0000EE"/>
+            <w:u w:val="single"/>
+          </w:rPr>
+          <w:t>提後1:7</w:t>
+        </w:r>
+      </w:hyperlink>
+      <w:r>
+        <w:rPr>
+          <w:lang w:val="zh_TW" w:bidi="zh_TW"/>
+        </w:rPr>
+        <w:t>；</w:t>
+      </w:r>
+      <w:hyperlink r:id="rId150">
+        <w:r>
+          <w:rPr>
+            <w:lang w:val="zh_TW" w:bidi="zh_TW"/>
+          </w:rPr>
+          <w:rPr>
+            <w:color w:val="0000EE"/>
+            <w:u w:val="single"/>
+          </w:rPr>
+          <w:t>來12:5、9</w:t>
+        </w:r>
+      </w:hyperlink>
+      <w:r>
+        <w:rPr>
+          <w:lang w:val="zh_TW" w:bidi="zh_TW"/>
+        </w:rPr>
+        <w:t>）。</w:t>
+      </w:r>
+    </w:p>
+    <w:p>
+      <w:pPr/>
+      <w:r>
+        <w:rPr>
+          <w:lang w:val="zh_TW" w:bidi="zh_TW"/>
+        </w:rPr>
+      </w:r>
+      <w:r>
+        <w:rPr>
+          <w:lang w:val="zh_TW" w:bidi="zh_TW"/>
+        </w:rPr>
+        <w:t>管教所結出的果子是知識（</w:t>
+      </w:r>
+      <w:hyperlink r:id="rId148">
+        <w:r>
+          <w:rPr>
+            <w:lang w:val="zh_TW" w:bidi="zh_TW"/>
+          </w:rPr>
+          <w:rPr>
+            <w:color w:val="0000EE"/>
+            <w:u w:val="single"/>
+          </w:rPr>
+          <w:t>箴12:1</w:t>
+        </w:r>
+      </w:hyperlink>
+      <w:r>
+        <w:rPr>
+          <w:lang w:val="zh_TW" w:bidi="zh_TW"/>
+        </w:rPr>
+        <w:t>）和父母的喜悅（</w:t>
+      </w:r>
+      <w:hyperlink r:id="rId136">
+        <w:r>
+          <w:rPr>
+            <w:lang w:val="zh_TW" w:bidi="zh_TW"/>
+          </w:rPr>
+          <w:rPr>
+            <w:color w:val="0000EE"/>
+            <w:u w:val="single"/>
+          </w:rPr>
+          <w:t>29:17</w:t>
+        </w:r>
+      </w:hyperlink>
+      <w:r>
+        <w:rPr>
+          <w:lang w:val="zh_TW" w:bidi="zh_TW"/>
+        </w:rPr>
+        <w:t>）。接受管教的人可以稱為「有福」（</w:t>
+      </w:r>
+      <w:hyperlink r:id="rId127">
+        <w:r>
+          <w:rPr>
+            <w:lang w:val="zh_TW" w:bidi="zh_TW"/>
+          </w:rPr>
+          <w:rPr>
+            <w:color w:val="0000EE"/>
+            <w:u w:val="single"/>
+          </w:rPr>
+          <w:t>伯5:17</w:t>
+        </w:r>
+      </w:hyperlink>
+      <w:r>
+        <w:rPr>
+          <w:lang w:val="zh_TW" w:bidi="zh_TW"/>
+        </w:rPr>
+        <w:t>；</w:t>
+      </w:r>
+      <w:hyperlink r:id="rId151">
+        <w:r>
+          <w:rPr>
+            <w:lang w:val="zh_TW" w:bidi="zh_TW"/>
+          </w:rPr>
+          <w:rPr>
+            <w:color w:val="0000EE"/>
+            <w:u w:val="single"/>
+          </w:rPr>
+          <w:t>詩94:12</w:t>
+        </w:r>
+      </w:hyperlink>
+      <w:r>
+        <w:rPr>
+          <w:lang w:val="zh_TW" w:bidi="zh_TW"/>
+        </w:rPr>
+        <w:t>）。即使經文沒有明言管教的目的，讀者仍明白管教本身是良善又正直的（</w:t>
+      </w:r>
+      <w:hyperlink r:id="rId123">
+        <w:r>
+          <w:rPr>
+            <w:lang w:val="zh_TW" w:bidi="zh_TW"/>
+          </w:rPr>
+          <w:rPr>
+            <w:color w:val="0000EE"/>
+            <w:u w:val="single"/>
+          </w:rPr>
+          <w:t>申4:36</w:t>
+        </w:r>
+      </w:hyperlink>
+      <w:r>
+        <w:rPr>
+          <w:lang w:val="zh_TW" w:bidi="zh_TW"/>
+        </w:rPr>
+        <w:t>；</w:t>
+      </w:r>
+      <w:hyperlink r:id="rId120">
+        <w:r>
+          <w:rPr>
+            <w:lang w:val="zh_TW" w:bidi="zh_TW"/>
+          </w:rPr>
+          <w:rPr>
+            <w:color w:val="0000EE"/>
+            <w:u w:val="single"/>
+          </w:rPr>
+          <w:t>伯36:10</w:t>
+        </w:r>
+      </w:hyperlink>
+      <w:r>
+        <w:rPr>
+          <w:lang w:val="zh_TW" w:bidi="zh_TW"/>
+        </w:rPr>
+        <w:t>；</w:t>
+      </w:r>
+      <w:hyperlink r:id="rId132">
+        <w:r>
+          <w:rPr>
+            <w:lang w:val="zh_TW" w:bidi="zh_TW"/>
+          </w:rPr>
+          <w:rPr>
+            <w:color w:val="0000EE"/>
+            <w:u w:val="single"/>
+          </w:rPr>
+          <w:t>箴13:24</w:t>
+        </w:r>
+      </w:hyperlink>
+      <w:r>
+        <w:rPr>
+          <w:lang w:val="zh_TW" w:bidi="zh_TW"/>
+        </w:rPr>
+        <w:t>；</w:t>
+      </w:r>
+      <w:hyperlink r:id="rId130">
+        <w:r>
+          <w:rPr>
+            <w:lang w:val="zh_TW" w:bidi="zh_TW"/>
+          </w:rPr>
+          <w:rPr>
+            <w:color w:val="0000EE"/>
+            <w:u w:val="single"/>
+          </w:rPr>
+          <w:t>啟3:19</w:t>
+        </w:r>
+      </w:hyperlink>
+      <w:r>
+        <w:rPr>
+          <w:lang w:val="zh_TW" w:bidi="zh_TW"/>
+        </w:rPr>
+        <w:t>）。聖經特別稱管教為「生命的道」（</w:t>
+      </w:r>
+      <w:hyperlink r:id="rId152">
+        <w:r>
+          <w:rPr>
+            <w:lang w:val="zh_TW" w:bidi="zh_TW"/>
+          </w:rPr>
+          <w:rPr>
+            <w:color w:val="0000EE"/>
+            <w:u w:val="single"/>
+          </w:rPr>
+          <w:t>箴6:23</w:t>
+        </w:r>
+      </w:hyperlink>
+      <w:r>
+        <w:rPr>
+          <w:lang w:val="zh_TW" w:bidi="zh_TW"/>
+        </w:rPr>
+        <w:t>）。管教使人免於滅亡（</w:t>
+      </w:r>
+      <w:hyperlink r:id="rId133">
+        <w:r>
+          <w:rPr>
+            <w:lang w:val="zh_TW" w:bidi="zh_TW"/>
+          </w:rPr>
+          <w:rPr>
+            <w:color w:val="0000EE"/>
+            <w:u w:val="single"/>
+          </w:rPr>
+          <w:t>19:18</w:t>
+        </w:r>
+      </w:hyperlink>
+      <w:r>
+        <w:rPr>
+          <w:lang w:val="zh_TW" w:bidi="zh_TW"/>
+        </w:rPr>
+        <w:t>），並使人避開愚昧（</w:t>
+      </w:r>
+      <w:hyperlink r:id="rId134">
+        <w:r>
+          <w:rPr>
+            <w:lang w:val="zh_TW" w:bidi="zh_TW"/>
+          </w:rPr>
+          <w:rPr>
+            <w:color w:val="0000EE"/>
+            <w:u w:val="single"/>
+          </w:rPr>
+          <w:t>22:15</w:t>
+        </w:r>
+      </w:hyperlink>
+      <w:r>
+        <w:rPr>
+          <w:lang w:val="zh_TW" w:bidi="zh_TW"/>
+        </w:rPr>
+        <w:t>），也使人不至於與世人一同受神的審判（</w:t>
+      </w:r>
+      <w:hyperlink r:id="rId153">
+        <w:r>
+          <w:rPr>
+            <w:lang w:val="zh_TW" w:bidi="zh_TW"/>
+          </w:rPr>
+          <w:rPr>
+            <w:color w:val="0000EE"/>
+            <w:u w:val="single"/>
+          </w:rPr>
+          <w:t>林前11:32</w:t>
+        </w:r>
+      </w:hyperlink>
+      <w:r>
+        <w:rPr>
+          <w:lang w:val="zh_TW" w:bidi="zh_TW"/>
+        </w:rPr>
+        <w:t>）。管教最終使人得以分享神的聖潔（</w:t>
+      </w:r>
+      <w:hyperlink r:id="rId154">
+        <w:r>
+          <w:rPr>
+            <w:lang w:val="zh_TW" w:bidi="zh_TW"/>
+          </w:rPr>
+          <w:rPr>
+            <w:color w:val="0000EE"/>
+            <w:u w:val="single"/>
+          </w:rPr>
+          <w:t>來12:7</w:t>
+        </w:r>
+      </w:hyperlink>
+      <w:r>
+        <w:rPr>
+          <w:lang w:val="zh_TW" w:bidi="zh_TW"/>
+        </w:rPr>
+        <w:t>），並結出「平安的果子，就是義」（</w:t>
+      </w:r>
+      <w:hyperlink r:id="rId155">
+        <w:r>
+          <w:rPr>
+            <w:lang w:val="zh_TW" w:bidi="zh_TW"/>
+          </w:rPr>
+          <w:rPr>
+            <w:color w:val="0000EE"/>
+            <w:u w:val="single"/>
+          </w:rPr>
+          <w:t>11節</w:t>
+        </w:r>
+      </w:hyperlink>
+      <w:r>
+        <w:rPr>
+          <w:lang w:val="zh_TW" w:bidi="zh_TW"/>
+        </w:rPr>
+        <w:t>）。相反，缺乏管教會導致可怕的後果，包括被神丟棄（</w:t>
+      </w:r>
+      <w:hyperlink r:id="rId156">
+        <w:r>
+          <w:rPr>
+            <w:lang w:val="zh_TW" w:bidi="zh_TW"/>
+          </w:rPr>
+          <w:rPr>
+            <w:color w:val="0000EE"/>
+            <w:u w:val="single"/>
+          </w:rPr>
+          <w:t>利26:23–24</w:t>
+        </w:r>
+      </w:hyperlink>
+      <w:r>
+        <w:rPr>
+          <w:lang w:val="zh_TW" w:bidi="zh_TW"/>
+        </w:rPr>
+        <w:t>）、死亡（</w:t>
+      </w:r>
+      <w:hyperlink r:id="rId157">
+        <w:r>
+          <w:rPr>
+            <w:lang w:val="zh_TW" w:bidi="zh_TW"/>
+          </w:rPr>
+          <w:rPr>
+            <w:color w:val="0000EE"/>
+            <w:u w:val="single"/>
+          </w:rPr>
+          <w:t>箴5:23</w:t>
+        </w:r>
+      </w:hyperlink>
+      <w:r>
+        <w:rPr>
+          <w:lang w:val="zh_TW" w:bidi="zh_TW"/>
+        </w:rPr>
+        <w:t>）和毀滅（</w:t>
+      </w:r>
+      <w:hyperlink r:id="rId133">
+        <w:r>
+          <w:rPr>
+            <w:lang w:val="zh_TW" w:bidi="zh_TW"/>
+          </w:rPr>
+          <w:rPr>
+            <w:color w:val="0000EE"/>
+            <w:u w:val="single"/>
+          </w:rPr>
+          <w:t>19:18</w:t>
+        </w:r>
+      </w:hyperlink>
+      <w:r>
+        <w:rPr>
+          <w:lang w:val="zh_TW" w:bidi="zh_TW"/>
+        </w:rPr>
+        <w:t>）。</w:t>
+      </w:r>
+    </w:p>
+    <w:p>
+      <w:pPr/>
+      <w:r>
+        <w:rPr>
+          <w:lang w:val="zh_TW" w:bidi="zh_TW"/>
+        </w:rPr>
+      </w:r>
+      <w:r>
+        <w:rPr>
+          <w:lang w:val="zh_TW" w:bidi="zh_TW"/>
+        </w:rPr>
+        <w:t>箴言提到，管教是避免淫亂所必需的（</w:t>
+      </w:r>
+      <w:hyperlink r:id="rId158">
+        <w:r>
+          <w:rPr>
+            <w:lang w:val="zh_TW" w:bidi="zh_TW"/>
+          </w:rPr>
+          <w:rPr>
+            <w:color w:val="0000EE"/>
+            <w:u w:val="single"/>
+          </w:rPr>
+          <w:t>5:12–23，</w:t>
+        </w:r>
+      </w:hyperlink>
+      <w:hyperlink r:id="rId159">
+        <w:r>
+          <w:rPr>
+            <w:lang w:val="zh_TW" w:bidi="zh_TW"/>
+          </w:rPr>
+          <w:rPr>
+            <w:color w:val="0000EE"/>
+            <w:u w:val="single"/>
+          </w:rPr>
+          <w:t>6:23–24</w:t>
+        </w:r>
+      </w:hyperlink>
+      <w:r>
+        <w:rPr>
+          <w:lang w:val="zh_TW" w:bidi="zh_TW"/>
+        </w:rPr>
+        <w:t>）。經文所說放蕩或邪惡的女子，很可能象徵各類誘惑人心的詭詐情境。要在這些情況下成熟而負責地行事，年輕人必須回應明智又有愛的父母管教，讓自己學會過有節制的生活。如此一來，他們便會憑著「與生俱來的傾向」行善，因為他們的本性已被塑造成追求正道的模樣。即使意外遭遇邪惡，他們也能自然而然地避開。</w:t>
+      </w:r>
+    </w:p>
+    <w:p>
+      <w:pPr/>
+      <w:r>
+        <w:rPr>
+          <w:lang w:val="zh_TW" w:bidi="zh_TW"/>
+        </w:rPr>
+      </w:r>
+      <w:r>
+        <w:rPr>
+          <w:lang w:val="zh_TW" w:bidi="zh_TW"/>
+        </w:rPr>
+        <w:t>希伯來書也勸勉讀者接受管教，而不是抗拒管教。希伯來書指出兩種有害的反應，並指出那正確、有益的回應方式。一方面，人不可輕看主的管教（</w:t>
+      </w:r>
+      <w:hyperlink r:id="rId143">
+        <w:r>
+          <w:rPr>
+            <w:lang w:val="zh_TW" w:bidi="zh_TW"/>
+          </w:rPr>
+          <w:rPr>
+            <w:color w:val="0000EE"/>
+            <w:u w:val="single"/>
+          </w:rPr>
+          <w:t>來12:5</w:t>
+        </w:r>
+      </w:hyperlink>
+      <w:r>
+        <w:rPr>
+          <w:lang w:val="zh_TW" w:bidi="zh_TW"/>
+        </w:rPr>
+        <w:t>），不可把管教視為毫無價值或微不足道。另一方面，人遇見主的責打時也不可灰心；也就是說，不能只專注在管教過程的負面部分，否則會看不見管教的目標，並使受管教的人喪志。凡臨到人的事都有其目的，人應當尋求並明白那目的：「凡管教的事，當時不覺得快樂，反覺得愁苦；後來卻為那經練過的人結出平安的果子，就是義」（</w:t>
+      </w:r>
+      <w:hyperlink r:id="rId155">
+        <w:r>
+          <w:rPr>
+            <w:lang w:val="zh_TW" w:bidi="zh_TW"/>
+          </w:rPr>
+          <w:rPr>
+            <w:color w:val="0000EE"/>
+            <w:u w:val="single"/>
+          </w:rPr>
+          <w:t>來12:11</w:t>
+        </w:r>
+      </w:hyperlink>
+      <w:r>
+        <w:rPr>
+          <w:lang w:val="zh_TW" w:bidi="zh_TW"/>
+        </w:rPr>
+        <w:t>）。勸勉的重點不是拒絕管教，也不是因管教而沮喪，而是要接受管教，並讓管教來教導自己。</w:t>
+      </w:r>
+    </w:p>
+    <w:p>
+      <w:pPr>
+        <w:pStyle w:val="Heading3"/>
+      </w:pPr>
+      <w:r>
+        <w:rPr>
+          <w:lang w:val="zh_TW" w:bidi="zh_TW"/>
+        </w:rPr>
+        <w:t>自我管教</w:t>
+      </w:r>
+    </w:p>
+    <w:p>
+      <w:pPr/>
+      <w:r>
+        <w:rPr>
+          <w:lang w:val="zh_TW" w:bidi="zh_TW"/>
+        </w:rPr>
+      </w:r>
+      <w:r>
+        <w:rPr>
+          <w:lang w:val="zh_TW" w:bidi="zh_TW"/>
+        </w:rPr>
+        <w:t>耶穌關於公義的倫理，既成全也超越了舊約嚴格的律法要求（</w:t>
+      </w:r>
+      <w:hyperlink r:id="rId160">
+        <w:r>
+          <w:rPr>
+            <w:lang w:val="zh_TW" w:bidi="zh_TW"/>
+          </w:rPr>
+          <w:rPr>
+            <w:color w:val="0000EE"/>
+            <w:u w:val="single"/>
+          </w:rPr>
+          <w:t>太5:17–48</w:t>
+        </w:r>
+      </w:hyperlink>
+      <w:r>
+        <w:rPr>
+          <w:lang w:val="zh_TW" w:bidi="zh_TW"/>
+        </w:rPr>
+        <w:t>）。然而，基督徒並不因此比法利賽人更傾向律法主義；因為他們已經從「罪和死的律」得釋放，並且擁有「賜生命聖靈的律」（</w:t>
+      </w:r>
+      <w:hyperlink r:id="rId161">
+        <w:r>
+          <w:rPr>
+            <w:lang w:val="zh_TW" w:bidi="zh_TW"/>
+          </w:rPr>
+          <w:rPr>
+            <w:color w:val="0000EE"/>
+            <w:u w:val="single"/>
+          </w:rPr>
+          <w:t>羅8:1–8</w:t>
+        </w:r>
+      </w:hyperlink>
+      <w:r>
+        <w:rPr>
+          <w:lang w:val="zh_TW" w:bidi="zh_TW"/>
+        </w:rPr>
+        <w:t>），在內裡推動他們行神的旨意。信徒不再只是機械式地遵從律法的字句，而是因著神的靈住在心裡，能做到自我管教。屬靈的轉變發生時，人的心思意念也會一同更新 （</w:t>
+      </w:r>
+      <w:hyperlink r:id="rId162">
+        <w:r>
+          <w:rPr>
+            <w:lang w:val="zh_TW" w:bidi="zh_TW"/>
+          </w:rPr>
+          <w:rPr>
+            <w:color w:val="0000EE"/>
+            <w:u w:val="single"/>
+          </w:rPr>
+          <w:t>羅12:2</w:t>
+        </w:r>
+      </w:hyperlink>
+      <w:r>
+        <w:rPr>
+          <w:lang w:val="zh_TW" w:bidi="zh_TW"/>
+        </w:rPr>
+        <w:t>），以致對自己、自己的動機和態度有新的認識。</w:t>
+      </w:r>
+    </w:p>
+    <w:p>
+      <w:pPr>
+        <w:pStyle w:val="Heading3"/>
+      </w:pPr>
+      <w:r>
+        <w:rPr>
+          <w:lang w:val="zh_TW" w:bidi="zh_TW"/>
+        </w:rPr>
+        <w:t>父母的管教</w:t>
+      </w:r>
+    </w:p>
+    <w:p>
+      <w:pPr/>
+      <w:r>
+        <w:rPr>
+          <w:lang w:val="zh_TW" w:bidi="zh_TW"/>
+        </w:rPr>
+      </w:r>
+      <w:r>
+        <w:rPr>
+          <w:lang w:val="zh_TW" w:bidi="zh_TW"/>
+        </w:rPr>
+        <w:t>家庭是人類社會最基本的單位，父母在這個親密的關係核心裡，領受了引導和糾正兒女的責任（</w:t>
+      </w:r>
+      <w:hyperlink r:id="rId163">
+        <w:r>
+          <w:rPr>
+            <w:lang w:val="zh_TW" w:bidi="zh_TW"/>
+          </w:rPr>
+          <w:rPr>
+            <w:color w:val="0000EE"/>
+            <w:u w:val="single"/>
+          </w:rPr>
+          <w:t>申6:7</w:t>
+        </w:r>
+      </w:hyperlink>
+      <w:r>
+        <w:rPr>
+          <w:lang w:val="zh_TW" w:bidi="zh_TW"/>
+        </w:rPr>
+        <w:t>；</w:t>
+      </w:r>
+      <w:hyperlink r:id="rId164">
+        <w:r>
+          <w:rPr>
+            <w:lang w:val="zh_TW" w:bidi="zh_TW"/>
+          </w:rPr>
+          <w:rPr>
+            <w:color w:val="0000EE"/>
+            <w:u w:val="single"/>
+          </w:rPr>
+          <w:t>箴22:6</w:t>
+        </w:r>
+      </w:hyperlink>
+      <w:r>
+        <w:rPr>
+          <w:lang w:val="zh_TW" w:bidi="zh_TW"/>
+        </w:rPr>
+        <w:t>）。聖經對人的本性基本上持悲觀態度，認為人性本身並不會自動走向完善。因此，父母不可讓孩子任憑自己的本性發展。沒有受過管教的孩子，很容易在以外邦文化為主導的世界裡，被各種強烈的外在影響塑造。父母若要正確履行責任，不只要以教導和糾正來教育兒女，還需要讓自己的價值觀、生活方式和態度成為兒女的榜樣。</w:t>
+      </w:r>
+    </w:p>
+    <w:p>
+      <w:pPr/>
+      <w:r>
+        <w:rPr>
+          <w:lang w:val="zh_TW" w:bidi="zh_TW"/>
+        </w:rPr>
+      </w:r>
+      <w:r>
+        <w:rPr>
+          <w:lang w:val="zh_TW" w:bidi="zh_TW"/>
+        </w:rPr>
+        <w:t>父母教育兒女的工作的最有效方式，是採用正面的手段，例如勸告、勉勵、引導、家庭靈修，以及在教會和主日學中的基督徒訓練。然而，有時也需要負面的做法，例如禁止某些行為或施行管教。當年幼的孩子不理會口頭的提醒時，適當的懲罰會是有效的勸服方式（</w:t>
+      </w:r>
+      <w:hyperlink r:id="rId132">
+        <w:r>
+          <w:rPr>
+            <w:lang w:val="zh_TW" w:bidi="zh_TW"/>
+          </w:rPr>
+          <w:rPr>
+            <w:color w:val="0000EE"/>
+            <w:u w:val="single"/>
+          </w:rPr>
+          <w:t>箴13:24</w:t>
+        </w:r>
+      </w:hyperlink>
+      <w:r>
+        <w:rPr>
+          <w:lang w:val="zh_TW" w:bidi="zh_TW"/>
+        </w:rPr>
+        <w:t>）。不過，體罰必須根據明確、且孩子能理解的原則來進行。基督徒父母要避免因憤怒或個人情緒而懲罰孩子，也不可使孩子受傷。父母應視體罰為最後才採用的方法，並努力在不觸怒孩子的前提下，使管教達到最好的教育效果（</w:t>
+      </w:r>
+      <w:hyperlink r:id="rId137">
+        <w:r>
+          <w:rPr>
+            <w:lang w:val="zh_TW" w:bidi="zh_TW"/>
+          </w:rPr>
+          <w:rPr>
+            <w:color w:val="0000EE"/>
+            <w:u w:val="single"/>
+          </w:rPr>
+          <w:t>弗6:4</w:t>
+        </w:r>
+      </w:hyperlink>
+      <w:r>
+        <w:rPr>
+          <w:lang w:val="zh_TW" w:bidi="zh_TW"/>
+        </w:rPr>
+        <w:t>）。</w:t>
+      </w:r>
+    </w:p>
+    <w:p>
+      <w:pPr/>
+      <w:r>
+        <w:rPr>
+          <w:lang w:val="zh_TW" w:bidi="zh_TW"/>
+        </w:rPr>
+      </w:r>
+      <w:r>
+        <w:rPr>
+          <w:lang w:val="zh_TW" w:bidi="zh_TW"/>
+        </w:rPr>
+        <w:t>人類墮落（</w:t>
+      </w:r>
+      <w:hyperlink r:id="rId165">
+        <w:r>
+          <w:rPr>
+            <w:lang w:val="zh_TW" w:bidi="zh_TW"/>
+          </w:rPr>
+          <w:rPr>
+            <w:color w:val="0000EE"/>
+            <w:u w:val="single"/>
+          </w:rPr>
+          <w:t>創3章</w:t>
+        </w:r>
+      </w:hyperlink>
+      <w:r>
+        <w:rPr>
+          <w:lang w:val="zh_TW" w:bidi="zh_TW"/>
+        </w:rPr>
+        <w:t>）意味著以自我為中心的傾向，使孩子也受到影響（參</w:t>
+      </w:r>
+      <w:hyperlink r:id="rId166">
+        <w:r>
+          <w:rPr>
+            <w:lang w:val="zh_TW" w:bidi="zh_TW"/>
+          </w:rPr>
+          <w:rPr>
+            <w:color w:val="0000EE"/>
+            <w:u w:val="single"/>
+          </w:rPr>
+          <w:t>詩51:5</w:t>
+        </w:r>
+      </w:hyperlink>
+      <w:r>
+        <w:rPr>
+          <w:lang w:val="zh_TW" w:bidi="zh_TW"/>
+        </w:rPr>
+        <w:t>）。孩子必須學會尊重自己，也尊重他人；如果任由他們憑本性發展，再受到敗壞的社會衝擊，他們可能變得悖逆、難以與人相處，在自己與別人的生命裡留下痛苦。父母即使愛兒女，也需要在必要時使用較負面的管教方法。即使父母和孩子都覺得不愉快，但真正的愛或許需要如此。孩子在穩定、堅定、有愛的家庭環境中受到管教和成長，更有可能成為有責任感、懂體諒他人的人。</w:t>
+      </w:r>
+    </w:p>
+    <w:p>
+      <w:pPr>
+        <w:pStyle w:val="Heading3"/>
+      </w:pPr>
+      <w:r>
+        <w:rPr>
+          <w:lang w:val="zh_TW" w:bidi="zh_TW"/>
+        </w:rPr>
+        <w:t>教會的管教</w:t>
+      </w:r>
+    </w:p>
+    <w:p>
+      <w:pPr/>
+      <w:r>
+        <w:rPr>
+          <w:lang w:val="zh_TW" w:bidi="zh_TW"/>
+        </w:rPr>
+      </w:r>
+      <w:r>
+        <w:rPr>
+          <w:lang w:val="zh_TW" w:bidi="zh_TW"/>
+        </w:rPr>
+        <w:t>教會本質上是一個大家庭，每一位信徒都是其中一員。教會要在信仰、敬拜和生活上反映神真實性情，其性質使它與其它群體有所不同。</w:t>
+      </w:r>
+    </w:p>
+    <w:p>
+      <w:pPr/>
+      <w:r>
+        <w:rPr>
+          <w:lang w:val="zh_TW" w:bidi="zh_TW"/>
+        </w:rPr>
+      </w:r>
+      <w:r>
+        <w:rPr>
+          <w:lang w:val="zh_TW" w:bidi="zh_TW"/>
+        </w:rPr>
+        <w:t>同時，教會也蒙召成為向外敞開、關懷他人的群體，以憐憫態度接觸極其需要幫助的人。基督徒的生活方式與外邦人的生活方式明顯不同，而這種差異往往造成隔閡，將「失喪」的人與可以帶來神拯救的人隔絕——這些拯救能使他們脫離孤單、成癮、迷失、破碎的人際關係等困境。教會負有責任，不應在向未信者傳福音的過程中，設置違背聖經的障礙，但在開放與純潔之間取得平衡往往並不容易。若未能好好保持這個平衡，教會很容易變得過度限制，或過度寬鬆；不論是哪個極端，都會削弱教會的見證。</w:t>
+      </w:r>
+    </w:p>
+    <w:p>
+      <w:pPr/>
+      <w:r>
+        <w:rPr>
+          <w:lang w:val="zh_TW" w:bidi="zh_TW"/>
+        </w:rPr>
+      </w:r>
+      <w:r>
+        <w:rPr>
+          <w:lang w:val="zh_TW" w:bidi="zh_TW"/>
+        </w:rPr>
+        <w:t>要化解這種兩難，關鍵在於真正符合聖經的教會管教。聖經為教會提供了充足的指引來訂立行為準則（例：</w:t>
+      </w:r>
+      <w:hyperlink r:id="rId167">
+        <w:r>
+          <w:rPr>
+            <w:lang w:val="zh_TW" w:bidi="zh_TW"/>
+          </w:rPr>
+          <w:rPr>
+            <w:color w:val="0000EE"/>
+            <w:u w:val="single"/>
+          </w:rPr>
+          <w:t>出20:1–17；</w:t>
+        </w:r>
+      </w:hyperlink>
+      <w:hyperlink r:id="rId168">
+        <w:r>
+          <w:rPr>
+            <w:lang w:val="zh_TW" w:bidi="zh_TW"/>
+          </w:rPr>
+          <w:rPr>
+            <w:color w:val="0000EE"/>
+            <w:u w:val="single"/>
+          </w:rPr>
+          <w:t>林前5:11，</w:t>
+        </w:r>
+      </w:hyperlink>
+      <w:hyperlink r:id="rId169">
+        <w:r>
+          <w:rPr>
+            <w:lang w:val="zh_TW" w:bidi="zh_TW"/>
+          </w:rPr>
+          <w:rPr>
+            <w:color w:val="0000EE"/>
+            <w:u w:val="single"/>
+          </w:rPr>
+          <w:t>6:9–11；</w:t>
+        </w:r>
+      </w:hyperlink>
+      <w:hyperlink r:id="rId170">
+        <w:r>
+          <w:rPr>
+            <w:lang w:val="zh_TW" w:bidi="zh_TW"/>
+          </w:rPr>
+          <w:rPr>
+            <w:color w:val="0000EE"/>
+            <w:u w:val="single"/>
+          </w:rPr>
+          <w:t>弗4:25–32</w:t>
         </w:r>
       </w:hyperlink>
       <w:r>
@@ -616,16 +4702,46 @@
         </w:rPr>
         <w:t>，</w:t>
       </w:r>
-      <w:hyperlink r:id="rId32">
-        <w:r>
-          <w:rPr>
-            <w:lang w:val="zh_TW" w:bidi="zh_TW"/>
-          </w:rPr>
-          <w:rPr>
-            <w:color w:val="0000EE"/>
-            <w:u w:val="single"/>
-          </w:rPr>
-          <w:t>112:4</w:t>
+      <w:hyperlink r:id="rId171">
+        <w:r>
+          <w:rPr>
+            <w:lang w:val="zh_TW" w:bidi="zh_TW"/>
+          </w:rPr>
+          <w:rPr>
+            <w:color w:val="0000EE"/>
+            <w:u w:val="single"/>
+          </w:rPr>
+          <w:t>5:1–21；</w:t>
+        </w:r>
+      </w:hyperlink>
+      <w:hyperlink r:id="rId172">
+        <w:r>
+          <w:rPr>
+            <w:lang w:val="zh_TW" w:bidi="zh_TW"/>
+          </w:rPr>
+          <w:rPr>
+            <w:color w:val="0000EE"/>
+            <w:u w:val="single"/>
+          </w:rPr>
+          <w:t>西3:5–11</w:t>
+        </w:r>
+      </w:hyperlink>
+      <w:r>
+        <w:rPr>
+          <w:lang w:val="zh_TW" w:bidi="zh_TW"/>
+        </w:rPr>
+        <w:t>）。不過，教會在說明這些準則時，必須分辨甚麼是聖經的絕對要求，甚麼屬於文化層面的習俗。例如，新約聖經明確禁止醉酒，但並沒有禁止喝酒。有些教會容許信徒喝酒但譴責醉酒，有些教會建議會友完全不喝酒，也有教會規定成為會友必須禁酒。新約聖經承認基督徒的自由與基督徒的責任之間有時會出現張力，並提供解決這類衝突的指引（</w:t>
+      </w:r>
+      <w:hyperlink r:id="rId173">
+        <w:r>
+          <w:rPr>
+            <w:lang w:val="zh_TW" w:bidi="zh_TW"/>
+          </w:rPr>
+          <w:rPr>
+            <w:color w:val="0000EE"/>
+            <w:u w:val="single"/>
+          </w:rPr>
+          <w:t>林前8章</w:t>
         </w:r>
       </w:hyperlink>
       <w:r>
@@ -646,115 +4762,25 @@
         <w:rPr>
           <w:lang w:val="zh_TW" w:bidi="zh_TW"/>
         </w:rPr>
-        <w:t>光與神密切相連。聖經甚至說神就是光：「耶和華卻要作你永遠的光」（</w:t>
-      </w:r>
-      <w:hyperlink r:id="rId33">
-        <w:r>
-          <w:rPr>
-            <w:lang w:val="zh_TW" w:bidi="zh_TW"/>
-          </w:rPr>
-          <w:rPr>
-            <w:color w:val="0000EE"/>
-            <w:u w:val="single"/>
-          </w:rPr>
-          <w:t>賽60:19–20</w:t>
-        </w:r>
-      </w:hyperlink>
-      <w:r>
-        <w:rPr>
-          <w:lang w:val="zh_TW" w:bidi="zh_TW"/>
-        </w:rPr>
-        <w:t>）。詩人歡欣地說：「耶和華是我的亮光，是我的拯救」（</w:t>
-      </w:r>
-      <w:hyperlink r:id="rId34">
-        <w:r>
-          <w:rPr>
-            <w:lang w:val="zh_TW" w:bidi="zh_TW"/>
-          </w:rPr>
-          <w:rPr>
-            <w:color w:val="0000EE"/>
-            <w:u w:val="single"/>
-          </w:rPr>
-          <w:t>詩27:1</w:t>
-        </w:r>
-      </w:hyperlink>
-      <w:r>
-        <w:rPr>
-          <w:lang w:val="zh_TW" w:bidi="zh_TW"/>
-        </w:rPr>
-        <w:t>）。詩人描述神披上亮光，如披外袍（</w:t>
-      </w:r>
-      <w:hyperlink r:id="rId35">
-        <w:r>
-          <w:rPr>
-            <w:lang w:val="zh_TW" w:bidi="zh_TW"/>
-          </w:rPr>
-          <w:rPr>
-            <w:color w:val="0000EE"/>
-            <w:u w:val="single"/>
-          </w:rPr>
-          <w:t>詩104:2</w:t>
-        </w:r>
-      </w:hyperlink>
-      <w:r>
-        <w:rPr>
-          <w:lang w:val="zh_TW" w:bidi="zh_TW"/>
-        </w:rPr>
-        <w:t>），光明也與祂同居（</w:t>
-      </w:r>
-      <w:hyperlink r:id="rId36">
-        <w:r>
-          <w:rPr>
-            <w:lang w:val="zh_TW" w:bidi="zh_TW"/>
-          </w:rPr>
-          <w:rPr>
-            <w:color w:val="0000EE"/>
-            <w:u w:val="single"/>
-          </w:rPr>
-          <w:t>但2:22</w:t>
-        </w:r>
-      </w:hyperlink>
-      <w:r>
-        <w:rPr>
-          <w:lang w:val="zh_TW" w:bidi="zh_TW"/>
-        </w:rPr>
-        <w:t>）。對神來說，黑暗和光都是一樣的，沒有什麼能向祂隱藏（</w:t>
-      </w:r>
-      <w:hyperlink r:id="rId37">
-        <w:r>
-          <w:rPr>
-            <w:lang w:val="zh_TW" w:bidi="zh_TW"/>
-          </w:rPr>
-          <w:rPr>
-            <w:color w:val="0000EE"/>
-            <w:u w:val="single"/>
-          </w:rPr>
-          <w:t>詩139:12</w:t>
-        </w:r>
-      </w:hyperlink>
-      <w:r>
-        <w:rPr>
-          <w:lang w:val="zh_TW" w:bidi="zh_TW"/>
-        </w:rPr>
-        <w:t>）。先知彌迦也描述神為光，祂要使祂的僕人進入光明（</w:t>
-      </w:r>
-      <w:hyperlink r:id="rId38">
-        <w:r>
-          <w:rPr>
-            <w:lang w:val="zh_TW" w:bidi="zh_TW"/>
-          </w:rPr>
-          <w:rPr>
-            <w:color w:val="0000EE"/>
-            <w:u w:val="single"/>
-          </w:rPr>
-          <w:t>彌7:8–9</w:t>
-        </w:r>
-      </w:hyperlink>
-      <w:r>
-        <w:rPr>
-          <w:lang w:val="zh_TW" w:bidi="zh_TW"/>
-        </w:rPr>
-        <w:t>），顯明神要賜福給祂的百姓，使他們得勝。</w:t>
+        <w:t>要保持聖經的一致性和公信力，教會應該以同樣的嚴肅程度，管教態度上的罪與「明顯的大罪」。新約聖經確實譴責淫亂、殺人、醉酒，但新約同時也譴責嫉妒、忌恨、憤怒、自私、發怨言和論斷。這些惡行都會攔阻人進入神的國（</w:t>
+      </w:r>
+      <w:hyperlink r:id="rId174">
+        <w:r>
+          <w:rPr>
+            <w:lang w:val="zh_TW" w:bidi="zh_TW"/>
+          </w:rPr>
+          <w:rPr>
+            <w:color w:val="0000EE"/>
+            <w:u w:val="single"/>
+          </w:rPr>
+          <w:t>加5:19–21</w:t>
+        </w:r>
+      </w:hyperlink>
+      <w:r>
+        <w:rPr>
+          <w:lang w:val="zh_TW" w:bidi="zh_TW"/>
+        </w:rPr>
+        <w:t>）。未信者常因為次要的行為（例如吸煙或喝酒）而在教會裡感到排斥，但教會很少指出搬弄是非、埋怨和自私的行為，也很少對這些行為施行合宜的管教。如能確保更一致的立場，將會促進教會的聖潔，也會使教會的事奉更有力量，能成為一個以基督的愛去支持並接納人的群體。</w:t>
       </w:r>
     </w:p>
     <w:p>
@@ -768,126 +4794,72 @@
         <w:rPr>
           <w:lang w:val="zh_TW" w:bidi="zh_TW"/>
         </w:rPr>
-        <w:t>神的賜福常被形容為「他臉上的光」。在</w:t>
-      </w:r>
-      <w:hyperlink r:id="rId39">
-        <w:r>
-          <w:rPr>
-            <w:lang w:val="zh_TW" w:bidi="zh_TW"/>
-          </w:rPr>
-          <w:rPr>
-            <w:color w:val="0000EE"/>
-            <w:u w:val="single"/>
-          </w:rPr>
-          <w:t>詩篇四篇6節</w:t>
-        </w:r>
-      </w:hyperlink>
-      <w:r>
-        <w:rPr>
-          <w:lang w:val="zh_TW" w:bidi="zh_TW"/>
-        </w:rPr>
-        <w:t>中，詩人說：「耶和華啊，求你仰起臉來，光照我們。」這裡的光就是指神的恩惠。</w:t>
-      </w:r>
-      <w:hyperlink r:id="rId40">
-        <w:r>
-          <w:rPr>
-            <w:lang w:val="zh_TW" w:bidi="zh_TW"/>
-          </w:rPr>
-          <w:rPr>
-            <w:color w:val="0000EE"/>
-            <w:u w:val="single"/>
-          </w:rPr>
-          <w:t>詩篇四十四篇3節</w:t>
-        </w:r>
-      </w:hyperlink>
-      <w:r>
-        <w:rPr>
-          <w:lang w:val="zh_TW" w:bidi="zh_TW"/>
-        </w:rPr>
-        <w:t>表明，神的光、祂的右手和祂的慈愛，使祂的百姓得勝。那些行在神光中的人是有福的（</w:t>
-      </w:r>
-      <w:hyperlink r:id="rId41">
-        <w:r>
-          <w:rPr>
-            <w:lang w:val="zh_TW" w:bidi="zh_TW"/>
-          </w:rPr>
-          <w:rPr>
-            <w:color w:val="0000EE"/>
-            <w:u w:val="single"/>
-          </w:rPr>
-          <w:t>詩89:15</w:t>
-        </w:r>
-      </w:hyperlink>
-      <w:r>
-        <w:rPr>
-          <w:lang w:val="zh_TW" w:bidi="zh_TW"/>
-        </w:rPr>
-        <w:t>），但這光也揭露隱而未現的罪（</w:t>
-      </w:r>
-      <w:hyperlink r:id="rId42">
-        <w:r>
-          <w:rPr>
-            <w:lang w:val="zh_TW" w:bidi="zh_TW"/>
-          </w:rPr>
-          <w:rPr>
-            <w:color w:val="0000EE"/>
-            <w:u w:val="single"/>
-          </w:rPr>
-          <w:t>詩90:8</w:t>
-        </w:r>
-      </w:hyperlink>
-      <w:r>
-        <w:rPr>
-          <w:lang w:val="zh_TW" w:bidi="zh_TW"/>
-        </w:rPr>
-        <w:t>）。沒有人能躲避神的鑒察，但祂的光主要代表祂同在所帶來的賜福。有一次，約伯也用這個詞語來形容來自他人的恩待（</w:t>
-      </w:r>
-      <w:hyperlink r:id="rId43">
-        <w:r>
-          <w:rPr>
-            <w:lang w:val="zh_TW" w:bidi="zh_TW"/>
-          </w:rPr>
-          <w:rPr>
-            <w:color w:val="0000EE"/>
-            <w:u w:val="single"/>
-          </w:rPr>
-          <w:t>約29:24</w:t>
-        </w:r>
-      </w:hyperlink>
-      <w:r>
-        <w:rPr>
-          <w:lang w:val="zh_TW" w:bidi="zh_TW"/>
-        </w:rPr>
-        <w:t>）。神所賜的光，使祂的僕人能與人分享祂的賜福（</w:t>
-      </w:r>
-      <w:hyperlink r:id="rId44">
-        <w:r>
-          <w:rPr>
-            <w:lang w:val="zh_TW" w:bidi="zh_TW"/>
-          </w:rPr>
-          <w:rPr>
-            <w:color w:val="0000EE"/>
-            <w:u w:val="single"/>
-          </w:rPr>
-          <w:t>賽42:6</w:t>
-        </w:r>
-      </w:hyperlink>
-      <w:r>
-        <w:rPr>
-          <w:lang w:val="zh_TW" w:bidi="zh_TW"/>
-        </w:rPr>
-        <w:t>，</w:t>
-      </w:r>
-      <w:hyperlink r:id="rId45">
-        <w:r>
-          <w:rPr>
-            <w:lang w:val="zh_TW" w:bidi="zh_TW"/>
-          </w:rPr>
-          <w:rPr>
-            <w:color w:val="0000EE"/>
-            <w:u w:val="single"/>
-          </w:rPr>
-          <w:t>49:6</w:t>
+        <w:t>新約聖經除了肯定教會內需要管教之外，也清楚說明施行管教的程序（</w:t>
+      </w:r>
+      <w:hyperlink r:id="rId175">
+        <w:r>
+          <w:rPr>
+            <w:lang w:val="zh_TW" w:bidi="zh_TW"/>
+          </w:rPr>
+          <w:rPr>
+            <w:color w:val="0000EE"/>
+            <w:u w:val="single"/>
+          </w:rPr>
+          <w:t>太18:15–18</w:t>
+        </w:r>
+      </w:hyperlink>
+      <w:r>
+        <w:rPr>
+          <w:lang w:val="zh_TW" w:bidi="zh_TW"/>
+        </w:rPr>
+        <w:t>；</w:t>
+      </w:r>
+      <w:hyperlink r:id="rId176">
+        <w:r>
+          <w:rPr>
+            <w:lang w:val="zh_TW" w:bidi="zh_TW"/>
+          </w:rPr>
+          <w:rPr>
+            <w:color w:val="0000EE"/>
+            <w:u w:val="single"/>
+          </w:rPr>
+          <w:t>林前5:3–13</w:t>
+        </w:r>
+      </w:hyperlink>
+      <w:r>
+        <w:rPr>
+          <w:lang w:val="zh_TW" w:bidi="zh_TW"/>
+        </w:rPr>
+        <w:t>；</w:t>
+      </w:r>
+      <w:hyperlink r:id="rId177">
+        <w:r>
+          <w:rPr>
+            <w:lang w:val="zh_TW" w:bidi="zh_TW"/>
+          </w:rPr>
+          <w:rPr>
+            <w:color w:val="0000EE"/>
+            <w:u w:val="single"/>
+          </w:rPr>
+          <w:t>加6:1</w:t>
+        </w:r>
+      </w:hyperlink>
+      <w:r>
+        <w:rPr>
+          <w:lang w:val="zh_TW" w:bidi="zh_TW"/>
+        </w:rPr>
+        <w:t>）。首先需要有人私下提醒和勸誡犯錯的人，如果他們拒絕悔改或改正，就把個案帶到教會領袖面前，必要時再帶到全會眾面前。若他們仍然繼續犯錯，教會要與他們隔離，目的不是報復，而是盼望他悔改並得著恢復（</w:t>
+      </w:r>
+      <w:hyperlink r:id="rId178">
+        <w:r>
+          <w:rPr>
+            <w:lang w:val="zh_TW" w:bidi="zh_TW"/>
+          </w:rPr>
+          <w:rPr>
+            <w:color w:val="0000EE"/>
+            <w:u w:val="single"/>
+          </w:rPr>
+          <w:t>帖後3:14–15</w:t>
         </w:r>
       </w:hyperlink>
       <w:r>
@@ -908,845 +4880,7 @@
         <w:rPr>
           <w:lang w:val="zh_TW" w:bidi="zh_TW"/>
         </w:rPr>
-        <w:t>神的公義也與光相連。祂說：「我必堅定我的公理為萬民之光」（</w:t>
-      </w:r>
-      <w:hyperlink r:id="rId46">
-        <w:r>
-          <w:rPr>
-            <w:lang w:val="zh_TW" w:bidi="zh_TW"/>
-          </w:rPr>
-          <w:rPr>
-            <w:color w:val="0000EE"/>
-            <w:u w:val="single"/>
-          </w:rPr>
-          <w:t>賽51:4</w:t>
-        </w:r>
-      </w:hyperlink>
-      <w:r>
-        <w:rPr>
-          <w:lang w:val="zh_TW" w:bidi="zh_TW"/>
-        </w:rPr>
-        <w:t>）。在這上下文中，神的光是大有能力的，好像烈火一般。光也與善行有關，正如箴言所說：「但義人的路好像黎明的光」（</w:t>
-      </w:r>
-      <w:hyperlink r:id="rId47">
-        <w:r>
-          <w:rPr>
-            <w:lang w:val="zh_TW" w:bidi="zh_TW"/>
-          </w:rPr>
-          <w:rPr>
-            <w:color w:val="0000EE"/>
-            <w:u w:val="single"/>
-          </w:rPr>
-          <w:t>箴4:18</w:t>
-        </w:r>
-      </w:hyperlink>
-      <w:r>
-        <w:rPr>
-          <w:lang w:val="zh_TW" w:bidi="zh_TW"/>
-        </w:rPr>
-        <w:t>）。</w:t>
-      </w:r>
-    </w:p>
-    <w:p>
-      <w:pPr/>
-      <w:r>
-        <w:rPr>
-          <w:lang w:val="zh_TW" w:bidi="zh_TW"/>
-        </w:rPr>
-      </w:r>
-      <w:r>
-        <w:rPr>
-          <w:lang w:val="zh_TW" w:bidi="zh_TW"/>
-        </w:rPr>
-        <w:t>光的缺乏被用來象徵災難。有些人「無光，在黑暗中摸索」（</w:t>
-      </w:r>
-      <w:hyperlink r:id="rId48">
-        <w:r>
-          <w:rPr>
-            <w:lang w:val="zh_TW" w:bidi="zh_TW"/>
-          </w:rPr>
-          <w:rPr>
-            <w:color w:val="0000EE"/>
-            <w:u w:val="single"/>
-          </w:rPr>
-          <w:t>伯12:25</w:t>
-        </w:r>
-      </w:hyperlink>
-      <w:r>
-        <w:rPr>
-          <w:lang w:val="zh_TW" w:bidi="zh_TW"/>
-        </w:rPr>
-        <w:t>）。約伯的朋友比勒達認為惡人的燈必因懲罰而熄滅（</w:t>
-      </w:r>
-      <w:hyperlink r:id="rId49">
-        <w:r>
-          <w:rPr>
-            <w:lang w:val="zh_TW" w:bidi="zh_TW"/>
-          </w:rPr>
-          <w:rPr>
-            <w:color w:val="0000EE"/>
-            <w:u w:val="single"/>
-          </w:rPr>
-          <w:t>伯18:5–17</w:t>
-        </w:r>
-      </w:hyperlink>
-      <w:r>
-        <w:rPr>
-          <w:lang w:val="zh_TW" w:bidi="zh_TW"/>
-        </w:rPr>
-        <w:t>）。巴比倫毀滅耶路撒冷之後，百姓哀歎說：「他引導我，使我行在黑暗中， 不行在光明裡」（</w:t>
-      </w:r>
-      <w:hyperlink r:id="rId50">
-        <w:r>
-          <w:rPr>
-            <w:lang w:val="zh_TW" w:bidi="zh_TW"/>
-          </w:rPr>
-          <w:rPr>
-            <w:color w:val="0000EE"/>
-            <w:u w:val="single"/>
-          </w:rPr>
-          <w:t>哀3:2</w:t>
-        </w:r>
-      </w:hyperlink>
-      <w:r>
-        <w:rPr>
-          <w:lang w:val="zh_TW" w:bidi="zh_TW"/>
-        </w:rPr>
-        <w:t>）。</w:t>
-      </w:r>
-    </w:p>
-    <w:p>
-      <w:pPr>
-        <w:pStyle w:val="Heading3"/>
-      </w:pPr>
-      <w:r>
-        <w:rPr>
-          <w:lang w:val="zh_TW" w:bidi="zh_TW"/>
-        </w:rPr>
-        <w:t>新約聖經中的光</w:t>
-      </w:r>
-    </w:p>
-    <w:p>
-      <w:pPr/>
-      <w:r>
-        <w:rPr>
-          <w:lang w:val="zh_TW" w:bidi="zh_TW"/>
-        </w:rPr>
-      </w:r>
-      <w:r>
-        <w:rPr>
-          <w:lang w:val="zh_TW" w:bidi="zh_TW"/>
-        </w:rPr>
-        <w:t>新約聖經所提到的光，通常具有象徵意義。例如，大數的掃羅在往大馬士革的路上遇見「從天上發光」（</w:t>
-      </w:r>
-      <w:hyperlink r:id="rId51">
-        <w:r>
-          <w:rPr>
-            <w:lang w:val="zh_TW" w:bidi="zh_TW"/>
-          </w:rPr>
-          <w:rPr>
-            <w:color w:val="0000EE"/>
-            <w:u w:val="single"/>
-          </w:rPr>
-          <w:t>徒9:3</w:t>
-        </w:r>
-      </w:hyperlink>
-      <w:r>
-        <w:rPr>
-          <w:lang w:val="zh_TW" w:bidi="zh_TW"/>
-        </w:rPr>
-        <w:t>；參</w:t>
-      </w:r>
-      <w:hyperlink r:id="rId52">
-        <w:r>
-          <w:rPr>
-            <w:lang w:val="zh_TW" w:bidi="zh_TW"/>
-          </w:rPr>
-          <w:rPr>
-            <w:color w:val="0000EE"/>
-            <w:u w:val="single"/>
-          </w:rPr>
-          <w:t>22:6–11</w:t>
-        </w:r>
-      </w:hyperlink>
-      <w:r>
-        <w:rPr>
-          <w:lang w:val="zh_TW" w:bidi="zh_TW"/>
-        </w:rPr>
-        <w:t>，</w:t>
-      </w:r>
-      <w:hyperlink r:id="rId53">
-        <w:r>
-          <w:rPr>
-            <w:lang w:val="zh_TW" w:bidi="zh_TW"/>
-          </w:rPr>
-          <w:rPr>
-            <w:color w:val="0000EE"/>
-            <w:u w:val="single"/>
-          </w:rPr>
-          <w:t>26:13</w:t>
-        </w:r>
-      </w:hyperlink>
-      <w:r>
-        <w:rPr>
-          <w:lang w:val="zh_TW" w:bidi="zh_TW"/>
-        </w:rPr>
-        <w:t>），那到底是普通的光，還是別的東西，並不明確。同樣，彼得在監獄裡時，「屋裡有光照耀」（</w:t>
-      </w:r>
-      <w:hyperlink r:id="rId54">
-        <w:r>
-          <w:rPr>
-            <w:lang w:val="zh_TW" w:bidi="zh_TW"/>
-          </w:rPr>
-          <w:rPr>
-            <w:color w:val="0000EE"/>
-            <w:u w:val="single"/>
-          </w:rPr>
-          <w:t>徒12:7</w:t>
-        </w:r>
-      </w:hyperlink>
-      <w:r>
-        <w:rPr>
-          <w:lang w:val="zh_TW" w:bidi="zh_TW"/>
-        </w:rPr>
-        <w:t>）。而天上的城不需要物質的光，因為「主神要光照他們」（</w:t>
-      </w:r>
-      <w:hyperlink r:id="rId55">
-        <w:r>
-          <w:rPr>
-            <w:lang w:val="zh_TW" w:bidi="zh_TW"/>
-          </w:rPr>
-          <w:rPr>
-            <w:color w:val="0000EE"/>
-            <w:u w:val="single"/>
-          </w:rPr>
-          <w:t>啟22:5</w:t>
-        </w:r>
-      </w:hyperlink>
-      <w:r>
-        <w:rPr>
-          <w:lang w:val="zh_TW" w:bidi="zh_TW"/>
-        </w:rPr>
-        <w:t>，參</w:t>
-      </w:r>
-      <w:hyperlink r:id="rId56">
-        <w:r>
-          <w:rPr>
-            <w:lang w:val="zh_TW" w:bidi="zh_TW"/>
-          </w:rPr>
-          <w:rPr>
-            <w:color w:val="0000EE"/>
-            <w:u w:val="single"/>
-          </w:rPr>
-          <w:t>21:11、23–24</w:t>
-        </w:r>
-      </w:hyperlink>
-      <w:r>
-        <w:rPr>
-          <w:lang w:val="zh_TW" w:bidi="zh_TW"/>
-        </w:rPr>
-        <w:t>）。</w:t>
-      </w:r>
-    </w:p>
-    <w:p>
-      <w:pPr/>
-      <w:r>
-        <w:rPr>
-          <w:lang w:val="zh_TW" w:bidi="zh_TW"/>
-        </w:rPr>
-      </w:r>
-      <w:r>
-        <w:rPr>
-          <w:lang w:val="zh_TW" w:bidi="zh_TW"/>
-        </w:rPr>
-        <w:t>神與光的連繫是新約聖經的常見主題。使徒約翰寫道：「神就是光，在他毫無黑暗」（</w:t>
-      </w:r>
-      <w:hyperlink r:id="rId57">
-        <w:r>
-          <w:rPr>
-            <w:lang w:val="zh_TW" w:bidi="zh_TW"/>
-          </w:rPr>
-          <w:rPr>
-            <w:color w:val="0000EE"/>
-            <w:u w:val="single"/>
-          </w:rPr>
-          <w:t>約一1:5</w:t>
-        </w:r>
-      </w:hyperlink>
-      <w:r>
-        <w:rPr>
-          <w:lang w:val="zh_TW" w:bidi="zh_TW"/>
-        </w:rPr>
-        <w:t>）。雅各書稱神為「眾光之父」（</w:t>
-      </w:r>
-      <w:hyperlink r:id="rId58">
-        <w:r>
-          <w:rPr>
-            <w:lang w:val="zh_TW" w:bidi="zh_TW"/>
-          </w:rPr>
-          <w:rPr>
-            <w:color w:val="0000EE"/>
-            <w:u w:val="single"/>
-          </w:rPr>
-          <w:t>雅1:17</w:t>
-        </w:r>
-      </w:hyperlink>
-      <w:r>
-        <w:rPr>
-          <w:lang w:val="zh_TW" w:bidi="zh_TW"/>
-        </w:rPr>
-        <w:t>）。聖經也形容神住在人不能靠近的光裡（</w:t>
-      </w:r>
-      <w:hyperlink r:id="rId59">
-        <w:r>
-          <w:rPr>
-            <w:lang w:val="zh_TW" w:bidi="zh_TW"/>
-          </w:rPr>
-          <w:rPr>
-            <w:color w:val="0000EE"/>
-            <w:u w:val="single"/>
-          </w:rPr>
-          <w:t>提前6:16</w:t>
-        </w:r>
-      </w:hyperlink>
-      <w:r>
-        <w:rPr>
-          <w:lang w:val="zh_TW" w:bidi="zh_TW"/>
-        </w:rPr>
-        <w:t>；另見</w:t>
-      </w:r>
-      <w:hyperlink r:id="rId60">
-        <w:r>
-          <w:rPr>
-            <w:lang w:val="zh_TW" w:bidi="zh_TW"/>
-          </w:rPr>
-          <w:rPr>
-            <w:color w:val="0000EE"/>
-            <w:u w:val="single"/>
-          </w:rPr>
-          <w:t>約一1:7</w:t>
-        </w:r>
-      </w:hyperlink>
-      <w:r>
-        <w:rPr>
-          <w:lang w:val="zh_TW" w:bidi="zh_TW"/>
-        </w:rPr>
-        <w:t>）。耶穌說：「我是世界的光」（</w:t>
-      </w:r>
-      <w:hyperlink r:id="rId61">
-        <w:r>
-          <w:rPr>
-            <w:lang w:val="zh_TW" w:bidi="zh_TW"/>
-          </w:rPr>
-          <w:rPr>
-            <w:color w:val="0000EE"/>
-            <w:u w:val="single"/>
-          </w:rPr>
-          <w:t>約8:12</w:t>
-        </w:r>
-      </w:hyperlink>
-      <w:r>
-        <w:rPr>
-          <w:lang w:val="zh_TW" w:bidi="zh_TW"/>
-        </w:rPr>
-        <w:t>，另見</w:t>
-      </w:r>
-      <w:hyperlink r:id="rId62">
-        <w:r>
-          <w:rPr>
-            <w:lang w:val="zh_TW" w:bidi="zh_TW"/>
-          </w:rPr>
-          <w:rPr>
-            <w:color w:val="0000EE"/>
-            <w:u w:val="single"/>
-          </w:rPr>
-          <w:t>9:5</w:t>
-        </w:r>
-      </w:hyperlink>
-      <w:r>
-        <w:rPr>
-          <w:lang w:val="zh_TW" w:bidi="zh_TW"/>
-        </w:rPr>
-        <w:t>），並且「我到世上來，乃是光，叫凡信我的，不住在黑暗裡」（</w:t>
-      </w:r>
-      <w:hyperlink r:id="rId63">
-        <w:r>
-          <w:rPr>
-            <w:lang w:val="zh_TW" w:bidi="zh_TW"/>
-          </w:rPr>
-          <w:rPr>
-            <w:color w:val="0000EE"/>
-            <w:u w:val="single"/>
-          </w:rPr>
-          <w:t>約12:46</w:t>
-        </w:r>
-      </w:hyperlink>
-      <w:r>
-        <w:rPr>
-          <w:lang w:val="zh_TW" w:bidi="zh_TW"/>
-        </w:rPr>
-        <w:t>）。使徒約翰說，耶穌自己就是光（</w:t>
-      </w:r>
-      <w:hyperlink r:id="rId64">
-        <w:r>
-          <w:rPr>
-            <w:lang w:val="zh_TW" w:bidi="zh_TW"/>
-          </w:rPr>
-          <w:rPr>
-            <w:color w:val="0000EE"/>
-            <w:u w:val="single"/>
-          </w:rPr>
-          <w:t>約1:1–10</w:t>
-        </w:r>
-      </w:hyperlink>
-      <w:r>
-        <w:rPr>
-          <w:lang w:val="zh_TW" w:bidi="zh_TW"/>
-        </w:rPr>
-        <w:t>）。施洗約翰來為這光作見證，好叫眾人因他可以信（</w:t>
-      </w:r>
-      <w:hyperlink r:id="rId65">
-        <w:r>
-          <w:rPr>
-            <w:lang w:val="zh_TW" w:bidi="zh_TW"/>
-          </w:rPr>
-          <w:rPr>
-            <w:color w:val="0000EE"/>
-            <w:u w:val="single"/>
-          </w:rPr>
-          <w:t>約1:7–8</w:t>
-        </w:r>
-      </w:hyperlink>
-      <w:r>
-        <w:rPr>
-          <w:lang w:val="zh_TW" w:bidi="zh_TW"/>
-        </w:rPr>
-        <w:t>）。凡接受這光的人，就得著權柄，作神的兒女（</w:t>
-      </w:r>
-      <w:hyperlink r:id="rId66">
-        <w:r>
-          <w:rPr>
-            <w:lang w:val="zh_TW" w:bidi="zh_TW"/>
-          </w:rPr>
-          <w:rPr>
-            <w:color w:val="0000EE"/>
-            <w:u w:val="single"/>
-          </w:rPr>
-          <w:t>約1:9–12</w:t>
-        </w:r>
-      </w:hyperlink>
-      <w:r>
-        <w:rPr>
-          <w:lang w:val="zh_TW" w:bidi="zh_TW"/>
-        </w:rPr>
-        <w:t>）。有時，光也用來表示人認識神與祂救恩的啟示（</w:t>
-      </w:r>
-      <w:hyperlink r:id="rId67">
-        <w:r>
-          <w:rPr>
-            <w:lang w:val="zh_TW" w:bidi="zh_TW"/>
-          </w:rPr>
-          <w:rPr>
-            <w:color w:val="0000EE"/>
-            <w:u w:val="single"/>
-          </w:rPr>
-          <w:t>太4:16</w:t>
-        </w:r>
-      </w:hyperlink>
-      <w:r>
-        <w:rPr>
-          <w:lang w:val="zh_TW" w:bidi="zh_TW"/>
-        </w:rPr>
-        <w:t>；</w:t>
-      </w:r>
-      <w:hyperlink r:id="rId68">
-        <w:r>
-          <w:rPr>
-            <w:lang w:val="zh_TW" w:bidi="zh_TW"/>
-          </w:rPr>
-          <w:rPr>
-            <w:color w:val="0000EE"/>
-            <w:u w:val="single"/>
-          </w:rPr>
-          <w:t>路2:32</w:t>
-        </w:r>
-      </w:hyperlink>
-      <w:r>
-        <w:rPr>
-          <w:lang w:val="zh_TW" w:bidi="zh_TW"/>
-        </w:rPr>
-        <w:t>；</w:t>
-      </w:r>
-      <w:hyperlink r:id="rId69">
-        <w:r>
-          <w:rPr>
-            <w:lang w:val="zh_TW" w:bidi="zh_TW"/>
-          </w:rPr>
-          <w:rPr>
-            <w:color w:val="0000EE"/>
-            <w:u w:val="single"/>
-          </w:rPr>
-          <w:t>徒13:47，</w:t>
-        </w:r>
-      </w:hyperlink>
-      <w:hyperlink r:id="rId70">
-        <w:r>
-          <w:rPr>
-            <w:lang w:val="zh_TW" w:bidi="zh_TW"/>
-          </w:rPr>
-          <w:rPr>
-            <w:color w:val="0000EE"/>
-            <w:u w:val="single"/>
-          </w:rPr>
-          <w:t>26:18</w:t>
-        </w:r>
-      </w:hyperlink>
-      <w:r>
-        <w:rPr>
-          <w:lang w:val="zh_TW" w:bidi="zh_TW"/>
-        </w:rPr>
-        <w:t>）。</w:t>
-      </w:r>
-    </w:p>
-    <w:p>
-      <w:pPr/>
-      <w:r>
-        <w:rPr>
-          <w:lang w:val="zh_TW" w:bidi="zh_TW"/>
-        </w:rPr>
-      </w:r>
-      <w:r>
-        <w:rPr>
-          <w:lang w:val="zh_TW" w:bidi="zh_TW"/>
-        </w:rPr>
-        <w:t>約翰寫道，那光照在黑暗裡，黑暗卻不接受光（</w:t>
-      </w:r>
-      <w:hyperlink r:id="rId71">
-        <w:r>
-          <w:rPr>
-            <w:lang w:val="zh_TW" w:bidi="zh_TW"/>
-          </w:rPr>
-          <w:rPr>
-            <w:color w:val="0000EE"/>
-            <w:u w:val="single"/>
-          </w:rPr>
-          <w:t>約1:5</w:t>
-        </w:r>
-      </w:hyperlink>
-      <w:r>
-        <w:rPr>
-          <w:lang w:val="zh_TW" w:bidi="zh_TW"/>
-        </w:rPr>
-        <w:t>；參</w:t>
-      </w:r>
-      <w:hyperlink r:id="rId72">
-        <w:r>
-          <w:rPr>
-            <w:lang w:val="zh_TW" w:bidi="zh_TW"/>
-          </w:rPr>
-          <w:rPr>
-            <w:color w:val="0000EE"/>
-            <w:u w:val="single"/>
-          </w:rPr>
-          <w:t>約一2:8</w:t>
-        </w:r>
-      </w:hyperlink>
-      <w:r>
-        <w:rPr>
-          <w:lang w:val="zh_TW" w:bidi="zh_TW"/>
-        </w:rPr>
-        <w:t>）。他還說：「光來到世間，世人因自己的行為是惡的，不愛光，倒愛黑暗」（</w:t>
-      </w:r>
-      <w:hyperlink r:id="rId73">
-        <w:r>
-          <w:rPr>
-            <w:lang w:val="zh_TW" w:bidi="zh_TW"/>
-          </w:rPr>
-          <w:rPr>
-            <w:color w:val="0000EE"/>
-            <w:u w:val="single"/>
-          </w:rPr>
-          <w:t>約3:19</w:t>
-        </w:r>
-      </w:hyperlink>
-      <w:r>
-        <w:rPr>
-          <w:lang w:val="zh_TW" w:bidi="zh_TW"/>
-        </w:rPr>
-        <w:t>）。作惡的人避開光，行真理的人卻來就光（</w:t>
-      </w:r>
-      <w:hyperlink r:id="rId74">
-        <w:r>
-          <w:rPr>
-            <w:lang w:val="zh_TW" w:bidi="zh_TW"/>
-          </w:rPr>
-          <w:rPr>
-            <w:color w:val="0000EE"/>
-            <w:u w:val="single"/>
-          </w:rPr>
-          <w:t>約3:20–21</w:t>
-        </w:r>
-      </w:hyperlink>
-      <w:r>
-        <w:rPr>
-          <w:lang w:val="zh_TW" w:bidi="zh_TW"/>
-        </w:rPr>
-        <w:t>）。當約翰記載拉撒路復活時，耶穌說人若在黑夜行走，就必跌倒，因為他沒有光（</w:t>
-      </w:r>
-      <w:hyperlink r:id="rId75">
-        <w:r>
-          <w:rPr>
-            <w:lang w:val="zh_TW" w:bidi="zh_TW"/>
-          </w:rPr>
-          <w:rPr>
-            <w:color w:val="0000EE"/>
-            <w:u w:val="single"/>
-          </w:rPr>
-          <w:t>約11:10</w:t>
-        </w:r>
-      </w:hyperlink>
-      <w:r>
-        <w:rPr>
-          <w:lang w:val="zh_TW" w:bidi="zh_TW"/>
-        </w:rPr>
-        <w:t>）。耶穌說眾人沒有光「在」他們裡面，表明這光是屬靈的（</w:t>
-      </w:r>
-      <w:hyperlink r:id="rId61">
-        <w:r>
-          <w:rPr>
-            <w:lang w:val="zh_TW" w:bidi="zh_TW"/>
-          </w:rPr>
-          <w:rPr>
-            <w:color w:val="0000EE"/>
-            <w:u w:val="single"/>
-          </w:rPr>
-          <w:t>約8:12</w:t>
-        </w:r>
-      </w:hyperlink>
-      <w:r>
-        <w:rPr>
-          <w:lang w:val="zh_TW" w:bidi="zh_TW"/>
-        </w:rPr>
-        <w:t>）。</w:t>
-      </w:r>
-    </w:p>
-    <w:p>
-      <w:pPr/>
-      <w:r>
-        <w:rPr>
-          <w:lang w:val="zh_TW" w:bidi="zh_TW"/>
-        </w:rPr>
-      </w:r>
-      <w:r>
-        <w:rPr>
-          <w:lang w:val="zh_TW" w:bidi="zh_TW"/>
-        </w:rPr>
-        <w:t>信徒被描述為「光明之子」（</w:t>
-      </w:r>
-      <w:hyperlink r:id="rId76">
-        <w:r>
-          <w:rPr>
-            <w:lang w:val="zh_TW" w:bidi="zh_TW"/>
-          </w:rPr>
-          <w:rPr>
-            <w:color w:val="0000EE"/>
-            <w:u w:val="single"/>
-          </w:rPr>
-          <w:t>約12:36</w:t>
-        </w:r>
-      </w:hyperlink>
-      <w:r>
-        <w:rPr>
-          <w:lang w:val="zh_TW" w:bidi="zh_TW"/>
-        </w:rPr>
-        <w:t>；另見</w:t>
-      </w:r>
-      <w:hyperlink r:id="rId77">
-        <w:r>
-          <w:rPr>
-            <w:lang w:val="zh_TW" w:bidi="zh_TW"/>
-          </w:rPr>
-          <w:rPr>
-            <w:color w:val="0000EE"/>
-            <w:u w:val="single"/>
-          </w:rPr>
-          <w:t>路16:8</w:t>
-        </w:r>
-      </w:hyperlink>
-      <w:r>
-        <w:rPr>
-          <w:lang w:val="zh_TW" w:bidi="zh_TW"/>
-        </w:rPr>
-        <w:t>）。他們的生命因與光的連結而改變。保羅也寫道，基督徒「都是光明之子，都是白晝之子」（</w:t>
-      </w:r>
-      <w:hyperlink r:id="rId78">
-        <w:r>
-          <w:rPr>
-            <w:lang w:val="zh_TW" w:bidi="zh_TW"/>
-          </w:rPr>
-          <w:rPr>
-            <w:color w:val="0000EE"/>
-            <w:u w:val="single"/>
-          </w:rPr>
-          <w:t>帖前5:5</w:t>
-        </w:r>
-      </w:hyperlink>
-      <w:r>
-        <w:rPr>
-          <w:lang w:val="zh_TW" w:bidi="zh_TW"/>
-        </w:rPr>
-        <w:t>）。約翰壹書勸勉基督徒要「在光明中行」（</w:t>
-      </w:r>
-      <w:hyperlink r:id="rId60">
-        <w:r>
-          <w:rPr>
-            <w:lang w:val="zh_TW" w:bidi="zh_TW"/>
-          </w:rPr>
-          <w:rPr>
-            <w:color w:val="0000EE"/>
-            <w:u w:val="single"/>
-          </w:rPr>
-          <w:t>約一1:7</w:t>
-        </w:r>
-      </w:hyperlink>
-      <w:r>
-        <w:rPr>
-          <w:lang w:val="zh_TW" w:bidi="zh_TW"/>
-        </w:rPr>
-        <w:t>），意思是他們應當活出良善和真理的生命。</w:t>
-      </w:r>
-    </w:p>
-    <w:p>
-      <w:pPr/>
-      <w:r>
-        <w:rPr>
-          <w:lang w:val="zh_TW" w:bidi="zh_TW"/>
-        </w:rPr>
-      </w:r>
-      <w:r>
-        <w:rPr>
-          <w:lang w:val="zh_TW" w:bidi="zh_TW"/>
-        </w:rPr>
-        <w:t>耶穌告訴祂的跟隨者：「你們是世上的光」（</w:t>
-      </w:r>
-      <w:hyperlink r:id="rId79">
-        <w:r>
-          <w:rPr>
-            <w:lang w:val="zh_TW" w:bidi="zh_TW"/>
-          </w:rPr>
-          <w:rPr>
-            <w:color w:val="0000EE"/>
-            <w:u w:val="single"/>
-          </w:rPr>
-          <w:t>太5:14</w:t>
-        </w:r>
-      </w:hyperlink>
-      <w:r>
-        <w:rPr>
-          <w:lang w:val="zh_TW" w:bidi="zh_TW"/>
-        </w:rPr>
-        <w:t>）。這句話的意思是，基督徒應當藉著敬虔的生活反映神的光。當耶穌被稱為世上的光時，意思是祂能拯救世人，並顯明真理。而當信徒被稱為世上的光時，並不是說他們能拯救世人，而是他們藉著生命指示世人通往救恩的道路。耶穌吩咐他們要藉著善行讓光照在人前，使人將榮耀歸給神（</w:t>
-      </w:r>
-      <w:hyperlink r:id="rId79">
-        <w:r>
-          <w:rPr>
-            <w:lang w:val="zh_TW" w:bidi="zh_TW"/>
-          </w:rPr>
-          <w:rPr>
-            <w:color w:val="0000EE"/>
-            <w:u w:val="single"/>
-          </w:rPr>
-          <w:t>太5:16</w:t>
-        </w:r>
-      </w:hyperlink>
-      <w:r>
-        <w:rPr>
-          <w:lang w:val="zh_TW" w:bidi="zh_TW"/>
-        </w:rPr>
-        <w:t>）。基督徒必須充分使用他們所得的光，若忽視它而仍活在黑暗中，他們的處境更為可悲，因為他們明白真理卻選擇背棄它（</w:t>
-      </w:r>
-      <w:hyperlink r:id="rId80">
-        <w:r>
-          <w:rPr>
-            <w:lang w:val="zh_TW" w:bidi="zh_TW"/>
-          </w:rPr>
-          <w:rPr>
-            <w:color w:val="0000EE"/>
-            <w:u w:val="single"/>
-          </w:rPr>
-          <w:t>太6:23</w:t>
-        </w:r>
-      </w:hyperlink>
-      <w:r>
-        <w:rPr>
-          <w:lang w:val="zh_TW" w:bidi="zh_TW"/>
-        </w:rPr>
-        <w:t>；</w:t>
-      </w:r>
-      <w:hyperlink r:id="rId81">
-        <w:r>
-          <w:rPr>
-            <w:lang w:val="zh_TW" w:bidi="zh_TW"/>
-          </w:rPr>
-          <w:rPr>
-            <w:color w:val="0000EE"/>
-            <w:u w:val="single"/>
-          </w:rPr>
-          <w:t>路11:35</w:t>
-        </w:r>
-      </w:hyperlink>
-      <w:r>
-        <w:rPr>
-          <w:lang w:val="zh_TW" w:bidi="zh_TW"/>
-        </w:rPr>
-        <w:t>）。</w:t>
-      </w:r>
-    </w:p>
-    <w:p>
-      <w:pPr/>
-      <w:r>
-        <w:rPr>
-          <w:lang w:val="zh_TW" w:bidi="zh_TW"/>
-        </w:rPr>
-      </w:r>
-      <w:r>
-        <w:rPr>
-          <w:lang w:val="zh_TW" w:bidi="zh_TW"/>
-        </w:rPr>
-        <w:t>現代人並不容易接受光的比喻。但聖經教導說，基督的光已經照亮所有基督徒。如果他們忽視這光，仍像活在黑暗裡，那麼他們就仍舊陷在深暗之中。他們比其他人更糟，因為他們知道光是什麼，也知道光對他們的意義，卻轉身離棄它。</w:t>
-      </w:r>
-    </w:p>
-    <w:p>
-      <w:pPr/>
-      <w:r>
-        <w:rPr>
-          <w:lang w:val="zh_TW" w:bidi="zh_TW"/>
-        </w:rPr>
-      </w:r>
-      <w:r>
-        <w:rPr>
-          <w:i/>
-          <w:lang w:val="zh_TW" w:bidi="zh_TW"/>
-        </w:rPr>
-        <w:t>另見</w:t>
-      </w:r>
-      <w:r>
-        <w:rPr>
-          <w:lang w:val="zh_TW" w:bidi="zh_TW"/>
-        </w:rPr>
-        <w:t xml:space="preserve"> </w:t>
-      </w:r>
-      <w:r>
-        <w:rPr>
-          <w:lang w:val="zh_TW" w:bidi="zh_TW"/>
-        </w:rPr>
-        <w:t>黑暗</w:t>
-      </w:r>
-      <w:r>
-        <w:rPr>
-          <w:lang w:val="zh_TW" w:bidi="zh_TW"/>
-        </w:rPr>
-        <w:t>。</w:t>
+        <w:t>聖經強調必須有自我管教、父母的管教與教會的管教，現代社會各個領域的道德淪喪顯而易見，這點似乎更顯重要。聖經描繪並在耶穌基督身上彰顯的屬神之愛，是要教導世人如何生活。那些拒絕神「正面督促」的人，最終會面對祂管教中負面一面。基督徒若能以充滿愛的方式管教自己、兒女和彼此，就能尊榮基督，展示祂的生活方式，也幫助別人明白神的旨意。</w:t>
       </w:r>
       <w:r>
         <w:rPr>
@@ -3649,6 +6783,12 @@
   <w:num w:numId="13" w16cid:durableId="592781308">
     <w:abstractNumId w:val="11"/>
   </w:num>
+  <w:num w:numId="14">
+    <w:abstractNumId w:val="3"/>
+    <w:lvlOverride w:ilvl="0">
+      <w:startOverride w:val="1"/>
+    </w:lvlOverride>
+  </w:num>
   <w:numIdMacAtCleanup w:val="10"/>
 </w:numbering>
 </file>

--- a/zht/docx/049.content.docx
+++ b/zht/docx/049.content.docx
@@ -149,7 +149,7 @@
         <w:rPr>
           <w:lang w:val="zh_TW" w:bidi="zh_TW"/>
         </w:rPr>
-        <w:t>guan</w:t>
+        <w:t>gu</w:t>
       </w:r>
       <w:r>
         <w:rPr>
@@ -212,7 +212,7 @@
         <w:rPr>
           <w:lang w:val="zh_TW" w:bidi="zh_TW"/>
         </w:rPr>
-        <w:t>關於潔淨與不潔淨的條例</w:t>
+        <w:t>古實 (人物)</w:t>
       </w:r>
       <w:r>
         <w:rPr>
@@ -231,7 +231,80 @@
         <w:rPr>
           <w:lang w:val="zh_TW" w:bidi="zh_TW"/>
         </w:rPr>
-        <w:t>希伯來宗教具有身體、禮儀、道德和屬靈方面的意義。雖然這些潔淨和不潔的概念可以根據其背景來區分，但它們也相互融合並彼此說明；物體與禮儀的背景指向敬拜者的道德狀態，並且反映出神與祂子民之間的屬靈關係。</w:t>
+        <w:t>1. 含的四個兒子中的長子（</w:t>
+      </w:r>
+      <w:hyperlink r:id="rId13">
+        <w:r>
+          <w:rPr>
+            <w:lang w:val="zh_TW" w:bidi="zh_TW"/>
+          </w:rPr>
+          <w:rPr>
+            <w:color w:val="0000EE"/>
+            <w:u w:val="single"/>
+          </w:rPr>
+          <w:t>創10:6</w:t>
+        </w:r>
+      </w:hyperlink>
+      <w:r>
+        <w:rPr>
+          <w:lang w:val="zh_TW" w:bidi="zh_TW"/>
+        </w:rPr>
+        <w:t>；</w:t>
+      </w:r>
+      <w:hyperlink r:id="rId14">
+        <w:r>
+          <w:rPr>
+            <w:lang w:val="zh_TW" w:bidi="zh_TW"/>
+          </w:rPr>
+          <w:rPr>
+            <w:color w:val="0000EE"/>
+            <w:u w:val="single"/>
+          </w:rPr>
+          <w:t>代上1:8</w:t>
+        </w:r>
+      </w:hyperlink>
+      <w:r>
+        <w:rPr>
+          <w:lang w:val="zh_TW" w:bidi="zh_TW"/>
+        </w:rPr>
+        <w:t>）。因為其他三個名字（埃及、弗和迦南）都是地名，所以古實也很可能是個地名，通常被認為是埃塞俄比亞。</w:t>
+      </w:r>
+      <w:r>
+        <w:rPr>
+          <w:i/>
+          <w:lang w:val="zh_TW" w:bidi="zh_TW"/>
+        </w:rPr>
+        <w:t>見</w:t>
+      </w:r>
+      <w:r>
+        <w:rPr>
+          <w:lang w:val="zh_TW" w:bidi="zh_TW"/>
+        </w:rPr>
+        <w:t xml:space="preserve"> </w:t>
+      </w:r>
+      <w:r>
+        <w:rPr>
+          <w:lang w:val="zh_TW" w:bidi="zh_TW"/>
+        </w:rPr>
+        <w:t>古實（地點）</w:t>
+      </w:r>
+      <w:r>
+        <w:rPr>
+          <w:lang w:val="zh_TW" w:bidi="zh_TW"/>
+        </w:rPr>
+        <w:t>；</w:t>
+      </w:r>
+      <w:r>
+        <w:rPr>
+          <w:lang w:val="zh_TW" w:bidi="zh_TW"/>
+        </w:rPr>
+        <w:t>埃塞俄比亞</w:t>
+      </w:r>
+      <w:r>
+        <w:rPr>
+          <w:lang w:val="zh_TW" w:bidi="zh_TW"/>
+        </w:rPr>
+        <w:t>。</w:t>
       </w:r>
     </w:p>
     <w:p>
@@ -245,7 +318,35 @@
         <w:rPr>
           <w:lang w:val="zh_TW" w:bidi="zh_TW"/>
         </w:rPr>
-        <w:t>舊約中關於人與神之間關係的異象，是以道德與個人為基礎的——神有位格的本性表現在祂賜給摩西的律法上。以色列的主有位格，且具獨特又一致的性格，使祂在道德上與異教文化中的眾多神祇完全不同。迦南人的巴力神不像耶和華，巴力是反覆無常且殘暴的，沒有人期待它們在倫理上具有一致性。而以色列的主則值得信賴，祂會實現祂的應許（透過祂揀選的先知口頭傳達）。沒有人（無論是大祭司還是君王）能超越律法，因為律法不僅表達了神的性格，也表達了祂對個人和國家的主權旨意。神在道德上的一致性也體現在祂神蹟性的介入歷史中來保護祂的子民、審判他們及其敵人，並拯救全人類。</w:t>
+        <w:t>2. 便雅憫人，可能是大衛的敵人，在</w:t>
+      </w:r>
+      <w:hyperlink r:id="rId15">
+        <w:r>
+          <w:rPr>
+            <w:lang w:val="zh_TW" w:bidi="zh_TW"/>
+          </w:rPr>
+          <w:rPr>
+            <w:color w:val="0000EE"/>
+            <w:u w:val="single"/>
+          </w:rPr>
+          <w:t>詩篇第七篇</w:t>
+        </w:r>
+      </w:hyperlink>
+      <w:r>
+        <w:rPr>
+          <w:lang w:val="zh_TW" w:bidi="zh_TW"/>
+        </w:rPr>
+        <w:t>的標題中提及。</w:t>
+      </w:r>
+      <w:r>
+        <w:rPr>
+          <w:lang w:val="zh_TW" w:bidi="zh_TW"/>
+        </w:rPr>
+      </w:r>
+      <w:r>
+        <w:rPr>
+          <w:lang w:val="zh_TW" w:bidi="zh_TW"/>
+        </w:rPr>
       </w:r>
     </w:p>
     <w:p>
@@ -255,11 +356,21 @@
           <w:lang w:val="zh_TW" w:bidi="zh_TW"/>
         </w:rPr>
       </w:r>
-      <w:r>
-        <w:rPr>
-          <w:lang w:val="zh_TW" w:bidi="zh_TW"/>
-        </w:rPr>
-        <w:t>因此，利未記中定義的潔淨，始終取決於那位賜予律法的、有位格的神的同在。當人們尋求親近耶和華時，他們必須按照祂的條件來行事，因此也要遵循祂所規定的禮儀框架。利未記禮儀的細節旨在說明罪人接近神的道德意涵，以及神為使祂的子民在祂面前成為道德上潔淨之人所提供的途徑。</w:t>
+    </w:p>
+    <w:p>
+      <w:pPr>
+        <w:pStyle w:val="Heading2"/>
+      </w:pPr>
+      <w:r>
+        <w:rPr>
+          <w:lang w:val="zh_TW" w:bidi="zh_TW"/>
+        </w:rPr>
+        <w:t>古實（地名）</w:t>
+      </w:r>
+      <w:r>
+        <w:rPr>
+          <w:lang w:val="zh_TW" w:bidi="zh_TW"/>
+        </w:rPr>
       </w:r>
     </w:p>
     <w:p>
@@ -273,25 +384,7 @@
         <w:rPr>
           <w:lang w:val="zh_TW" w:bidi="zh_TW"/>
         </w:rPr>
-        <w:t>詩篇作者清楚地說明了利未制度的意義：「誰能登耶和華的山？ 誰能站在他的聖所？就是手潔心清，不向虛妄，起誓不懷詭詐的人」（</w:t>
-      </w:r>
-      <w:hyperlink r:id="rId13">
-        <w:r>
-          <w:rPr>
-            <w:lang w:val="zh_TW" w:bidi="zh_TW"/>
-          </w:rPr>
-          <w:rPr>
-            <w:color w:val="0000EE"/>
-            <w:u w:val="single"/>
-          </w:rPr>
-          <w:t>詩24:3–4</w:t>
-        </w:r>
-      </w:hyperlink>
-      <w:r>
-        <w:rPr>
-          <w:lang w:val="zh_TW" w:bidi="zh_TW"/>
-        </w:rPr>
-        <w:t>）。一個人的潔淨狀態不僅取決於外在的行為，還取決於與神的內在關係。因此，罪人無法滿足聖潔神的道德要求，導致他或她要完全依靠神，依靠神所提供的途徑來滿足神的要求。這些途徑在律法中詳細列明。</w:t>
+        <w:t>古實這名稱出現在埃及文、亞喀得文（Akkadian）及希伯來文的文獻中，是用來指位於埃及以南、尼羅河上游沿岸的諸國。較狹義地說，古實是指尼羅河第二與第四瀑布（大急流）之間的地區，大致相當於現今蘇丹的北部，這一帶在古代也被稱為努比亞（Nubia）。</w:t>
       </w:r>
     </w:p>
     <w:p>
@@ -305,101 +398,18 @@
         <w:rPr>
           <w:lang w:val="zh_TW" w:bidi="zh_TW"/>
         </w:rPr>
-        <w:t>概述</w:t>
+        <w:t>舊約聖經一般採用這個較狹義的用法。希臘人稱此地為衣索匹亞，這名稱後來成為今日衣索匹亞之名的由來（現代的衣索匹亞位於更南、更東的地區）。</w:t>
       </w:r>
     </w:p>
     <w:p>
       <w:pPr>
-        <w:pStyle w:val="ListBullet"/>
-        <w:spacing w:line="240" w:lineRule="auto"/>
-        <w:ind w:left="720"/>
-      </w:pPr>
-      <w:r>
-        <w:rPr>
-          <w:lang w:val="zh_TW" w:bidi="zh_TW"/>
-        </w:rPr>
-      </w:r>
-      <w:r>
-        <w:rPr>
-          <w:lang w:val="zh_TW" w:bidi="zh_TW"/>
-        </w:rPr>
-        <w:t>早期歷史</w:t>
-      </w:r>
-    </w:p>
-    <w:p>
-      <w:pPr>
-        <w:pStyle w:val="ListBullet"/>
-        <w:spacing w:line="240" w:lineRule="auto"/>
-        <w:ind w:left="720"/>
-      </w:pPr>
-      <w:r>
-        <w:rPr>
-          <w:lang w:val="zh_TW" w:bidi="zh_TW"/>
-        </w:rPr>
-      </w:r>
-      <w:r>
-        <w:rPr>
-          <w:lang w:val="zh_TW" w:bidi="zh_TW"/>
-        </w:rPr>
-        <w:t>利未條例</w:t>
-      </w:r>
-    </w:p>
-    <w:p>
-      <w:pPr>
-        <w:pStyle w:val="ListBullet"/>
-        <w:spacing w:line="240" w:lineRule="auto"/>
-        <w:ind w:left="720"/>
-      </w:pPr>
-      <w:r>
-        <w:rPr>
-          <w:lang w:val="zh_TW" w:bidi="zh_TW"/>
-        </w:rPr>
-      </w:r>
-      <w:r>
-        <w:rPr>
-          <w:lang w:val="zh_TW" w:bidi="zh_TW"/>
-        </w:rPr>
-        <w:t>潔淨儀式</w:t>
-      </w:r>
-    </w:p>
-    <w:p>
-      <w:pPr>
-        <w:pStyle w:val="ListBullet"/>
-        <w:spacing w:line="240" w:lineRule="auto"/>
-        <w:ind w:left="720"/>
-      </w:pPr>
-      <w:r>
-        <w:rPr>
-          <w:lang w:val="zh_TW" w:bidi="zh_TW"/>
-        </w:rPr>
-      </w:r>
-      <w:r>
-        <w:rPr>
-          <w:lang w:val="zh_TW" w:bidi="zh_TW"/>
-        </w:rPr>
-        <w:t>新約觀點</w:t>
-      </w:r>
-    </w:p>
-    <w:p>
-      <w:pPr>
         <w:pStyle w:val="Heading3"/>
       </w:pPr>
       <w:r>
         <w:rPr>
           <w:lang w:val="zh_TW" w:bidi="zh_TW"/>
         </w:rPr>
-        <w:t>早期歷史</w:t>
-      </w:r>
-    </w:p>
-    <w:p>
-      <w:pPr>
-        <w:pStyle w:val="Heading4"/>
-      </w:pPr>
-      <w:r>
-        <w:rPr>
-          <w:lang w:val="zh_TW" w:bidi="zh_TW"/>
-        </w:rPr>
-        <w:t>外邦宗教背景</w:t>
+        <w:t>創世記中的古實</w:t>
       </w:r>
     </w:p>
     <w:p>
@@ -413,7 +423,43 @@
         <w:rPr>
           <w:lang w:val="zh_TW" w:bidi="zh_TW"/>
         </w:rPr>
-        <w:t>毫無疑問，外邦人的良知對於人類種族潔淨與不潔觀念的發展具有強烈的影響。無論如何解釋，在每一個偉大的宗教文獻中，這種主觀上對罪的不潔感，都普遍的存在。許多宗教都有以水和洗滌為基礎的潔淨禮儀。希伯來人在禮儀上迴避某些物品，有些是因其聖潔性，有些則是因其不潔，這與許多原始宗教中的禁忌相類似，包括早期希伯來人接觸過的一些宗教。</w:t>
+        <w:t>「古實」在創世記中的意思並不十分明確。在伊甸園的記述中，古實似乎位於美索不達米亞（</w:t>
+      </w:r>
+      <w:hyperlink r:id="rId16">
+        <w:r>
+          <w:rPr>
+            <w:lang w:val="zh_TW" w:bidi="zh_TW"/>
+          </w:rPr>
+          <w:rPr>
+            <w:color w:val="0000EE"/>
+            <w:u w:val="single"/>
+          </w:rPr>
+          <w:t>創2:13</w:t>
+        </w:r>
+      </w:hyperlink>
+      <w:r>
+        <w:rPr>
+          <w:lang w:val="zh_TW" w:bidi="zh_TW"/>
+        </w:rPr>
+        <w:t>），也就是底格里斯河與幼發拉底河流域（</w:t>
+      </w:r>
+      <w:hyperlink r:id="rId17">
+        <w:r>
+          <w:rPr>
+            <w:lang w:val="zh_TW" w:bidi="zh_TW"/>
+          </w:rPr>
+          <w:rPr>
+            <w:color w:val="0000EE"/>
+            <w:u w:val="single"/>
+          </w:rPr>
+          <w:t>14</w:t>
+        </w:r>
+      </w:hyperlink>
+      <w:r>
+        <w:rPr>
+          <w:lang w:val="zh_TW" w:bidi="zh_TW"/>
+        </w:rPr>
+        <w:t>節）。這裡所說的「古實」可能就是加瑟（Kassite，又稱哥西安〔Cossaean〕），加瑟是公元前十二世紀以前統治美索不達米亞約五百年的巴比倫統治者的名稱。</w:t>
       </w:r>
     </w:p>
     <w:p>
@@ -427,7 +473,97 @@
         <w:rPr>
           <w:lang w:val="zh_TW" w:bidi="zh_TW"/>
         </w:rPr>
-        <w:t>希伯來宗教與其他古代宗教之間的相似性，很容易通過表面的比較來建立。如果沒有任何相似性，反而令人驚訝。然而，那些賦予聖經宗教獨特性的差異，則必須加以解釋。</w:t>
+        <w:t>因此，</w:t>
+      </w:r>
+      <w:hyperlink r:id="rId18">
+        <w:r>
+          <w:rPr>
+            <w:lang w:val="zh_TW" w:bidi="zh_TW"/>
+          </w:rPr>
+          <w:rPr>
+            <w:color w:val="0000EE"/>
+            <w:u w:val="single"/>
+          </w:rPr>
+          <w:t>創世記十章6至8節</w:t>
+        </w:r>
+      </w:hyperlink>
+      <w:r>
+        <w:rPr>
+          <w:lang w:val="zh_TW" w:bidi="zh_TW"/>
+        </w:rPr>
+        <w:t>中提到的古實可能是指兩個不同的地區：努比亞（</w:t>
+      </w:r>
+      <w:hyperlink r:id="rId19">
+        <w:r>
+          <w:rPr>
+            <w:lang w:val="zh_TW" w:bidi="zh_TW"/>
+          </w:rPr>
+          <w:rPr>
+            <w:color w:val="0000EE"/>
+            <w:u w:val="single"/>
+          </w:rPr>
+          <w:t>6–7</w:t>
+        </w:r>
+      </w:hyperlink>
+      <w:r>
+        <w:rPr>
+          <w:lang w:val="zh_TW" w:bidi="zh_TW"/>
+        </w:rPr>
+        <w:t>節）和美索不達米亞（</w:t>
+      </w:r>
+      <w:hyperlink r:id="rId20">
+        <w:r>
+          <w:rPr>
+            <w:lang w:val="zh_TW" w:bidi="zh_TW"/>
+          </w:rPr>
+          <w:rPr>
+            <w:color w:val="0000EE"/>
+            <w:u w:val="single"/>
+          </w:rPr>
+          <w:t>9–12</w:t>
+        </w:r>
+      </w:hyperlink>
+      <w:r>
+        <w:rPr>
+          <w:lang w:val="zh_TW" w:bidi="zh_TW"/>
+        </w:rPr>
+        <w:t>節）。另一種可能是，</w:t>
+      </w:r>
+      <w:hyperlink r:id="rId16">
+        <w:r>
+          <w:rPr>
+            <w:lang w:val="zh_TW" w:bidi="zh_TW"/>
+          </w:rPr>
+          <w:rPr>
+            <w:color w:val="0000EE"/>
+            <w:u w:val="single"/>
+          </w:rPr>
+          <w:t>創世記二章13節</w:t>
+        </w:r>
+      </w:hyperlink>
+      <w:r>
+        <w:rPr>
+          <w:lang w:val="zh_TW" w:bidi="zh_TW"/>
+        </w:rPr>
+        <w:t>和</w:t>
+      </w:r>
+      <w:hyperlink r:id="rId21">
+        <w:r>
+          <w:rPr>
+            <w:lang w:val="zh_TW" w:bidi="zh_TW"/>
+          </w:rPr>
+          <w:rPr>
+            <w:color w:val="0000EE"/>
+            <w:u w:val="single"/>
+          </w:rPr>
+          <w:t>十章8節</w:t>
+        </w:r>
+      </w:hyperlink>
+      <w:r>
+        <w:rPr>
+          <w:lang w:val="zh_TW" w:bidi="zh_TW"/>
+        </w:rPr>
+        <w:t>中的古實可能是基士（Kish），這是美索不達米亞的一座城，傳統上視之為洪水之後第一個蘇美王朝的所在地。</w:t>
       </w:r>
     </w:p>
     <w:p>
@@ -438,18 +574,7 @@
         <w:rPr>
           <w:lang w:val="zh_TW" w:bidi="zh_TW"/>
         </w:rPr>
-        <w:t>利未條例</w:t>
-      </w:r>
-    </w:p>
-    <w:p>
-      <w:pPr>
-        <w:pStyle w:val="Heading4"/>
-      </w:pPr>
-      <w:r>
-        <w:rPr>
-          <w:lang w:val="zh_TW" w:bidi="zh_TW"/>
-        </w:rPr>
-        <w:t>禮儀律法與道德律法</w:t>
+        <w:t>聖經中的古實人</w:t>
       </w:r>
     </w:p>
     <w:p>
@@ -463,9 +588,9 @@
         <w:rPr>
           <w:lang w:val="zh_TW" w:bidi="zh_TW"/>
         </w:rPr>
-        <w:t>摩西律法中外在的禮儀細節與其內在的道德要求之間的關係，例如十誡，是舊約神學中的基本問題之一。在整本舊約中，不潔與罪幾乎是同義詞——此事是可以證明的。在許多經文中，罪被描述為不潔的（例如，</w:t>
-      </w:r>
-      <w:hyperlink r:id="rId14">
+        <w:t>關於「古實人」一詞的意義，聖經中較少出現混淆。除了</w:t>
+      </w:r>
+      <w:hyperlink r:id="rId22">
         <w:r>
           <w:rPr>
             <w:lang w:val="zh_TW" w:bidi="zh_TW"/>
@@ -474,50 +599,14 @@
             <w:color w:val="0000EE"/>
             <w:u w:val="single"/>
           </w:rPr>
-          <w:t>利16:16、30</w:t>
+          <w:t>民數記十二章1節</w:t>
         </w:r>
       </w:hyperlink>
       <w:r>
         <w:rPr>
           <w:lang w:val="zh_TW" w:bidi="zh_TW"/>
         </w:rPr>
-        <w:t>；</w:t>
-      </w:r>
-      <w:hyperlink r:id="rId15">
-        <w:r>
-          <w:rPr>
-            <w:lang w:val="zh_TW" w:bidi="zh_TW"/>
-          </w:rPr>
-          <w:rPr>
-            <w:color w:val="0000EE"/>
-            <w:u w:val="single"/>
-          </w:rPr>
-          <w:t>民5:11–28</w:t>
-        </w:r>
-      </w:hyperlink>
-      <w:r>
-        <w:rPr>
-          <w:lang w:val="zh_TW" w:bidi="zh_TW"/>
-        </w:rPr>
-        <w:t>中的苦水試驗；</w:t>
-      </w:r>
-      <w:hyperlink r:id="rId16">
-        <w:r>
-          <w:rPr>
-            <w:lang w:val="zh_TW" w:bidi="zh_TW"/>
-          </w:rPr>
-          <w:rPr>
-            <w:color w:val="0000EE"/>
-            <w:u w:val="single"/>
-          </w:rPr>
-          <w:t>亞13:1</w:t>
-        </w:r>
-      </w:hyperlink>
-      <w:r>
-        <w:rPr>
-          <w:lang w:val="zh_TW" w:bidi="zh_TW"/>
-        </w:rPr>
-        <w:t>）。</w:t>
+        <w:t>可能是一個例外之外，古實人通常指努比亞（非洲的古實）的居民。</w:t>
       </w:r>
     </w:p>
     <w:p>
@@ -531,9 +620,9 @@
         <w:rPr>
           <w:lang w:val="zh_TW" w:bidi="zh_TW"/>
         </w:rPr>
-        <w:t>禮儀上的潔淨與道德上的潔淨之間的關係，可以從經文中得到說明，一方面提到「手潔」（</w:t>
-      </w:r>
-      <w:hyperlink r:id="rId17">
+        <w:t>大衛王的元帥約押派去向大衛報告押沙龍戰敗消息的第一位使者，就是一位古實人（</w:t>
+      </w:r>
+      <w:hyperlink r:id="rId23">
         <w:r>
           <w:rPr>
             <w:lang w:val="zh_TW" w:bidi="zh_TW"/>
@@ -542,271 +631,14 @@
             <w:color w:val="0000EE"/>
             <w:u w:val="single"/>
           </w:rPr>
-          <w:t>撒下22:21</w:t>
+          <w:t>撒下18:21–32</w:t>
         </w:r>
       </w:hyperlink>
       <w:r>
         <w:rPr>
           <w:lang w:val="zh_TW" w:bidi="zh_TW"/>
         </w:rPr>
-        <w:t>；</w:t>
-      </w:r>
-      <w:hyperlink r:id="rId18">
-        <w:r>
-          <w:rPr>
-            <w:lang w:val="zh_TW" w:bidi="zh_TW"/>
-          </w:rPr>
-          <w:rPr>
-            <w:color w:val="0000EE"/>
-            <w:u w:val="single"/>
-          </w:rPr>
-          <w:t>伯17:9，</w:t>
-        </w:r>
-      </w:hyperlink>
-      <w:hyperlink r:id="rId19">
-        <w:r>
-          <w:rPr>
-            <w:lang w:val="zh_TW" w:bidi="zh_TW"/>
-          </w:rPr>
-          <w:rPr>
-            <w:color w:val="0000EE"/>
-            <w:u w:val="single"/>
-          </w:rPr>
-          <w:t>22:30</w:t>
-        </w:r>
-      </w:hyperlink>
-      <w:r>
-        <w:rPr>
-          <w:lang w:val="zh_TW" w:bidi="zh_TW"/>
-        </w:rPr>
-        <w:t>），另一方面提到「清潔的心」（</w:t>
-      </w:r>
-      <w:hyperlink r:id="rId20">
-        <w:r>
-          <w:rPr>
-            <w:lang w:val="zh_TW" w:bidi="zh_TW"/>
-          </w:rPr>
-          <w:rPr>
-            <w:color w:val="0000EE"/>
-            <w:u w:val="single"/>
-          </w:rPr>
-          <w:t>詩24:4</w:t>
-        </w:r>
-      </w:hyperlink>
-      <w:r>
-        <w:rPr>
-          <w:lang w:val="zh_TW" w:bidi="zh_TW"/>
-        </w:rPr>
-        <w:t>，</w:t>
-      </w:r>
-      <w:hyperlink r:id="rId21">
-        <w:r>
-          <w:rPr>
-            <w:lang w:val="zh_TW" w:bidi="zh_TW"/>
-          </w:rPr>
-          <w:rPr>
-            <w:color w:val="0000EE"/>
-            <w:u w:val="single"/>
-          </w:rPr>
-          <w:t>51:10</w:t>
-        </w:r>
-      </w:hyperlink>
-      <w:r>
-        <w:rPr>
-          <w:lang w:val="zh_TW" w:bidi="zh_TW"/>
-        </w:rPr>
-        <w:t>，</w:t>
-      </w:r>
-      <w:hyperlink r:id="rId22">
-        <w:r>
-          <w:rPr>
-            <w:lang w:val="zh_TW" w:bidi="zh_TW"/>
-          </w:rPr>
-          <w:rPr>
-            <w:color w:val="0000EE"/>
-            <w:u w:val="single"/>
-          </w:rPr>
-          <w:t>73:13</w:t>
-        </w:r>
-      </w:hyperlink>
-      <w:r>
-        <w:rPr>
-          <w:lang w:val="zh_TW" w:bidi="zh_TW"/>
-        </w:rPr>
-        <w:t>；</w:t>
-      </w:r>
-      <w:hyperlink r:id="rId23">
-        <w:r>
-          <w:rPr>
-            <w:lang w:val="zh_TW" w:bidi="zh_TW"/>
-          </w:rPr>
-          <w:rPr>
-            <w:color w:val="0000EE"/>
-            <w:u w:val="single"/>
-          </w:rPr>
-          <w:t>箴20:9</w:t>
-        </w:r>
-      </w:hyperlink>
-      <w:r>
-        <w:rPr>
-          <w:lang w:val="zh_TW" w:bidi="zh_TW"/>
-        </w:rPr>
-        <w:t>）。先知以賽亞在神的面前自覺「嘴唇不潔」，一塊潔淨的炭火（或許代表著赦免與贖罪）潔淨了他（</w:t>
-      </w:r>
-      <w:hyperlink r:id="rId24">
-        <w:r>
-          <w:rPr>
-            <w:lang w:val="zh_TW" w:bidi="zh_TW"/>
-          </w:rPr>
-          <w:rPr>
-            <w:color w:val="0000EE"/>
-            <w:u w:val="single"/>
-          </w:rPr>
-          <w:t>賽6:5–7</w:t>
-        </w:r>
-      </w:hyperlink>
-      <w:r>
-        <w:rPr>
-          <w:lang w:val="zh_TW" w:bidi="zh_TW"/>
-        </w:rPr>
-        <w:t>）。在許多經文中，潔淨代表在神面前的無罪（</w:t>
-      </w:r>
-      <w:hyperlink r:id="rId25">
-        <w:r>
-          <w:rPr>
-            <w:lang w:val="zh_TW" w:bidi="zh_TW"/>
-          </w:rPr>
-          <w:rPr>
-            <w:color w:val="0000EE"/>
-            <w:u w:val="single"/>
-          </w:rPr>
-          <w:t>伯11:4</w:t>
-        </w:r>
-      </w:hyperlink>
-      <w:r>
-        <w:rPr>
-          <w:lang w:val="zh_TW" w:bidi="zh_TW"/>
-        </w:rPr>
-        <w:t>，</w:t>
-      </w:r>
-      <w:hyperlink r:id="rId26">
-        <w:r>
-          <w:rPr>
-            <w:lang w:val="zh_TW" w:bidi="zh_TW"/>
-          </w:rPr>
-          <w:rPr>
-            <w:color w:val="0000EE"/>
-            <w:u w:val="single"/>
-          </w:rPr>
-          <w:t>33:9</w:t>
-        </w:r>
-      </w:hyperlink>
-      <w:r>
-        <w:rPr>
-          <w:lang w:val="zh_TW" w:bidi="zh_TW"/>
-        </w:rPr>
-        <w:t>；</w:t>
-      </w:r>
-      <w:hyperlink r:id="rId27">
-        <w:r>
-          <w:rPr>
-            <w:lang w:val="zh_TW" w:bidi="zh_TW"/>
-          </w:rPr>
-          <w:rPr>
-            <w:color w:val="0000EE"/>
-            <w:u w:val="single"/>
-          </w:rPr>
-          <w:t>詩51:7–10</w:t>
-        </w:r>
-      </w:hyperlink>
-      <w:r>
-        <w:rPr>
-          <w:lang w:val="zh_TW" w:bidi="zh_TW"/>
-        </w:rPr>
-        <w:t>；</w:t>
-      </w:r>
-      <w:hyperlink r:id="rId23">
-        <w:r>
-          <w:rPr>
-            <w:lang w:val="zh_TW" w:bidi="zh_TW"/>
-          </w:rPr>
-          <w:rPr>
-            <w:color w:val="0000EE"/>
-            <w:u w:val="single"/>
-          </w:rPr>
-          <w:t>箴20:9</w:t>
-        </w:r>
-      </w:hyperlink>
-      <w:r>
-        <w:rPr>
-          <w:lang w:val="zh_TW" w:bidi="zh_TW"/>
-        </w:rPr>
-        <w:t>），而不潔則被認為源自罪（</w:t>
-      </w:r>
-      <w:hyperlink r:id="rId28">
-        <w:r>
-          <w:rPr>
-            <w:lang w:val="zh_TW" w:bidi="zh_TW"/>
-          </w:rPr>
-          <w:rPr>
-            <w:color w:val="0000EE"/>
-            <w:u w:val="single"/>
-          </w:rPr>
-          <w:t>詩51:2</w:t>
-        </w:r>
-      </w:hyperlink>
-      <w:r>
-        <w:rPr>
-          <w:lang w:val="zh_TW" w:bidi="zh_TW"/>
-        </w:rPr>
-        <w:t>；</w:t>
-      </w:r>
-      <w:hyperlink r:id="rId29">
-        <w:r>
-          <w:rPr>
-            <w:lang w:val="zh_TW" w:bidi="zh_TW"/>
-          </w:rPr>
-          <w:rPr>
-            <w:color w:val="0000EE"/>
-            <w:u w:val="single"/>
-          </w:rPr>
-          <w:t>賽1:16</w:t>
-        </w:r>
-      </w:hyperlink>
-      <w:r>
-        <w:rPr>
-          <w:lang w:val="zh_TW" w:bidi="zh_TW"/>
-        </w:rPr>
-        <w:t>，</w:t>
-      </w:r>
-      <w:hyperlink r:id="rId30">
-        <w:r>
-          <w:rPr>
-            <w:lang w:val="zh_TW" w:bidi="zh_TW"/>
-          </w:rPr>
-          <w:rPr>
-            <w:color w:val="0000EE"/>
-            <w:u w:val="single"/>
-          </w:rPr>
-          <w:t>64:6</w:t>
-        </w:r>
-      </w:hyperlink>
-      <w:r>
-        <w:rPr>
-          <w:lang w:val="zh_TW" w:bidi="zh_TW"/>
-        </w:rPr>
-        <w:t>）。</w:t>
-      </w:r>
-    </w:p>
-    <w:p>
-      <w:pPr>
-        <w:pStyle w:val="Heading4"/>
-      </w:pPr>
-      <w:r>
-        <w:rPr>
-          <w:lang w:val="zh_TW" w:bidi="zh_TW"/>
-        </w:rPr>
-        <w:t>不潔的原因</w:t>
+        <w:t>）。從經文可見，這位使者是外邦人，因為他不知道捷徑，傳遞消息也沒有顧及大衛的感受。有些譯本將這個希伯來字詞譯作人名「古示」（Cushi），但多數學者認為這並不正確。大多數英文聖經在其它地方出現「古實（Cush）」或「古實人（Cushite）」時，都譯為「衣索匹亞（Ethiopia）」或「衣索匹亞人（Ethiopians）」。</w:t>
       </w:r>
     </w:p>
     <w:p>
@@ -820,7 +652,25 @@
         <w:rPr>
           <w:lang w:val="zh_TW" w:bidi="zh_TW"/>
         </w:rPr>
-        <w:t>從摩西律法中可以引申出一些不潔的原因。</w:t>
+        <w:t>摩西曾娶一位被稱為古實女子的妻子（</w:t>
+      </w:r>
+      <w:hyperlink r:id="rId22">
+        <w:r>
+          <w:rPr>
+            <w:lang w:val="zh_TW" w:bidi="zh_TW"/>
+          </w:rPr>
+          <w:rPr>
+            <w:color w:val="0000EE"/>
+            <w:u w:val="single"/>
+          </w:rPr>
+          <w:t>民12:1</w:t>
+        </w:r>
+      </w:hyperlink>
+      <w:r>
+        <w:rPr>
+          <w:lang w:val="zh_TW" w:bidi="zh_TW"/>
+        </w:rPr>
+        <w:t>）。這個稱呼有幾種可能的理解：</w:t>
       </w:r>
     </w:p>
     <w:p>
@@ -842,61 +692,7 @@
         <w:rPr>
           <w:lang w:val="zh_TW" w:bidi="zh_TW"/>
         </w:rPr>
-        <w:t>某些食物不可食用。各種有關動物的律法，使人能「把潔淨的和不潔淨的，可吃的與不可吃的活物，都分別出來」（</w:t>
-      </w:r>
-      <w:hyperlink r:id="rId31">
-        <w:r>
-          <w:rPr>
-            <w:lang w:val="zh_TW" w:bidi="zh_TW"/>
-          </w:rPr>
-          <w:rPr>
-            <w:color w:val="0000EE"/>
-            <w:u w:val="single"/>
-          </w:rPr>
-          <w:t>利11:47</w:t>
-        </w:r>
-      </w:hyperlink>
-      <w:r>
-        <w:rPr>
-          <w:lang w:val="zh_TW" w:bidi="zh_TW"/>
-        </w:rPr>
-        <w:t>）。被允許食用的食物是神所能接受的（另見</w:t>
-      </w:r>
-      <w:hyperlink r:id="rId32">
-        <w:r>
-          <w:rPr>
-            <w:lang w:val="zh_TW" w:bidi="zh_TW"/>
-          </w:rPr>
-          <w:rPr>
-            <w:color w:val="0000EE"/>
-            <w:u w:val="single"/>
-          </w:rPr>
-          <w:t>申14:3–21</w:t>
-        </w:r>
-      </w:hyperlink>
-      <w:r>
-        <w:rPr>
-          <w:lang w:val="zh_TW" w:bidi="zh_TW"/>
-        </w:rPr>
-        <w:t>；</w:t>
-      </w:r>
-      <w:hyperlink r:id="rId33">
-        <w:r>
-          <w:rPr>
-            <w:lang w:val="zh_TW" w:bidi="zh_TW"/>
-          </w:rPr>
-          <w:rPr>
-            <w:color w:val="0000EE"/>
-            <w:u w:val="single"/>
-          </w:rPr>
-          <w:t>徒15:28–29</w:t>
-        </w:r>
-      </w:hyperlink>
-      <w:r>
-        <w:rPr>
-          <w:lang w:val="zh_TW" w:bidi="zh_TW"/>
-        </w:rPr>
-        <w:t>）。</w:t>
+        <w:t>她可能來自努比亞，若是如此，她應是摩西的第二任妻子，並非西坡拉。</w:t>
       </w:r>
     </w:p>
     <w:p>
@@ -914,133 +710,7 @@
         <w:rPr>
           <w:lang w:val="zh_TW" w:bidi="zh_TW"/>
         </w:rPr>
-        <w:t>疾病（尤其是痲瘋病）會導致不潔（</w:t>
-      </w:r>
-      <w:hyperlink r:id="rId34">
-        <w:r>
-          <w:rPr>
-            <w:lang w:val="zh_TW" w:bidi="zh_TW"/>
-          </w:rPr>
-          <w:rPr>
-            <w:color w:val="0000EE"/>
-            <w:u w:val="single"/>
-          </w:rPr>
-          <w:t>利13–14</w:t>
-        </w:r>
-      </w:hyperlink>
-      <w:r>
-        <w:rPr>
-          <w:lang w:val="zh_TW" w:bidi="zh_TW"/>
-        </w:rPr>
-        <w:t>）。乃縵的故事提到痲瘋的不潔（</w:t>
-      </w:r>
-      <w:hyperlink r:id="rId35">
-        <w:r>
-          <w:rPr>
-            <w:lang w:val="zh_TW" w:bidi="zh_TW"/>
-          </w:rPr>
-          <w:rPr>
-            <w:color w:val="0000EE"/>
-            <w:u w:val="single"/>
-          </w:rPr>
-          <w:t>王下5:1–14</w:t>
-        </w:r>
-      </w:hyperlink>
-      <w:r>
-        <w:rPr>
-          <w:lang w:val="zh_TW" w:bidi="zh_TW"/>
-        </w:rPr>
-        <w:t>）。福音書中多次提到痲瘋病人（例如，</w:t>
-      </w:r>
-      <w:hyperlink r:id="rId36">
-        <w:r>
-          <w:rPr>
-            <w:lang w:val="zh_TW" w:bidi="zh_TW"/>
-          </w:rPr>
-          <w:rPr>
-            <w:color w:val="0000EE"/>
-            <w:u w:val="single"/>
-          </w:rPr>
-          <w:t>太8:1–4</w:t>
-        </w:r>
-      </w:hyperlink>
-      <w:r>
-        <w:rPr>
-          <w:lang w:val="zh_TW" w:bidi="zh_TW"/>
-        </w:rPr>
-        <w:t>，</w:t>
-      </w:r>
-      <w:hyperlink r:id="rId37">
-        <w:r>
-          <w:rPr>
-            <w:lang w:val="zh_TW" w:bidi="zh_TW"/>
-          </w:rPr>
-          <w:rPr>
-            <w:color w:val="0000EE"/>
-            <w:u w:val="single"/>
-          </w:rPr>
-          <w:t>10:8</w:t>
-        </w:r>
-      </w:hyperlink>
-      <w:r>
-        <w:rPr>
-          <w:lang w:val="zh_TW" w:bidi="zh_TW"/>
-        </w:rPr>
-        <w:t>，</w:t>
-      </w:r>
-      <w:hyperlink r:id="rId38">
-        <w:r>
-          <w:rPr>
-            <w:lang w:val="zh_TW" w:bidi="zh_TW"/>
-          </w:rPr>
-          <w:rPr>
-            <w:color w:val="0000EE"/>
-            <w:u w:val="single"/>
-          </w:rPr>
-          <w:t>11:5</w:t>
-        </w:r>
-      </w:hyperlink>
-      <w:r>
-        <w:rPr>
-          <w:lang w:val="zh_TW" w:bidi="zh_TW"/>
-        </w:rPr>
-        <w:t>；</w:t>
-      </w:r>
-      <w:hyperlink r:id="rId39">
-        <w:r>
-          <w:rPr>
-            <w:lang w:val="zh_TW" w:bidi="zh_TW"/>
-          </w:rPr>
-          <w:rPr>
-            <w:color w:val="0000EE"/>
-            <w:u w:val="single"/>
-          </w:rPr>
-          <w:t>路4:27</w:t>
-        </w:r>
-      </w:hyperlink>
-      <w:r>
-        <w:rPr>
-          <w:lang w:val="zh_TW" w:bidi="zh_TW"/>
-        </w:rPr>
-        <w:t>）。許多腫脹、潰瘍和皮疹都包括在這一範疇內，包括漢森氏病（Hansen’s disease，現代的痲瘋）。疾病的不潔還包括所有被病人接觸過的東西（</w:t>
-      </w:r>
-      <w:hyperlink r:id="rId40">
-        <w:r>
-          <w:rPr>
-            <w:lang w:val="zh_TW" w:bidi="zh_TW"/>
-          </w:rPr>
-          <w:rPr>
-            <w:color w:val="0000EE"/>
-            <w:u w:val="single"/>
-          </w:rPr>
-          <w:t>利14:33–57</w:t>
-        </w:r>
-      </w:hyperlink>
-      <w:r>
-        <w:rPr>
-          <w:lang w:val="zh_TW" w:bidi="zh_TW"/>
-        </w:rPr>
-        <w:t>）。</w:t>
+        <w:t>她可能來自古珊，因此可能是米甸女子，也就是西坡拉本人。</w:t>
       </w:r>
     </w:p>
     <w:p>
@@ -1058,486 +728,7 @@
         <w:rPr>
           <w:lang w:val="zh_TW" w:bidi="zh_TW"/>
         </w:rPr>
-        <w:t>身體排泄物是不潔的，接觸它們會使人不潔一段時間。精液的排出會導致不潔，直到晚上，無論是在性交中（</w:t>
-      </w:r>
-      <w:hyperlink r:id="rId41">
-        <w:r>
-          <w:rPr>
-            <w:lang w:val="zh_TW" w:bidi="zh_TW"/>
-          </w:rPr>
-          <w:rPr>
-            <w:color w:val="0000EE"/>
-            <w:u w:val="single"/>
-          </w:rPr>
-          <w:t>利15:16–18</w:t>
-        </w:r>
-      </w:hyperlink>
-      <w:r>
-        <w:rPr>
-          <w:lang w:val="zh_TW" w:bidi="zh_TW"/>
-        </w:rPr>
-        <w:t>）還是在夜間不經意地排出（</w:t>
-      </w:r>
-      <w:hyperlink r:id="rId42">
-        <w:r>
-          <w:rPr>
-            <w:lang w:val="zh_TW" w:bidi="zh_TW"/>
-          </w:rPr>
-          <w:rPr>
-            <w:color w:val="0000EE"/>
-            <w:u w:val="single"/>
-          </w:rPr>
-          <w:t>申23:10</w:t>
-        </w:r>
-      </w:hyperlink>
-      <w:r>
-        <w:rPr>
-          <w:lang w:val="zh_TW" w:bidi="zh_TW"/>
-        </w:rPr>
-        <w:t>）。不正常的排泄物，通常與疾病有關，在排泄停止後七天內使人不潔（</w:t>
-      </w:r>
-      <w:hyperlink r:id="rId43">
-        <w:r>
-          <w:rPr>
-            <w:lang w:val="zh_TW" w:bidi="zh_TW"/>
-          </w:rPr>
-          <w:rPr>
-            <w:color w:val="0000EE"/>
-            <w:u w:val="single"/>
-          </w:rPr>
-          <w:t>利15:1–15</w:t>
-        </w:r>
-      </w:hyperlink>
-      <w:r>
-        <w:rPr>
-          <w:lang w:val="zh_TW" w:bidi="zh_TW"/>
-        </w:rPr>
-        <w:t>）。月經也會導致不潔，並持續七天，直到其停止後（</w:t>
-      </w:r>
-      <w:hyperlink r:id="rId44">
-        <w:r>
-          <w:rPr>
-            <w:lang w:val="zh_TW" w:bidi="zh_TW"/>
-          </w:rPr>
-          <w:rPr>
-            <w:color w:val="0000EE"/>
-            <w:u w:val="single"/>
-          </w:rPr>
-          <w:t>利15:19–24</w:t>
-        </w:r>
-      </w:hyperlink>
-      <w:r>
-        <w:rPr>
-          <w:lang w:val="zh_TW" w:bidi="zh_TW"/>
-        </w:rPr>
-        <w:t>；</w:t>
-      </w:r>
-      <w:hyperlink r:id="rId45">
-        <w:r>
-          <w:rPr>
-            <w:lang w:val="zh_TW" w:bidi="zh_TW"/>
-          </w:rPr>
-          <w:rPr>
-            <w:color w:val="0000EE"/>
-            <w:u w:val="single"/>
-          </w:rPr>
-          <w:t>撒下11:4</w:t>
-        </w:r>
-      </w:hyperlink>
-      <w:r>
-        <w:rPr>
-          <w:lang w:val="zh_TW" w:bidi="zh_TW"/>
-        </w:rPr>
-        <w:t>）。在此期間的性行為使雙方都不潔（</w:t>
-      </w:r>
-      <w:hyperlink r:id="rId44">
-        <w:r>
-          <w:rPr>
-            <w:lang w:val="zh_TW" w:bidi="zh_TW"/>
-          </w:rPr>
-          <w:rPr>
-            <w:color w:val="0000EE"/>
-            <w:u w:val="single"/>
-          </w:rPr>
-          <w:t>利15:19–24</w:t>
-        </w:r>
-      </w:hyperlink>
-      <w:r>
-        <w:rPr>
-          <w:lang w:val="zh_TW" w:bidi="zh_TW"/>
-        </w:rPr>
-        <w:t>，</w:t>
-      </w:r>
-      <w:hyperlink r:id="rId46">
-        <w:r>
-          <w:rPr>
-            <w:lang w:val="zh_TW" w:bidi="zh_TW"/>
-          </w:rPr>
-          <w:rPr>
-            <w:color w:val="0000EE"/>
-            <w:u w:val="single"/>
-          </w:rPr>
-          <w:t>20:18</w:t>
-        </w:r>
-      </w:hyperlink>
-      <w:r>
-        <w:rPr>
-          <w:lang w:val="zh_TW" w:bidi="zh_TW"/>
-        </w:rPr>
-        <w:t>）。接觸不潔之人的唾液會使人不潔一整天（</w:t>
-      </w:r>
-      <w:hyperlink r:id="rId47">
-        <w:r>
-          <w:rPr>
-            <w:lang w:val="zh_TW" w:bidi="zh_TW"/>
-          </w:rPr>
-          <w:rPr>
-            <w:color w:val="0000EE"/>
-            <w:u w:val="single"/>
-          </w:rPr>
-          <w:t>15:8</w:t>
-        </w:r>
-      </w:hyperlink>
-      <w:r>
-        <w:rPr>
-          <w:lang w:val="zh_TW" w:bidi="zh_TW"/>
-        </w:rPr>
-        <w:t>）。</w:t>
-      </w:r>
-    </w:p>
-    <w:p>
-      <w:pPr>
-        <w:pStyle w:val="ListNumber"/>
-        <w:spacing w:line="240" w:lineRule="auto"/>
-        <w:ind w:left="720"/>
-      </w:pPr>
-      <w:r>
-        <w:rPr>
-          <w:lang w:val="zh_TW" w:bidi="zh_TW"/>
-        </w:rPr>
-      </w:r>
-      <w:r>
-        <w:rPr>
-          <w:lang w:val="zh_TW" w:bidi="zh_TW"/>
-        </w:rPr>
-        <w:t>死屍，甚至是屍體的一部分，例如骨頭，都會導致不潔（</w:t>
-      </w:r>
-      <w:hyperlink r:id="rId48">
-        <w:r>
-          <w:rPr>
-            <w:lang w:val="zh_TW" w:bidi="zh_TW"/>
-          </w:rPr>
-          <w:rPr>
-            <w:color w:val="0000EE"/>
-            <w:u w:val="single"/>
-          </w:rPr>
-          <w:t>民19:16</w:t>
-        </w:r>
-      </w:hyperlink>
-      <w:r>
-        <w:rPr>
-          <w:lang w:val="zh_TW" w:bidi="zh_TW"/>
-        </w:rPr>
-        <w:t>）。觸摸死屍的人會不潔一個月，且只能在這段期間結束後，他們才可以守他們自己的逾越節，如果他們錯過了之前的節期（</w:t>
-      </w:r>
-      <w:hyperlink r:id="rId49">
-        <w:r>
-          <w:rPr>
-            <w:lang w:val="zh_TW" w:bidi="zh_TW"/>
-          </w:rPr>
-          <w:rPr>
-            <w:color w:val="0000EE"/>
-            <w:u w:val="single"/>
-          </w:rPr>
-          <w:t>9:6–11</w:t>
-        </w:r>
-      </w:hyperlink>
-      <w:r>
-        <w:rPr>
-          <w:lang w:val="zh_TW" w:bidi="zh_TW"/>
-        </w:rPr>
-        <w:t>）。大祭司因其特殊的禮儀責任，甚至不能埋葬自己的父母（</w:t>
-      </w:r>
-      <w:hyperlink r:id="rId50">
-        <w:r>
-          <w:rPr>
-            <w:lang w:val="zh_TW" w:bidi="zh_TW"/>
-          </w:rPr>
-          <w:rPr>
-            <w:color w:val="0000EE"/>
-            <w:u w:val="single"/>
-          </w:rPr>
-          <w:t>利21:10–11</w:t>
-        </w:r>
-      </w:hyperlink>
-      <w:r>
-        <w:rPr>
-          <w:lang w:val="zh_TW" w:bidi="zh_TW"/>
-        </w:rPr>
-        <w:t>；參</w:t>
-      </w:r>
-      <w:hyperlink r:id="rId51">
-        <w:r>
-          <w:rPr>
-            <w:lang w:val="zh_TW" w:bidi="zh_TW"/>
-          </w:rPr>
-          <w:rPr>
-            <w:color w:val="0000EE"/>
-            <w:u w:val="single"/>
-          </w:rPr>
-          <w:t>民6:6–7</w:t>
-        </w:r>
-      </w:hyperlink>
-      <w:r>
-        <w:rPr>
-          <w:lang w:val="zh_TW" w:bidi="zh_TW"/>
-        </w:rPr>
-        <w:t>；</w:t>
-      </w:r>
-      <w:hyperlink r:id="rId52">
-        <w:r>
-          <w:rPr>
-            <w:lang w:val="zh_TW" w:bidi="zh_TW"/>
-          </w:rPr>
-          <w:rPr>
-            <w:color w:val="0000EE"/>
-            <w:u w:val="single"/>
-          </w:rPr>
-          <w:t>該2:13</w:t>
-        </w:r>
-      </w:hyperlink>
-      <w:r>
-        <w:rPr>
-          <w:lang w:val="zh_TW" w:bidi="zh_TW"/>
-        </w:rPr>
-        <w:t>；</w:t>
-      </w:r>
-      <w:hyperlink r:id="rId53">
-        <w:r>
-          <w:rPr>
-            <w:lang w:val="zh_TW" w:bidi="zh_TW"/>
-          </w:rPr>
-          <w:rPr>
-            <w:color w:val="0000EE"/>
-            <w:u w:val="single"/>
-          </w:rPr>
-          <w:t>太23:27</w:t>
-        </w:r>
-      </w:hyperlink>
-      <w:r>
-        <w:rPr>
-          <w:lang w:val="zh_TW" w:bidi="zh_TW"/>
-        </w:rPr>
-        <w:t>）。</w:t>
-      </w:r>
-    </w:p>
-    <w:p>
-      <w:pPr>
-        <w:pStyle w:val="ListNumber"/>
-        <w:spacing w:line="240" w:lineRule="auto"/>
-        <w:ind w:left="720"/>
-      </w:pPr>
-      <w:r>
-        <w:rPr>
-          <w:lang w:val="zh_TW" w:bidi="zh_TW"/>
-        </w:rPr>
-      </w:r>
-      <w:r>
-        <w:rPr>
-          <w:lang w:val="zh_TW" w:bidi="zh_TW"/>
-        </w:rPr>
-        <w:t>拜偶像是最大屬靈不潔的源頭。以色列全國因拜偶像而污穢（</w:t>
-      </w:r>
-      <w:hyperlink r:id="rId54">
-        <w:r>
-          <w:rPr>
-            <w:lang w:val="zh_TW" w:bidi="zh_TW"/>
-          </w:rPr>
-          <w:rPr>
-            <w:color w:val="0000EE"/>
-            <w:u w:val="single"/>
-          </w:rPr>
-          <w:t>詩106:38</w:t>
-        </w:r>
-      </w:hyperlink>
-      <w:r>
-        <w:rPr>
-          <w:lang w:val="zh_TW" w:bidi="zh_TW"/>
-        </w:rPr>
-        <w:t>；</w:t>
-      </w:r>
-      <w:hyperlink r:id="rId55">
-        <w:r>
-          <w:rPr>
-            <w:lang w:val="zh_TW" w:bidi="zh_TW"/>
-          </w:rPr>
-          <w:rPr>
-            <w:color w:val="0000EE"/>
-            <w:u w:val="single"/>
-          </w:rPr>
-          <w:t>賽30:22</w:t>
-        </w:r>
-      </w:hyperlink>
-      <w:r>
-        <w:rPr>
-          <w:lang w:val="zh_TW" w:bidi="zh_TW"/>
-        </w:rPr>
-        <w:t>；</w:t>
-      </w:r>
-      <w:hyperlink r:id="rId56">
-        <w:r>
-          <w:rPr>
-            <w:lang w:val="zh_TW" w:bidi="zh_TW"/>
-          </w:rPr>
-          <w:rPr>
-            <w:color w:val="0000EE"/>
-            <w:u w:val="single"/>
-          </w:rPr>
-          <w:t>結36:25</w:t>
-        </w:r>
-      </w:hyperlink>
-      <w:r>
-        <w:rPr>
-          <w:lang w:val="zh_TW" w:bidi="zh_TW"/>
-        </w:rPr>
-        <w:t>），外邦人也是如此（</w:t>
-      </w:r>
-      <w:hyperlink r:id="rId57">
-        <w:r>
-          <w:rPr>
-            <w:lang w:val="zh_TW" w:bidi="zh_TW"/>
-          </w:rPr>
-          <w:rPr>
-            <w:color w:val="0000EE"/>
-            <w:u w:val="single"/>
-          </w:rPr>
-          <w:t>耶43:12</w:t>
-        </w:r>
-      </w:hyperlink>
-      <w:r>
-        <w:rPr>
-          <w:lang w:val="zh_TW" w:bidi="zh_TW"/>
-        </w:rPr>
-        <w:t>）。因此，與外邦人接觸被認為會造成不潔。但福音的普世性挑戰了這種信念（例如，</w:t>
-      </w:r>
-      <w:hyperlink r:id="rId58">
-        <w:r>
-          <w:rPr>
-            <w:lang w:val="zh_TW" w:bidi="zh_TW"/>
-          </w:rPr>
-          <w:rPr>
-            <w:color w:val="0000EE"/>
-            <w:u w:val="single"/>
-          </w:rPr>
-          <w:t>約4:9</w:t>
-        </w:r>
-      </w:hyperlink>
-      <w:r>
-        <w:rPr>
-          <w:lang w:val="zh_TW" w:bidi="zh_TW"/>
-        </w:rPr>
-        <w:t>；</w:t>
-      </w:r>
-      <w:hyperlink r:id="rId59">
-        <w:r>
-          <w:rPr>
-            <w:lang w:val="zh_TW" w:bidi="zh_TW"/>
-          </w:rPr>
-          <w:rPr>
-            <w:color w:val="0000EE"/>
-            <w:u w:val="single"/>
-          </w:rPr>
-          <w:t>徒10:28</w:t>
-        </w:r>
-      </w:hyperlink>
-      <w:r>
-        <w:rPr>
-          <w:lang w:val="zh_TW" w:bidi="zh_TW"/>
-        </w:rPr>
-        <w:t>；參</w:t>
-      </w:r>
-      <w:hyperlink r:id="rId60">
-        <w:r>
-          <w:rPr>
-            <w:lang w:val="zh_TW" w:bidi="zh_TW"/>
-          </w:rPr>
-          <w:rPr>
-            <w:color w:val="0000EE"/>
-            <w:u w:val="single"/>
-          </w:rPr>
-          <w:t>加2:11–14</w:t>
-        </w:r>
-      </w:hyperlink>
-      <w:r>
-        <w:rPr>
-          <w:lang w:val="zh_TW" w:bidi="zh_TW"/>
-        </w:rPr>
-        <w:t>）。與偶像崇拜的不潔密切相關的，是由污鬼所引起的不潔（</w:t>
-      </w:r>
-      <w:hyperlink r:id="rId61">
-        <w:r>
-          <w:rPr>
-            <w:lang w:val="zh_TW" w:bidi="zh_TW"/>
-          </w:rPr>
-          <w:rPr>
-            <w:color w:val="0000EE"/>
-            <w:u w:val="single"/>
-          </w:rPr>
-          <w:t>亞13:2</w:t>
-        </w:r>
-      </w:hyperlink>
-      <w:r>
-        <w:rPr>
-          <w:lang w:val="zh_TW" w:bidi="zh_TW"/>
-        </w:rPr>
-        <w:t>；參</w:t>
-      </w:r>
-      <w:hyperlink r:id="rId62">
-        <w:r>
-          <w:rPr>
-            <w:lang w:val="zh_TW" w:bidi="zh_TW"/>
-          </w:rPr>
-          <w:rPr>
-            <w:color w:val="0000EE"/>
-            <w:u w:val="single"/>
-          </w:rPr>
-          <w:t>太10:1</w:t>
-        </w:r>
-      </w:hyperlink>
-      <w:r>
-        <w:rPr>
-          <w:lang w:val="zh_TW" w:bidi="zh_TW"/>
-        </w:rPr>
-        <w:t>；</w:t>
-      </w:r>
-      <w:hyperlink r:id="rId63">
-        <w:r>
-          <w:rPr>
-            <w:lang w:val="zh_TW" w:bidi="zh_TW"/>
-          </w:rPr>
-          <w:rPr>
-            <w:color w:val="0000EE"/>
-            <w:u w:val="single"/>
-          </w:rPr>
-          <w:t>可1:23–27</w:t>
-        </w:r>
-      </w:hyperlink>
-      <w:r>
-        <w:rPr>
-          <w:lang w:val="zh_TW" w:bidi="zh_TW"/>
-        </w:rPr>
-        <w:t>。）</w:t>
-      </w:r>
-    </w:p>
-    <w:p>
-      <w:pPr>
-        <w:pStyle w:val="Heading4"/>
-      </w:pPr>
-      <w:r>
-        <w:rPr>
-          <w:lang w:val="zh_TW" w:bidi="zh_TW"/>
-        </w:rPr>
-        <w:t>關於物品的律法</w:t>
+        <w:t>這個稱呼可能只是指她膚色較深、出身外族，不一定特指西坡拉。</w:t>
       </w:r>
     </w:p>
     <w:p>
@@ -1549,63 +740,56 @@
       </w:r>
       <w:r>
         <w:rPr>
-          <w:lang w:val="zh_TW" w:bidi="zh_TW"/>
-        </w:rPr>
-        <w:t>某些律法說明了不潔就像傳染病傳播的原則。死屍會使它們所接觸的東西不潔，死去的昆蟲和某些爬行動物也是如此（</w:t>
-      </w:r>
-      <w:hyperlink r:id="rId64">
-        <w:r>
-          <w:rPr>
-            <w:lang w:val="zh_TW" w:bidi="zh_TW"/>
-          </w:rPr>
-          <w:rPr>
-            <w:color w:val="0000EE"/>
-            <w:u w:val="single"/>
-          </w:rPr>
-          <w:t>利11:29–38</w:t>
-        </w:r>
-      </w:hyperlink>
-      <w:r>
-        <w:rPr>
-          <w:lang w:val="zh_TW" w:bidi="zh_TW"/>
-        </w:rPr>
-        <w:t>）。值得注意的是，乾穀物、流動的泉水和蓄水池中的水都被明確地排除在關於污染的律法之外；否則，這將導致飢餓問題，因為在農業社區中，每天都會在穀物和水中發現死昆蟲和老鼠。不潔的陶器必須打碎，但木製器皿只需清洗（</w:t>
-      </w:r>
-      <w:hyperlink r:id="rId65">
-        <w:r>
-          <w:rPr>
-            <w:lang w:val="zh_TW" w:bidi="zh_TW"/>
-          </w:rPr>
-          <w:rPr>
-            <w:color w:val="0000EE"/>
-            <w:u w:val="single"/>
-          </w:rPr>
-          <w:t>利15:12</w:t>
-        </w:r>
-      </w:hyperlink>
-      <w:r>
-        <w:rPr>
-          <w:lang w:val="zh_TW" w:bidi="zh_TW"/>
-        </w:rPr>
-        <w:t>）。甚至在房屋中有人死亡，未覆蓋的鍋也會變得不潔（</w:t>
-      </w:r>
-      <w:hyperlink r:id="rId66">
-        <w:r>
-          <w:rPr>
-            <w:lang w:val="zh_TW" w:bidi="zh_TW"/>
-          </w:rPr>
-          <w:rPr>
-            <w:color w:val="0000EE"/>
-            <w:u w:val="single"/>
-          </w:rPr>
-          <w:t>民19:15</w:t>
-        </w:r>
-      </w:hyperlink>
-      <w:r>
-        <w:rPr>
-          <w:lang w:val="zh_TW" w:bidi="zh_TW"/>
-        </w:rPr>
-        <w:t>），每個進入房子的人都變得不潔淨。</w:t>
+          <w:i/>
+          <w:lang w:val="zh_TW" w:bidi="zh_TW"/>
+        </w:rPr>
+        <w:t>另見</w:t>
+      </w:r>
+      <w:r>
+        <w:rPr>
+          <w:lang w:val="zh_TW" w:bidi="zh_TW"/>
+        </w:rPr>
+        <w:t>古珊</w:t>
+      </w:r>
+      <w:r>
+        <w:rPr>
+          <w:lang w:val="zh_TW" w:bidi="zh_TW"/>
+        </w:rPr>
+        <w:t>；</w:t>
+      </w:r>
+      <w:r>
+        <w:rPr>
+          <w:lang w:val="zh_TW" w:bidi="zh_TW"/>
+        </w:rPr>
+        <w:t>古示 #1</w:t>
+      </w:r>
+      <w:r>
+        <w:rPr>
+          <w:lang w:val="zh_TW" w:bidi="zh_TW"/>
+        </w:rPr>
+        <w:t>；</w:t>
+      </w:r>
+      <w:r>
+        <w:rPr>
+          <w:lang w:val="zh_TW" w:bidi="zh_TW"/>
+        </w:rPr>
+        <w:t>衣索匹亞</w:t>
+      </w:r>
+      <w:r>
+        <w:rPr>
+          <w:lang w:val="zh_TW" w:bidi="zh_TW"/>
+        </w:rPr>
+        <w:t>。</w:t>
+      </w:r>
+      <w:r>
+        <w:rPr>
+          <w:lang w:val="zh_TW" w:bidi="zh_TW"/>
+        </w:rPr>
+      </w:r>
+      <w:r>
+        <w:rPr>
+          <w:lang w:val="zh_TW" w:bidi="zh_TW"/>
+        </w:rPr>
       </w:r>
     </w:p>
     <w:p>
@@ -1615,76 +799,21 @@
           <w:lang w:val="zh_TW" w:bidi="zh_TW"/>
         </w:rPr>
       </w:r>
-      <w:r>
-        <w:rPr>
-          <w:lang w:val="zh_TW" w:bidi="zh_TW"/>
-        </w:rPr>
-        <w:t>由於外邦人的財物與偶像崇拜有關，而被認為是不潔的；因此，戰爭中獲得的戰利品必須用火或水潔淨（</w:t>
-      </w:r>
-      <w:hyperlink r:id="rId67">
-        <w:r>
-          <w:rPr>
-            <w:lang w:val="zh_TW" w:bidi="zh_TW"/>
-          </w:rPr>
-          <w:rPr>
-            <w:color w:val="0000EE"/>
-            <w:u w:val="single"/>
-          </w:rPr>
-          <w:t>民31:21–24</w:t>
-        </w:r>
-      </w:hyperlink>
-      <w:r>
-        <w:rPr>
-          <w:lang w:val="zh_TW" w:bidi="zh_TW"/>
-        </w:rPr>
-        <w:t>）。羊毛、麻布或皮革的衣物也可能會從患病的人身上染上不潔的「痲瘋病」，這些衣物必須經過檢查。如果痲瘋病的斑點（綠色或紅色的斑塊）在檢查期後擴散，這些衣物必須被燒毀（</w:t>
-      </w:r>
-      <w:hyperlink r:id="rId68">
-        <w:r>
-          <w:rPr>
-            <w:lang w:val="zh_TW" w:bidi="zh_TW"/>
-          </w:rPr>
-          <w:rPr>
-            <w:color w:val="0000EE"/>
-            <w:u w:val="single"/>
-          </w:rPr>
-          <w:t>利13:47–59</w:t>
-        </w:r>
-      </w:hyperlink>
-      <w:r>
-        <w:rPr>
-          <w:lang w:val="zh_TW" w:bidi="zh_TW"/>
-        </w:rPr>
-        <w:t>，</w:t>
-      </w:r>
-      <w:hyperlink r:id="rId69">
-        <w:r>
-          <w:rPr>
-            <w:lang w:val="zh_TW" w:bidi="zh_TW"/>
-          </w:rPr>
-          <w:rPr>
-            <w:color w:val="0000EE"/>
-            <w:u w:val="single"/>
-          </w:rPr>
-          <w:t>14:33–53</w:t>
-        </w:r>
-      </w:hyperlink>
-      <w:r>
-        <w:rPr>
-          <w:lang w:val="zh_TW" w:bidi="zh_TW"/>
-        </w:rPr>
-        <w:t>）。</w:t>
-      </w:r>
     </w:p>
     <w:p>
       <w:pPr>
-        <w:pStyle w:val="Heading4"/>
-      </w:pPr>
-      <w:r>
-        <w:rPr>
-          <w:lang w:val="zh_TW" w:bidi="zh_TW"/>
-        </w:rPr>
-        <w:t>關於地方的律法</w:t>
+        <w:pStyle w:val="Heading2"/>
+      </w:pPr>
+      <w:r>
+        <w:rPr>
+          <w:lang w:val="zh_TW" w:bidi="zh_TW"/>
+        </w:rPr>
+        <w:t>骨頭</w:t>
+      </w:r>
+      <w:r>
+        <w:rPr>
+          <w:lang w:val="zh_TW" w:bidi="zh_TW"/>
+        </w:rPr>
       </w:r>
     </w:p>
     <w:p>
@@ -1698,97 +827,7 @@
         <w:rPr>
           <w:lang w:val="zh_TW" w:bidi="zh_TW"/>
         </w:rPr>
-        <w:t>以色列的土地和百姓都是聖潔的；他們可能因經濟壓迫或崇拜偶像的不潔而被玷污（</w:t>
-      </w:r>
-      <w:hyperlink r:id="rId70">
-        <w:r>
-          <w:rPr>
-            <w:lang w:val="zh_TW" w:bidi="zh_TW"/>
-          </w:rPr>
-          <w:rPr>
-            <w:color w:val="0000EE"/>
-            <w:u w:val="single"/>
-          </w:rPr>
-          <w:t>書22:17–19</w:t>
-        </w:r>
-      </w:hyperlink>
-      <w:r>
-        <w:rPr>
-          <w:lang w:val="zh_TW" w:bidi="zh_TW"/>
-        </w:rPr>
-        <w:t>；</w:t>
-      </w:r>
-      <w:hyperlink r:id="rId71">
-        <w:r>
-          <w:rPr>
-            <w:lang w:val="zh_TW" w:bidi="zh_TW"/>
-          </w:rPr>
-          <w:rPr>
-            <w:color w:val="0000EE"/>
-            <w:u w:val="single"/>
-          </w:rPr>
-          <w:t>耶13:27</w:t>
-        </w:r>
-      </w:hyperlink>
-      <w:r>
-        <w:rPr>
-          <w:lang w:val="zh_TW" w:bidi="zh_TW"/>
-        </w:rPr>
-        <w:t>）。耶路撒冷是一座聖城，但它可以因其居民的罪而被玷污（</w:t>
-      </w:r>
-      <w:hyperlink r:id="rId72">
-        <w:r>
-          <w:rPr>
-            <w:lang w:val="zh_TW" w:bidi="zh_TW"/>
-          </w:rPr>
-          <w:rPr>
-            <w:color w:val="0000EE"/>
-            <w:u w:val="single"/>
-          </w:rPr>
-          <w:t>結22:2–4</w:t>
-        </w:r>
-      </w:hyperlink>
-      <w:r>
-        <w:rPr>
-          <w:lang w:val="zh_TW" w:bidi="zh_TW"/>
-        </w:rPr>
-        <w:t>；</w:t>
-      </w:r>
-      <w:hyperlink r:id="rId73">
-        <w:r>
-          <w:rPr>
-            <w:lang w:val="zh_TW" w:bidi="zh_TW"/>
-          </w:rPr>
-          <w:rPr>
-            <w:color w:val="0000EE"/>
-            <w:u w:val="single"/>
-          </w:rPr>
-          <w:t>哀1:8</w:t>
-        </w:r>
-      </w:hyperlink>
-      <w:r>
-        <w:rPr>
-          <w:lang w:val="zh_TW" w:bidi="zh_TW"/>
-        </w:rPr>
-        <w:t>）或被屠殺居民的血而被玷污（</w:t>
-      </w:r>
-      <w:hyperlink r:id="rId74">
-        <w:r>
-          <w:rPr>
-            <w:lang w:val="zh_TW" w:bidi="zh_TW"/>
-          </w:rPr>
-          <w:rPr>
-            <w:color w:val="0000EE"/>
-            <w:u w:val="single"/>
-          </w:rPr>
-          <w:t>哀4:15</w:t>
-        </w:r>
-      </w:hyperlink>
-      <w:r>
-        <w:rPr>
-          <w:lang w:val="zh_TW" w:bidi="zh_TW"/>
-        </w:rPr>
-        <w:t>）。</w:t>
+        <w:t>骨頭是構成人與動物骨架的堅硬部分。人或動物死後，即使身體的軟組織腐壞，骨頭仍能長久保持原形。因此，人們往往把骨頭與死亡聯想在一起。</w:t>
       </w:r>
     </w:p>
     <w:p>
@@ -1802,9 +841,9 @@
         <w:rPr>
           <w:lang w:val="zh_TW" w:bidi="zh_TW"/>
         </w:rPr>
-        <w:t>聖殿可能被不潔的人玷污。在亞哈斯進行偶像崇拜後，希西家必須潔淨聖殿（</w:t>
-      </w:r>
-      <w:hyperlink r:id="rId75">
+        <w:t>古代以色列人認為，以尊重的方式安葬死者是極為重要的（</w:t>
+      </w:r>
+      <w:hyperlink r:id="rId24">
         <w:r>
           <w:rPr>
             <w:lang w:val="zh_TW" w:bidi="zh_TW"/>
@@ -1813,16 +852,16 @@
             <w:color w:val="0000EE"/>
             <w:u w:val="single"/>
           </w:rPr>
-          <w:t>代下29:15–19</w:t>
+          <w:t>創50:25</w:t>
         </w:r>
       </w:hyperlink>
       <w:r>
         <w:rPr>
           <w:lang w:val="zh_TW" w:bidi="zh_TW"/>
         </w:rPr>
-        <w:t>）；尼希米則必須潔淨多比雅曾住過的房間（</w:t>
-      </w:r>
-      <w:hyperlink r:id="rId76">
+        <w:t>；</w:t>
+      </w:r>
+      <w:hyperlink r:id="rId25">
         <w:r>
           <w:rPr>
             <w:lang w:val="zh_TW" w:bidi="zh_TW"/>
@@ -1831,16 +870,16 @@
             <w:color w:val="0000EE"/>
             <w:u w:val="single"/>
           </w:rPr>
-          <w:t>尼13:9</w:t>
+          <w:t>撒上31:11–13</w:t>
         </w:r>
       </w:hyperlink>
       <w:r>
         <w:rPr>
           <w:lang w:val="zh_TW" w:bidi="zh_TW"/>
         </w:rPr>
-        <w:t>）。贖罪日的一個功能，是清除以色列人過去一年中因其所犯的罪，而轉移到聖殿的污穢（</w:t>
-      </w:r>
-      <w:hyperlink r:id="rId77">
+        <w:t>；</w:t>
+      </w:r>
+      <w:hyperlink r:id="rId26">
         <w:r>
           <w:rPr>
             <w:lang w:val="zh_TW" w:bidi="zh_TW"/>
@@ -1849,16 +888,16 @@
             <w:color w:val="0000EE"/>
             <w:u w:val="single"/>
           </w:rPr>
-          <w:t>利16:16–19</w:t>
+          <w:t>王下23:14–18</w:t>
         </w:r>
       </w:hyperlink>
       <w:r>
         <w:rPr>
           <w:lang w:val="zh_TW" w:bidi="zh_TW"/>
         </w:rPr>
-        <w:t>、</w:t>
-      </w:r>
-      <w:hyperlink r:id="rId78">
+        <w:t>；</w:t>
+      </w:r>
+      <w:hyperlink r:id="rId27">
         <w:r>
           <w:rPr>
             <w:lang w:val="zh_TW" w:bidi="zh_TW"/>
@@ -1867,7 +906,25 @@
             <w:color w:val="0000EE"/>
             <w:u w:val="single"/>
           </w:rPr>
-          <w:t>31–33</w:t>
+          <w:t>結39:14–16</w:t>
+        </w:r>
+      </w:hyperlink>
+      <w:r>
+        <w:rPr>
+          <w:lang w:val="zh_TW" w:bidi="zh_TW"/>
+        </w:rPr>
+        <w:t>；</w:t>
+      </w:r>
+      <w:hyperlink r:id="rId28">
+        <w:r>
+          <w:rPr>
+            <w:lang w:val="zh_TW" w:bidi="zh_TW"/>
+          </w:rPr>
+          <w:rPr>
+            <w:color w:val="0000EE"/>
+            <w:u w:val="single"/>
+          </w:rPr>
+          <w:t>摩2:1</w:t>
         </w:r>
       </w:hyperlink>
       <w:r>
@@ -1888,9 +945,9 @@
         <w:rPr>
           <w:lang w:val="zh_TW" w:bidi="zh_TW"/>
         </w:rPr>
-        <w:t>痲瘋病人的房子拆毀後的碎片會被送到不潔的地方（</w:t>
-      </w:r>
-      <w:hyperlink r:id="rId79">
+        <w:t>在以西結書中，神讓先知看見一個充滿枯骨的平原。這些骨頭代表失去盼望的以色列民，但神應許要賜下祂的靈，使祂的百姓重新得著生命，就像使這些死去的骨頭再生一般（</w:t>
+      </w:r>
+      <w:hyperlink r:id="rId29">
         <w:r>
           <w:rPr>
             <w:lang w:val="zh_TW" w:bidi="zh_TW"/>
@@ -1899,16 +956,16 @@
             <w:color w:val="0000EE"/>
             <w:u w:val="single"/>
           </w:rPr>
-          <w:t>利14:45</w:t>
+          <w:t>結37:1–14</w:t>
         </w:r>
       </w:hyperlink>
       <w:r>
         <w:rPr>
           <w:lang w:val="zh_TW" w:bidi="zh_TW"/>
         </w:rPr>
-        <w:t>）。欣嫩谷在後來的年代成為耶路撒冷的垃圾場，這形成新約末世論中「地獄（Gehenna）」的意象，視為永恆懲罰之地。由於以色列的營地是聖潔的地方，必須謹慎將人類的排泄物埋在營地的外面（</w:t>
-      </w:r>
-      <w:hyperlink r:id="rId80">
+        <w:t>）。其實，在活著的身體裡，骨頭是有生命的組織。以西結也寫到斷骨可以痊癒（</w:t>
+      </w:r>
+      <w:hyperlink r:id="rId30">
         <w:r>
           <w:rPr>
             <w:lang w:val="zh_TW" w:bidi="zh_TW"/>
@@ -1917,25 +974,14 @@
             <w:color w:val="0000EE"/>
             <w:u w:val="single"/>
           </w:rPr>
-          <w:t>申23:12–14</w:t>
+          <w:t>結30:21</w:t>
         </w:r>
       </w:hyperlink>
       <w:r>
         <w:rPr>
           <w:lang w:val="zh_TW" w:bidi="zh_TW"/>
         </w:rPr>
-        <w:t>）。在軍事行動中，這一簡單措施，尤其在預防疾病方面的重要性，則不容忽視，因為瘟疫是古代軍隊中的一大災難。</w:t>
-      </w:r>
-    </w:p>
-    <w:p>
-      <w:pPr>
-        <w:pStyle w:val="Heading4"/>
-      </w:pPr>
-      <w:r>
-        <w:rPr>
-          <w:lang w:val="zh_TW" w:bidi="zh_TW"/>
-        </w:rPr>
-        <w:t>關於食物的律法</w:t>
+        <w:t>）。</w:t>
       </w:r>
     </w:p>
     <w:p>
@@ -1949,9 +995,9 @@
         <w:rPr>
           <w:lang w:val="zh_TW" w:bidi="zh_TW"/>
         </w:rPr>
-        <w:t>某些種類的動物是不潔的，因此不能食用（</w:t>
-      </w:r>
-      <w:hyperlink r:id="rId81">
+        <w:t>以色列人守逾越節時，必須獻上一隻毫無殘疾的羊羔，其中一項要求是羊羔的骨頭一根也不可折斷（</w:t>
+      </w:r>
+      <w:hyperlink r:id="rId31">
         <w:r>
           <w:rPr>
             <w:lang w:val="zh_TW" w:bidi="zh_TW"/>
@@ -1960,7 +1006,7 @@
             <w:color w:val="0000EE"/>
             <w:u w:val="single"/>
           </w:rPr>
-          <w:t>利11章</w:t>
+          <w:t>出12:46</w:t>
         </w:r>
       </w:hyperlink>
       <w:r>
@@ -1978,16 +1024,16 @@
             <w:color w:val="0000EE"/>
             <w:u w:val="single"/>
           </w:rPr>
-          <w:t>申14:3–21</w:t>
+          <w:t>民9:11–12</w:t>
         </w:r>
       </w:hyperlink>
       <w:r>
         <w:rPr>
           <w:lang w:val="zh_TW" w:bidi="zh_TW"/>
         </w:rPr>
-        <w:t>）。因年老、疾病或受傷而死亡的動物，或被掠食者咬傷的動物，都是不潔的。不反芻或無分蹄的動物是不潔的，這包括豬、駱駝、獾和兔子等。以色列人只能吃有鰭和鱗的魚。猛禽和食腐動物是不潔的。除了會跳的昆蟲（蝗蟲、蚱蜢和蟋蟀）以外，所有有翅膀的昆蟲都是不潔的。一大類的「爬行性動物」也被禁止食用，包括蠕蟲、蜥蜴、蛇、黃鼠狼和老鼠。除此之外，還有古老的禁止吃血的禁令（</w:t>
-      </w:r>
-      <w:hyperlink r:id="rId82">
+        <w:t>）。這項律例在新約聖經中具有特別的意義。羅馬兵丁通常會打斷被釘十字架之人的腿，使其更快死亡，但當耶穌被釘十字架時，他們並沒有打斷祂的腿。這正應驗了舊約聖經中關於耶穌的話——祂被稱為「神的羔羊」（</w:t>
+      </w:r>
+      <w:hyperlink r:id="rId33">
         <w:r>
           <w:rPr>
             <w:lang w:val="zh_TW" w:bidi="zh_TW"/>
@@ -1996,7 +1042,7 @@
             <w:color w:val="0000EE"/>
             <w:u w:val="single"/>
           </w:rPr>
-          <w:t>創9:4</w:t>
+          <w:t>詩34:20</w:t>
         </w:r>
       </w:hyperlink>
       <w:r>
@@ -2005,7 +1051,7 @@
         </w:rPr>
         <w:t>；</w:t>
       </w:r>
-      <w:hyperlink r:id="rId83">
+      <w:hyperlink r:id="rId34">
         <w:r>
           <w:rPr>
             <w:lang w:val="zh_TW" w:bidi="zh_TW"/>
@@ -2014,16 +1060,10 @@
             <w:color w:val="0000EE"/>
             <w:u w:val="single"/>
           </w:rPr>
-          <w:t>利17:14–15</w:t>
+          <w:t>約1:36，</w:t>
         </w:r>
       </w:hyperlink>
-      <w:r>
-        <w:rPr>
-          <w:lang w:val="zh_TW" w:bidi="zh_TW"/>
-        </w:rPr>
-        <w:t>；</w:t>
-      </w:r>
-      <w:hyperlink r:id="rId84">
+      <w:hyperlink r:id="rId35">
         <w:r>
           <w:rPr>
             <w:lang w:val="zh_TW" w:bidi="zh_TW"/>
@@ -2032,54 +1072,14 @@
             <w:color w:val="0000EE"/>
             <w:u w:val="single"/>
           </w:rPr>
-          <w:t>申12:16–23</w:t>
+          <w:t>約19:30–37</w:t>
         </w:r>
       </w:hyperlink>
       <w:r>
         <w:rPr>
           <w:lang w:val="zh_TW" w:bidi="zh_TW"/>
         </w:rPr>
-        <w:t>；</w:t>
-      </w:r>
-      <w:hyperlink r:id="rId33">
-        <w:r>
-          <w:rPr>
-            <w:lang w:val="zh_TW" w:bidi="zh_TW"/>
-          </w:rPr>
-          <w:rPr>
-            <w:color w:val="0000EE"/>
-            <w:u w:val="single"/>
-          </w:rPr>
-          <w:t>徒15:28–29</w:t>
-        </w:r>
-      </w:hyperlink>
-      <w:r>
-        <w:rPr>
-          <w:lang w:val="zh_TW" w:bidi="zh_TW"/>
-        </w:rPr>
         <w:t>）。</w:t>
-      </w:r>
-    </w:p>
-    <w:p>
-      <w:pPr>
-        <w:pStyle w:val="Heading3"/>
-      </w:pPr>
-      <w:r>
-        <w:rPr>
-          <w:lang w:val="zh_TW" w:bidi="zh_TW"/>
-        </w:rPr>
-        <w:t>潔淨禮儀</w:t>
-      </w:r>
-    </w:p>
-    <w:p>
-      <w:pPr>
-        <w:pStyle w:val="Heading4"/>
-      </w:pPr>
-      <w:r>
-        <w:rPr>
-          <w:lang w:val="zh_TW" w:bidi="zh_TW"/>
-        </w:rPr>
-        <w:t>藉由經過的時間潔淨</w:t>
       </w:r>
     </w:p>
     <w:p>
@@ -2093,9 +1093,9 @@
         <w:rPr>
           <w:lang w:val="zh_TW" w:bidi="zh_TW"/>
         </w:rPr>
-        <w:t>次要的不潔通常可以通過等到晚上消除（</w:t>
-      </w:r>
-      <w:hyperlink r:id="rId85">
+        <w:t>在聖經的某些地方，人們會以骨頭來表達強烈的情感（</w:t>
+      </w:r>
+      <w:hyperlink r:id="rId36">
         <w:r>
           <w:rPr>
             <w:lang w:val="zh_TW" w:bidi="zh_TW"/>
@@ -2104,16 +1104,16 @@
             <w:color w:val="0000EE"/>
             <w:u w:val="single"/>
           </w:rPr>
-          <w:t>利11:24</w:t>
+          <w:t>伯2:5</w:t>
         </w:r>
       </w:hyperlink>
       <w:r>
         <w:rPr>
           <w:lang w:val="zh_TW" w:bidi="zh_TW"/>
         </w:rPr>
-        <w:t>），或等待七天、十四天、四十天或八十天。死屍所接觸的東西會不潔七天（</w:t>
-      </w:r>
-      <w:hyperlink r:id="rId86">
+        <w:t>，</w:t>
+      </w:r>
+      <w:hyperlink r:id="rId37">
         <w:r>
           <w:rPr>
             <w:lang w:val="zh_TW" w:bidi="zh_TW"/>
@@ -2122,16 +1122,16 @@
             <w:color w:val="0000EE"/>
             <w:u w:val="single"/>
           </w:rPr>
-          <w:t>民19:11</w:t>
+          <w:t>19:20</w:t>
         </w:r>
       </w:hyperlink>
       <w:r>
         <w:rPr>
           <w:lang w:val="zh_TW" w:bidi="zh_TW"/>
         </w:rPr>
-        <w:t>），月經也是如此（</w:t>
-      </w:r>
-      <w:hyperlink r:id="rId87">
+        <w:t>，</w:t>
+      </w:r>
+      <w:hyperlink r:id="rId38">
         <w:r>
           <w:rPr>
             <w:lang w:val="zh_TW" w:bidi="zh_TW"/>
@@ -2140,41 +1140,16 @@
             <w:color w:val="0000EE"/>
             <w:u w:val="single"/>
           </w:rPr>
-          <w:t>利15:19</w:t>
+          <w:t>30:30</w:t>
         </w:r>
       </w:hyperlink>
       <w:r>
         <w:rPr>
           <w:lang w:val="zh_TW" w:bidi="zh_TW"/>
         </w:rPr>
-        <w:t>）。當孩子出生時，對於男嬰而言，母親的不潔狀況會持續七天，對於女嬰則持續十四天。在此之後，母親還需再等三十三天（若生男嬰）或六十六天（若生女嬰）才能接觸任何聖物。</w:t>
-      </w:r>
-    </w:p>
-    <w:p>
-      <w:pPr>
-        <w:pStyle w:val="Heading4"/>
-      </w:pPr>
-      <w:r>
-        <w:rPr>
-          <w:lang w:val="zh_TW" w:bidi="zh_TW"/>
-        </w:rPr>
-        <w:t>用水潔淨</w:t>
-      </w:r>
-    </w:p>
-    <w:p>
-      <w:pPr/>
-      <w:r>
-        <w:rPr>
-          <w:lang w:val="zh_TW" w:bidi="zh_TW"/>
-        </w:rPr>
-      </w:r>
-      <w:r>
-        <w:rPr>
-          <w:lang w:val="zh_TW" w:bidi="zh_TW"/>
-        </w:rPr>
-        <w:t>接觸不潔之物，如身體排泄物，通常需要洗手和洗衣服，這通常需要等待一天的時間（</w:t>
-      </w:r>
-      <w:hyperlink r:id="rId88">
+        <w:t>）。聖經也使用「骨肉」這個片語來表明人之間的親屬關係。當人說某人是自己的「骨肉」時的意思是他是家人，就像今日我們說「血肉之親」一樣（參</w:t>
+      </w:r>
+      <w:hyperlink r:id="rId39">
         <w:r>
           <w:rPr>
             <w:lang w:val="zh_TW" w:bidi="zh_TW"/>
@@ -2183,41 +1158,16 @@
             <w:color w:val="0000EE"/>
             <w:u w:val="single"/>
           </w:rPr>
-          <w:t>利15:5–11</w:t>
+          <w:t>創2:23</w:t>
         </w:r>
       </w:hyperlink>
       <w:r>
         <w:rPr>
           <w:lang w:val="zh_TW" w:bidi="zh_TW"/>
         </w:rPr>
-        <w:t>）。</w:t>
-      </w:r>
-    </w:p>
-    <w:p>
-      <w:pPr>
-        <w:pStyle w:val="Heading4"/>
-      </w:pPr>
-      <w:r>
-        <w:rPr>
-          <w:lang w:val="zh_TW" w:bidi="zh_TW"/>
-        </w:rPr>
-        <w:t>用儀式性的物質來潔淨</w:t>
-      </w:r>
-    </w:p>
-    <w:p>
-      <w:pPr/>
-      <w:r>
-        <w:rPr>
-          <w:lang w:val="zh_TW" w:bidi="zh_TW"/>
-        </w:rPr>
-      </w:r>
-      <w:r>
-        <w:rPr>
-          <w:lang w:val="zh_TW" w:bidi="zh_TW"/>
-        </w:rPr>
-        <w:t>潔淨禮儀中使用的儀式性物質包括用水混合的紅母牛的灰（</w:t>
-      </w:r>
-      <w:hyperlink r:id="rId89">
+        <w:t>，</w:t>
+      </w:r>
+      <w:hyperlink r:id="rId40">
         <w:r>
           <w:rPr>
             <w:lang w:val="zh_TW" w:bidi="zh_TW"/>
@@ -2226,16 +1176,16 @@
             <w:color w:val="0000EE"/>
             <w:u w:val="single"/>
           </w:rPr>
-          <w:t>民19:1–10</w:t>
+          <w:t>29:14</w:t>
         </w:r>
       </w:hyperlink>
       <w:r>
         <w:rPr>
           <w:lang w:val="zh_TW" w:bidi="zh_TW"/>
         </w:rPr>
-        <w:t>），以及（在痲瘋病的情況下）香柏木、朱紅色線、牛膝草和血（</w:t>
-      </w:r>
-      <w:hyperlink r:id="rId90">
+        <w:t>；</w:t>
+      </w:r>
+      <w:hyperlink r:id="rId41">
         <w:r>
           <w:rPr>
             <w:lang w:val="zh_TW" w:bidi="zh_TW"/>
@@ -2244,2643 +1194,14 @@
             <w:color w:val="0000EE"/>
             <w:u w:val="single"/>
           </w:rPr>
-          <w:t>利14:2–9</w:t>
+          <w:t>士9:2</w:t>
         </w:r>
       </w:hyperlink>
       <w:r>
         <w:rPr>
           <w:lang w:val="zh_TW" w:bidi="zh_TW"/>
         </w:rPr>
-        <w:t>）。當祭壇用於潔淨儀式時，只有血是合適的，因為祭壇是為罪獻祭的地方（</w:t>
-      </w:r>
-      <w:hyperlink r:id="rId91">
-        <w:r>
-          <w:rPr>
-            <w:lang w:val="zh_TW" w:bidi="zh_TW"/>
-          </w:rPr>
-          <w:rPr>
-            <w:color w:val="0000EE"/>
-            <w:u w:val="single"/>
-          </w:rPr>
-          <w:t>利16:18–19</w:t>
-        </w:r>
-      </w:hyperlink>
-      <w:r>
-        <w:rPr>
-          <w:lang w:val="zh_TW" w:bidi="zh_TW"/>
-        </w:rPr>
-        <w:t>；</w:t>
-      </w:r>
-      <w:hyperlink r:id="rId92">
-        <w:r>
-          <w:rPr>
-            <w:lang w:val="zh_TW" w:bidi="zh_TW"/>
-          </w:rPr>
-          <w:rPr>
-            <w:color w:val="0000EE"/>
-            <w:u w:val="single"/>
-          </w:rPr>
-          <w:t>結43:20</w:t>
-        </w:r>
-      </w:hyperlink>
-      <w:r>
-        <w:rPr>
-          <w:lang w:val="zh_TW" w:bidi="zh_TW"/>
-        </w:rPr>
         <w:t>）。</w:t>
-      </w:r>
-    </w:p>
-    <w:p>
-      <w:pPr>
-        <w:pStyle w:val="Heading4"/>
-      </w:pPr>
-      <w:r>
-        <w:rPr>
-          <w:lang w:val="zh_TW" w:bidi="zh_TW"/>
-        </w:rPr>
-        <w:t>藉獻祭潔淨</w:t>
-      </w:r>
-    </w:p>
-    <w:p>
-      <w:pPr/>
-      <w:r>
-        <w:rPr>
-          <w:lang w:val="zh_TW" w:bidi="zh_TW"/>
-        </w:rPr>
-      </w:r>
-      <w:r>
-        <w:rPr>
-          <w:lang w:val="zh_TW" w:bidi="zh_TW"/>
-        </w:rPr>
-        <w:t>獻祭是儀式和道德潔淨的最終來源。除了性排泄物外，所有的身體排泄物都得通過獻上斑鳩和雛鴿來潔淨（</w:t>
-      </w:r>
-      <w:hyperlink r:id="rId93">
-        <w:r>
-          <w:rPr>
-            <w:lang w:val="zh_TW" w:bidi="zh_TW"/>
-          </w:rPr>
-          <w:rPr>
-            <w:color w:val="0000EE"/>
-            <w:u w:val="single"/>
-          </w:rPr>
-          <w:t>利15:14–15、29–30</w:t>
-        </w:r>
-      </w:hyperlink>
-      <w:r>
-        <w:rPr>
-          <w:lang w:val="zh_TW" w:bidi="zh_TW"/>
-        </w:rPr>
-        <w:t>）。生育孩子則需要獻上一隻羔羊和一隻鳥（</w:t>
-      </w:r>
-      <w:hyperlink r:id="rId94">
-        <w:r>
-          <w:rPr>
-            <w:lang w:val="zh_TW" w:bidi="zh_TW"/>
-          </w:rPr>
-          <w:rPr>
-            <w:color w:val="0000EE"/>
-            <w:u w:val="single"/>
-          </w:rPr>
-          <w:t>12:6</w:t>
-        </w:r>
-      </w:hyperlink>
-      <w:r>
-        <w:rPr>
-          <w:lang w:val="zh_TW" w:bidi="zh_TW"/>
-        </w:rPr>
-        <w:t>）。窮人可以獻鳥代替動物（</w:t>
-      </w:r>
-      <w:hyperlink r:id="rId95">
-        <w:r>
-          <w:rPr>
-            <w:lang w:val="zh_TW" w:bidi="zh_TW"/>
-          </w:rPr>
-          <w:rPr>
-            <w:color w:val="0000EE"/>
-            <w:u w:val="single"/>
-          </w:rPr>
-          <w:t>利12:8</w:t>
-        </w:r>
-      </w:hyperlink>
-      <w:r>
-        <w:rPr>
-          <w:lang w:val="zh_TW" w:bidi="zh_TW"/>
-        </w:rPr>
-        <w:t>，</w:t>
-      </w:r>
-      <w:hyperlink r:id="rId96">
-        <w:r>
-          <w:rPr>
-            <w:lang w:val="zh_TW" w:bidi="zh_TW"/>
-          </w:rPr>
-          <w:rPr>
-            <w:color w:val="0000EE"/>
-            <w:u w:val="single"/>
-          </w:rPr>
-          <w:t>14:21–32</w:t>
-        </w:r>
-      </w:hyperlink>
-      <w:r>
-        <w:rPr>
-          <w:lang w:val="zh_TW" w:bidi="zh_TW"/>
-        </w:rPr>
-        <w:t>；</w:t>
-      </w:r>
-      <w:hyperlink r:id="rId97">
-        <w:r>
-          <w:rPr>
-            <w:lang w:val="zh_TW" w:bidi="zh_TW"/>
-          </w:rPr>
-          <w:rPr>
-            <w:color w:val="0000EE"/>
-            <w:u w:val="single"/>
-          </w:rPr>
-          <w:t>路2:24</w:t>
-        </w:r>
-      </w:hyperlink>
-      <w:r>
-        <w:rPr>
-          <w:lang w:val="zh_TW" w:bidi="zh_TW"/>
-        </w:rPr>
-        <w:t>）。</w:t>
-      </w:r>
-    </w:p>
-    <w:p>
-      <w:pPr/>
-      <w:r>
-        <w:rPr>
-          <w:lang w:val="zh_TW" w:bidi="zh_TW"/>
-        </w:rPr>
-      </w:r>
-      <w:r>
-        <w:rPr>
-          <w:lang w:val="zh_TW" w:bidi="zh_TW"/>
-        </w:rPr>
-        <w:t>在獻祭中，血象徵一個生命的給予，因此也象徵著經歷死亡；疾病或罪的不潔被認為轉移到祭物上，從而除去不潔（</w:t>
-      </w:r>
-      <w:hyperlink r:id="rId98">
-        <w:r>
-          <w:rPr>
-            <w:lang w:val="zh_TW" w:bidi="zh_TW"/>
-          </w:rPr>
-          <w:rPr>
-            <w:color w:val="0000EE"/>
-            <w:u w:val="single"/>
-          </w:rPr>
-          <w:t>利14:7</w:t>
-        </w:r>
-      </w:hyperlink>
-      <w:r>
-        <w:rPr>
-          <w:lang w:val="zh_TW" w:bidi="zh_TW"/>
-        </w:rPr>
-        <w:t>）。因此，獻祭中的死亡總是具有代替性。只有血祭才能提供對罪本身所需的道德潔淨；因此，這種獻祭是所有潔淨的基礎，包括對疾病的潔淨。</w:t>
-      </w:r>
-    </w:p>
-    <w:p>
-      <w:pPr>
-        <w:pStyle w:val="Heading4"/>
-      </w:pPr>
-      <w:r>
-        <w:rPr>
-          <w:lang w:val="zh_TW" w:bidi="zh_TW"/>
-        </w:rPr>
-        <w:t>用火潔淨</w:t>
-      </w:r>
-    </w:p>
-    <w:p>
-      <w:pPr/>
-      <w:r>
-        <w:rPr>
-          <w:lang w:val="zh_TW" w:bidi="zh_TW"/>
-        </w:rPr>
-      </w:r>
-      <w:r>
-        <w:rPr>
-          <w:lang w:val="zh_TW" w:bidi="zh_TW"/>
-        </w:rPr>
-        <w:t>有些污染只能用火來去除，例如金屬鍋的污染（</w:t>
-      </w:r>
-      <w:hyperlink r:id="rId99">
-        <w:r>
-          <w:rPr>
-            <w:lang w:val="zh_TW" w:bidi="zh_TW"/>
-          </w:rPr>
-          <w:rPr>
-            <w:color w:val="0000EE"/>
-            <w:u w:val="single"/>
-          </w:rPr>
-          <w:t>民31:22–23</w:t>
-        </w:r>
-      </w:hyperlink>
-      <w:r>
-        <w:rPr>
-          <w:lang w:val="zh_TW" w:bidi="zh_TW"/>
-        </w:rPr>
-        <w:t>）。亂倫不僅要處以死刑，還要焚燒屍體（</w:t>
-      </w:r>
-      <w:hyperlink r:id="rId100">
-        <w:r>
-          <w:rPr>
-            <w:lang w:val="zh_TW" w:bidi="zh_TW"/>
-          </w:rPr>
-          <w:rPr>
-            <w:color w:val="0000EE"/>
-            <w:u w:val="single"/>
-          </w:rPr>
-          <w:t>利20:14</w:t>
-        </w:r>
-      </w:hyperlink>
-      <w:r>
-        <w:rPr>
-          <w:lang w:val="zh_TW" w:bidi="zh_TW"/>
-        </w:rPr>
-        <w:t>）。偶像崇拜必須通過徹底銷毀物件和焚燒的方式來清除（</w:t>
-      </w:r>
-      <w:hyperlink r:id="rId101">
-        <w:r>
-          <w:rPr>
-            <w:lang w:val="zh_TW" w:bidi="zh_TW"/>
-          </w:rPr>
-          <w:rPr>
-            <w:color w:val="0000EE"/>
-            <w:u w:val="single"/>
-          </w:rPr>
-          <w:t>出32:20</w:t>
-        </w:r>
-      </w:hyperlink>
-      <w:r>
-        <w:rPr>
-          <w:lang w:val="zh_TW" w:bidi="zh_TW"/>
-        </w:rPr>
-        <w:t>）。奉獻給異教神祇的城也必須被焚燒。</w:t>
-      </w:r>
-    </w:p>
-    <w:p>
-      <w:pPr>
-        <w:pStyle w:val="Heading3"/>
-      </w:pPr>
-      <w:r>
-        <w:rPr>
-          <w:lang w:val="zh_TW" w:bidi="zh_TW"/>
-        </w:rPr>
-        <w:t>新約觀點</w:t>
-      </w:r>
-    </w:p>
-    <w:p>
-      <w:pPr/>
-      <w:r>
-        <w:rPr>
-          <w:lang w:val="zh_TW" w:bidi="zh_TW"/>
-        </w:rPr>
-      </w:r>
-      <w:r>
-        <w:rPr>
-          <w:lang w:val="zh_TW" w:bidi="zh_TW"/>
-        </w:rPr>
-        <w:t>新約並未否定舊約關於潔淨與不潔淨的概念，而是在新的背景下重新詮釋。它特別強調這個概念的道德意義，並將不潔與罪聯繫在一起。</w:t>
-      </w:r>
-    </w:p>
-    <w:p>
-      <w:pPr/>
-      <w:r>
-        <w:rPr>
-          <w:lang w:val="zh_TW" w:bidi="zh_TW"/>
-        </w:rPr>
-      </w:r>
-      <w:r>
-        <w:rPr>
-          <w:lang w:val="zh_TW" w:bidi="zh_TW"/>
-        </w:rPr>
-        <w:t>福音書的寫作背景是舊約律法以及法利賽人和撒都該人所添加的規條。耶穌遵守律法，但卻經常與圍繞律法而發展起來的應用上的曲解（系統）相衝突。耶穌教導說，真正的污穢來自罪人的內心，而不是外在的污染（</w:t>
-      </w:r>
-      <w:hyperlink r:id="rId102">
-        <w:r>
-          <w:rPr>
-            <w:lang w:val="zh_TW" w:bidi="zh_TW"/>
-          </w:rPr>
-          <w:rPr>
-            <w:color w:val="0000EE"/>
-            <w:u w:val="single"/>
-          </w:rPr>
-          <w:t>可7:14–23</w:t>
-        </w:r>
-      </w:hyperlink>
-      <w:r>
-        <w:rPr>
-          <w:lang w:val="zh_TW" w:bidi="zh_TW"/>
-        </w:rPr>
-        <w:t>；</w:t>
-      </w:r>
-      <w:hyperlink r:id="rId103">
-        <w:r>
-          <w:rPr>
-            <w:lang w:val="zh_TW" w:bidi="zh_TW"/>
-          </w:rPr>
-          <w:rPr>
-            <w:color w:val="0000EE"/>
-            <w:u w:val="single"/>
-          </w:rPr>
-          <w:t>路11:39–41</w:t>
-        </w:r>
-      </w:hyperlink>
-      <w:r>
-        <w:rPr>
-          <w:lang w:val="zh_TW" w:bidi="zh_TW"/>
-        </w:rPr>
-        <w:t>）。耶穌教導中的一個核心，是攻擊法利賽人的禮儀形式主義。因此，有人說耶穌將律法「內化（internalized）」。更正確的說法是耶穌強調律法對人內心生命的要求。</w:t>
-      </w:r>
-    </w:p>
-    <w:p>
-      <w:pPr/>
-      <w:r>
-        <w:rPr>
-          <w:lang w:val="zh_TW" w:bidi="zh_TW"/>
-        </w:rPr>
-      </w:r>
-      <w:r>
-        <w:rPr>
-          <w:lang w:val="zh_TW" w:bidi="zh_TW"/>
-        </w:rPr>
-        <w:t>福音書中「污鬼」這一稱謂強調鬼本質上的邪惡。事實上，「不潔淨」這個詞在福音書中總是與靈有關，這一細節說明了新約聖經把重點從儀式上的不潔轉移到罪及其罪責上。</w:t>
-      </w:r>
-    </w:p>
-    <w:p>
-      <w:pPr/>
-      <w:r>
-        <w:rPr>
-          <w:lang w:val="zh_TW" w:bidi="zh_TW"/>
-        </w:rPr>
-      </w:r>
-      <w:hyperlink r:id="rId104">
-        <w:r>
-          <w:rPr>
-            <w:lang w:val="zh_TW" w:bidi="zh_TW"/>
-          </w:rPr>
-          <w:rPr>
-            <w:color w:val="0000EE"/>
-            <w:u w:val="single"/>
-          </w:rPr>
-          <w:t>使徒行傳第十章</w:t>
-        </w:r>
-      </w:hyperlink>
-      <w:r>
-        <w:rPr>
-          <w:lang w:val="zh_TW" w:bidi="zh_TW"/>
-        </w:rPr>
-        <w:t>記載了早期教會生活中的一個重要事件，當時神教導使徒彼得，外邦人本身並非不潔，彼得有義務接納他們。這一教導的結果是使哥尼流歸信。</w:t>
-      </w:r>
-    </w:p>
-    <w:p>
-      <w:pPr/>
-      <w:r>
-        <w:rPr>
-          <w:lang w:val="zh_TW" w:bidi="zh_TW"/>
-        </w:rPr>
-      </w:r>
-      <w:r>
-        <w:rPr>
-          <w:lang w:val="zh_TW" w:bidi="zh_TW"/>
-        </w:rPr>
-        <w:t>耶穌主張不潔源自內心，這一教導在使徒保羅提出「基督裏的自由的教義」中結出果子。保羅身為一個可以自稱從未違背外在律法的法利賽人，但他後來明白沒有任何事物本身是不潔的（</w:t>
-      </w:r>
-      <w:hyperlink r:id="rId105">
-        <w:r>
-          <w:rPr>
-            <w:lang w:val="zh_TW" w:bidi="zh_TW"/>
-          </w:rPr>
-          <w:rPr>
-            <w:color w:val="0000EE"/>
-            <w:u w:val="single"/>
-          </w:rPr>
-          <w:t>羅14:14–20</w:t>
-        </w:r>
-      </w:hyperlink>
-      <w:r>
-        <w:rPr>
-          <w:lang w:val="zh_TW" w:bidi="zh_TW"/>
-        </w:rPr>
-        <w:t>）。在他的書信中，保羅表明潔淨是內心順服而來的結果，這是由重生帶來的；它是基於贖罪的潔淨能力（見</w:t>
-      </w:r>
-      <w:hyperlink r:id="rId106">
-        <w:r>
-          <w:rPr>
-            <w:lang w:val="zh_TW" w:bidi="zh_TW"/>
-          </w:rPr>
-          <w:rPr>
-            <w:color w:val="0000EE"/>
-            <w:u w:val="single"/>
-          </w:rPr>
-          <w:t>羅6:19</w:t>
-        </w:r>
-      </w:hyperlink>
-      <w:r>
-        <w:rPr>
-          <w:lang w:val="zh_TW" w:bidi="zh_TW"/>
-        </w:rPr>
-        <w:t>；</w:t>
-      </w:r>
-      <w:hyperlink r:id="rId107">
-        <w:r>
-          <w:rPr>
-            <w:lang w:val="zh_TW" w:bidi="zh_TW"/>
-          </w:rPr>
-          <w:rPr>
-            <w:color w:val="0000EE"/>
-            <w:u w:val="single"/>
-          </w:rPr>
-          <w:t>帖前2:3–4</w:t>
-        </w:r>
-      </w:hyperlink>
-      <w:r>
-        <w:rPr>
-          <w:lang w:val="zh_TW" w:bidi="zh_TW"/>
-        </w:rPr>
-        <w:t>，其中不潔是指道德上的不潔）。</w:t>
-      </w:r>
-    </w:p>
-    <w:p>
-      <w:pPr/>
-      <w:r>
-        <w:rPr>
-          <w:lang w:val="zh_TW" w:bidi="zh_TW"/>
-        </w:rPr>
-      </w:r>
-      <w:r>
-        <w:rPr>
-          <w:lang w:val="zh_TW" w:bidi="zh_TW"/>
-        </w:rPr>
-        <w:t>基督的贖罪是最終為罪及其道德結果所帶來潔淨的方式（</w:t>
-      </w:r>
-      <w:hyperlink r:id="rId108">
-        <w:r>
-          <w:rPr>
-            <w:lang w:val="zh_TW" w:bidi="zh_TW"/>
-          </w:rPr>
-          <w:rPr>
-            <w:color w:val="0000EE"/>
-            <w:u w:val="single"/>
-          </w:rPr>
-          <w:t>來9:14、22</w:t>
-        </w:r>
-      </w:hyperlink>
-      <w:r>
-        <w:rPr>
-          <w:lang w:val="zh_TW" w:bidi="zh_TW"/>
-        </w:rPr>
-        <w:t>；</w:t>
-      </w:r>
-      <w:hyperlink r:id="rId109">
-        <w:r>
-          <w:rPr>
-            <w:lang w:val="zh_TW" w:bidi="zh_TW"/>
-          </w:rPr>
-          <w:rPr>
-            <w:color w:val="0000EE"/>
-            <w:u w:val="single"/>
-          </w:rPr>
-          <w:t>約一1:7</w:t>
-        </w:r>
-      </w:hyperlink>
-      <w:r>
-        <w:rPr>
-          <w:lang w:val="zh_TW" w:bidi="zh_TW"/>
-        </w:rPr>
-        <w:t>），同時也實現了過去公牛和山羊的血所象徵的事。因此，那些被羔羊的血洗淨的人（</w:t>
-      </w:r>
-      <w:hyperlink r:id="rId110">
-        <w:r>
-          <w:rPr>
-            <w:lang w:val="zh_TW" w:bidi="zh_TW"/>
-          </w:rPr>
-          <w:rPr>
-            <w:color w:val="0000EE"/>
-            <w:u w:val="single"/>
-          </w:rPr>
-          <w:t>啟7:14</w:t>
-        </w:r>
-      </w:hyperlink>
-      <w:r>
-        <w:rPr>
-          <w:lang w:val="zh_TW" w:bidi="zh_TW"/>
-        </w:rPr>
-        <w:t>）被看見穿著潔白的袍子（</w:t>
-      </w:r>
-      <w:hyperlink r:id="rId111">
-        <w:r>
-          <w:rPr>
-            <w:lang w:val="zh_TW" w:bidi="zh_TW"/>
-          </w:rPr>
-          <w:rPr>
-            <w:color w:val="0000EE"/>
-            <w:u w:val="single"/>
-          </w:rPr>
-          <w:t>15:6</w:t>
-        </w:r>
-      </w:hyperlink>
-      <w:r>
-        <w:rPr>
-          <w:lang w:val="zh_TW" w:bidi="zh_TW"/>
-        </w:rPr>
-        <w:t>、</w:t>
-      </w:r>
-      <w:hyperlink r:id="rId112">
-        <w:r>
-          <w:rPr>
-            <w:lang w:val="zh_TW" w:bidi="zh_TW"/>
-          </w:rPr>
-          <w:rPr>
-            <w:color w:val="0000EE"/>
-            <w:u w:val="single"/>
-          </w:rPr>
-          <w:t>19:8–14</w:t>
-        </w:r>
-      </w:hyperlink>
-      <w:r>
-        <w:rPr>
-          <w:lang w:val="zh_TW" w:bidi="zh_TW"/>
-        </w:rPr>
-        <w:t>）。祂的血象徵著子按照父的旨意捨命與受死，滿足了有位格的三一神的公義屬性。因為公義父神有位格的屬性得到了辯護，罪人的個人赦免在道德上成為可能。神在歷史中的行為必須與祂永恆的本質一致：祂既是公義的，又是那使信靠基督的人稱義的（</w:t>
-      </w:r>
-      <w:hyperlink r:id="rId113">
-        <w:r>
-          <w:rPr>
-            <w:lang w:val="zh_TW" w:bidi="zh_TW"/>
-          </w:rPr>
-          <w:rPr>
-            <w:color w:val="0000EE"/>
-            <w:u w:val="single"/>
-          </w:rPr>
-          <w:t>羅3:24–26</w:t>
-        </w:r>
-      </w:hyperlink>
-      <w:r>
-        <w:rPr>
-          <w:lang w:val="zh_TW" w:bidi="zh_TW"/>
-        </w:rPr>
-        <w:t>）。</w:t>
-      </w:r>
-    </w:p>
-    <w:p>
-      <w:pPr/>
-      <w:r>
-        <w:rPr>
-          <w:lang w:val="zh_TW" w:bidi="zh_TW"/>
-        </w:rPr>
-      </w:r>
-      <w:r>
-        <w:rPr>
-          <w:i/>
-          <w:lang w:val="zh_TW" w:bidi="zh_TW"/>
-        </w:rPr>
-        <w:t>另見</w:t>
-      </w:r>
-      <w:r>
-        <w:rPr>
-          <w:lang w:val="zh_TW" w:bidi="zh_TW"/>
-        </w:rPr>
-        <w:t>洗禮</w:t>
-      </w:r>
-      <w:r>
-        <w:rPr>
-          <w:lang w:val="zh_TW" w:bidi="zh_TW"/>
-        </w:rPr>
-        <w:t>；</w:t>
-      </w:r>
-      <w:r>
-        <w:rPr>
-          <w:lang w:val="zh_TW" w:bidi="zh_TW"/>
-        </w:rPr>
-        <w:t>割禮</w:t>
-      </w:r>
-      <w:r>
-        <w:rPr>
-          <w:lang w:val="zh_TW" w:bidi="zh_TW"/>
-        </w:rPr>
-        <w:t>；</w:t>
-      </w:r>
-      <w:r>
-        <w:rPr>
-          <w:lang w:val="zh_TW" w:bidi="zh_TW"/>
-        </w:rPr>
-        <w:t>未受割禮</w:t>
-      </w:r>
-      <w:r>
-        <w:rPr>
-          <w:lang w:val="zh_TW" w:bidi="zh_TW"/>
-        </w:rPr>
-        <w:t>；</w:t>
-      </w:r>
-      <w:r>
-        <w:rPr>
-          <w:lang w:val="zh_TW" w:bidi="zh_TW"/>
-        </w:rPr>
-        <w:t>供物和獻祭</w:t>
-      </w:r>
-      <w:r>
-        <w:rPr>
-          <w:lang w:val="zh_TW" w:bidi="zh_TW"/>
-        </w:rPr>
-        <w:t>；</w:t>
-      </w:r>
-      <w:r>
-        <w:rPr>
-          <w:lang w:val="zh_TW" w:bidi="zh_TW"/>
-        </w:rPr>
-        <w:t>聖經中的律法概念</w:t>
-      </w:r>
-      <w:r>
-        <w:rPr>
-          <w:lang w:val="zh_TW" w:bidi="zh_TW"/>
-        </w:rPr>
-        <w:t>；</w:t>
-      </w:r>
-      <w:r>
-        <w:rPr>
-          <w:lang w:val="zh_TW" w:bidi="zh_TW"/>
-        </w:rPr>
-        <w:t>飲食律法</w:t>
-      </w:r>
-      <w:r>
-        <w:rPr>
-          <w:lang w:val="zh_TW" w:bidi="zh_TW"/>
-        </w:rPr>
-        <w:t>。</w:t>
-      </w:r>
-      <w:r>
-        <w:rPr>
-          <w:lang w:val="zh_TW" w:bidi="zh_TW"/>
-        </w:rPr>
-      </w:r>
-      <w:r>
-        <w:rPr>
-          <w:lang w:val="zh_TW" w:bidi="zh_TW"/>
-        </w:rPr>
-      </w:r>
-    </w:p>
-    <w:p>
-      <w:pPr/>
-      <w:r>
-        <w:rPr>
-          <w:lang w:val="zh_TW" w:bidi="zh_TW"/>
-        </w:rPr>
-      </w:r>
-    </w:p>
-    <w:p>
-      <w:pPr>
-        <w:pStyle w:val="Heading2"/>
-      </w:pPr>
-      <w:r>
-        <w:rPr>
-          <w:lang w:val="zh_TW" w:bidi="zh_TW"/>
-        </w:rPr>
-        <w:t>管會堂的</w:t>
-      </w:r>
-      <w:r>
-        <w:rPr>
-          <w:lang w:val="zh_TW" w:bidi="zh_TW"/>
-        </w:rPr>
-      </w:r>
-    </w:p>
-    <w:p>
-      <w:pPr/>
-      <w:r>
-        <w:rPr>
-          <w:lang w:val="zh_TW" w:bidi="zh_TW"/>
-        </w:rPr>
-      </w:r>
-      <w:r>
-        <w:rPr>
-          <w:lang w:val="zh_TW" w:bidi="zh_TW"/>
-        </w:rPr>
-        <w:t>在新約聖經時期，猶太教禮拜場所的主要領袖。每個猶太會堂通常只有一位這樣的領袖。</w:t>
-      </w:r>
-    </w:p>
-    <w:p>
-      <w:pPr/>
-      <w:r>
-        <w:rPr>
-          <w:lang w:val="zh_TW" w:bidi="zh_TW"/>
-        </w:rPr>
-      </w:r>
-      <w:r>
-        <w:rPr>
-          <w:lang w:val="zh_TW" w:bidi="zh_TW"/>
-        </w:rPr>
-        <w:t>管會堂的職責是負責敬拜的實際安排和維護建築物本身。他還可以決定誰將受邀請誦讀律法和先知書或進行禱告。這個職位有時有指定的期間，有時是終身職。</w:t>
-      </w:r>
-    </w:p>
-    <w:p>
-      <w:pPr/>
-      <w:r>
-        <w:rPr>
-          <w:lang w:val="zh_TW" w:bidi="zh_TW"/>
-        </w:rPr>
-      </w:r>
-      <w:r>
-        <w:rPr>
-          <w:lang w:val="zh_TW" w:bidi="zh_TW"/>
-        </w:rPr>
-        <w:t>新約聖經四次提及這種官員。睚魯是迦百農的一位猶太會堂管理者。當他的女兒生病時，他去尋求耶穌幫助，耶穌使她復活了（</w:t>
-      </w:r>
-      <w:hyperlink r:id="rId114">
-        <w:r>
-          <w:rPr>
-            <w:lang w:val="zh_TW" w:bidi="zh_TW"/>
-          </w:rPr>
-          <w:rPr>
-            <w:color w:val="0000EE"/>
-            <w:u w:val="single"/>
-          </w:rPr>
-          <w:t>馬太福音9:18–26</w:t>
-        </w:r>
-      </w:hyperlink>
-      <w:r>
-        <w:rPr>
-          <w:lang w:val="zh_TW" w:bidi="zh_TW"/>
-        </w:rPr>
-        <w:t>；</w:t>
-      </w:r>
-      <w:hyperlink r:id="rId115">
-        <w:r>
-          <w:rPr>
-            <w:lang w:val="zh_TW" w:bidi="zh_TW"/>
-          </w:rPr>
-          <w:rPr>
-            <w:color w:val="0000EE"/>
-            <w:u w:val="single"/>
-          </w:rPr>
-          <w:t>馬可福音5:21–43</w:t>
-        </w:r>
-      </w:hyperlink>
-      <w:r>
-        <w:rPr>
-          <w:lang w:val="zh_TW" w:bidi="zh_TW"/>
-        </w:rPr>
-        <w:t>；</w:t>
-      </w:r>
-      <w:hyperlink r:id="rId116">
-        <w:r>
-          <w:rPr>
-            <w:lang w:val="zh_TW" w:bidi="zh_TW"/>
-          </w:rPr>
-          <w:rPr>
-            <w:color w:val="0000EE"/>
-            <w:u w:val="single"/>
-          </w:rPr>
-          <w:t>路加福音8:41–56</w:t>
-        </w:r>
-      </w:hyperlink>
-      <w:r>
-        <w:rPr>
-          <w:lang w:val="zh_TW" w:bidi="zh_TW"/>
-        </w:rPr>
-        <w:t>）。</w:t>
-      </w:r>
-    </w:p>
-    <w:p>
-      <w:pPr/>
-      <w:r>
-        <w:rPr>
-          <w:lang w:val="zh_TW" w:bidi="zh_TW"/>
-        </w:rPr>
-      </w:r>
-      <w:hyperlink r:id="rId117">
-        <w:r>
-          <w:rPr>
-            <w:lang w:val="zh_TW" w:bidi="zh_TW"/>
-          </w:rPr>
-          <w:rPr>
-            <w:color w:val="0000EE"/>
-            <w:u w:val="single"/>
-          </w:rPr>
-          <w:t>路加福音十三章14節</w:t>
-        </w:r>
-      </w:hyperlink>
-      <w:r>
-        <w:rPr>
-          <w:lang w:val="zh_TW" w:bidi="zh_TW"/>
-        </w:rPr>
-        <w:t>記載了另一位管會堂的故事，他對耶穌懷有極大的敵意。耶穌在會堂教導後，在安息日醫治了一個人，這位管理者反對耶穌。</w:t>
-      </w:r>
-    </w:p>
-    <w:p>
-      <w:pPr/>
-      <w:r>
-        <w:rPr>
-          <w:lang w:val="zh_TW" w:bidi="zh_TW"/>
-        </w:rPr>
-      </w:r>
-      <w:r>
-        <w:rPr>
-          <w:lang w:val="zh_TW" w:bidi="zh_TW"/>
-        </w:rPr>
-        <w:t>在保羅的宣教旅程中，常常在他所到之處，先去猶太會堂，從而開始事工。在彼西底的安提阿（</w:t>
-      </w:r>
-      <w:hyperlink r:id="rId118">
-        <w:r>
-          <w:rPr>
-            <w:lang w:val="zh_TW" w:bidi="zh_TW"/>
-          </w:rPr>
-          <w:rPr>
-            <w:color w:val="0000EE"/>
-            <w:u w:val="single"/>
-          </w:rPr>
-          <w:t>使徒行傳13:15</w:t>
-        </w:r>
-      </w:hyperlink>
-      <w:r>
-        <w:rPr>
-          <w:lang w:val="zh_TW" w:bidi="zh_TW"/>
-        </w:rPr>
-        <w:t>），管會堂的歡迎並鼓勵他傳講福音，並在下個安息日再次回來。基利司布，哥林多猶太會堂的管理者，信了耶穌（</w:t>
-      </w:r>
-      <w:hyperlink r:id="rId119">
-        <w:r>
-          <w:rPr>
-            <w:lang w:val="zh_TW" w:bidi="zh_TW"/>
-          </w:rPr>
-          <w:rPr>
-            <w:color w:val="0000EE"/>
-            <w:u w:val="single"/>
-          </w:rPr>
-          <w:t>18:8</w:t>
-        </w:r>
-      </w:hyperlink>
-      <w:r>
-        <w:rPr>
-          <w:lang w:val="zh_TW" w:bidi="zh_TW"/>
-        </w:rPr>
-        <w:t>）。基利司布的繼任者所提尼在猶太人向亞該亞的巡撫迦流，控告保羅後，被暴民毆打。</w:t>
-      </w:r>
-    </w:p>
-    <w:p>
-      <w:pPr/>
-      <w:r>
-        <w:rPr>
-          <w:lang w:val="zh_TW" w:bidi="zh_TW"/>
-        </w:rPr>
-      </w:r>
-      <w:r>
-        <w:rPr>
-          <w:i/>
-          <w:lang w:val="zh_TW" w:bidi="zh_TW"/>
-        </w:rPr>
-        <w:t>另見</w:t>
-      </w:r>
-      <w:r>
-        <w:rPr>
-          <w:lang w:val="zh_TW" w:bidi="zh_TW"/>
-        </w:rPr>
-        <w:t xml:space="preserve"> </w:t>
-      </w:r>
-      <w:r>
-        <w:rPr>
-          <w:lang w:val="zh_TW" w:bidi="zh_TW"/>
-        </w:rPr>
-        <w:t>猶太會堂</w:t>
-      </w:r>
-      <w:r>
-        <w:rPr>
-          <w:lang w:val="zh_TW" w:bidi="zh_TW"/>
-        </w:rPr>
-        <w:t>。</w:t>
-      </w:r>
-      <w:r>
-        <w:rPr>
-          <w:lang w:val="zh_TW" w:bidi="zh_TW"/>
-        </w:rPr>
-      </w:r>
-      <w:r>
-        <w:rPr>
-          <w:lang w:val="zh_TW" w:bidi="zh_TW"/>
-        </w:rPr>
-      </w:r>
-    </w:p>
-    <w:p>
-      <w:pPr/>
-      <w:r>
-        <w:rPr>
-          <w:lang w:val="zh_TW" w:bidi="zh_TW"/>
-        </w:rPr>
-      </w:r>
-    </w:p>
-    <w:p>
-      <w:pPr>
-        <w:pStyle w:val="Heading2"/>
-      </w:pPr>
-      <w:r>
-        <w:rPr>
-          <w:lang w:val="zh_TW" w:bidi="zh_TW"/>
-        </w:rPr>
-        <w:t>管教</w:t>
-      </w:r>
-      <w:r>
-        <w:rPr>
-          <w:lang w:val="zh_TW" w:bidi="zh_TW"/>
-        </w:rPr>
-      </w:r>
-    </w:p>
-    <w:p>
-      <w:pPr/>
-      <w:r>
-        <w:rPr>
-          <w:lang w:val="zh_TW" w:bidi="zh_TW"/>
-        </w:rPr>
-      </w:r>
-      <w:r>
-        <w:rPr>
-          <w:lang w:val="zh_TW" w:bidi="zh_TW"/>
-        </w:rPr>
-        <w:t>塑造品格和規範行為的學習過程；此詞語源自拉丁文，意為「教導」或「訓練」。要管教人或群體，就是要使他們處於良好秩序狀態，並按照預期的方式運作。雖然許多人誤以為管教必然是嚴厲或苛刻，但其本質卻並非如此。聖經翻譯者選用「門徒（disciple）」一詞，表示透過跟隨別人來學習的人，也是基於這個概念。</w:t>
-      </w:r>
-    </w:p>
-    <w:p>
-      <w:pPr/>
-      <w:r>
-        <w:rPr>
-          <w:lang w:val="zh_TW" w:bidi="zh_TW"/>
-        </w:rPr>
-      </w:r>
-      <w:r>
-        <w:rPr>
-          <w:lang w:val="zh_TW" w:bidi="zh_TW"/>
-        </w:rPr>
-        <w:t>概述</w:t>
-      </w:r>
-    </w:p>
-    <w:p>
-      <w:pPr>
-        <w:pStyle w:val="ListBullet"/>
-        <w:spacing w:line="240" w:lineRule="auto"/>
-        <w:ind w:left="720"/>
-      </w:pPr>
-      <w:r>
-        <w:rPr>
-          <w:lang w:val="zh_TW" w:bidi="zh_TW"/>
-        </w:rPr>
-      </w:r>
-      <w:r>
-        <w:rPr>
-          <w:u w:val="single"/>
-          <w:lang w:val="zh_TW" w:bidi="zh_TW"/>
-        </w:rPr>
-        <w:t>聖經的教導</w:t>
-      </w:r>
-    </w:p>
-    <w:p>
-      <w:pPr>
-        <w:pStyle w:val="ListBullet"/>
-        <w:spacing w:line="240" w:lineRule="auto"/>
-        <w:ind w:left="720"/>
-      </w:pPr>
-      <w:r>
-        <w:rPr>
-          <w:lang w:val="zh_TW" w:bidi="zh_TW"/>
-        </w:rPr>
-      </w:r>
-      <w:r>
-        <w:rPr>
-          <w:u w:val="single"/>
-          <w:lang w:val="zh_TW" w:bidi="zh_TW"/>
-        </w:rPr>
-        <w:t>自我管教</w:t>
-      </w:r>
-    </w:p>
-    <w:p>
-      <w:pPr>
-        <w:pStyle w:val="ListBullet"/>
-        <w:spacing w:line="240" w:lineRule="auto"/>
-        <w:ind w:left="720"/>
-      </w:pPr>
-      <w:r>
-        <w:rPr>
-          <w:lang w:val="zh_TW" w:bidi="zh_TW"/>
-        </w:rPr>
-      </w:r>
-      <w:r>
-        <w:rPr>
-          <w:u w:val="single"/>
-          <w:lang w:val="zh_TW" w:bidi="zh_TW"/>
-        </w:rPr>
-        <w:t>父母的管教</w:t>
-      </w:r>
-    </w:p>
-    <w:p>
-      <w:pPr>
-        <w:pStyle w:val="ListBullet"/>
-        <w:spacing w:line="240" w:lineRule="auto"/>
-        <w:ind w:left="720"/>
-      </w:pPr>
-      <w:r>
-        <w:rPr>
-          <w:lang w:val="zh_TW" w:bidi="zh_TW"/>
-        </w:rPr>
-      </w:r>
-      <w:r>
-        <w:rPr>
-          <w:u w:val="single"/>
-          <w:lang w:val="zh_TW" w:bidi="zh_TW"/>
-        </w:rPr>
-        <w:t>教會的管教</w:t>
-      </w:r>
-    </w:p>
-    <w:p>
-      <w:pPr>
-        <w:pStyle w:val="Heading3"/>
-      </w:pPr>
-      <w:r>
-        <w:rPr>
-          <w:lang w:val="zh_TW" w:bidi="zh_TW"/>
-        </w:rPr>
-        <w:t>聖經的教導</w:t>
-      </w:r>
-    </w:p>
-    <w:p>
-      <w:pPr/>
-      <w:r>
-        <w:rPr>
-          <w:lang w:val="zh_TW" w:bidi="zh_TW"/>
-        </w:rPr>
-      </w:r>
-      <w:r>
-        <w:rPr>
-          <w:lang w:val="zh_TW" w:bidi="zh_TW"/>
-        </w:rPr>
-        <w:t>Discipline（管教）這個詞語在某英文譯本（</w:t>
-      </w:r>
-      <w:hyperlink r:id="rId120">
-        <w:r>
-          <w:rPr>
-            <w:lang w:val="zh_TW" w:bidi="zh_TW"/>
-          </w:rPr>
-          <w:rPr>
-            <w:color w:val="0000EE"/>
-            <w:u w:val="single"/>
-          </w:rPr>
-          <w:t>伯36:10</w:t>
-        </w:r>
-      </w:hyperlink>
-      <w:r>
-        <w:rPr>
-          <w:lang w:val="zh_TW" w:bidi="zh_TW"/>
-        </w:rPr>
-        <w:t>）中只出現一次，但在不少現代譯本裡，這個詞語的名詞與動詞形式卻十分常見。那些被譯為「管教」的希伯來文與希臘文詞語，有時會譯作「責備」、「督責」、「約束」、「歸正」或「責打」。較為正面的同義詞則包括「教養」、「操練」、「吩咐」與「受教」。</w:t>
-      </w:r>
-    </w:p>
-    <w:p>
-      <w:pPr/>
-      <w:r>
-        <w:rPr>
-          <w:lang w:val="zh_TW" w:bidi="zh_TW"/>
-        </w:rPr>
-      </w:r>
-      <w:r>
-        <w:rPr>
-          <w:lang w:val="zh_TW" w:bidi="zh_TW"/>
-        </w:rPr>
-        <w:t>在舊約聖經中，「管教」的用法比新約聖經較具負面色彩，主要因為神在舊約（摩西之約）下，以律法方式對待以色列人。新約聖經所呈現的「新約」關係，使教會中的管教語言更偏向正面。然而，兩個約的目標其實相同，就是公義。從這角度來看，即使舊約聖經著重懲罰，背後仍然有正面的動機，並以建立生命為目標。舊約聖經強調報應，原因是要讓犯罪的人透過所受的後果，看見自己造成的影響，明白自己所犯何罪；替受害者伸冤，也同時彰顯神的公義。申冤是維護神公義的重要方式，報應同樣重要；違背聖約會帶來聖約的咒詛（</w:t>
-      </w:r>
-      <w:hyperlink r:id="rId121">
-        <w:r>
-          <w:rPr>
-            <w:lang w:val="zh_TW" w:bidi="zh_TW"/>
-          </w:rPr>
-          <w:rPr>
-            <w:color w:val="0000EE"/>
-            <w:u w:val="single"/>
-          </w:rPr>
-          <w:t>申27:26</w:t>
-        </w:r>
-      </w:hyperlink>
-      <w:r>
-        <w:rPr>
-          <w:lang w:val="zh_TW" w:bidi="zh_TW"/>
-        </w:rPr>
-        <w:t>），並以懲治性的管教形式臨到。報應重新確立神律法的權柄，也教導人敬畏祂公義的標準。</w:t>
-      </w:r>
-    </w:p>
-    <w:p>
-      <w:pPr/>
-      <w:r>
-        <w:rPr>
-          <w:lang w:val="zh_TW" w:bidi="zh_TW"/>
-        </w:rPr>
-      </w:r>
-      <w:r>
-        <w:rPr>
-          <w:lang w:val="zh_TW" w:bidi="zh_TW"/>
-        </w:rPr>
-        <w:t>正面管教可視為強化的管教，與懲治性的管教相輔相成。神一直在施行管教；祂在必要時以懲治的方式管教，但在可能的情況下則以強化的方式管教。</w:t>
-      </w:r>
-    </w:p>
-    <w:p>
-      <w:pPr/>
-      <w:r>
-        <w:rPr>
-          <w:lang w:val="zh_TW" w:bidi="zh_TW"/>
-        </w:rPr>
-      </w:r>
-      <w:r>
-        <w:rPr>
-          <w:lang w:val="zh_TW" w:bidi="zh_TW"/>
-        </w:rPr>
-        <w:t>聖經常提到神管教以色列人（</w:t>
-      </w:r>
-      <w:hyperlink r:id="rId122">
-        <w:r>
-          <w:rPr>
-            <w:lang w:val="zh_TW" w:bidi="zh_TW"/>
-          </w:rPr>
-          <w:rPr>
-            <w:color w:val="0000EE"/>
-            <w:u w:val="single"/>
-          </w:rPr>
-          <w:t>利26:23</w:t>
-        </w:r>
-      </w:hyperlink>
-      <w:r>
-        <w:rPr>
-          <w:lang w:val="zh_TW" w:bidi="zh_TW"/>
-        </w:rPr>
-        <w:t>；</w:t>
-      </w:r>
-      <w:hyperlink r:id="rId123">
-        <w:r>
-          <w:rPr>
-            <w:lang w:val="zh_TW" w:bidi="zh_TW"/>
-          </w:rPr>
-          <w:rPr>
-            <w:color w:val="0000EE"/>
-            <w:u w:val="single"/>
-          </w:rPr>
-          <w:t>申4:36，</w:t>
-        </w:r>
-      </w:hyperlink>
-      <w:hyperlink r:id="rId124">
-        <w:r>
-          <w:rPr>
-            <w:lang w:val="zh_TW" w:bidi="zh_TW"/>
-          </w:rPr>
-          <w:rPr>
-            <w:color w:val="0000EE"/>
-            <w:u w:val="single"/>
-          </w:rPr>
-          <w:t>8:5</w:t>
-        </w:r>
-      </w:hyperlink>
-      <w:r>
-        <w:rPr>
-          <w:lang w:val="zh_TW" w:bidi="zh_TW"/>
-        </w:rPr>
-        <w:t>；</w:t>
-      </w:r>
-      <w:hyperlink r:id="rId125">
-        <w:r>
-          <w:rPr>
-            <w:lang w:val="zh_TW" w:bidi="zh_TW"/>
-          </w:rPr>
-          <w:rPr>
-            <w:color w:val="0000EE"/>
-            <w:u w:val="single"/>
-          </w:rPr>
-          <w:t>耶31:18</w:t>
-        </w:r>
-      </w:hyperlink>
-      <w:r>
-        <w:rPr>
-          <w:lang w:val="zh_TW" w:bidi="zh_TW"/>
-        </w:rPr>
-        <w:t>）、管教列邦（</w:t>
-      </w:r>
-      <w:hyperlink r:id="rId126">
-        <w:r>
-          <w:rPr>
-            <w:lang w:val="zh_TW" w:bidi="zh_TW"/>
-          </w:rPr>
-          <w:rPr>
-            <w:color w:val="0000EE"/>
-            <w:u w:val="single"/>
-          </w:rPr>
-          <w:t>詩94:10</w:t>
-        </w:r>
-      </w:hyperlink>
-      <w:r>
-        <w:rPr>
-          <w:lang w:val="zh_TW" w:bidi="zh_TW"/>
-        </w:rPr>
-        <w:t>），或管教人（</w:t>
-      </w:r>
-      <w:hyperlink r:id="rId127">
-        <w:r>
-          <w:rPr>
-            <w:lang w:val="zh_TW" w:bidi="zh_TW"/>
-          </w:rPr>
-          <w:rPr>
-            <w:color w:val="0000EE"/>
-            <w:u w:val="single"/>
-          </w:rPr>
-          <w:t>伯5:17</w:t>
-        </w:r>
-      </w:hyperlink>
-      <w:r>
-        <w:rPr>
-          <w:lang w:val="zh_TW" w:bidi="zh_TW"/>
-        </w:rPr>
-        <w:t>；</w:t>
-      </w:r>
-      <w:hyperlink r:id="rId128">
-        <w:r>
-          <w:rPr>
-            <w:lang w:val="zh_TW" w:bidi="zh_TW"/>
-          </w:rPr>
-          <w:rPr>
-            <w:color w:val="0000EE"/>
-            <w:u w:val="single"/>
-          </w:rPr>
-          <w:t>詩94:10、12</w:t>
-        </w:r>
-      </w:hyperlink>
-      <w:r>
-        <w:rPr>
-          <w:lang w:val="zh_TW" w:bidi="zh_TW"/>
-        </w:rPr>
-        <w:t>；</w:t>
-      </w:r>
-      <w:hyperlink r:id="rId129">
-        <w:r>
-          <w:rPr>
-            <w:lang w:val="zh_TW" w:bidi="zh_TW"/>
-          </w:rPr>
-          <w:rPr>
-            <w:color w:val="0000EE"/>
-            <w:u w:val="single"/>
-          </w:rPr>
-          <w:t>來12:5–11</w:t>
-        </w:r>
-      </w:hyperlink>
-      <w:r>
-        <w:rPr>
-          <w:lang w:val="zh_TW" w:bidi="zh_TW"/>
-        </w:rPr>
-        <w:t>；</w:t>
-      </w:r>
-      <w:hyperlink r:id="rId130">
-        <w:r>
-          <w:rPr>
-            <w:lang w:val="zh_TW" w:bidi="zh_TW"/>
-          </w:rPr>
-          <w:rPr>
-            <w:color w:val="0000EE"/>
-            <w:u w:val="single"/>
-          </w:rPr>
-          <w:t>啟3:19</w:t>
-        </w:r>
-      </w:hyperlink>
-      <w:r>
-        <w:rPr>
-          <w:lang w:val="zh_TW" w:bidi="zh_TW"/>
-        </w:rPr>
-        <w:t>）。以色列的父母必須認真承擔管教兒女的責任（</w:t>
-      </w:r>
-      <w:hyperlink r:id="rId131">
-        <w:r>
-          <w:rPr>
-            <w:lang w:val="zh_TW" w:bidi="zh_TW"/>
-          </w:rPr>
-          <w:rPr>
-            <w:color w:val="0000EE"/>
-            <w:u w:val="single"/>
-          </w:rPr>
-          <w:t>申21:18</w:t>
-        </w:r>
-      </w:hyperlink>
-      <w:r>
-        <w:rPr>
-          <w:lang w:val="zh_TW" w:bidi="zh_TW"/>
-        </w:rPr>
-        <w:t>）。神嚴肅吩咐父親要管教兒子（</w:t>
-      </w:r>
-      <w:hyperlink r:id="rId132">
-        <w:r>
-          <w:rPr>
-            <w:lang w:val="zh_TW" w:bidi="zh_TW"/>
-          </w:rPr>
-          <w:rPr>
-            <w:color w:val="0000EE"/>
-            <w:u w:val="single"/>
-          </w:rPr>
-          <w:t>箴13:24，</w:t>
-        </w:r>
-      </w:hyperlink>
-      <w:hyperlink r:id="rId133">
-        <w:r>
-          <w:rPr>
-            <w:lang w:val="zh_TW" w:bidi="zh_TW"/>
-          </w:rPr>
-          <w:rPr>
-            <w:color w:val="0000EE"/>
-            <w:u w:val="single"/>
-          </w:rPr>
-          <w:t>19:18，</w:t>
-        </w:r>
-      </w:hyperlink>
-      <w:hyperlink r:id="rId134">
-        <w:r>
-          <w:rPr>
-            <w:lang w:val="zh_TW" w:bidi="zh_TW"/>
-          </w:rPr>
-          <w:rPr>
-            <w:color w:val="0000EE"/>
-            <w:u w:val="single"/>
-          </w:rPr>
-          <w:t>22:15，</w:t>
-        </w:r>
-      </w:hyperlink>
-      <w:hyperlink r:id="rId135">
-        <w:r>
-          <w:rPr>
-            <w:lang w:val="zh_TW" w:bidi="zh_TW"/>
-          </w:rPr>
-          <w:rPr>
-            <w:color w:val="0000EE"/>
-            <w:u w:val="single"/>
-          </w:rPr>
-          <w:t>23:13，</w:t>
-        </w:r>
-      </w:hyperlink>
-      <w:hyperlink r:id="rId136">
-        <w:r>
-          <w:rPr>
-            <w:lang w:val="zh_TW" w:bidi="zh_TW"/>
-          </w:rPr>
-          <w:rPr>
-            <w:color w:val="0000EE"/>
-            <w:u w:val="single"/>
-          </w:rPr>
-          <w:t>29:17</w:t>
-        </w:r>
-      </w:hyperlink>
-      <w:r>
-        <w:rPr>
-          <w:lang w:val="zh_TW" w:bidi="zh_TW"/>
-        </w:rPr>
-        <w:t>；參</w:t>
-      </w:r>
-      <w:hyperlink r:id="rId137">
-        <w:r>
-          <w:rPr>
-            <w:lang w:val="zh_TW" w:bidi="zh_TW"/>
-          </w:rPr>
-          <w:rPr>
-            <w:color w:val="0000EE"/>
-            <w:u w:val="single"/>
-          </w:rPr>
-          <w:t>弗6:4</w:t>
-        </w:r>
-      </w:hyperlink>
-      <w:r>
-        <w:rPr>
-          <w:lang w:val="zh_TW" w:bidi="zh_TW"/>
-        </w:rPr>
-        <w:t>；</w:t>
-      </w:r>
-      <w:hyperlink r:id="rId138">
-        <w:r>
-          <w:rPr>
-            <w:lang w:val="zh_TW" w:bidi="zh_TW"/>
-          </w:rPr>
-          <w:rPr>
-            <w:color w:val="0000EE"/>
-            <w:u w:val="single"/>
-          </w:rPr>
-          <w:t>來12:7–10</w:t>
-        </w:r>
-      </w:hyperlink>
-      <w:r>
-        <w:rPr>
-          <w:lang w:val="zh_TW" w:bidi="zh_TW"/>
-        </w:rPr>
-        <w:t>）。在教會中，管教是牧養者的職責（</w:t>
-      </w:r>
-      <w:hyperlink r:id="rId139">
-        <w:r>
-          <w:rPr>
-            <w:lang w:val="zh_TW" w:bidi="zh_TW"/>
-          </w:rPr>
-          <w:rPr>
-            <w:color w:val="0000EE"/>
-            <w:u w:val="single"/>
-          </w:rPr>
-          <w:t>提後2:25</w:t>
-        </w:r>
-      </w:hyperlink>
-      <w:r>
-        <w:rPr>
-          <w:lang w:val="zh_TW" w:bidi="zh_TW"/>
-        </w:rPr>
-        <w:t>）。</w:t>
-      </w:r>
-    </w:p>
-    <w:p>
-      <w:pPr/>
-      <w:r>
-        <w:rPr>
-          <w:lang w:val="zh_TW" w:bidi="zh_TW"/>
-        </w:rPr>
-      </w:r>
-      <w:r>
-        <w:rPr>
-          <w:lang w:val="zh_TW" w:bidi="zh_TW"/>
-        </w:rPr>
-        <w:t>人害怕從神而來的管教是可以理解的（</w:t>
-      </w:r>
-      <w:hyperlink r:id="rId140">
-        <w:r>
-          <w:rPr>
-            <w:lang w:val="zh_TW" w:bidi="zh_TW"/>
-          </w:rPr>
-          <w:rPr>
-            <w:color w:val="0000EE"/>
-            <w:u w:val="single"/>
-          </w:rPr>
-          <w:t>詩6:1</w:t>
-        </w:r>
-      </w:hyperlink>
-      <w:r>
-        <w:rPr>
-          <w:lang w:val="zh_TW" w:bidi="zh_TW"/>
-        </w:rPr>
-        <w:t>），但人真正該懼怕的是祂的忿怒。祂的忿怒只臨到那些用行為證明自己與神為敵的人（</w:t>
-      </w:r>
-      <w:hyperlink r:id="rId141">
-        <w:r>
-          <w:rPr>
-            <w:lang w:val="zh_TW" w:bidi="zh_TW"/>
-          </w:rPr>
-          <w:rPr>
-            <w:color w:val="0000EE"/>
-            <w:u w:val="single"/>
-          </w:rPr>
-          <w:t>申11:2–3</w:t>
-        </w:r>
-      </w:hyperlink>
-      <w:r>
-        <w:rPr>
-          <w:lang w:val="zh_TW" w:bidi="zh_TW"/>
-        </w:rPr>
-        <w:t>）。神的管教與祂的忿怒不同，人不應輕看管教（</w:t>
-      </w:r>
-      <w:hyperlink r:id="rId142">
-        <w:r>
-          <w:rPr>
-            <w:lang w:val="zh_TW" w:bidi="zh_TW"/>
-          </w:rPr>
-          <w:rPr>
-            <w:color w:val="0000EE"/>
-            <w:u w:val="single"/>
-          </w:rPr>
-          <w:t>箴3:11</w:t>
-        </w:r>
-      </w:hyperlink>
-      <w:r>
-        <w:rPr>
-          <w:lang w:val="zh_TW" w:bidi="zh_TW"/>
-        </w:rPr>
-        <w:t>）或視之為理所當然（</w:t>
-      </w:r>
-      <w:hyperlink r:id="rId143">
-        <w:r>
-          <w:rPr>
-            <w:lang w:val="zh_TW" w:bidi="zh_TW"/>
-          </w:rPr>
-          <w:rPr>
-            <w:color w:val="0000EE"/>
-            <w:u w:val="single"/>
-          </w:rPr>
-          <w:t>來12:5</w:t>
-        </w:r>
-      </w:hyperlink>
-      <w:r>
-        <w:rPr>
-          <w:lang w:val="zh_TW" w:bidi="zh_TW"/>
-        </w:rPr>
-        <w:t>）。只有愚昧人或惡人會憎惡管教（</w:t>
-      </w:r>
-      <w:hyperlink r:id="rId144">
-        <w:r>
-          <w:rPr>
-            <w:lang w:val="zh_TW" w:bidi="zh_TW"/>
-          </w:rPr>
-          <w:rPr>
-            <w:color w:val="0000EE"/>
-            <w:u w:val="single"/>
-          </w:rPr>
-          <w:t>詩50:17</w:t>
-        </w:r>
-      </w:hyperlink>
-      <w:r>
-        <w:rPr>
-          <w:lang w:val="zh_TW" w:bidi="zh_TW"/>
-        </w:rPr>
-        <w:t>；</w:t>
-      </w:r>
-      <w:hyperlink r:id="rId145">
-        <w:r>
-          <w:rPr>
-            <w:lang w:val="zh_TW" w:bidi="zh_TW"/>
-          </w:rPr>
-          <w:rPr>
-            <w:color w:val="0000EE"/>
-            <w:u w:val="single"/>
-          </w:rPr>
-          <w:t>箴5:12</w:t>
-        </w:r>
-      </w:hyperlink>
-      <w:r>
-        <w:rPr>
-          <w:lang w:val="zh_TW" w:bidi="zh_TW"/>
-        </w:rPr>
-        <w:t>；</w:t>
-      </w:r>
-      <w:hyperlink r:id="rId125">
-        <w:r>
-          <w:rPr>
-            <w:lang w:val="zh_TW" w:bidi="zh_TW"/>
-          </w:rPr>
-          <w:rPr>
-            <w:color w:val="0000EE"/>
-            <w:u w:val="single"/>
-          </w:rPr>
-          <w:t>耶31:18</w:t>
-        </w:r>
-      </w:hyperlink>
-      <w:r>
-        <w:rPr>
-          <w:lang w:val="zh_TW" w:bidi="zh_TW"/>
-        </w:rPr>
-        <w:t>）。神管教祂的百姓，就像慈愛的父親管教他所愛的兒子（</w:t>
-      </w:r>
-      <w:hyperlink r:id="rId124">
-        <w:r>
-          <w:rPr>
-            <w:lang w:val="zh_TW" w:bidi="zh_TW"/>
-          </w:rPr>
-          <w:rPr>
-            <w:color w:val="0000EE"/>
-            <w:u w:val="single"/>
-          </w:rPr>
-          <w:t>申8:5</w:t>
-        </w:r>
-      </w:hyperlink>
-      <w:r>
-        <w:rPr>
-          <w:lang w:val="zh_TW" w:bidi="zh_TW"/>
-        </w:rPr>
-        <w:t>；</w:t>
-      </w:r>
-      <w:hyperlink r:id="rId146">
-        <w:r>
-          <w:rPr>
-            <w:lang w:val="zh_TW" w:bidi="zh_TW"/>
-          </w:rPr>
-          <w:rPr>
-            <w:color w:val="0000EE"/>
-            <w:u w:val="single"/>
-          </w:rPr>
-          <w:t>箴3:11–12</w:t>
-        </w:r>
-      </w:hyperlink>
-      <w:r>
-        <w:rPr>
-          <w:lang w:val="zh_TW" w:bidi="zh_TW"/>
-        </w:rPr>
-        <w:t>；</w:t>
-      </w:r>
-      <w:hyperlink r:id="rId147">
-        <w:r>
-          <w:rPr>
-            <w:lang w:val="zh_TW" w:bidi="zh_TW"/>
-          </w:rPr>
-          <w:rPr>
-            <w:color w:val="0000EE"/>
-            <w:u w:val="single"/>
-          </w:rPr>
-          <w:t>來12:5–7</w:t>
-        </w:r>
-      </w:hyperlink>
-      <w:r>
-        <w:rPr>
-          <w:lang w:val="zh_TW" w:bidi="zh_TW"/>
-        </w:rPr>
-        <w:t>）。按照聖經的教導，有智慧的人應當喜愛管教（</w:t>
-      </w:r>
-      <w:hyperlink r:id="rId148">
-        <w:r>
-          <w:rPr>
-            <w:lang w:val="zh_TW" w:bidi="zh_TW"/>
-          </w:rPr>
-          <w:rPr>
-            <w:color w:val="0000EE"/>
-            <w:u w:val="single"/>
-          </w:rPr>
-          <w:t>箴12:1，</w:t>
-        </w:r>
-      </w:hyperlink>
-      <w:hyperlink r:id="rId132">
-        <w:r>
-          <w:rPr>
-            <w:lang w:val="zh_TW" w:bidi="zh_TW"/>
-          </w:rPr>
-          <w:rPr>
-            <w:color w:val="0000EE"/>
-            <w:u w:val="single"/>
-          </w:rPr>
-          <w:t>13:24</w:t>
-        </w:r>
-      </w:hyperlink>
-      <w:r>
-        <w:rPr>
-          <w:lang w:val="zh_TW" w:bidi="zh_TW"/>
-        </w:rPr>
-        <w:t>；</w:t>
-      </w:r>
-      <w:hyperlink r:id="rId149">
-        <w:r>
-          <w:rPr>
-            <w:lang w:val="zh_TW" w:bidi="zh_TW"/>
-          </w:rPr>
-          <w:rPr>
-            <w:color w:val="0000EE"/>
-            <w:u w:val="single"/>
-          </w:rPr>
-          <w:t>提後1:7</w:t>
-        </w:r>
-      </w:hyperlink>
-      <w:r>
-        <w:rPr>
-          <w:lang w:val="zh_TW" w:bidi="zh_TW"/>
-        </w:rPr>
-        <w:t>；</w:t>
-      </w:r>
-      <w:hyperlink r:id="rId150">
-        <w:r>
-          <w:rPr>
-            <w:lang w:val="zh_TW" w:bidi="zh_TW"/>
-          </w:rPr>
-          <w:rPr>
-            <w:color w:val="0000EE"/>
-            <w:u w:val="single"/>
-          </w:rPr>
-          <w:t>來12:5、9</w:t>
-        </w:r>
-      </w:hyperlink>
-      <w:r>
-        <w:rPr>
-          <w:lang w:val="zh_TW" w:bidi="zh_TW"/>
-        </w:rPr>
-        <w:t>）。</w:t>
-      </w:r>
-    </w:p>
-    <w:p>
-      <w:pPr/>
-      <w:r>
-        <w:rPr>
-          <w:lang w:val="zh_TW" w:bidi="zh_TW"/>
-        </w:rPr>
-      </w:r>
-      <w:r>
-        <w:rPr>
-          <w:lang w:val="zh_TW" w:bidi="zh_TW"/>
-        </w:rPr>
-        <w:t>管教所結出的果子是知識（</w:t>
-      </w:r>
-      <w:hyperlink r:id="rId148">
-        <w:r>
-          <w:rPr>
-            <w:lang w:val="zh_TW" w:bidi="zh_TW"/>
-          </w:rPr>
-          <w:rPr>
-            <w:color w:val="0000EE"/>
-            <w:u w:val="single"/>
-          </w:rPr>
-          <w:t>箴12:1</w:t>
-        </w:r>
-      </w:hyperlink>
-      <w:r>
-        <w:rPr>
-          <w:lang w:val="zh_TW" w:bidi="zh_TW"/>
-        </w:rPr>
-        <w:t>）和父母的喜悅（</w:t>
-      </w:r>
-      <w:hyperlink r:id="rId136">
-        <w:r>
-          <w:rPr>
-            <w:lang w:val="zh_TW" w:bidi="zh_TW"/>
-          </w:rPr>
-          <w:rPr>
-            <w:color w:val="0000EE"/>
-            <w:u w:val="single"/>
-          </w:rPr>
-          <w:t>29:17</w:t>
-        </w:r>
-      </w:hyperlink>
-      <w:r>
-        <w:rPr>
-          <w:lang w:val="zh_TW" w:bidi="zh_TW"/>
-        </w:rPr>
-        <w:t>）。接受管教的人可以稱為「有福」（</w:t>
-      </w:r>
-      <w:hyperlink r:id="rId127">
-        <w:r>
-          <w:rPr>
-            <w:lang w:val="zh_TW" w:bidi="zh_TW"/>
-          </w:rPr>
-          <w:rPr>
-            <w:color w:val="0000EE"/>
-            <w:u w:val="single"/>
-          </w:rPr>
-          <w:t>伯5:17</w:t>
-        </w:r>
-      </w:hyperlink>
-      <w:r>
-        <w:rPr>
-          <w:lang w:val="zh_TW" w:bidi="zh_TW"/>
-        </w:rPr>
-        <w:t>；</w:t>
-      </w:r>
-      <w:hyperlink r:id="rId151">
-        <w:r>
-          <w:rPr>
-            <w:lang w:val="zh_TW" w:bidi="zh_TW"/>
-          </w:rPr>
-          <w:rPr>
-            <w:color w:val="0000EE"/>
-            <w:u w:val="single"/>
-          </w:rPr>
-          <w:t>詩94:12</w:t>
-        </w:r>
-      </w:hyperlink>
-      <w:r>
-        <w:rPr>
-          <w:lang w:val="zh_TW" w:bidi="zh_TW"/>
-        </w:rPr>
-        <w:t>）。即使經文沒有明言管教的目的，讀者仍明白管教本身是良善又正直的（</w:t>
-      </w:r>
-      <w:hyperlink r:id="rId123">
-        <w:r>
-          <w:rPr>
-            <w:lang w:val="zh_TW" w:bidi="zh_TW"/>
-          </w:rPr>
-          <w:rPr>
-            <w:color w:val="0000EE"/>
-            <w:u w:val="single"/>
-          </w:rPr>
-          <w:t>申4:36</w:t>
-        </w:r>
-      </w:hyperlink>
-      <w:r>
-        <w:rPr>
-          <w:lang w:val="zh_TW" w:bidi="zh_TW"/>
-        </w:rPr>
-        <w:t>；</w:t>
-      </w:r>
-      <w:hyperlink r:id="rId120">
-        <w:r>
-          <w:rPr>
-            <w:lang w:val="zh_TW" w:bidi="zh_TW"/>
-          </w:rPr>
-          <w:rPr>
-            <w:color w:val="0000EE"/>
-            <w:u w:val="single"/>
-          </w:rPr>
-          <w:t>伯36:10</w:t>
-        </w:r>
-      </w:hyperlink>
-      <w:r>
-        <w:rPr>
-          <w:lang w:val="zh_TW" w:bidi="zh_TW"/>
-        </w:rPr>
-        <w:t>；</w:t>
-      </w:r>
-      <w:hyperlink r:id="rId132">
-        <w:r>
-          <w:rPr>
-            <w:lang w:val="zh_TW" w:bidi="zh_TW"/>
-          </w:rPr>
-          <w:rPr>
-            <w:color w:val="0000EE"/>
-            <w:u w:val="single"/>
-          </w:rPr>
-          <w:t>箴13:24</w:t>
-        </w:r>
-      </w:hyperlink>
-      <w:r>
-        <w:rPr>
-          <w:lang w:val="zh_TW" w:bidi="zh_TW"/>
-        </w:rPr>
-        <w:t>；</w:t>
-      </w:r>
-      <w:hyperlink r:id="rId130">
-        <w:r>
-          <w:rPr>
-            <w:lang w:val="zh_TW" w:bidi="zh_TW"/>
-          </w:rPr>
-          <w:rPr>
-            <w:color w:val="0000EE"/>
-            <w:u w:val="single"/>
-          </w:rPr>
-          <w:t>啟3:19</w:t>
-        </w:r>
-      </w:hyperlink>
-      <w:r>
-        <w:rPr>
-          <w:lang w:val="zh_TW" w:bidi="zh_TW"/>
-        </w:rPr>
-        <w:t>）。聖經特別稱管教為「生命的道」（</w:t>
-      </w:r>
-      <w:hyperlink r:id="rId152">
-        <w:r>
-          <w:rPr>
-            <w:lang w:val="zh_TW" w:bidi="zh_TW"/>
-          </w:rPr>
-          <w:rPr>
-            <w:color w:val="0000EE"/>
-            <w:u w:val="single"/>
-          </w:rPr>
-          <w:t>箴6:23</w:t>
-        </w:r>
-      </w:hyperlink>
-      <w:r>
-        <w:rPr>
-          <w:lang w:val="zh_TW" w:bidi="zh_TW"/>
-        </w:rPr>
-        <w:t>）。管教使人免於滅亡（</w:t>
-      </w:r>
-      <w:hyperlink r:id="rId133">
-        <w:r>
-          <w:rPr>
-            <w:lang w:val="zh_TW" w:bidi="zh_TW"/>
-          </w:rPr>
-          <w:rPr>
-            <w:color w:val="0000EE"/>
-            <w:u w:val="single"/>
-          </w:rPr>
-          <w:t>19:18</w:t>
-        </w:r>
-      </w:hyperlink>
-      <w:r>
-        <w:rPr>
-          <w:lang w:val="zh_TW" w:bidi="zh_TW"/>
-        </w:rPr>
-        <w:t>），並使人避開愚昧（</w:t>
-      </w:r>
-      <w:hyperlink r:id="rId134">
-        <w:r>
-          <w:rPr>
-            <w:lang w:val="zh_TW" w:bidi="zh_TW"/>
-          </w:rPr>
-          <w:rPr>
-            <w:color w:val="0000EE"/>
-            <w:u w:val="single"/>
-          </w:rPr>
-          <w:t>22:15</w:t>
-        </w:r>
-      </w:hyperlink>
-      <w:r>
-        <w:rPr>
-          <w:lang w:val="zh_TW" w:bidi="zh_TW"/>
-        </w:rPr>
-        <w:t>），也使人不至於與世人一同受神的審判（</w:t>
-      </w:r>
-      <w:hyperlink r:id="rId153">
-        <w:r>
-          <w:rPr>
-            <w:lang w:val="zh_TW" w:bidi="zh_TW"/>
-          </w:rPr>
-          <w:rPr>
-            <w:color w:val="0000EE"/>
-            <w:u w:val="single"/>
-          </w:rPr>
-          <w:t>林前11:32</w:t>
-        </w:r>
-      </w:hyperlink>
-      <w:r>
-        <w:rPr>
-          <w:lang w:val="zh_TW" w:bidi="zh_TW"/>
-        </w:rPr>
-        <w:t>）。管教最終使人得以分享神的聖潔（</w:t>
-      </w:r>
-      <w:hyperlink r:id="rId154">
-        <w:r>
-          <w:rPr>
-            <w:lang w:val="zh_TW" w:bidi="zh_TW"/>
-          </w:rPr>
-          <w:rPr>
-            <w:color w:val="0000EE"/>
-            <w:u w:val="single"/>
-          </w:rPr>
-          <w:t>來12:7</w:t>
-        </w:r>
-      </w:hyperlink>
-      <w:r>
-        <w:rPr>
-          <w:lang w:val="zh_TW" w:bidi="zh_TW"/>
-        </w:rPr>
-        <w:t>），並結出「平安的果子，就是義」（</w:t>
-      </w:r>
-      <w:hyperlink r:id="rId155">
-        <w:r>
-          <w:rPr>
-            <w:lang w:val="zh_TW" w:bidi="zh_TW"/>
-          </w:rPr>
-          <w:rPr>
-            <w:color w:val="0000EE"/>
-            <w:u w:val="single"/>
-          </w:rPr>
-          <w:t>11節</w:t>
-        </w:r>
-      </w:hyperlink>
-      <w:r>
-        <w:rPr>
-          <w:lang w:val="zh_TW" w:bidi="zh_TW"/>
-        </w:rPr>
-        <w:t>）。相反，缺乏管教會導致可怕的後果，包括被神丟棄（</w:t>
-      </w:r>
-      <w:hyperlink r:id="rId156">
-        <w:r>
-          <w:rPr>
-            <w:lang w:val="zh_TW" w:bidi="zh_TW"/>
-          </w:rPr>
-          <w:rPr>
-            <w:color w:val="0000EE"/>
-            <w:u w:val="single"/>
-          </w:rPr>
-          <w:t>利26:23–24</w:t>
-        </w:r>
-      </w:hyperlink>
-      <w:r>
-        <w:rPr>
-          <w:lang w:val="zh_TW" w:bidi="zh_TW"/>
-        </w:rPr>
-        <w:t>）、死亡（</w:t>
-      </w:r>
-      <w:hyperlink r:id="rId157">
-        <w:r>
-          <w:rPr>
-            <w:lang w:val="zh_TW" w:bidi="zh_TW"/>
-          </w:rPr>
-          <w:rPr>
-            <w:color w:val="0000EE"/>
-            <w:u w:val="single"/>
-          </w:rPr>
-          <w:t>箴5:23</w:t>
-        </w:r>
-      </w:hyperlink>
-      <w:r>
-        <w:rPr>
-          <w:lang w:val="zh_TW" w:bidi="zh_TW"/>
-        </w:rPr>
-        <w:t>）和毀滅（</w:t>
-      </w:r>
-      <w:hyperlink r:id="rId133">
-        <w:r>
-          <w:rPr>
-            <w:lang w:val="zh_TW" w:bidi="zh_TW"/>
-          </w:rPr>
-          <w:rPr>
-            <w:color w:val="0000EE"/>
-            <w:u w:val="single"/>
-          </w:rPr>
-          <w:t>19:18</w:t>
-        </w:r>
-      </w:hyperlink>
-      <w:r>
-        <w:rPr>
-          <w:lang w:val="zh_TW" w:bidi="zh_TW"/>
-        </w:rPr>
-        <w:t>）。</w:t>
-      </w:r>
-    </w:p>
-    <w:p>
-      <w:pPr/>
-      <w:r>
-        <w:rPr>
-          <w:lang w:val="zh_TW" w:bidi="zh_TW"/>
-        </w:rPr>
-      </w:r>
-      <w:r>
-        <w:rPr>
-          <w:lang w:val="zh_TW" w:bidi="zh_TW"/>
-        </w:rPr>
-        <w:t>箴言提到，管教是避免淫亂所必需的（</w:t>
-      </w:r>
-      <w:hyperlink r:id="rId158">
-        <w:r>
-          <w:rPr>
-            <w:lang w:val="zh_TW" w:bidi="zh_TW"/>
-          </w:rPr>
-          <w:rPr>
-            <w:color w:val="0000EE"/>
-            <w:u w:val="single"/>
-          </w:rPr>
-          <w:t>5:12–23，</w:t>
-        </w:r>
-      </w:hyperlink>
-      <w:hyperlink r:id="rId159">
-        <w:r>
-          <w:rPr>
-            <w:lang w:val="zh_TW" w:bidi="zh_TW"/>
-          </w:rPr>
-          <w:rPr>
-            <w:color w:val="0000EE"/>
-            <w:u w:val="single"/>
-          </w:rPr>
-          <w:t>6:23–24</w:t>
-        </w:r>
-      </w:hyperlink>
-      <w:r>
-        <w:rPr>
-          <w:lang w:val="zh_TW" w:bidi="zh_TW"/>
-        </w:rPr>
-        <w:t>）。經文所說放蕩或邪惡的女子，很可能象徵各類誘惑人心的詭詐情境。要在這些情況下成熟而負責地行事，年輕人必須回應明智又有愛的父母管教，讓自己學會過有節制的生活。如此一來，他們便會憑著「與生俱來的傾向」行善，因為他們的本性已被塑造成追求正道的模樣。即使意外遭遇邪惡，他們也能自然而然地避開。</w:t>
-      </w:r>
-    </w:p>
-    <w:p>
-      <w:pPr/>
-      <w:r>
-        <w:rPr>
-          <w:lang w:val="zh_TW" w:bidi="zh_TW"/>
-        </w:rPr>
-      </w:r>
-      <w:r>
-        <w:rPr>
-          <w:lang w:val="zh_TW" w:bidi="zh_TW"/>
-        </w:rPr>
-        <w:t>希伯來書也勸勉讀者接受管教，而不是抗拒管教。希伯來書指出兩種有害的反應，並指出那正確、有益的回應方式。一方面，人不可輕看主的管教（</w:t>
-      </w:r>
-      <w:hyperlink r:id="rId143">
-        <w:r>
-          <w:rPr>
-            <w:lang w:val="zh_TW" w:bidi="zh_TW"/>
-          </w:rPr>
-          <w:rPr>
-            <w:color w:val="0000EE"/>
-            <w:u w:val="single"/>
-          </w:rPr>
-          <w:t>來12:5</w:t>
-        </w:r>
-      </w:hyperlink>
-      <w:r>
-        <w:rPr>
-          <w:lang w:val="zh_TW" w:bidi="zh_TW"/>
-        </w:rPr>
-        <w:t>），不可把管教視為毫無價值或微不足道。另一方面，人遇見主的責打時也不可灰心；也就是說，不能只專注在管教過程的負面部分，否則會看不見管教的目標，並使受管教的人喪志。凡臨到人的事都有其目的，人應當尋求並明白那目的：「凡管教的事，當時不覺得快樂，反覺得愁苦；後來卻為那經練過的人結出平安的果子，就是義」（</w:t>
-      </w:r>
-      <w:hyperlink r:id="rId155">
-        <w:r>
-          <w:rPr>
-            <w:lang w:val="zh_TW" w:bidi="zh_TW"/>
-          </w:rPr>
-          <w:rPr>
-            <w:color w:val="0000EE"/>
-            <w:u w:val="single"/>
-          </w:rPr>
-          <w:t>來12:11</w:t>
-        </w:r>
-      </w:hyperlink>
-      <w:r>
-        <w:rPr>
-          <w:lang w:val="zh_TW" w:bidi="zh_TW"/>
-        </w:rPr>
-        <w:t>）。勸勉的重點不是拒絕管教，也不是因管教而沮喪，而是要接受管教，並讓管教來教導自己。</w:t>
-      </w:r>
-    </w:p>
-    <w:p>
-      <w:pPr>
-        <w:pStyle w:val="Heading3"/>
-      </w:pPr>
-      <w:r>
-        <w:rPr>
-          <w:lang w:val="zh_TW" w:bidi="zh_TW"/>
-        </w:rPr>
-        <w:t>自我管教</w:t>
-      </w:r>
-    </w:p>
-    <w:p>
-      <w:pPr/>
-      <w:r>
-        <w:rPr>
-          <w:lang w:val="zh_TW" w:bidi="zh_TW"/>
-        </w:rPr>
-      </w:r>
-      <w:r>
-        <w:rPr>
-          <w:lang w:val="zh_TW" w:bidi="zh_TW"/>
-        </w:rPr>
-        <w:t>耶穌關於公義的倫理，既成全也超越了舊約嚴格的律法要求（</w:t>
-      </w:r>
-      <w:hyperlink r:id="rId160">
-        <w:r>
-          <w:rPr>
-            <w:lang w:val="zh_TW" w:bidi="zh_TW"/>
-          </w:rPr>
-          <w:rPr>
-            <w:color w:val="0000EE"/>
-            <w:u w:val="single"/>
-          </w:rPr>
-          <w:t>太5:17–48</w:t>
-        </w:r>
-      </w:hyperlink>
-      <w:r>
-        <w:rPr>
-          <w:lang w:val="zh_TW" w:bidi="zh_TW"/>
-        </w:rPr>
-        <w:t>）。然而，基督徒並不因此比法利賽人更傾向律法主義；因為他們已經從「罪和死的律」得釋放，並且擁有「賜生命聖靈的律」（</w:t>
-      </w:r>
-      <w:hyperlink r:id="rId161">
-        <w:r>
-          <w:rPr>
-            <w:lang w:val="zh_TW" w:bidi="zh_TW"/>
-          </w:rPr>
-          <w:rPr>
-            <w:color w:val="0000EE"/>
-            <w:u w:val="single"/>
-          </w:rPr>
-          <w:t>羅8:1–8</w:t>
-        </w:r>
-      </w:hyperlink>
-      <w:r>
-        <w:rPr>
-          <w:lang w:val="zh_TW" w:bidi="zh_TW"/>
-        </w:rPr>
-        <w:t>），在內裡推動他們行神的旨意。信徒不再只是機械式地遵從律法的字句，而是因著神的靈住在心裡，能做到自我管教。屬靈的轉變發生時，人的心思意念也會一同更新 （</w:t>
-      </w:r>
-      <w:hyperlink r:id="rId162">
-        <w:r>
-          <w:rPr>
-            <w:lang w:val="zh_TW" w:bidi="zh_TW"/>
-          </w:rPr>
-          <w:rPr>
-            <w:color w:val="0000EE"/>
-            <w:u w:val="single"/>
-          </w:rPr>
-          <w:t>羅12:2</w:t>
-        </w:r>
-      </w:hyperlink>
-      <w:r>
-        <w:rPr>
-          <w:lang w:val="zh_TW" w:bidi="zh_TW"/>
-        </w:rPr>
-        <w:t>），以致對自己、自己的動機和態度有新的認識。</w:t>
-      </w:r>
-    </w:p>
-    <w:p>
-      <w:pPr>
-        <w:pStyle w:val="Heading3"/>
-      </w:pPr>
-      <w:r>
-        <w:rPr>
-          <w:lang w:val="zh_TW" w:bidi="zh_TW"/>
-        </w:rPr>
-        <w:t>父母的管教</w:t>
-      </w:r>
-    </w:p>
-    <w:p>
-      <w:pPr/>
-      <w:r>
-        <w:rPr>
-          <w:lang w:val="zh_TW" w:bidi="zh_TW"/>
-        </w:rPr>
-      </w:r>
-      <w:r>
-        <w:rPr>
-          <w:lang w:val="zh_TW" w:bidi="zh_TW"/>
-        </w:rPr>
-        <w:t>家庭是人類社會最基本的單位，父母在這個親密的關係核心裡，領受了引導和糾正兒女的責任（</w:t>
-      </w:r>
-      <w:hyperlink r:id="rId163">
-        <w:r>
-          <w:rPr>
-            <w:lang w:val="zh_TW" w:bidi="zh_TW"/>
-          </w:rPr>
-          <w:rPr>
-            <w:color w:val="0000EE"/>
-            <w:u w:val="single"/>
-          </w:rPr>
-          <w:t>申6:7</w:t>
-        </w:r>
-      </w:hyperlink>
-      <w:r>
-        <w:rPr>
-          <w:lang w:val="zh_TW" w:bidi="zh_TW"/>
-        </w:rPr>
-        <w:t>；</w:t>
-      </w:r>
-      <w:hyperlink r:id="rId164">
-        <w:r>
-          <w:rPr>
-            <w:lang w:val="zh_TW" w:bidi="zh_TW"/>
-          </w:rPr>
-          <w:rPr>
-            <w:color w:val="0000EE"/>
-            <w:u w:val="single"/>
-          </w:rPr>
-          <w:t>箴22:6</w:t>
-        </w:r>
-      </w:hyperlink>
-      <w:r>
-        <w:rPr>
-          <w:lang w:val="zh_TW" w:bidi="zh_TW"/>
-        </w:rPr>
-        <w:t>）。聖經對人的本性基本上持悲觀態度，認為人性本身並不會自動走向完善。因此，父母不可讓孩子任憑自己的本性發展。沒有受過管教的孩子，很容易在以外邦文化為主導的世界裡，被各種強烈的外在影響塑造。父母若要正確履行責任，不只要以教導和糾正來教育兒女，還需要讓自己的價值觀、生活方式和態度成為兒女的榜樣。</w:t>
-      </w:r>
-    </w:p>
-    <w:p>
-      <w:pPr/>
-      <w:r>
-        <w:rPr>
-          <w:lang w:val="zh_TW" w:bidi="zh_TW"/>
-        </w:rPr>
-      </w:r>
-      <w:r>
-        <w:rPr>
-          <w:lang w:val="zh_TW" w:bidi="zh_TW"/>
-        </w:rPr>
-        <w:t>父母教育兒女的工作的最有效方式，是採用正面的手段，例如勸告、勉勵、引導、家庭靈修，以及在教會和主日學中的基督徒訓練。然而，有時也需要負面的做法，例如禁止某些行為或施行管教。當年幼的孩子不理會口頭的提醒時，適當的懲罰會是有效的勸服方式（</w:t>
-      </w:r>
-      <w:hyperlink r:id="rId132">
-        <w:r>
-          <w:rPr>
-            <w:lang w:val="zh_TW" w:bidi="zh_TW"/>
-          </w:rPr>
-          <w:rPr>
-            <w:color w:val="0000EE"/>
-            <w:u w:val="single"/>
-          </w:rPr>
-          <w:t>箴13:24</w:t>
-        </w:r>
-      </w:hyperlink>
-      <w:r>
-        <w:rPr>
-          <w:lang w:val="zh_TW" w:bidi="zh_TW"/>
-        </w:rPr>
-        <w:t>）。不過，體罰必須根據明確、且孩子能理解的原則來進行。基督徒父母要避免因憤怒或個人情緒而懲罰孩子，也不可使孩子受傷。父母應視體罰為最後才採用的方法，並努力在不觸怒孩子的前提下，使管教達到最好的教育效果（</w:t>
-      </w:r>
-      <w:hyperlink r:id="rId137">
-        <w:r>
-          <w:rPr>
-            <w:lang w:val="zh_TW" w:bidi="zh_TW"/>
-          </w:rPr>
-          <w:rPr>
-            <w:color w:val="0000EE"/>
-            <w:u w:val="single"/>
-          </w:rPr>
-          <w:t>弗6:4</w:t>
-        </w:r>
-      </w:hyperlink>
-      <w:r>
-        <w:rPr>
-          <w:lang w:val="zh_TW" w:bidi="zh_TW"/>
-        </w:rPr>
-        <w:t>）。</w:t>
-      </w:r>
-    </w:p>
-    <w:p>
-      <w:pPr/>
-      <w:r>
-        <w:rPr>
-          <w:lang w:val="zh_TW" w:bidi="zh_TW"/>
-        </w:rPr>
-      </w:r>
-      <w:r>
-        <w:rPr>
-          <w:lang w:val="zh_TW" w:bidi="zh_TW"/>
-        </w:rPr>
-        <w:t>人類墮落（</w:t>
-      </w:r>
-      <w:hyperlink r:id="rId165">
-        <w:r>
-          <w:rPr>
-            <w:lang w:val="zh_TW" w:bidi="zh_TW"/>
-          </w:rPr>
-          <w:rPr>
-            <w:color w:val="0000EE"/>
-            <w:u w:val="single"/>
-          </w:rPr>
-          <w:t>創3章</w:t>
-        </w:r>
-      </w:hyperlink>
-      <w:r>
-        <w:rPr>
-          <w:lang w:val="zh_TW" w:bidi="zh_TW"/>
-        </w:rPr>
-        <w:t>）意味著以自我為中心的傾向，使孩子也受到影響（參</w:t>
-      </w:r>
-      <w:hyperlink r:id="rId166">
-        <w:r>
-          <w:rPr>
-            <w:lang w:val="zh_TW" w:bidi="zh_TW"/>
-          </w:rPr>
-          <w:rPr>
-            <w:color w:val="0000EE"/>
-            <w:u w:val="single"/>
-          </w:rPr>
-          <w:t>詩51:5</w:t>
-        </w:r>
-      </w:hyperlink>
-      <w:r>
-        <w:rPr>
-          <w:lang w:val="zh_TW" w:bidi="zh_TW"/>
-        </w:rPr>
-        <w:t>）。孩子必須學會尊重自己，也尊重他人；如果任由他們憑本性發展，再受到敗壞的社會衝擊，他們可能變得悖逆、難以與人相處，在自己與別人的生命裡留下痛苦。父母即使愛兒女，也需要在必要時使用較負面的管教方法。即使父母和孩子都覺得不愉快，但真正的愛或許需要如此。孩子在穩定、堅定、有愛的家庭環境中受到管教和成長，更有可能成為有責任感、懂體諒他人的人。</w:t>
-      </w:r>
-    </w:p>
-    <w:p>
-      <w:pPr>
-        <w:pStyle w:val="Heading3"/>
-      </w:pPr>
-      <w:r>
-        <w:rPr>
-          <w:lang w:val="zh_TW" w:bidi="zh_TW"/>
-        </w:rPr>
-        <w:t>教會的管教</w:t>
-      </w:r>
-    </w:p>
-    <w:p>
-      <w:pPr/>
-      <w:r>
-        <w:rPr>
-          <w:lang w:val="zh_TW" w:bidi="zh_TW"/>
-        </w:rPr>
-      </w:r>
-      <w:r>
-        <w:rPr>
-          <w:lang w:val="zh_TW" w:bidi="zh_TW"/>
-        </w:rPr>
-        <w:t>教會本質上是一個大家庭，每一位信徒都是其中一員。教會要在信仰、敬拜和生活上反映神真實性情，其性質使它與其它群體有所不同。</w:t>
-      </w:r>
-    </w:p>
-    <w:p>
-      <w:pPr/>
-      <w:r>
-        <w:rPr>
-          <w:lang w:val="zh_TW" w:bidi="zh_TW"/>
-        </w:rPr>
-      </w:r>
-      <w:r>
-        <w:rPr>
-          <w:lang w:val="zh_TW" w:bidi="zh_TW"/>
-        </w:rPr>
-        <w:t>同時，教會也蒙召成為向外敞開、關懷他人的群體，以憐憫態度接觸極其需要幫助的人。基督徒的生活方式與外邦人的生活方式明顯不同，而這種差異往往造成隔閡，將「失喪」的人與可以帶來神拯救的人隔絕——這些拯救能使他們脫離孤單、成癮、迷失、破碎的人際關係等困境。教會負有責任，不應在向未信者傳福音的過程中，設置違背聖經的障礙，但在開放與純潔之間取得平衡往往並不容易。若未能好好保持這個平衡，教會很容易變得過度限制，或過度寬鬆；不論是哪個極端，都會削弱教會的見證。</w:t>
-      </w:r>
-    </w:p>
-    <w:p>
-      <w:pPr/>
-      <w:r>
-        <w:rPr>
-          <w:lang w:val="zh_TW" w:bidi="zh_TW"/>
-        </w:rPr>
-      </w:r>
-      <w:r>
-        <w:rPr>
-          <w:lang w:val="zh_TW" w:bidi="zh_TW"/>
-        </w:rPr>
-        <w:t>要化解這種兩難，關鍵在於真正符合聖經的教會管教。聖經為教會提供了充足的指引來訂立行為準則（例：</w:t>
-      </w:r>
-      <w:hyperlink r:id="rId167">
-        <w:r>
-          <w:rPr>
-            <w:lang w:val="zh_TW" w:bidi="zh_TW"/>
-          </w:rPr>
-          <w:rPr>
-            <w:color w:val="0000EE"/>
-            <w:u w:val="single"/>
-          </w:rPr>
-          <w:t>出20:1–17；</w:t>
-        </w:r>
-      </w:hyperlink>
-      <w:hyperlink r:id="rId168">
-        <w:r>
-          <w:rPr>
-            <w:lang w:val="zh_TW" w:bidi="zh_TW"/>
-          </w:rPr>
-          <w:rPr>
-            <w:color w:val="0000EE"/>
-            <w:u w:val="single"/>
-          </w:rPr>
-          <w:t>林前5:11，</w:t>
-        </w:r>
-      </w:hyperlink>
-      <w:hyperlink r:id="rId169">
-        <w:r>
-          <w:rPr>
-            <w:lang w:val="zh_TW" w:bidi="zh_TW"/>
-          </w:rPr>
-          <w:rPr>
-            <w:color w:val="0000EE"/>
-            <w:u w:val="single"/>
-          </w:rPr>
-          <w:t>6:9–11；</w:t>
-        </w:r>
-      </w:hyperlink>
-      <w:hyperlink r:id="rId170">
-        <w:r>
-          <w:rPr>
-            <w:lang w:val="zh_TW" w:bidi="zh_TW"/>
-          </w:rPr>
-          <w:rPr>
-            <w:color w:val="0000EE"/>
-            <w:u w:val="single"/>
-          </w:rPr>
-          <w:t>弗4:25–32</w:t>
-        </w:r>
-      </w:hyperlink>
-      <w:r>
-        <w:rPr>
-          <w:lang w:val="zh_TW" w:bidi="zh_TW"/>
-        </w:rPr>
-        <w:t>，</w:t>
-      </w:r>
-      <w:hyperlink r:id="rId171">
-        <w:r>
-          <w:rPr>
-            <w:lang w:val="zh_TW" w:bidi="zh_TW"/>
-          </w:rPr>
-          <w:rPr>
-            <w:color w:val="0000EE"/>
-            <w:u w:val="single"/>
-          </w:rPr>
-          <w:t>5:1–21；</w:t>
-        </w:r>
-      </w:hyperlink>
-      <w:hyperlink r:id="rId172">
-        <w:r>
-          <w:rPr>
-            <w:lang w:val="zh_TW" w:bidi="zh_TW"/>
-          </w:rPr>
-          <w:rPr>
-            <w:color w:val="0000EE"/>
-            <w:u w:val="single"/>
-          </w:rPr>
-          <w:t>西3:5–11</w:t>
-        </w:r>
-      </w:hyperlink>
-      <w:r>
-        <w:rPr>
-          <w:lang w:val="zh_TW" w:bidi="zh_TW"/>
-        </w:rPr>
-        <w:t>）。不過，教會在說明這些準則時，必須分辨甚麼是聖經的絕對要求，甚麼屬於文化層面的習俗。例如，新約聖經明確禁止醉酒，但並沒有禁止喝酒。有些教會容許信徒喝酒但譴責醉酒，有些教會建議會友完全不喝酒，也有教會規定成為會友必須禁酒。新約聖經承認基督徒的自由與基督徒的責任之間有時會出現張力，並提供解決這類衝突的指引（</w:t>
-      </w:r>
-      <w:hyperlink r:id="rId173">
-        <w:r>
-          <w:rPr>
-            <w:lang w:val="zh_TW" w:bidi="zh_TW"/>
-          </w:rPr>
-          <w:rPr>
-            <w:color w:val="0000EE"/>
-            <w:u w:val="single"/>
-          </w:rPr>
-          <w:t>林前8章</w:t>
-        </w:r>
-      </w:hyperlink>
-      <w:r>
-        <w:rPr>
-          <w:lang w:val="zh_TW" w:bidi="zh_TW"/>
-        </w:rPr>
-        <w:t>）。</w:t>
-      </w:r>
-    </w:p>
-    <w:p>
-      <w:pPr/>
-      <w:r>
-        <w:rPr>
-          <w:lang w:val="zh_TW" w:bidi="zh_TW"/>
-        </w:rPr>
-      </w:r>
-      <w:r>
-        <w:rPr>
-          <w:lang w:val="zh_TW" w:bidi="zh_TW"/>
-        </w:rPr>
-        <w:t>要保持聖經的一致性和公信力，教會應該以同樣的嚴肅程度，管教態度上的罪與「明顯的大罪」。新約聖經確實譴責淫亂、殺人、醉酒，但新約同時也譴責嫉妒、忌恨、憤怒、自私、發怨言和論斷。這些惡行都會攔阻人進入神的國（</w:t>
-      </w:r>
-      <w:hyperlink r:id="rId174">
-        <w:r>
-          <w:rPr>
-            <w:lang w:val="zh_TW" w:bidi="zh_TW"/>
-          </w:rPr>
-          <w:rPr>
-            <w:color w:val="0000EE"/>
-            <w:u w:val="single"/>
-          </w:rPr>
-          <w:t>加5:19–21</w:t>
-        </w:r>
-      </w:hyperlink>
-      <w:r>
-        <w:rPr>
-          <w:lang w:val="zh_TW" w:bidi="zh_TW"/>
-        </w:rPr>
-        <w:t>）。未信者常因為次要的行為（例如吸煙或喝酒）而在教會裡感到排斥，但教會很少指出搬弄是非、埋怨和自私的行為，也很少對這些行為施行合宜的管教。如能確保更一致的立場，將會促進教會的聖潔，也會使教會的事奉更有力量，能成為一個以基督的愛去支持並接納人的群體。</w:t>
-      </w:r>
-    </w:p>
-    <w:p>
-      <w:pPr/>
-      <w:r>
-        <w:rPr>
-          <w:lang w:val="zh_TW" w:bidi="zh_TW"/>
-        </w:rPr>
-      </w:r>
-      <w:r>
-        <w:rPr>
-          <w:lang w:val="zh_TW" w:bidi="zh_TW"/>
-        </w:rPr>
-        <w:t>新約聖經除了肯定教會內需要管教之外，也清楚說明施行管教的程序（</w:t>
-      </w:r>
-      <w:hyperlink r:id="rId175">
-        <w:r>
-          <w:rPr>
-            <w:lang w:val="zh_TW" w:bidi="zh_TW"/>
-          </w:rPr>
-          <w:rPr>
-            <w:color w:val="0000EE"/>
-            <w:u w:val="single"/>
-          </w:rPr>
-          <w:t>太18:15–18</w:t>
-        </w:r>
-      </w:hyperlink>
-      <w:r>
-        <w:rPr>
-          <w:lang w:val="zh_TW" w:bidi="zh_TW"/>
-        </w:rPr>
-        <w:t>；</w:t>
-      </w:r>
-      <w:hyperlink r:id="rId176">
-        <w:r>
-          <w:rPr>
-            <w:lang w:val="zh_TW" w:bidi="zh_TW"/>
-          </w:rPr>
-          <w:rPr>
-            <w:color w:val="0000EE"/>
-            <w:u w:val="single"/>
-          </w:rPr>
-          <w:t>林前5:3–13</w:t>
-        </w:r>
-      </w:hyperlink>
-      <w:r>
-        <w:rPr>
-          <w:lang w:val="zh_TW" w:bidi="zh_TW"/>
-        </w:rPr>
-        <w:t>；</w:t>
-      </w:r>
-      <w:hyperlink r:id="rId177">
-        <w:r>
-          <w:rPr>
-            <w:lang w:val="zh_TW" w:bidi="zh_TW"/>
-          </w:rPr>
-          <w:rPr>
-            <w:color w:val="0000EE"/>
-            <w:u w:val="single"/>
-          </w:rPr>
-          <w:t>加6:1</w:t>
-        </w:r>
-      </w:hyperlink>
-      <w:r>
-        <w:rPr>
-          <w:lang w:val="zh_TW" w:bidi="zh_TW"/>
-        </w:rPr>
-        <w:t>）。首先需要有人私下提醒和勸誡犯錯的人，如果他們拒絕悔改或改正，就把個案帶到教會領袖面前，必要時再帶到全會眾面前。若他們仍然繼續犯錯，教會要與他們隔離，目的不是報復，而是盼望他悔改並得著恢復（</w:t>
-      </w:r>
-      <w:hyperlink r:id="rId178">
-        <w:r>
-          <w:rPr>
-            <w:lang w:val="zh_TW" w:bidi="zh_TW"/>
-          </w:rPr>
-          <w:rPr>
-            <w:color w:val="0000EE"/>
-            <w:u w:val="single"/>
-          </w:rPr>
-          <w:t>帖後3:14–15</w:t>
-        </w:r>
-      </w:hyperlink>
-      <w:r>
-        <w:rPr>
-          <w:lang w:val="zh_TW" w:bidi="zh_TW"/>
-        </w:rPr>
-        <w:t>）。</w:t>
-      </w:r>
-    </w:p>
-    <w:p>
-      <w:pPr/>
-      <w:r>
-        <w:rPr>
-          <w:lang w:val="zh_TW" w:bidi="zh_TW"/>
-        </w:rPr>
-      </w:r>
-      <w:r>
-        <w:rPr>
-          <w:lang w:val="zh_TW" w:bidi="zh_TW"/>
-        </w:rPr>
-        <w:t>聖經強調必須有自我管教、父母的管教與教會的管教，現代社會各個領域的道德淪喪顯而易見，這點似乎更顯重要。聖經描繪並在耶穌基督身上彰顯的屬神之愛，是要教導世人如何生活。那些拒絕神「正面督促」的人，最終會面對祂管教中負面一面。基督徒若能以充滿愛的方式管教自己、兒女和彼此，就能尊榮基督，展示祂的生活方式，也幫助別人明白神的旨意。</w:t>
       </w:r>
       <w:r>
         <w:rPr>

--- a/zht/docx/049.content.docx
+++ b/zht/docx/049.content.docx
@@ -19,7 +19,7 @@
         <w:rPr>
           <w:lang w:val="zh_TW" w:bidi="zh_TW"/>
         </w:rPr>
-        <w:t>Resource: Tyndale Open Bible Dictionary</w:t>
+        <w:t>Resource: Aquifer Open Bible Dictionary</w:t>
       </w:r>
       <w:r>
         <w:rPr>
@@ -112,7 +112,7 @@
         <w:rPr>
           <w:lang w:val="zh_TW" w:bidi="zh_TW"/>
         </w:rPr>
-        <w:t>Tyndale Open Bible Dictionary</w:t>
+        <w:t>Aquifer Open Bible Dictionary</w:t>
       </w:r>
     </w:p>
     <w:p>
@@ -212,465 +212,12 @@
         <w:rPr>
           <w:lang w:val="zh_TW" w:bidi="zh_TW"/>
         </w:rPr>
-        <w:t>古實 (人物)</w:t>
-      </w:r>
-      <w:r>
-        <w:rPr>
-          <w:lang w:val="zh_TW" w:bidi="zh_TW"/>
-        </w:rPr>
-      </w:r>
-    </w:p>
-    <w:p>
-      <w:pPr/>
-      <w:r>
-        <w:rPr>
-          <w:lang w:val="zh_TW" w:bidi="zh_TW"/>
-        </w:rPr>
-      </w:r>
-      <w:r>
-        <w:rPr>
-          <w:lang w:val="zh_TW" w:bidi="zh_TW"/>
-        </w:rPr>
-        <w:t>1. 含的四個兒子中的長子（</w:t>
-      </w:r>
-      <w:hyperlink r:id="rId13">
-        <w:r>
-          <w:rPr>
-            <w:lang w:val="zh_TW" w:bidi="zh_TW"/>
-          </w:rPr>
-          <w:rPr>
-            <w:color w:val="0000EE"/>
-            <w:u w:val="single"/>
-          </w:rPr>
-          <w:t>創10:6</w:t>
-        </w:r>
-      </w:hyperlink>
-      <w:r>
-        <w:rPr>
-          <w:lang w:val="zh_TW" w:bidi="zh_TW"/>
-        </w:rPr>
-        <w:t>；</w:t>
-      </w:r>
-      <w:hyperlink r:id="rId14">
-        <w:r>
-          <w:rPr>
-            <w:lang w:val="zh_TW" w:bidi="zh_TW"/>
-          </w:rPr>
-          <w:rPr>
-            <w:color w:val="0000EE"/>
-            <w:u w:val="single"/>
-          </w:rPr>
-          <w:t>代上1:8</w:t>
-        </w:r>
-      </w:hyperlink>
-      <w:r>
-        <w:rPr>
-          <w:lang w:val="zh_TW" w:bidi="zh_TW"/>
-        </w:rPr>
-        <w:t>）。因為其他三個名字（埃及、弗和迦南）都是地名，所以古實也很可能是個地名，通常被認為是埃塞俄比亞。</w:t>
-      </w:r>
-      <w:r>
-        <w:rPr>
-          <w:i/>
-          <w:lang w:val="zh_TW" w:bidi="zh_TW"/>
-        </w:rPr>
-        <w:t>見</w:t>
-      </w:r>
-      <w:r>
-        <w:rPr>
-          <w:lang w:val="zh_TW" w:bidi="zh_TW"/>
-        </w:rPr>
-        <w:t xml:space="preserve"> </w:t>
-      </w:r>
-      <w:r>
-        <w:rPr>
-          <w:lang w:val="zh_TW" w:bidi="zh_TW"/>
-        </w:rPr>
-        <w:t>古實（地點）</w:t>
-      </w:r>
-      <w:r>
-        <w:rPr>
-          <w:lang w:val="zh_TW" w:bidi="zh_TW"/>
-        </w:rPr>
-        <w:t>；</w:t>
-      </w:r>
-      <w:r>
-        <w:rPr>
-          <w:lang w:val="zh_TW" w:bidi="zh_TW"/>
-        </w:rPr>
-        <w:t>埃塞俄比亞</w:t>
-      </w:r>
-      <w:r>
-        <w:rPr>
-          <w:lang w:val="zh_TW" w:bidi="zh_TW"/>
-        </w:rPr>
-        <w:t>。</w:t>
-      </w:r>
-    </w:p>
-    <w:p>
-      <w:pPr/>
-      <w:r>
-        <w:rPr>
-          <w:lang w:val="zh_TW" w:bidi="zh_TW"/>
-        </w:rPr>
-      </w:r>
-      <w:r>
-        <w:rPr>
-          <w:lang w:val="zh_TW" w:bidi="zh_TW"/>
-        </w:rPr>
-        <w:t>2. 便雅憫人，可能是大衛的敵人，在</w:t>
-      </w:r>
-      <w:hyperlink r:id="rId15">
-        <w:r>
-          <w:rPr>
-            <w:lang w:val="zh_TW" w:bidi="zh_TW"/>
-          </w:rPr>
-          <w:rPr>
-            <w:color w:val="0000EE"/>
-            <w:u w:val="single"/>
-          </w:rPr>
-          <w:t>詩篇第七篇</w:t>
-        </w:r>
-      </w:hyperlink>
-      <w:r>
-        <w:rPr>
-          <w:lang w:val="zh_TW" w:bidi="zh_TW"/>
-        </w:rPr>
-        <w:t>的標題中提及。</w:t>
-      </w:r>
-      <w:r>
-        <w:rPr>
-          <w:lang w:val="zh_TW" w:bidi="zh_TW"/>
-        </w:rPr>
-      </w:r>
-      <w:r>
-        <w:rPr>
-          <w:lang w:val="zh_TW" w:bidi="zh_TW"/>
-        </w:rPr>
-      </w:r>
-    </w:p>
-    <w:p>
-      <w:pPr/>
-      <w:r>
-        <w:rPr>
-          <w:lang w:val="zh_TW" w:bidi="zh_TW"/>
-        </w:rPr>
-      </w:r>
-    </w:p>
-    <w:p>
-      <w:pPr>
-        <w:pStyle w:val="Heading2"/>
-      </w:pPr>
-      <w:r>
-        <w:rPr>
-          <w:lang w:val="zh_TW" w:bidi="zh_TW"/>
-        </w:rPr>
-        <w:t>古實（地名）</w:t>
-      </w:r>
-      <w:r>
-        <w:rPr>
-          <w:lang w:val="zh_TW" w:bidi="zh_TW"/>
-        </w:rPr>
-      </w:r>
-    </w:p>
-    <w:p>
-      <w:pPr/>
-      <w:r>
-        <w:rPr>
-          <w:lang w:val="zh_TW" w:bidi="zh_TW"/>
-        </w:rPr>
-      </w:r>
-      <w:r>
-        <w:rPr>
-          <w:lang w:val="zh_TW" w:bidi="zh_TW"/>
-        </w:rPr>
-        <w:t>古實這名稱出現在埃及文、亞喀得文（Akkadian）及希伯來文的文獻中，是用來指位於埃及以南、尼羅河上游沿岸的諸國。較狹義地說，古實是指尼羅河第二與第四瀑布（大急流）之間的地區，大致相當於現今蘇丹的北部，這一帶在古代也被稱為努比亞（Nubia）。</w:t>
-      </w:r>
-    </w:p>
-    <w:p>
-      <w:pPr/>
-      <w:r>
-        <w:rPr>
-          <w:lang w:val="zh_TW" w:bidi="zh_TW"/>
-        </w:rPr>
-      </w:r>
-      <w:r>
-        <w:rPr>
-          <w:lang w:val="zh_TW" w:bidi="zh_TW"/>
-        </w:rPr>
-        <w:t>舊約聖經一般採用這個較狹義的用法。希臘人稱此地為衣索匹亞，這名稱後來成為今日衣索匹亞之名的由來（現代的衣索匹亞位於更南、更東的地區）。</w:t>
-      </w:r>
-    </w:p>
-    <w:p>
-      <w:pPr>
-        <w:pStyle w:val="Heading3"/>
-      </w:pPr>
-      <w:r>
-        <w:rPr>
-          <w:lang w:val="zh_TW" w:bidi="zh_TW"/>
-        </w:rPr>
-        <w:t>創世記中的古實</w:t>
-      </w:r>
-    </w:p>
-    <w:p>
-      <w:pPr/>
-      <w:r>
-        <w:rPr>
-          <w:lang w:val="zh_TW" w:bidi="zh_TW"/>
-        </w:rPr>
-      </w:r>
-      <w:r>
-        <w:rPr>
-          <w:lang w:val="zh_TW" w:bidi="zh_TW"/>
-        </w:rPr>
-        <w:t>「古實」在創世記中的意思並不十分明確。在伊甸園的記述中，古實似乎位於美索不達米亞（</w:t>
-      </w:r>
-      <w:hyperlink r:id="rId16">
-        <w:r>
-          <w:rPr>
-            <w:lang w:val="zh_TW" w:bidi="zh_TW"/>
-          </w:rPr>
-          <w:rPr>
-            <w:color w:val="0000EE"/>
-            <w:u w:val="single"/>
-          </w:rPr>
-          <w:t>創2:13</w:t>
-        </w:r>
-      </w:hyperlink>
-      <w:r>
-        <w:rPr>
-          <w:lang w:val="zh_TW" w:bidi="zh_TW"/>
-        </w:rPr>
-        <w:t>），也就是底格里斯河與幼發拉底河流域（</w:t>
-      </w:r>
-      <w:hyperlink r:id="rId17">
-        <w:r>
-          <w:rPr>
-            <w:lang w:val="zh_TW" w:bidi="zh_TW"/>
-          </w:rPr>
-          <w:rPr>
-            <w:color w:val="0000EE"/>
-            <w:u w:val="single"/>
-          </w:rPr>
-          <w:t>14</w:t>
-        </w:r>
-      </w:hyperlink>
-      <w:r>
-        <w:rPr>
-          <w:lang w:val="zh_TW" w:bidi="zh_TW"/>
-        </w:rPr>
-        <w:t>節）。這裡所說的「古實」可能就是加瑟（Kassite，又稱哥西安〔Cossaean〕），加瑟是公元前十二世紀以前統治美索不達米亞約五百年的巴比倫統治者的名稱。</w:t>
-      </w:r>
-    </w:p>
-    <w:p>
-      <w:pPr/>
-      <w:r>
-        <w:rPr>
-          <w:lang w:val="zh_TW" w:bidi="zh_TW"/>
-        </w:rPr>
-      </w:r>
-      <w:r>
-        <w:rPr>
-          <w:lang w:val="zh_TW" w:bidi="zh_TW"/>
-        </w:rPr>
-        <w:t>因此，</w:t>
-      </w:r>
-      <w:hyperlink r:id="rId18">
-        <w:r>
-          <w:rPr>
-            <w:lang w:val="zh_TW" w:bidi="zh_TW"/>
-          </w:rPr>
-          <w:rPr>
-            <w:color w:val="0000EE"/>
-            <w:u w:val="single"/>
-          </w:rPr>
-          <w:t>創世記十章6至8節</w:t>
-        </w:r>
-      </w:hyperlink>
-      <w:r>
-        <w:rPr>
-          <w:lang w:val="zh_TW" w:bidi="zh_TW"/>
-        </w:rPr>
-        <w:t>中提到的古實可能是指兩個不同的地區：努比亞（</w:t>
-      </w:r>
-      <w:hyperlink r:id="rId19">
-        <w:r>
-          <w:rPr>
-            <w:lang w:val="zh_TW" w:bidi="zh_TW"/>
-          </w:rPr>
-          <w:rPr>
-            <w:color w:val="0000EE"/>
-            <w:u w:val="single"/>
-          </w:rPr>
-          <w:t>6–7</w:t>
-        </w:r>
-      </w:hyperlink>
-      <w:r>
-        <w:rPr>
-          <w:lang w:val="zh_TW" w:bidi="zh_TW"/>
-        </w:rPr>
-        <w:t>節）和美索不達米亞（</w:t>
-      </w:r>
-      <w:hyperlink r:id="rId20">
-        <w:r>
-          <w:rPr>
-            <w:lang w:val="zh_TW" w:bidi="zh_TW"/>
-          </w:rPr>
-          <w:rPr>
-            <w:color w:val="0000EE"/>
-            <w:u w:val="single"/>
-          </w:rPr>
-          <w:t>9–12</w:t>
-        </w:r>
-      </w:hyperlink>
-      <w:r>
-        <w:rPr>
-          <w:lang w:val="zh_TW" w:bidi="zh_TW"/>
-        </w:rPr>
-        <w:t>節）。另一種可能是，</w:t>
-      </w:r>
-      <w:hyperlink r:id="rId16">
-        <w:r>
-          <w:rPr>
-            <w:lang w:val="zh_TW" w:bidi="zh_TW"/>
-          </w:rPr>
-          <w:rPr>
-            <w:color w:val="0000EE"/>
-            <w:u w:val="single"/>
-          </w:rPr>
-          <w:t>創世記二章13節</w:t>
-        </w:r>
-      </w:hyperlink>
-      <w:r>
-        <w:rPr>
-          <w:lang w:val="zh_TW" w:bidi="zh_TW"/>
-        </w:rPr>
-        <w:t>和</w:t>
-      </w:r>
-      <w:hyperlink r:id="rId21">
-        <w:r>
-          <w:rPr>
-            <w:lang w:val="zh_TW" w:bidi="zh_TW"/>
-          </w:rPr>
-          <w:rPr>
-            <w:color w:val="0000EE"/>
-            <w:u w:val="single"/>
-          </w:rPr>
-          <w:t>十章8節</w:t>
-        </w:r>
-      </w:hyperlink>
-      <w:r>
-        <w:rPr>
-          <w:lang w:val="zh_TW" w:bidi="zh_TW"/>
-        </w:rPr>
-        <w:t>中的古實可能是基士（Kish），這是美索不達米亞的一座城，傳統上視之為洪水之後第一個蘇美王朝的所在地。</w:t>
-      </w:r>
-    </w:p>
-    <w:p>
-      <w:pPr>
-        <w:pStyle w:val="Heading3"/>
-      </w:pPr>
-      <w:r>
-        <w:rPr>
-          <w:lang w:val="zh_TW" w:bidi="zh_TW"/>
-        </w:rPr>
-        <w:t>聖經中的古實人</w:t>
-      </w:r>
-    </w:p>
-    <w:p>
-      <w:pPr/>
-      <w:r>
-        <w:rPr>
-          <w:lang w:val="zh_TW" w:bidi="zh_TW"/>
-        </w:rPr>
-      </w:r>
-      <w:r>
-        <w:rPr>
-          <w:lang w:val="zh_TW" w:bidi="zh_TW"/>
-        </w:rPr>
-        <w:t>關於「古實人」一詞的意義，聖經中較少出現混淆。除了</w:t>
-      </w:r>
-      <w:hyperlink r:id="rId22">
-        <w:r>
-          <w:rPr>
-            <w:lang w:val="zh_TW" w:bidi="zh_TW"/>
-          </w:rPr>
-          <w:rPr>
-            <w:color w:val="0000EE"/>
-            <w:u w:val="single"/>
-          </w:rPr>
-          <w:t>民數記十二章1節</w:t>
-        </w:r>
-      </w:hyperlink>
-      <w:r>
-        <w:rPr>
-          <w:lang w:val="zh_TW" w:bidi="zh_TW"/>
-        </w:rPr>
-        <w:t>可能是一個例外之外，古實人通常指努比亞（非洲的古實）的居民。</w:t>
-      </w:r>
-    </w:p>
-    <w:p>
-      <w:pPr/>
-      <w:r>
-        <w:rPr>
-          <w:lang w:val="zh_TW" w:bidi="zh_TW"/>
-        </w:rPr>
-      </w:r>
-      <w:r>
-        <w:rPr>
-          <w:lang w:val="zh_TW" w:bidi="zh_TW"/>
-        </w:rPr>
-        <w:t>大衛王的元帥約押派去向大衛報告押沙龍戰敗消息的第一位使者，就是一位古實人（</w:t>
-      </w:r>
-      <w:hyperlink r:id="rId23">
-        <w:r>
-          <w:rPr>
-            <w:lang w:val="zh_TW" w:bidi="zh_TW"/>
-          </w:rPr>
-          <w:rPr>
-            <w:color w:val="0000EE"/>
-            <w:u w:val="single"/>
-          </w:rPr>
-          <w:t>撒下18:21–32</w:t>
-        </w:r>
-      </w:hyperlink>
-      <w:r>
-        <w:rPr>
-          <w:lang w:val="zh_TW" w:bidi="zh_TW"/>
-        </w:rPr>
-        <w:t>）。從經文可見，這位使者是外邦人，因為他不知道捷徑，傳遞消息也沒有顧及大衛的感受。有些譯本將這個希伯來字詞譯作人名「古示」（Cushi），但多數學者認為這並不正確。大多數英文聖經在其它地方出現「古實（Cush）」或「古實人（Cushite）」時，都譯為「衣索匹亞（Ethiopia）」或「衣索匹亞人（Ethiopians）」。</w:t>
-      </w:r>
-    </w:p>
-    <w:p>
-      <w:pPr/>
-      <w:r>
-        <w:rPr>
-          <w:lang w:val="zh_TW" w:bidi="zh_TW"/>
-        </w:rPr>
-      </w:r>
-      <w:r>
-        <w:rPr>
-          <w:lang w:val="zh_TW" w:bidi="zh_TW"/>
-        </w:rPr>
-        <w:t>摩西曾娶一位被稱為古實女子的妻子（</w:t>
-      </w:r>
-      <w:hyperlink r:id="rId22">
-        <w:r>
-          <w:rPr>
-            <w:lang w:val="zh_TW" w:bidi="zh_TW"/>
-          </w:rPr>
-          <w:rPr>
-            <w:color w:val="0000EE"/>
-            <w:u w:val="single"/>
-          </w:rPr>
-          <w:t>民12:1</w:t>
-        </w:r>
-      </w:hyperlink>
-      <w:r>
-        <w:rPr>
-          <w:lang w:val="zh_TW" w:bidi="zh_TW"/>
-        </w:rPr>
-        <w:t>）。這個稱呼有幾種可能的理解：</w:t>
+        <w:t>沽尼</w:t>
+      </w:r>
+      <w:r>
+        <w:rPr>
+          <w:lang w:val="zh_TW" w:bidi="zh_TW"/>
+        </w:rPr>
       </w:r>
     </w:p>
     <w:p>
@@ -692,7 +239,43 @@
         <w:rPr>
           <w:lang w:val="zh_TW" w:bidi="zh_TW"/>
         </w:rPr>
-        <w:t>她可能來自努比亞，若是如此，她應是摩西的第二任妻子，並非西坡拉。</w:t>
+        <w:t>拿弗他利的兒子，也是雅各的孫子（</w:t>
+      </w:r>
+      <w:hyperlink r:id="rId13">
+        <w:r>
+          <w:rPr>
+            <w:lang w:val="zh_TW" w:bidi="zh_TW"/>
+          </w:rPr>
+          <w:rPr>
+            <w:color w:val="0000EE"/>
+            <w:u w:val="single"/>
+          </w:rPr>
+          <w:t>創46:24</w:t>
+        </w:r>
+      </w:hyperlink>
+      <w:r>
+        <w:rPr>
+          <w:lang w:val="zh_TW" w:bidi="zh_TW"/>
+        </w:rPr>
+        <w:t>；</w:t>
+      </w:r>
+      <w:hyperlink r:id="rId14">
+        <w:r>
+          <w:rPr>
+            <w:lang w:val="zh_TW" w:bidi="zh_TW"/>
+          </w:rPr>
+          <w:rPr>
+            <w:color w:val="0000EE"/>
+            <w:u w:val="single"/>
+          </w:rPr>
+          <w:t>代上7:13</w:t>
+        </w:r>
+      </w:hyperlink>
+      <w:r>
+        <w:rPr>
+          <w:lang w:val="zh_TW" w:bidi="zh_TW"/>
+        </w:rPr>
+        <w:t>）。</w:t>
       </w:r>
     </w:p>
     <w:p>
@@ -710,7 +293,534 @@
         <w:rPr>
           <w:lang w:val="zh_TW" w:bidi="zh_TW"/>
         </w:rPr>
-        <w:t>她可能來自古珊，因此可能是米甸女子，也就是西坡拉本人。</w:t>
+        <w:t>迦得支派中押比疊的父親（</w:t>
+      </w:r>
+      <w:hyperlink r:id="rId15">
+        <w:r>
+          <w:rPr>
+            <w:lang w:val="zh_TW" w:bidi="zh_TW"/>
+          </w:rPr>
+          <w:rPr>
+            <w:color w:val="0000EE"/>
+            <w:u w:val="single"/>
+          </w:rPr>
+          <w:t>代上5:15</w:t>
+        </w:r>
+      </w:hyperlink>
+      <w:r>
+        <w:rPr>
+          <w:lang w:val="zh_TW" w:bidi="zh_TW"/>
+        </w:rPr>
+        <w:t>，譯註：和合本譯為古尼）。</w:t>
+      </w:r>
+      <w:r>
+        <w:rPr>
+          <w:lang w:val="zh_TW" w:bidi="zh_TW"/>
+        </w:rPr>
+      </w:r>
+      <w:r>
+        <w:rPr>
+          <w:lang w:val="zh_TW" w:bidi="zh_TW"/>
+        </w:rPr>
+      </w:r>
+    </w:p>
+    <w:p>
+      <w:pPr/>
+      <w:r>
+        <w:rPr>
+          <w:lang w:val="zh_TW" w:bidi="zh_TW"/>
+        </w:rPr>
+      </w:r>
+    </w:p>
+    <w:p>
+      <w:pPr>
+        <w:pStyle w:val="Heading2"/>
+      </w:pPr>
+      <w:r>
+        <w:rPr>
+          <w:lang w:val="zh_TW" w:bidi="zh_TW"/>
+        </w:rPr>
+        <w:t>古實 (人物)</w:t>
+      </w:r>
+      <w:r>
+        <w:rPr>
+          <w:lang w:val="zh_TW" w:bidi="zh_TW"/>
+        </w:rPr>
+      </w:r>
+    </w:p>
+    <w:p>
+      <w:pPr/>
+      <w:r>
+        <w:rPr>
+          <w:lang w:val="zh_TW" w:bidi="zh_TW"/>
+        </w:rPr>
+      </w:r>
+      <w:r>
+        <w:rPr>
+          <w:lang w:val="zh_TW" w:bidi="zh_TW"/>
+        </w:rPr>
+        <w:t>1. 含的四個兒子中的長子（</w:t>
+      </w:r>
+      <w:hyperlink r:id="rId16">
+        <w:r>
+          <w:rPr>
+            <w:lang w:val="zh_TW" w:bidi="zh_TW"/>
+          </w:rPr>
+          <w:rPr>
+            <w:color w:val="0000EE"/>
+            <w:u w:val="single"/>
+          </w:rPr>
+          <w:t>創10:6</w:t>
+        </w:r>
+      </w:hyperlink>
+      <w:r>
+        <w:rPr>
+          <w:lang w:val="zh_TW" w:bidi="zh_TW"/>
+        </w:rPr>
+        <w:t>；</w:t>
+      </w:r>
+      <w:hyperlink r:id="rId17">
+        <w:r>
+          <w:rPr>
+            <w:lang w:val="zh_TW" w:bidi="zh_TW"/>
+          </w:rPr>
+          <w:rPr>
+            <w:color w:val="0000EE"/>
+            <w:u w:val="single"/>
+          </w:rPr>
+          <w:t>代上1:8</w:t>
+        </w:r>
+      </w:hyperlink>
+      <w:r>
+        <w:rPr>
+          <w:lang w:val="zh_TW" w:bidi="zh_TW"/>
+        </w:rPr>
+        <w:t>）。因為其他三個名字（埃及、弗和迦南）都是地名，所以古實也很可能是個地名，通常被認為是埃塞俄比亞。</w:t>
+      </w:r>
+      <w:r>
+        <w:rPr>
+          <w:i/>
+          <w:lang w:val="zh_TW" w:bidi="zh_TW"/>
+        </w:rPr>
+        <w:t>見</w:t>
+      </w:r>
+      <w:r>
+        <w:rPr>
+          <w:lang w:val="zh_TW" w:bidi="zh_TW"/>
+        </w:rPr>
+        <w:t xml:space="preserve"> </w:t>
+      </w:r>
+      <w:r>
+        <w:rPr>
+          <w:lang w:val="zh_TW" w:bidi="zh_TW"/>
+        </w:rPr>
+        <w:t>古實（地點）</w:t>
+      </w:r>
+      <w:r>
+        <w:rPr>
+          <w:lang w:val="zh_TW" w:bidi="zh_TW"/>
+        </w:rPr>
+        <w:t>；</w:t>
+      </w:r>
+      <w:r>
+        <w:rPr>
+          <w:lang w:val="zh_TW" w:bidi="zh_TW"/>
+        </w:rPr>
+        <w:t>埃塞俄比亞</w:t>
+      </w:r>
+      <w:r>
+        <w:rPr>
+          <w:lang w:val="zh_TW" w:bidi="zh_TW"/>
+        </w:rPr>
+        <w:t>。</w:t>
+      </w:r>
+    </w:p>
+    <w:p>
+      <w:pPr/>
+      <w:r>
+        <w:rPr>
+          <w:lang w:val="zh_TW" w:bidi="zh_TW"/>
+        </w:rPr>
+      </w:r>
+      <w:r>
+        <w:rPr>
+          <w:lang w:val="zh_TW" w:bidi="zh_TW"/>
+        </w:rPr>
+        <w:t>2. 便雅憫人，可能是大衛的敵人，在</w:t>
+      </w:r>
+      <w:hyperlink r:id="rId18">
+        <w:r>
+          <w:rPr>
+            <w:lang w:val="zh_TW" w:bidi="zh_TW"/>
+          </w:rPr>
+          <w:rPr>
+            <w:color w:val="0000EE"/>
+            <w:u w:val="single"/>
+          </w:rPr>
+          <w:t>詩篇第七篇</w:t>
+        </w:r>
+      </w:hyperlink>
+      <w:r>
+        <w:rPr>
+          <w:lang w:val="zh_TW" w:bidi="zh_TW"/>
+        </w:rPr>
+        <w:t>的標題中提及。</w:t>
+      </w:r>
+      <w:r>
+        <w:rPr>
+          <w:lang w:val="zh_TW" w:bidi="zh_TW"/>
+        </w:rPr>
+      </w:r>
+      <w:r>
+        <w:rPr>
+          <w:lang w:val="zh_TW" w:bidi="zh_TW"/>
+        </w:rPr>
+      </w:r>
+    </w:p>
+    <w:p>
+      <w:pPr/>
+      <w:r>
+        <w:rPr>
+          <w:lang w:val="zh_TW" w:bidi="zh_TW"/>
+        </w:rPr>
+      </w:r>
+    </w:p>
+    <w:p>
+      <w:pPr>
+        <w:pStyle w:val="Heading2"/>
+      </w:pPr>
+      <w:r>
+        <w:rPr>
+          <w:lang w:val="zh_TW" w:bidi="zh_TW"/>
+        </w:rPr>
+        <w:t>古實（地名）</w:t>
+      </w:r>
+      <w:r>
+        <w:rPr>
+          <w:lang w:val="zh_TW" w:bidi="zh_TW"/>
+        </w:rPr>
+      </w:r>
+    </w:p>
+    <w:p>
+      <w:pPr/>
+      <w:r>
+        <w:rPr>
+          <w:lang w:val="zh_TW" w:bidi="zh_TW"/>
+        </w:rPr>
+      </w:r>
+      <w:r>
+        <w:rPr>
+          <w:lang w:val="zh_TW" w:bidi="zh_TW"/>
+        </w:rPr>
+        <w:t>古實這名稱出現在埃及文、亞喀得文（Akkadian）及希伯來文的文獻中，是用來指位於埃及以南、尼羅河上游沿岸的諸國。較狹義地說，古實是指尼羅河第二與第四瀑布（大急流）之間的地區，大致相當於現今蘇丹的北部，這一帶在古代也被稱為努比亞（Nubia）。</w:t>
+      </w:r>
+    </w:p>
+    <w:p>
+      <w:pPr/>
+      <w:r>
+        <w:rPr>
+          <w:lang w:val="zh_TW" w:bidi="zh_TW"/>
+        </w:rPr>
+      </w:r>
+      <w:r>
+        <w:rPr>
+          <w:lang w:val="zh_TW" w:bidi="zh_TW"/>
+        </w:rPr>
+        <w:t>舊約聖經一般採用這個較狹義的用法。希臘人稱此地為衣索匹亞，這名稱後來成為今日衣索匹亞之名的由來（現代的衣索匹亞位於更南、更東的地區）。</w:t>
+      </w:r>
+    </w:p>
+    <w:p>
+      <w:pPr>
+        <w:pStyle w:val="Heading3"/>
+      </w:pPr>
+      <w:r>
+        <w:rPr>
+          <w:lang w:val="zh_TW" w:bidi="zh_TW"/>
+        </w:rPr>
+        <w:t>創世記中的古實</w:t>
+      </w:r>
+    </w:p>
+    <w:p>
+      <w:pPr/>
+      <w:r>
+        <w:rPr>
+          <w:lang w:val="zh_TW" w:bidi="zh_TW"/>
+        </w:rPr>
+      </w:r>
+      <w:r>
+        <w:rPr>
+          <w:lang w:val="zh_TW" w:bidi="zh_TW"/>
+        </w:rPr>
+        <w:t>「古實」在創世記中的意思並不十分明確。在伊甸園的記述中，古實似乎位於美索不達米亞（</w:t>
+      </w:r>
+      <w:hyperlink r:id="rId19">
+        <w:r>
+          <w:rPr>
+            <w:lang w:val="zh_TW" w:bidi="zh_TW"/>
+          </w:rPr>
+          <w:rPr>
+            <w:color w:val="0000EE"/>
+            <w:u w:val="single"/>
+          </w:rPr>
+          <w:t>創2:13</w:t>
+        </w:r>
+      </w:hyperlink>
+      <w:r>
+        <w:rPr>
+          <w:lang w:val="zh_TW" w:bidi="zh_TW"/>
+        </w:rPr>
+        <w:t>），也就是底格里斯河與幼發拉底河流域（</w:t>
+      </w:r>
+      <w:hyperlink r:id="rId20">
+        <w:r>
+          <w:rPr>
+            <w:lang w:val="zh_TW" w:bidi="zh_TW"/>
+          </w:rPr>
+          <w:rPr>
+            <w:color w:val="0000EE"/>
+            <w:u w:val="single"/>
+          </w:rPr>
+          <w:t>14</w:t>
+        </w:r>
+      </w:hyperlink>
+      <w:r>
+        <w:rPr>
+          <w:lang w:val="zh_TW" w:bidi="zh_TW"/>
+        </w:rPr>
+        <w:t>節）。這裡所說的「古實」可能就是加瑟（Kassite，又稱哥西安〔Cossaean〕），加瑟是公元前十二世紀以前統治美索不達米亞約五百年的巴比倫統治者的名稱。</w:t>
+      </w:r>
+    </w:p>
+    <w:p>
+      <w:pPr/>
+      <w:r>
+        <w:rPr>
+          <w:lang w:val="zh_TW" w:bidi="zh_TW"/>
+        </w:rPr>
+      </w:r>
+      <w:r>
+        <w:rPr>
+          <w:lang w:val="zh_TW" w:bidi="zh_TW"/>
+        </w:rPr>
+        <w:t>因此，</w:t>
+      </w:r>
+      <w:hyperlink r:id="rId21">
+        <w:r>
+          <w:rPr>
+            <w:lang w:val="zh_TW" w:bidi="zh_TW"/>
+          </w:rPr>
+          <w:rPr>
+            <w:color w:val="0000EE"/>
+            <w:u w:val="single"/>
+          </w:rPr>
+          <w:t>創世記十章6至8節</w:t>
+        </w:r>
+      </w:hyperlink>
+      <w:r>
+        <w:rPr>
+          <w:lang w:val="zh_TW" w:bidi="zh_TW"/>
+        </w:rPr>
+        <w:t>中提到的古實可能是指兩個不同的地區：努比亞（</w:t>
+      </w:r>
+      <w:hyperlink r:id="rId22">
+        <w:r>
+          <w:rPr>
+            <w:lang w:val="zh_TW" w:bidi="zh_TW"/>
+          </w:rPr>
+          <w:rPr>
+            <w:color w:val="0000EE"/>
+            <w:u w:val="single"/>
+          </w:rPr>
+          <w:t>6–7</w:t>
+        </w:r>
+      </w:hyperlink>
+      <w:r>
+        <w:rPr>
+          <w:lang w:val="zh_TW" w:bidi="zh_TW"/>
+        </w:rPr>
+        <w:t>節）和美索不達米亞（</w:t>
+      </w:r>
+      <w:hyperlink r:id="rId23">
+        <w:r>
+          <w:rPr>
+            <w:lang w:val="zh_TW" w:bidi="zh_TW"/>
+          </w:rPr>
+          <w:rPr>
+            <w:color w:val="0000EE"/>
+            <w:u w:val="single"/>
+          </w:rPr>
+          <w:t>9–12</w:t>
+        </w:r>
+      </w:hyperlink>
+      <w:r>
+        <w:rPr>
+          <w:lang w:val="zh_TW" w:bidi="zh_TW"/>
+        </w:rPr>
+        <w:t>節）。另一種可能是，</w:t>
+      </w:r>
+      <w:hyperlink r:id="rId19">
+        <w:r>
+          <w:rPr>
+            <w:lang w:val="zh_TW" w:bidi="zh_TW"/>
+          </w:rPr>
+          <w:rPr>
+            <w:color w:val="0000EE"/>
+            <w:u w:val="single"/>
+          </w:rPr>
+          <w:t>創世記二章13節</w:t>
+        </w:r>
+      </w:hyperlink>
+      <w:r>
+        <w:rPr>
+          <w:lang w:val="zh_TW" w:bidi="zh_TW"/>
+        </w:rPr>
+        <w:t>和</w:t>
+      </w:r>
+      <w:hyperlink r:id="rId24">
+        <w:r>
+          <w:rPr>
+            <w:lang w:val="zh_TW" w:bidi="zh_TW"/>
+          </w:rPr>
+          <w:rPr>
+            <w:color w:val="0000EE"/>
+            <w:u w:val="single"/>
+          </w:rPr>
+          <w:t>十章8節</w:t>
+        </w:r>
+      </w:hyperlink>
+      <w:r>
+        <w:rPr>
+          <w:lang w:val="zh_TW" w:bidi="zh_TW"/>
+        </w:rPr>
+        <w:t>中的古實可能是基士（Kish），這是美索不達米亞的一座城，傳統上視之為洪水之後第一個蘇美王朝的所在地。</w:t>
+      </w:r>
+    </w:p>
+    <w:p>
+      <w:pPr>
+        <w:pStyle w:val="Heading3"/>
+      </w:pPr>
+      <w:r>
+        <w:rPr>
+          <w:lang w:val="zh_TW" w:bidi="zh_TW"/>
+        </w:rPr>
+        <w:t>聖經中的古實人</w:t>
+      </w:r>
+    </w:p>
+    <w:p>
+      <w:pPr/>
+      <w:r>
+        <w:rPr>
+          <w:lang w:val="zh_TW" w:bidi="zh_TW"/>
+        </w:rPr>
+      </w:r>
+      <w:r>
+        <w:rPr>
+          <w:lang w:val="zh_TW" w:bidi="zh_TW"/>
+        </w:rPr>
+        <w:t>關於「古實人」一詞的意義，聖經中較少出現混淆。除了</w:t>
+      </w:r>
+      <w:hyperlink r:id="rId25">
+        <w:r>
+          <w:rPr>
+            <w:lang w:val="zh_TW" w:bidi="zh_TW"/>
+          </w:rPr>
+          <w:rPr>
+            <w:color w:val="0000EE"/>
+            <w:u w:val="single"/>
+          </w:rPr>
+          <w:t>民數記十二章1節</w:t>
+        </w:r>
+      </w:hyperlink>
+      <w:r>
+        <w:rPr>
+          <w:lang w:val="zh_TW" w:bidi="zh_TW"/>
+        </w:rPr>
+        <w:t>可能是一個例外之外，古實人通常指努比亞（非洲的古實）的居民。</w:t>
+      </w:r>
+    </w:p>
+    <w:p>
+      <w:pPr/>
+      <w:r>
+        <w:rPr>
+          <w:lang w:val="zh_TW" w:bidi="zh_TW"/>
+        </w:rPr>
+      </w:r>
+      <w:r>
+        <w:rPr>
+          <w:lang w:val="zh_TW" w:bidi="zh_TW"/>
+        </w:rPr>
+        <w:t>大衛王的元帥約押派去向大衛報告押沙龍戰敗消息的第一位使者，就是一位古實人（</w:t>
+      </w:r>
+      <w:hyperlink r:id="rId26">
+        <w:r>
+          <w:rPr>
+            <w:lang w:val="zh_TW" w:bidi="zh_TW"/>
+          </w:rPr>
+          <w:rPr>
+            <w:color w:val="0000EE"/>
+            <w:u w:val="single"/>
+          </w:rPr>
+          <w:t>撒下18:21–32</w:t>
+        </w:r>
+      </w:hyperlink>
+      <w:r>
+        <w:rPr>
+          <w:lang w:val="zh_TW" w:bidi="zh_TW"/>
+        </w:rPr>
+        <w:t>）。從經文可見，這位使者是外邦人，因為他不知道捷徑，傳遞消息也沒有顧及大衛的感受。有些譯本將這個希伯來字詞譯作人名「古示」（Cushi），但多數學者認為這並不正確。大多數英文聖經在其它地方出現「古實（Cush）」或「古實人（Cushite）」時，都譯為「衣索匹亞（Ethiopia）」或「衣索匹亞人（Ethiopians）」。</w:t>
+      </w:r>
+    </w:p>
+    <w:p>
+      <w:pPr/>
+      <w:r>
+        <w:rPr>
+          <w:lang w:val="zh_TW" w:bidi="zh_TW"/>
+        </w:rPr>
+      </w:r>
+      <w:r>
+        <w:rPr>
+          <w:lang w:val="zh_TW" w:bidi="zh_TW"/>
+        </w:rPr>
+        <w:t>摩西曾娶一位被稱為古實女子的妻子（</w:t>
+      </w:r>
+      <w:hyperlink r:id="rId25">
+        <w:r>
+          <w:rPr>
+            <w:lang w:val="zh_TW" w:bidi="zh_TW"/>
+          </w:rPr>
+          <w:rPr>
+            <w:color w:val="0000EE"/>
+            <w:u w:val="single"/>
+          </w:rPr>
+          <w:t>民12:1</w:t>
+        </w:r>
+      </w:hyperlink>
+      <w:r>
+        <w:rPr>
+          <w:lang w:val="zh_TW" w:bidi="zh_TW"/>
+        </w:rPr>
+        <w:t>）。這個稱呼有幾種可能的理解：</w:t>
+      </w:r>
+    </w:p>
+    <w:p>
+      <w:pPr>
+        <w:pStyle w:val="ListNumber"/>
+        <w:numPr>
+          <w:ilvl w:val="0"/>
+          <w:numId w:val="15"/>
+        </w:numPr>
+        <w:spacing w:line="240" w:lineRule="auto"/>
+        <w:ind w:left="720"/>
+      </w:pPr>
+      <w:r>
+        <w:rPr>
+          <w:lang w:val="zh_TW" w:bidi="zh_TW"/>
+        </w:rPr>
+      </w:r>
+      <w:r>
+        <w:rPr>
+          <w:lang w:val="zh_TW" w:bidi="zh_TW"/>
+        </w:rPr>
+        <w:t>她可能來自努比亞，若是如此，她應是摩西的第二任妻子，並非西坡拉。</w:t>
       </w:r>
     </w:p>
     <w:p>
@@ -728,6 +838,24 @@
         <w:rPr>
           <w:lang w:val="zh_TW" w:bidi="zh_TW"/>
         </w:rPr>
+        <w:t>她可能來自古珊，因此可能是米甸女子，也就是西坡拉本人。</w:t>
+      </w:r>
+    </w:p>
+    <w:p>
+      <w:pPr>
+        <w:pStyle w:val="ListNumber"/>
+        <w:spacing w:line="240" w:lineRule="auto"/>
+        <w:ind w:left="720"/>
+      </w:pPr>
+      <w:r>
+        <w:rPr>
+          <w:lang w:val="zh_TW" w:bidi="zh_TW"/>
+        </w:rPr>
+      </w:r>
+      <w:r>
+        <w:rPr>
+          <w:lang w:val="zh_TW" w:bidi="zh_TW"/>
+        </w:rPr>
         <w:t>這個稱呼可能只是指她膚色較深、出身外族，不一定特指西坡拉。</w:t>
       </w:r>
     </w:p>
@@ -843,7 +971,7 @@
         </w:rPr>
         <w:t>古代以色列人認為，以尊重的方式安葬死者是極為重要的（</w:t>
       </w:r>
-      <w:hyperlink r:id="rId24">
+      <w:hyperlink r:id="rId27">
         <w:r>
           <w:rPr>
             <w:lang w:val="zh_TW" w:bidi="zh_TW"/>
@@ -861,7 +989,7 @@
         </w:rPr>
         <w:t>；</w:t>
       </w:r>
-      <w:hyperlink r:id="rId25">
+      <w:hyperlink r:id="rId28">
         <w:r>
           <w:rPr>
             <w:lang w:val="zh_TW" w:bidi="zh_TW"/>
@@ -879,7 +1007,7 @@
         </w:rPr>
         <w:t>；</w:t>
       </w:r>
-      <w:hyperlink r:id="rId26">
+      <w:hyperlink r:id="rId29">
         <w:r>
           <w:rPr>
             <w:lang w:val="zh_TW" w:bidi="zh_TW"/>
@@ -897,7 +1025,7 @@
         </w:rPr>
         <w:t>；</w:t>
       </w:r>
-      <w:hyperlink r:id="rId27">
+      <w:hyperlink r:id="rId30">
         <w:r>
           <w:rPr>
             <w:lang w:val="zh_TW" w:bidi="zh_TW"/>
@@ -915,7 +1043,7 @@
         </w:rPr>
         <w:t>；</w:t>
       </w:r>
-      <w:hyperlink r:id="rId28">
+      <w:hyperlink r:id="rId31">
         <w:r>
           <w:rPr>
             <w:lang w:val="zh_TW" w:bidi="zh_TW"/>
@@ -947,7 +1075,7 @@
         </w:rPr>
         <w:t>在以西結書中，神讓先知看見一個充滿枯骨的平原。這些骨頭代表失去盼望的以色列民，但神應許要賜下祂的靈，使祂的百姓重新得著生命，就像使這些死去的骨頭再生一般（</w:t>
       </w:r>
-      <w:hyperlink r:id="rId29">
+      <w:hyperlink r:id="rId32">
         <w:r>
           <w:rPr>
             <w:lang w:val="zh_TW" w:bidi="zh_TW"/>
@@ -965,7 +1093,7 @@
         </w:rPr>
         <w:t>）。其實，在活著的身體裡，骨頭是有生命的組織。以西結也寫到斷骨可以痊癒（</w:t>
       </w:r>
-      <w:hyperlink r:id="rId30">
+      <w:hyperlink r:id="rId33">
         <w:r>
           <w:rPr>
             <w:lang w:val="zh_TW" w:bidi="zh_TW"/>
@@ -997,7 +1125,7 @@
         </w:rPr>
         <w:t>以色列人守逾越節時，必須獻上一隻毫無殘疾的羊羔，其中一項要求是羊羔的骨頭一根也不可折斷（</w:t>
       </w:r>
-      <w:hyperlink r:id="rId31">
+      <w:hyperlink r:id="rId34">
         <w:r>
           <w:rPr>
             <w:lang w:val="zh_TW" w:bidi="zh_TW"/>
@@ -1015,7 +1143,7 @@
         </w:rPr>
         <w:t>；</w:t>
       </w:r>
-      <w:hyperlink r:id="rId32">
+      <w:hyperlink r:id="rId35">
         <w:r>
           <w:rPr>
             <w:lang w:val="zh_TW" w:bidi="zh_TW"/>
@@ -1033,7 +1161,7 @@
         </w:rPr>
         <w:t>）。這項律例在新約聖經中具有特別的意義。羅馬兵丁通常會打斷被釘十字架之人的腿，使其更快死亡，但當耶穌被釘十字架時，他們並沒有打斷祂的腿。這正應驗了舊約聖經中關於耶穌的話——祂被稱為「神的羔羊」（</w:t>
       </w:r>
-      <w:hyperlink r:id="rId33">
+      <w:hyperlink r:id="rId36">
         <w:r>
           <w:rPr>
             <w:lang w:val="zh_TW" w:bidi="zh_TW"/>
@@ -1051,7 +1179,7 @@
         </w:rPr>
         <w:t>；</w:t>
       </w:r>
-      <w:hyperlink r:id="rId34">
+      <w:hyperlink r:id="rId37">
         <w:r>
           <w:rPr>
             <w:lang w:val="zh_TW" w:bidi="zh_TW"/>
@@ -1063,7 +1191,7 @@
           <w:t>約1:36，</w:t>
         </w:r>
       </w:hyperlink>
-      <w:hyperlink r:id="rId35">
+      <w:hyperlink r:id="rId38">
         <w:r>
           <w:rPr>
             <w:lang w:val="zh_TW" w:bidi="zh_TW"/>
@@ -1095,7 +1223,7 @@
         </w:rPr>
         <w:t>在聖經的某些地方，人們會以骨頭來表達強烈的情感（</w:t>
       </w:r>
-      <w:hyperlink r:id="rId36">
+      <w:hyperlink r:id="rId39">
         <w:r>
           <w:rPr>
             <w:lang w:val="zh_TW" w:bidi="zh_TW"/>
@@ -1113,7 +1241,7 @@
         </w:rPr>
         <w:t>，</w:t>
       </w:r>
-      <w:hyperlink r:id="rId37">
+      <w:hyperlink r:id="rId40">
         <w:r>
           <w:rPr>
             <w:lang w:val="zh_TW" w:bidi="zh_TW"/>
@@ -1131,7 +1259,7 @@
         </w:rPr>
         <w:t>，</w:t>
       </w:r>
-      <w:hyperlink r:id="rId38">
+      <w:hyperlink r:id="rId41">
         <w:r>
           <w:rPr>
             <w:lang w:val="zh_TW" w:bidi="zh_TW"/>
@@ -1149,7 +1277,7 @@
         </w:rPr>
         <w:t>）。聖經也使用「骨肉」這個片語來表明人之間的親屬關係。當人說某人是自己的「骨肉」時的意思是他是家人，就像今日我們說「血肉之親」一樣（參</w:t>
       </w:r>
-      <w:hyperlink r:id="rId39">
+      <w:hyperlink r:id="rId42">
         <w:r>
           <w:rPr>
             <w:lang w:val="zh_TW" w:bidi="zh_TW"/>
@@ -1167,7 +1295,7 @@
         </w:rPr>
         <w:t>，</w:t>
       </w:r>
-      <w:hyperlink r:id="rId40">
+      <w:hyperlink r:id="rId43">
         <w:r>
           <w:rPr>
             <w:lang w:val="zh_TW" w:bidi="zh_TW"/>
@@ -1185,7 +1313,7 @@
         </w:rPr>
         <w:t>；</w:t>
       </w:r>
-      <w:hyperlink r:id="rId41">
+      <w:hyperlink r:id="rId44">
         <w:r>
           <w:rPr>
             <w:lang w:val="zh_TW" w:bidi="zh_TW"/>
@@ -3105,6 +3233,12 @@
     <w:abstractNumId w:val="11"/>
   </w:num>
   <w:num w:numId="14">
+    <w:abstractNumId w:val="3"/>
+    <w:lvlOverride w:ilvl="0">
+      <w:startOverride w:val="1"/>
+    </w:lvlOverride>
+  </w:num>
+  <w:num w:numId="15">
     <w:abstractNumId w:val="3"/>
     <w:lvlOverride w:ilvl="0">
       <w:startOverride w:val="1"/>

--- a/zht/docx/049.content.docx
+++ b/zht/docx/049.content.docx
@@ -149,7 +149,7 @@
         <w:rPr>
           <w:lang w:val="zh_TW" w:bidi="zh_TW"/>
         </w:rPr>
-        <w:t>gu</w:t>
+        <w:t>geng</w:t>
       </w:r>
       <w:r>
         <w:rPr>
@@ -212,7 +212,7 @@
         <w:rPr>
           <w:lang w:val="zh_TW" w:bidi="zh_TW"/>
         </w:rPr>
-        <w:t>沽尼</w:t>
+        <w:t>更</w:t>
       </w:r>
       <w:r>
         <w:rPr>
@@ -221,15 +221,7 @@
       </w:r>
     </w:p>
     <w:p>
-      <w:pPr>
-        <w:pStyle w:val="ListNumber"/>
-        <w:numPr>
-          <w:ilvl w:val="0"/>
-          <w:numId w:val="14"/>
-        </w:numPr>
-        <w:spacing w:line="240" w:lineRule="auto"/>
-        <w:ind w:left="720"/>
-      </w:pPr>
+      <w:pPr/>
       <w:r>
         <w:rPr>
           <w:lang w:val="zh_TW" w:bidi="zh_TW"/>
@@ -239,7 +231,39 @@
         <w:rPr>
           <w:lang w:val="zh_TW" w:bidi="zh_TW"/>
         </w:rPr>
-        <w:t>拿弗他利的兒子，也是雅各的孫子（</w:t>
+        <w:t>在舊約和新約中用來劃分夜晚的一段時間。</w:t>
+      </w:r>
+    </w:p>
+    <w:p>
+      <w:pPr/>
+      <w:r>
+        <w:rPr>
+          <w:lang w:val="zh_TW" w:bidi="zh_TW"/>
+        </w:rPr>
+      </w:r>
+      <w:r>
+        <w:rPr>
+          <w:lang w:val="zh_TW" w:bidi="zh_TW"/>
+        </w:rPr>
+        <w:t>在舊約聖經時期，夜被分為三個更次（守衛班次）：</w:t>
+      </w:r>
+    </w:p>
+    <w:p>
+      <w:pPr>
+        <w:pStyle w:val="ListBullet"/>
+        <w:spacing w:line="240" w:lineRule="auto"/>
+        <w:ind w:left="720"/>
+      </w:pPr>
+      <w:r>
+        <w:rPr>
+          <w:lang w:val="zh_TW" w:bidi="zh_TW"/>
+        </w:rPr>
+      </w:r>
+      <w:r>
+        <w:rPr>
+          <w:lang w:val="zh_TW" w:bidi="zh_TW"/>
+        </w:rPr>
+        <w:t>初更或晚上從日落到大約22:00（</w:t>
       </w:r>
       <w:hyperlink r:id="rId13">
         <w:r>
@@ -250,14 +274,32 @@
             <w:color w:val="0000EE"/>
             <w:u w:val="single"/>
           </w:rPr>
-          <w:t>創46:24</w:t>
+          <w:t>耶利米哀歌2:19</w:t>
         </w:r>
       </w:hyperlink>
       <w:r>
         <w:rPr>
           <w:lang w:val="zh_TW" w:bidi="zh_TW"/>
         </w:rPr>
-        <w:t>；</w:t>
+        <w:t>）。</w:t>
+      </w:r>
+    </w:p>
+    <w:p>
+      <w:pPr>
+        <w:pStyle w:val="ListBullet"/>
+        <w:spacing w:line="240" w:lineRule="auto"/>
+        <w:ind w:left="720"/>
+      </w:pPr>
+      <w:r>
+        <w:rPr>
+          <w:lang w:val="zh_TW" w:bidi="zh_TW"/>
+        </w:rPr>
+      </w:r>
+      <w:r>
+        <w:rPr>
+          <w:lang w:val="zh_TW" w:bidi="zh_TW"/>
+        </w:rPr>
+        <w:t>中更或半夜是從22:00到02:00（</w:t>
       </w:r>
       <w:hyperlink r:id="rId14">
         <w:r>
@@ -268,7 +310,7 @@
             <w:color w:val="0000EE"/>
             <w:u w:val="single"/>
           </w:rPr>
-          <w:t>代上7:13</w:t>
+          <w:t>士師記7:19</w:t>
         </w:r>
       </w:hyperlink>
       <w:r>
@@ -280,7 +322,7 @@
     </w:p>
     <w:p>
       <w:pPr>
-        <w:pStyle w:val="ListNumber"/>
+        <w:pStyle w:val="ListBullet"/>
         <w:spacing w:line="240" w:lineRule="auto"/>
         <w:ind w:left="720"/>
       </w:pPr>
@@ -293,7 +335,7 @@
         <w:rPr>
           <w:lang w:val="zh_TW" w:bidi="zh_TW"/>
         </w:rPr>
-        <w:t>迦得支派中押比疊的父親（</w:t>
+        <w:t>晨更大約從02:00到日出（</w:t>
       </w:r>
       <w:hyperlink r:id="rId15">
         <w:r>
@@ -304,62 +346,14 @@
             <w:color w:val="0000EE"/>
             <w:u w:val="single"/>
           </w:rPr>
-          <w:t>代上5:15</w:t>
+          <w:t>出埃及記14:24</w:t>
         </w:r>
       </w:hyperlink>
       <w:r>
         <w:rPr>
           <w:lang w:val="zh_TW" w:bidi="zh_TW"/>
         </w:rPr>
-        <w:t>，譯註：和合本譯為古尼）。</w:t>
-      </w:r>
-      <w:r>
-        <w:rPr>
-          <w:lang w:val="zh_TW" w:bidi="zh_TW"/>
-        </w:rPr>
-      </w:r>
-      <w:r>
-        <w:rPr>
-          <w:lang w:val="zh_TW" w:bidi="zh_TW"/>
-        </w:rPr>
-      </w:r>
-    </w:p>
-    <w:p>
-      <w:pPr/>
-      <w:r>
-        <w:rPr>
-          <w:lang w:val="zh_TW" w:bidi="zh_TW"/>
-        </w:rPr>
-      </w:r>
-    </w:p>
-    <w:p>
-      <w:pPr>
-        <w:pStyle w:val="Heading2"/>
-      </w:pPr>
-      <w:r>
-        <w:rPr>
-          <w:lang w:val="zh_TW" w:bidi="zh_TW"/>
-        </w:rPr>
-        <w:t>古實 (人物)</w:t>
-      </w:r>
-      <w:r>
-        <w:rPr>
-          <w:lang w:val="zh_TW" w:bidi="zh_TW"/>
-        </w:rPr>
-      </w:r>
-    </w:p>
-    <w:p>
-      <w:pPr/>
-      <w:r>
-        <w:rPr>
-          <w:lang w:val="zh_TW" w:bidi="zh_TW"/>
-        </w:rPr>
-      </w:r>
-      <w:r>
-        <w:rPr>
-          <w:lang w:val="zh_TW" w:bidi="zh_TW"/>
-        </w:rPr>
-        <w:t>1. 含的四個兒子中的長子（</w:t>
+        <w:t>；</w:t>
       </w:r>
       <w:hyperlink r:id="rId16">
         <w:r>
@@ -370,14 +364,28 @@
             <w:color w:val="0000EE"/>
             <w:u w:val="single"/>
           </w:rPr>
-          <w:t>創10:6</w:t>
+          <w:t>撒母耳記上11:11</w:t>
         </w:r>
       </w:hyperlink>
       <w:r>
         <w:rPr>
           <w:lang w:val="zh_TW" w:bidi="zh_TW"/>
         </w:rPr>
-        <w:t>；</w:t>
+        <w:t>）。</w:t>
+      </w:r>
+    </w:p>
+    <w:p>
+      <w:pPr/>
+      <w:r>
+        <w:rPr>
+          <w:lang w:val="zh_TW" w:bidi="zh_TW"/>
+        </w:rPr>
+      </w:r>
+      <w:r>
+        <w:rPr>
+          <w:lang w:val="zh_TW" w:bidi="zh_TW"/>
+        </w:rPr>
+        <w:t>在羅馬時期，守夜的次數從三次增加到四次。這些有時被描述為第一、第二、第三和第四更。或者有時被描述為晚上、半夜、雞叫和早晨（</w:t>
       </w:r>
       <w:hyperlink r:id="rId17">
         <w:r>
@@ -388,65 +396,14 @@
             <w:color w:val="0000EE"/>
             <w:u w:val="single"/>
           </w:rPr>
-          <w:t>代上1:8</w:t>
+          <w:t>馬太福音14:25</w:t>
         </w:r>
       </w:hyperlink>
-      <w:r>
-        <w:rPr>
-          <w:lang w:val="zh_TW" w:bidi="zh_TW"/>
-        </w:rPr>
-        <w:t>）。因為其他三個名字（埃及、弗和迦南）都是地名，所以古實也很可能是個地名，通常被認為是埃塞俄比亞。</w:t>
-      </w:r>
-      <w:r>
-        <w:rPr>
-          <w:i/>
-          <w:lang w:val="zh_TW" w:bidi="zh_TW"/>
-        </w:rPr>
-        <w:t>見</w:t>
-      </w:r>
-      <w:r>
-        <w:rPr>
-          <w:lang w:val="zh_TW" w:bidi="zh_TW"/>
-        </w:rPr>
-        <w:t xml:space="preserve"> </w:t>
-      </w:r>
-      <w:r>
-        <w:rPr>
-          <w:lang w:val="zh_TW" w:bidi="zh_TW"/>
-        </w:rPr>
-        <w:t>古實（地點）</w:t>
-      </w:r>
       <w:r>
         <w:rPr>
           <w:lang w:val="zh_TW" w:bidi="zh_TW"/>
         </w:rPr>
         <w:t>；</w:t>
-      </w:r>
-      <w:r>
-        <w:rPr>
-          <w:lang w:val="zh_TW" w:bidi="zh_TW"/>
-        </w:rPr>
-        <w:t>埃塞俄比亞</w:t>
-      </w:r>
-      <w:r>
-        <w:rPr>
-          <w:lang w:val="zh_TW" w:bidi="zh_TW"/>
-        </w:rPr>
-        <w:t>。</w:t>
-      </w:r>
-    </w:p>
-    <w:p>
-      <w:pPr/>
-      <w:r>
-        <w:rPr>
-          <w:lang w:val="zh_TW" w:bidi="zh_TW"/>
-        </w:rPr>
-      </w:r>
-      <w:r>
-        <w:rPr>
-          <w:lang w:val="zh_TW" w:bidi="zh_TW"/>
-        </w:rPr>
-        <w:t>2. 便雅憫人，可能是大衛的敵人，在</w:t>
       </w:r>
       <w:hyperlink r:id="rId18">
         <w:r>
@@ -457,406 +414,14 @@
             <w:color w:val="0000EE"/>
             <w:u w:val="single"/>
           </w:rPr>
-          <w:t>詩篇第七篇</w:t>
+          <w:t>馬可福音6:48</w:t>
         </w:r>
       </w:hyperlink>
       <w:r>
         <w:rPr>
           <w:lang w:val="zh_TW" w:bidi="zh_TW"/>
         </w:rPr>
-        <w:t>的標題中提及。</w:t>
-      </w:r>
-      <w:r>
-        <w:rPr>
-          <w:lang w:val="zh_TW" w:bidi="zh_TW"/>
-        </w:rPr>
-      </w:r>
-      <w:r>
-        <w:rPr>
-          <w:lang w:val="zh_TW" w:bidi="zh_TW"/>
-        </w:rPr>
-      </w:r>
-    </w:p>
-    <w:p>
-      <w:pPr/>
-      <w:r>
-        <w:rPr>
-          <w:lang w:val="zh_TW" w:bidi="zh_TW"/>
-        </w:rPr>
-      </w:r>
-    </w:p>
-    <w:p>
-      <w:pPr>
-        <w:pStyle w:val="Heading2"/>
-      </w:pPr>
-      <w:r>
-        <w:rPr>
-          <w:lang w:val="zh_TW" w:bidi="zh_TW"/>
-        </w:rPr>
-        <w:t>古實（地名）</w:t>
-      </w:r>
-      <w:r>
-        <w:rPr>
-          <w:lang w:val="zh_TW" w:bidi="zh_TW"/>
-        </w:rPr>
-      </w:r>
-    </w:p>
-    <w:p>
-      <w:pPr/>
-      <w:r>
-        <w:rPr>
-          <w:lang w:val="zh_TW" w:bidi="zh_TW"/>
-        </w:rPr>
-      </w:r>
-      <w:r>
-        <w:rPr>
-          <w:lang w:val="zh_TW" w:bidi="zh_TW"/>
-        </w:rPr>
-        <w:t>古實這名稱出現在埃及文、亞喀得文（Akkadian）及希伯來文的文獻中，是用來指位於埃及以南、尼羅河上游沿岸的諸國。較狹義地說，古實是指尼羅河第二與第四瀑布（大急流）之間的地區，大致相當於現今蘇丹的北部，這一帶在古代也被稱為努比亞（Nubia）。</w:t>
-      </w:r>
-    </w:p>
-    <w:p>
-      <w:pPr/>
-      <w:r>
-        <w:rPr>
-          <w:lang w:val="zh_TW" w:bidi="zh_TW"/>
-        </w:rPr>
-      </w:r>
-      <w:r>
-        <w:rPr>
-          <w:lang w:val="zh_TW" w:bidi="zh_TW"/>
-        </w:rPr>
-        <w:t>舊約聖經一般採用這個較狹義的用法。希臘人稱此地為衣索匹亞，這名稱後來成為今日衣索匹亞之名的由來（現代的衣索匹亞位於更南、更東的地區）。</w:t>
-      </w:r>
-    </w:p>
-    <w:p>
-      <w:pPr>
-        <w:pStyle w:val="Heading3"/>
-      </w:pPr>
-      <w:r>
-        <w:rPr>
-          <w:lang w:val="zh_TW" w:bidi="zh_TW"/>
-        </w:rPr>
-        <w:t>創世記中的古實</w:t>
-      </w:r>
-    </w:p>
-    <w:p>
-      <w:pPr/>
-      <w:r>
-        <w:rPr>
-          <w:lang w:val="zh_TW" w:bidi="zh_TW"/>
-        </w:rPr>
-      </w:r>
-      <w:r>
-        <w:rPr>
-          <w:lang w:val="zh_TW" w:bidi="zh_TW"/>
-        </w:rPr>
-        <w:t>「古實」在創世記中的意思並不十分明確。在伊甸園的記述中，古實似乎位於美索不達米亞（</w:t>
-      </w:r>
-      <w:hyperlink r:id="rId19">
-        <w:r>
-          <w:rPr>
-            <w:lang w:val="zh_TW" w:bidi="zh_TW"/>
-          </w:rPr>
-          <w:rPr>
-            <w:color w:val="0000EE"/>
-            <w:u w:val="single"/>
-          </w:rPr>
-          <w:t>創2:13</w:t>
-        </w:r>
-      </w:hyperlink>
-      <w:r>
-        <w:rPr>
-          <w:lang w:val="zh_TW" w:bidi="zh_TW"/>
-        </w:rPr>
-        <w:t>），也就是底格里斯河與幼發拉底河流域（</w:t>
-      </w:r>
-      <w:hyperlink r:id="rId20">
-        <w:r>
-          <w:rPr>
-            <w:lang w:val="zh_TW" w:bidi="zh_TW"/>
-          </w:rPr>
-          <w:rPr>
-            <w:color w:val="0000EE"/>
-            <w:u w:val="single"/>
-          </w:rPr>
-          <w:t>14</w:t>
-        </w:r>
-      </w:hyperlink>
-      <w:r>
-        <w:rPr>
-          <w:lang w:val="zh_TW" w:bidi="zh_TW"/>
-        </w:rPr>
-        <w:t>節）。這裡所說的「古實」可能就是加瑟（Kassite，又稱哥西安〔Cossaean〕），加瑟是公元前十二世紀以前統治美索不達米亞約五百年的巴比倫統治者的名稱。</w:t>
-      </w:r>
-    </w:p>
-    <w:p>
-      <w:pPr/>
-      <w:r>
-        <w:rPr>
-          <w:lang w:val="zh_TW" w:bidi="zh_TW"/>
-        </w:rPr>
-      </w:r>
-      <w:r>
-        <w:rPr>
-          <w:lang w:val="zh_TW" w:bidi="zh_TW"/>
-        </w:rPr>
-        <w:t>因此，</w:t>
-      </w:r>
-      <w:hyperlink r:id="rId21">
-        <w:r>
-          <w:rPr>
-            <w:lang w:val="zh_TW" w:bidi="zh_TW"/>
-          </w:rPr>
-          <w:rPr>
-            <w:color w:val="0000EE"/>
-            <w:u w:val="single"/>
-          </w:rPr>
-          <w:t>創世記十章6至8節</w:t>
-        </w:r>
-      </w:hyperlink>
-      <w:r>
-        <w:rPr>
-          <w:lang w:val="zh_TW" w:bidi="zh_TW"/>
-        </w:rPr>
-        <w:t>中提到的古實可能是指兩個不同的地區：努比亞（</w:t>
-      </w:r>
-      <w:hyperlink r:id="rId22">
-        <w:r>
-          <w:rPr>
-            <w:lang w:val="zh_TW" w:bidi="zh_TW"/>
-          </w:rPr>
-          <w:rPr>
-            <w:color w:val="0000EE"/>
-            <w:u w:val="single"/>
-          </w:rPr>
-          <w:t>6–7</w:t>
-        </w:r>
-      </w:hyperlink>
-      <w:r>
-        <w:rPr>
-          <w:lang w:val="zh_TW" w:bidi="zh_TW"/>
-        </w:rPr>
-        <w:t>節）和美索不達米亞（</w:t>
-      </w:r>
-      <w:hyperlink r:id="rId23">
-        <w:r>
-          <w:rPr>
-            <w:lang w:val="zh_TW" w:bidi="zh_TW"/>
-          </w:rPr>
-          <w:rPr>
-            <w:color w:val="0000EE"/>
-            <w:u w:val="single"/>
-          </w:rPr>
-          <w:t>9–12</w:t>
-        </w:r>
-      </w:hyperlink>
-      <w:r>
-        <w:rPr>
-          <w:lang w:val="zh_TW" w:bidi="zh_TW"/>
-        </w:rPr>
-        <w:t>節）。另一種可能是，</w:t>
-      </w:r>
-      <w:hyperlink r:id="rId19">
-        <w:r>
-          <w:rPr>
-            <w:lang w:val="zh_TW" w:bidi="zh_TW"/>
-          </w:rPr>
-          <w:rPr>
-            <w:color w:val="0000EE"/>
-            <w:u w:val="single"/>
-          </w:rPr>
-          <w:t>創世記二章13節</w:t>
-        </w:r>
-      </w:hyperlink>
-      <w:r>
-        <w:rPr>
-          <w:lang w:val="zh_TW" w:bidi="zh_TW"/>
-        </w:rPr>
-        <w:t>和</w:t>
-      </w:r>
-      <w:hyperlink r:id="rId24">
-        <w:r>
-          <w:rPr>
-            <w:lang w:val="zh_TW" w:bidi="zh_TW"/>
-          </w:rPr>
-          <w:rPr>
-            <w:color w:val="0000EE"/>
-            <w:u w:val="single"/>
-          </w:rPr>
-          <w:t>十章8節</w:t>
-        </w:r>
-      </w:hyperlink>
-      <w:r>
-        <w:rPr>
-          <w:lang w:val="zh_TW" w:bidi="zh_TW"/>
-        </w:rPr>
-        <w:t>中的古實可能是基士（Kish），這是美索不達米亞的一座城，傳統上視之為洪水之後第一個蘇美王朝的所在地。</w:t>
-      </w:r>
-    </w:p>
-    <w:p>
-      <w:pPr>
-        <w:pStyle w:val="Heading3"/>
-      </w:pPr>
-      <w:r>
-        <w:rPr>
-          <w:lang w:val="zh_TW" w:bidi="zh_TW"/>
-        </w:rPr>
-        <w:t>聖經中的古實人</w:t>
-      </w:r>
-    </w:p>
-    <w:p>
-      <w:pPr/>
-      <w:r>
-        <w:rPr>
-          <w:lang w:val="zh_TW" w:bidi="zh_TW"/>
-        </w:rPr>
-      </w:r>
-      <w:r>
-        <w:rPr>
-          <w:lang w:val="zh_TW" w:bidi="zh_TW"/>
-        </w:rPr>
-        <w:t>關於「古實人」一詞的意義，聖經中較少出現混淆。除了</w:t>
-      </w:r>
-      <w:hyperlink r:id="rId25">
-        <w:r>
-          <w:rPr>
-            <w:lang w:val="zh_TW" w:bidi="zh_TW"/>
-          </w:rPr>
-          <w:rPr>
-            <w:color w:val="0000EE"/>
-            <w:u w:val="single"/>
-          </w:rPr>
-          <w:t>民數記十二章1節</w:t>
-        </w:r>
-      </w:hyperlink>
-      <w:r>
-        <w:rPr>
-          <w:lang w:val="zh_TW" w:bidi="zh_TW"/>
-        </w:rPr>
-        <w:t>可能是一個例外之外，古實人通常指努比亞（非洲的古實）的居民。</w:t>
-      </w:r>
-    </w:p>
-    <w:p>
-      <w:pPr/>
-      <w:r>
-        <w:rPr>
-          <w:lang w:val="zh_TW" w:bidi="zh_TW"/>
-        </w:rPr>
-      </w:r>
-      <w:r>
-        <w:rPr>
-          <w:lang w:val="zh_TW" w:bidi="zh_TW"/>
-        </w:rPr>
-        <w:t>大衛王的元帥約押派去向大衛報告押沙龍戰敗消息的第一位使者，就是一位古實人（</w:t>
-      </w:r>
-      <w:hyperlink r:id="rId26">
-        <w:r>
-          <w:rPr>
-            <w:lang w:val="zh_TW" w:bidi="zh_TW"/>
-          </w:rPr>
-          <w:rPr>
-            <w:color w:val="0000EE"/>
-            <w:u w:val="single"/>
-          </w:rPr>
-          <w:t>撒下18:21–32</w:t>
-        </w:r>
-      </w:hyperlink>
-      <w:r>
-        <w:rPr>
-          <w:lang w:val="zh_TW" w:bidi="zh_TW"/>
-        </w:rPr>
-        <w:t>）。從經文可見，這位使者是外邦人，因為他不知道捷徑，傳遞消息也沒有顧及大衛的感受。有些譯本將這個希伯來字詞譯作人名「古示」（Cushi），但多數學者認為這並不正確。大多數英文聖經在其它地方出現「古實（Cush）」或「古實人（Cushite）」時，都譯為「衣索匹亞（Ethiopia）」或「衣索匹亞人（Ethiopians）」。</w:t>
-      </w:r>
-    </w:p>
-    <w:p>
-      <w:pPr/>
-      <w:r>
-        <w:rPr>
-          <w:lang w:val="zh_TW" w:bidi="zh_TW"/>
-        </w:rPr>
-      </w:r>
-      <w:r>
-        <w:rPr>
-          <w:lang w:val="zh_TW" w:bidi="zh_TW"/>
-        </w:rPr>
-        <w:t>摩西曾娶一位被稱為古實女子的妻子（</w:t>
-      </w:r>
-      <w:hyperlink r:id="rId25">
-        <w:r>
-          <w:rPr>
-            <w:lang w:val="zh_TW" w:bidi="zh_TW"/>
-          </w:rPr>
-          <w:rPr>
-            <w:color w:val="0000EE"/>
-            <w:u w:val="single"/>
-          </w:rPr>
-          <w:t>民12:1</w:t>
-        </w:r>
-      </w:hyperlink>
-      <w:r>
-        <w:rPr>
-          <w:lang w:val="zh_TW" w:bidi="zh_TW"/>
-        </w:rPr>
-        <w:t>）。這個稱呼有幾種可能的理解：</w:t>
-      </w:r>
-    </w:p>
-    <w:p>
-      <w:pPr>
-        <w:pStyle w:val="ListNumber"/>
-        <w:numPr>
-          <w:ilvl w:val="0"/>
-          <w:numId w:val="15"/>
-        </w:numPr>
-        <w:spacing w:line="240" w:lineRule="auto"/>
-        <w:ind w:left="720"/>
-      </w:pPr>
-      <w:r>
-        <w:rPr>
-          <w:lang w:val="zh_TW" w:bidi="zh_TW"/>
-        </w:rPr>
-      </w:r>
-      <w:r>
-        <w:rPr>
-          <w:lang w:val="zh_TW" w:bidi="zh_TW"/>
-        </w:rPr>
-        <w:t>她可能來自努比亞，若是如此，她應是摩西的第二任妻子，並非西坡拉。</w:t>
-      </w:r>
-    </w:p>
-    <w:p>
-      <w:pPr>
-        <w:pStyle w:val="ListNumber"/>
-        <w:spacing w:line="240" w:lineRule="auto"/>
-        <w:ind w:left="720"/>
-      </w:pPr>
-      <w:r>
-        <w:rPr>
-          <w:lang w:val="zh_TW" w:bidi="zh_TW"/>
-        </w:rPr>
-      </w:r>
-      <w:r>
-        <w:rPr>
-          <w:lang w:val="zh_TW" w:bidi="zh_TW"/>
-        </w:rPr>
-        <w:t>她可能來自古珊，因此可能是米甸女子，也就是西坡拉本人。</w:t>
-      </w:r>
-    </w:p>
-    <w:p>
-      <w:pPr>
-        <w:pStyle w:val="ListNumber"/>
-        <w:spacing w:line="240" w:lineRule="auto"/>
-        <w:ind w:left="720"/>
-      </w:pPr>
-      <w:r>
-        <w:rPr>
-          <w:lang w:val="zh_TW" w:bidi="zh_TW"/>
-        </w:rPr>
-      </w:r>
-      <w:r>
-        <w:rPr>
-          <w:lang w:val="zh_TW" w:bidi="zh_TW"/>
-        </w:rPr>
-        <w:t>這個稱呼可能只是指她膚色較深、出身外族，不一定特指西坡拉。</w:t>
+        <w:t>）。每一更大約在21:00、00:00（午夜）、03:00和06:00結束。</w:t>
       </w:r>
     </w:p>
     <w:p>
@@ -871,465 +436,25 @@
           <w:i/>
           <w:lang w:val="zh_TW" w:bidi="zh_TW"/>
         </w:rPr>
-        <w:t>另見</w:t>
+        <w:t>見</w:t>
       </w:r>
       <w:r>
         <w:rPr>
           <w:lang w:val="zh_TW" w:bidi="zh_TW"/>
         </w:rPr>
-        <w:t>古珊</w:t>
+        <w:t xml:space="preserve"> </w:t>
       </w:r>
       <w:r>
         <w:rPr>
           <w:lang w:val="zh_TW" w:bidi="zh_TW"/>
         </w:rPr>
-        <w:t>；</w:t>
-      </w:r>
-      <w:r>
-        <w:rPr>
-          <w:lang w:val="zh_TW" w:bidi="zh_TW"/>
-        </w:rPr>
-        <w:t>古示 #1</w:t>
-      </w:r>
-      <w:r>
-        <w:rPr>
-          <w:lang w:val="zh_TW" w:bidi="zh_TW"/>
-        </w:rPr>
-        <w:t>；</w:t>
-      </w:r>
-      <w:r>
-        <w:rPr>
-          <w:lang w:val="zh_TW" w:bidi="zh_TW"/>
-        </w:rPr>
-        <w:t>衣索匹亞</w:t>
+        <w:t>夜</w:t>
       </w:r>
       <w:r>
         <w:rPr>
           <w:lang w:val="zh_TW" w:bidi="zh_TW"/>
         </w:rPr>
         <w:t>。</w:t>
-      </w:r>
-      <w:r>
-        <w:rPr>
-          <w:lang w:val="zh_TW" w:bidi="zh_TW"/>
-        </w:rPr>
-      </w:r>
-      <w:r>
-        <w:rPr>
-          <w:lang w:val="zh_TW" w:bidi="zh_TW"/>
-        </w:rPr>
-      </w:r>
-    </w:p>
-    <w:p>
-      <w:pPr/>
-      <w:r>
-        <w:rPr>
-          <w:lang w:val="zh_TW" w:bidi="zh_TW"/>
-        </w:rPr>
-      </w:r>
-    </w:p>
-    <w:p>
-      <w:pPr>
-        <w:pStyle w:val="Heading2"/>
-      </w:pPr>
-      <w:r>
-        <w:rPr>
-          <w:lang w:val="zh_TW" w:bidi="zh_TW"/>
-        </w:rPr>
-        <w:t>骨頭</w:t>
-      </w:r>
-      <w:r>
-        <w:rPr>
-          <w:lang w:val="zh_TW" w:bidi="zh_TW"/>
-        </w:rPr>
-      </w:r>
-    </w:p>
-    <w:p>
-      <w:pPr/>
-      <w:r>
-        <w:rPr>
-          <w:lang w:val="zh_TW" w:bidi="zh_TW"/>
-        </w:rPr>
-      </w:r>
-      <w:r>
-        <w:rPr>
-          <w:lang w:val="zh_TW" w:bidi="zh_TW"/>
-        </w:rPr>
-        <w:t>骨頭是構成人與動物骨架的堅硬部分。人或動物死後，即使身體的軟組織腐壞，骨頭仍能長久保持原形。因此，人們往往把骨頭與死亡聯想在一起。</w:t>
-      </w:r>
-    </w:p>
-    <w:p>
-      <w:pPr/>
-      <w:r>
-        <w:rPr>
-          <w:lang w:val="zh_TW" w:bidi="zh_TW"/>
-        </w:rPr>
-      </w:r>
-      <w:r>
-        <w:rPr>
-          <w:lang w:val="zh_TW" w:bidi="zh_TW"/>
-        </w:rPr>
-        <w:t>古代以色列人認為，以尊重的方式安葬死者是極為重要的（</w:t>
-      </w:r>
-      <w:hyperlink r:id="rId27">
-        <w:r>
-          <w:rPr>
-            <w:lang w:val="zh_TW" w:bidi="zh_TW"/>
-          </w:rPr>
-          <w:rPr>
-            <w:color w:val="0000EE"/>
-            <w:u w:val="single"/>
-          </w:rPr>
-          <w:t>創50:25</w:t>
-        </w:r>
-      </w:hyperlink>
-      <w:r>
-        <w:rPr>
-          <w:lang w:val="zh_TW" w:bidi="zh_TW"/>
-        </w:rPr>
-        <w:t>；</w:t>
-      </w:r>
-      <w:hyperlink r:id="rId28">
-        <w:r>
-          <w:rPr>
-            <w:lang w:val="zh_TW" w:bidi="zh_TW"/>
-          </w:rPr>
-          <w:rPr>
-            <w:color w:val="0000EE"/>
-            <w:u w:val="single"/>
-          </w:rPr>
-          <w:t>撒上31:11–13</w:t>
-        </w:r>
-      </w:hyperlink>
-      <w:r>
-        <w:rPr>
-          <w:lang w:val="zh_TW" w:bidi="zh_TW"/>
-        </w:rPr>
-        <w:t>；</w:t>
-      </w:r>
-      <w:hyperlink r:id="rId29">
-        <w:r>
-          <w:rPr>
-            <w:lang w:val="zh_TW" w:bidi="zh_TW"/>
-          </w:rPr>
-          <w:rPr>
-            <w:color w:val="0000EE"/>
-            <w:u w:val="single"/>
-          </w:rPr>
-          <w:t>王下23:14–18</w:t>
-        </w:r>
-      </w:hyperlink>
-      <w:r>
-        <w:rPr>
-          <w:lang w:val="zh_TW" w:bidi="zh_TW"/>
-        </w:rPr>
-        <w:t>；</w:t>
-      </w:r>
-      <w:hyperlink r:id="rId30">
-        <w:r>
-          <w:rPr>
-            <w:lang w:val="zh_TW" w:bidi="zh_TW"/>
-          </w:rPr>
-          <w:rPr>
-            <w:color w:val="0000EE"/>
-            <w:u w:val="single"/>
-          </w:rPr>
-          <w:t>結39:14–16</w:t>
-        </w:r>
-      </w:hyperlink>
-      <w:r>
-        <w:rPr>
-          <w:lang w:val="zh_TW" w:bidi="zh_TW"/>
-        </w:rPr>
-        <w:t>；</w:t>
-      </w:r>
-      <w:hyperlink r:id="rId31">
-        <w:r>
-          <w:rPr>
-            <w:lang w:val="zh_TW" w:bidi="zh_TW"/>
-          </w:rPr>
-          <w:rPr>
-            <w:color w:val="0000EE"/>
-            <w:u w:val="single"/>
-          </w:rPr>
-          <w:t>摩2:1</w:t>
-        </w:r>
-      </w:hyperlink>
-      <w:r>
-        <w:rPr>
-          <w:lang w:val="zh_TW" w:bidi="zh_TW"/>
-        </w:rPr>
-        <w:t>）。</w:t>
-      </w:r>
-    </w:p>
-    <w:p>
-      <w:pPr/>
-      <w:r>
-        <w:rPr>
-          <w:lang w:val="zh_TW" w:bidi="zh_TW"/>
-        </w:rPr>
-      </w:r>
-      <w:r>
-        <w:rPr>
-          <w:lang w:val="zh_TW" w:bidi="zh_TW"/>
-        </w:rPr>
-        <w:t>在以西結書中，神讓先知看見一個充滿枯骨的平原。這些骨頭代表失去盼望的以色列民，但神應許要賜下祂的靈，使祂的百姓重新得著生命，就像使這些死去的骨頭再生一般（</w:t>
-      </w:r>
-      <w:hyperlink r:id="rId32">
-        <w:r>
-          <w:rPr>
-            <w:lang w:val="zh_TW" w:bidi="zh_TW"/>
-          </w:rPr>
-          <w:rPr>
-            <w:color w:val="0000EE"/>
-            <w:u w:val="single"/>
-          </w:rPr>
-          <w:t>結37:1–14</w:t>
-        </w:r>
-      </w:hyperlink>
-      <w:r>
-        <w:rPr>
-          <w:lang w:val="zh_TW" w:bidi="zh_TW"/>
-        </w:rPr>
-        <w:t>）。其實，在活著的身體裡，骨頭是有生命的組織。以西結也寫到斷骨可以痊癒（</w:t>
-      </w:r>
-      <w:hyperlink r:id="rId33">
-        <w:r>
-          <w:rPr>
-            <w:lang w:val="zh_TW" w:bidi="zh_TW"/>
-          </w:rPr>
-          <w:rPr>
-            <w:color w:val="0000EE"/>
-            <w:u w:val="single"/>
-          </w:rPr>
-          <w:t>結30:21</w:t>
-        </w:r>
-      </w:hyperlink>
-      <w:r>
-        <w:rPr>
-          <w:lang w:val="zh_TW" w:bidi="zh_TW"/>
-        </w:rPr>
-        <w:t>）。</w:t>
-      </w:r>
-    </w:p>
-    <w:p>
-      <w:pPr/>
-      <w:r>
-        <w:rPr>
-          <w:lang w:val="zh_TW" w:bidi="zh_TW"/>
-        </w:rPr>
-      </w:r>
-      <w:r>
-        <w:rPr>
-          <w:lang w:val="zh_TW" w:bidi="zh_TW"/>
-        </w:rPr>
-        <w:t>以色列人守逾越節時，必須獻上一隻毫無殘疾的羊羔，其中一項要求是羊羔的骨頭一根也不可折斷（</w:t>
-      </w:r>
-      <w:hyperlink r:id="rId34">
-        <w:r>
-          <w:rPr>
-            <w:lang w:val="zh_TW" w:bidi="zh_TW"/>
-          </w:rPr>
-          <w:rPr>
-            <w:color w:val="0000EE"/>
-            <w:u w:val="single"/>
-          </w:rPr>
-          <w:t>出12:46</w:t>
-        </w:r>
-      </w:hyperlink>
-      <w:r>
-        <w:rPr>
-          <w:lang w:val="zh_TW" w:bidi="zh_TW"/>
-        </w:rPr>
-        <w:t>；</w:t>
-      </w:r>
-      <w:hyperlink r:id="rId35">
-        <w:r>
-          <w:rPr>
-            <w:lang w:val="zh_TW" w:bidi="zh_TW"/>
-          </w:rPr>
-          <w:rPr>
-            <w:color w:val="0000EE"/>
-            <w:u w:val="single"/>
-          </w:rPr>
-          <w:t>民9:11–12</w:t>
-        </w:r>
-      </w:hyperlink>
-      <w:r>
-        <w:rPr>
-          <w:lang w:val="zh_TW" w:bidi="zh_TW"/>
-        </w:rPr>
-        <w:t>）。這項律例在新約聖經中具有特別的意義。羅馬兵丁通常會打斷被釘十字架之人的腿，使其更快死亡，但當耶穌被釘十字架時，他們並沒有打斷祂的腿。這正應驗了舊約聖經中關於耶穌的話——祂被稱為「神的羔羊」（</w:t>
-      </w:r>
-      <w:hyperlink r:id="rId36">
-        <w:r>
-          <w:rPr>
-            <w:lang w:val="zh_TW" w:bidi="zh_TW"/>
-          </w:rPr>
-          <w:rPr>
-            <w:color w:val="0000EE"/>
-            <w:u w:val="single"/>
-          </w:rPr>
-          <w:t>詩34:20</w:t>
-        </w:r>
-      </w:hyperlink>
-      <w:r>
-        <w:rPr>
-          <w:lang w:val="zh_TW" w:bidi="zh_TW"/>
-        </w:rPr>
-        <w:t>；</w:t>
-      </w:r>
-      <w:hyperlink r:id="rId37">
-        <w:r>
-          <w:rPr>
-            <w:lang w:val="zh_TW" w:bidi="zh_TW"/>
-          </w:rPr>
-          <w:rPr>
-            <w:color w:val="0000EE"/>
-            <w:u w:val="single"/>
-          </w:rPr>
-          <w:t>約1:36，</w:t>
-        </w:r>
-      </w:hyperlink>
-      <w:hyperlink r:id="rId38">
-        <w:r>
-          <w:rPr>
-            <w:lang w:val="zh_TW" w:bidi="zh_TW"/>
-          </w:rPr>
-          <w:rPr>
-            <w:color w:val="0000EE"/>
-            <w:u w:val="single"/>
-          </w:rPr>
-          <w:t>約19:30–37</w:t>
-        </w:r>
-      </w:hyperlink>
-      <w:r>
-        <w:rPr>
-          <w:lang w:val="zh_TW" w:bidi="zh_TW"/>
-        </w:rPr>
-        <w:t>）。</w:t>
-      </w:r>
-    </w:p>
-    <w:p>
-      <w:pPr/>
-      <w:r>
-        <w:rPr>
-          <w:lang w:val="zh_TW" w:bidi="zh_TW"/>
-        </w:rPr>
-      </w:r>
-      <w:r>
-        <w:rPr>
-          <w:lang w:val="zh_TW" w:bidi="zh_TW"/>
-        </w:rPr>
-        <w:t>在聖經的某些地方，人們會以骨頭來表達強烈的情感（</w:t>
-      </w:r>
-      <w:hyperlink r:id="rId39">
-        <w:r>
-          <w:rPr>
-            <w:lang w:val="zh_TW" w:bidi="zh_TW"/>
-          </w:rPr>
-          <w:rPr>
-            <w:color w:val="0000EE"/>
-            <w:u w:val="single"/>
-          </w:rPr>
-          <w:t>伯2:5</w:t>
-        </w:r>
-      </w:hyperlink>
-      <w:r>
-        <w:rPr>
-          <w:lang w:val="zh_TW" w:bidi="zh_TW"/>
-        </w:rPr>
-        <w:t>，</w:t>
-      </w:r>
-      <w:hyperlink r:id="rId40">
-        <w:r>
-          <w:rPr>
-            <w:lang w:val="zh_TW" w:bidi="zh_TW"/>
-          </w:rPr>
-          <w:rPr>
-            <w:color w:val="0000EE"/>
-            <w:u w:val="single"/>
-          </w:rPr>
-          <w:t>19:20</w:t>
-        </w:r>
-      </w:hyperlink>
-      <w:r>
-        <w:rPr>
-          <w:lang w:val="zh_TW" w:bidi="zh_TW"/>
-        </w:rPr>
-        <w:t>，</w:t>
-      </w:r>
-      <w:hyperlink r:id="rId41">
-        <w:r>
-          <w:rPr>
-            <w:lang w:val="zh_TW" w:bidi="zh_TW"/>
-          </w:rPr>
-          <w:rPr>
-            <w:color w:val="0000EE"/>
-            <w:u w:val="single"/>
-          </w:rPr>
-          <w:t>30:30</w:t>
-        </w:r>
-      </w:hyperlink>
-      <w:r>
-        <w:rPr>
-          <w:lang w:val="zh_TW" w:bidi="zh_TW"/>
-        </w:rPr>
-        <w:t>）。聖經也使用「骨肉」這個片語來表明人之間的親屬關係。當人說某人是自己的「骨肉」時的意思是他是家人，就像今日我們說「血肉之親」一樣（參</w:t>
-      </w:r>
-      <w:hyperlink r:id="rId42">
-        <w:r>
-          <w:rPr>
-            <w:lang w:val="zh_TW" w:bidi="zh_TW"/>
-          </w:rPr>
-          <w:rPr>
-            <w:color w:val="0000EE"/>
-            <w:u w:val="single"/>
-          </w:rPr>
-          <w:t>創2:23</w:t>
-        </w:r>
-      </w:hyperlink>
-      <w:r>
-        <w:rPr>
-          <w:lang w:val="zh_TW" w:bidi="zh_TW"/>
-        </w:rPr>
-        <w:t>，</w:t>
-      </w:r>
-      <w:hyperlink r:id="rId43">
-        <w:r>
-          <w:rPr>
-            <w:lang w:val="zh_TW" w:bidi="zh_TW"/>
-          </w:rPr>
-          <w:rPr>
-            <w:color w:val="0000EE"/>
-            <w:u w:val="single"/>
-          </w:rPr>
-          <w:t>29:14</w:t>
-        </w:r>
-      </w:hyperlink>
-      <w:r>
-        <w:rPr>
-          <w:lang w:val="zh_TW" w:bidi="zh_TW"/>
-        </w:rPr>
-        <w:t>；</w:t>
-      </w:r>
-      <w:hyperlink r:id="rId44">
-        <w:r>
-          <w:rPr>
-            <w:lang w:val="zh_TW" w:bidi="zh_TW"/>
-          </w:rPr>
-          <w:rPr>
-            <w:color w:val="0000EE"/>
-            <w:u w:val="single"/>
-          </w:rPr>
-          <w:t>士9:2</w:t>
-        </w:r>
-      </w:hyperlink>
-      <w:r>
-        <w:rPr>
-          <w:lang w:val="zh_TW" w:bidi="zh_TW"/>
-        </w:rPr>
-        <w:t>）。</w:t>
       </w:r>
       <w:r>
         <w:rPr>
@@ -3231,18 +2356,6 @@
   </w:num>
   <w:num w:numId="13" w16cid:durableId="592781308">
     <w:abstractNumId w:val="11"/>
-  </w:num>
-  <w:num w:numId="14">
-    <w:abstractNumId w:val="3"/>
-    <w:lvlOverride w:ilvl="0">
-      <w:startOverride w:val="1"/>
-    </w:lvlOverride>
-  </w:num>
-  <w:num w:numId="15">
-    <w:abstractNumId w:val="3"/>
-    <w:lvlOverride w:ilvl="0">
-      <w:startOverride w:val="1"/>
-    </w:lvlOverride>
   </w:num>
   <w:numIdMacAtCleanup w:val="10"/>
 </w:numbering>

--- a/zht/docx/049.content.docx
+++ b/zht/docx/049.content.docx
@@ -149,7 +149,7 @@
         <w:rPr>
           <w:lang w:val="zh_TW" w:bidi="zh_TW"/>
         </w:rPr>
-        <w:t>geng</w:t>
+        <w:t>ge</w:t>
       </w:r>
       <w:r>
         <w:rPr>
@@ -212,7 +212,7 @@
         <w:rPr>
           <w:lang w:val="zh_TW" w:bidi="zh_TW"/>
         </w:rPr>
-        <w:t>更</w:t>
+        <w:t>戈印</w:t>
       </w:r>
       <w:r>
         <w:rPr>
@@ -231,7 +231,79 @@
         <w:rPr>
           <w:lang w:val="zh_TW" w:bidi="zh_TW"/>
         </w:rPr>
-        <w:t>在舊約和新約中用來劃分夜晚的一段時間。</w:t>
+        <w:t xml:space="preserve">1. </w:t>
+      </w:r>
+      <w:hyperlink r:id="rId13">
+        <w:r>
+          <w:rPr>
+            <w:lang w:val="zh_TW" w:bidi="zh_TW"/>
+          </w:rPr>
+          <w:rPr>
+            <w:color w:val="0000EE"/>
+            <w:u w:val="single"/>
+          </w:rPr>
+          <w:t>創世記十四章1節、9節</w:t>
+        </w:r>
+      </w:hyperlink>
+      <w:r>
+        <w:rPr>
+          <w:lang w:val="zh_TW" w:bidi="zh_TW"/>
+        </w:rPr>
+        <w:t>提到的民族或地區，由一位名叫提達的王統治。這個詞被翻譯為「列國」或「戈印」。提達與另外三位王，示拿的暗拉非、以拉撒的亞略和以攔的基大老瑪，攻擊靠近死海的西訂谷的幾個城市（</w:t>
+      </w:r>
+      <w:hyperlink r:id="rId14">
+        <w:r>
+          <w:rPr>
+            <w:lang w:val="zh_TW" w:bidi="zh_TW"/>
+          </w:rPr>
+          <w:rPr>
+            <w:color w:val="0000EE"/>
+            <w:u w:val="single"/>
+          </w:rPr>
+          <w:t>創14:3</w:t>
+        </w:r>
+      </w:hyperlink>
+      <w:r>
+        <w:rPr>
+          <w:lang w:val="zh_TW" w:bidi="zh_TW"/>
+        </w:rPr>
+        <w:t>）。他們打敗了谷地地區的五位王，洗劫他們的城市，並俘虜住在所多瑪的亞伯拉罕的侄子羅得（</w:t>
+      </w:r>
+      <w:hyperlink r:id="rId15">
+        <w:r>
+          <w:rPr>
+            <w:lang w:val="zh_TW" w:bidi="zh_TW"/>
+          </w:rPr>
+          <w:rPr>
+            <w:color w:val="0000EE"/>
+            <w:u w:val="single"/>
+          </w:rPr>
+          <w:t>12</w:t>
+        </w:r>
+      </w:hyperlink>
+      <w:r>
+        <w:rPr>
+          <w:lang w:val="zh_TW" w:bidi="zh_TW"/>
+        </w:rPr>
+        <w:t>節）。亞伯拉罕聽到這件事後，召集他的壯丁，追擊打勝仗的諸王，擊敗他們，並救出羅得（</w:t>
+      </w:r>
+      <w:hyperlink r:id="rId16">
+        <w:r>
+          <w:rPr>
+            <w:lang w:val="zh_TW" w:bidi="zh_TW"/>
+          </w:rPr>
+          <w:rPr>
+            <w:color w:val="0000EE"/>
+            <w:u w:val="single"/>
+          </w:rPr>
+          <w:t>13–16</w:t>
+        </w:r>
+      </w:hyperlink>
+      <w:r>
+        <w:rPr>
+          <w:lang w:val="zh_TW" w:bidi="zh_TW"/>
+        </w:rPr>
+        <w:t>節）。</w:t>
       </w:r>
     </w:p>
     <w:p>
@@ -245,7 +317,73 @@
         <w:rPr>
           <w:lang w:val="zh_TW" w:bidi="zh_TW"/>
         </w:rPr>
-        <w:t>在舊約聖經時期，夜被分為三個更次（守衛班次）：</w:t>
+        <w:t>2. 約書亞戰勝沒有具名的戈印王時提到的百姓（</w:t>
+      </w:r>
+      <w:hyperlink r:id="rId17">
+        <w:r>
+          <w:rPr>
+            <w:lang w:val="zh_TW" w:bidi="zh_TW"/>
+          </w:rPr>
+          <w:rPr>
+            <w:color w:val="0000EE"/>
+            <w:u w:val="single"/>
+          </w:rPr>
+          <w:t>書12:23</w:t>
+        </w:r>
+      </w:hyperlink>
+      <w:r>
+        <w:rPr>
+          <w:lang w:val="zh_TW" w:bidi="zh_TW"/>
+        </w:rPr>
+        <w:t>）。這些人的位置不確定，因為希伯來經文中是「吉甲」，而七十士譯本則是「加利利」。</w:t>
+      </w:r>
+      <w:r>
+        <w:rPr>
+          <w:lang w:val="zh_TW" w:bidi="zh_TW"/>
+        </w:rPr>
+      </w:r>
+      <w:r>
+        <w:rPr>
+          <w:lang w:val="zh_TW" w:bidi="zh_TW"/>
+        </w:rPr>
+      </w:r>
+    </w:p>
+    <w:p>
+      <w:pPr/>
+      <w:r>
+        <w:rPr>
+          <w:lang w:val="zh_TW" w:bidi="zh_TW"/>
+        </w:rPr>
+      </w:r>
+    </w:p>
+    <w:p>
+      <w:pPr>
+        <w:pStyle w:val="Heading2"/>
+      </w:pPr>
+      <w:r>
+        <w:rPr>
+          <w:lang w:val="zh_TW" w:bidi="zh_TW"/>
+        </w:rPr>
+        <w:t>哥林多前書</w:t>
+      </w:r>
+      <w:r>
+        <w:rPr>
+          <w:lang w:val="zh_TW" w:bidi="zh_TW"/>
+        </w:rPr>
+      </w:r>
+    </w:p>
+    <w:p>
+      <w:pPr/>
+      <w:r>
+        <w:rPr>
+          <w:lang w:val="zh_TW" w:bidi="zh_TW"/>
+        </w:rPr>
+      </w:r>
+      <w:r>
+        <w:rPr>
+          <w:lang w:val="zh_TW" w:bidi="zh_TW"/>
+        </w:rPr>
+        <w:t>概述</w:t>
       </w:r>
     </w:p>
     <w:p>
@@ -263,25 +401,7 @@
         <w:rPr>
           <w:lang w:val="zh_TW" w:bidi="zh_TW"/>
         </w:rPr>
-        <w:t>初更或晚上從日落到大約22:00（</w:t>
-      </w:r>
-      <w:hyperlink r:id="rId13">
-        <w:r>
-          <w:rPr>
-            <w:lang w:val="zh_TW" w:bidi="zh_TW"/>
-          </w:rPr>
-          <w:rPr>
-            <w:color w:val="0000EE"/>
-            <w:u w:val="single"/>
-          </w:rPr>
-          <w:t>耶利米哀歌2:19</w:t>
-        </w:r>
-      </w:hyperlink>
-      <w:r>
-        <w:rPr>
-          <w:lang w:val="zh_TW" w:bidi="zh_TW"/>
-        </w:rPr>
-        <w:t>）。</w:t>
+        <w:t>作者</w:t>
       </w:r>
     </w:p>
     <w:p>
@@ -299,25 +419,7 @@
         <w:rPr>
           <w:lang w:val="zh_TW" w:bidi="zh_TW"/>
         </w:rPr>
-        <w:t>中更或半夜是從22:00到02:00（</w:t>
-      </w:r>
-      <w:hyperlink r:id="rId14">
-        <w:r>
-          <w:rPr>
-            <w:lang w:val="zh_TW" w:bidi="zh_TW"/>
-          </w:rPr>
-          <w:rPr>
-            <w:color w:val="0000EE"/>
-            <w:u w:val="single"/>
-          </w:rPr>
-          <w:t>士師記7:19</w:t>
-        </w:r>
-      </w:hyperlink>
-      <w:r>
-        <w:rPr>
-          <w:lang w:val="zh_TW" w:bidi="zh_TW"/>
-        </w:rPr>
-        <w:t>）。</w:t>
+        <w:t>寫作日期與寫作地點</w:t>
       </w:r>
     </w:p>
     <w:p>
@@ -335,18 +437,1383 @@
         <w:rPr>
           <w:lang w:val="zh_TW" w:bidi="zh_TW"/>
         </w:rPr>
-        <w:t>晨更大約從02:00到日出（</w:t>
-      </w:r>
-      <w:hyperlink r:id="rId15">
-        <w:r>
-          <w:rPr>
-            <w:lang w:val="zh_TW" w:bidi="zh_TW"/>
-          </w:rPr>
-          <w:rPr>
-            <w:color w:val="0000EE"/>
-            <w:u w:val="single"/>
-          </w:rPr>
-          <w:t>出埃及記14:24</w:t>
+        <w:t>背景</w:t>
+      </w:r>
+    </w:p>
+    <w:p>
+      <w:pPr>
+        <w:pStyle w:val="ListBullet"/>
+        <w:spacing w:line="240" w:lineRule="auto"/>
+        <w:ind w:left="720"/>
+      </w:pPr>
+      <w:r>
+        <w:rPr>
+          <w:lang w:val="zh_TW" w:bidi="zh_TW"/>
+        </w:rPr>
+      </w:r>
+      <w:r>
+        <w:rPr>
+          <w:lang w:val="zh_TW" w:bidi="zh_TW"/>
+        </w:rPr>
+        <w:t>目的與教導</w:t>
+      </w:r>
+    </w:p>
+    <w:p>
+      <w:pPr>
+        <w:pStyle w:val="ListBullet"/>
+        <w:spacing w:line="240" w:lineRule="auto"/>
+        <w:ind w:left="720"/>
+      </w:pPr>
+      <w:r>
+        <w:rPr>
+          <w:lang w:val="zh_TW" w:bidi="zh_TW"/>
+        </w:rPr>
+      </w:r>
+      <w:r>
+        <w:rPr>
+          <w:lang w:val="zh_TW" w:bidi="zh_TW"/>
+        </w:rPr>
+        <w:t>內容</w:t>
+      </w:r>
+    </w:p>
+    <w:p>
+      <w:pPr>
+        <w:pStyle w:val="Heading3"/>
+      </w:pPr>
+      <w:r>
+        <w:rPr>
+          <w:lang w:val="zh_TW" w:bidi="zh_TW"/>
+        </w:rPr>
+        <w:t>作者</w:t>
+      </w:r>
+    </w:p>
+    <w:p>
+      <w:pPr/>
+      <w:r>
+        <w:rPr>
+          <w:lang w:val="zh_TW" w:bidi="zh_TW"/>
+        </w:rPr>
+      </w:r>
+      <w:r>
+        <w:rPr>
+          <w:lang w:val="zh_TW" w:bidi="zh_TW"/>
+        </w:rPr>
+        <w:t>所有學者都無疑的同意哥林多前書是由使徒保羅在第三次宣教旅程中，住在以弗所時寫下的。那時保羅已是一位成熟的中年（大約55歲）宣教士，他在地中海地區約四分之一的地方建立教會，並且累積了豐富的植堂經驗。</w:t>
+      </w:r>
+    </w:p>
+    <w:p>
+      <w:pPr>
+        <w:pStyle w:val="Heading3"/>
+      </w:pPr>
+      <w:r>
+        <w:rPr>
+          <w:lang w:val="zh_TW" w:bidi="zh_TW"/>
+        </w:rPr>
+        <w:t>寫作日期與寫作地點</w:t>
+      </w:r>
+    </w:p>
+    <w:p>
+      <w:pPr/>
+      <w:r>
+        <w:rPr>
+          <w:lang w:val="zh_TW" w:bidi="zh_TW"/>
+        </w:rPr>
+      </w:r>
+      <w:r>
+        <w:rPr>
+          <w:lang w:val="zh_TW" w:bidi="zh_TW"/>
+        </w:rPr>
+        <w:t>保羅在約公元50年至52年間於哥林多進行事工。他在耶路撒冷短暫停留後，便繼續他的宣教工作，這次是停留在以弗所（</w:t>
+      </w:r>
+      <w:hyperlink r:id="rId18">
+        <w:r>
+          <w:rPr>
+            <w:lang w:val="zh_TW" w:bidi="zh_TW"/>
+          </w:rPr>
+          <w:rPr>
+            <w:color w:val="0000EE"/>
+            <w:u w:val="single"/>
+          </w:rPr>
+          <w:t>徒19章</w:t>
+        </w:r>
+      </w:hyperlink>
+      <w:r>
+        <w:rPr>
+          <w:lang w:val="zh_TW" w:bidi="zh_TW"/>
+        </w:rPr>
+        <w:t>），並且在那裡服事了三年（公元53–55/56）。在此期間，他至少寫了三封信給哥林多教會，並親自訪問過一次。他的第一封信，通常稱為「先前的信」，在</w:t>
+      </w:r>
+      <w:hyperlink r:id="rId19">
+        <w:r>
+          <w:rPr>
+            <w:lang w:val="zh_TW" w:bidi="zh_TW"/>
+          </w:rPr>
+          <w:rPr>
+            <w:color w:val="0000EE"/>
+            <w:u w:val="single"/>
+          </w:rPr>
+          <w:t>哥林多前書五章9至11節</w:t>
+        </w:r>
+      </w:hyperlink>
+      <w:r>
+        <w:rPr>
+          <w:lang w:val="zh_TW" w:bidi="zh_TW"/>
+        </w:rPr>
+        <w:t>中提到過。從這處經文得知，該信被誤解，但因為那封信已經遺失，所以其內容我們所知甚少。</w:t>
+      </w:r>
+    </w:p>
+    <w:p>
+      <w:pPr/>
+      <w:r>
+        <w:rPr>
+          <w:lang w:val="zh_TW" w:bidi="zh_TW"/>
+        </w:rPr>
+      </w:r>
+      <w:r>
+        <w:rPr>
+          <w:lang w:val="zh_TW" w:bidi="zh_TW"/>
+        </w:rPr>
+        <w:t>大約在公元55年，保羅從革來氏家的家人（可能是革來氏家庭教會的成員）聽到了有關哥林多教會的事情（</w:t>
+      </w:r>
+      <w:hyperlink r:id="rId20">
+        <w:r>
+          <w:rPr>
+            <w:lang w:val="zh_TW" w:bidi="zh_TW"/>
+          </w:rPr>
+          <w:rPr>
+            <w:color w:val="0000EE"/>
+            <w:u w:val="single"/>
+          </w:rPr>
+          <w:t>林前1:11</w:t>
+        </w:r>
+      </w:hyperlink>
+      <w:r>
+        <w:rPr>
+          <w:lang w:val="zh_TW" w:bidi="zh_TW"/>
+        </w:rPr>
+        <w:t>）。隨後他口述了第二封信給哥林多教會，即我們的哥林多前書。這封信很可能由司提法那、福徒拿都和亞該古（</w:t>
+      </w:r>
+      <w:hyperlink r:id="rId21">
+        <w:r>
+          <w:rPr>
+            <w:lang w:val="zh_TW" w:bidi="zh_TW"/>
+          </w:rPr>
+          <w:rPr>
+            <w:color w:val="0000EE"/>
+            <w:u w:val="single"/>
+          </w:rPr>
+          <w:t>16:17</w:t>
+        </w:r>
+      </w:hyperlink>
+      <w:r>
+        <w:rPr>
+          <w:lang w:val="zh_TW" w:bidi="zh_TW"/>
+        </w:rPr>
+        <w:t>）帶去。保羅後來又寫了第三封信給哥林多，稱為「憂愁的信」（</w:t>
+      </w:r>
+      <w:hyperlink r:id="rId22">
+        <w:r>
+          <w:rPr>
+            <w:lang w:val="zh_TW" w:bidi="zh_TW"/>
+          </w:rPr>
+          <w:rPr>
+            <w:color w:val="0000EE"/>
+            <w:u w:val="single"/>
+          </w:rPr>
+          <w:t>林後2:2–3</w:t>
+        </w:r>
+      </w:hyperlink>
+      <w:r>
+        <w:rPr>
+          <w:lang w:val="zh_TW" w:bidi="zh_TW"/>
+        </w:rPr>
+        <w:t>），然後才寫了哥林多後書。</w:t>
+      </w:r>
+    </w:p>
+    <w:p>
+      <w:pPr>
+        <w:pStyle w:val="Heading3"/>
+      </w:pPr>
+      <w:r>
+        <w:rPr>
+          <w:lang w:val="zh_TW" w:bidi="zh_TW"/>
+        </w:rPr>
+        <w:t>背景</w:t>
+      </w:r>
+    </w:p>
+    <w:p>
+      <w:pPr/>
+      <w:r>
+        <w:rPr>
+          <w:lang w:val="zh_TW" w:bidi="zh_TW"/>
+        </w:rPr>
+      </w:r>
+      <w:r>
+        <w:rPr>
+          <w:lang w:val="zh_TW" w:bidi="zh_TW"/>
+        </w:rPr>
+        <w:t>哥林多是一個港口城，在公元前146年遭到羅馬人摧毀，然後在公元前46年由猶流·凱撒（Julius Caesar）重建。公元前27年之後，它成為亞該亞的羅馬首府，方伯（proconsul）在此居住（</w:t>
+      </w:r>
+      <w:hyperlink r:id="rId23">
+        <w:r>
+          <w:rPr>
+            <w:lang w:val="zh_TW" w:bidi="zh_TW"/>
+          </w:rPr>
+          <w:rPr>
+            <w:color w:val="0000EE"/>
+            <w:u w:val="single"/>
+          </w:rPr>
+          <w:t>徒18:12</w:t>
+        </w:r>
+      </w:hyperlink>
+      <w:r>
+        <w:rPr>
+          <w:lang w:val="zh_TW" w:bidi="zh_TW"/>
+        </w:rPr>
+        <w:t>）。這個城實際上由三個部分所組成：東方約八英里（13公里）處的堅革哩（Cenchrea）港口，愛琴海的船隻會在此卸貨；西方約一英里（1.6公里）處的利奇昂（Lechaion）港口，靠近哥林多灣，船隻會在此重新裝載貨物。貨物經由地峽上的車輛運輸，船隻則放置於滾軸上運送；哥林多城本身則位於兩個港口之間的高地上。</w:t>
+      </w:r>
+    </w:p>
+    <w:p>
+      <w:pPr/>
+      <w:r>
+        <w:rPr>
+          <w:lang w:val="zh_TW" w:bidi="zh_TW"/>
+        </w:rPr>
+      </w:r>
+      <w:r>
+        <w:rPr>
+          <w:lang w:val="zh_TW" w:bidi="zh_TW"/>
+        </w:rPr>
+        <w:t>城的衛城（acropolis）位於陡峭而高聳的</w:t>
+      </w:r>
+      <w:r>
+        <w:rPr>
+          <w:lang w:val="zh_TW" w:bidi="zh_TW"/>
+        </w:rPr>
+        <w:t>阿克羅哥林多</w:t>
+      </w:r>
+      <w:r>
+        <w:rPr>
+          <w:lang w:val="zh_TW" w:bidi="zh_TW"/>
+        </w:rPr>
+        <w:t>（Acrocorinth）山頂上，裡面有</w:t>
+      </w:r>
+      <w:r>
+        <w:rPr>
+          <w:lang w:val="zh_TW" w:bidi="zh_TW"/>
+        </w:rPr>
+        <w:t>阿芙蘿黛蒂（</w:t>
+      </w:r>
+      <w:r>
+        <w:rPr>
+          <w:lang w:val="zh_TW" w:bidi="zh_TW"/>
+        </w:rPr>
+        <w:t>Aphrodite</w:t>
+      </w:r>
+      <w:r>
+        <w:rPr>
+          <w:lang w:val="zh_TW" w:bidi="zh_TW"/>
+        </w:rPr>
+        <w:t>）</w:t>
+      </w:r>
+      <w:r>
+        <w:rPr>
+          <w:lang w:val="zh_TW" w:bidi="zh_TW"/>
+        </w:rPr>
+        <w:t>的神廟，這位愛神的神廟擁有1000名女奴，專門奉獻於此女神的崇拜活動。哥林多獨特的宗教崇拜形式，專門敬拜愛與美的女神阿芙蘿黛蒂（羅馬稱為維納斯〔Venus〕）。與這些宗教儀式相關的是普遍的道德敗壞，哥林多的道德風氣以腐敗而聞名，即使與異教的羅馬相比也是如此。在城中低地有一個猶太會堂（</w:t>
+      </w:r>
+      <w:hyperlink r:id="rId24">
+        <w:r>
+          <w:rPr>
+            <w:lang w:val="zh_TW" w:bidi="zh_TW"/>
+          </w:rPr>
+          <w:rPr>
+            <w:color w:val="0000EE"/>
+            <w:u w:val="single"/>
+          </w:rPr>
+          <w:t>徒18:4</w:t>
+        </w:r>
+      </w:hyperlink>
+      <w:r>
+        <w:rPr>
+          <w:lang w:val="zh_TW" w:bidi="zh_TW"/>
+        </w:rPr>
+        <w:t>），因為儘管這座羅馬殖民地主要的居民是義大利人，但也吸引不少地中海其他地區的族群（包括猶太人）居住。</w:t>
+      </w:r>
+    </w:p>
+    <w:p>
+      <w:pPr>
+        <w:pStyle w:val="Heading3"/>
+      </w:pPr>
+      <w:r>
+        <w:rPr>
+          <w:lang w:val="zh_TW" w:bidi="zh_TW"/>
+        </w:rPr>
+        <w:t>目的和教導</w:t>
+      </w:r>
+    </w:p>
+    <w:p>
+      <w:pPr/>
+      <w:r>
+        <w:rPr>
+          <w:lang w:val="zh_TW" w:bidi="zh_TW"/>
+        </w:rPr>
+      </w:r>
+      <w:r>
+        <w:rPr>
+          <w:lang w:val="zh_TW" w:bidi="zh_TW"/>
+        </w:rPr>
+        <w:t>保羅在哥林多前書中主要關注的是教會的合一。哥林多教會內有一種自我中心的態度，導致了教會內部的結黨分裂、炫耀知識與自由，以及在崇拜中自私的行為。</w:t>
+      </w:r>
+    </w:p>
+    <w:p>
+      <w:pPr/>
+      <w:r>
+        <w:rPr>
+          <w:lang w:val="zh_TW" w:bidi="zh_TW"/>
+        </w:rPr>
+      </w:r>
+      <w:r>
+        <w:rPr>
+          <w:lang w:val="zh_TW" w:bidi="zh_TW"/>
+        </w:rPr>
+        <w:t>此外，書信還涉及兩個主要問題：首先，對於哥林多教會受異教風俗影響的寬鬆性道德標準，保羅需要設立一些界限。其次，關於接受身體復活的爭議，保羅意識到這個問題直接關乎信仰的核心，因此堅定宣告復活的真理。</w:t>
+      </w:r>
+    </w:p>
+    <w:p>
+      <w:pPr/>
+      <w:r>
+        <w:rPr>
+          <w:lang w:val="zh_TW" w:bidi="zh_TW"/>
+        </w:rPr>
+      </w:r>
+      <w:r>
+        <w:rPr>
+          <w:lang w:val="zh_TW" w:bidi="zh_TW"/>
+        </w:rPr>
+        <w:t>有學者認為，這兩個問題以及教會合一的爭論（尤其是與知識相關的問題）反映了諾斯底主義的影響，並推斷保羅反對的是哥林多教會內一個諾斯底派別。然而，仔細研究顯示出哥林多當時的文化背景中，雖有一些後來與諾斯底主義相關的元素，但將其稱為諾斯底派是不符合時代背景的。即使意識到哥林多的情境中有原始諾斯底的概念，仍需將詮釋限制在公元一世紀的時代脈絡中。</w:t>
+      </w:r>
+    </w:p>
+    <w:p>
+      <w:pPr/>
+      <w:r>
+        <w:rPr>
+          <w:lang w:val="zh_TW" w:bidi="zh_TW"/>
+        </w:rPr>
+      </w:r>
+      <w:r>
+        <w:rPr>
+          <w:lang w:val="zh_TW" w:bidi="zh_TW"/>
+        </w:rPr>
+        <w:t>因此，保羅的核心關注是教會的合一與純潔。他竭力防止教會因道德和教義的分歧，而分裂為互相爭吵的派別。同時，他希望教會將焦點放在耶穌這位被高舉的主身上。</w:t>
+      </w:r>
+    </w:p>
+    <w:p>
+      <w:pPr>
+        <w:pStyle w:val="Heading3"/>
+      </w:pPr>
+      <w:r>
+        <w:rPr>
+          <w:lang w:val="zh_TW" w:bidi="zh_TW"/>
+        </w:rPr>
+        <w:t>內容</w:t>
+      </w:r>
+    </w:p>
+    <w:p>
+      <w:pPr>
+        <w:pStyle w:val="Heading4"/>
+      </w:pPr>
+      <w:r>
+        <w:rPr>
+          <w:lang w:val="zh_TW" w:bidi="zh_TW"/>
+        </w:rPr>
+        <w:t>問安，</w:t>
+      </w:r>
+      <w:hyperlink r:id="rId25">
+        <w:r>
+          <w:rPr>
+            <w:lang w:val="zh_TW" w:bidi="zh_TW"/>
+          </w:rPr>
+          <w:rPr>
+            <w:color w:val="0000EE"/>
+            <w:u w:val="single"/>
+          </w:rPr>
+          <w:t>一章1至9節</w:t>
+        </w:r>
+      </w:hyperlink>
+    </w:p>
+    <w:p>
+      <w:pPr/>
+      <w:r>
+        <w:rPr>
+          <w:lang w:val="zh_TW" w:bidi="zh_TW"/>
+        </w:rPr>
+      </w:r>
+      <w:r>
+        <w:rPr>
+          <w:lang w:val="zh_TW" w:bidi="zh_TW"/>
+        </w:rPr>
+        <w:t>保羅以標準的問安開始，隨後是他慣常的感恩禱告。兩個特點值得注意：首先，問安中提到所提尼與保羅同在。雖無法確定所提尼的具體身分，但他顯然為哥林多信徒所熟知，很可能是</w:t>
+      </w:r>
+      <w:hyperlink r:id="rId26">
+        <w:r>
+          <w:rPr>
+            <w:lang w:val="zh_TW" w:bidi="zh_TW"/>
+          </w:rPr>
+          <w:rPr>
+            <w:color w:val="0000EE"/>
+            <w:u w:val="single"/>
+          </w:rPr>
+          <w:t>使徒行傳十八章17節</w:t>
+        </w:r>
+      </w:hyperlink>
+      <w:r>
+        <w:rPr>
+          <w:lang w:val="zh_TW" w:bidi="zh_TW"/>
+        </w:rPr>
+        <w:t>中提到的猶太會堂的管理者，在基利司布歸信後接任此職。</w:t>
+      </w:r>
+    </w:p>
+    <w:p>
+      <w:pPr/>
+      <w:r>
+        <w:rPr>
+          <w:lang w:val="zh_TW" w:bidi="zh_TW"/>
+        </w:rPr>
+      </w:r>
+      <w:r>
+        <w:rPr>
+          <w:lang w:val="zh_TW" w:bidi="zh_TW"/>
+        </w:rPr>
+        <w:t>其次，保羅強調哥林多信徒在言語、知識和屬靈恩賜上的能力。這些恩賜是真實的，但他們卻在濫用這些恩賜。保羅的解決方法不是抑制這些恩賜（事實上，他為此感謝神），而是賦予它們新的意義和定位。</w:t>
+      </w:r>
+    </w:p>
+    <w:p>
+      <w:pPr>
+        <w:pStyle w:val="Heading4"/>
+      </w:pPr>
+      <w:r>
+        <w:rPr>
+          <w:lang w:val="zh_TW" w:bidi="zh_TW"/>
+        </w:rPr>
+        <w:t>革來氏家人帶來的報告，</w:t>
+      </w:r>
+      <w:hyperlink r:id="rId27">
+        <w:r>
+          <w:rPr>
+            <w:lang w:val="zh_TW" w:bidi="zh_TW"/>
+          </w:rPr>
+          <w:rPr>
+            <w:color w:val="0000EE"/>
+            <w:u w:val="single"/>
+          </w:rPr>
+          <w:t>一章10節至四章21節</w:t>
+        </w:r>
+      </w:hyperlink>
+    </w:p>
+    <w:p>
+      <w:pPr/>
+      <w:r>
+        <w:rPr>
+          <w:lang w:val="zh_TW" w:bidi="zh_TW"/>
+        </w:rPr>
+      </w:r>
+      <w:r>
+        <w:rPr>
+          <w:lang w:val="zh_TW" w:bidi="zh_TW"/>
+        </w:rPr>
+        <w:t>哥林多信徒將保羅、磯法（彼得）、亞波羅，甚至基督分別視為不同派系的領袖。我們無法確定每個派別的立場，但可以推測：保羅的派別可能強調他的「自由」主張；彼得的派別可能支持猶太教的實踐；亞波羅的派別可能重視哲學理解和演說。無論派別立場如何，保羅對教會的分裂感到震驚。他首先指出，他的行為並非為了建立自己的跟隨者，而是為要指向基督。他並未堅持親自為歸信者施洗，因為施洗者並不重要，重要的是他們都歸入基督。</w:t>
+      </w:r>
+    </w:p>
+    <w:p>
+      <w:pPr/>
+      <w:r>
+        <w:rPr>
+          <w:lang w:val="zh_TW" w:bidi="zh_TW"/>
+        </w:rPr>
+      </w:r>
+      <w:r>
+        <w:rPr>
+          <w:lang w:val="zh_TW" w:bidi="zh_TW"/>
+        </w:rPr>
+        <w:t>接著，保羅進一步探討根本問題，即教會中有人試圖彰顯自己比其它派別的人更優越或更有智慧。這種尋求世俗智慧的行為與保羅所傳的福音互相矛盾。</w:t>
+      </w:r>
+    </w:p>
+    <w:p>
+      <w:pPr/>
+      <w:r>
+        <w:rPr>
+          <w:lang w:val="zh_TW" w:bidi="zh_TW"/>
+        </w:rPr>
+      </w:r>
+      <w:r>
+        <w:rPr>
+          <w:lang w:val="zh_TW" w:bidi="zh_TW"/>
+        </w:rPr>
+        <w:t>首先，釘十字架的基督（</w:t>
+      </w:r>
+      <w:hyperlink r:id="rId28">
+        <w:r>
+          <w:rPr>
+            <w:lang w:val="zh_TW" w:bidi="zh_TW"/>
+          </w:rPr>
+          <w:rPr>
+            <w:color w:val="0000EE"/>
+            <w:u w:val="single"/>
+          </w:rPr>
+          <w:t>1:18</w:t>
+        </w:r>
+      </w:hyperlink>
+      <w:r>
+        <w:rPr>
+          <w:lang w:val="zh_TW" w:bidi="zh_TW"/>
+        </w:rPr>
+        <w:t>）所傳達的信息在猶太人或希臘人的智慧和價值觀中是沒有意義的。因其要求人以全新的方式——神的方式——來看待生命。</w:t>
+      </w:r>
+    </w:p>
+    <w:p>
+      <w:pPr/>
+      <w:r>
+        <w:rPr>
+          <w:lang w:val="zh_TW" w:bidi="zh_TW"/>
+        </w:rPr>
+      </w:r>
+      <w:r>
+        <w:rPr>
+          <w:lang w:val="zh_TW" w:bidi="zh_TW"/>
+        </w:rPr>
+        <w:t>其次，神揀選他們的標準並非基於社會地位，反之，神使他們唯一的身分地位就是他們從神那裡得來的平等身分（</w:t>
+      </w:r>
+      <w:hyperlink r:id="rId29">
+        <w:r>
+          <w:rPr>
+            <w:lang w:val="zh_TW" w:bidi="zh_TW"/>
+          </w:rPr>
+          <w:rPr>
+            <w:color w:val="0000EE"/>
+            <w:u w:val="single"/>
+          </w:rPr>
+          <w:t>1:26–31</w:t>
+        </w:r>
+      </w:hyperlink>
+      <w:r>
+        <w:rPr>
+          <w:lang w:val="zh_TW" w:bidi="zh_TW"/>
+        </w:rPr>
+        <w:t>）。</w:t>
+      </w:r>
+    </w:p>
+    <w:p>
+      <w:pPr/>
+      <w:r>
+        <w:rPr>
+          <w:lang w:val="zh_TW" w:bidi="zh_TW"/>
+        </w:rPr>
+      </w:r>
+      <w:r>
+        <w:rPr>
+          <w:lang w:val="zh_TW" w:bidi="zh_TW"/>
+        </w:rPr>
+        <w:t>第三，他們的信心不是建立在保羅的口才上，而是建立在聖靈的恩賜上（</w:t>
+      </w:r>
+      <w:hyperlink r:id="rId30">
+        <w:r>
+          <w:rPr>
+            <w:lang w:val="zh_TW" w:bidi="zh_TW"/>
+          </w:rPr>
+          <w:rPr>
+            <w:color w:val="0000EE"/>
+            <w:u w:val="single"/>
+          </w:rPr>
+          <w:t>2:4</w:t>
+        </w:r>
+      </w:hyperlink>
+      <w:r>
+        <w:rPr>
+          <w:lang w:val="zh_TW" w:bidi="zh_TW"/>
+        </w:rPr>
+        <w:t>），因為聖靈證明了神透過保羅在行事。因此，引導他們到神面前的不是辯論，而是神的靈。因此，引導他們歸向神的是聖靈，而非人的理性。除非他們在世界的思考方式上變得愚拙，否則他們永遠無法從賜予真正智慧靈的角度重新思考生命。</w:t>
+      </w:r>
+    </w:p>
+    <w:p>
+      <w:pPr/>
+      <w:r>
+        <w:rPr>
+          <w:lang w:val="zh_TW" w:bidi="zh_TW"/>
+        </w:rPr>
+      </w:r>
+      <w:r>
+        <w:rPr>
+          <w:lang w:val="zh_TW" w:bidi="zh_TW"/>
+        </w:rPr>
+        <w:t>第四，當他們將保羅和其他人視為派系領袖時，這表現出人性中邪惡的本能（即「肉體」或「墮落的人性」），因為這是高舉人而非高舉神的作為，而神在每人身上的作為是平等的。</w:t>
+      </w:r>
+    </w:p>
+    <w:p>
+      <w:pPr/>
+      <w:r>
+        <w:rPr>
+          <w:lang w:val="zh_TW" w:bidi="zh_TW"/>
+        </w:rPr>
+      </w:r>
+      <w:r>
+        <w:rPr>
+          <w:lang w:val="zh_TW" w:bidi="zh_TW"/>
+        </w:rPr>
+        <w:t>第五，這些僕人共同為神建造一個「殿」，就是教會，以基督為根基。只有神會審判每個基督徒如何為建造教會的工作出力。但分裂教會的人將受到神的毀滅性審判，因為「若有人毀壞神的殿，神必要毀壞那人」（</w:t>
+      </w:r>
+      <w:hyperlink r:id="rId31">
+        <w:r>
+          <w:rPr>
+            <w:lang w:val="zh_TW" w:bidi="zh_TW"/>
+          </w:rPr>
+          <w:rPr>
+            <w:color w:val="0000EE"/>
+            <w:u w:val="single"/>
+          </w:rPr>
+          <w:t>3:17</w:t>
+        </w:r>
+      </w:hyperlink>
+      <w:r>
+        <w:rPr>
+          <w:lang w:val="zh_TW" w:bidi="zh_TW"/>
+        </w:rPr>
+        <w:t>）（請注意，這裡的殿是指教會的集體意象，而在第</w:t>
+      </w:r>
+      <w:hyperlink r:id="rId32">
+        <w:r>
+          <w:rPr>
+            <w:lang w:val="zh_TW" w:bidi="zh_TW"/>
+          </w:rPr>
+          <w:rPr>
+            <w:color w:val="0000EE"/>
+            <w:u w:val="single"/>
+          </w:rPr>
+          <w:t>六</w:t>
+        </w:r>
+      </w:hyperlink>
+      <w:r>
+        <w:rPr>
+          <w:lang w:val="zh_TW" w:bidi="zh_TW"/>
+        </w:rPr>
+        <w:t>章中，這個意象則是指個別使用——每一位基督徒都是神的殿。）</w:t>
+      </w:r>
+    </w:p>
+    <w:p>
+      <w:pPr/>
+      <w:r>
+        <w:rPr>
+          <w:lang w:val="zh_TW" w:bidi="zh_TW"/>
+        </w:rPr>
+      </w:r>
+      <w:r>
+        <w:rPr>
+          <w:lang w:val="zh_TW" w:bidi="zh_TW"/>
+        </w:rPr>
+        <w:t>最後，保羅指出他們過度實現的末世論。哥林多信徒因擁有屬靈恩賜（真實的）和自誇的智慧（世俗的）而聲稱自己與基督一同作王（</w:t>
+      </w:r>
+      <w:hyperlink r:id="rId33">
+        <w:r>
+          <w:rPr>
+            <w:lang w:val="zh_TW" w:bidi="zh_TW"/>
+          </w:rPr>
+          <w:rPr>
+            <w:color w:val="0000EE"/>
+            <w:u w:val="single"/>
+          </w:rPr>
+          <w:t>4:8–13</w:t>
+        </w:r>
+      </w:hyperlink>
+      <w:r>
+        <w:rPr>
+          <w:lang w:val="zh_TW" w:bidi="zh_TW"/>
+        </w:rPr>
+        <w:t>）。保羅以諷刺的語氣指出，這種主張與使徒的生活方式大相逕庭。使徒像耶穌一樣過著受苦的生活，盼望將來得榮耀，而哥林多信徒卻試圖在未經受苦的情況下提前享有榮耀。</w:t>
+      </w:r>
+    </w:p>
+    <w:p>
+      <w:pPr/>
+      <w:r>
+        <w:rPr>
+          <w:lang w:val="zh_TW" w:bidi="zh_TW"/>
+        </w:rPr>
+      </w:r>
+      <w:r>
+        <w:rPr>
+          <w:lang w:val="zh_TW" w:bidi="zh_TW"/>
+        </w:rPr>
+        <w:t>最後，保羅勸誡他們，語氣對某些可能接受教導的人較為溫和，勸他們效法自己的生活方式（</w:t>
+      </w:r>
+      <w:hyperlink r:id="rId34">
+        <w:r>
+          <w:rPr>
+            <w:lang w:val="zh_TW" w:bidi="zh_TW"/>
+          </w:rPr>
+          <w:rPr>
+            <w:color w:val="0000EE"/>
+            <w:u w:val="single"/>
+          </w:rPr>
+          <w:t>14–16</w:t>
+        </w:r>
+      </w:hyperlink>
+      <w:r>
+        <w:rPr>
+          <w:lang w:val="zh_TW" w:bidi="zh_TW"/>
+        </w:rPr>
+        <w:t>節）。提摩太也在他們面前忠實地活出真理。同時，保羅對那些「自高自大」之人提出警告（</w:t>
+      </w:r>
+      <w:hyperlink r:id="rId35">
+        <w:r>
+          <w:rPr>
+            <w:lang w:val="zh_TW" w:bidi="zh_TW"/>
+          </w:rPr>
+          <w:rPr>
+            <w:color w:val="0000EE"/>
+            <w:u w:val="single"/>
+          </w:rPr>
+          <w:t>18</w:t>
+        </w:r>
+      </w:hyperlink>
+      <w:r>
+        <w:rPr>
+          <w:lang w:val="zh_TW" w:bidi="zh_TW"/>
+        </w:rPr>
+        <w:t>節），並指出如果他親自前來，將不是檢驗他們的言詞，而是屬靈的能力。</w:t>
+      </w:r>
+    </w:p>
+    <w:p>
+      <w:pPr>
+        <w:pStyle w:val="Heading4"/>
+      </w:pPr>
+      <w:r>
+        <w:rPr>
+          <w:lang w:val="zh_TW" w:bidi="zh_TW"/>
+        </w:rPr>
+        <w:t>哥林多使者的報告，</w:t>
+      </w:r>
+      <w:hyperlink r:id="rId36">
+        <w:r>
+          <w:rPr>
+            <w:lang w:val="zh_TW" w:bidi="zh_TW"/>
+          </w:rPr>
+          <w:rPr>
+            <w:color w:val="0000EE"/>
+            <w:u w:val="single"/>
+          </w:rPr>
+          <w:t>五章1節至六章20節</w:t>
+        </w:r>
+      </w:hyperlink>
+    </w:p>
+    <w:p>
+      <w:pPr/>
+      <w:r>
+        <w:rPr>
+          <w:lang w:val="zh_TW" w:bidi="zh_TW"/>
+        </w:rPr>
+      </w:r>
+      <w:r>
+        <w:rPr>
+          <w:lang w:val="zh_TW" w:bidi="zh_TW"/>
+        </w:rPr>
+        <w:t>保羅在這部分處理使者帶來的口頭報告中所提出的三個問題。</w:t>
+      </w:r>
+    </w:p>
+    <w:p>
+      <w:pPr/>
+      <w:r>
+        <w:rPr>
+          <w:lang w:val="zh_TW" w:bidi="zh_TW"/>
+        </w:rPr>
+      </w:r>
+      <w:r>
+        <w:rPr>
+          <w:lang w:val="zh_TW" w:bidi="zh_TW"/>
+        </w:rPr>
+        <w:t>第一個問題關於教會紀律（</w:t>
+      </w:r>
+      <w:hyperlink r:id="rId37">
+        <w:r>
+          <w:rPr>
+            <w:lang w:val="zh_TW" w:bidi="zh_TW"/>
+          </w:rPr>
+          <w:rPr>
+            <w:color w:val="0000EE"/>
+            <w:u w:val="single"/>
+          </w:rPr>
+          <w:t>5:12–13</w:t>
+        </w:r>
+      </w:hyperlink>
+      <w:r>
+        <w:rPr>
+          <w:lang w:val="zh_TW" w:bidi="zh_TW"/>
+        </w:rPr>
+        <w:t>）。保羅引用了一個明顯道德敗壞的案例——亂倫。這種不道德的行為甚至連外邦人都認為不應當，因此並非出於對基督教原則的無知。然而，教會並未採取任何行動，反而以自己的寬容為榮，可能是基於對保羅關於「不受律法約束的自由」教導的誤解。</w:t>
+      </w:r>
+    </w:p>
+    <w:p>
+      <w:pPr/>
+      <w:r>
+        <w:rPr>
+          <w:lang w:val="zh_TW" w:bidi="zh_TW"/>
+        </w:rPr>
+      </w:r>
+      <w:r>
+        <w:rPr>
+          <w:lang w:val="zh_TW" w:bidi="zh_TW"/>
+        </w:rPr>
+        <w:t>保羅在這部分提出三個教會紀律的原則：（1）首要目標是使犯罪者悔改並恢復；（2）次要目標是保護教會（</w:t>
+      </w:r>
+      <w:hyperlink r:id="rId38">
+        <w:r>
+          <w:rPr>
+            <w:lang w:val="zh_TW" w:bidi="zh_TW"/>
+          </w:rPr>
+          <w:rPr>
+            <w:color w:val="0000EE"/>
+            <w:u w:val="single"/>
+          </w:rPr>
+          <w:t>5:6–8</w:t>
+        </w:r>
+      </w:hyperlink>
+      <w:r>
+        <w:rPr>
+          <w:lang w:val="zh_TW" w:bidi="zh_TW"/>
+        </w:rPr>
+        <w:t>）；（3）教會不應尋求審判或控制世界上惡人的行為，那是神的責任，但應管教教會內部的成員（</w:t>
+      </w:r>
+      <w:hyperlink r:id="rId39">
+        <w:r>
+          <w:rPr>
+            <w:lang w:val="zh_TW" w:bidi="zh_TW"/>
+          </w:rPr>
+          <w:rPr>
+            <w:color w:val="0000EE"/>
+            <w:u w:val="single"/>
+          </w:rPr>
+          <w:t>9–13</w:t>
+        </w:r>
+      </w:hyperlink>
+      <w:r>
+        <w:rPr>
+          <w:lang w:val="zh_TW" w:bidi="zh_TW"/>
+        </w:rPr>
+        <w:t>）。保羅也在後續章節中運用這些原則（參</w:t>
+      </w:r>
+      <w:hyperlink r:id="rId40">
+        <w:r>
+          <w:rPr>
+            <w:lang w:val="zh_TW" w:bidi="zh_TW"/>
+          </w:rPr>
+          <w:rPr>
+            <w:color w:val="0000EE"/>
+            <w:u w:val="single"/>
+          </w:rPr>
+          <w:t>7:12–16</w:t>
+        </w:r>
+      </w:hyperlink>
+      <w:r>
+        <w:rPr>
+          <w:lang w:val="zh_TW" w:bidi="zh_TW"/>
+        </w:rPr>
+        <w:t>）。</w:t>
+      </w:r>
+    </w:p>
+    <w:p>
+      <w:pPr/>
+      <w:r>
+        <w:rPr>
+          <w:lang w:val="zh_TW" w:bidi="zh_TW"/>
+        </w:rPr>
+      </w:r>
+      <w:r>
+        <w:rPr>
+          <w:lang w:val="zh_TW" w:bidi="zh_TW"/>
+        </w:rPr>
+        <w:t>第二個問題是基督徒之間的訴訟（</w:t>
+      </w:r>
+      <w:hyperlink r:id="rId41">
+        <w:r>
+          <w:rPr>
+            <w:lang w:val="zh_TW" w:bidi="zh_TW"/>
+          </w:rPr>
+          <w:rPr>
+            <w:color w:val="0000EE"/>
+            <w:u w:val="single"/>
+          </w:rPr>
+          <w:t>6:1–11</w:t>
+        </w:r>
+      </w:hyperlink>
+      <w:r>
+        <w:rPr>
+          <w:lang w:val="zh_TW" w:bidi="zh_TW"/>
+        </w:rPr>
+        <w:t>）。哥林多社會與現代社會一樣熱衷於訴訟，基督徒之間互相控告對方的情況也屢見不鮮。這讓保羅感到憂心。如果基督徒將來要審判世界，那麼他們當然不應讓世俗法庭來裁決教會內的問題。保羅認為，基督徒應避免將案件提交給「教會所輕看的人」（</w:t>
+      </w:r>
+      <w:hyperlink r:id="rId42">
+        <w:r>
+          <w:rPr>
+            <w:lang w:val="zh_TW" w:bidi="zh_TW"/>
+          </w:rPr>
+          <w:rPr>
+            <w:color w:val="0000EE"/>
+            <w:u w:val="single"/>
+          </w:rPr>
+          <w:t>6:4</w:t>
+        </w:r>
+      </w:hyperlink>
+      <w:r>
+        <w:rPr>
+          <w:lang w:val="zh_TW" w:bidi="zh_TW"/>
+        </w:rPr>
+        <w:t>，即外邦法官），而應在教會內部解決爭端。</w:t>
+      </w:r>
+    </w:p>
+    <w:p>
+      <w:pPr/>
+      <w:r>
+        <w:rPr>
+          <w:lang w:val="zh_TW" w:bidi="zh_TW"/>
+        </w:rPr>
+      </w:r>
+      <w:r>
+        <w:rPr>
+          <w:lang w:val="zh_TW" w:bidi="zh_TW"/>
+        </w:rPr>
+        <w:t>保羅進一步提出更好的解決方式：選擇忍受不公（</w:t>
+      </w:r>
+      <w:hyperlink r:id="rId43">
+        <w:r>
+          <w:rPr>
+            <w:lang w:val="zh_TW" w:bidi="zh_TW"/>
+          </w:rPr>
+          <w:rPr>
+            <w:color w:val="0000EE"/>
+            <w:u w:val="single"/>
+          </w:rPr>
+          <w:t>林前6:7</w:t>
+        </w:r>
+      </w:hyperlink>
+      <w:r>
+        <w:rPr>
+          <w:lang w:val="zh_TW" w:bidi="zh_TW"/>
+        </w:rPr>
+        <w:t>）。保羅非常直白地應用耶穌的教導（</w:t>
+      </w:r>
+      <w:hyperlink r:id="rId44">
+        <w:r>
+          <w:rPr>
+            <w:lang w:val="zh_TW" w:bidi="zh_TW"/>
+          </w:rPr>
+          <w:rPr>
+            <w:color w:val="0000EE"/>
+            <w:u w:val="single"/>
+          </w:rPr>
+          <w:t>太5:38–42</w:t>
+        </w:r>
+      </w:hyperlink>
+      <w:r>
+        <w:rPr>
+          <w:lang w:val="zh_TW" w:bidi="zh_TW"/>
+        </w:rPr>
+        <w:t>），認為最好允許自己被欺騙。然而，哥林多信徒卻更願意踐踏自己的弟兄，只為爭取他們自以為該有的權利。這反映了他們內心是否仍然存有貪婪（</w:t>
+      </w:r>
+      <w:hyperlink r:id="rId45">
+        <w:r>
+          <w:rPr>
+            <w:lang w:val="zh_TW" w:bidi="zh_TW"/>
+          </w:rPr>
+          <w:rPr>
+            <w:color w:val="0000EE"/>
+            <w:u w:val="single"/>
+          </w:rPr>
+          <w:t>林前6:9–11</w:t>
+        </w:r>
+      </w:hyperlink>
+      <w:r>
+        <w:rPr>
+          <w:lang w:val="zh_TW" w:bidi="zh_TW"/>
+        </w:rPr>
+        <w:t>）。保羅雖然接納曾行各種惡行的人（因為耶穌已經潔淨了他們），但他明確指出，凡現在仍實行貪婪或不道德行為的人，無論他們的教義立場如何，都不屬於神的國。</w:t>
+      </w:r>
+    </w:p>
+    <w:p>
+      <w:pPr/>
+      <w:r>
+        <w:rPr>
+          <w:lang w:val="zh_TW" w:bidi="zh_TW"/>
+        </w:rPr>
+      </w:r>
+      <w:r>
+        <w:rPr>
+          <w:lang w:val="zh_TW" w:bidi="zh_TW"/>
+        </w:rPr>
+        <w:t>最後一個問題是隨意的性行為（</w:t>
+      </w:r>
+      <w:hyperlink r:id="rId46">
+        <w:r>
+          <w:rPr>
+            <w:lang w:val="zh_TW" w:bidi="zh_TW"/>
+          </w:rPr>
+          <w:rPr>
+            <w:color w:val="0000EE"/>
+            <w:u w:val="single"/>
+          </w:rPr>
+          <w:t>6:12–20</w:t>
+        </w:r>
+      </w:hyperlink>
+      <w:r>
+        <w:rPr>
+          <w:lang w:val="zh_TW" w:bidi="zh_TW"/>
+        </w:rPr>
+        <w:t>）。在哥林多的文化中，女子若希望結婚，必須保持貞潔；但在</w:t>
+      </w:r>
+      <w:r>
+        <w:rPr>
+          <w:lang w:val="zh_TW" w:bidi="zh_TW"/>
+        </w:rPr>
+        <w:t>阿芙蘿黛蒂（</w:t>
+      </w:r>
+      <w:r>
+        <w:rPr>
+          <w:lang w:val="zh_TW" w:bidi="zh_TW"/>
+        </w:rPr>
+        <w:t>Aphrodite</w:t>
+      </w:r>
+      <w:r>
+        <w:rPr>
+          <w:lang w:val="zh_TW" w:bidi="zh_TW"/>
+        </w:rPr>
+        <w:t>）</w:t>
+      </w:r>
+      <w:r>
+        <w:rPr>
+          <w:lang w:val="zh_TW" w:bidi="zh_TW"/>
+        </w:rPr>
+        <w:t>的神廟中的奴隸，則作為娼妓供人使用，這使得賣淫成為主要形式的隨意性行為。一些自由派信徒使用兩個口號來支持這樣的行為：「凡事我都可行」，這句話很可能源自保羅的教導，以及「食物是為肚腹，肚腹是為食物」——意即既然身體的運作是這樣，這必然是造物主的目的。保羅並未完全反駁這些口號，而是對其調整：自由應服從於更高的目標（</w:t>
+      </w:r>
+      <w:hyperlink r:id="rId47">
+        <w:r>
+          <w:rPr>
+            <w:lang w:val="zh_TW" w:bidi="zh_TW"/>
+          </w:rPr>
+          <w:rPr>
+            <w:color w:val="0000EE"/>
+            <w:u w:val="single"/>
+          </w:rPr>
+          <w:t>6:12、20</w:t>
+        </w:r>
+      </w:hyperlink>
+      <w:r>
+        <w:rPr>
+          <w:lang w:val="zh_TW" w:bidi="zh_TW"/>
+        </w:rPr>
+        <w:t>）。人的身體不是為任意使用，而是為主所用，如復活的教義所示（</w:t>
+      </w:r>
+      <w:hyperlink r:id="rId48">
+        <w:r>
+          <w:rPr>
+            <w:lang w:val="zh_TW" w:bidi="zh_TW"/>
+          </w:rPr>
+          <w:rPr>
+            <w:color w:val="0000EE"/>
+            <w:u w:val="single"/>
+          </w:rPr>
+          <w:t>13–14</w:t>
+        </w:r>
+      </w:hyperlink>
+      <w:r>
+        <w:rPr>
+          <w:lang w:val="zh_TW" w:bidi="zh_TW"/>
+        </w:rPr>
+        <w:t>節）。</w:t>
+      </w:r>
+    </w:p>
+    <w:p>
+      <w:pPr/>
+      <w:r>
+        <w:rPr>
+          <w:lang w:val="zh_TW" w:bidi="zh_TW"/>
+        </w:rPr>
+      </w:r>
+      <w:r>
+        <w:rPr>
+          <w:lang w:val="zh_TW" w:bidi="zh_TW"/>
+        </w:rPr>
+        <w:t>此外，保羅指出，性行為是涉及整個人的行動，與進食不同（保羅引用</w:t>
+      </w:r>
+      <w:hyperlink r:id="rId49">
+        <w:r>
+          <w:rPr>
+            <w:lang w:val="zh_TW" w:bidi="zh_TW"/>
+          </w:rPr>
+          <w:rPr>
+            <w:color w:val="0000EE"/>
+            <w:u w:val="single"/>
+          </w:rPr>
+          <w:t>創2:24</w:t>
+        </w:r>
+      </w:hyperlink>
+      <w:r>
+        <w:rPr>
+          <w:lang w:val="zh_TW" w:bidi="zh_TW"/>
+        </w:rPr>
+        <w:t>；參耶穌在</w:t>
+      </w:r>
+      <w:hyperlink r:id="rId50">
+        <w:r>
+          <w:rPr>
+            <w:lang w:val="zh_TW" w:bidi="zh_TW"/>
+          </w:rPr>
+          <w:rPr>
+            <w:color w:val="0000EE"/>
+            <w:u w:val="single"/>
+          </w:rPr>
+          <w:t>太19:5</w:t>
+        </w:r>
+      </w:hyperlink>
+      <w:r>
+        <w:rPr>
+          <w:lang w:val="zh_TW" w:bidi="zh_TW"/>
+        </w:rPr>
+        <w:t>的話）。因此，性行為將基督的肢體（即信徒）與妓女聯合為一（</w:t>
+      </w:r>
+      <w:hyperlink r:id="rId51">
+        <w:r>
+          <w:rPr>
+            <w:lang w:val="zh_TW" w:bidi="zh_TW"/>
+          </w:rPr>
+          <w:rPr>
+            <w:color w:val="0000EE"/>
+            <w:u w:val="single"/>
+          </w:rPr>
+          <w:t>林前6:15–17</w:t>
+        </w:r>
+      </w:hyperlink>
+      <w:r>
+        <w:rPr>
+          <w:lang w:val="zh_TW" w:bidi="zh_TW"/>
+        </w:rPr>
+        <w:t>）。因此，不道德的性行為不同於外在的罪，因為它改變了自身，並玷污了身體，而身體是聖靈的居所。這種行為忽視了基督已救贖身體的事實，並且忘記了基督徒全人是屬於神的，而非屬於自己。</w:t>
+      </w:r>
+    </w:p>
+    <w:p>
+      <w:pPr>
+        <w:pStyle w:val="Heading4"/>
+      </w:pPr>
+      <w:r>
+        <w:rPr>
+          <w:lang w:val="zh_TW" w:bidi="zh_TW"/>
+        </w:rPr>
+        <w:t>保羅對哥林多信徒的回應，</w:t>
+      </w:r>
+      <w:hyperlink r:id="rId52">
+        <w:r>
+          <w:rPr>
+            <w:lang w:val="zh_TW" w:bidi="zh_TW"/>
+          </w:rPr>
+          <w:rPr>
+            <w:color w:val="0000EE"/>
+            <w:u w:val="single"/>
+          </w:rPr>
+          <w:t>七章1節至十六章4節</w:t>
+        </w:r>
+      </w:hyperlink>
+    </w:p>
+    <w:p>
+      <w:pPr/>
+      <w:r>
+        <w:rPr>
+          <w:lang w:val="zh_TW" w:bidi="zh_TW"/>
+        </w:rPr>
+      </w:r>
+      <w:r>
+        <w:rPr>
+          <w:lang w:val="zh_TW" w:bidi="zh_TW"/>
+        </w:rPr>
+        <w:t>保羅現在開始回應哥林多信徒提出的具體問題，並基於他先前已解釋過的一些問題，作進一步的討論。</w:t>
+      </w:r>
+    </w:p>
+    <w:p>
+      <w:pPr/>
+      <w:r>
+        <w:rPr>
+          <w:lang w:val="zh_TW" w:bidi="zh_TW"/>
+        </w:rPr>
+      </w:r>
+      <w:r>
+        <w:rPr>
+          <w:lang w:val="zh_TW" w:bidi="zh_TW"/>
+        </w:rPr>
+        <w:t>第一個問題是關於婚姻（</w:t>
+      </w:r>
+      <w:hyperlink r:id="rId53">
+        <w:r>
+          <w:rPr>
+            <w:lang w:val="zh_TW" w:bidi="zh_TW"/>
+          </w:rPr>
+          <w:rPr>
+            <w:color w:val="0000EE"/>
+            <w:u w:val="single"/>
+          </w:rPr>
+          <w:t>7:1–24</w:t>
+        </w:r>
+      </w:hyperlink>
+      <w:r>
+        <w:rPr>
+          <w:lang w:val="zh_TW" w:bidi="zh_TW"/>
+        </w:rPr>
+        <w:t>）。哥林多的禁慾派（可能是對第</w:t>
+      </w:r>
+      <w:hyperlink r:id="rId32">
+        <w:r>
+          <w:rPr>
+            <w:lang w:val="zh_TW" w:bidi="zh_TW"/>
+          </w:rPr>
+          <w:rPr>
+            <w:color w:val="0000EE"/>
+            <w:u w:val="single"/>
+          </w:rPr>
+          <w:t>六</w:t>
+        </w:r>
+      </w:hyperlink>
+      <w:r>
+        <w:rPr>
+          <w:lang w:val="zh_TW" w:bidi="zh_TW"/>
+        </w:rPr>
+        <w:t>章自由派的反應）提出了口號「男不近女倒好」（</w:t>
+      </w:r>
+      <w:hyperlink r:id="rId54">
+        <w:r>
+          <w:rPr>
+            <w:lang w:val="zh_TW" w:bidi="zh_TW"/>
+          </w:rPr>
+          <w:rPr>
+            <w:color w:val="0000EE"/>
+            <w:u w:val="single"/>
+          </w:rPr>
+          <w:t>7:1</w:t>
+        </w:r>
+      </w:hyperlink>
+      <w:r>
+        <w:rPr>
+          <w:lang w:val="zh_TW" w:bidi="zh_TW"/>
+        </w:rPr>
+        <w:t>）。哥林多信徒將這個口號應用於已婚和未婚者，主張基督徒夫妻應禁慾。對此，保羅以三點澄清：首先，完全禁慾不切實際：完全禁慾可能導致淫亂（</w:t>
+      </w:r>
+      <w:hyperlink r:id="rId55">
+        <w:r>
+          <w:rPr>
+            <w:lang w:val="zh_TW" w:bidi="zh_TW"/>
+          </w:rPr>
+          <w:rPr>
+            <w:color w:val="0000EE"/>
+            <w:u w:val="single"/>
+          </w:rPr>
+          <w:t>2、7–9</w:t>
+        </w:r>
+      </w:hyperlink>
+      <w:r>
+        <w:rPr>
+          <w:lang w:val="zh_TW" w:bidi="zh_TW"/>
+        </w:rPr>
+        <w:t>節）。其次，當人們結婚後，夫妻的身體不屬於自己，而是彼此為對方的益處（</w:t>
+      </w:r>
+      <w:hyperlink r:id="rId56">
+        <w:r>
+          <w:rPr>
+            <w:lang w:val="zh_TW" w:bidi="zh_TW"/>
+          </w:rPr>
+          <w:rPr>
+            <w:color w:val="0000EE"/>
+            <w:u w:val="single"/>
+          </w:rPr>
+          <w:t>3–4</w:t>
+        </w:r>
+      </w:hyperlink>
+      <w:r>
+        <w:rPr>
+          <w:lang w:val="zh_TW" w:bidi="zh_TW"/>
+        </w:rPr>
+        <w:t>節）。拒絕性關係剝奪了配偶應得的權利。第三，禁慾僅在雙方同意下，作為一種專注於基督的禁食（</w:t>
+      </w:r>
+      <w:hyperlink r:id="rId57">
+        <w:r>
+          <w:rPr>
+            <w:lang w:val="zh_TW" w:bidi="zh_TW"/>
+          </w:rPr>
+          <w:rPr>
+            <w:color w:val="0000EE"/>
+            <w:u w:val="single"/>
+          </w:rPr>
+          <w:t>5</w:t>
+        </w:r>
+      </w:hyperlink>
+      <w:r>
+        <w:rPr>
+          <w:lang w:val="zh_TW" w:bidi="zh_TW"/>
+        </w:rPr>
+        <w:t>節）。</w:t>
+      </w:r>
+    </w:p>
+    <w:p>
+      <w:pPr/>
+      <w:r>
+        <w:rPr>
+          <w:lang w:val="zh_TW" w:bidi="zh_TW"/>
+        </w:rPr>
+      </w:r>
+      <w:r>
+        <w:rPr>
+          <w:lang w:val="zh_TW" w:bidi="zh_TW"/>
+        </w:rPr>
+        <w:t>雖然保羅會在</w:t>
+      </w:r>
+      <w:hyperlink r:id="rId58">
+        <w:r>
+          <w:rPr>
+            <w:lang w:val="zh_TW" w:bidi="zh_TW"/>
+          </w:rPr>
+          <w:rPr>
+            <w:color w:val="0000EE"/>
+            <w:u w:val="single"/>
+          </w:rPr>
+          <w:t>七章25至40節</w:t>
+        </w:r>
+      </w:hyperlink>
+      <w:r>
+        <w:rPr>
+          <w:lang w:val="zh_TW" w:bidi="zh_TW"/>
+        </w:rPr>
+        <w:t>中更全面地討論未婚的問題，但在一個旁註中，他提到自己樂於保持單身。然而，對於沒有這恩賜的人來說，婚姻中正當的性表達比克制情欲更好（</w:t>
+      </w:r>
+      <w:hyperlink r:id="rId59">
+        <w:r>
+          <w:rPr>
+            <w:lang w:val="zh_TW" w:bidi="zh_TW"/>
+          </w:rPr>
+          <w:rPr>
+            <w:color w:val="0000EE"/>
+            <w:u w:val="single"/>
+          </w:rPr>
+          <w:t>7:7–9</w:t>
+        </w:r>
+      </w:hyperlink>
+      <w:r>
+        <w:rPr>
+          <w:lang w:val="zh_TW" w:bidi="zh_TW"/>
+        </w:rPr>
+        <w:t>）。兩個基督徒一旦結婚，離婚是不被接受的。保羅引用耶穌的明確教導（</w:t>
+      </w:r>
+      <w:hyperlink r:id="rId60">
+        <w:r>
+          <w:rPr>
+            <w:lang w:val="zh_TW" w:bidi="zh_TW"/>
+          </w:rPr>
+          <w:rPr>
+            <w:color w:val="0000EE"/>
+            <w:u w:val="single"/>
+          </w:rPr>
+          <w:t>太5:31–32</w:t>
         </w:r>
       </w:hyperlink>
       <w:r>
@@ -355,16 +1822,70 @@
         </w:rPr>
         <w:t>；</w:t>
       </w:r>
-      <w:hyperlink r:id="rId16">
-        <w:r>
-          <w:rPr>
-            <w:lang w:val="zh_TW" w:bidi="zh_TW"/>
-          </w:rPr>
-          <w:rPr>
-            <w:color w:val="0000EE"/>
-            <w:u w:val="single"/>
-          </w:rPr>
-          <w:t>撒母耳記上11:11</w:t>
+      <w:hyperlink r:id="rId61">
+        <w:r>
+          <w:rPr>
+            <w:lang w:val="zh_TW" w:bidi="zh_TW"/>
+          </w:rPr>
+          <w:rPr>
+            <w:color w:val="0000EE"/>
+            <w:u w:val="single"/>
+          </w:rPr>
+          <w:t>可10:11–12</w:t>
+        </w:r>
+      </w:hyperlink>
+      <w:r>
+        <w:rPr>
+          <w:lang w:val="zh_TW" w:bidi="zh_TW"/>
+        </w:rPr>
+        <w:t>；</w:t>
+      </w:r>
+      <w:hyperlink r:id="rId62">
+        <w:r>
+          <w:rPr>
+            <w:lang w:val="zh_TW" w:bidi="zh_TW"/>
+          </w:rPr>
+          <w:rPr>
+            <w:color w:val="0000EE"/>
+            <w:u w:val="single"/>
+          </w:rPr>
+          <w:t>路16:18</w:t>
+        </w:r>
+      </w:hyperlink>
+      <w:r>
+        <w:rPr>
+          <w:lang w:val="zh_TW" w:bidi="zh_TW"/>
+        </w:rPr>
+        <w:t>及其平行經文）強調婚姻的神聖，並認為沒有例外情況（保羅可能不知道</w:t>
+      </w:r>
+      <w:hyperlink r:id="rId63">
+        <w:r>
+          <w:rPr>
+            <w:lang w:val="zh_TW" w:bidi="zh_TW"/>
+          </w:rPr>
+          <w:rPr>
+            <w:color w:val="0000EE"/>
+            <w:u w:val="single"/>
+          </w:rPr>
+          <w:t>太19:9</w:t>
+        </w:r>
+      </w:hyperlink>
+      <w:r>
+        <w:rPr>
+          <w:lang w:val="zh_TW" w:bidi="zh_TW"/>
+        </w:rPr>
+        <w:t>中的例外條款，或者他將其理解為指婚前發現的不貞行為，而非婚後的通姦行為）。儘管在某些情況下，基督徒夫婦可能會分開生活，但這總是以和好為目的。耶穌的教導不允許他認為婚姻已經結束（</w:t>
+      </w:r>
+      <w:hyperlink r:id="rId64">
+        <w:r>
+          <w:rPr>
+            <w:lang w:val="zh_TW" w:bidi="zh_TW"/>
+          </w:rPr>
+          <w:rPr>
+            <w:color w:val="0000EE"/>
+            <w:u w:val="single"/>
+          </w:rPr>
+          <w:t>林前7:10–11</w:t>
         </w:r>
       </w:hyperlink>
       <w:r>
@@ -385,18 +1906,2226 @@
         <w:rPr>
           <w:lang w:val="zh_TW" w:bidi="zh_TW"/>
         </w:rPr>
-        <w:t>在羅馬時期，守夜的次數從三次增加到四次。這些有時被描述為第一、第二、第三和第四更。或者有時被描述為晚上、半夜、雞叫和早晨（</w:t>
-      </w:r>
-      <w:hyperlink r:id="rId17">
-        <w:r>
-          <w:rPr>
-            <w:lang w:val="zh_TW" w:bidi="zh_TW"/>
-          </w:rPr>
-          <w:rPr>
-            <w:color w:val="0000EE"/>
-            <w:u w:val="single"/>
-          </w:rPr>
-          <w:t>馬太福音14:25</w:t>
+        <w:t>但是，如果配偶不是基督徒呢？保羅針對耶穌未直接講論的情況提出原則：首先，既然耶穌告訴基督徒不可休妻，即使配偶是非信徒，也應持守婚姻（</w:t>
+      </w:r>
+      <w:hyperlink r:id="rId65">
+        <w:r>
+          <w:rPr>
+            <w:lang w:val="zh_TW" w:bidi="zh_TW"/>
+          </w:rPr>
+          <w:rPr>
+            <w:color w:val="0000EE"/>
+            <w:u w:val="single"/>
+          </w:rPr>
+          <w:t>7:12–13</w:t>
+        </w:r>
+      </w:hyperlink>
+      <w:r>
+        <w:rPr>
+          <w:lang w:val="zh_TW" w:bidi="zh_TW"/>
+        </w:rPr>
+        <w:t>）。其次，基督徒無需掌控或審判非信徒的行為（</w:t>
+      </w:r>
+      <w:hyperlink r:id="rId66">
+        <w:r>
+          <w:rPr>
+            <w:lang w:val="zh_TW" w:bidi="zh_TW"/>
+          </w:rPr>
+          <w:rPr>
+            <w:color w:val="0000EE"/>
+            <w:u w:val="single"/>
+          </w:rPr>
+          <w:t>6:12–13</w:t>
+        </w:r>
+      </w:hyperlink>
+      <w:r>
+        <w:rPr>
+          <w:lang w:val="zh_TW" w:bidi="zh_TW"/>
+        </w:rPr>
+        <w:t>），若非信徒堅持離婚，基督徒可接受（</w:t>
+      </w:r>
+      <w:hyperlink r:id="rId67">
+        <w:r>
+          <w:rPr>
+            <w:lang w:val="zh_TW" w:bidi="zh_TW"/>
+          </w:rPr>
+          <w:rPr>
+            <w:color w:val="0000EE"/>
+            <w:u w:val="single"/>
+          </w:rPr>
+          <w:t>7:15</w:t>
+        </w:r>
+      </w:hyperlink>
+      <w:r>
+        <w:rPr>
+          <w:lang w:val="zh_TW" w:bidi="zh_TW"/>
+        </w:rPr>
+        <w:t>）。第三，這段關係不僅不會玷污基督徒（如同</w:t>
+      </w:r>
+      <w:hyperlink r:id="rId68">
+        <w:r>
+          <w:rPr>
+            <w:lang w:val="zh_TW" w:bidi="zh_TW"/>
+          </w:rPr>
+          <w:rPr>
+            <w:color w:val="0000EE"/>
+            <w:u w:val="single"/>
+          </w:rPr>
+          <w:t>6:15</w:t>
+        </w:r>
+      </w:hyperlink>
+      <w:r>
+        <w:rPr>
+          <w:lang w:val="zh_TW" w:bidi="zh_TW"/>
+        </w:rPr>
+        <w:t>中的關係），反而基督徒會使婚姻關係成為聖潔，對孩子有積極的影響，並可能促成配偶的救恩（</w:t>
+      </w:r>
+      <w:hyperlink r:id="rId69">
+        <w:r>
+          <w:rPr>
+            <w:lang w:val="zh_TW" w:bidi="zh_TW"/>
+          </w:rPr>
+          <w:rPr>
+            <w:color w:val="0000EE"/>
+            <w:u w:val="single"/>
+          </w:rPr>
+          <w:t>7:14、16</w:t>
+        </w:r>
+      </w:hyperlink>
+      <w:r>
+        <w:rPr>
+          <w:lang w:val="zh_TW" w:bidi="zh_TW"/>
+        </w:rPr>
+        <w:t>）。這並不意味必須忍受身體虐待或性虐待，而是要求對混合婚姻持忠誠態度。</w:t>
+      </w:r>
+    </w:p>
+    <w:p>
+      <w:pPr/>
+      <w:r>
+        <w:rPr>
+          <w:lang w:val="zh_TW" w:bidi="zh_TW"/>
+        </w:rPr>
+      </w:r>
+      <w:r>
+        <w:rPr>
+          <w:lang w:val="zh_TW" w:bidi="zh_TW"/>
+        </w:rPr>
+        <w:t>保羅強調，通常情況下，基督徒無需改變生命狀態來服事基督（</w:t>
+      </w:r>
+      <w:hyperlink r:id="rId70">
+        <w:r>
+          <w:rPr>
+            <w:lang w:val="zh_TW" w:bidi="zh_TW"/>
+          </w:rPr>
+          <w:rPr>
+            <w:color w:val="0000EE"/>
+            <w:u w:val="single"/>
+          </w:rPr>
+          <w:t>7:17–24</w:t>
+        </w:r>
+      </w:hyperlink>
+      <w:r>
+        <w:rPr>
+          <w:lang w:val="zh_TW" w:bidi="zh_TW"/>
+        </w:rPr>
+        <w:t>）。無論是單身或已婚、猶太人（受割禮的）或外邦人、奴隸或自由人，都不影響他們在神面前的真實身分和服事能力。就奴隸而言，如果有機會獲得自由，他們可以接受，但這對他們在神面前的真實狀態或事奉基督的能力並沒有本質上的區別（</w:t>
+      </w:r>
+      <w:hyperlink r:id="rId71">
+        <w:r>
+          <w:rPr>
+            <w:lang w:val="zh_TW" w:bidi="zh_TW"/>
+          </w:rPr>
+          <w:rPr>
+            <w:color w:val="0000EE"/>
+            <w:u w:val="single"/>
+          </w:rPr>
+          <w:t>21–23</w:t>
+        </w:r>
+      </w:hyperlink>
+      <w:r>
+        <w:rPr>
+          <w:lang w:val="zh_TW" w:bidi="zh_TW"/>
+        </w:rPr>
+        <w:t>節）。</w:t>
+      </w:r>
+    </w:p>
+    <w:p>
+      <w:pPr/>
+      <w:r>
+        <w:rPr>
+          <w:lang w:val="zh_TW" w:bidi="zh_TW"/>
+        </w:rPr>
+      </w:r>
+      <w:r>
+        <w:rPr>
+          <w:lang w:val="zh_TW" w:bidi="zh_TW"/>
+        </w:rPr>
+        <w:t>第二個問題是未婚者的問題（</w:t>
+      </w:r>
+      <w:hyperlink r:id="rId58">
+        <w:r>
+          <w:rPr>
+            <w:lang w:val="zh_TW" w:bidi="zh_TW"/>
+          </w:rPr>
+          <w:rPr>
+            <w:color w:val="0000EE"/>
+            <w:u w:val="single"/>
+          </w:rPr>
+          <w:t>7:25–40</w:t>
+        </w:r>
+      </w:hyperlink>
+      <w:r>
+        <w:rPr>
+          <w:lang w:val="zh_TW" w:bidi="zh_TW"/>
+        </w:rPr>
+        <w:t>）。保羅認為單身者和寡婦可以結婚，這並無錯誤，但他建議他們保持單身。因為現今的世代將要過去，單身可以避免婚姻帶來的額外苦難（</w:t>
+      </w:r>
+      <w:hyperlink r:id="rId72">
+        <w:r>
+          <w:rPr>
+            <w:lang w:val="zh_TW" w:bidi="zh_TW"/>
+          </w:rPr>
+          <w:rPr>
+            <w:color w:val="0000EE"/>
+            <w:u w:val="single"/>
+          </w:rPr>
+          <w:t>25–31</w:t>
+        </w:r>
+      </w:hyperlink>
+      <w:r>
+        <w:rPr>
+          <w:lang w:val="zh_TW" w:bidi="zh_TW"/>
+        </w:rPr>
+        <w:t>節）。此外，婚姻會分散注意力，讓人同時需要關注主和配偶的需求。一個人不應該拋棄配偶或忽視他或她的需求來事奉主，而單身則能將全部精力專注於主（</w:t>
+      </w:r>
+      <w:hyperlink r:id="rId73">
+        <w:r>
+          <w:rPr>
+            <w:lang w:val="zh_TW" w:bidi="zh_TW"/>
+          </w:rPr>
+          <w:rPr>
+            <w:color w:val="0000EE"/>
+            <w:u w:val="single"/>
+          </w:rPr>
+          <w:t>32–35</w:t>
+        </w:r>
+      </w:hyperlink>
+      <w:r>
+        <w:rPr>
+          <w:lang w:val="zh_TW" w:bidi="zh_TW"/>
+        </w:rPr>
+        <w:t>節）。最後，若某人處於預期結婚的情境，他必須自行決定是為了女子的緣故（或可能為了更廣大家庭的利益）而與她結婚，還是能夠且應該以單身的身分照顧她（</w:t>
+      </w:r>
+      <w:hyperlink r:id="rId74">
+        <w:r>
+          <w:rPr>
+            <w:lang w:val="zh_TW" w:bidi="zh_TW"/>
+          </w:rPr>
+          <w:rPr>
+            <w:color w:val="0000EE"/>
+            <w:u w:val="single"/>
+          </w:rPr>
+          <w:t>36–38</w:t>
+        </w:r>
+      </w:hyperlink>
+      <w:r>
+        <w:rPr>
+          <w:lang w:val="zh_TW" w:bidi="zh_TW"/>
+        </w:rPr>
+        <w:t>節）。保羅以重申他的基本原則來結束這一部分（</w:t>
+      </w:r>
+      <w:hyperlink r:id="rId75">
+        <w:r>
+          <w:rPr>
+            <w:lang w:val="zh_TW" w:bidi="zh_TW"/>
+          </w:rPr>
+          <w:rPr>
+            <w:color w:val="0000EE"/>
+            <w:u w:val="single"/>
+          </w:rPr>
+          <w:t>39–40</w:t>
+        </w:r>
+      </w:hyperlink>
+      <w:r>
+        <w:rPr>
+          <w:lang w:val="zh_TW" w:bidi="zh_TW"/>
+        </w:rPr>
+        <w:t>節）。</w:t>
+      </w:r>
+    </w:p>
+    <w:p>
+      <w:pPr/>
+      <w:r>
+        <w:rPr>
+          <w:lang w:val="zh_TW" w:bidi="zh_TW"/>
+        </w:rPr>
+      </w:r>
+      <w:r>
+        <w:rPr>
+          <w:lang w:val="zh_TW" w:bidi="zh_TW"/>
+        </w:rPr>
+        <w:t>保羅處理的第三個問題是關於吃祭偶像之物（</w:t>
+      </w:r>
+      <w:hyperlink r:id="rId76">
+        <w:r>
+          <w:rPr>
+            <w:lang w:val="zh_TW" w:bidi="zh_TW"/>
+          </w:rPr>
+          <w:rPr>
+            <w:color w:val="0000EE"/>
+            <w:u w:val="single"/>
+          </w:rPr>
+          <w:t>8:1–11:1</w:t>
+        </w:r>
+      </w:hyperlink>
+      <w:r>
+        <w:rPr>
+          <w:lang w:val="zh_TW" w:bidi="zh_TW"/>
+        </w:rPr>
+        <w:t>）。當時市場上大多數的肉來自於神廟獻祭的動物，或是群體獻祭中部分動物的獻祭肉品。對於嚴謹的猶太人而言，這些肉類全都被視為不潔而不會碰。此外，異教徒會邀請基督徒參加家庭筵席，或是在異教神廟範圍內舉辦的私人筵席，這些筵席通常也是商業行會的聚會地點。保羅藉由討論這些問題來教導更廣泛的基督徒行為原則。</w:t>
+      </w:r>
+    </w:p>
+    <w:p>
+      <w:pPr/>
+      <w:r>
+        <w:rPr>
+          <w:lang w:val="zh_TW" w:bidi="zh_TW"/>
+        </w:rPr>
+      </w:r>
+      <w:r>
+        <w:rPr>
+          <w:lang w:val="zh_TW" w:bidi="zh_TW"/>
+        </w:rPr>
+        <w:t>首先，是愛，而不是知識，是正確行為的關鍵（</w:t>
+      </w:r>
+      <w:hyperlink r:id="rId77">
+        <w:r>
+          <w:rPr>
+            <w:lang w:val="zh_TW" w:bidi="zh_TW"/>
+          </w:rPr>
+          <w:rPr>
+            <w:color w:val="0000EE"/>
+            <w:u w:val="single"/>
+          </w:rPr>
+          <w:t>8:1–13</w:t>
+        </w:r>
+      </w:hyperlink>
+      <w:r>
+        <w:rPr>
+          <w:lang w:val="zh_TW" w:bidi="zh_TW"/>
+        </w:rPr>
+        <w:t>）。有些哥林多信徒覺得自己優越，因為他們相信偶像並不存在（只有一位神），因此任何獻給偶像的食物仍然適合食用。保羅接受他們的口號，但補充說：「知識是叫人自高自大，惟有愛心能造就人」（</w:t>
+      </w:r>
+      <w:hyperlink r:id="rId78">
+        <w:r>
+          <w:rPr>
+            <w:lang w:val="zh_TW" w:bidi="zh_TW"/>
+          </w:rPr>
+          <w:rPr>
+            <w:color w:val="0000EE"/>
+            <w:u w:val="single"/>
+          </w:rPr>
+          <w:t>1</w:t>
+        </w:r>
+      </w:hyperlink>
+      <w:r>
+        <w:rPr>
+          <w:lang w:val="zh_TW" w:bidi="zh_TW"/>
+        </w:rPr>
+        <w:t>節）。神並不在意我們知道什麼或吃什麼，而是在意我們是否愛其他的基督徒。保羅的關注不是某位基督徒因為看到他人參與而感到憤怒，而是擔心他們軟弱的良心可能受到影響，導致自己也去吃這些食物，即使他們認為這是錯的，這樣就等於在自己的良心中背棄了信仰（即反抗基督）。這種使人跌倒的行為並非愛的表現。保羅認為，寧可永遠不吃肉，也不要使弟兄或姊妹陷入罪中。</w:t>
+      </w:r>
+    </w:p>
+    <w:p>
+      <w:pPr/>
+      <w:r>
+        <w:rPr>
+          <w:lang w:val="zh_TW" w:bidi="zh_TW"/>
+        </w:rPr>
+      </w:r>
+      <w:r>
+        <w:rPr>
+          <w:lang w:val="zh_TW" w:bidi="zh_TW"/>
+        </w:rPr>
+        <w:t>其次，保羅指出，應將自己的利益置於他人之下，特別是基督和福音的利益之下（</w:t>
+      </w:r>
+      <w:hyperlink r:id="rId79">
+        <w:r>
+          <w:rPr>
+            <w:lang w:val="zh_TW" w:bidi="zh_TW"/>
+          </w:rPr>
+          <w:rPr>
+            <w:color w:val="0000EE"/>
+            <w:u w:val="single"/>
+          </w:rPr>
+          <w:t>9:1–23</w:t>
+        </w:r>
+      </w:hyperlink>
+      <w:r>
+        <w:rPr>
+          <w:lang w:val="zh_TW" w:bidi="zh_TW"/>
+        </w:rPr>
+        <w:t>）。使徒的榜樣和聖經都證明，保羅有權利要求哥林多教會支持他和他的家庭（參</w:t>
+      </w:r>
+      <w:hyperlink r:id="rId80">
+        <w:r>
+          <w:rPr>
+            <w:lang w:val="zh_TW" w:bidi="zh_TW"/>
+          </w:rPr>
+          <w:rPr>
+            <w:color w:val="0000EE"/>
+            <w:u w:val="single"/>
+          </w:rPr>
+          <w:t>路10:5–7</w:t>
+        </w:r>
+      </w:hyperlink>
+      <w:r>
+        <w:rPr>
+          <w:lang w:val="zh_TW" w:bidi="zh_TW"/>
+        </w:rPr>
+        <w:t>）。然而，保羅通常透過製作帳棚來支持自己的事工，儘管他接受過其它教會的捐助。保羅之所以選擇這樣做，是為了避免人們認為他是在以宗教謀利（</w:t>
+      </w:r>
+      <w:hyperlink r:id="rId81">
+        <w:r>
+          <w:rPr>
+            <w:lang w:val="zh_TW" w:bidi="zh_TW"/>
+          </w:rPr>
+          <w:rPr>
+            <w:color w:val="0000EE"/>
+            <w:u w:val="single"/>
+          </w:rPr>
+          <w:t>9:12</w:t>
+        </w:r>
+      </w:hyperlink>
+      <w:r>
+        <w:rPr>
+          <w:lang w:val="zh_TW" w:bidi="zh_TW"/>
+        </w:rPr>
+        <w:t>），同時他也為了個人的滿足感，甘願做超出義務的事（</w:t>
+      </w:r>
+      <w:hyperlink r:id="rId82">
+        <w:r>
+          <w:rPr>
+            <w:lang w:val="zh_TW" w:bidi="zh_TW"/>
+          </w:rPr>
+          <w:rPr>
+            <w:color w:val="0000EE"/>
+            <w:u w:val="single"/>
+          </w:rPr>
+          <w:t>16–17</w:t>
+        </w:r>
+      </w:hyperlink>
+      <w:r>
+        <w:rPr>
+          <w:lang w:val="zh_TW" w:bidi="zh_TW"/>
+        </w:rPr>
+        <w:t>節）。這是保羅更廣泛政策的一部分，即將個人的偏好和利益服從於基督和福音的需要（</w:t>
+      </w:r>
+      <w:hyperlink r:id="rId83">
+        <w:r>
+          <w:rPr>
+            <w:lang w:val="zh_TW" w:bidi="zh_TW"/>
+          </w:rPr>
+          <w:rPr>
+            <w:color w:val="0000EE"/>
+            <w:u w:val="single"/>
+          </w:rPr>
+          <w:t>19–23</w:t>
+        </w:r>
+      </w:hyperlink>
+      <w:r>
+        <w:rPr>
+          <w:lang w:val="zh_TW" w:bidi="zh_TW"/>
+        </w:rPr>
+        <w:t>節）。</w:t>
+      </w:r>
+    </w:p>
+    <w:p>
+      <w:pPr/>
+      <w:r>
+        <w:rPr>
+          <w:lang w:val="zh_TW" w:bidi="zh_TW"/>
+        </w:rPr>
+      </w:r>
+      <w:r>
+        <w:rPr>
+          <w:lang w:val="zh_TW" w:bidi="zh_TW"/>
+        </w:rPr>
+        <w:t>第三，堅強者炫耀自己的自由而忽視其他基督徒的行為是屬靈上的危險（</w:t>
+      </w:r>
+      <w:hyperlink r:id="rId84">
+        <w:r>
+          <w:rPr>
+            <w:lang w:val="zh_TW" w:bidi="zh_TW"/>
+          </w:rPr>
+          <w:rPr>
+            <w:color w:val="0000EE"/>
+            <w:u w:val="single"/>
+          </w:rPr>
+          <w:t>9:24–10:22</w:t>
+        </w:r>
+      </w:hyperlink>
+      <w:r>
+        <w:rPr>
+          <w:lang w:val="zh_TW" w:bidi="zh_TW"/>
+        </w:rPr>
+        <w:t>）。基督徒的生活中，重要的不是誰開始，而是誰完成，因此這是一種需要自律而非放縱的生命（</w:t>
+      </w:r>
+      <w:hyperlink r:id="rId85">
+        <w:r>
+          <w:rPr>
+            <w:lang w:val="zh_TW" w:bidi="zh_TW"/>
+          </w:rPr>
+          <w:rPr>
+            <w:color w:val="0000EE"/>
+            <w:u w:val="single"/>
+          </w:rPr>
+          <w:t>9:24–27</w:t>
+        </w:r>
+      </w:hyperlink>
+      <w:r>
+        <w:rPr>
+          <w:lang w:val="zh_TW" w:bidi="zh_TW"/>
+        </w:rPr>
+        <w:t>）。以色列人在曠野的經歷提供了一個失敗的例子。他們有「洗禮」和「聖餐」（</w:t>
+      </w:r>
+      <w:hyperlink r:id="rId86">
+        <w:r>
+          <w:rPr>
+            <w:lang w:val="zh_TW" w:bidi="zh_TW"/>
+          </w:rPr>
+          <w:rPr>
+            <w:color w:val="0000EE"/>
+            <w:u w:val="single"/>
+          </w:rPr>
+          <w:t>10:2–4</w:t>
+        </w:r>
+      </w:hyperlink>
+      <w:r>
+        <w:rPr>
+          <w:lang w:val="zh_TW" w:bidi="zh_TW"/>
+        </w:rPr>
+        <w:t>），如同教會一樣，然而大多數人未能進入應許之地。神毀滅他們的原因很簡單：他們轉向了罪惡。同樣，基督徒必須謹慎，不要因信心與自由而自滿，從而對罪掉以輕心，導致信仰的跌倒（</w:t>
+      </w:r>
+      <w:hyperlink r:id="rId87">
+        <w:r>
+          <w:rPr>
+            <w:lang w:val="zh_TW" w:bidi="zh_TW"/>
+          </w:rPr>
+          <w:rPr>
+            <w:color w:val="0000EE"/>
+            <w:u w:val="single"/>
+          </w:rPr>
+          <w:t>12</w:t>
+        </w:r>
+      </w:hyperlink>
+      <w:r>
+        <w:rPr>
+          <w:lang w:val="zh_TW" w:bidi="zh_TW"/>
+        </w:rPr>
+        <w:t>節）。另一方面，基督徒也不需要懼怕，因為試探並不比他們的能力更強大。神已經提供了逃脫的方法，只要他們願意採取行動（</w:t>
+      </w:r>
+      <w:hyperlink r:id="rId88">
+        <w:r>
+          <w:rPr>
+            <w:lang w:val="zh_TW" w:bidi="zh_TW"/>
+          </w:rPr>
+          <w:rPr>
+            <w:color w:val="0000EE"/>
+            <w:u w:val="single"/>
+          </w:rPr>
+          <w:t>13</w:t>
+        </w:r>
+      </w:hyperlink>
+      <w:r>
+        <w:rPr>
+          <w:lang w:val="zh_TW" w:bidi="zh_TW"/>
+        </w:rPr>
+        <w:t>節）。</w:t>
+      </w:r>
+    </w:p>
+    <w:p>
+      <w:pPr/>
+      <w:r>
+        <w:rPr>
+          <w:lang w:val="zh_TW" w:bidi="zh_TW"/>
+        </w:rPr>
+      </w:r>
+      <w:r>
+        <w:rPr>
+          <w:lang w:val="zh_TW" w:bidi="zh_TW"/>
+        </w:rPr>
+        <w:t>另一個將以色列人與哥林多信徒聯繫起來的問題是參與獻祭的筵席（</w:t>
+      </w:r>
+      <w:hyperlink r:id="rId89">
+        <w:r>
+          <w:rPr>
+            <w:lang w:val="zh_TW" w:bidi="zh_TW"/>
+          </w:rPr>
+          <w:rPr>
+            <w:color w:val="0000EE"/>
+            <w:u w:val="single"/>
+          </w:rPr>
+          <w:t>10:14–22</w:t>
+        </w:r>
+      </w:hyperlink>
+      <w:r>
+        <w:rPr>
+          <w:lang w:val="zh_TW" w:bidi="zh_TW"/>
+        </w:rPr>
+        <w:t>）。在聖餐中，基督徒共享基督的血與身體，這與以色列人在祭壇上獻祭一樣真實。而吃祭偶像之物則是與偶像背後的真實邪靈相交，而非與所謂的神相交。試圖同時參與這兩張桌子，就會激起神的嫉妒，正如以色列人曾經所做的那樣（</w:t>
+      </w:r>
+      <w:hyperlink r:id="rId90">
+        <w:r>
+          <w:rPr>
+            <w:lang w:val="zh_TW" w:bidi="zh_TW"/>
+          </w:rPr>
+          <w:rPr>
+            <w:color w:val="0000EE"/>
+            <w:u w:val="single"/>
+          </w:rPr>
+          <w:t>22</w:t>
+        </w:r>
+      </w:hyperlink>
+      <w:r>
+        <w:rPr>
+          <w:lang w:val="zh_TW" w:bidi="zh_TW"/>
+        </w:rPr>
+        <w:t>節）。</w:t>
+      </w:r>
+    </w:p>
+    <w:p>
+      <w:pPr/>
+      <w:r>
+        <w:rPr>
+          <w:lang w:val="zh_TW" w:bidi="zh_TW"/>
+        </w:rPr>
+      </w:r>
+      <w:r>
+        <w:rPr>
+          <w:lang w:val="zh_TW" w:bidi="zh_TW"/>
+        </w:rPr>
+        <w:t>對這段討論的總結將這三章的內容結合起來（</w:t>
+      </w:r>
+      <w:hyperlink r:id="rId91">
+        <w:r>
+          <w:rPr>
+            <w:lang w:val="zh_TW" w:bidi="zh_TW"/>
+          </w:rPr>
+          <w:rPr>
+            <w:color w:val="0000EE"/>
+            <w:u w:val="single"/>
+          </w:rPr>
+          <w:t>10:23–11:1</w:t>
+        </w:r>
+      </w:hyperlink>
+      <w:r>
+        <w:rPr>
+          <w:lang w:val="zh_TW" w:bidi="zh_TW"/>
+        </w:rPr>
+        <w:t>）。既然祭偶像的食物並未因此改變其本質，且所有食物都屬於神，人就可以食用市場上出售的任何食物——不用提出疑問（</w:t>
+      </w:r>
+      <w:hyperlink r:id="rId92">
+        <w:r>
+          <w:rPr>
+            <w:lang w:val="zh_TW" w:bidi="zh_TW"/>
+          </w:rPr>
+          <w:rPr>
+            <w:color w:val="0000EE"/>
+            <w:u w:val="single"/>
+          </w:rPr>
+          <w:t>10:25–26</w:t>
+        </w:r>
+      </w:hyperlink>
+      <w:r>
+        <w:rPr>
+          <w:lang w:val="zh_TW" w:bidi="zh_TW"/>
+        </w:rPr>
+        <w:t>）。同樣，基督徒可以食用不信者家中提供的任何食物。然而，如果有人指出這食物曾經獻給偶像，基督徒不應該食用，這不是因為食物會傷害他，而是出於對提出此問題之人的顧慮，基督徒關心的是鄰舍的益處（</w:t>
+      </w:r>
+      <w:hyperlink r:id="rId93">
+        <w:r>
+          <w:rPr>
+            <w:lang w:val="zh_TW" w:bidi="zh_TW"/>
+          </w:rPr>
+          <w:rPr>
+            <w:color w:val="0000EE"/>
+            <w:u w:val="single"/>
+          </w:rPr>
+          <w:t>27–30</w:t>
+        </w:r>
+      </w:hyperlink>
+      <w:r>
+        <w:rPr>
+          <w:lang w:val="zh_TW" w:bidi="zh_TW"/>
+        </w:rPr>
+        <w:t>）。換句話說，效法保羅的榜樣，而保羅則效法基督。基督服事他人而非服事自己。行事為人要讓神的名和品格即使在飲食上也能彰顯（</w:t>
+      </w:r>
+      <w:hyperlink r:id="rId94">
+        <w:r>
+          <w:rPr>
+            <w:lang w:val="zh_TW" w:bidi="zh_TW"/>
+          </w:rPr>
+          <w:rPr>
+            <w:color w:val="0000EE"/>
+            <w:u w:val="single"/>
+          </w:rPr>
+          <w:t>31</w:t>
+        </w:r>
+      </w:hyperlink>
+      <w:r>
+        <w:rPr>
+          <w:lang w:val="zh_TW" w:bidi="zh_TW"/>
+        </w:rPr>
+        <w:t>節）；盡量不冒犯任何人，而是尋求使每個人得益處，幫助將他們走向救恩（</w:t>
+      </w:r>
+      <w:hyperlink r:id="rId95">
+        <w:r>
+          <w:rPr>
+            <w:lang w:val="zh_TW" w:bidi="zh_TW"/>
+          </w:rPr>
+          <w:rPr>
+            <w:color w:val="0000EE"/>
+            <w:u w:val="single"/>
+          </w:rPr>
+          <w:t>32</w:t>
+        </w:r>
+      </w:hyperlink>
+      <w:r>
+        <w:rPr>
+          <w:lang w:val="zh_TW" w:bidi="zh_TW"/>
+        </w:rPr>
+        <w:t>節）。</w:t>
+      </w:r>
+    </w:p>
+    <w:p>
+      <w:pPr/>
+      <w:r>
+        <w:rPr>
+          <w:lang w:val="zh_TW" w:bidi="zh_TW"/>
+        </w:rPr>
+      </w:r>
+      <w:r>
+        <w:rPr>
+          <w:lang w:val="zh_TW" w:bidi="zh_TW"/>
+        </w:rPr>
+        <w:t>保羅處理的第四個問題是教會聚會的秩序（</w:t>
+      </w:r>
+      <w:hyperlink r:id="rId96">
+        <w:r>
+          <w:rPr>
+            <w:lang w:val="zh_TW" w:bidi="zh_TW"/>
+          </w:rPr>
+          <w:rPr>
+            <w:color w:val="0000EE"/>
+            <w:u w:val="single"/>
+          </w:rPr>
+          <w:t>11:2–14:40</w:t>
+        </w:r>
+      </w:hyperlink>
+      <w:r>
+        <w:rPr>
+          <w:lang w:val="zh_TW" w:bidi="zh_TW"/>
+        </w:rPr>
+        <w:t>）。哥林多的家庭教會聚會非常活躍，但不是表現出在基督裡的合一，而是顯露出自私。保羅並不想改變他們做什麼，但他希望改變他們如何做。</w:t>
+      </w:r>
+    </w:p>
+    <w:p>
+      <w:pPr/>
+      <w:r>
+        <w:rPr>
+          <w:lang w:val="zh_TW" w:bidi="zh_TW"/>
+        </w:rPr>
+      </w:r>
+      <w:r>
+        <w:rPr>
+          <w:lang w:val="zh_TW" w:bidi="zh_TW"/>
+        </w:rPr>
+        <w:t>聚會中的第一個問題是已婚婦女的行為（</w:t>
+      </w:r>
+      <w:hyperlink r:id="rId97">
+        <w:r>
+          <w:rPr>
+            <w:lang w:val="zh_TW" w:bidi="zh_TW"/>
+          </w:rPr>
+          <w:rPr>
+            <w:color w:val="0000EE"/>
+            <w:u w:val="single"/>
+          </w:rPr>
+          <w:t>11:1–16</w:t>
+        </w:r>
+      </w:hyperlink>
+      <w:r>
+        <w:rPr>
+          <w:lang w:val="zh_TW" w:bidi="zh_TW"/>
+        </w:rPr>
+        <w:t>）。當時婚姻的象徵是戴面紗或特定的髮型，就像今天的結婚戒指。婦女在教會中禱告和講預言對保羅而言並不是問題，但婦女可能認為這使她們脫離與丈夫的聯繫（參</w:t>
+      </w:r>
+      <w:hyperlink r:id="rId98">
+        <w:r>
+          <w:rPr>
+            <w:lang w:val="zh_TW" w:bidi="zh_TW"/>
+          </w:rPr>
+          <w:rPr>
+            <w:color w:val="0000EE"/>
+            <w:u w:val="single"/>
+          </w:rPr>
+          <w:t>可12:25</w:t>
+        </w:r>
+      </w:hyperlink>
+      <w:r>
+        <w:rPr>
+          <w:lang w:val="zh_TW" w:bidi="zh_TW"/>
+        </w:rPr>
+        <w:t>），因此成為不戴面紗的理由。保羅指出，丈夫和妻子親密相連，正如人與神相連（</w:t>
+      </w:r>
+      <w:hyperlink r:id="rId99">
+        <w:r>
+          <w:rPr>
+            <w:lang w:val="zh_TW" w:bidi="zh_TW"/>
+          </w:rPr>
+          <w:rPr>
+            <w:color w:val="0000EE"/>
+            <w:u w:val="single"/>
+          </w:rPr>
+          <w:t>林前11:3</w:t>
+        </w:r>
+      </w:hyperlink>
+      <w:r>
+        <w:rPr>
+          <w:lang w:val="zh_TW" w:bidi="zh_TW"/>
+        </w:rPr>
+        <w:t>）。因此，正如人不應羞辱神，而應榮耀神，妻子也應如此對待丈夫。因此，雖然保羅支持婦女的事奉，但他優先強調婚姻的關係。</w:t>
+      </w:r>
+    </w:p>
+    <w:p>
+      <w:pPr/>
+      <w:r>
+        <w:rPr>
+          <w:lang w:val="zh_TW" w:bidi="zh_TW"/>
+        </w:rPr>
+      </w:r>
+      <w:r>
+        <w:rPr>
+          <w:lang w:val="zh_TW" w:bidi="zh_TW"/>
+        </w:rPr>
+        <w:t>聚會中的第二個問題是階級區分（</w:t>
+      </w:r>
+      <w:hyperlink r:id="rId100">
+        <w:r>
+          <w:rPr>
+            <w:lang w:val="zh_TW" w:bidi="zh_TW"/>
+          </w:rPr>
+          <w:rPr>
+            <w:color w:val="0000EE"/>
+            <w:u w:val="single"/>
+          </w:rPr>
+          <w:t>11:17–34</w:t>
+        </w:r>
+      </w:hyperlink>
+      <w:r>
+        <w:rPr>
+          <w:lang w:val="zh_TW" w:bidi="zh_TW"/>
+        </w:rPr>
+        <w:t>）。直到主餐在公元三、四世紀逐漸演變為彌撒的獻祭儀式之前，它一直是一場完整的共享餐宴。中上階層的基督徒能夠更早抵達聚會，並為自己提供更好的食物和飲料。他們沿襲異教俱樂部的習俗，認為只要為無法早到的奴隸和農民提供簡單的食物，就可以毫無顧忌地提早開始宴會，享受符合其階級的盛宴（</w:t>
+      </w:r>
+      <w:hyperlink r:id="rId101">
+        <w:r>
+          <w:rPr>
+            <w:lang w:val="zh_TW" w:bidi="zh_TW"/>
+          </w:rPr>
+          <w:rPr>
+            <w:color w:val="0000EE"/>
+            <w:u w:val="single"/>
+          </w:rPr>
+          <w:t>21</w:t>
+        </w:r>
+      </w:hyperlink>
+      <w:r>
+        <w:rPr>
+          <w:lang w:val="zh_TW" w:bidi="zh_TW"/>
+        </w:rPr>
+        <w:t>節）。這使貧窮的基督徒感到羞辱，並深刻地意識到階級的區別（</w:t>
+      </w:r>
+      <w:hyperlink r:id="rId102">
+        <w:r>
+          <w:rPr>
+            <w:lang w:val="zh_TW" w:bidi="zh_TW"/>
+          </w:rPr>
+          <w:rPr>
+            <w:color w:val="0000EE"/>
+            <w:u w:val="single"/>
+          </w:rPr>
+          <w:t>22</w:t>
+        </w:r>
+      </w:hyperlink>
+      <w:r>
+        <w:rPr>
+          <w:lang w:val="zh_TW" w:bidi="zh_TW"/>
+        </w:rPr>
+        <w:t>節）。保羅認為，這不是聖餐，而是一場虛假的宴會（</w:t>
+      </w:r>
+      <w:hyperlink r:id="rId103">
+        <w:r>
+          <w:rPr>
+            <w:lang w:val="zh_TW" w:bidi="zh_TW"/>
+          </w:rPr>
+          <w:rPr>
+            <w:color w:val="0000EE"/>
+            <w:u w:val="single"/>
+          </w:rPr>
+          <w:t>20</w:t>
+        </w:r>
+      </w:hyperlink>
+      <w:r>
+        <w:rPr>
+          <w:lang w:val="zh_TW" w:bidi="zh_TW"/>
+        </w:rPr>
+        <w:t>節）。</w:t>
+      </w:r>
+    </w:p>
+    <w:p>
+      <w:pPr/>
+      <w:r>
+        <w:rPr>
+          <w:lang w:val="zh_TW" w:bidi="zh_TW"/>
+        </w:rPr>
+      </w:r>
+      <w:r>
+        <w:rPr>
+          <w:lang w:val="zh_TW" w:bidi="zh_TW"/>
+        </w:rPr>
+        <w:t>保羅重申設立聖餐的話語，指出他們領受的是基督的身體和血（參</w:t>
+      </w:r>
+      <w:hyperlink r:id="rId104">
+        <w:r>
+          <w:rPr>
+            <w:lang w:val="zh_TW" w:bidi="zh_TW"/>
+          </w:rPr>
+          <w:rPr>
+            <w:color w:val="0000EE"/>
+            <w:u w:val="single"/>
+          </w:rPr>
+          <w:t>10:16–17</w:t>
+        </w:r>
+      </w:hyperlink>
+      <w:r>
+        <w:rPr>
+          <w:lang w:val="zh_TW" w:bidi="zh_TW"/>
+        </w:rPr>
+        <w:t>），而非各自的餐宴。以不配的方式領聖餐，或帶著分裂和階級區分的態度，這樣是褻瀆聖餐，未能體現基督身體——教會的合一（</w:t>
+      </w:r>
+      <w:hyperlink r:id="rId105">
+        <w:r>
+          <w:rPr>
+            <w:lang w:val="zh_TW" w:bidi="zh_TW"/>
+          </w:rPr>
+          <w:rPr>
+            <w:color w:val="0000EE"/>
+            <w:u w:val="single"/>
+          </w:rPr>
+          <w:t>11:29</w:t>
+        </w:r>
+      </w:hyperlink>
+      <w:r>
+        <w:rPr>
+          <w:lang w:val="zh_TW" w:bidi="zh_TW"/>
+        </w:rPr>
+        <w:t>），因此招致神的審判，而這審判他們已經在經歷了。相反，他們應該省察自己的動機，真誠地聚集在一起，共同分享這一餐宴。</w:t>
+      </w:r>
+    </w:p>
+    <w:p>
+      <w:pPr/>
+      <w:r>
+        <w:rPr>
+          <w:lang w:val="zh_TW" w:bidi="zh_TW"/>
+        </w:rPr>
+      </w:r>
+      <w:r>
+        <w:rPr>
+          <w:lang w:val="zh_TW" w:bidi="zh_TW"/>
+        </w:rPr>
+        <w:t>聚會中的第三個問題是屬靈恩賜的運用（</w:t>
+      </w:r>
+      <w:hyperlink r:id="rId106">
+        <w:r>
+          <w:rPr>
+            <w:lang w:val="zh_TW" w:bidi="zh_TW"/>
+          </w:rPr>
+          <w:rPr>
+            <w:color w:val="0000EE"/>
+            <w:u w:val="single"/>
+          </w:rPr>
+          <w:t>12:1–14:40</w:t>
+        </w:r>
+      </w:hyperlink>
+      <w:r>
+        <w:rPr>
+          <w:lang w:val="zh_TW" w:bidi="zh_TW"/>
+        </w:rPr>
+        <w:t>）。在這些家庭教會中，有些人可能受諾斯底思想影響，認為靈性是善的，物質是惡的，並在感覺受某個靈感動時喊出「咒詛耶穌（這裡的耶穌指人類的耶穌，而非屬靈的基督）」。保羅指出，這並非出於神的靈，因為神的靈引導基督徒宣告的是基本的信仰認信：「耶穌是主。」</w:t>
+      </w:r>
+    </w:p>
+    <w:p>
+      <w:pPr/>
+      <w:r>
+        <w:rPr>
+          <w:lang w:val="zh_TW" w:bidi="zh_TW"/>
+        </w:rPr>
+      </w:r>
+      <w:r>
+        <w:rPr>
+          <w:lang w:val="zh_TW" w:bidi="zh_TW"/>
+        </w:rPr>
+        <w:t>教會中也有一些人高舉自己特定的恩賜，特別是說方言的恩賜，打斷他人或拒絕給予他人發言的機會。保羅強調，只有一位聖靈，祂分賜所有的恩賜（</w:t>
+      </w:r>
+      <w:hyperlink r:id="rId107">
+        <w:r>
+          <w:rPr>
+            <w:lang w:val="zh_TW" w:bidi="zh_TW"/>
+          </w:rPr>
+          <w:rPr>
+            <w:color w:val="0000EE"/>
+            <w:u w:val="single"/>
+          </w:rPr>
+          <w:t>12:4–6</w:t>
+        </w:r>
+      </w:hyperlink>
+      <w:r>
+        <w:rPr>
+          <w:lang w:val="zh_TW" w:bidi="zh_TW"/>
+        </w:rPr>
+        <w:t>）。聖靈在每位基督徒身上主權地彰顯，不僅是為了個人的益處，更是為了所有人的益處（</w:t>
+      </w:r>
+      <w:hyperlink r:id="rId108">
+        <w:r>
+          <w:rPr>
+            <w:lang w:val="zh_TW" w:bidi="zh_TW"/>
+          </w:rPr>
+          <w:rPr>
+            <w:color w:val="0000EE"/>
+            <w:u w:val="single"/>
+          </w:rPr>
+          <w:t>7</w:t>
+        </w:r>
+      </w:hyperlink>
+      <w:r>
+        <w:rPr>
+          <w:lang w:val="zh_TW" w:bidi="zh_TW"/>
+        </w:rPr>
+        <w:t>節）。基督徒擁有的是聖靈本身，而非特定的彰顯，因此恩賜的彰顯可能在不同聚會中有所變化。</w:t>
+      </w:r>
+    </w:p>
+    <w:p>
+      <w:pPr/>
+      <w:r>
+        <w:rPr>
+          <w:lang w:val="zh_TW" w:bidi="zh_TW"/>
+        </w:rPr>
+      </w:r>
+      <w:r>
+        <w:rPr>
+          <w:lang w:val="zh_TW" w:bidi="zh_TW"/>
+        </w:rPr>
+        <w:t>同一位聖靈使所有基督徒在基督裡成為一個有機的整體（</w:t>
+      </w:r>
+      <w:hyperlink r:id="rId109">
+        <w:r>
+          <w:rPr>
+            <w:lang w:val="zh_TW" w:bidi="zh_TW"/>
+          </w:rPr>
+          <w:rPr>
+            <w:color w:val="0000EE"/>
+            <w:u w:val="single"/>
+          </w:rPr>
+          <w:t>12:12–13</w:t>
+        </w:r>
+      </w:hyperlink>
+      <w:r>
+        <w:rPr>
+          <w:lang w:val="zh_TW" w:bidi="zh_TW"/>
+        </w:rPr>
+        <w:t>）。因此，不僅聖靈賜下所有的恩賜——所有的恩賜都同樣受聖靈啟示——而且所有的恩賜對基督身體的正常運作都是同樣需要的（</w:t>
+      </w:r>
+      <w:hyperlink r:id="rId110">
+        <w:r>
+          <w:rPr>
+            <w:lang w:val="zh_TW" w:bidi="zh_TW"/>
+          </w:rPr>
+          <w:rPr>
+            <w:color w:val="0000EE"/>
+            <w:u w:val="single"/>
+          </w:rPr>
+          <w:t>14–26</w:t>
+        </w:r>
+      </w:hyperlink>
+      <w:r>
+        <w:rPr>
+          <w:lang w:val="zh_TW" w:bidi="zh_TW"/>
+        </w:rPr>
+        <w:t>節）。沒有人可以因自己缺少某種恩賜而認為自己不是身體的一部分；事實上，那些不太顯眼的恩賜反而可能更為重要。因此，在基督的身體中，不僅在特定聚會中通過個體有不同的聖靈彰顯，個體在身體中也有不同的職分或功能（</w:t>
+      </w:r>
+      <w:hyperlink r:id="rId111">
+        <w:r>
+          <w:rPr>
+            <w:lang w:val="zh_TW" w:bidi="zh_TW"/>
+          </w:rPr>
+          <w:rPr>
+            <w:color w:val="0000EE"/>
+            <w:u w:val="single"/>
+          </w:rPr>
+          <w:t>27–31</w:t>
+        </w:r>
+      </w:hyperlink>
+      <w:r>
+        <w:rPr>
+          <w:lang w:val="zh_TW" w:bidi="zh_TW"/>
+        </w:rPr>
+        <w:t>節）。</w:t>
+      </w:r>
+    </w:p>
+    <w:p>
+      <w:pPr/>
+      <w:r>
+        <w:rPr>
+          <w:lang w:val="zh_TW" w:bidi="zh_TW"/>
+        </w:rPr>
+      </w:r>
+      <w:r>
+        <w:rPr>
+          <w:lang w:val="zh_TW" w:bidi="zh_TW"/>
+        </w:rPr>
+        <w:t>因此，並非某項特定恩賜的展現顯示一個人的靈性，而是看他如何展現恩賜——也就是說，是否以愛心來彰顯（</w:t>
+      </w:r>
+      <w:hyperlink r:id="rId112">
+        <w:r>
+          <w:rPr>
+            <w:lang w:val="zh_TW" w:bidi="zh_TW"/>
+          </w:rPr>
+          <w:rPr>
+            <w:color w:val="0000EE"/>
+            <w:u w:val="single"/>
+          </w:rPr>
+          <w:t>13:1–13</w:t>
+        </w:r>
+      </w:hyperlink>
+      <w:r>
+        <w:rPr>
+          <w:lang w:val="zh_TW" w:bidi="zh_TW"/>
+        </w:rPr>
+        <w:t>）。任何出於自私目的而運用的恩賜，即使是真正來自聖靈的恩賜，對於個人而言也是毫無價值的（</w:t>
+      </w:r>
+      <w:hyperlink r:id="rId113">
+        <w:r>
+          <w:rPr>
+            <w:lang w:val="zh_TW" w:bidi="zh_TW"/>
+          </w:rPr>
+          <w:rPr>
+            <w:color w:val="0000EE"/>
+            <w:u w:val="single"/>
+          </w:rPr>
+          <w:t>1–3</w:t>
+        </w:r>
+      </w:hyperlink>
+      <w:r>
+        <w:rPr>
+          <w:lang w:val="zh_TW" w:bidi="zh_TW"/>
+        </w:rPr>
+        <w:t>節）。這是因為愛與自私是對立的（</w:t>
+      </w:r>
+      <w:hyperlink r:id="rId114">
+        <w:r>
+          <w:rPr>
+            <w:lang w:val="zh_TW" w:bidi="zh_TW"/>
+          </w:rPr>
+          <w:rPr>
+            <w:color w:val="0000EE"/>
+            <w:u w:val="single"/>
+          </w:rPr>
+          <w:t>4–7</w:t>
+        </w:r>
+      </w:hyperlink>
+      <w:r>
+        <w:rPr>
+          <w:lang w:val="zh_TW" w:bidi="zh_TW"/>
+        </w:rPr>
+        <w:t>節）。事實上，聖靈的恩賜僅適用於耶穌第一次降臨與第二次降臨之間的這段期間，當神的國完全顯明，君王親自臨在時，聖靈的中介性恩賜將不再需要（</w:t>
+      </w:r>
+      <w:hyperlink r:id="rId115">
+        <w:r>
+          <w:rPr>
+            <w:lang w:val="zh_TW" w:bidi="zh_TW"/>
+          </w:rPr>
+          <w:rPr>
+            <w:color w:val="0000EE"/>
+            <w:u w:val="single"/>
+          </w:rPr>
+          <w:t>10、12</w:t>
+        </w:r>
+      </w:hyperlink>
+      <w:r>
+        <w:rPr>
+          <w:lang w:val="zh_TW" w:bidi="zh_TW"/>
+        </w:rPr>
+        <w:t>節）。到那時，得賞賜的不是恩賜，而是信心和盼望，並且愛是最大的，因為當基督徒彼此之間以及與耶穌在完全的愛中生活時，愛將永遠持續（</w:t>
+      </w:r>
+      <w:hyperlink r:id="rId116">
+        <w:r>
+          <w:rPr>
+            <w:lang w:val="zh_TW" w:bidi="zh_TW"/>
+          </w:rPr>
+          <w:rPr>
+            <w:color w:val="0000EE"/>
+            <w:u w:val="single"/>
+          </w:rPr>
+          <w:t>13</w:t>
+        </w:r>
+      </w:hyperlink>
+      <w:r>
+        <w:rPr>
+          <w:lang w:val="zh_TW" w:bidi="zh_TW"/>
+        </w:rPr>
+        <w:t>節）。</w:t>
+      </w:r>
+    </w:p>
+    <w:p>
+      <w:pPr/>
+      <w:r>
+        <w:rPr>
+          <w:lang w:val="zh_TW" w:bidi="zh_TW"/>
+        </w:rPr>
+      </w:r>
+      <w:r>
+        <w:rPr>
+          <w:lang w:val="zh_TW" w:bidi="zh_TW"/>
+        </w:rPr>
+        <w:t>將此應用於哥林多，保羅認為，雖然人應當渴求所有的恩賜，但愛的原則表明，預言應該是教會聚會中首選的恩賜（</w:t>
+      </w:r>
+      <w:hyperlink r:id="rId117">
+        <w:r>
+          <w:rPr>
+            <w:lang w:val="zh_TW" w:bidi="zh_TW"/>
+          </w:rPr>
+          <w:rPr>
+            <w:color w:val="0000EE"/>
+            <w:u w:val="single"/>
+          </w:rPr>
+          <w:t>14:1–25</w:t>
+        </w:r>
+      </w:hyperlink>
+      <w:r>
+        <w:rPr>
+          <w:lang w:val="zh_TW" w:bidi="zh_TW"/>
+        </w:rPr>
+        <w:t>）。哥林多信徒顯然過分強調方言，但未經解釋的方言對講話者以外的人幾乎沒有價值。它不能造就他人，對局外人而言則似乎是一種瘋狂的行為。在教會聚會之外，方言有其作用，比如作為審判的記號（</w:t>
+      </w:r>
+      <w:hyperlink r:id="rId118">
+        <w:r>
+          <w:rPr>
+            <w:lang w:val="zh_TW" w:bidi="zh_TW"/>
+          </w:rPr>
+          <w:rPr>
+            <w:color w:val="0000EE"/>
+            <w:u w:val="single"/>
+          </w:rPr>
+          <w:t>21</w:t>
+        </w:r>
+      </w:hyperlink>
+      <w:r>
+        <w:rPr>
+          <w:lang w:val="zh_TW" w:bidi="zh_TW"/>
+        </w:rPr>
+        <w:t>節）或用於個人靈修（</w:t>
+      </w:r>
+      <w:hyperlink r:id="rId119">
+        <w:r>
+          <w:rPr>
+            <w:lang w:val="zh_TW" w:bidi="zh_TW"/>
+          </w:rPr>
+          <w:rPr>
+            <w:color w:val="0000EE"/>
+            <w:u w:val="single"/>
+          </w:rPr>
+          <w:t>18</w:t>
+        </w:r>
+      </w:hyperlink>
+      <w:r>
+        <w:rPr>
+          <w:lang w:val="zh_TW" w:bidi="zh_TW"/>
+        </w:rPr>
+        <w:t>節），但在教會聚會中，必須要有對方言的解釋。不過，預言既能造就人也能使人知罪，因此在聚會中應當被追求。</w:t>
+      </w:r>
+    </w:p>
+    <w:p>
+      <w:pPr/>
+      <w:r>
+        <w:rPr>
+          <w:lang w:val="zh_TW" w:bidi="zh_TW"/>
+        </w:rPr>
+      </w:r>
+      <w:r>
+        <w:rPr>
+          <w:lang w:val="zh_TW" w:bidi="zh_TW"/>
+        </w:rPr>
+        <w:t>在教會聚會中，恩賜的運用和秩序應當同時存在（</w:t>
+      </w:r>
+      <w:hyperlink r:id="rId120">
+        <w:r>
+          <w:rPr>
+            <w:lang w:val="zh_TW" w:bidi="zh_TW"/>
+          </w:rPr>
+          <w:rPr>
+            <w:color w:val="0000EE"/>
+            <w:u w:val="single"/>
+          </w:rPr>
+          <w:t>14:26–40</w:t>
+        </w:r>
+      </w:hyperlink>
+      <w:r>
+        <w:rPr>
+          <w:lang w:val="zh_TW" w:bidi="zh_TW"/>
+        </w:rPr>
+        <w:t>）。各種恩賜都可以得到表達，但目的是為了彼此造就，而非自私的炫耀（</w:t>
+      </w:r>
+      <w:hyperlink r:id="rId121">
+        <w:r>
+          <w:rPr>
+            <w:lang w:val="zh_TW" w:bidi="zh_TW"/>
+          </w:rPr>
+          <w:rPr>
+            <w:color w:val="0000EE"/>
+            <w:u w:val="single"/>
+          </w:rPr>
+          <w:t>26</w:t>
+        </w:r>
+      </w:hyperlink>
+      <w:r>
+        <w:rPr>
+          <w:lang w:val="zh_TW" w:bidi="zh_TW"/>
+        </w:rPr>
+        <w:t>節）。說方言者必須有翻譯；說方言和講預言的人都應輪流發言，每隔幾位講者後需要時間來評估言論（</w:t>
+      </w:r>
+      <w:hyperlink r:id="rId122">
+        <w:r>
+          <w:rPr>
+            <w:lang w:val="zh_TW" w:bidi="zh_TW"/>
+          </w:rPr>
+          <w:rPr>
+            <w:color w:val="0000EE"/>
+            <w:u w:val="single"/>
+          </w:rPr>
+          <w:t>27–33</w:t>
+        </w:r>
+      </w:hyperlink>
+      <w:r>
+        <w:rPr>
+          <w:lang w:val="zh_TW" w:bidi="zh_TW"/>
+        </w:rPr>
+        <w:t>節）。此外，婦女可能會在聚會中聊天（可能是受猶太會堂的習慣影響，因為她們在猶太會堂中通常是被隔離且不參與的），她們應停止聊天，專心聆聽和學習，若不明白，應回家詢問（</w:t>
+      </w:r>
+      <w:hyperlink r:id="rId123">
+        <w:r>
+          <w:rPr>
+            <w:lang w:val="zh_TW" w:bidi="zh_TW"/>
+          </w:rPr>
+          <w:rPr>
+            <w:color w:val="0000EE"/>
+            <w:u w:val="single"/>
+          </w:rPr>
+          <w:t>34–36</w:t>
+        </w:r>
+      </w:hyperlink>
+      <w:r>
+        <w:rPr>
+          <w:lang w:val="zh_TW" w:bidi="zh_TW"/>
+        </w:rPr>
+        <w:t>節）。保羅在總結中指出，一切都應該按秩序進行（</w:t>
+      </w:r>
+      <w:hyperlink r:id="rId124">
+        <w:r>
+          <w:rPr>
+            <w:lang w:val="zh_TW" w:bidi="zh_TW"/>
+          </w:rPr>
+          <w:rPr>
+            <w:color w:val="0000EE"/>
+            <w:u w:val="single"/>
+          </w:rPr>
+          <w:t>37–40</w:t>
+        </w:r>
+      </w:hyperlink>
+      <w:r>
+        <w:rPr>
+          <w:lang w:val="zh_TW" w:bidi="zh_TW"/>
+        </w:rPr>
+        <w:t>節）。</w:t>
+      </w:r>
+    </w:p>
+    <w:p>
+      <w:pPr/>
+      <w:r>
+        <w:rPr>
+          <w:lang w:val="zh_TW" w:bidi="zh_TW"/>
+        </w:rPr>
+      </w:r>
+      <w:r>
+        <w:rPr>
+          <w:lang w:val="zh_TW" w:bidi="zh_TW"/>
+        </w:rPr>
+        <w:t>保羅處理的第五個問題是關於死人的復活（</w:t>
+      </w:r>
+      <w:hyperlink r:id="rId125">
+        <w:r>
+          <w:rPr>
+            <w:lang w:val="zh_TW" w:bidi="zh_TW"/>
+          </w:rPr>
+          <w:rPr>
+            <w:color w:val="0000EE"/>
+            <w:u w:val="single"/>
+          </w:rPr>
+          <w:t>15</w:t>
+        </w:r>
+      </w:hyperlink>
+      <w:r>
+        <w:rPr>
+          <w:lang w:val="zh_TW" w:bidi="zh_TW"/>
+        </w:rPr>
+        <w:t>章）。先前提到的一些問題，如寬鬆的道德標準（</w:t>
+      </w:r>
+      <w:hyperlink r:id="rId36">
+        <w:r>
+          <w:rPr>
+            <w:lang w:val="zh_TW" w:bidi="zh_TW"/>
+          </w:rPr>
+          <w:rPr>
+            <w:color w:val="0000EE"/>
+            <w:u w:val="single"/>
+          </w:rPr>
+          <w:t>5–6</w:t>
+        </w:r>
+      </w:hyperlink>
+      <w:r>
+        <w:rPr>
+          <w:lang w:val="zh_TW" w:bidi="zh_TW"/>
+        </w:rPr>
+        <w:t>章）、禁慾主義的否認、關於性行為的問題（</w:t>
+      </w:r>
+      <w:hyperlink r:id="rId126">
+        <w:r>
+          <w:rPr>
+            <w:lang w:val="zh_TW" w:bidi="zh_TW"/>
+          </w:rPr>
+          <w:rPr>
+            <w:color w:val="0000EE"/>
+            <w:u w:val="single"/>
+          </w:rPr>
+          <w:t>7</w:t>
+        </w:r>
+      </w:hyperlink>
+      <w:r>
+        <w:rPr>
+          <w:lang w:val="zh_TW" w:bidi="zh_TW"/>
+        </w:rPr>
+        <w:t>章），或認為自己已經復活（</w:t>
+      </w:r>
+      <w:hyperlink r:id="rId125">
+        <w:r>
+          <w:rPr>
+            <w:lang w:val="zh_TW" w:bidi="zh_TW"/>
+          </w:rPr>
+          <w:rPr>
+            <w:color w:val="0000EE"/>
+            <w:u w:val="single"/>
+          </w:rPr>
+          <w:t>15</w:t>
+        </w:r>
+      </w:hyperlink>
+      <w:r>
+        <w:rPr>
+          <w:lang w:val="zh_TW" w:bidi="zh_TW"/>
+        </w:rPr>
+        <w:t>章），表明一些哥林多信徒並不相信身體的復活，儘管他們顯然相信耶穌的復活和靈魂的不朽性。</w:t>
+      </w:r>
+    </w:p>
+    <w:p>
+      <w:pPr/>
+      <w:r>
+        <w:rPr>
+          <w:lang w:val="zh_TW" w:bidi="zh_TW"/>
+        </w:rPr>
+      </w:r>
+      <w:r>
+        <w:rPr>
+          <w:lang w:val="zh_TW" w:bidi="zh_TW"/>
+        </w:rPr>
+        <w:t>保羅重申，耶穌的復活是福音信息的重要部分（</w:t>
+      </w:r>
+      <w:hyperlink r:id="rId127">
+        <w:r>
+          <w:rPr>
+            <w:lang w:val="zh_TW" w:bidi="zh_TW"/>
+          </w:rPr>
+          <w:rPr>
+            <w:color w:val="0000EE"/>
+            <w:u w:val="single"/>
+          </w:rPr>
+          <w:t>15:1–19</w:t>
+        </w:r>
+      </w:hyperlink>
+      <w:r>
+        <w:rPr>
+          <w:lang w:val="zh_TW" w:bidi="zh_TW"/>
+        </w:rPr>
+        <w:t>）。教會一致的見證是，耶穌不僅死了，還復活了，並向許多見證人顯現（</w:t>
+      </w:r>
+      <w:hyperlink r:id="rId128">
+        <w:r>
+          <w:rPr>
+            <w:lang w:val="zh_TW" w:bidi="zh_TW"/>
+          </w:rPr>
+          <w:rPr>
+            <w:color w:val="0000EE"/>
+            <w:u w:val="single"/>
+          </w:rPr>
+          <w:t>3–11</w:t>
+        </w:r>
+      </w:hyperlink>
+      <w:r>
+        <w:rPr>
+          <w:lang w:val="zh_TW" w:bidi="zh_TW"/>
+        </w:rPr>
+        <w:t>節）。若依他們反對復活的主張來看，基督的復活便無法成立。然而，如果基督沒有復活，那整個福音信息就是虛假的，他們對救恩的所有盼望也都落空了（</w:t>
+      </w:r>
+      <w:hyperlink r:id="rId129">
+        <w:r>
+          <w:rPr>
+            <w:lang w:val="zh_TW" w:bidi="zh_TW"/>
+          </w:rPr>
+          <w:rPr>
+            <w:color w:val="0000EE"/>
+            <w:u w:val="single"/>
+          </w:rPr>
+          <w:t>12–19</w:t>
+        </w:r>
+      </w:hyperlink>
+      <w:r>
+        <w:rPr>
+          <w:lang w:val="zh_TW" w:bidi="zh_TW"/>
+        </w:rPr>
+        <w:t>節）。</w:t>
+      </w:r>
+    </w:p>
+    <w:p>
+      <w:pPr/>
+      <w:r>
+        <w:rPr>
+          <w:lang w:val="zh_TW" w:bidi="zh_TW"/>
+        </w:rPr>
+      </w:r>
+      <w:r>
+        <w:rPr>
+          <w:lang w:val="zh_TW" w:bidi="zh_TW"/>
+        </w:rPr>
+        <w:t>既然基督已經復活，基督徒也必因與基督的聯合而復活（</w:t>
+      </w:r>
+      <w:hyperlink r:id="rId130">
+        <w:r>
+          <w:rPr>
+            <w:lang w:val="zh_TW" w:bidi="zh_TW"/>
+          </w:rPr>
+          <w:rPr>
+            <w:color w:val="0000EE"/>
+            <w:u w:val="single"/>
+          </w:rPr>
+          <w:t>15:20–28</w:t>
+        </w:r>
+      </w:hyperlink>
+      <w:r>
+        <w:rPr>
+          <w:lang w:val="zh_TW" w:bidi="zh_TW"/>
+        </w:rPr>
+        <w:t>）。正如他們曾經經歷在亞當裡的結果，現在他們也將經歷在基督裡的結果。然而，復活並非一次性完成，而是階段性的：（a）基督首先復活；（b）基督徒將在祂再來時復活；（c）基督必須作王，直到祂將國度的統治延展到全世界，消滅所有的邪靈權勢（包括死亡本身）；（d）然後祂將完全的國度交還給父神（</w:t>
+      </w:r>
+      <w:hyperlink r:id="rId131">
+        <w:r>
+          <w:rPr>
+            <w:lang w:val="zh_TW" w:bidi="zh_TW"/>
+          </w:rPr>
+          <w:rPr>
+            <w:color w:val="0000EE"/>
+            <w:u w:val="single"/>
+          </w:rPr>
+          <w:t>23–28</w:t>
+        </w:r>
+      </w:hyperlink>
+      <w:r>
+        <w:rPr>
+          <w:lang w:val="zh_TW" w:bidi="zh_TW"/>
+        </w:rPr>
+        <w:t>節）。</w:t>
+      </w:r>
+    </w:p>
+    <w:p>
+      <w:pPr/>
+      <w:r>
+        <w:rPr>
+          <w:lang w:val="zh_TW" w:bidi="zh_TW"/>
+        </w:rPr>
+      </w:r>
+      <w:r>
+        <w:rPr>
+          <w:lang w:val="zh_TW" w:bidi="zh_TW"/>
+        </w:rPr>
+        <w:t>復活的盼望也解釋了基督徒的一些實踐，例如替那些已死之人施洗（可能是指那些歸信基督但在受洗前去世的人，</w:t>
+      </w:r>
+      <w:hyperlink r:id="rId132">
+        <w:r>
+          <w:rPr>
+            <w:lang w:val="zh_TW" w:bidi="zh_TW"/>
+          </w:rPr>
+          <w:rPr>
+            <w:color w:val="0000EE"/>
+            <w:u w:val="single"/>
+          </w:rPr>
+          <w:t>15:29</w:t>
+        </w:r>
+      </w:hyperlink>
+      <w:r>
+        <w:rPr>
+          <w:lang w:val="zh_TW" w:bidi="zh_TW"/>
+        </w:rPr>
+        <w:t>），以及願意為基督冒生命危險（</w:t>
+      </w:r>
+      <w:hyperlink r:id="rId133">
+        <w:r>
+          <w:rPr>
+            <w:lang w:val="zh_TW" w:bidi="zh_TW"/>
+          </w:rPr>
+          <w:rPr>
+            <w:color w:val="0000EE"/>
+            <w:u w:val="single"/>
+          </w:rPr>
+          <w:t>30–32</w:t>
+        </w:r>
+      </w:hyperlink>
+      <w:r>
+        <w:rPr>
+          <w:lang w:val="zh_TW" w:bidi="zh_TW"/>
+        </w:rPr>
+        <w:t>節）。</w:t>
+      </w:r>
+    </w:p>
+    <w:p>
+      <w:pPr/>
+      <w:r>
+        <w:rPr>
+          <w:lang w:val="zh_TW" w:bidi="zh_TW"/>
+        </w:rPr>
+      </w:r>
+      <w:r>
+        <w:rPr>
+          <w:lang w:val="zh_TW" w:bidi="zh_TW"/>
+        </w:rPr>
+        <w:t>保羅承認復活涉及一些智識上的問題，但當人認識到復活既包含連續性又包含不連續性時，這些問題便能得到解決（</w:t>
+      </w:r>
+      <w:hyperlink r:id="rId134">
+        <w:r>
+          <w:rPr>
+            <w:lang w:val="zh_TW" w:bidi="zh_TW"/>
+          </w:rPr>
+          <w:rPr>
+            <w:color w:val="0000EE"/>
+            <w:u w:val="single"/>
+          </w:rPr>
+          <w:t>15:35–50</w:t>
+        </w:r>
+      </w:hyperlink>
+      <w:r>
+        <w:rPr>
+          <w:lang w:val="zh_TW" w:bidi="zh_TW"/>
+        </w:rPr>
+        <w:t>）。正如種子和植物既相同又不同，並且有多種不同的身體存在，復活的情形也是如此。凡是會朽壞的、卑賤的、軟弱的、屬肉體的（即在亞當裡的），將會被復活為不朽壞的、榮耀的、有能力的、屬靈的（即在基督裡的）。事實上，唯有當基督徒成為像基督——那屬天之人——他們才能成為神國的一部分。</w:t>
+      </w:r>
+    </w:p>
+    <w:p>
+      <w:pPr/>
+      <w:r>
+        <w:rPr>
+          <w:lang w:val="zh_TW" w:bidi="zh_TW"/>
+        </w:rPr>
+      </w:r>
+      <w:r>
+        <w:rPr>
+          <w:lang w:val="zh_TW" w:bidi="zh_TW"/>
+        </w:rPr>
+        <w:t>保羅興奮地分享他真正的盼望，即生命的轉變（</w:t>
+      </w:r>
+      <w:hyperlink r:id="rId135">
+        <w:r>
+          <w:rPr>
+            <w:lang w:val="zh_TW" w:bidi="zh_TW"/>
+          </w:rPr>
+          <w:rPr>
+            <w:color w:val="0000EE"/>
+            <w:u w:val="single"/>
+          </w:rPr>
+          <w:t>15:51–58</w:t>
+        </w:r>
+      </w:hyperlink>
+      <w:r>
+        <w:rPr>
+          <w:lang w:val="zh_TW" w:bidi="zh_TW"/>
+        </w:rPr>
+        <w:t>）。在基督再來時，死去的人將復活並轉變。然而，活著的人也需要轉變，這將在瞬間完成，使他們都不再受死亡的威脅。那時，他們將真正明白耶穌復活中已經帶來的得勝（</w:t>
+      </w:r>
+      <w:hyperlink r:id="rId136">
+        <w:r>
+          <w:rPr>
+            <w:lang w:val="zh_TW" w:bidi="zh_TW"/>
+          </w:rPr>
+          <w:rPr>
+            <w:color w:val="0000EE"/>
+            <w:u w:val="single"/>
+          </w:rPr>
+          <w:t>54–57</w:t>
+        </w:r>
+      </w:hyperlink>
+      <w:r>
+        <w:rPr>
+          <w:lang w:val="zh_TW" w:bidi="zh_TW"/>
+        </w:rPr>
+        <w:t>節）。最後的總結引出了實際的結論，即這一教導應當使他們確信，凡現在為基督所做的事都將有賞賜（</w:t>
+      </w:r>
+      <w:hyperlink r:id="rId137">
+        <w:r>
+          <w:rPr>
+            <w:lang w:val="zh_TW" w:bidi="zh_TW"/>
+          </w:rPr>
+          <w:rPr>
+            <w:color w:val="0000EE"/>
+            <w:u w:val="single"/>
+          </w:rPr>
+          <w:t>58</w:t>
+        </w:r>
+      </w:hyperlink>
+      <w:r>
+        <w:rPr>
+          <w:lang w:val="zh_TW" w:bidi="zh_TW"/>
+        </w:rPr>
+        <w:t>節）。</w:t>
+      </w:r>
+    </w:p>
+    <w:p>
+      <w:pPr/>
+      <w:r>
+        <w:rPr>
+          <w:lang w:val="zh_TW" w:bidi="zh_TW"/>
+        </w:rPr>
+      </w:r>
+      <w:r>
+        <w:rPr>
+          <w:lang w:val="zh_TW" w:bidi="zh_TW"/>
+        </w:rPr>
+        <w:t>保羅處理的第六個問題是為耶路撒冷貧困教會的奉獻（</w:t>
+      </w:r>
+      <w:hyperlink r:id="rId138">
+        <w:r>
+          <w:rPr>
+            <w:lang w:val="zh_TW" w:bidi="zh_TW"/>
+          </w:rPr>
+          <w:rPr>
+            <w:color w:val="0000EE"/>
+            <w:u w:val="single"/>
+          </w:rPr>
+          <w:t>16:1–4</w:t>
+        </w:r>
+      </w:hyperlink>
+      <w:r>
+        <w:rPr>
+          <w:lang w:val="zh_TW" w:bidi="zh_TW"/>
+        </w:rPr>
+        <w:t>）。由於公元40年間猶太地區的饑荒，那裡的教會變得十分貧困。部分是出於需求，部分是為了促進教會的合一，保羅在他的一些教會中為猶太地區的教會進行了奉獻的募集。他回應了哥林多信徒提出的實際問題，說奉獻應當每週按能力進行，而不是等保羅到達時才一次性奉獻（</w:t>
+      </w:r>
+      <w:hyperlink r:id="rId139">
+        <w:r>
+          <w:rPr>
+            <w:lang w:val="zh_TW" w:bidi="zh_TW"/>
+          </w:rPr>
+          <w:rPr>
+            <w:color w:val="0000EE"/>
+            <w:u w:val="single"/>
+          </w:rPr>
+          <w:t>16:2</w:t>
+        </w:r>
+      </w:hyperlink>
+      <w:r>
+        <w:rPr>
+          <w:lang w:val="zh_TW" w:bidi="zh_TW"/>
+        </w:rPr>
+        <w:t>）。當他到達時，將由他們自己的使者帶著奉獻款項出發。至於保羅是否會與他們同行，他保持模糊態度，以打消對他可能從中牟利的懷疑（參</w:t>
+      </w:r>
+      <w:hyperlink r:id="rId140">
+        <w:r>
+          <w:rPr>
+            <w:lang w:val="zh_TW" w:bidi="zh_TW"/>
+          </w:rPr>
+          <w:rPr>
+            <w:color w:val="0000EE"/>
+            <w:u w:val="single"/>
+          </w:rPr>
+          <w:t>林後8–9章</w:t>
+        </w:r>
+      </w:hyperlink>
+      <w:r>
+        <w:rPr>
+          <w:lang w:val="zh_TW" w:bidi="zh_TW"/>
+        </w:rPr>
+        <w:t>）。</w:t>
+      </w:r>
+    </w:p>
+    <w:p>
+      <w:pPr>
+        <w:pStyle w:val="Heading4"/>
+      </w:pPr>
+      <w:r>
+        <w:rPr>
+          <w:lang w:val="zh_TW" w:bidi="zh_TW"/>
+        </w:rPr>
+        <w:t>結語與問安，</w:t>
+      </w:r>
+      <w:hyperlink r:id="rId141">
+        <w:r>
+          <w:rPr>
+            <w:lang w:val="zh_TW" w:bidi="zh_TW"/>
+          </w:rPr>
+          <w:rPr>
+            <w:color w:val="0000EE"/>
+            <w:u w:val="single"/>
+          </w:rPr>
+          <w:t>十六章5至24節</w:t>
+        </w:r>
+      </w:hyperlink>
+    </w:p>
+    <w:p>
+      <w:pPr/>
+      <w:r>
+        <w:rPr>
+          <w:lang w:val="zh_TW" w:bidi="zh_TW"/>
+        </w:rPr>
+      </w:r>
+      <w:r>
+        <w:rPr>
+          <w:lang w:val="zh_TW" w:bidi="zh_TW"/>
+        </w:rPr>
+        <w:t>在信的結尾，保羅討論了他的旅行計劃，包括他離開以弗所後長期停留的打算（參</w:t>
+      </w:r>
+      <w:hyperlink r:id="rId142">
+        <w:r>
+          <w:rPr>
+            <w:lang w:val="zh_TW" w:bidi="zh_TW"/>
+          </w:rPr>
+          <w:rPr>
+            <w:color w:val="0000EE"/>
+            <w:u w:val="single"/>
+          </w:rPr>
+          <w:t>林後1章</w:t>
+        </w:r>
+      </w:hyperlink>
+      <w:r>
+        <w:rPr>
+          <w:lang w:val="zh_TW" w:bidi="zh_TW"/>
+        </w:rPr>
+        <w:t>）。提摩太或者與這封信一同前來，又或在完成另一項任務後不久到達；他們應該尊重提摩太並幫助他返回。保羅指出，他曾勸亞波羅訪問哥林多，以免有人懷疑保羅與亞波羅對立。信末保羅作出正式的勸勉，勉勵信徒堅定信仰並持守愛心，隨後是他慣常的問安。他讚揚哥林多的使者，他們曾將信帶給保羅（</w:t>
+      </w:r>
+      <w:hyperlink r:id="rId143">
+        <w:r>
+          <w:rPr>
+            <w:lang w:val="zh_TW" w:bidi="zh_TW"/>
+          </w:rPr>
+          <w:rPr>
+            <w:color w:val="0000EE"/>
+            <w:u w:val="single"/>
+          </w:rPr>
+          <w:t>16:15–18</w:t>
+        </w:r>
+      </w:hyperlink>
+      <w:r>
+        <w:rPr>
+          <w:lang w:val="zh_TW" w:bidi="zh_TW"/>
+        </w:rPr>
+        <w:t>），並帶來了來自他共事的亞居拉和百基拉（Priscilla）的問候，他們曾幫助保羅在哥林多建立教會（</w:t>
+      </w:r>
+      <w:hyperlink r:id="rId144">
+        <w:r>
+          <w:rPr>
+            <w:lang w:val="zh_TW" w:bidi="zh_TW"/>
+          </w:rPr>
+          <w:rPr>
+            <w:color w:val="0000EE"/>
+            <w:u w:val="single"/>
+          </w:rPr>
+          <w:t>徒18:2–3、18</w:t>
+        </w:r>
+      </w:hyperlink>
+      <w:r>
+        <w:rPr>
+          <w:lang w:val="zh_TW" w:bidi="zh_TW"/>
+        </w:rPr>
+        <w:t>）。他提到教會中慣例的問安方式，囑咐他們彼此親嘴問安（</w:t>
+      </w:r>
+      <w:hyperlink r:id="rId145">
+        <w:r>
+          <w:rPr>
+            <w:lang w:val="zh_TW" w:bidi="zh_TW"/>
+          </w:rPr>
+          <w:rPr>
+            <w:color w:val="0000EE"/>
+            <w:u w:val="single"/>
+          </w:rPr>
+          <w:t>16:20</w:t>
+        </w:r>
+      </w:hyperlink>
+      <w:r>
+        <w:rPr>
+          <w:lang w:val="zh_TW" w:bidi="zh_TW"/>
+        </w:rPr>
+        <w:t>）。保羅隨後從書記手中接過筆，按照常規親自寫下結語——對那些不愛耶穌的人發出咒詛，並引用教會中常用的亞蘭文表達「主必要來！」（</w:t>
+      </w:r>
+      <w:r>
+        <w:rPr>
+          <w:i/>
+          <w:lang w:val="zh_TW" w:bidi="zh_TW"/>
+        </w:rPr>
+        <w:t>Marana tha，</w:t>
+      </w:r>
+      <w:r>
+        <w:rPr>
+          <w:lang w:val="zh_TW" w:bidi="zh_TW"/>
+        </w:rPr>
+        <w:t>可能用於聚會的結束），並向他們保證自己的愛（</w:t>
+      </w:r>
+      <w:hyperlink r:id="rId146">
+        <w:r>
+          <w:rPr>
+            <w:lang w:val="zh_TW" w:bidi="zh_TW"/>
+          </w:rPr>
+          <w:rPr>
+            <w:color w:val="0000EE"/>
+            <w:u w:val="single"/>
+          </w:rPr>
+          <w:t>21–24</w:t>
+        </w:r>
+      </w:hyperlink>
+      <w:r>
+        <w:rPr>
+          <w:lang w:val="zh_TW" w:bidi="zh_TW"/>
+        </w:rPr>
+        <w:t>節）。</w:t>
+      </w:r>
+    </w:p>
+    <w:p>
+      <w:pPr/>
+      <w:r>
+        <w:rPr>
+          <w:lang w:val="zh_TW" w:bidi="zh_TW"/>
+        </w:rPr>
+      </w:r>
+      <w:r>
+        <w:rPr>
+          <w:i/>
+          <w:lang w:val="zh_TW" w:bidi="zh_TW"/>
+        </w:rPr>
+        <w:t>另見</w:t>
+      </w:r>
+      <w:r>
+        <w:rPr>
+          <w:lang w:val="zh_TW" w:bidi="zh_TW"/>
+        </w:rPr>
+        <w:t xml:space="preserve"> </w:t>
+      </w:r>
+      <w:r>
+        <w:rPr>
+          <w:lang w:val="zh_TW" w:bidi="zh_TW"/>
+        </w:rPr>
+        <w:t>使徒行傳；</w:t>
+      </w:r>
+      <w:r>
+        <w:rPr>
+          <w:lang w:val="zh_TW" w:bidi="zh_TW"/>
+        </w:rPr>
+        <w:t>哥林多；</w:t>
+      </w:r>
+      <w:r>
+        <w:rPr>
+          <w:lang w:val="zh_TW" w:bidi="zh_TW"/>
+        </w:rPr>
+        <w:t>哥林多後書；</w:t>
+      </w:r>
+      <w:r>
+        <w:rPr>
+          <w:lang w:val="zh_TW" w:bidi="zh_TW"/>
+        </w:rPr>
+        <w:t>使徒保羅</w:t>
+      </w:r>
+      <w:r>
+        <w:rPr>
+          <w:lang w:val="zh_TW" w:bidi="zh_TW"/>
+        </w:rPr>
+        <w:t>。</w:t>
+      </w:r>
+      <w:r>
+        <w:rPr>
+          <w:lang w:val="zh_TW" w:bidi="zh_TW"/>
+        </w:rPr>
+      </w:r>
+      <w:r>
+        <w:rPr>
+          <w:lang w:val="zh_TW" w:bidi="zh_TW"/>
+        </w:rPr>
+      </w:r>
+    </w:p>
+    <w:p>
+      <w:pPr/>
+      <w:r>
+        <w:rPr>
+          <w:lang w:val="zh_TW" w:bidi="zh_TW"/>
+        </w:rPr>
+      </w:r>
+    </w:p>
+    <w:p>
+      <w:pPr>
+        <w:pStyle w:val="Heading2"/>
+      </w:pPr>
+      <w:r>
+        <w:rPr>
+          <w:lang w:val="zh_TW" w:bidi="zh_TW"/>
+        </w:rPr>
+        <w:t>割禮</w:t>
+      </w:r>
+      <w:r>
+        <w:rPr>
+          <w:lang w:val="zh_TW" w:bidi="zh_TW"/>
+        </w:rPr>
+      </w:r>
+    </w:p>
+    <w:p>
+      <w:pPr/>
+      <w:r>
+        <w:rPr>
+          <w:lang w:val="zh_TW" w:bidi="zh_TW"/>
+        </w:rPr>
+      </w:r>
+      <w:r>
+        <w:rPr>
+          <w:lang w:val="zh_TW" w:bidi="zh_TW"/>
+        </w:rPr>
+        <w:t>切除男性生殖器官的包皮的外科手術。在聖經時代，割禮是神與亞伯拉罕立約的印記（</w:t>
+      </w:r>
+      <w:hyperlink r:id="rId147">
+        <w:r>
+          <w:rPr>
+            <w:lang w:val="zh_TW" w:bidi="zh_TW"/>
+          </w:rPr>
+          <w:rPr>
+            <w:color w:val="0000EE"/>
+            <w:u w:val="single"/>
+          </w:rPr>
+          <w:t>創17:1–14</w:t>
+        </w:r>
+      </w:hyperlink>
+      <w:r>
+        <w:rPr>
+          <w:lang w:val="zh_TW" w:bidi="zh_TW"/>
+        </w:rPr>
+        <w:t>）。雖然割禮起源於古代部落或宗教儀式，但自本世紀初以來，它在西方國家已被運用於衛生目的。許多醫生認為割禮有助於預防男性及其妻子的生殖器癌症，因此在北美，幾乎所有新生男嬰在出生幾天後都會接受這項小手術。在猶太教之外，這個手術不再具有宗教意義。</w:t>
+      </w:r>
+    </w:p>
+    <w:p>
+      <w:pPr/>
+      <w:r>
+        <w:rPr>
+          <w:lang w:val="zh_TW" w:bidi="zh_TW"/>
+        </w:rPr>
+      </w:r>
+      <w:r>
+        <w:rPr>
+          <w:lang w:val="zh_TW" w:bidi="zh_TW"/>
+        </w:rPr>
+        <w:t>概述</w:t>
+      </w:r>
+    </w:p>
+    <w:p>
+      <w:pPr>
+        <w:pStyle w:val="ListBullet"/>
+        <w:spacing w:line="240" w:lineRule="auto"/>
+        <w:ind w:left="720"/>
+      </w:pPr>
+      <w:r>
+        <w:rPr>
+          <w:lang w:val="zh_TW" w:bidi="zh_TW"/>
+        </w:rPr>
+      </w:r>
+      <w:r>
+        <w:rPr>
+          <w:lang w:val="zh_TW" w:bidi="zh_TW"/>
+        </w:rPr>
+        <w:t>古代世界的割禮</w:t>
+      </w:r>
+    </w:p>
+    <w:p>
+      <w:pPr>
+        <w:pStyle w:val="ListBullet"/>
+        <w:spacing w:line="240" w:lineRule="auto"/>
+        <w:ind w:left="720"/>
+      </w:pPr>
+      <w:r>
+        <w:rPr>
+          <w:lang w:val="zh_TW" w:bidi="zh_TW"/>
+        </w:rPr>
+      </w:r>
+      <w:r>
+        <w:rPr>
+          <w:lang w:val="zh_TW" w:bidi="zh_TW"/>
+        </w:rPr>
+        <w:t>舊約中的割禮</w:t>
+      </w:r>
+    </w:p>
+    <w:p>
+      <w:pPr>
+        <w:pStyle w:val="ListBullet"/>
+        <w:spacing w:line="240" w:lineRule="auto"/>
+        <w:ind w:left="720"/>
+      </w:pPr>
+      <w:r>
+        <w:rPr>
+          <w:lang w:val="zh_TW" w:bidi="zh_TW"/>
+        </w:rPr>
+      </w:r>
+      <w:r>
+        <w:rPr>
+          <w:lang w:val="zh_TW" w:bidi="zh_TW"/>
+        </w:rPr>
+        <w:t>新約中的割禮</w:t>
+      </w:r>
+    </w:p>
+    <w:p>
+      <w:pPr>
+        <w:pStyle w:val="Heading3"/>
+      </w:pPr>
+      <w:r>
+        <w:rPr>
+          <w:lang w:val="zh_TW" w:bidi="zh_TW"/>
+        </w:rPr>
+        <w:t>古代世界的割禮</w:t>
+      </w:r>
+    </w:p>
+    <w:p>
+      <w:pPr/>
+      <w:r>
+        <w:rPr>
+          <w:lang w:val="zh_TW" w:bidi="zh_TW"/>
+        </w:rPr>
+      </w:r>
+      <w:r>
+        <w:rPr>
+          <w:lang w:val="zh_TW" w:bidi="zh_TW"/>
+        </w:rPr>
+        <w:t>割禮儀式的歷史遠早於希伯來人的歷史。洞穴壁畫證明在史前時代就有割禮。埃及神廟的繪畫顯示，割禮在公元前4000年甚至更早時期就已經普及。實行割禮的民族幾乎遍及各大州。這種儀式在中南美洲印第安人、波利尼西亞人、新幾內亞人民、許多澳洲和非洲部落、埃及人以及前伊斯蘭的阿拉伯人中都有實行。可蘭經中未有提及這個儀式，但由於穆罕默德受過割禮，因此傳統規定男性穆斯林應遵循這個古老的習俗。阿拉伯人的祖先經由以實瑪利（</w:t>
+      </w:r>
+      <w:hyperlink r:id="rId148">
+        <w:r>
+          <w:rPr>
+            <w:lang w:val="zh_TW" w:bidi="zh_TW"/>
+          </w:rPr>
+          <w:rPr>
+            <w:color w:val="0000EE"/>
+            <w:u w:val="single"/>
+          </w:rPr>
+          <w:t>創17:20</w:t>
+        </w:r>
+      </w:hyperlink>
+      <w:r>
+        <w:rPr>
+          <w:lang w:val="zh_TW" w:bidi="zh_TW"/>
+        </w:rPr>
+        <w:t>）可追溯到亞伯拉罕，穆斯林行割禮的一般年齡是在13歲，因為以實瑪利在這個年齡接受了割禮（</w:t>
+      </w:r>
+      <w:hyperlink r:id="rId149">
+        <w:r>
+          <w:rPr>
+            <w:lang w:val="zh_TW" w:bidi="zh_TW"/>
+          </w:rPr>
+          <w:rPr>
+            <w:color w:val="0000EE"/>
+            <w:u w:val="single"/>
+          </w:rPr>
+          <w:t>25</w:t>
+        </w:r>
+      </w:hyperlink>
+      <w:r>
+        <w:rPr>
+          <w:lang w:val="zh_TW" w:bidi="zh_TW"/>
+        </w:rPr>
+        <w:t>節）。</w:t>
+      </w:r>
+    </w:p>
+    <w:p>
+      <w:pPr/>
+      <w:r>
+        <w:rPr>
+          <w:lang w:val="zh_TW" w:bidi="zh_TW"/>
+        </w:rPr>
+      </w:r>
+      <w:r>
+        <w:rPr>
+          <w:lang w:val="zh_TW" w:bidi="zh_TW"/>
+        </w:rPr>
+        <w:t>在西閃族人中，亞捫人、以東人、米甸人、摩押人和腓尼基人都實行割禮（</w:t>
+      </w:r>
+      <w:hyperlink r:id="rId150">
+        <w:r>
+          <w:rPr>
+            <w:lang w:val="zh_TW" w:bidi="zh_TW"/>
+          </w:rPr>
+          <w:rPr>
+            <w:color w:val="0000EE"/>
+            <w:u w:val="single"/>
+          </w:rPr>
+          <w:t>耶9:25–26</w:t>
+        </w:r>
+      </w:hyperlink>
+      <w:r>
+        <w:rPr>
+          <w:lang w:val="zh_TW" w:bidi="zh_TW"/>
+        </w:rPr>
+        <w:t>），但非利士人卻沒有實行（</w:t>
+      </w:r>
+      <w:hyperlink r:id="rId151">
+        <w:r>
+          <w:rPr>
+            <w:lang w:val="zh_TW" w:bidi="zh_TW"/>
+          </w:rPr>
+          <w:rPr>
+            <w:color w:val="0000EE"/>
+            <w:u w:val="single"/>
+          </w:rPr>
+          <w:t>士14:3</w:t>
+        </w:r>
+      </w:hyperlink>
+      <w:r>
+        <w:rPr>
+          <w:lang w:val="zh_TW" w:bidi="zh_TW"/>
+        </w:rPr>
+        <w:t>，</w:t>
+      </w:r>
+      <w:hyperlink r:id="rId152">
+        <w:r>
+          <w:rPr>
+            <w:lang w:val="zh_TW" w:bidi="zh_TW"/>
+          </w:rPr>
+          <w:rPr>
+            <w:color w:val="0000EE"/>
+            <w:u w:val="single"/>
+          </w:rPr>
+          <w:t>15:18</w:t>
         </w:r>
       </w:hyperlink>
       <w:r>
@@ -405,23 +4134,125 @@
         </w:rPr>
         <w:t>；</w:t>
       </w:r>
-      <w:hyperlink r:id="rId18">
-        <w:r>
-          <w:rPr>
-            <w:lang w:val="zh_TW" w:bidi="zh_TW"/>
-          </w:rPr>
-          <w:rPr>
-            <w:color w:val="0000EE"/>
-            <w:u w:val="single"/>
-          </w:rPr>
-          <w:t>馬可福音6:48</w:t>
-        </w:r>
-      </w:hyperlink>
-      <w:r>
-        <w:rPr>
-          <w:lang w:val="zh_TW" w:bidi="zh_TW"/>
-        </w:rPr>
-        <w:t>）。每一更大約在21:00、00:00（午夜）、03:00和06:00結束。</w:t>
+      <w:hyperlink r:id="rId153">
+        <w:r>
+          <w:rPr>
+            <w:lang w:val="zh_TW" w:bidi="zh_TW"/>
+          </w:rPr>
+          <w:rPr>
+            <w:color w:val="0000EE"/>
+            <w:u w:val="single"/>
+          </w:rPr>
+          <w:t>撒上14:6</w:t>
+        </w:r>
+      </w:hyperlink>
+      <w:r>
+        <w:rPr>
+          <w:lang w:val="zh_TW" w:bidi="zh_TW"/>
+        </w:rPr>
+        <w:t>，</w:t>
+      </w:r>
+      <w:hyperlink r:id="rId154">
+        <w:r>
+          <w:rPr>
+            <w:lang w:val="zh_TW" w:bidi="zh_TW"/>
+          </w:rPr>
+          <w:rPr>
+            <w:color w:val="0000EE"/>
+            <w:u w:val="single"/>
+          </w:rPr>
+          <w:t>17:26、36</w:t>
+        </w:r>
+      </w:hyperlink>
+      <w:r>
+        <w:rPr>
+          <w:lang w:val="zh_TW" w:bidi="zh_TW"/>
+        </w:rPr>
+        <w:t>，</w:t>
+      </w:r>
+      <w:hyperlink r:id="rId155">
+        <w:r>
+          <w:rPr>
+            <w:lang w:val="zh_TW" w:bidi="zh_TW"/>
+          </w:rPr>
+          <w:rPr>
+            <w:color w:val="0000EE"/>
+            <w:u w:val="single"/>
+          </w:rPr>
+          <w:t>18:25、27</w:t>
+        </w:r>
+      </w:hyperlink>
+      <w:r>
+        <w:rPr>
+          <w:lang w:val="zh_TW" w:bidi="zh_TW"/>
+        </w:rPr>
+        <w:t>，</w:t>
+      </w:r>
+      <w:hyperlink r:id="rId156">
+        <w:r>
+          <w:rPr>
+            <w:lang w:val="zh_TW" w:bidi="zh_TW"/>
+          </w:rPr>
+          <w:rPr>
+            <w:color w:val="0000EE"/>
+            <w:u w:val="single"/>
+          </w:rPr>
+          <w:t>31:4</w:t>
+        </w:r>
+      </w:hyperlink>
+      <w:r>
+        <w:rPr>
+          <w:lang w:val="zh_TW" w:bidi="zh_TW"/>
+        </w:rPr>
+        <w:t>；</w:t>
+      </w:r>
+      <w:hyperlink r:id="rId157">
+        <w:r>
+          <w:rPr>
+            <w:lang w:val="zh_TW" w:bidi="zh_TW"/>
+          </w:rPr>
+          <w:rPr>
+            <w:color w:val="0000EE"/>
+            <w:u w:val="single"/>
+          </w:rPr>
+          <w:t>撒下1:20</w:t>
+        </w:r>
+      </w:hyperlink>
+      <w:r>
+        <w:rPr>
+          <w:lang w:val="zh_TW" w:bidi="zh_TW"/>
+        </w:rPr>
+        <w:t>，</w:t>
+      </w:r>
+      <w:hyperlink r:id="rId158">
+        <w:r>
+          <w:rPr>
+            <w:lang w:val="zh_TW" w:bidi="zh_TW"/>
+          </w:rPr>
+          <w:rPr>
+            <w:color w:val="0000EE"/>
+            <w:u w:val="single"/>
+          </w:rPr>
+          <w:t>3:14；</w:t>
+        </w:r>
+      </w:hyperlink>
+      <w:hyperlink r:id="rId159">
+        <w:r>
+          <w:rPr>
+            <w:lang w:val="zh_TW" w:bidi="zh_TW"/>
+          </w:rPr>
+          <w:rPr>
+            <w:color w:val="0000EE"/>
+            <w:u w:val="single"/>
+          </w:rPr>
+          <w:t>代上10:4</w:t>
+        </w:r>
+      </w:hyperlink>
+      <w:r>
+        <w:rPr>
+          <w:lang w:val="zh_TW" w:bidi="zh_TW"/>
+        </w:rPr>
+        <w:t>）。</w:t>
       </w:r>
     </w:p>
     <w:p>
@@ -433,28 +4264,4044 @@
       </w:r>
       <w:r>
         <w:rPr>
+          <w:lang w:val="zh_TW" w:bidi="zh_TW"/>
+        </w:rPr>
+        <w:t>年輕男子通常在青春期時受割禮，顯然是為了準備結婚和承擔完整部落的責任做準備。希伯來人是古代唯一在嬰兒期進行割禮的人，從而擺脫了割禮與生育儀式的關係。</w:t>
+      </w:r>
+    </w:p>
+    <w:p>
+      <w:pPr>
+        <w:pStyle w:val="Heading3"/>
+      </w:pPr>
+      <w:r>
+        <w:rPr>
+          <w:lang w:val="zh_TW" w:bidi="zh_TW"/>
+        </w:rPr>
+        <w:t>舊約中的割禮</w:t>
+      </w:r>
+    </w:p>
+    <w:p>
+      <w:pPr/>
+      <w:r>
+        <w:rPr>
+          <w:lang w:val="zh_TW" w:bidi="zh_TW"/>
+        </w:rPr>
+      </w:r>
+      <w:r>
+        <w:rPr>
+          <w:lang w:val="zh_TW" w:bidi="zh_TW"/>
+        </w:rPr>
+        <w:t>在聖經中，割禮的實踐始於</w:t>
+      </w:r>
+      <w:hyperlink r:id="rId160">
+        <w:r>
+          <w:rPr>
+            <w:lang w:val="zh_TW" w:bidi="zh_TW"/>
+          </w:rPr>
+          <w:rPr>
+            <w:color w:val="0000EE"/>
+            <w:u w:val="single"/>
+          </w:rPr>
+          <w:t>創世記17</w:t>
+        </w:r>
+      </w:hyperlink>
+      <w:r>
+        <w:rPr>
+          <w:lang w:val="zh_TW" w:bidi="zh_TW"/>
+        </w:rPr>
+        <w:t>，作為神與亞伯拉罕之間的立約記號。神應許給亞伯拉罕一塊土地，並通過尚未懷上的兒子，使他有無數的後裔，甚至有君王從他後裔中出現。祝福將臨到亞伯拉罕，並通過他臨到萬國（</w:t>
+      </w:r>
+      <w:hyperlink r:id="rId161">
+        <w:r>
+          <w:rPr>
+            <w:lang w:val="zh_TW" w:bidi="zh_TW"/>
+          </w:rPr>
+          <w:rPr>
+            <w:color w:val="0000EE"/>
+            <w:u w:val="single"/>
+          </w:rPr>
+          <w:t>創12:1–3</w:t>
+        </w:r>
+      </w:hyperlink>
+      <w:r>
+        <w:rPr>
+          <w:lang w:val="zh_TW" w:bidi="zh_TW"/>
+        </w:rPr>
+        <w:t>）。在正式立約後（</w:t>
+      </w:r>
+      <w:hyperlink r:id="rId162">
+        <w:r>
+          <w:rPr>
+            <w:lang w:val="zh_TW" w:bidi="zh_TW"/>
+          </w:rPr>
+          <w:rPr>
+            <w:color w:val="0000EE"/>
+            <w:u w:val="single"/>
+          </w:rPr>
+          <w:t>15</w:t>
+        </w:r>
+      </w:hyperlink>
+      <w:r>
+        <w:rPr>
+          <w:lang w:val="zh_TW" w:bidi="zh_TW"/>
+        </w:rPr>
+        <w:t>章），神命令亞伯拉罕和他家中的所有男性受割禮來作為立約的證據（創</w:t>
+      </w:r>
+      <w:hyperlink r:id="rId163">
+        <w:r>
+          <w:rPr>
+            <w:lang w:val="zh_TW" w:bidi="zh_TW"/>
+          </w:rPr>
+          <w:rPr>
+            <w:color w:val="0000EE"/>
+            <w:u w:val="single"/>
+          </w:rPr>
+          <w:t>17:9–13</w:t>
+        </w:r>
+      </w:hyperlink>
+      <w:r>
+        <w:rPr>
+          <w:lang w:val="zh_TW" w:bidi="zh_TW"/>
+        </w:rPr>
+        <w:t>）。</w:t>
+      </w:r>
+    </w:p>
+    <w:p>
+      <w:pPr/>
+      <w:r>
+        <w:rPr>
+          <w:lang w:val="zh_TW" w:bidi="zh_TW"/>
+        </w:rPr>
+      </w:r>
+      <w:r>
+        <w:rPr>
+          <w:lang w:val="zh_TW" w:bidi="zh_TW"/>
+        </w:rPr>
+        <w:t>割禮是對神的應許將會實現的信心表達。由於亞伯拉罕已經見證了神威嚴的奇妙顯現（</w:t>
+      </w:r>
+      <w:hyperlink r:id="rId164">
+        <w:r>
+          <w:rPr>
+            <w:lang w:val="zh_TW" w:bidi="zh_TW"/>
+          </w:rPr>
+          <w:rPr>
+            <w:color w:val="0000EE"/>
+            <w:u w:val="single"/>
+          </w:rPr>
+          <w:t>15:9–17</w:t>
+        </w:r>
+      </w:hyperlink>
+      <w:r>
+        <w:rPr>
+          <w:lang w:val="zh_TW" w:bidi="zh_TW"/>
+        </w:rPr>
+        <w:t>），但他的信心仍然動搖（</w:t>
+      </w:r>
+      <w:hyperlink r:id="rId165">
+        <w:r>
+          <w:rPr>
+            <w:lang w:val="zh_TW" w:bidi="zh_TW"/>
+          </w:rPr>
+          <w:rPr>
+            <w:color w:val="0000EE"/>
+            <w:u w:val="single"/>
+          </w:rPr>
+          <w:t>創16章</w:t>
+        </w:r>
+      </w:hyperlink>
+      <w:r>
+        <w:rPr>
+          <w:lang w:val="zh_TW" w:bidi="zh_TW"/>
+        </w:rPr>
+        <w:t>），因此神在他和他男性後裔的身體上留下了一個永久的記號，以提醒他神立約的應許（</w:t>
+      </w:r>
+      <w:hyperlink r:id="rId166">
+        <w:r>
+          <w:rPr>
+            <w:lang w:val="zh_TW" w:bidi="zh_TW"/>
+          </w:rPr>
+          <w:rPr>
+            <w:color w:val="0000EE"/>
+            <w:u w:val="single"/>
+          </w:rPr>
+          <w:t>17:11</w:t>
+        </w:r>
+      </w:hyperlink>
+      <w:r>
+        <w:rPr>
+          <w:lang w:val="zh_TW" w:bidi="zh_TW"/>
+        </w:rPr>
+        <w:t>）。這個記號與神立約的應許有如此密切的關係，以至於這個儀式本身可以稱為「約（covenant）」（</w:t>
+      </w:r>
+      <w:hyperlink r:id="rId167">
+        <w:r>
+          <w:rPr>
+            <w:lang w:val="zh_TW" w:bidi="zh_TW"/>
+          </w:rPr>
+          <w:rPr>
+            <w:color w:val="0000EE"/>
+            <w:u w:val="single"/>
+          </w:rPr>
+          <w:t>創17:10</w:t>
+        </w:r>
+      </w:hyperlink>
+      <w:r>
+        <w:rPr>
+          <w:lang w:val="zh_TW" w:bidi="zh_TW"/>
+        </w:rPr>
+        <w:t>；</w:t>
+      </w:r>
+      <w:hyperlink r:id="rId168">
+        <w:r>
+          <w:rPr>
+            <w:lang w:val="zh_TW" w:bidi="zh_TW"/>
+          </w:rPr>
+          <w:rPr>
+            <w:color w:val="0000EE"/>
+            <w:u w:val="single"/>
+          </w:rPr>
+          <w:t>徒7:8</w:t>
+        </w:r>
+      </w:hyperlink>
+      <w:r>
+        <w:rPr>
+          <w:lang w:val="zh_TW" w:bidi="zh_TW"/>
+        </w:rPr>
+        <w:t>）。</w:t>
+      </w:r>
+    </w:p>
+    <w:p>
+      <w:pPr/>
+      <w:r>
+        <w:rPr>
+          <w:lang w:val="zh_TW" w:bidi="zh_TW"/>
+        </w:rPr>
+      </w:r>
+      <w:r>
+        <w:rPr>
+          <w:lang w:val="zh_TW" w:bidi="zh_TW"/>
+        </w:rPr>
+        <w:t>割禮應在孩子出生後第八天進行（</w:t>
+      </w:r>
+      <w:hyperlink r:id="rId169">
+        <w:r>
+          <w:rPr>
+            <w:lang w:val="zh_TW" w:bidi="zh_TW"/>
+          </w:rPr>
+          <w:rPr>
+            <w:color w:val="0000EE"/>
+            <w:u w:val="single"/>
+          </w:rPr>
+          <w:t>創17:12</w:t>
+        </w:r>
+      </w:hyperlink>
+      <w:r>
+        <w:rPr>
+          <w:lang w:val="zh_TW" w:bidi="zh_TW"/>
+        </w:rPr>
+        <w:t>；</w:t>
+      </w:r>
+      <w:hyperlink r:id="rId170">
+        <w:r>
+          <w:rPr>
+            <w:lang w:val="zh_TW" w:bidi="zh_TW"/>
+          </w:rPr>
+          <w:rPr>
+            <w:color w:val="0000EE"/>
+            <w:u w:val="single"/>
+          </w:rPr>
+          <w:t>利12:1–3</w:t>
+        </w:r>
+      </w:hyperlink>
+      <w:r>
+        <w:rPr>
+          <w:lang w:val="zh_TW" w:bidi="zh_TW"/>
+        </w:rPr>
+        <w:t>；見</w:t>
+      </w:r>
+      <w:hyperlink r:id="rId171">
+        <w:r>
+          <w:rPr>
+            <w:lang w:val="zh_TW" w:bidi="zh_TW"/>
+          </w:rPr>
+          <w:rPr>
+            <w:color w:val="0000EE"/>
+            <w:u w:val="single"/>
+          </w:rPr>
+          <w:t>創21:4</w:t>
+        </w:r>
+      </w:hyperlink>
+      <w:r>
+        <w:rPr>
+          <w:lang w:val="zh_TW" w:bidi="zh_TW"/>
+        </w:rPr>
+        <w:t>；</w:t>
+      </w:r>
+      <w:hyperlink r:id="rId172">
+        <w:r>
+          <w:rPr>
+            <w:lang w:val="zh_TW" w:bidi="zh_TW"/>
+          </w:rPr>
+          <w:rPr>
+            <w:color w:val="0000EE"/>
+            <w:u w:val="single"/>
+          </w:rPr>
+          <w:t>路1:59</w:t>
+        </w:r>
+      </w:hyperlink>
+      <w:r>
+        <w:rPr>
+          <w:lang w:val="zh_TW" w:bidi="zh_TW"/>
+        </w:rPr>
+        <w:t>，</w:t>
+      </w:r>
+      <w:hyperlink r:id="rId173">
+        <w:r>
+          <w:rPr>
+            <w:lang w:val="zh_TW" w:bidi="zh_TW"/>
+          </w:rPr>
+          <w:rPr>
+            <w:color w:val="0000EE"/>
+            <w:u w:val="single"/>
+          </w:rPr>
+          <w:t>2:21</w:t>
+        </w:r>
+      </w:hyperlink>
+      <w:r>
+        <w:rPr>
+          <w:lang w:val="zh_TW" w:bidi="zh_TW"/>
+        </w:rPr>
+        <w:t>；</w:t>
+      </w:r>
+      <w:hyperlink r:id="rId168">
+        <w:r>
+          <w:rPr>
+            <w:lang w:val="zh_TW" w:bidi="zh_TW"/>
+          </w:rPr>
+          <w:rPr>
+            <w:color w:val="0000EE"/>
+            <w:u w:val="single"/>
+          </w:rPr>
+          <w:t>徒7:8</w:t>
+        </w:r>
+      </w:hyperlink>
+      <w:r>
+        <w:rPr>
+          <w:lang w:val="zh_TW" w:bidi="zh_TW"/>
+        </w:rPr>
+        <w:t>；</w:t>
+      </w:r>
+      <w:hyperlink r:id="rId174">
+        <w:r>
+          <w:rPr>
+            <w:lang w:val="zh_TW" w:bidi="zh_TW"/>
+          </w:rPr>
+          <w:rPr>
+            <w:color w:val="0000EE"/>
+            <w:u w:val="single"/>
+          </w:rPr>
+          <w:t>腓3:5</w:t>
+        </w:r>
+      </w:hyperlink>
+      <w:r>
+        <w:rPr>
+          <w:lang w:val="zh_TW" w:bidi="zh_TW"/>
+        </w:rPr>
+        <w:t>），通常由男孩的父親為他施行（</w:t>
+      </w:r>
+      <w:hyperlink r:id="rId175">
+        <w:r>
+          <w:rPr>
+            <w:lang w:val="zh_TW" w:bidi="zh_TW"/>
+          </w:rPr>
+          <w:rPr>
+            <w:color w:val="0000EE"/>
+            <w:u w:val="single"/>
+          </w:rPr>
+          <w:t>創17:23</w:t>
+        </w:r>
+      </w:hyperlink>
+      <w:r>
+        <w:rPr>
+          <w:lang w:val="zh_TW" w:bidi="zh_TW"/>
+        </w:rPr>
+        <w:t>，</w:t>
+      </w:r>
+      <w:hyperlink r:id="rId171">
+        <w:r>
+          <w:rPr>
+            <w:lang w:val="zh_TW" w:bidi="zh_TW"/>
+          </w:rPr>
+          <w:rPr>
+            <w:color w:val="0000EE"/>
+            <w:u w:val="single"/>
+          </w:rPr>
+          <w:t>21:4</w:t>
+        </w:r>
+      </w:hyperlink>
+      <w:r>
+        <w:rPr>
+          <w:lang w:val="zh_TW" w:bidi="zh_TW"/>
+        </w:rPr>
+        <w:t>；</w:t>
+      </w:r>
+      <w:hyperlink r:id="rId168">
+        <w:r>
+          <w:rPr>
+            <w:lang w:val="zh_TW" w:bidi="zh_TW"/>
+          </w:rPr>
+          <w:rPr>
+            <w:color w:val="0000EE"/>
+            <w:u w:val="single"/>
+          </w:rPr>
+          <w:t>徒7:8</w:t>
+        </w:r>
+      </w:hyperlink>
+      <w:r>
+        <w:rPr>
+          <w:lang w:val="zh_TW" w:bidi="zh_TW"/>
+        </w:rPr>
+        <w:t>），同時會為男孩取名（</w:t>
+      </w:r>
+      <w:hyperlink r:id="rId172">
+        <w:r>
+          <w:rPr>
+            <w:lang w:val="zh_TW" w:bidi="zh_TW"/>
+          </w:rPr>
+          <w:rPr>
+            <w:color w:val="0000EE"/>
+            <w:u w:val="single"/>
+          </w:rPr>
+          <w:t>路1:59，</w:t>
+        </w:r>
+      </w:hyperlink>
+      <w:hyperlink r:id="rId173">
+        <w:r>
+          <w:rPr>
+            <w:lang w:val="zh_TW" w:bidi="zh_TW"/>
+          </w:rPr>
+          <w:rPr>
+            <w:color w:val="0000EE"/>
+            <w:u w:val="single"/>
+          </w:rPr>
+          <w:t>2:21</w:t>
+        </w:r>
+      </w:hyperlink>
+      <w:r>
+        <w:rPr>
+          <w:lang w:val="zh_TW" w:bidi="zh_TW"/>
+        </w:rPr>
+        <w:t>）。在早期，使用火石刀來進行這一儀式（</w:t>
+      </w:r>
+      <w:hyperlink r:id="rId176">
+        <w:r>
+          <w:rPr>
+            <w:lang w:val="zh_TW" w:bidi="zh_TW"/>
+          </w:rPr>
+          <w:rPr>
+            <w:color w:val="0000EE"/>
+            <w:u w:val="single"/>
+          </w:rPr>
+          <w:t>出4:25</w:t>
+        </w:r>
+      </w:hyperlink>
+      <w:r>
+        <w:rPr>
+          <w:lang w:val="zh_TW" w:bidi="zh_TW"/>
+        </w:rPr>
+        <w:t>；</w:t>
+      </w:r>
+      <w:hyperlink r:id="rId177">
+        <w:r>
+          <w:rPr>
+            <w:lang w:val="zh_TW" w:bidi="zh_TW"/>
+          </w:rPr>
+          <w:rPr>
+            <w:color w:val="0000EE"/>
+            <w:u w:val="single"/>
+          </w:rPr>
+          <w:t>書5:2–3</w:t>
+        </w:r>
+      </w:hyperlink>
+      <w:r>
+        <w:rPr>
+          <w:lang w:val="zh_TW" w:bidi="zh_TW"/>
+        </w:rPr>
+        <w:t>）。後來，這一儀式由一名受過訓練的割禮師（mohel）來執行</w:t>
+      </w:r>
+      <w:r>
+        <w:rPr>
           <w:i/>
           <w:lang w:val="zh_TW" w:bidi="zh_TW"/>
         </w:rPr>
+        <w:t>。</w:t>
+      </w:r>
+      <w:r>
+        <w:rPr>
+          <w:lang w:val="zh_TW" w:bidi="zh_TW"/>
+        </w:rPr>
+        <w:t>醫學研究已經確定，凝血酶原（prothrombin）是一種有助於凝血的血液物質，在出生後第八天，它在體內的含量比生命中的任何其它時間都高。</w:t>
+      </w:r>
+    </w:p>
+    <w:p>
+      <w:pPr>
+        <w:pStyle w:val="Heading4"/>
+      </w:pPr>
+      <w:r>
+        <w:rPr>
+          <w:lang w:val="zh_TW" w:bidi="zh_TW"/>
+        </w:rPr>
+        <w:t>神學意義</w:t>
+      </w:r>
+    </w:p>
+    <w:p>
+      <w:pPr/>
+      <w:r>
+        <w:rPr>
+          <w:lang w:val="zh_TW" w:bidi="zh_TW"/>
+        </w:rPr>
+      </w:r>
+      <w:r>
+        <w:rPr>
+          <w:lang w:val="zh_TW" w:bidi="zh_TW"/>
+        </w:rPr>
+        <w:t>割禮與神之於亞伯拉罕後裔應許的實現有關（</w:t>
+      </w:r>
+      <w:hyperlink r:id="rId178">
+        <w:r>
+          <w:rPr>
+            <w:lang w:val="zh_TW" w:bidi="zh_TW"/>
+          </w:rPr>
+          <w:rPr>
+            <w:color w:val="0000EE"/>
+            <w:u w:val="single"/>
+          </w:rPr>
+          <w:t>創17:9–12</w:t>
+        </w:r>
+      </w:hyperlink>
+      <w:r>
+        <w:rPr>
+          <w:lang w:val="zh_TW" w:bidi="zh_TW"/>
+        </w:rPr>
+        <w:t>）。由於這一記號涉及生殖器官，因此它與族群的繁衍息息相關。對八天大的嬰孩施行割禮，顯示神對亞伯拉罕後裔應許的恩典性質，並表明神的子民從出生起就需要潔淨的恩典（</w:t>
+      </w:r>
+      <w:hyperlink r:id="rId170">
+        <w:r>
+          <w:rPr>
+            <w:lang w:val="zh_TW" w:bidi="zh_TW"/>
+          </w:rPr>
+          <w:rPr>
+            <w:color w:val="0000EE"/>
+            <w:u w:val="single"/>
+          </w:rPr>
+          <w:t>利12:1–3</w:t>
+        </w:r>
+      </w:hyperlink>
+      <w:r>
+        <w:rPr>
+          <w:lang w:val="zh_TW" w:bidi="zh_TW"/>
+        </w:rPr>
+        <w:t>）。這約的應許在每一代人中都會得到重申，無論他們是出於信心還是不信，這一應許都與之相關。無論神選民的心如何，都不能改變神對亞伯拉罕及其後裔所賜應許的最終實現。</w:t>
+      </w:r>
+    </w:p>
+    <w:p>
+      <w:pPr/>
+      <w:r>
+        <w:rPr>
+          <w:lang w:val="zh_TW" w:bidi="zh_TW"/>
+        </w:rPr>
+      </w:r>
+      <w:r>
+        <w:rPr>
+          <w:lang w:val="zh_TW" w:bidi="zh_TW"/>
+        </w:rPr>
+        <w:t>割禮同時也與神於土地應許的實現有關（</w:t>
+      </w:r>
+      <w:hyperlink r:id="rId179">
+        <w:r>
+          <w:rPr>
+            <w:lang w:val="zh_TW" w:bidi="zh_TW"/>
+          </w:rPr>
+          <w:rPr>
+            <w:color w:val="0000EE"/>
+            <w:u w:val="single"/>
+          </w:rPr>
+          <w:t>創17:8</w:t>
+        </w:r>
+      </w:hyperlink>
+      <w:r>
+        <w:rPr>
+          <w:lang w:val="zh_TW" w:bidi="zh_TW"/>
+        </w:rPr>
+        <w:t>）。這片土地是神的聖潔產業，以色列人必須聖潔才能擁有它。當約瑟和他的後代在埃及時，他們繼續為他們的兒子行割禮。但由於百姓在出埃及後，於西奈山犯下大罪，不信的以色列人未能在曠野漂流期間給他們的兒女行割禮。因為新一代人沒有受割禮，百姓未準備好進入應許之地。因此，神命令約書亞為以色列的男子行割禮。百姓順服的回應是一種信心的表現，因為敵人的軍隊正駐紮在附近，若以色列的戰士們行割禮，將無法應戰（</w:t>
+      </w:r>
+      <w:hyperlink r:id="rId180">
+        <w:r>
+          <w:rPr>
+            <w:lang w:val="zh_TW" w:bidi="zh_TW"/>
+          </w:rPr>
+          <w:rPr>
+            <w:color w:val="0000EE"/>
+            <w:u w:val="single"/>
+          </w:rPr>
+          <w:t>書5:2–9</w:t>
+        </w:r>
+      </w:hyperlink>
+      <w:r>
+        <w:rPr>
+          <w:lang w:val="zh_TW" w:bidi="zh_TW"/>
+        </w:rPr>
+        <w:t>）。</w:t>
+      </w:r>
+    </w:p>
+    <w:p>
+      <w:pPr/>
+      <w:r>
+        <w:rPr>
+          <w:lang w:val="zh_TW" w:bidi="zh_TW"/>
+        </w:rPr>
+      </w:r>
+      <w:r>
+        <w:rPr>
+          <w:lang w:val="zh_TW" w:bidi="zh_TW"/>
+        </w:rPr>
+        <w:t>從一開始，亞伯拉罕家族之外的人就可以參與這約的應許（</w:t>
+      </w:r>
+      <w:hyperlink r:id="rId181">
+        <w:r>
+          <w:rPr>
+            <w:lang w:val="zh_TW" w:bidi="zh_TW"/>
+          </w:rPr>
+          <w:rPr>
+            <w:color w:val="0000EE"/>
+            <w:u w:val="single"/>
+          </w:rPr>
+          <w:t>創17:12–13</w:t>
+        </w:r>
+      </w:hyperlink>
+      <w:r>
+        <w:rPr>
+          <w:lang w:val="zh_TW" w:bidi="zh_TW"/>
+        </w:rPr>
+        <w:t>）。</w:t>
+      </w:r>
+      <w:hyperlink r:id="rId182">
+        <w:r>
+          <w:rPr>
+            <w:lang w:val="zh_TW" w:bidi="zh_TW"/>
+          </w:rPr>
+          <w:rPr>
+            <w:color w:val="0000EE"/>
+            <w:u w:val="single"/>
+          </w:rPr>
+          <w:t>出埃及記十二章43至49節</w:t>
+        </w:r>
+      </w:hyperlink>
+      <w:r>
+        <w:rPr>
+          <w:lang w:val="zh_TW" w:bidi="zh_TW"/>
+        </w:rPr>
+        <w:t>給非以色列人參與逾越節的機會，只要他們願意遵守與猶太人相同的規定——行割禮。</w:t>
+      </w:r>
+    </w:p>
+    <w:p>
+      <w:pPr>
+        <w:pStyle w:val="Heading3"/>
+      </w:pPr>
+      <w:r>
+        <w:rPr>
+          <w:lang w:val="zh_TW" w:bidi="zh_TW"/>
+        </w:rPr>
+        <w:t>新約中的割禮</w:t>
+      </w:r>
+    </w:p>
+    <w:p>
+      <w:pPr/>
+      <w:r>
+        <w:rPr>
+          <w:lang w:val="zh_TW" w:bidi="zh_TW"/>
+        </w:rPr>
+      </w:r>
+      <w:r>
+        <w:rPr>
+          <w:lang w:val="zh_TW" w:bidi="zh_TW"/>
+        </w:rPr>
+        <w:t>施洗約翰受了割禮，耶穌和保羅也是如此（</w:t>
+      </w:r>
+      <w:hyperlink r:id="rId172">
+        <w:r>
+          <w:rPr>
+            <w:lang w:val="zh_TW" w:bidi="zh_TW"/>
+          </w:rPr>
+          <w:rPr>
+            <w:color w:val="0000EE"/>
+            <w:u w:val="single"/>
+          </w:rPr>
+          <w:t>路1:59</w:t>
+        </w:r>
+      </w:hyperlink>
+      <w:r>
+        <w:rPr>
+          <w:lang w:val="zh_TW" w:bidi="zh_TW"/>
+        </w:rPr>
+        <w:t>，</w:t>
+      </w:r>
+      <w:hyperlink r:id="rId173">
+        <w:r>
+          <w:rPr>
+            <w:lang w:val="zh_TW" w:bidi="zh_TW"/>
+          </w:rPr>
+          <w:rPr>
+            <w:color w:val="0000EE"/>
+            <w:u w:val="single"/>
+          </w:rPr>
+          <w:t>2:21；</w:t>
+        </w:r>
+      </w:hyperlink>
+      <w:hyperlink r:id="rId174">
+        <w:r>
+          <w:rPr>
+            <w:lang w:val="zh_TW" w:bidi="zh_TW"/>
+          </w:rPr>
+          <w:rPr>
+            <w:color w:val="0000EE"/>
+            <w:u w:val="single"/>
+          </w:rPr>
+          <w:t>腓3:5</w:t>
+        </w:r>
+      </w:hyperlink>
+      <w:r>
+        <w:rPr>
+          <w:lang w:val="zh_TW" w:bidi="zh_TW"/>
+        </w:rPr>
+        <w:t>）。耶穌承認割禮具有潔淨的意義（</w:t>
+      </w:r>
+      <w:hyperlink r:id="rId183">
+        <w:r>
+          <w:rPr>
+            <w:lang w:val="zh_TW" w:bidi="zh_TW"/>
+          </w:rPr>
+          <w:rPr>
+            <w:color w:val="0000EE"/>
+            <w:u w:val="single"/>
+          </w:rPr>
+          <w:t>約7:22–23</w:t>
+        </w:r>
+      </w:hyperlink>
+      <w:r>
+        <w:rPr>
+          <w:lang w:val="zh_TW" w:bidi="zh_TW"/>
+        </w:rPr>
+        <w:t>），並將這一儀式與祂的醫治事工進行對比，祂的醫治事工使人完全康復，因此在儀式上是「潔淨的」。司提反在被石頭打死之前，提到割禮之約，並指責他的猶太控告者像他們的祖先一樣，是硬著頸項、心與耳未受割禮的人，而且時常抗拒聖靈（</w:t>
+      </w:r>
+      <w:hyperlink r:id="rId168">
+        <w:r>
+          <w:rPr>
+            <w:lang w:val="zh_TW" w:bidi="zh_TW"/>
+          </w:rPr>
+          <w:rPr>
+            <w:color w:val="0000EE"/>
+            <w:u w:val="single"/>
+          </w:rPr>
+          <w:t>徒7:8、51</w:t>
+        </w:r>
+      </w:hyperlink>
+      <w:r>
+        <w:rPr>
+          <w:lang w:val="zh_TW" w:bidi="zh_TW"/>
+        </w:rPr>
+        <w:t>）。</w:t>
+      </w:r>
+    </w:p>
+    <w:p>
+      <w:pPr/>
+      <w:r>
+        <w:rPr>
+          <w:lang w:val="zh_TW" w:bidi="zh_TW"/>
+        </w:rPr>
+      </w:r>
+      <w:r>
+        <w:rPr>
+          <w:lang w:val="zh_TW" w:bidi="zh_TW"/>
+        </w:rPr>
+        <w:t>最初，早期的基督徒繼續參與猶太人的儀式和習俗，甚至參加聖殿的崇拜（</w:t>
+      </w:r>
+      <w:hyperlink r:id="rId184">
+        <w:r>
+          <w:rPr>
+            <w:lang w:val="zh_TW" w:bidi="zh_TW"/>
+          </w:rPr>
+          <w:rPr>
+            <w:color w:val="0000EE"/>
+            <w:u w:val="single"/>
+          </w:rPr>
+          <w:t>徒3:1</w:t>
+        </w:r>
+      </w:hyperlink>
+      <w:r>
+        <w:rPr>
+          <w:lang w:val="zh_TW" w:bidi="zh_TW"/>
+        </w:rPr>
+        <w:t>，</w:t>
+      </w:r>
+      <w:hyperlink r:id="rId185">
+        <w:r>
+          <w:rPr>
+            <w:lang w:val="zh_TW" w:bidi="zh_TW"/>
+          </w:rPr>
+          <w:rPr>
+            <w:color w:val="0000EE"/>
+            <w:u w:val="single"/>
+          </w:rPr>
+          <w:t>5:21、42</w:t>
+        </w:r>
+      </w:hyperlink>
+      <w:r>
+        <w:rPr>
+          <w:lang w:val="zh_TW" w:bidi="zh_TW"/>
+        </w:rPr>
+        <w:t>）。隨著外邦人歸信基督，爭論隨之而起：有人認為參與立約團體的人需要受割禮；另一方面，有人相信這一割禮儀式並非必要。有人認為，既然彌賽亞的立約應許是賜給猶太人的，外邦人必須先受割禮，成為猶太人，才能在基督裡得到救恩。</w:t>
+      </w:r>
+    </w:p>
+    <w:p>
+      <w:pPr/>
+      <w:r>
+        <w:rPr>
+          <w:lang w:val="zh_TW" w:bidi="zh_TW"/>
+        </w:rPr>
+      </w:r>
+      <w:r>
+        <w:rPr>
+          <w:lang w:val="zh_TW" w:bidi="zh_TW"/>
+        </w:rPr>
+        <w:t>在基督的時代，許多猶太人誤解了割禮的意義，認為身體上的行為是得救的必要條件和保證。因此，對猶太人來說，遵守割禮儀式不僅成為宗教特權的象徵，也成為種族驕傲的來源（</w:t>
+      </w:r>
+      <w:hyperlink r:id="rId186">
+        <w:r>
+          <w:rPr>
+            <w:lang w:val="zh_TW" w:bidi="zh_TW"/>
+          </w:rPr>
+          <w:rPr>
+            <w:color w:val="0000EE"/>
+            <w:u w:val="single"/>
+          </w:rPr>
+          <w:t>腓3:4–6</w:t>
+        </w:r>
+      </w:hyperlink>
+      <w:r>
+        <w:rPr>
+          <w:lang w:val="zh_TW" w:bidi="zh_TW"/>
+        </w:rPr>
+        <w:t>）。這些猶太人將這一儀式與摩西律法聯繫起來，而不是與對亞伯拉罕的應許聯繫起來（</w:t>
+      </w:r>
+      <w:hyperlink r:id="rId187">
+        <w:r>
+          <w:rPr>
+            <w:lang w:val="zh_TW" w:bidi="zh_TW"/>
+          </w:rPr>
+          <w:rPr>
+            <w:color w:val="0000EE"/>
+            <w:u w:val="single"/>
+          </w:rPr>
+          <w:t>約7:22</w:t>
+        </w:r>
+      </w:hyperlink>
+      <w:r>
+        <w:rPr>
+          <w:lang w:val="zh_TW" w:bidi="zh_TW"/>
+        </w:rPr>
+        <w:t>；</w:t>
+      </w:r>
+      <w:hyperlink r:id="rId188">
+        <w:r>
+          <w:rPr>
+            <w:lang w:val="zh_TW" w:bidi="zh_TW"/>
+          </w:rPr>
+          <w:rPr>
+            <w:color w:val="0000EE"/>
+            <w:u w:val="single"/>
+          </w:rPr>
+          <w:t>徒15:1</w:t>
+        </w:r>
+      </w:hyperlink>
+      <w:r>
+        <w:rPr>
+          <w:lang w:val="zh_TW" w:bidi="zh_TW"/>
+        </w:rPr>
+        <w:t>）。由於希臘人和羅馬人不行割禮，所以猶太人被稱為「受割禮的」（</w:t>
+      </w:r>
+      <w:hyperlink r:id="rId189">
+        <w:r>
+          <w:rPr>
+            <w:lang w:val="zh_TW" w:bidi="zh_TW"/>
+          </w:rPr>
+          <w:rPr>
+            <w:color w:val="0000EE"/>
+            <w:u w:val="single"/>
+          </w:rPr>
+          <w:t>徒10:45</w:t>
+        </w:r>
+      </w:hyperlink>
+      <w:r>
+        <w:rPr>
+          <w:lang w:val="zh_TW" w:bidi="zh_TW"/>
+        </w:rPr>
+        <w:t>，</w:t>
+      </w:r>
+      <w:hyperlink r:id="rId190">
+        <w:r>
+          <w:rPr>
+            <w:lang w:val="zh_TW" w:bidi="zh_TW"/>
+          </w:rPr>
+          <w:rPr>
+            <w:color w:val="0000EE"/>
+            <w:u w:val="single"/>
+          </w:rPr>
+          <w:t>11:2</w:t>
+        </w:r>
+      </w:hyperlink>
+      <w:r>
+        <w:rPr>
+          <w:lang w:val="zh_TW" w:bidi="zh_TW"/>
+        </w:rPr>
+        <w:t>；</w:t>
+      </w:r>
+      <w:hyperlink r:id="rId191">
+        <w:r>
+          <w:rPr>
+            <w:lang w:val="zh_TW" w:bidi="zh_TW"/>
+          </w:rPr>
+          <w:rPr>
+            <w:color w:val="0000EE"/>
+            <w:u w:val="single"/>
+          </w:rPr>
+          <w:t>羅15:8</w:t>
+        </w:r>
+      </w:hyperlink>
+      <w:r>
+        <w:rPr>
+          <w:lang w:val="zh_TW" w:bidi="zh_TW"/>
+        </w:rPr>
+        <w:t>；</w:t>
+      </w:r>
+      <w:hyperlink r:id="rId192">
+        <w:r>
+          <w:rPr>
+            <w:lang w:val="zh_TW" w:bidi="zh_TW"/>
+          </w:rPr>
+          <w:rPr>
+            <w:color w:val="0000EE"/>
+            <w:u w:val="single"/>
+          </w:rPr>
+          <w:t>加2:7–9</w:t>
+        </w:r>
+      </w:hyperlink>
+      <w:r>
+        <w:rPr>
+          <w:lang w:val="zh_TW" w:bidi="zh_TW"/>
+        </w:rPr>
+        <w:t>；</w:t>
+      </w:r>
+      <w:hyperlink r:id="rId193">
+        <w:r>
+          <w:rPr>
+            <w:lang w:val="zh_TW" w:bidi="zh_TW"/>
+          </w:rPr>
+          <w:rPr>
+            <w:color w:val="0000EE"/>
+            <w:u w:val="single"/>
+          </w:rPr>
+          <w:t>弗2:11</w:t>
+        </w:r>
+      </w:hyperlink>
+      <w:r>
+        <w:rPr>
+          <w:lang w:val="zh_TW" w:bidi="zh_TW"/>
+        </w:rPr>
+        <w:t>；</w:t>
+      </w:r>
+      <w:hyperlink r:id="rId194">
+        <w:r>
+          <w:rPr>
+            <w:lang w:val="zh_TW" w:bidi="zh_TW"/>
+          </w:rPr>
+          <w:rPr>
+            <w:color w:val="0000EE"/>
+            <w:u w:val="single"/>
+          </w:rPr>
+          <w:t>多1:10</w:t>
+        </w:r>
+      </w:hyperlink>
+      <w:r>
+        <w:rPr>
+          <w:lang w:val="zh_TW" w:bidi="zh_TW"/>
+        </w:rPr>
+        <w:t>），而按照舊約猶太人的慣例（</w:t>
+      </w:r>
+      <w:hyperlink r:id="rId195">
+        <w:r>
+          <w:rPr>
+            <w:lang w:val="zh_TW" w:bidi="zh_TW"/>
+          </w:rPr>
+          <w:rPr>
+            <w:color w:val="0000EE"/>
+            <w:u w:val="single"/>
+          </w:rPr>
+          <w:t>結28:10</w:t>
+        </w:r>
+      </w:hyperlink>
+      <w:r>
+        <w:rPr>
+          <w:lang w:val="zh_TW" w:bidi="zh_TW"/>
+        </w:rPr>
+        <w:t>，</w:t>
+      </w:r>
+      <w:hyperlink r:id="rId196">
+        <w:r>
+          <w:rPr>
+            <w:lang w:val="zh_TW" w:bidi="zh_TW"/>
+          </w:rPr>
+          <w:rPr>
+            <w:color w:val="0000EE"/>
+            <w:u w:val="single"/>
+          </w:rPr>
+          <w:t>31:18</w:t>
+        </w:r>
+      </w:hyperlink>
+      <w:r>
+        <w:rPr>
+          <w:lang w:val="zh_TW" w:bidi="zh_TW"/>
+        </w:rPr>
+        <w:t>，</w:t>
+      </w:r>
+      <w:hyperlink r:id="rId197">
+        <w:r>
+          <w:rPr>
+            <w:lang w:val="zh_TW" w:bidi="zh_TW"/>
+          </w:rPr>
+          <w:rPr>
+            <w:color w:val="0000EE"/>
+            <w:u w:val="single"/>
+          </w:rPr>
+          <w:t>32:19–32</w:t>
+        </w:r>
+      </w:hyperlink>
+      <w:r>
+        <w:rPr>
+          <w:lang w:val="zh_TW" w:bidi="zh_TW"/>
+        </w:rPr>
+        <w:t>），外邦人被稱為「未受割禮的」（</w:t>
+      </w:r>
+      <w:hyperlink r:id="rId198">
+        <w:r>
+          <w:rPr>
+            <w:lang w:val="zh_TW" w:bidi="zh_TW"/>
+          </w:rPr>
+          <w:rPr>
+            <w:color w:val="0000EE"/>
+            <w:u w:val="single"/>
+          </w:rPr>
+          <w:t>加2:7</w:t>
+        </w:r>
+      </w:hyperlink>
+      <w:r>
+        <w:rPr>
+          <w:lang w:val="zh_TW" w:bidi="zh_TW"/>
+        </w:rPr>
+        <w:t>；</w:t>
+      </w:r>
+      <w:hyperlink r:id="rId193">
+        <w:r>
+          <w:rPr>
+            <w:lang w:val="zh_TW" w:bidi="zh_TW"/>
+          </w:rPr>
+          <w:rPr>
+            <w:color w:val="0000EE"/>
+            <w:u w:val="single"/>
+          </w:rPr>
+          <w:t>弗2:11</w:t>
+        </w:r>
+      </w:hyperlink>
+      <w:r>
+        <w:rPr>
+          <w:lang w:val="zh_TW" w:bidi="zh_TW"/>
+        </w:rPr>
+        <w:t>）。</w:t>
+      </w:r>
+    </w:p>
+    <w:p>
+      <w:pPr/>
+      <w:r>
+        <w:rPr>
+          <w:lang w:val="zh_TW" w:bidi="zh_TW"/>
+        </w:rPr>
+      </w:r>
+      <w:r>
+        <w:rPr>
+          <w:lang w:val="zh_TW" w:bidi="zh_TW"/>
+        </w:rPr>
+        <w:t>在猶太信徒訪問凱撒利亞期間，他們驚訝地發現未受割禮的外邦人也接受了聖靈潔淨的恩賜（</w:t>
+      </w:r>
+      <w:hyperlink r:id="rId199">
+        <w:r>
+          <w:rPr>
+            <w:lang w:val="zh_TW" w:bidi="zh_TW"/>
+          </w:rPr>
+          <w:rPr>
+            <w:color w:val="0000EE"/>
+            <w:u w:val="single"/>
+          </w:rPr>
+          <w:t>徒10:44–48</w:t>
+        </w:r>
+      </w:hyperlink>
+      <w:r>
+        <w:rPr>
+          <w:lang w:val="zh_TW" w:bidi="zh_TW"/>
+        </w:rPr>
+        <w:t>）。摩西曾應許神會除掉祂子民心中的污穢，使他們全心全意愛主（</w:t>
+      </w:r>
+      <w:hyperlink r:id="rId200">
+        <w:r>
+          <w:rPr>
+            <w:lang w:val="zh_TW" w:bidi="zh_TW"/>
+          </w:rPr>
+          <w:rPr>
+            <w:color w:val="0000EE"/>
+            <w:u w:val="single"/>
+          </w:rPr>
+          <w:t>申30:6</w:t>
+        </w:r>
+      </w:hyperlink>
+      <w:r>
+        <w:rPr>
+          <w:lang w:val="zh_TW" w:bidi="zh_TW"/>
+        </w:rPr>
+        <w:t>）。以西結曾預言耶和華會將潔淨的水灑在祂的子民身上，賜給他們一顆新心，並將祂的靈放在他們裡面（</w:t>
+      </w:r>
+      <w:hyperlink r:id="rId201">
+        <w:r>
+          <w:rPr>
+            <w:lang w:val="zh_TW" w:bidi="zh_TW"/>
+          </w:rPr>
+          <w:rPr>
+            <w:color w:val="0000EE"/>
+            <w:u w:val="single"/>
+          </w:rPr>
+          <w:t>結36:25–27</w:t>
+        </w:r>
+      </w:hyperlink>
+      <w:r>
+        <w:rPr>
+          <w:lang w:val="zh_TW" w:bidi="zh_TW"/>
+        </w:rPr>
+        <w:t>）。當這些猶太信徒見證了神將祂的靈澆灌在凡有血氣的人身上的預言應驗（</w:t>
+      </w:r>
+      <w:hyperlink r:id="rId202">
+        <w:r>
+          <w:rPr>
+            <w:lang w:val="zh_TW" w:bidi="zh_TW"/>
+          </w:rPr>
+          <w:rPr>
+            <w:color w:val="0000EE"/>
+            <w:u w:val="single"/>
+          </w:rPr>
+          <w:t>珥2:28</w:t>
+        </w:r>
+      </w:hyperlink>
+      <w:r>
+        <w:rPr>
+          <w:lang w:val="zh_TW" w:bidi="zh_TW"/>
+        </w:rPr>
+        <w:t>；</w:t>
+      </w:r>
+      <w:hyperlink r:id="rId203">
+        <w:r>
+          <w:rPr>
+            <w:lang w:val="zh_TW" w:bidi="zh_TW"/>
+          </w:rPr>
+          <w:rPr>
+            <w:color w:val="0000EE"/>
+            <w:u w:val="single"/>
+          </w:rPr>
+          <w:t>徒2:17</w:t>
+        </w:r>
+      </w:hyperlink>
+      <w:r>
+        <w:rPr>
+          <w:lang w:val="zh_TW" w:bidi="zh_TW"/>
+        </w:rPr>
+        <w:t>）時，他們意識到割禮所象徵的內在實質是可以在沒有身體記號的情況下實現。因此，當時的外邦信徒立刻受洗。</w:t>
+      </w:r>
+    </w:p>
+    <w:p>
+      <w:pPr/>
+      <w:r>
+        <w:rPr>
+          <w:lang w:val="zh_TW" w:bidi="zh_TW"/>
+        </w:rPr>
+      </w:r>
+      <w:r>
+        <w:rPr>
+          <w:lang w:val="zh_TW" w:bidi="zh_TW"/>
+        </w:rPr>
+        <w:t>然而，並非所有猶太信徒都立即願意接納外邦人進入教會。當彼得到訪凱撒利亞後再回到耶路撒冷時，「奉割禮的門徒」批評他。但在彼得說到聖靈如何降臨在外邦人身上之後，他宣稱自己不能違抗神。當時猶太信徒都默然不語，並榮耀神，因為悔改得生命的恩典已經賜給外邦人（</w:t>
+      </w:r>
+      <w:hyperlink r:id="rId204">
+        <w:r>
+          <w:rPr>
+            <w:lang w:val="zh_TW" w:bidi="zh_TW"/>
+          </w:rPr>
+          <w:rPr>
+            <w:color w:val="0000EE"/>
+            <w:u w:val="single"/>
+          </w:rPr>
+          <w:t>徒11:1–3，15:8</w:t>
+        </w:r>
+      </w:hyperlink>
+      <w:r>
+        <w:rPr>
+          <w:lang w:val="zh_TW" w:bidi="zh_TW"/>
+        </w:rPr>
+        <w:t>）。</w:t>
+      </w:r>
+    </w:p>
+    <w:p>
+      <w:pPr/>
+      <w:r>
+        <w:rPr>
+          <w:lang w:val="zh_TW" w:bidi="zh_TW"/>
+        </w:rPr>
+      </w:r>
+      <w:r>
+        <w:rPr>
+          <w:lang w:val="zh_TW" w:bidi="zh_TW"/>
+        </w:rPr>
+        <w:t>某些法利賽黨的「猶太主義者」（Judaizers，也譯</w:t>
+      </w:r>
+      <w:r>
+        <w:rPr>
+          <w:lang w:val="zh_TW" w:bidi="zh_TW"/>
+        </w:rPr>
+        <w:t>猶太派基督徒</w:t>
+      </w:r>
+      <w:r>
+        <w:rPr>
+          <w:lang w:val="zh_TW" w:bidi="zh_TW"/>
+        </w:rPr>
+        <w:t>）教導安提阿的基督徒，割禮是得救的必要條件（</w:t>
+      </w:r>
+      <w:hyperlink r:id="rId188">
+        <w:r>
+          <w:rPr>
+            <w:lang w:val="zh_TW" w:bidi="zh_TW"/>
+          </w:rPr>
+          <w:rPr>
+            <w:color w:val="0000EE"/>
+            <w:u w:val="single"/>
+          </w:rPr>
+          <w:t>徒15:1、5</w:t>
+        </w:r>
+      </w:hyperlink>
+      <w:r>
+        <w:rPr>
+          <w:lang w:val="zh_TW" w:bidi="zh_TW"/>
+        </w:rPr>
+        <w:t>）。保羅和巴拿巴與這些人辯論之後，他們前往耶路撒冷與其他使徒和長老商議此事（見</w:t>
+      </w:r>
+      <w:hyperlink r:id="rId205">
+        <w:r>
+          <w:rPr>
+            <w:lang w:val="zh_TW" w:bidi="zh_TW"/>
+          </w:rPr>
+          <w:rPr>
+            <w:color w:val="0000EE"/>
+            <w:u w:val="single"/>
+          </w:rPr>
+          <w:t>2節</w:t>
+        </w:r>
+      </w:hyperlink>
+      <w:r>
+        <w:rPr>
+          <w:lang w:val="zh_TW" w:bidi="zh_TW"/>
+        </w:rPr>
+        <w:t>）。彼得主張神已將聖靈賜給外邦人，並且「藉著信潔淨了他們的心」，確認「我們得救乃是因主耶穌的恩，和他們一樣」（</w:t>
+      </w:r>
+      <w:hyperlink r:id="rId206">
+        <w:r>
+          <w:rPr>
+            <w:lang w:val="zh_TW" w:bidi="zh_TW"/>
+          </w:rPr>
+          <w:rPr>
+            <w:color w:val="0000EE"/>
+            <w:u w:val="single"/>
+          </w:rPr>
+          <w:t>8–9</w:t>
+        </w:r>
+      </w:hyperlink>
+      <w:r>
+        <w:rPr>
+          <w:lang w:val="zh_TW" w:bidi="zh_TW"/>
+        </w:rPr>
+        <w:t>、</w:t>
+      </w:r>
+      <w:hyperlink r:id="rId207">
+        <w:r>
+          <w:rPr>
+            <w:lang w:val="zh_TW" w:bidi="zh_TW"/>
+          </w:rPr>
+          <w:rPr>
+            <w:color w:val="0000EE"/>
+            <w:u w:val="single"/>
+          </w:rPr>
+          <w:t>11節</w:t>
+        </w:r>
+      </w:hyperlink>
+      <w:r>
+        <w:rPr>
+          <w:lang w:val="zh_TW" w:bidi="zh_TW"/>
+        </w:rPr>
+        <w:t>）。因此，雅各和其他耶路撒冷的領袖都同意不應該將割禮強加於外邦人（</w:t>
+      </w:r>
+      <w:hyperlink r:id="rId208">
+        <w:r>
+          <w:rPr>
+            <w:lang w:val="zh_TW" w:bidi="zh_TW"/>
+          </w:rPr>
+          <w:rPr>
+            <w:color w:val="0000EE"/>
+            <w:u w:val="single"/>
+          </w:rPr>
+          <w:t>13–21節</w:t>
+        </w:r>
+      </w:hyperlink>
+      <w:r>
+        <w:rPr>
+          <w:lang w:val="zh_TW" w:bidi="zh_TW"/>
+        </w:rPr>
+        <w:t>）。</w:t>
+      </w:r>
+    </w:p>
+    <w:p>
+      <w:pPr/>
+      <w:r>
+        <w:rPr>
+          <w:lang w:val="zh_TW" w:bidi="zh_TW"/>
+        </w:rPr>
+      </w:r>
+      <w:r>
+        <w:rPr>
+          <w:lang w:val="zh_TW" w:bidi="zh_TW"/>
+        </w:rPr>
+        <w:t>彼得、雅各和約翰受託付傳福音給「受割禮的人」，而保羅和巴拿巴則向「未受割禮的人」傳福音（</w:t>
+      </w:r>
+      <w:hyperlink r:id="rId192">
+        <w:r>
+          <w:rPr>
+            <w:lang w:val="zh_TW" w:bidi="zh_TW"/>
+          </w:rPr>
+          <w:rPr>
+            <w:color w:val="0000EE"/>
+            <w:u w:val="single"/>
+          </w:rPr>
+          <w:t>加2:7–9</w:t>
+        </w:r>
+      </w:hyperlink>
+      <w:r>
+        <w:rPr>
+          <w:lang w:val="zh_TW" w:bidi="zh_TW"/>
+        </w:rPr>
+        <w:t>）。由於保羅的傳福音政策是要在屬靈上無關緊要的習俗問題上「向甚麼樣的人，我就作甚麼樣的人」（</w:t>
+      </w:r>
+      <w:hyperlink r:id="rId83">
+        <w:r>
+          <w:rPr>
+            <w:lang w:val="zh_TW" w:bidi="zh_TW"/>
+          </w:rPr>
+          <w:rPr>
+            <w:color w:val="0000EE"/>
+            <w:u w:val="single"/>
+          </w:rPr>
+          <w:t>林前9:19–23</w:t>
+        </w:r>
+      </w:hyperlink>
+      <w:r>
+        <w:rPr>
+          <w:lang w:val="zh_TW" w:bidi="zh_TW"/>
+        </w:rPr>
+        <w:t>），所以保羅讓提摩太行了割禮。提摩太被猶太人認為是他們的同胞，因為他的母親是猶太人（</w:t>
+      </w:r>
+      <w:hyperlink r:id="rId209">
+        <w:r>
+          <w:rPr>
+            <w:lang w:val="zh_TW" w:bidi="zh_TW"/>
+          </w:rPr>
+          <w:rPr>
+            <w:color w:val="0000EE"/>
+            <w:u w:val="single"/>
+          </w:rPr>
+          <w:t>徒16:1–2</w:t>
+        </w:r>
+      </w:hyperlink>
+      <w:r>
+        <w:rPr>
+          <w:lang w:val="zh_TW" w:bidi="zh_TW"/>
+        </w:rPr>
+        <w:t>）。但保羅反對讓提多受割禮，因為他是外邦人（</w:t>
+      </w:r>
+      <w:hyperlink r:id="rId210">
+        <w:r>
+          <w:rPr>
+            <w:lang w:val="zh_TW" w:bidi="zh_TW"/>
+          </w:rPr>
+          <w:rPr>
+            <w:color w:val="0000EE"/>
+            <w:u w:val="single"/>
+          </w:rPr>
+          <w:t>加2:3</w:t>
+        </w:r>
+      </w:hyperlink>
+      <w:r>
+        <w:rPr>
+          <w:lang w:val="zh_TW" w:bidi="zh_TW"/>
+        </w:rPr>
+        <w:t>）。保羅也明顯地允許猶太信徒為他們的兒子行割禮（</w:t>
+      </w:r>
+      <w:hyperlink r:id="rId211">
+        <w:r>
+          <w:rPr>
+            <w:lang w:val="zh_TW" w:bidi="zh_TW"/>
+          </w:rPr>
+          <w:rPr>
+            <w:color w:val="0000EE"/>
+            <w:u w:val="single"/>
+          </w:rPr>
+          <w:t>徒21:21</w:t>
+        </w:r>
+      </w:hyperlink>
+      <w:r>
+        <w:rPr>
+          <w:lang w:val="zh_TW" w:bidi="zh_TW"/>
+        </w:rPr>
+        <w:t>）。</w:t>
+      </w:r>
+    </w:p>
+    <w:p>
+      <w:pPr/>
+      <w:r>
+        <w:rPr>
+          <w:lang w:val="zh_TW" w:bidi="zh_TW"/>
+        </w:rPr>
+      </w:r>
+      <w:r>
+        <w:rPr>
+          <w:lang w:val="zh_TW" w:bidi="zh_TW"/>
+        </w:rPr>
+        <w:t>然而，保羅指責那些主張加拉太基督徒必須行割禮並遵守律法的人，說他們自己並沒有遵守律法，而是想在加拉太人的肉體上誇口，並避免因基督的十字架而受逼迫（</w:t>
+      </w:r>
+      <w:hyperlink r:id="rId212">
+        <w:r>
+          <w:rPr>
+            <w:lang w:val="zh_TW" w:bidi="zh_TW"/>
+          </w:rPr>
+          <w:rPr>
+            <w:color w:val="0000EE"/>
+            <w:u w:val="single"/>
+          </w:rPr>
+          <w:t>加6:12–13</w:t>
+        </w:r>
+      </w:hyperlink>
+      <w:r>
+        <w:rPr>
+          <w:lang w:val="zh_TW" w:bidi="zh_TW"/>
+        </w:rPr>
+        <w:t>）——這些逼迫是保羅自己願意承受的（</w:t>
+      </w:r>
+      <w:hyperlink r:id="rId213">
+        <w:r>
+          <w:rPr>
+            <w:lang w:val="zh_TW" w:bidi="zh_TW"/>
+          </w:rPr>
+          <w:rPr>
+            <w:color w:val="0000EE"/>
+            <w:u w:val="single"/>
+          </w:rPr>
+          <w:t>5:11</w:t>
+        </w:r>
+      </w:hyperlink>
+      <w:r>
+        <w:rPr>
+          <w:lang w:val="zh_TW" w:bidi="zh_TW"/>
+        </w:rPr>
+        <w:t>）。為了辯論的緣故，保羅假定法利賽人可以藉由遵守律法獲得救恩，他宣稱那些接受割禮的人必須遵守所有其它猶太律法（</w:t>
+      </w:r>
+      <w:hyperlink r:id="rId214">
+        <w:r>
+          <w:rPr>
+            <w:lang w:val="zh_TW" w:bidi="zh_TW"/>
+          </w:rPr>
+          <w:rPr>
+            <w:color w:val="0000EE"/>
+            <w:u w:val="single"/>
+          </w:rPr>
+          <w:t>2–3節</w:t>
+        </w:r>
+      </w:hyperlink>
+      <w:r>
+        <w:rPr>
+          <w:lang w:val="zh_TW" w:bidi="zh_TW"/>
+        </w:rPr>
+        <w:t>）。對那些想要「靠律法稱義」的人來說，基督是「毫無益處」的；這種試圖只追求行為上的義的做法，證明加拉太人已「與基督隔絕」，「從恩典中墜落」了（</w:t>
+      </w:r>
+      <w:hyperlink r:id="rId215">
+        <w:r>
+          <w:rPr>
+            <w:lang w:val="zh_TW" w:bidi="zh_TW"/>
+          </w:rPr>
+          <w:rPr>
+            <w:color w:val="0000EE"/>
+            <w:u w:val="single"/>
+          </w:rPr>
+          <w:t>2–4節</w:t>
+        </w:r>
+      </w:hyperlink>
+      <w:r>
+        <w:rPr>
+          <w:lang w:val="zh_TW" w:bidi="zh_TW"/>
+        </w:rPr>
+        <w:t>）。這些基督徒正受到誘惑轉向「另一個福音」（</w:t>
+      </w:r>
+      <w:hyperlink r:id="rId216">
+        <w:r>
+          <w:rPr>
+            <w:lang w:val="zh_TW" w:bidi="zh_TW"/>
+          </w:rPr>
+          <w:rPr>
+            <w:color w:val="0000EE"/>
+            <w:u w:val="single"/>
+          </w:rPr>
+          <w:t>1:6–7</w:t>
+        </w:r>
+      </w:hyperlink>
+      <w:r>
+        <w:rPr>
+          <w:lang w:val="zh_TW" w:bidi="zh_TW"/>
+        </w:rPr>
+        <w:t>）。</w:t>
+      </w:r>
+    </w:p>
+    <w:p>
+      <w:pPr/>
+      <w:r>
+        <w:rPr>
+          <w:lang w:val="zh_TW" w:bidi="zh_TW"/>
+        </w:rPr>
+      </w:r>
+      <w:r>
+        <w:rPr>
+          <w:lang w:val="zh_TW" w:bidi="zh_TW"/>
+        </w:rPr>
+        <w:t>由於猶太主義者對白白恩典（free grace）的福音構成了嚴重威脅，保羅甚至希望那些擾亂加拉太人的人「把自己割絕」（</w:t>
+      </w:r>
+      <w:hyperlink r:id="rId217">
+        <w:r>
+          <w:rPr>
+            <w:lang w:val="zh_TW" w:bidi="zh_TW"/>
+          </w:rPr>
+          <w:rPr>
+            <w:color w:val="0000EE"/>
+            <w:u w:val="single"/>
+          </w:rPr>
+          <w:t>加5:12</w:t>
+        </w:r>
+      </w:hyperlink>
+      <w:r>
+        <w:rPr>
+          <w:lang w:val="zh_TW" w:bidi="zh_TW"/>
+        </w:rPr>
+        <w:t>）。他稱猶太教徒為「犬類」和「作惡的」（「妄自行割的」），並宣稱基督徒是「真受割禮的」，因為他們靠著聖靈敬拜神，並以基督耶穌為榮，不靠人的行為得救（</w:t>
+      </w:r>
+      <w:hyperlink r:id="rId218">
+        <w:r>
+          <w:rPr>
+            <w:lang w:val="zh_TW" w:bidi="zh_TW"/>
+          </w:rPr>
+          <w:rPr>
+            <w:color w:val="0000EE"/>
+            <w:u w:val="single"/>
+          </w:rPr>
+          <w:t>腓3:2–3</w:t>
+        </w:r>
+      </w:hyperlink>
+      <w:r>
+        <w:rPr>
+          <w:lang w:val="zh_TW" w:bidi="zh_TW"/>
+        </w:rPr>
+        <w:t>）。</w:t>
+      </w:r>
+    </w:p>
+    <w:p>
+      <w:pPr/>
+      <w:r>
+        <w:rPr>
+          <w:lang w:val="zh_TW" w:bidi="zh_TW"/>
+        </w:rPr>
+      </w:r>
+      <w:r>
+        <w:rPr>
+          <w:lang w:val="zh_TW" w:bidi="zh_TW"/>
+        </w:rPr>
+        <w:t>保羅教導說，割禮對猶太人來說確實是有價值的，因為這是表明神的「聖言（oracles of God）」已交託給他們，即有關救恩應許的話語（</w:t>
+      </w:r>
+      <w:hyperlink r:id="rId219">
+        <w:r>
+          <w:rPr>
+            <w:lang w:val="zh_TW" w:bidi="zh_TW"/>
+          </w:rPr>
+          <w:rPr>
+            <w:color w:val="0000EE"/>
+            <w:u w:val="single"/>
+          </w:rPr>
+          <w:t>羅3:1–3</w:t>
+        </w:r>
+      </w:hyperlink>
+      <w:r>
+        <w:rPr>
+          <w:lang w:val="zh_TW" w:bidi="zh_TW"/>
+        </w:rPr>
+        <w:t>）。他提醒驕傲的以弗所人，他們作為外邦人，「在所應許的諸約上」曾經是「局外人」，身體上沒有約的記號（</w:t>
+      </w:r>
+      <w:hyperlink r:id="rId220">
+        <w:r>
+          <w:rPr>
+            <w:lang w:val="zh_TW" w:bidi="zh_TW"/>
+          </w:rPr>
+          <w:rPr>
+            <w:color w:val="0000EE"/>
+            <w:u w:val="single"/>
+          </w:rPr>
+          <w:t>弗2:11–12</w:t>
+        </w:r>
+      </w:hyperlink>
+      <w:r>
+        <w:rPr>
+          <w:lang w:val="zh_TW" w:bidi="zh_TW"/>
+        </w:rPr>
+        <w:t>；見</w:t>
+      </w:r>
+      <w:hyperlink r:id="rId221">
+        <w:r>
+          <w:rPr>
+            <w:lang w:val="zh_TW" w:bidi="zh_TW"/>
+          </w:rPr>
+          <w:rPr>
+            <w:color w:val="0000EE"/>
+            <w:u w:val="single"/>
+          </w:rPr>
+          <w:t>西2:13</w:t>
+        </w:r>
+      </w:hyperlink>
+      <w:r>
+        <w:rPr>
+          <w:lang w:val="zh_TW" w:bidi="zh_TW"/>
+        </w:rPr>
+        <w:t>）。同樣，猶太人也沒有驕傲的理由，因為不順從神，會使受過外在割禮的人也被視為未受割禮（</w:t>
+      </w:r>
+      <w:hyperlink r:id="rId222">
+        <w:r>
+          <w:rPr>
+            <w:lang w:val="zh_TW" w:bidi="zh_TW"/>
+          </w:rPr>
+          <w:rPr>
+            <w:color w:val="0000EE"/>
+            <w:u w:val="single"/>
+          </w:rPr>
+          <w:t>羅2:25</w:t>
+        </w:r>
+      </w:hyperlink>
+      <w:r>
+        <w:rPr>
+          <w:lang w:val="zh_TW" w:bidi="zh_TW"/>
+        </w:rPr>
+        <w:t>）。</w:t>
+      </w:r>
+    </w:p>
+    <w:p>
+      <w:pPr/>
+      <w:r>
+        <w:rPr>
+          <w:lang w:val="zh_TW" w:bidi="zh_TW"/>
+        </w:rPr>
+      </w:r>
+      <w:r>
+        <w:rPr>
+          <w:lang w:val="zh_TW" w:bidi="zh_TW"/>
+        </w:rPr>
+        <w:t>保羅和其他使徒跟隨摩西和舊約先知的教導，認為真正的割禮在於心靈。新約的教導更進一步確認，忠心的信徒即使在身體上未受割禮，也被神視為已受割禮的人，「因為外面作猶太人的，不是真猶太人；外面肉身的割禮，也不是真割禮。」（</w:t>
+      </w:r>
+      <w:hyperlink r:id="rId223">
+        <w:r>
+          <w:rPr>
+            <w:lang w:val="zh_TW" w:bidi="zh_TW"/>
+          </w:rPr>
+          <w:rPr>
+            <w:color w:val="0000EE"/>
+            <w:u w:val="single"/>
+          </w:rPr>
+          <w:t>羅2:28）</w:t>
+        </w:r>
+      </w:hyperlink>
+      <w:r>
+        <w:rPr>
+          <w:lang w:val="zh_TW" w:bidi="zh_TW"/>
+        </w:rPr>
+        <w:t>。猶太人和外邦人都是因恩典得救（</w:t>
+      </w:r>
+      <w:hyperlink r:id="rId207">
+        <w:r>
+          <w:rPr>
+            <w:lang w:val="zh_TW" w:bidi="zh_TW"/>
+          </w:rPr>
+          <w:rPr>
+            <w:color w:val="0000EE"/>
+            <w:u w:val="single"/>
+          </w:rPr>
+          <w:t>徒15:11</w:t>
+        </w:r>
+      </w:hyperlink>
+      <w:r>
+        <w:rPr>
+          <w:lang w:val="zh_TW" w:bidi="zh_TW"/>
+        </w:rPr>
+        <w:t>），受割禮和未受割禮的人都因信稱義，不在乎遵行律法與否（</w:t>
+      </w:r>
+      <w:hyperlink r:id="rId224">
+        <w:r>
+          <w:rPr>
+            <w:lang w:val="zh_TW" w:bidi="zh_TW"/>
+          </w:rPr>
+          <w:rPr>
+            <w:color w:val="0000EE"/>
+            <w:u w:val="single"/>
+          </w:rPr>
+          <w:t>羅3:28–30</w:t>
+        </w:r>
+      </w:hyperlink>
+      <w:r>
+        <w:rPr>
+          <w:lang w:val="zh_TW" w:bidi="zh_TW"/>
+        </w:rPr>
+        <w:t>）。</w:t>
+      </w:r>
+    </w:p>
+    <w:p>
+      <w:pPr/>
+      <w:r>
+        <w:rPr>
+          <w:lang w:val="zh_TW" w:bidi="zh_TW"/>
+        </w:rPr>
+      </w:r>
+      <w:r>
+        <w:rPr>
+          <w:lang w:val="zh_TW" w:bidi="zh_TW"/>
+        </w:rPr>
+        <w:t>亞伯拉罕是因信稱義的典範（</w:t>
+      </w:r>
+      <w:hyperlink r:id="rId225">
+        <w:r>
+          <w:rPr>
+            <w:lang w:val="zh_TW" w:bidi="zh_TW"/>
+          </w:rPr>
+          <w:rPr>
+            <w:color w:val="0000EE"/>
+            <w:u w:val="single"/>
+          </w:rPr>
+          <w:t>羅4:3</w:t>
+        </w:r>
+      </w:hyperlink>
+      <w:r>
+        <w:rPr>
+          <w:lang w:val="zh_TW" w:bidi="zh_TW"/>
+        </w:rPr>
+        <w:t>；見</w:t>
+      </w:r>
+      <w:hyperlink r:id="rId226">
+        <w:r>
+          <w:rPr>
+            <w:lang w:val="zh_TW" w:bidi="zh_TW"/>
+          </w:rPr>
+          <w:rPr>
+            <w:color w:val="0000EE"/>
+            <w:u w:val="single"/>
+          </w:rPr>
+          <w:t>創15:6</w:t>
+        </w:r>
+      </w:hyperlink>
+      <w:r>
+        <w:rPr>
+          <w:lang w:val="zh_TW" w:bidi="zh_TW"/>
+        </w:rPr>
+        <w:t>）。保羅認為外邦人和猶太人都是因信稱義，因為亞伯拉罕在受割禮之前就被算為義。亞伯拉罕受割禮不是為了得著義，而是作為他在未受割禮時因信稱義的記號或印證。因此，亞伯拉罕是所有未受割禮而信之人的父，也是那些受了割禮但也效法亞伯拉罕信心之人的父（</w:t>
+      </w:r>
+      <w:hyperlink r:id="rId227">
+        <w:r>
+          <w:rPr>
+            <w:lang w:val="zh_TW" w:bidi="zh_TW"/>
+          </w:rPr>
+          <w:rPr>
+            <w:color w:val="0000EE"/>
+            <w:u w:val="single"/>
+          </w:rPr>
+          <w:t>羅4:9–12</w:t>
+        </w:r>
+      </w:hyperlink>
+      <w:r>
+        <w:rPr>
+          <w:lang w:val="zh_TW" w:bidi="zh_TW"/>
+        </w:rPr>
+        <w:t>；見</w:t>
+      </w:r>
+      <w:hyperlink r:id="rId228">
+        <w:r>
+          <w:rPr>
+            <w:lang w:val="zh_TW" w:bidi="zh_TW"/>
+          </w:rPr>
+          <w:rPr>
+            <w:color w:val="0000EE"/>
+            <w:u w:val="single"/>
+          </w:rPr>
+          <w:t>加3:6–9</w:t>
+        </w:r>
+      </w:hyperlink>
+      <w:r>
+        <w:rPr>
+          <w:lang w:val="zh_TW" w:bidi="zh_TW"/>
+        </w:rPr>
+        <w:t>）。</w:t>
+      </w:r>
+    </w:p>
+    <w:p>
+      <w:pPr/>
+      <w:r>
+        <w:rPr>
+          <w:lang w:val="zh_TW" w:bidi="zh_TW"/>
+        </w:rPr>
+      </w:r>
+      <w:r>
+        <w:rPr>
+          <w:i/>
+          <w:lang w:val="zh_TW" w:bidi="zh_TW"/>
+        </w:rPr>
+        <w:t>另見</w:t>
+      </w:r>
+      <w:r>
+        <w:rPr>
+          <w:lang w:val="zh_TW" w:bidi="zh_TW"/>
+        </w:rPr>
+        <w:t>洗禮</w:t>
+      </w:r>
+      <w:r>
+        <w:rPr>
+          <w:lang w:val="zh_TW" w:bidi="zh_TW"/>
+        </w:rPr>
+        <w:t>；</w:t>
+      </w:r>
+      <w:r>
+        <w:rPr>
+          <w:lang w:val="zh_TW" w:bidi="zh_TW"/>
+        </w:rPr>
+        <w:t>潔淨與不潔淨的相關條例</w:t>
+      </w:r>
+      <w:r>
+        <w:rPr>
+          <w:lang w:val="zh_TW" w:bidi="zh_TW"/>
+        </w:rPr>
+        <w:t>；</w:t>
+      </w:r>
+      <w:r>
+        <w:rPr>
+          <w:lang w:val="zh_TW" w:bidi="zh_TW"/>
+        </w:rPr>
+        <w:t>未受割禮</w:t>
+      </w:r>
+      <w:r>
+        <w:rPr>
+          <w:lang w:val="zh_TW" w:bidi="zh_TW"/>
+        </w:rPr>
+        <w:t>。</w:t>
+      </w:r>
+      <w:r>
+        <w:rPr>
+          <w:lang w:val="zh_TW" w:bidi="zh_TW"/>
+        </w:rPr>
+      </w:r>
+      <w:r>
+        <w:rPr>
+          <w:lang w:val="zh_TW" w:bidi="zh_TW"/>
+        </w:rPr>
+      </w:r>
+    </w:p>
+    <w:p>
+      <w:pPr/>
+      <w:r>
+        <w:rPr>
+          <w:lang w:val="zh_TW" w:bidi="zh_TW"/>
+        </w:rPr>
+      </w:r>
+    </w:p>
+    <w:p>
+      <w:pPr>
+        <w:pStyle w:val="Heading2"/>
+      </w:pPr>
+      <w:r>
+        <w:rPr>
+          <w:lang w:val="zh_TW" w:bidi="zh_TW"/>
+        </w:rPr>
+        <w:t>歌斐木</w:t>
+      </w:r>
+      <w:r>
+        <w:rPr>
+          <w:lang w:val="zh_TW" w:bidi="zh_TW"/>
+        </w:rPr>
+      </w:r>
+    </w:p>
+    <w:p>
+      <w:pPr/>
+      <w:r>
+        <w:rPr>
+          <w:lang w:val="zh_TW" w:bidi="zh_TW"/>
+        </w:rPr>
+      </w:r>
+      <w:r>
+        <w:rPr>
+          <w:lang w:val="zh_TW" w:bidi="zh_TW"/>
+        </w:rPr>
+        <w:t>挪亞用來建造方舟的材料 （</w:t>
+      </w:r>
+      <w:hyperlink r:id="rId229">
+        <w:r>
+          <w:rPr>
+            <w:lang w:val="zh_TW" w:bidi="zh_TW"/>
+          </w:rPr>
+          <w:rPr>
+            <w:color w:val="0000EE"/>
+            <w:u w:val="single"/>
+          </w:rPr>
+          <w:t>創6:14</w:t>
+        </w:r>
+      </w:hyperlink>
+      <w:r>
+        <w:rPr>
+          <w:lang w:val="zh_TW" w:bidi="zh_TW"/>
+        </w:rPr>
+        <w:t>）。</w:t>
+      </w:r>
+      <w:r>
+        <w:rPr>
+          <w:i/>
+          <w:lang w:val="zh_TW" w:bidi="zh_TW"/>
+        </w:rPr>
         <w:t>見</w:t>
       </w:r>
       <w:r>
         <w:rPr>
           <w:lang w:val="zh_TW" w:bidi="zh_TW"/>
         </w:rPr>
+        <w:t>植物（柏樹）</w:t>
+      </w:r>
+      <w:r>
+        <w:rPr>
+          <w:lang w:val="zh_TW" w:bidi="zh_TW"/>
+        </w:rPr>
+        <w:t>。</w:t>
+      </w:r>
+      <w:r>
+        <w:rPr>
+          <w:lang w:val="zh_TW" w:bidi="zh_TW"/>
+        </w:rPr>
+      </w:r>
+      <w:r>
+        <w:rPr>
+          <w:lang w:val="zh_TW" w:bidi="zh_TW"/>
+        </w:rPr>
+      </w:r>
+    </w:p>
+    <w:p>
+      <w:pPr/>
+      <w:r>
+        <w:rPr>
+          <w:lang w:val="zh_TW" w:bidi="zh_TW"/>
+        </w:rPr>
+      </w:r>
+    </w:p>
+    <w:p>
+      <w:pPr>
+        <w:pStyle w:val="Heading2"/>
+      </w:pPr>
+      <w:r>
+        <w:rPr>
+          <w:lang w:val="zh_TW" w:bidi="zh_TW"/>
+        </w:rPr>
+        <w:t>歌篾</w:t>
+      </w:r>
+      <w:r>
+        <w:rPr>
+          <w:lang w:val="zh_TW" w:bidi="zh_TW"/>
+        </w:rPr>
+      </w:r>
+    </w:p>
+    <w:p>
+      <w:pPr/>
+      <w:r>
+        <w:rPr>
+          <w:lang w:val="zh_TW" w:bidi="zh_TW"/>
+        </w:rPr>
+      </w:r>
+      <w:r>
+        <w:rPr>
+          <w:lang w:val="zh_TW" w:bidi="zh_TW"/>
+        </w:rPr>
+        <w:t>1. 挪亞的兒子雅弗之子（</w:t>
+      </w:r>
+      <w:hyperlink r:id="rId230">
+        <w:r>
+          <w:rPr>
+            <w:lang w:val="zh_TW" w:bidi="zh_TW"/>
+          </w:rPr>
+          <w:rPr>
+            <w:color w:val="0000EE"/>
+            <w:u w:val="single"/>
+          </w:rPr>
+          <w:t>創10:2</w:t>
+        </w:r>
+      </w:hyperlink>
+      <w:r>
+        <w:rPr>
+          <w:lang w:val="zh_TW" w:bidi="zh_TW"/>
+        </w:rPr>
+        <w:t>；參</w:t>
+      </w:r>
+      <w:hyperlink r:id="rId231">
+        <w:r>
+          <w:rPr>
+            <w:lang w:val="zh_TW" w:bidi="zh_TW"/>
+          </w:rPr>
+          <w:rPr>
+            <w:color w:val="0000EE"/>
+            <w:u w:val="single"/>
+          </w:rPr>
+          <w:t>代上1:5</w:t>
+        </w:r>
+      </w:hyperlink>
+      <w:r>
+        <w:rPr>
+          <w:lang w:val="zh_TW" w:bidi="zh_TW"/>
+        </w:rPr>
+        <w:t>）。他有三個兒子：亞實基拿、利法和陀迦瑪（</w:t>
+      </w:r>
+      <w:hyperlink r:id="rId232">
+        <w:r>
+          <w:rPr>
+            <w:lang w:val="zh_TW" w:bidi="zh_TW"/>
+          </w:rPr>
+          <w:rPr>
+            <w:color w:val="0000EE"/>
+            <w:u w:val="single"/>
+          </w:rPr>
+          <w:t>創10:3</w:t>
+        </w:r>
+      </w:hyperlink>
+      <w:r>
+        <w:rPr>
+          <w:lang w:val="zh_TW" w:bidi="zh_TW"/>
+        </w:rPr>
+        <w:t>；</w:t>
+      </w:r>
+      <w:hyperlink r:id="rId233">
+        <w:r>
+          <w:rPr>
+            <w:lang w:val="zh_TW" w:bidi="zh_TW"/>
+          </w:rPr>
+          <w:rPr>
+            <w:color w:val="0000EE"/>
+            <w:u w:val="single"/>
+          </w:rPr>
+          <w:t>代上1:6</w:t>
+        </w:r>
+      </w:hyperlink>
+      <w:r>
+        <w:rPr>
+          <w:lang w:val="zh_TW" w:bidi="zh_TW"/>
+        </w:rPr>
+        <w:t>）。他是古代西米利亞人（Cimmerians）的祖先，根據以西結的預言，他們會與瑪各的王歌革聯合，試圖消滅以色列（</w:t>
+      </w:r>
+      <w:hyperlink r:id="rId234">
+        <w:r>
+          <w:rPr>
+            <w:lang w:val="zh_TW" w:bidi="zh_TW"/>
+          </w:rPr>
+          <w:rPr>
+            <w:color w:val="0000EE"/>
+            <w:u w:val="single"/>
+          </w:rPr>
+          <w:t>結38:6</w:t>
+        </w:r>
+      </w:hyperlink>
+      <w:r>
+        <w:rPr>
+          <w:lang w:val="zh_TW" w:bidi="zh_TW"/>
+        </w:rPr>
+        <w:t>）。</w:t>
+      </w:r>
+    </w:p>
+    <w:p>
+      <w:pPr/>
+      <w:r>
+        <w:rPr>
+          <w:lang w:val="zh_TW" w:bidi="zh_TW"/>
+        </w:rPr>
+      </w:r>
+      <w:r>
+        <w:rPr>
+          <w:lang w:val="zh_TW" w:bidi="zh_TW"/>
+        </w:rPr>
+        <w:t>2. 滴拉音的女兒，一位妓女，後來因神的命令成為何西阿的妻子。她為何西阿生了孩子後，陷入不道德行為，但最終被救贖。她的行為成為以色列不忠於神的例證（</w:t>
+      </w:r>
+      <w:hyperlink r:id="rId235">
+        <w:r>
+          <w:rPr>
+            <w:lang w:val="zh_TW" w:bidi="zh_TW"/>
+          </w:rPr>
+          <w:rPr>
+            <w:color w:val="0000EE"/>
+            <w:u w:val="single"/>
+          </w:rPr>
+          <w:t>何1–3</w:t>
+        </w:r>
+      </w:hyperlink>
+      <w:r>
+        <w:rPr>
+          <w:lang w:val="zh_TW" w:bidi="zh_TW"/>
+        </w:rPr>
+        <w:t>）。</w:t>
+      </w:r>
+    </w:p>
+    <w:p>
+      <w:pPr/>
+      <w:r>
+        <w:rPr>
+          <w:lang w:val="zh_TW" w:bidi="zh_TW"/>
+        </w:rPr>
+      </w:r>
+      <w:r>
+        <w:rPr>
+          <w:i/>
+          <w:lang w:val="zh_TW" w:bidi="zh_TW"/>
+        </w:rPr>
+        <w:t>另見</w:t>
+      </w:r>
+      <w:r>
+        <w:rPr>
+          <w:lang w:val="zh_TW" w:bidi="zh_TW"/>
+        </w:rPr>
+        <w:t>何西阿（人物）</w:t>
+      </w:r>
+      <w:r>
+        <w:rPr>
+          <w:lang w:val="zh_TW" w:bidi="zh_TW"/>
+        </w:rPr>
+        <w:t>。</w:t>
+      </w:r>
+      <w:r>
+        <w:rPr>
+          <w:lang w:val="zh_TW" w:bidi="zh_TW"/>
+        </w:rPr>
+      </w:r>
+      <w:r>
+        <w:rPr>
+          <w:lang w:val="zh_TW" w:bidi="zh_TW"/>
+        </w:rPr>
+      </w:r>
+    </w:p>
+    <w:p>
+      <w:pPr/>
+      <w:r>
+        <w:rPr>
+          <w:lang w:val="zh_TW" w:bidi="zh_TW"/>
+        </w:rPr>
+      </w:r>
+    </w:p>
+    <w:p>
+      <w:pPr>
+        <w:pStyle w:val="Heading2"/>
+      </w:pPr>
+      <w:r>
+        <w:rPr>
+          <w:lang w:val="zh_TW" w:bidi="zh_TW"/>
+        </w:rPr>
+        <w:t>鴿子</w:t>
+      </w:r>
+      <w:r>
+        <w:rPr>
+          <w:lang w:val="zh_TW" w:bidi="zh_TW"/>
+        </w:rPr>
+      </w:r>
+    </w:p>
+    <w:p>
+      <w:pPr/>
+      <w:r>
+        <w:rPr>
+          <w:lang w:val="zh_TW" w:bidi="zh_TW"/>
+        </w:rPr>
+      </w:r>
+      <w:r>
+        <w:rPr>
+          <w:lang w:val="zh_TW" w:bidi="zh_TW"/>
+        </w:rPr>
+        <w:t>鴿子（Pigeon或Dove）是指</w:t>
+      </w:r>
+      <w:r>
+        <w:rPr>
+          <w:i/>
+          <w:lang w:val="zh_TW" w:bidi="zh_TW"/>
+        </w:rPr>
+        <w:t>鳩鴿科</w:t>
+      </w:r>
+      <w:r>
+        <w:rPr>
+          <w:lang w:val="zh_TW" w:bidi="zh_TW"/>
+        </w:rPr>
+        <w:t>（</w:t>
+      </w:r>
+      <w:r>
+        <w:rPr>
+          <w:i/>
+          <w:lang w:val="zh_TW" w:bidi="zh_TW"/>
+        </w:rPr>
+        <w:t>Columbidae</w:t>
+      </w:r>
+      <w:r>
+        <w:rPr>
+          <w:lang w:val="zh_TW" w:bidi="zh_TW"/>
+        </w:rPr>
+        <w:t>）的鳥類。人們常交替使用這兩個稱呼，例如常見的城市鴿子其實是源自野生的巖鴿（rock dove）。在某些英文的聖經譯本中，這兩個詞常被用來翻譯同一個希伯來文詞彙；而另一個希伯來文詞彙則通常譯為「斑鳩（turtledove）」。古希伯來人顯然能分辨不同種類的鴿子。</w:t>
+      </w:r>
+    </w:p>
+    <w:p>
+      <w:pPr/>
+      <w:r>
+        <w:rPr>
+          <w:lang w:val="zh_TW" w:bidi="zh_TW"/>
+        </w:rPr>
+      </w:r>
+      <w:r>
+        <w:rPr>
+          <w:lang w:val="zh_TW" w:bidi="zh_TW"/>
+        </w:rPr>
+        <w:t>今天，至少有六種鴿子在以色列棲息：</w:t>
+      </w:r>
+    </w:p>
+    <w:p>
+      <w:pPr>
+        <w:pStyle w:val="ListBullet"/>
+        <w:spacing w:line="240" w:lineRule="auto"/>
+        <w:ind w:left="720"/>
+      </w:pPr>
+      <w:r>
+        <w:rPr>
+          <w:lang w:val="zh_TW" w:bidi="zh_TW"/>
+        </w:rPr>
+      </w:r>
+      <w:r>
+        <w:rPr>
+          <w:lang w:val="zh_TW" w:bidi="zh_TW"/>
+        </w:rPr>
+        <w:t xml:space="preserve">鴿屬 (genus </w:t>
+      </w:r>
+      <w:r>
+        <w:rPr>
+          <w:i/>
+          <w:lang w:val="zh_TW" w:bidi="zh_TW"/>
+        </w:rPr>
+        <w:t>Columba</w:t>
+      </w:r>
+      <w:r>
+        <w:rPr>
+          <w:lang w:val="zh_TW" w:bidi="zh_TW"/>
+        </w:rPr>
+        <w:t>)：巖鴿、環鴿（ring dove）和歐鴿（stock dove）以及</w:t>
+      </w:r>
+    </w:p>
+    <w:p>
+      <w:pPr>
+        <w:pStyle w:val="ListBullet"/>
+        <w:spacing w:line="240" w:lineRule="auto"/>
+        <w:ind w:left="720"/>
+      </w:pPr>
+      <w:r>
+        <w:rPr>
+          <w:lang w:val="zh_TW" w:bidi="zh_TW"/>
+        </w:rPr>
+      </w:r>
+      <w:r>
+        <w:rPr>
+          <w:lang w:val="zh_TW" w:bidi="zh_TW"/>
+        </w:rPr>
+        <w:t xml:space="preserve">斑鳩屬 (genus </w:t>
+      </w:r>
+      <w:r>
+        <w:rPr>
+          <w:i/>
+          <w:lang w:val="zh_TW" w:bidi="zh_TW"/>
+        </w:rPr>
+        <w:t>Streptopelia</w:t>
+      </w:r>
+      <w:r>
+        <w:rPr>
+          <w:lang w:val="zh_TW" w:bidi="zh_TW"/>
+        </w:rPr>
+        <w:t>)：包括斑鳩（turtle dove）、灰斑鳩（collared dove）與棕斑鳩（palm dove）。</w:t>
+      </w:r>
+    </w:p>
+    <w:p>
+      <w:pPr/>
+      <w:r>
+        <w:rPr>
+          <w:lang w:val="zh_TW" w:bidi="zh_TW"/>
+        </w:rPr>
+      </w:r>
+      <w:r>
+        <w:rPr>
+          <w:lang w:val="zh_TW" w:bidi="zh_TW"/>
+        </w:rPr>
+        <w:t>聖經中最常提及的是巖鴿（</w:t>
+      </w:r>
+      <w:r>
+        <w:rPr>
+          <w:i/>
+          <w:lang w:val="zh_TW" w:bidi="zh_TW"/>
+        </w:rPr>
+        <w:t>Columba livia</w:t>
+      </w:r>
+      <w:r>
+        <w:rPr>
+          <w:lang w:val="zh_TW" w:bidi="zh_TW"/>
+        </w:rPr>
+        <w:t>）與斑鳩（</w:t>
+      </w:r>
+      <w:r>
+        <w:rPr>
+          <w:i/>
+          <w:lang w:val="zh_TW" w:bidi="zh_TW"/>
+        </w:rPr>
+        <w:t>Streptopelia turtur</w:t>
+      </w:r>
+      <w:r>
+        <w:rPr>
+          <w:lang w:val="zh_TW" w:bidi="zh_TW"/>
+        </w:rPr>
+        <w:t>）。</w:t>
+      </w:r>
+    </w:p>
+    <w:p>
+      <w:pPr/>
+      <w:r>
+        <w:rPr>
+          <w:lang w:val="zh_TW" w:bidi="zh_TW"/>
+        </w:rPr>
+      </w:r>
+      <w:r>
+        <w:rPr>
+          <w:lang w:val="zh_TW" w:bidi="zh_TW"/>
+        </w:rPr>
+        <w:t>鴿子體長約15至30公分（6至12 英吋）。巖鴿是以色列色彩最豐富的品種，通常呈銀灰色，翅膀在光線下會閃爍綠色光澤（</w:t>
+      </w:r>
+      <w:hyperlink r:id="rId236">
+        <w:r>
+          <w:rPr>
+            <w:lang w:val="zh_TW" w:bidi="zh_TW"/>
+          </w:rPr>
+          <w:rPr>
+            <w:color w:val="0000EE"/>
+            <w:u w:val="single"/>
+          </w:rPr>
+          <w:t>詩68:13</w:t>
+        </w:r>
+      </w:hyperlink>
+      <w:r>
+        <w:rPr>
+          <w:lang w:val="zh_TW" w:bidi="zh_TW"/>
+        </w:rPr>
+        <w:t>）。體型較小的鴿子則多為灰色或淺褐色，頸後帶有深色的半環頸圈。牠們具有頸短、頭小、身圓、翅短等特徵；其翅膀強健，足以長途飛行。體型較小的鴿子尾巴則較長。</w:t>
+      </w:r>
+    </w:p>
+    <w:p>
+      <w:pPr/>
+      <w:r>
+        <w:rPr>
+          <w:lang w:val="zh_TW" w:bidi="zh_TW"/>
+        </w:rPr>
+      </w:r>
+      <w:r>
+        <w:rPr>
+          <w:lang w:val="zh_TW" w:bidi="zh_TW"/>
+        </w:rPr>
+        <w:t>野生巖鴿主要棲息於加利利海附近及死海周邊的深谷，並在懸崖與岩石間築巢（</w:t>
+      </w:r>
+      <w:hyperlink r:id="rId237">
+        <w:r>
+          <w:rPr>
+            <w:lang w:val="zh_TW" w:bidi="zh_TW"/>
+          </w:rPr>
+          <w:rPr>
+            <w:color w:val="0000EE"/>
+            <w:u w:val="single"/>
+          </w:rPr>
+          <w:t>歌2:14</w:t>
+        </w:r>
+      </w:hyperlink>
+      <w:r>
+        <w:rPr>
+          <w:lang w:val="zh_TW" w:bidi="zh_TW"/>
+        </w:rPr>
+        <w:t>；</w:t>
+      </w:r>
+      <w:hyperlink r:id="rId238">
+        <w:r>
+          <w:rPr>
+            <w:lang w:val="zh_TW" w:bidi="zh_TW"/>
+          </w:rPr>
+          <w:rPr>
+            <w:color w:val="0000EE"/>
+            <w:u w:val="single"/>
+          </w:rPr>
+          <w:t>耶48:28</w:t>
+        </w:r>
+      </w:hyperlink>
+      <w:r>
+        <w:rPr>
+          <w:lang w:val="zh_TW" w:bidi="zh_TW"/>
+        </w:rPr>
+        <w:t>）。所有以色列中的鴿子都會利用植物碎片搭建結構脆弱的巢。牠們通常每年產蛋兩次，每次兩枚，由雙親共同撫育。牠們以種子和雜草為食；親鳥會在嗉囊中分泌「鴿乳（pigeon’s milk）」（經部分消化的軟質食物）來餵養雛鳥。</w:t>
+      </w:r>
+    </w:p>
+    <w:p>
+      <w:pPr/>
+      <w:r>
+        <w:rPr>
+          <w:lang w:val="zh_TW" w:bidi="zh_TW"/>
+        </w:rPr>
+      </w:r>
+      <w:r>
+        <w:rPr>
+          <w:lang w:val="zh_TW" w:bidi="zh_TW"/>
+        </w:rPr>
+        <w:t>雄鴿常為爭奪配偶而競爭。斑鳩的求偶飛行姿態非常優美。由於鴿子細心照料配偶與幼鳥，所以牠們長期以來被視為愛與和平的象徵（</w:t>
+      </w:r>
+      <w:hyperlink r:id="rId239">
+        <w:r>
+          <w:rPr>
+            <w:lang w:val="zh_TW" w:bidi="zh_TW"/>
+          </w:rPr>
+          <w:rPr>
+            <w:color w:val="0000EE"/>
+            <w:u w:val="single"/>
+          </w:rPr>
+          <w:t>歌1:15</w:t>
+        </w:r>
+      </w:hyperlink>
+      <w:r>
+        <w:rPr>
+          <w:lang w:val="zh_TW" w:bidi="zh_TW"/>
+        </w:rPr>
+        <w:t>，</w:t>
+      </w:r>
+      <w:hyperlink r:id="rId237">
+        <w:r>
+          <w:rPr>
+            <w:lang w:val="zh_TW" w:bidi="zh_TW"/>
+          </w:rPr>
+          <w:rPr>
+            <w:color w:val="0000EE"/>
+            <w:u w:val="single"/>
+          </w:rPr>
+          <w:t>2:14</w:t>
+        </w:r>
+      </w:hyperlink>
+      <w:r>
+        <w:rPr>
+          <w:lang w:val="zh_TW" w:bidi="zh_TW"/>
+        </w:rPr>
+        <w:t>，</w:t>
+      </w:r>
+      <w:hyperlink r:id="rId240">
+        <w:r>
+          <w:rPr>
+            <w:lang w:val="zh_TW" w:bidi="zh_TW"/>
+          </w:rPr>
+          <w:rPr>
+            <w:color w:val="0000EE"/>
+            <w:u w:val="single"/>
+          </w:rPr>
+          <w:t>4:1</w:t>
+        </w:r>
+      </w:hyperlink>
+      <w:r>
+        <w:rPr>
+          <w:lang w:val="zh_TW" w:bidi="zh_TW"/>
+        </w:rPr>
+        <w:t>，</w:t>
+      </w:r>
+      <w:hyperlink r:id="rId241">
+        <w:r>
+          <w:rPr>
+            <w:lang w:val="zh_TW" w:bidi="zh_TW"/>
+          </w:rPr>
+          <w:rPr>
+            <w:color w:val="0000EE"/>
+            <w:u w:val="single"/>
+          </w:rPr>
+          <w:t>5:2</w:t>
+        </w:r>
+      </w:hyperlink>
+      <w:r>
+        <w:rPr>
+          <w:lang w:val="zh_TW" w:bidi="zh_TW"/>
+        </w:rPr>
+        <w:t>）。</w:t>
+      </w:r>
+    </w:p>
+    <w:p>
+      <w:pPr/>
+      <w:r>
+        <w:rPr>
+          <w:lang w:val="zh_TW" w:bidi="zh_TW"/>
+        </w:rPr>
+      </w:r>
+      <w:r>
+        <w:rPr>
+          <w:lang w:val="zh_TW" w:bidi="zh_TW"/>
+        </w:rPr>
+        <w:t>古代作者深知鴿子與斑鳩的區別。鴿子全年定居在以色列且易於馴服。而斑鳩則是候鳥，僅在春季遷徙而至（</w:t>
+      </w:r>
+      <w:hyperlink r:id="rId242">
+        <w:r>
+          <w:rPr>
+            <w:lang w:val="zh_TW" w:bidi="zh_TW"/>
+          </w:rPr>
+          <w:rPr>
+            <w:color w:val="0000EE"/>
+            <w:u w:val="single"/>
+          </w:rPr>
+          <w:t>歌2:12</w:t>
+        </w:r>
+      </w:hyperlink>
+      <w:r>
+        <w:rPr>
+          <w:lang w:val="zh_TW" w:bidi="zh_TW"/>
+        </w:rPr>
+        <w:t>；</w:t>
+      </w:r>
+      <w:hyperlink r:id="rId243">
+        <w:r>
+          <w:rPr>
+            <w:lang w:val="zh_TW" w:bidi="zh_TW"/>
+          </w:rPr>
+          <w:rPr>
+            <w:color w:val="0000EE"/>
+            <w:u w:val="single"/>
+          </w:rPr>
+          <w:t>耶8:7</w:t>
+        </w:r>
+      </w:hyperlink>
+      <w:r>
+        <w:rPr>
+          <w:lang w:val="zh_TW" w:bidi="zh_TW"/>
+        </w:rPr>
+        <w:t>）。人們會將斑鳩關在籠中作為寵物或供祭祀之用。鴿子可能是人類最早馴化的鳥類，甚至可能追溯至挪亞時代（</w:t>
+      </w:r>
+      <w:hyperlink r:id="rId244">
+        <w:r>
+          <w:rPr>
+            <w:lang w:val="zh_TW" w:bidi="zh_TW"/>
+          </w:rPr>
+          <w:rPr>
+            <w:color w:val="0000EE"/>
+            <w:u w:val="single"/>
+          </w:rPr>
+          <w:t>創8:8–12</w:t>
+        </w:r>
+      </w:hyperlink>
+      <w:r>
+        <w:rPr>
+          <w:lang w:val="zh_TW" w:bidi="zh_TW"/>
+        </w:rPr>
+        <w:t>）。在新約聖經時代，耶路撒冷大希律的宮殿附近就設有許多鴿舍。</w:t>
+      </w:r>
+    </w:p>
+    <w:p>
+      <w:pPr>
+        <w:pStyle w:val="Heading3"/>
+      </w:pPr>
+      <w:r>
+        <w:rPr>
+          <w:lang w:val="zh_TW" w:bidi="zh_TW"/>
+        </w:rPr>
+        <w:t>聖經時代的鴿子</w:t>
+      </w:r>
+    </w:p>
+    <w:p>
+      <w:pPr/>
+      <w:r>
+        <w:rPr>
+          <w:lang w:val="zh_TW" w:bidi="zh_TW"/>
+        </w:rPr>
+      </w:r>
+      <w:r>
+        <w:rPr>
+          <w:lang w:val="zh_TW" w:bidi="zh_TW"/>
+        </w:rPr>
+        <w:t>鴿子與斑鳩因其溫順的性格被視為珍貴的鳥類，既可作為食物，也用於獻祭。斑鳩因較難獲取，可能被視為更具特殊意義的祭物。聖經頻繁提及將其作為</w:t>
+      </w:r>
+      <w:r>
+        <w:rPr>
+          <w:lang w:val="zh_TW" w:bidi="zh_TW"/>
+        </w:rPr>
+        <w:t>祭</w:t>
+      </w:r>
+      <w:r>
+        <w:rPr>
+          <w:lang w:val="zh_TW" w:bidi="zh_TW"/>
+        </w:rPr>
+        <w:t>物（</w:t>
+      </w:r>
+      <w:hyperlink r:id="rId245">
+        <w:r>
+          <w:rPr>
+            <w:lang w:val="zh_TW" w:bidi="zh_TW"/>
+          </w:rPr>
+          <w:rPr>
+            <w:color w:val="0000EE"/>
+            <w:u w:val="single"/>
+          </w:rPr>
+          <w:t>創15:7–10</w:t>
+        </w:r>
+      </w:hyperlink>
+      <w:r>
+        <w:rPr>
+          <w:lang w:val="zh_TW" w:bidi="zh_TW"/>
+        </w:rPr>
+        <w:t>；</w:t>
+      </w:r>
+      <w:hyperlink r:id="rId246">
+        <w:r>
+          <w:rPr>
+            <w:lang w:val="zh_TW" w:bidi="zh_TW"/>
+          </w:rPr>
+          <w:rPr>
+            <w:color w:val="0000EE"/>
+            <w:u w:val="single"/>
+          </w:rPr>
+          <w:t>利1:14</w:t>
+        </w:r>
+      </w:hyperlink>
+      <w:r>
+        <w:rPr>
+          <w:lang w:val="zh_TW" w:bidi="zh_TW"/>
+        </w:rPr>
+        <w:t>，</w:t>
+      </w:r>
+      <w:hyperlink r:id="rId247">
+        <w:r>
+          <w:rPr>
+            <w:lang w:val="zh_TW" w:bidi="zh_TW"/>
+          </w:rPr>
+          <w:rPr>
+            <w:color w:val="0000EE"/>
+            <w:u w:val="single"/>
+          </w:rPr>
+          <w:t>5:7</w:t>
+        </w:r>
+      </w:hyperlink>
+      <w:r>
+        <w:rPr>
+          <w:lang w:val="zh_TW" w:bidi="zh_TW"/>
+        </w:rPr>
+        <w:t>，</w:t>
+      </w:r>
+      <w:hyperlink r:id="rId248">
+        <w:r>
+          <w:rPr>
+            <w:lang w:val="zh_TW" w:bidi="zh_TW"/>
+          </w:rPr>
+          <w:rPr>
+            <w:color w:val="0000EE"/>
+            <w:u w:val="single"/>
+          </w:rPr>
+          <w:t>12:6</w:t>
+        </w:r>
+      </w:hyperlink>
+      <w:r>
+        <w:rPr>
+          <w:lang w:val="zh_TW" w:bidi="zh_TW"/>
+        </w:rPr>
+        <w:t>；</w:t>
+      </w:r>
+      <w:hyperlink r:id="rId249">
+        <w:r>
+          <w:rPr>
+            <w:lang w:val="zh_TW" w:bidi="zh_TW"/>
+          </w:rPr>
+          <w:rPr>
+            <w:color w:val="0000EE"/>
+            <w:u w:val="single"/>
+          </w:rPr>
+          <w:t>民6:10</w:t>
+        </w:r>
+      </w:hyperlink>
+      <w:r>
+        <w:rPr>
+          <w:lang w:val="zh_TW" w:bidi="zh_TW"/>
+        </w:rPr>
+        <w:t>；</w:t>
+      </w:r>
+      <w:hyperlink r:id="rId250">
+        <w:r>
+          <w:rPr>
+            <w:lang w:val="zh_TW" w:bidi="zh_TW"/>
+          </w:rPr>
+          <w:rPr>
+            <w:color w:val="0000EE"/>
+            <w:u w:val="single"/>
+          </w:rPr>
+          <w:t>路2:24</w:t>
+        </w:r>
+      </w:hyperlink>
+      <w:r>
+        <w:rPr>
+          <w:lang w:val="zh_TW" w:bidi="zh_TW"/>
+        </w:rPr>
+        <w:t>）。此外，其它經文也描述了牠們的：</w:t>
+      </w:r>
+    </w:p>
+    <w:p>
+      <w:pPr>
+        <w:pStyle w:val="ListBullet"/>
+        <w:spacing w:line="240" w:lineRule="auto"/>
+        <w:ind w:left="720"/>
+      </w:pPr>
+      <w:r>
+        <w:rPr>
+          <w:lang w:val="zh_TW" w:bidi="zh_TW"/>
+        </w:rPr>
+      </w:r>
+      <w:r>
+        <w:rPr>
+          <w:lang w:val="zh_TW" w:bidi="zh_TW"/>
+        </w:rPr>
+        <w:t>鳴叫聲（</w:t>
+      </w:r>
+      <w:hyperlink r:id="rId251">
+        <w:r>
+          <w:rPr>
+            <w:lang w:val="zh_TW" w:bidi="zh_TW"/>
+          </w:rPr>
+          <w:rPr>
+            <w:color w:val="0000EE"/>
+            <w:u w:val="single"/>
+          </w:rPr>
+          <w:t>賽38:14</w:t>
+        </w:r>
+      </w:hyperlink>
+      <w:r>
+        <w:rPr>
+          <w:lang w:val="zh_TW" w:bidi="zh_TW"/>
+        </w:rPr>
+        <w:t>，</w:t>
+      </w:r>
+      <w:hyperlink r:id="rId252">
+        <w:r>
+          <w:rPr>
+            <w:lang w:val="zh_TW" w:bidi="zh_TW"/>
+          </w:rPr>
+          <w:rPr>
+            <w:color w:val="0000EE"/>
+            <w:u w:val="single"/>
+          </w:rPr>
+          <w:t>59:11</w:t>
+        </w:r>
+      </w:hyperlink>
+      <w:r>
+        <w:rPr>
+          <w:lang w:val="zh_TW" w:bidi="zh_TW"/>
+        </w:rPr>
+        <w:t>；</w:t>
+      </w:r>
+      <w:hyperlink r:id="rId253">
+        <w:r>
+          <w:rPr>
+            <w:lang w:val="zh_TW" w:bidi="zh_TW"/>
+          </w:rPr>
+          <w:rPr>
+            <w:color w:val="0000EE"/>
+            <w:u w:val="single"/>
+          </w:rPr>
+          <w:t>結7:16</w:t>
+        </w:r>
+      </w:hyperlink>
+      <w:r>
+        <w:rPr>
+          <w:lang w:val="zh_TW" w:bidi="zh_TW"/>
+        </w:rPr>
+        <w:t>；</w:t>
+      </w:r>
+      <w:hyperlink r:id="rId254">
+        <w:r>
+          <w:rPr>
+            <w:lang w:val="zh_TW" w:bidi="zh_TW"/>
+          </w:rPr>
+          <w:rPr>
+            <w:color w:val="0000EE"/>
+            <w:u w:val="single"/>
+          </w:rPr>
+          <w:t>鴻2:7</w:t>
+        </w:r>
+      </w:hyperlink>
+      <w:r>
+        <w:rPr>
+          <w:lang w:val="zh_TW" w:bidi="zh_TW"/>
+        </w:rPr>
+        <w:t>），</w:t>
+      </w:r>
+    </w:p>
+    <w:p>
+      <w:pPr>
+        <w:pStyle w:val="ListBullet"/>
+        <w:spacing w:line="240" w:lineRule="auto"/>
+        <w:ind w:left="720"/>
+      </w:pPr>
+      <w:r>
+        <w:rPr>
+          <w:lang w:val="zh_TW" w:bidi="zh_TW"/>
+        </w:rPr>
+      </w:r>
+      <w:r>
+        <w:rPr>
+          <w:lang w:val="zh_TW" w:bidi="zh_TW"/>
+        </w:rPr>
+        <w:t>飛行姿態（</w:t>
+      </w:r>
+      <w:hyperlink r:id="rId255">
+        <w:r>
+          <w:rPr>
+            <w:lang w:val="zh_TW" w:bidi="zh_TW"/>
+          </w:rPr>
+          <w:rPr>
+            <w:color w:val="0000EE"/>
+            <w:u w:val="single"/>
+          </w:rPr>
+          <w:t>詩55:6</w:t>
+        </w:r>
+      </w:hyperlink>
+      <w:r>
+        <w:rPr>
+          <w:lang w:val="zh_TW" w:bidi="zh_TW"/>
+        </w:rPr>
+        <w:t>），</w:t>
+      </w:r>
+    </w:p>
+    <w:p>
+      <w:pPr>
+        <w:pStyle w:val="ListBullet"/>
+        <w:spacing w:line="240" w:lineRule="auto"/>
+        <w:ind w:left="720"/>
+      </w:pPr>
+      <w:r>
+        <w:rPr>
+          <w:lang w:val="zh_TW" w:bidi="zh_TW"/>
+        </w:rPr>
+      </w:r>
+      <w:r>
+        <w:rPr>
+          <w:lang w:val="zh_TW" w:bidi="zh_TW"/>
+        </w:rPr>
+        <w:t>美麗（</w:t>
+      </w:r>
+      <w:hyperlink r:id="rId239">
+        <w:r>
+          <w:rPr>
+            <w:lang w:val="zh_TW" w:bidi="zh_TW"/>
+          </w:rPr>
+          <w:rPr>
+            <w:color w:val="0000EE"/>
+            <w:u w:val="single"/>
+          </w:rPr>
+          <w:t>歌1:15</w:t>
+        </w:r>
+      </w:hyperlink>
+      <w:r>
+        <w:rPr>
+          <w:lang w:val="zh_TW" w:bidi="zh_TW"/>
+        </w:rPr>
+        <w:t>、</w:t>
+      </w:r>
+      <w:hyperlink r:id="rId240">
+        <w:r>
+          <w:rPr>
+            <w:lang w:val="zh_TW" w:bidi="zh_TW"/>
+          </w:rPr>
+          <w:rPr>
+            <w:color w:val="0000EE"/>
+            <w:u w:val="single"/>
+          </w:rPr>
+          <w:t>4:1</w:t>
+        </w:r>
+      </w:hyperlink>
+      <w:r>
+        <w:rPr>
+          <w:lang w:val="zh_TW" w:bidi="zh_TW"/>
+        </w:rPr>
+        <w:t>、</w:t>
+      </w:r>
+      <w:hyperlink r:id="rId256">
+        <w:r>
+          <w:rPr>
+            <w:lang w:val="zh_TW" w:bidi="zh_TW"/>
+          </w:rPr>
+          <w:rPr>
+            <w:color w:val="0000EE"/>
+            <w:u w:val="single"/>
+          </w:rPr>
+          <w:t>5:12</w:t>
+        </w:r>
+      </w:hyperlink>
+      <w:r>
+        <w:rPr>
+          <w:lang w:val="zh_TW" w:bidi="zh_TW"/>
+        </w:rPr>
+        <w:t>），</w:t>
+      </w:r>
+    </w:p>
+    <w:p>
+      <w:pPr>
+        <w:pStyle w:val="ListBullet"/>
+        <w:spacing w:line="240" w:lineRule="auto"/>
+        <w:ind w:left="720"/>
+      </w:pPr>
+      <w:r>
+        <w:rPr>
+          <w:lang w:val="zh_TW" w:bidi="zh_TW"/>
+        </w:rPr>
+      </w:r>
+      <w:r>
+        <w:rPr>
+          <w:lang w:val="zh_TW" w:bidi="zh_TW"/>
+        </w:rPr>
+        <w:t>溫柔（</w:t>
+      </w:r>
+      <w:hyperlink r:id="rId257">
+        <w:r>
+          <w:rPr>
+            <w:lang w:val="zh_TW" w:bidi="zh_TW"/>
+          </w:rPr>
+          <w:rPr>
+            <w:color w:val="0000EE"/>
+            <w:u w:val="single"/>
+          </w:rPr>
+          <w:t>太10:16</w:t>
+        </w:r>
+      </w:hyperlink>
+      <w:r>
+        <w:rPr>
+          <w:lang w:val="zh_TW" w:bidi="zh_TW"/>
+        </w:rPr>
+        <w:t>），和</w:t>
+      </w:r>
+    </w:p>
+    <w:p>
+      <w:pPr>
+        <w:pStyle w:val="ListBullet"/>
+        <w:spacing w:line="240" w:lineRule="auto"/>
+        <w:ind w:left="720"/>
+      </w:pPr>
+      <w:r>
+        <w:rPr>
+          <w:lang w:val="zh_TW" w:bidi="zh_TW"/>
+        </w:rPr>
+      </w:r>
+      <w:r>
+        <w:rPr>
+          <w:lang w:val="zh_TW" w:bidi="zh_TW"/>
+        </w:rPr>
+        <w:t>忠誠（</w:t>
+      </w:r>
+      <w:hyperlink r:id="rId258">
+        <w:r>
+          <w:rPr>
+            <w:lang w:val="zh_TW" w:bidi="zh_TW"/>
+          </w:rPr>
+          <w:rPr>
+            <w:color w:val="0000EE"/>
+            <w:u w:val="single"/>
+          </w:rPr>
+          <w:t>歌6:9</w:t>
+        </w:r>
+      </w:hyperlink>
+      <w:r>
+        <w:rPr>
+          <w:lang w:val="zh_TW" w:bidi="zh_TW"/>
+        </w:rPr>
+        <w:t>）。</w:t>
+      </w:r>
+    </w:p>
+    <w:p>
+      <w:pPr/>
+      <w:r>
+        <w:rPr>
+          <w:lang w:val="zh_TW" w:bidi="zh_TW"/>
+        </w:rPr>
+      </w:r>
+      <w:hyperlink r:id="rId259">
+        <w:r>
+          <w:rPr>
+            <w:lang w:val="zh_TW" w:bidi="zh_TW"/>
+          </w:rPr>
+          <w:rPr>
+            <w:color w:val="0000EE"/>
+            <w:u w:val="single"/>
+          </w:rPr>
+          <w:t>何西阿書七章11節</w:t>
+        </w:r>
+      </w:hyperlink>
+      <w:r>
+        <w:rPr>
+          <w:lang w:val="zh_TW" w:bidi="zh_TW"/>
+        </w:rPr>
+        <w:t>則以鴿子比喻人過於輕信。</w:t>
+      </w:r>
+    </w:p>
+    <w:p>
+      <w:pPr/>
+      <w:r>
+        <w:rPr>
+          <w:lang w:val="zh_TW" w:bidi="zh_TW"/>
+        </w:rPr>
+      </w:r>
+      <w:r>
+        <w:rPr>
+          <w:lang w:val="zh_TW" w:bidi="zh_TW"/>
+        </w:rPr>
+        <w:t>在耶穌受洗時，聖靈如鴿子般降下（</w:t>
+      </w:r>
+      <w:hyperlink r:id="rId260">
+        <w:r>
+          <w:rPr>
+            <w:lang w:val="zh_TW" w:bidi="zh_TW"/>
+          </w:rPr>
+          <w:rPr>
+            <w:color w:val="0000EE"/>
+            <w:u w:val="single"/>
+          </w:rPr>
+          <w:t>太3:16</w:t>
+        </w:r>
+      </w:hyperlink>
+      <w:r>
+        <w:rPr>
+          <w:lang w:val="zh_TW" w:bidi="zh_TW"/>
+        </w:rPr>
+        <w:t>）。早期信徒將鴿子與聖靈及其賜予的安慰連結在一起。時至今日，鴿子仍是聖靈的常見象徵。</w:t>
+      </w:r>
+    </w:p>
+    <w:p>
+      <w:pPr/>
+      <w:r>
+        <w:rPr>
+          <w:lang w:val="zh_TW" w:bidi="zh_TW"/>
+        </w:rPr>
+      </w:r>
+      <w:r>
+        <w:rPr>
+          <w:i/>
+          <w:lang w:val="zh_TW" w:bidi="zh_TW"/>
+        </w:rPr>
+        <w:t>另見</w:t>
+      </w:r>
+      <w:r>
+        <w:rPr>
+          <w:lang w:val="zh_TW" w:bidi="zh_TW"/>
+        </w:rPr>
+        <w:t>鳥</w:t>
+      </w:r>
+      <w:r>
+        <w:rPr>
+          <w:lang w:val="zh_TW" w:bidi="zh_TW"/>
+        </w:rPr>
+        <w:t>。</w:t>
+      </w:r>
+      <w:r>
+        <w:rPr>
+          <w:lang w:val="zh_TW" w:bidi="zh_TW"/>
+        </w:rPr>
+      </w:r>
+      <w:r>
+        <w:rPr>
+          <w:lang w:val="zh_TW" w:bidi="zh_TW"/>
+        </w:rPr>
+      </w:r>
+    </w:p>
+    <w:p>
+      <w:pPr/>
+      <w:r>
+        <w:rPr>
+          <w:lang w:val="zh_TW" w:bidi="zh_TW"/>
+        </w:rPr>
+      </w:r>
+    </w:p>
+    <w:p>
+      <w:pPr>
+        <w:pStyle w:val="Heading2"/>
+      </w:pPr>
+      <w:r>
+        <w:rPr>
+          <w:lang w:val="zh_TW" w:bidi="zh_TW"/>
+        </w:rPr>
+        <w:t>革迦撒人</w:t>
+      </w:r>
+      <w:r>
+        <w:rPr>
+          <w:lang w:val="zh_TW" w:bidi="zh_TW"/>
+        </w:rPr>
+      </w:r>
+    </w:p>
+    <w:p>
+      <w:pPr/>
+      <w:r>
+        <w:rPr>
+          <w:lang w:val="zh_TW" w:bidi="zh_TW"/>
+        </w:rPr>
+      </w:r>
+      <w:r>
+        <w:rPr>
+          <w:lang w:val="zh_TW" w:bidi="zh_TW"/>
+        </w:rPr>
+        <w:t>一個迦南支派（</w:t>
+      </w:r>
+      <w:hyperlink r:id="rId261">
+        <w:r>
+          <w:rPr>
+            <w:lang w:val="zh_TW" w:bidi="zh_TW"/>
+          </w:rPr>
+          <w:rPr>
+            <w:color w:val="0000EE"/>
+            <w:u w:val="single"/>
+          </w:rPr>
+          <w:t>創10:16</w:t>
+        </w:r>
+      </w:hyperlink>
+      <w:r>
+        <w:rPr>
+          <w:lang w:val="zh_TW" w:bidi="zh_TW"/>
+        </w:rPr>
+        <w:t>；</w:t>
+      </w:r>
+      <w:hyperlink r:id="rId262">
+        <w:r>
+          <w:rPr>
+            <w:lang w:val="zh_TW" w:bidi="zh_TW"/>
+          </w:rPr>
+          <w:rPr>
+            <w:color w:val="0000EE"/>
+            <w:u w:val="single"/>
+          </w:rPr>
+          <w:t>代上1:14</w:t>
+        </w:r>
+      </w:hyperlink>
+      <w:r>
+        <w:rPr>
+          <w:lang w:val="zh_TW" w:bidi="zh_TW"/>
+        </w:rPr>
+        <w:t>），其土地曾應許𧶽給亞伯拉罕（</w:t>
+      </w:r>
+      <w:hyperlink r:id="rId263">
+        <w:r>
+          <w:rPr>
+            <w:lang w:val="zh_TW" w:bidi="zh_TW"/>
+          </w:rPr>
+          <w:rPr>
+            <w:color w:val="0000EE"/>
+            <w:u w:val="single"/>
+          </w:rPr>
+          <w:t>創15:21</w:t>
+        </w:r>
+      </w:hyperlink>
+      <w:r>
+        <w:rPr>
+          <w:lang w:val="zh_TW" w:bidi="zh_TW"/>
+        </w:rPr>
+        <w:t>；</w:t>
+      </w:r>
+      <w:hyperlink r:id="rId264">
+        <w:r>
+          <w:rPr>
+            <w:lang w:val="zh_TW" w:bidi="zh_TW"/>
+          </w:rPr>
+          <w:rPr>
+            <w:color w:val="0000EE"/>
+            <w:u w:val="single"/>
+          </w:rPr>
+          <w:t>申7:1</w:t>
+        </w:r>
+      </w:hyperlink>
+      <w:r>
+        <w:rPr>
+          <w:lang w:val="zh_TW" w:bidi="zh_TW"/>
+        </w:rPr>
+        <w:t>；</w:t>
+      </w:r>
+      <w:hyperlink r:id="rId265">
+        <w:r>
+          <w:rPr>
+            <w:lang w:val="zh_TW" w:bidi="zh_TW"/>
+          </w:rPr>
+          <w:rPr>
+            <w:color w:val="0000EE"/>
+            <w:u w:val="single"/>
+          </w:rPr>
+          <w:t>書3:10</w:t>
+        </w:r>
+      </w:hyperlink>
+      <w:r>
+        <w:rPr>
+          <w:lang w:val="zh_TW" w:bidi="zh_TW"/>
+        </w:rPr>
+        <w:t>）。這片土地最終被以色列人所得（</w:t>
+      </w:r>
+      <w:hyperlink r:id="rId266">
+        <w:r>
+          <w:rPr>
+            <w:lang w:val="zh_TW" w:bidi="zh_TW"/>
+          </w:rPr>
+          <w:rPr>
+            <w:color w:val="0000EE"/>
+            <w:u w:val="single"/>
+          </w:rPr>
+          <w:t>書24:11</w:t>
+        </w:r>
+      </w:hyperlink>
+      <w:r>
+        <w:rPr>
+          <w:lang w:val="zh_TW" w:bidi="zh_TW"/>
+        </w:rPr>
+        <w:t>；</w:t>
+      </w:r>
+      <w:hyperlink r:id="rId267">
+        <w:r>
+          <w:rPr>
+            <w:lang w:val="zh_TW" w:bidi="zh_TW"/>
+          </w:rPr>
+          <w:rPr>
+            <w:color w:val="0000EE"/>
+            <w:u w:val="single"/>
+          </w:rPr>
+          <w:t>尼9:8</w:t>
+        </w:r>
+      </w:hyperlink>
+      <w:r>
+        <w:rPr>
+          <w:lang w:val="zh_TW" w:bidi="zh_TW"/>
+        </w:rPr>
+        <w:t>）。然而，這個支派的確切位置無法確定。他們可能居住在赫人文獻中提到的卡爾基沙城（Karkisha），或位於底格里斯河以東的基爾基沙提（Kirkishati）地區。</w:t>
+      </w:r>
+      <w:r>
+        <w:rPr>
+          <w:i/>
+          <w:lang w:val="zh_TW" w:bidi="zh_TW"/>
+        </w:rPr>
+        <w:t>Gresh</w:t>
+      </w:r>
+      <w:r>
+        <w:rPr>
+          <w:lang w:val="zh_TW" w:bidi="zh_TW"/>
+        </w:rPr>
+        <w:t>這個名稱出現在公元前13世紀的烏加里特文獻（Ugaritic texts）中，可能指的是一個族群。在</w:t>
+      </w:r>
+      <w:hyperlink r:id="rId268">
+        <w:r>
+          <w:rPr>
+            <w:lang w:val="zh_TW" w:bidi="zh_TW"/>
+          </w:rPr>
+          <w:rPr>
+            <w:color w:val="0000EE"/>
+            <w:u w:val="single"/>
+          </w:rPr>
+          <w:t>馬太福音八章28節</w:t>
+        </w:r>
+      </w:hyperlink>
+      <w:r>
+        <w:rPr>
+          <w:lang w:val="zh_TW" w:bidi="zh_TW"/>
+        </w:rPr>
+        <w:t>；</w:t>
+      </w:r>
+      <w:hyperlink r:id="rId269">
+        <w:r>
+          <w:rPr>
+            <w:lang w:val="zh_TW" w:bidi="zh_TW"/>
+          </w:rPr>
+          <w:rPr>
+            <w:color w:val="0000EE"/>
+            <w:u w:val="single"/>
+          </w:rPr>
+          <w:t>馬可福音五章1節</w:t>
+        </w:r>
+      </w:hyperlink>
+      <w:r>
+        <w:rPr>
+          <w:lang w:val="zh_TW" w:bidi="zh_TW"/>
+        </w:rPr>
+        <w:t>；和</w:t>
+      </w:r>
+      <w:hyperlink r:id="rId270">
+        <w:r>
+          <w:rPr>
+            <w:lang w:val="zh_TW" w:bidi="zh_TW"/>
+          </w:rPr>
+          <w:rPr>
+            <w:color w:val="0000EE"/>
+            <w:u w:val="single"/>
+          </w:rPr>
+          <w:t>路加福音八章26節</w:t>
+        </w:r>
+      </w:hyperlink>
+      <w:r>
+        <w:rPr>
+          <w:lang w:val="zh_TW" w:bidi="zh_TW"/>
+        </w:rPr>
+        <w:t>中，該名稱譯為「加大拉人（Gergesenes）」、「格拉森人（Gerasene）」，和「格拉森人（Gadarenes）」，這可能保留了革迦撒人曾居住於巴勒斯坦的傳統。</w:t>
+      </w:r>
+      <w:r>
+        <w:rPr>
+          <w:lang w:val="zh_TW" w:bidi="zh_TW"/>
+        </w:rPr>
+      </w:r>
+      <w:r>
+        <w:rPr>
+          <w:lang w:val="zh_TW" w:bidi="zh_TW"/>
+        </w:rPr>
+      </w:r>
+    </w:p>
+    <w:p>
+      <w:pPr/>
+      <w:r>
+        <w:rPr>
+          <w:lang w:val="zh_TW" w:bidi="zh_TW"/>
+        </w:rPr>
+      </w:r>
+    </w:p>
+    <w:p>
+      <w:pPr>
+        <w:pStyle w:val="Heading2"/>
+      </w:pPr>
+      <w:r>
+        <w:rPr>
+          <w:lang w:val="zh_TW" w:bidi="zh_TW"/>
+        </w:rPr>
+        <w:t>革尼撒勒</w:t>
+      </w:r>
+      <w:r>
+        <w:rPr>
+          <w:lang w:val="zh_TW" w:bidi="zh_TW"/>
+        </w:rPr>
+      </w:r>
+    </w:p>
+    <w:p>
+      <w:pPr/>
+      <w:r>
+        <w:rPr>
+          <w:lang w:val="zh_TW" w:bidi="zh_TW"/>
+        </w:rPr>
+      </w:r>
+      <w:r>
+        <w:rPr>
+          <w:lang w:val="zh_TW" w:bidi="zh_TW"/>
+        </w:rPr>
+        <w:t>位於加利利海西北岸的地區，位於迦百農與抹大拉之間，這裡是耶穌行多次施行醫治神蹟的地方（</w:t>
+      </w:r>
+      <w:hyperlink r:id="rId271">
+        <w:r>
+          <w:rPr>
+            <w:lang w:val="zh_TW" w:bidi="zh_TW"/>
+          </w:rPr>
+          <w:rPr>
+            <w:color w:val="0000EE"/>
+            <w:u w:val="single"/>
+          </w:rPr>
+          <w:t>太14:34</w:t>
+        </w:r>
+      </w:hyperlink>
+      <w:r>
+        <w:rPr>
+          <w:lang w:val="zh_TW" w:bidi="zh_TW"/>
+        </w:rPr>
+        <w:t>；</w:t>
+      </w:r>
+      <w:hyperlink r:id="rId272">
+        <w:r>
+          <w:rPr>
+            <w:lang w:val="zh_TW" w:bidi="zh_TW"/>
+          </w:rPr>
+          <w:rPr>
+            <w:color w:val="0000EE"/>
+            <w:u w:val="single"/>
+          </w:rPr>
+          <w:t>可6:53</w:t>
+        </w:r>
+      </w:hyperlink>
+      <w:r>
+        <w:rPr>
+          <w:lang w:val="zh_TW" w:bidi="zh_TW"/>
+        </w:rPr>
+        <w:t>）。</w:t>
+      </w:r>
+    </w:p>
+    <w:p>
+      <w:pPr/>
+      <w:r>
+        <w:rPr>
+          <w:lang w:val="zh_TW" w:bidi="zh_TW"/>
+        </w:rPr>
+      </w:r>
+      <w:r>
+        <w:rPr>
+          <w:lang w:val="zh_TW" w:bidi="zh_TW"/>
+        </w:rPr>
+        <w:t>這個地區稱為革尼撒勒平原，沿海岸線延伸約四英里（6.5公里），從海邊到山腳的平均寬度約一英里（1.6公里）。地形大致平坦，但接近邊界山脈的土地逐漸升高。此地以異常肥沃的土壤著稱，遍佈流動的溪流和河流，農業產量豐富。氣候介乎炎熱到溫和，讓此地擁有長期的植物生長季節和豐富的農作物。革尼撒勒的果實極為優質，以至於拉比們不允許將其帶入耶路撒冷的節期聚會中，擔心人們僅僅為享用美味的果實而參加。拉比稱這個地區為神的花園。在耶穌的時代，這片地區被視為巴勒斯坦的花園。像核桃樹、棕櫚樹、橄欖樹和無花果樹等需要多樣生長條件的樹木都能在此茂盛生長。葡萄、核桃、稻米、小麥、蔬菜和瓜類的豐收，以及野生樹木和花卉的繁茂景象在此地十分常見。然而，經過幾個世紀荒廢土地，使這片平原大部分被荊棘叢佔據，儘管近年來，部分地區已被清理，生產力得以恢復。</w:t>
+      </w:r>
+    </w:p>
+    <w:p>
+      <w:pPr/>
+      <w:r>
+        <w:rPr>
+          <w:lang w:val="zh_TW" w:bidi="zh_TW"/>
+        </w:rPr>
+      </w:r>
+      <w:r>
+        <w:rPr>
+          <w:lang w:val="zh_TW" w:bidi="zh_TW"/>
+        </w:rPr>
+        <w:t>在</w:t>
+      </w:r>
+      <w:hyperlink r:id="rId273">
+        <w:r>
+          <w:rPr>
+            <w:lang w:val="zh_TW" w:bidi="zh_TW"/>
+          </w:rPr>
+          <w:rPr>
+            <w:color w:val="0000EE"/>
+            <w:u w:val="single"/>
+          </w:rPr>
+          <w:t>路加福音五章1節</w:t>
+        </w:r>
+      </w:hyperlink>
+      <w:r>
+        <w:rPr>
+          <w:lang w:val="zh_TW" w:bidi="zh_TW"/>
+        </w:rPr>
+        <w:t>中，加利利海被稱為革尼撒勒湖。這個名稱無疑源自毗鄰的革尼撒勒平原。</w:t>
+      </w:r>
+    </w:p>
+    <w:p>
+      <w:pPr/>
+      <w:r>
+        <w:rPr>
+          <w:lang w:val="zh_TW" w:bidi="zh_TW"/>
+        </w:rPr>
+      </w:r>
+      <w:r>
+        <w:rPr>
+          <w:lang w:val="zh_TW" w:bidi="zh_TW"/>
+        </w:rPr>
+        <w:t>革尼撒勒（更準確地說，應為革尼撒〔Gennesar〕）也是後來的基尼烈城（</w:t>
+      </w:r>
+      <w:hyperlink r:id="rId274">
+        <w:r>
+          <w:rPr>
+            <w:lang w:val="zh_TW" w:bidi="zh_TW"/>
+          </w:rPr>
+          <w:rPr>
+            <w:color w:val="0000EE"/>
+            <w:u w:val="single"/>
+          </w:rPr>
+          <w:t>書11:2</w:t>
+        </w:r>
+      </w:hyperlink>
+      <w:r>
+        <w:rPr>
+          <w:lang w:val="zh_TW" w:bidi="zh_TW"/>
+        </w:rPr>
+        <w:t>），這是一座在耶穌時代就早已荒廢的古城。</w:t>
+      </w:r>
+      <w:r>
+        <w:rPr>
+          <w:lang w:val="zh_TW" w:bidi="zh_TW"/>
+        </w:rPr>
+      </w:r>
+      <w:r>
+        <w:rPr>
+          <w:lang w:val="zh_TW" w:bidi="zh_TW"/>
+        </w:rPr>
+      </w:r>
+    </w:p>
+    <w:p>
+      <w:pPr/>
+      <w:r>
+        <w:rPr>
+          <w:lang w:val="zh_TW" w:bidi="zh_TW"/>
+        </w:rPr>
+      </w:r>
+    </w:p>
+    <w:p>
+      <w:pPr>
+        <w:pStyle w:val="Heading2"/>
+      </w:pPr>
+      <w:r>
+        <w:rPr>
+          <w:lang w:val="zh_TW" w:bidi="zh_TW"/>
+        </w:rPr>
+        <w:t>格拉森，格拉森人</w:t>
+      </w:r>
+      <w:r>
+        <w:rPr>
+          <w:lang w:val="zh_TW" w:bidi="zh_TW"/>
+        </w:rPr>
+      </w:r>
+    </w:p>
+    <w:p>
+      <w:pPr/>
+      <w:r>
+        <w:rPr>
+          <w:lang w:val="zh_TW" w:bidi="zh_TW"/>
+        </w:rPr>
+      </w:r>
+      <w:r>
+        <w:rPr>
+          <w:lang w:val="zh_TW" w:bidi="zh_TW"/>
+        </w:rPr>
+        <w:t>位於低加坡里地區的城及其周邊區域。格拉森是位於外約旦河山丘上的一個著名羅馬城，距離加利利海約35英里（56公里），距離約旦河東方約19英里（31公里）。這座城最初由亞歷山大大帝於公元前333年建立為一座希臘城。在公元前85年，猶太君主亞歷山大‧</w:t>
+      </w:r>
+      <w:r>
+        <w:rPr>
+          <w:lang w:val="zh_TW" w:bidi="zh_TW"/>
+        </w:rPr>
+        <w:t>詹納烏斯</w:t>
+      </w:r>
+      <w:r>
+        <w:rPr>
+          <w:lang w:val="zh_TW" w:bidi="zh_TW"/>
+        </w:rPr>
+        <w:t>（Alexander Janneus）奪取了這座城。一直處於猶太人控制之下，直到龐培（Pompey）於公元前63年將其納入羅馬統治範圍，並將其劃入敘利亞行省，隨後被包括在低加坡里之內。今日的傑拉什（Jerash）即為格拉森的遺址。</w:t>
+      </w:r>
+    </w:p>
+    <w:p>
+      <w:pPr/>
+      <w:r>
+        <w:rPr>
+          <w:lang w:val="zh_TW" w:bidi="zh_TW"/>
+        </w:rPr>
+      </w:r>
+      <w:r>
+        <w:rPr>
+          <w:lang w:val="zh_TW" w:bidi="zh_TW"/>
+        </w:rPr>
+        <w:t>雖然新約沒有提到該城，但</w:t>
+      </w:r>
+      <w:hyperlink r:id="rId269">
+        <w:r>
+          <w:rPr>
+            <w:lang w:val="zh_TW" w:bidi="zh_TW"/>
+          </w:rPr>
+          <w:rPr>
+            <w:color w:val="0000EE"/>
+            <w:u w:val="single"/>
+          </w:rPr>
+          <w:t>馬可福音五章1節</w:t>
+        </w:r>
+      </w:hyperlink>
+      <w:r>
+        <w:rPr>
+          <w:lang w:val="zh_TW" w:bidi="zh_TW"/>
+        </w:rPr>
+        <w:t>和</w:t>
+      </w:r>
+      <w:hyperlink r:id="rId275">
+        <w:r>
+          <w:rPr>
+            <w:lang w:val="zh_TW" w:bidi="zh_TW"/>
+          </w:rPr>
+          <w:rPr>
+            <w:color w:val="0000EE"/>
+            <w:u w:val="single"/>
+          </w:rPr>
+          <w:t>路加福音八章26至7節</w:t>
+        </w:r>
+      </w:hyperlink>
+      <w:r>
+        <w:rPr>
+          <w:lang w:val="zh_TW" w:bidi="zh_TW"/>
+        </w:rPr>
+        <w:t>提到「格拉森人的地方」，正是耶穌醫治被鬼附的人和豬群在加利利海溺死的地方。</w:t>
+      </w:r>
+      <w:hyperlink r:id="rId268">
+        <w:r>
+          <w:rPr>
+            <w:lang w:val="zh_TW" w:bidi="zh_TW"/>
+          </w:rPr>
+          <w:rPr>
+            <w:color w:val="0000EE"/>
+            <w:u w:val="single"/>
+          </w:rPr>
+          <w:t>馬太福音八章28節</w:t>
+        </w:r>
+      </w:hyperlink>
+      <w:r>
+        <w:rPr>
+          <w:lang w:val="zh_TW" w:bidi="zh_TW"/>
+        </w:rPr>
+        <w:t>中的平行經文則寫作「加大拉人的地方」。</w:t>
+      </w:r>
+    </w:p>
+    <w:p>
+      <w:pPr/>
+      <w:r>
+        <w:rPr>
+          <w:lang w:val="zh_TW" w:bidi="zh_TW"/>
+        </w:rPr>
+      </w:r>
+      <w:r>
+        <w:rPr>
+          <w:lang w:val="zh_TW" w:bidi="zh_TW"/>
+        </w:rPr>
+        <w:t>「格拉森人（Gerasenes）」的讀法在馬可福音和路加福音的較佳抄本中出現，被認為優於後來抄寫員修改過的譯本的讀法：「加大拉人（Gadarenes）」和「格拉森人（Gergesenes）」。加大拉是低加坡里的一個重要的城，其政治管轄範圍可能延伸至加利利海東岸，後來抄寫員或許為了使馬可福音和路加福音的記載與馬太福音一致而加入此名稱。格格森（Gergesa）是加利利海東海岸的一座城，其名稱或許被插入馬可福音和路加福音的經文中，以使耶穌行神蹟的地點在地理上更具合理性。然而，「格拉森人的地方」具有最佳的文本支持，應被理解為馬可福音和路加福音所意指的耶穌趕鬼和行神蹟的地點。對於非巴勒斯坦地區的羅馬和希臘讀者而言，加大拉這樣的小地區可能不為人知；然而，富裕的羅馬城格拉森在當時廣為人知，是加利利海神蹟地點的合適地理描述。</w:t>
+      </w:r>
+    </w:p>
+    <w:p>
+      <w:pPr/>
+      <w:r>
+        <w:rPr>
+          <w:lang w:val="zh_TW" w:bidi="zh_TW"/>
+        </w:rPr>
+      </w:r>
+      <w:r>
+        <w:rPr>
+          <w:i/>
+          <w:lang w:val="zh_TW" w:bidi="zh_TW"/>
+        </w:rPr>
+        <w:t>另見</w:t>
+      </w:r>
+      <w:r>
+        <w:rPr>
+          <w:lang w:val="zh_TW" w:bidi="zh_TW"/>
+        </w:rPr>
         <w:t xml:space="preserve"> </w:t>
       </w:r>
       <w:r>
         <w:rPr>
           <w:lang w:val="zh_TW" w:bidi="zh_TW"/>
         </w:rPr>
-        <w:t>夜</w:t>
+        <w:t>低加坡里</w:t>
+      </w:r>
+      <w:r>
+        <w:rPr>
+          <w:lang w:val="zh_TW" w:bidi="zh_TW"/>
+        </w:rPr>
+        <w:t>；</w:t>
+      </w:r>
+      <w:r>
+        <w:rPr>
+          <w:lang w:val="zh_TW" w:bidi="zh_TW"/>
+        </w:rPr>
+        <w:t>加大拉，加大拉人</w:t>
+      </w:r>
+      <w:r>
+        <w:rPr>
+          <w:lang w:val="zh_TW" w:bidi="zh_TW"/>
+        </w:rPr>
+        <w:t>；</w:t>
+      </w:r>
+      <w:r>
+        <w:rPr>
+          <w:lang w:val="zh_TW" w:bidi="zh_TW"/>
+        </w:rPr>
+        <w:t>革迦撒人</w:t>
       </w:r>
       <w:r>
         <w:rPr>
           <w:lang w:val="zh_TW" w:bidi="zh_TW"/>
         </w:rPr>
         <w:t>。</w:t>
+      </w:r>
+      <w:r>
+        <w:rPr>
+          <w:lang w:val="zh_TW" w:bidi="zh_TW"/>
+        </w:rPr>
+      </w:r>
+      <w:r>
+        <w:rPr>
+          <w:lang w:val="zh_TW" w:bidi="zh_TW"/>
+        </w:rPr>
+      </w:r>
+    </w:p>
+    <w:p>
+      <w:pPr/>
+      <w:r>
+        <w:rPr>
+          <w:lang w:val="zh_TW" w:bidi="zh_TW"/>
+        </w:rPr>
+      </w:r>
+    </w:p>
+    <w:p>
+      <w:pPr>
+        <w:pStyle w:val="Heading2"/>
+      </w:pPr>
+      <w:r>
+        <w:rPr>
+          <w:lang w:val="zh_TW" w:bidi="zh_TW"/>
+        </w:rPr>
+        <w:t>格言</w:t>
+      </w:r>
+      <w:r>
+        <w:rPr>
+          <w:lang w:val="zh_TW" w:bidi="zh_TW"/>
+        </w:rPr>
+      </w:r>
+    </w:p>
+    <w:p>
+      <w:pPr/>
+      <w:r>
+        <w:rPr>
+          <w:lang w:val="zh_TW" w:bidi="zh_TW"/>
+        </w:rPr>
+      </w:r>
+      <w:r>
+        <w:rPr>
+          <w:lang w:val="zh_TW" w:bidi="zh_TW"/>
+        </w:rPr>
+        <w:t>一句簡短而精闢的話。某些聖經學者使用「</w:t>
+      </w:r>
+      <w:r>
+        <w:rPr>
+          <w:i/>
+          <w:lang w:val="zh_TW" w:bidi="zh_TW"/>
+        </w:rPr>
+        <w:t>格言（apothegm）</w:t>
+      </w:r>
+      <w:r>
+        <w:rPr>
+          <w:lang w:val="zh_TW" w:bidi="zh_TW"/>
+        </w:rPr>
+        <w:t>」一詞來指福音書中，以耶穌的言論作為結尾的簡短故事。例子見於</w:t>
+      </w:r>
+      <w:hyperlink r:id="rId276">
+        <w:r>
+          <w:rPr>
+            <w:lang w:val="zh_TW" w:bidi="zh_TW"/>
+          </w:rPr>
+          <w:rPr>
+            <w:color w:val="0000EE"/>
+            <w:u w:val="single"/>
+          </w:rPr>
+          <w:t>馬太福音八章18–22節</w:t>
+        </w:r>
+      </w:hyperlink>
+      <w:r>
+        <w:rPr>
+          <w:lang w:val="zh_TW" w:bidi="zh_TW"/>
+        </w:rPr>
+        <w:t>，</w:t>
+      </w:r>
+      <w:hyperlink r:id="rId277">
+        <w:r>
+          <w:rPr>
+            <w:lang w:val="zh_TW" w:bidi="zh_TW"/>
+          </w:rPr>
+          <w:rPr>
+            <w:color w:val="0000EE"/>
+            <w:u w:val="single"/>
+          </w:rPr>
+          <w:t>九章10–13節</w:t>
+        </w:r>
+      </w:hyperlink>
+      <w:r>
+        <w:rPr>
+          <w:lang w:val="zh_TW" w:bidi="zh_TW"/>
+        </w:rPr>
+        <w:t>，</w:t>
+      </w:r>
+      <w:hyperlink r:id="rId278">
+        <w:r>
+          <w:rPr>
+            <w:lang w:val="zh_TW" w:bidi="zh_TW"/>
+          </w:rPr>
+          <w:rPr>
+            <w:color w:val="0000EE"/>
+            <w:u w:val="single"/>
+          </w:rPr>
+          <w:t>十六章1–4節</w:t>
+        </w:r>
+      </w:hyperlink>
+      <w:r>
+        <w:rPr>
+          <w:lang w:val="zh_TW" w:bidi="zh_TW"/>
+        </w:rPr>
+        <w:t>；</w:t>
+      </w:r>
+      <w:hyperlink r:id="rId279">
+        <w:r>
+          <w:rPr>
+            <w:lang w:val="zh_TW" w:bidi="zh_TW"/>
+          </w:rPr>
+          <w:rPr>
+            <w:color w:val="0000EE"/>
+            <w:u w:val="single"/>
+          </w:rPr>
+          <w:t>馬可福音二章18–22節</w:t>
+        </w:r>
+      </w:hyperlink>
+      <w:r>
+        <w:rPr>
+          <w:lang w:val="zh_TW" w:bidi="zh_TW"/>
+        </w:rPr>
+        <w:t>，</w:t>
+      </w:r>
+      <w:hyperlink r:id="rId280">
+        <w:r>
+          <w:rPr>
+            <w:lang w:val="zh_TW" w:bidi="zh_TW"/>
+          </w:rPr>
+          <w:rPr>
+            <w:color w:val="0000EE"/>
+            <w:u w:val="single"/>
+          </w:rPr>
+          <w:t>十章13–15節</w:t>
+        </w:r>
+      </w:hyperlink>
+      <w:r>
+        <w:rPr>
+          <w:lang w:val="zh_TW" w:bidi="zh_TW"/>
+        </w:rPr>
+        <w:t>；</w:t>
+      </w:r>
+      <w:hyperlink r:id="rId281">
+        <w:r>
+          <w:rPr>
+            <w:lang w:val="zh_TW" w:bidi="zh_TW"/>
+          </w:rPr>
+          <w:rPr>
+            <w:color w:val="0000EE"/>
+            <w:u w:val="single"/>
+          </w:rPr>
+          <w:t>路加福音六章1–5節</w:t>
+        </w:r>
+      </w:hyperlink>
+      <w:r>
+        <w:rPr>
+          <w:lang w:val="zh_TW" w:bidi="zh_TW"/>
+        </w:rPr>
+        <w:t>，</w:t>
+      </w:r>
+      <w:hyperlink r:id="rId282">
+        <w:r>
+          <w:rPr>
+            <w:lang w:val="zh_TW" w:bidi="zh_TW"/>
+          </w:rPr>
+          <w:rPr>
+            <w:color w:val="0000EE"/>
+            <w:u w:val="single"/>
+          </w:rPr>
+          <w:t>十一章37–44節</w:t>
+        </w:r>
+      </w:hyperlink>
+      <w:r>
+        <w:rPr>
+          <w:lang w:val="zh_TW" w:bidi="zh_TW"/>
+        </w:rPr>
+        <w:t>。這些話也被稱為「宣言故事（pronouncement stories）」。這些「格言」（apothegmata，複數）缺乏較大的歷史背景，僅包含足夠的細節，以使耶穌的言辭明白易懂。這些故事對早期教會非常重要，因為它們被用於崇拜、對新進基督徒的教導以及糾正錯誤的教義。</w:t>
+      </w:r>
+      <w:r>
+        <w:rPr>
+          <w:lang w:val="zh_TW" w:bidi="zh_TW"/>
+        </w:rPr>
+      </w:r>
+      <w:r>
+        <w:rPr>
+          <w:lang w:val="zh_TW" w:bidi="zh_TW"/>
+        </w:rPr>
+      </w:r>
+    </w:p>
+    <w:p>
+      <w:pPr/>
+      <w:r>
+        <w:rPr>
+          <w:lang w:val="zh_TW" w:bidi="zh_TW"/>
+        </w:rPr>
+      </w:r>
+    </w:p>
+    <w:p>
+      <w:pPr>
+        <w:pStyle w:val="Heading2"/>
+      </w:pPr>
+      <w:r>
+        <w:rPr>
+          <w:lang w:val="zh_TW" w:bidi="zh_TW"/>
+        </w:rPr>
+        <w:t>各耳板</w:t>
+      </w:r>
+      <w:r>
+        <w:rPr>
+          <w:lang w:val="zh_TW" w:bidi="zh_TW"/>
+        </w:rPr>
+      </w:r>
+    </w:p>
+    <w:p>
+      <w:pPr/>
+      <w:r>
+        <w:rPr>
+          <w:lang w:val="zh_TW" w:bidi="zh_TW"/>
+        </w:rPr>
+      </w:r>
+      <w:r>
+        <w:rPr>
+          <w:lang w:val="zh_TW" w:bidi="zh_TW"/>
+        </w:rPr>
+        <w:t>各耳板（Corban）是希臘文對希伯來文詞語</w:t>
+      </w:r>
+      <w:r>
+        <w:rPr>
+          <w:i/>
+          <w:lang w:val="zh_TW" w:bidi="zh_TW"/>
+        </w:rPr>
+        <w:t>korban</w:t>
+      </w:r>
+      <w:r>
+        <w:rPr>
+          <w:lang w:val="zh_TW" w:bidi="zh_TW"/>
+        </w:rPr>
+        <w:t>的音譯，僅出現在</w:t>
+      </w:r>
+      <w:hyperlink r:id="rId283">
+        <w:r>
+          <w:rPr>
+            <w:lang w:val="zh_TW" w:bidi="zh_TW"/>
+          </w:rPr>
+          <w:rPr>
+            <w:color w:val="0000EE"/>
+            <w:u w:val="single"/>
+          </w:rPr>
+          <w:t>馬可福音七章11節</w:t>
+        </w:r>
+      </w:hyperlink>
+      <w:r>
+        <w:rPr>
+          <w:lang w:val="zh_TW" w:bidi="zh_TW"/>
+        </w:rPr>
+        <w:t>，馬可在該處經文提供了解釋：各耳板就是「供獻」的意思，也就是「奉獻或獻給神」。因此，各耳板是一種獻祭的供物。</w:t>
+      </w:r>
+    </w:p>
+    <w:p>
+      <w:pPr/>
+      <w:r>
+        <w:rPr>
+          <w:lang w:val="zh_TW" w:bidi="zh_TW"/>
+        </w:rPr>
+      </w:r>
+      <w:r>
+        <w:rPr>
+          <w:lang w:val="zh_TW" w:bidi="zh_TW"/>
+        </w:rPr>
+        <w:t>猶太律法允許個人將自己的服事或財產指定為「獻給神」，從而將其從世俗用途中分別出來，賦予其獻祭給神的性質。這個做法是一項嚴肅的決定（根據猶太教經典米示拿·論許願），通常很少撤銷（論許願5章），因為違背「各耳板」的誓言可能導致神嚴厲的審判。在</w:t>
+      </w:r>
+      <w:hyperlink r:id="rId284">
+        <w:r>
+          <w:rPr>
+            <w:lang w:val="zh_TW" w:bidi="zh_TW"/>
+          </w:rPr>
+          <w:rPr>
+            <w:color w:val="0000EE"/>
+            <w:u w:val="single"/>
+          </w:rPr>
+          <w:t>馬可福音第七章</w:t>
+        </w:r>
+      </w:hyperlink>
+      <w:r>
+        <w:rPr>
+          <w:lang w:val="zh_TW" w:bidi="zh_TW"/>
+        </w:rPr>
+        <w:t>中，耶穌責備文士，因為理論上，一個兒子可以通過將自己的財產宣告為「已經作了各耳板」，來使父母不再得到其任何財產（</w:t>
+      </w:r>
+      <w:r>
+        <w:rPr>
+          <w:lang w:val="zh_TW" w:bidi="zh_TW"/>
+        </w:rPr>
+        <w:t>比如兒子的供養）</w:t>
+      </w:r>
+      <w:r>
+        <w:rPr>
+          <w:lang w:val="zh_TW" w:bidi="zh_TW"/>
+        </w:rPr>
+        <w:t>。此舉實際上使第五誡命變得無效（見</w:t>
+      </w:r>
+      <w:hyperlink r:id="rId285">
+        <w:r>
+          <w:rPr>
+            <w:lang w:val="zh_TW" w:bidi="zh_TW"/>
+          </w:rPr>
+          <w:rPr>
+            <w:color w:val="0000EE"/>
+            <w:u w:val="single"/>
+          </w:rPr>
+          <w:t>出20:12</w:t>
+        </w:r>
+      </w:hyperlink>
+      <w:r>
+        <w:rPr>
+          <w:lang w:val="zh_TW" w:bidi="zh_TW"/>
+        </w:rPr>
+        <w:t>），並令拉比的傳統與摩西律法相矛盾。更糟糕的是，如果兒子對他起的誓感到後悔——聲稱當初是倉促才作出的決定——拉比法庭仍可能禁止撤回「各耳板」（</w:t>
+      </w:r>
+      <w:hyperlink r:id="rId286">
+        <w:r>
+          <w:rPr>
+            <w:lang w:val="zh_TW" w:bidi="zh_TW"/>
+          </w:rPr>
+          <w:rPr>
+            <w:color w:val="0000EE"/>
+            <w:u w:val="single"/>
+          </w:rPr>
+          <w:t>可7:12</w:t>
+        </w:r>
+      </w:hyperlink>
+      <w:r>
+        <w:rPr>
+          <w:lang w:val="zh_TW" w:bidi="zh_TW"/>
+        </w:rPr>
+        <w:t>；參</w:t>
+      </w:r>
+      <w:hyperlink r:id="rId287">
+        <w:r>
+          <w:rPr>
+            <w:lang w:val="zh_TW" w:bidi="zh_TW"/>
+          </w:rPr>
+          <w:rPr>
+            <w:color w:val="0000EE"/>
+            <w:u w:val="single"/>
+          </w:rPr>
+          <w:t>民30:1–2</w:t>
+        </w:r>
+      </w:hyperlink>
+      <w:r>
+        <w:rPr>
+          <w:lang w:val="zh_TW" w:bidi="zh_TW"/>
+        </w:rPr>
+        <w:t>）。</w:t>
       </w:r>
       <w:r>
         <w:rPr>

--- a/zht/docx/049.content.docx
+++ b/zht/docx/049.content.docx
@@ -257,66 +257,42 @@
         </w:rPr>
         <w:t>之間，可能延伸至約旦河。該地得名於古城哥蘭（Golan）。考古學家在距加利利海以東約17英里（27公里）處發現了大量被認為是哥蘭的遺址。摩西曾將哥蘭命名為約旦河東方瑪拿西半支派的逃城（</w:t>
       </w:r>
-      <w:hyperlink r:id="rId13">
-        <w:r>
-          <w:rPr>
-            <w:lang w:val="zh_TW" w:bidi="zh_TW"/>
-          </w:rPr>
-          <w:rPr>
-            <w:color w:val="0000EE"/>
-            <w:u w:val="single"/>
-          </w:rPr>
-          <w:t>申4:41、43</w:t>
-        </w:r>
-      </w:hyperlink>
+      <w:r>
+        <w:rPr>
+          <w:lang w:val="zh_TW" w:bidi="zh_TW"/>
+        </w:rPr>
+        <w:t>申4:41、43</w:t>
+      </w:r>
       <w:r>
         <w:rPr>
           <w:lang w:val="zh_TW" w:bidi="zh_TW"/>
         </w:rPr>
         <w:t>），約書亞將其分配給革順族利未人（</w:t>
       </w:r>
-      <w:hyperlink r:id="rId14">
-        <w:r>
-          <w:rPr>
-            <w:lang w:val="zh_TW" w:bidi="zh_TW"/>
-          </w:rPr>
-          <w:rPr>
-            <w:color w:val="0000EE"/>
-            <w:u w:val="single"/>
-          </w:rPr>
-          <w:t>書20:8，</w:t>
-        </w:r>
-      </w:hyperlink>
-      <w:hyperlink r:id="rId15">
-        <w:r>
-          <w:rPr>
-            <w:lang w:val="zh_TW" w:bidi="zh_TW"/>
-          </w:rPr>
-          <w:rPr>
-            <w:color w:val="0000EE"/>
-            <w:u w:val="single"/>
-          </w:rPr>
-          <w:t>21:27</w:t>
-        </w:r>
-      </w:hyperlink>
+      <w:r>
+        <w:rPr>
+          <w:lang w:val="zh_TW" w:bidi="zh_TW"/>
+        </w:rPr>
+        <w:t>書20:8，</w:t>
+      </w:r>
+      <w:r>
+        <w:rPr>
+          <w:lang w:val="zh_TW" w:bidi="zh_TW"/>
+        </w:rPr>
+        <w:t>21:27</w:t>
+      </w:r>
       <w:r>
         <w:rPr>
           <w:lang w:val="zh_TW" w:bidi="zh_TW"/>
         </w:rPr>
         <w:t>；</w:t>
       </w:r>
-      <w:hyperlink r:id="rId16">
-        <w:r>
-          <w:rPr>
-            <w:lang w:val="zh_TW" w:bidi="zh_TW"/>
-          </w:rPr>
-          <w:rPr>
-            <w:color w:val="0000EE"/>
-            <w:u w:val="single"/>
-          </w:rPr>
-          <w:t>代上6:71</w:t>
-        </w:r>
-      </w:hyperlink>
+      <w:r>
+        <w:rPr>
+          <w:lang w:val="zh_TW" w:bidi="zh_TW"/>
+        </w:rPr>
+        <w:t>代上6:71</w:t>
+      </w:r>
       <w:r>
         <w:rPr>
           <w:lang w:val="zh_TW" w:bidi="zh_TW"/>
@@ -336,18 +312,12 @@
         </w:rPr>
         <w:t xml:space="preserve"> 8.2.3）。約瑟夫還提到一位名叫猶大的人曾在此地發動稅務起義（18.1.1），而路加稱他為加利利人（</w:t>
       </w:r>
-      <w:hyperlink r:id="rId17">
-        <w:r>
-          <w:rPr>
-            <w:lang w:val="zh_TW" w:bidi="zh_TW"/>
-          </w:rPr>
-          <w:rPr>
-            <w:color w:val="0000EE"/>
-            <w:u w:val="single"/>
-          </w:rPr>
-          <w:t>徒5:37</w:t>
-        </w:r>
-      </w:hyperlink>
+      <w:r>
+        <w:rPr>
+          <w:lang w:val="zh_TW" w:bidi="zh_TW"/>
+        </w:rPr>
+        <w:t>徒5:37</w:t>
+      </w:r>
       <w:r>
         <w:rPr>
           <w:lang w:val="zh_TW" w:bidi="zh_TW"/>
@@ -406,30 +376,18 @@
         </w:rPr>
         <w:t>，將他的首都設在伯賽大猶利亞城（Julias），該城由他重建並以凱撒奧古斯都的女兒命名。耶穌曾到過此地（</w:t>
       </w:r>
-      <w:hyperlink r:id="rId18">
-        <w:r>
-          <w:rPr>
-            <w:lang w:val="zh_TW" w:bidi="zh_TW"/>
-          </w:rPr>
-          <w:rPr>
-            <w:color w:val="0000EE"/>
-            <w:u w:val="single"/>
-          </w:rPr>
-          <w:t>可6:45，</w:t>
-        </w:r>
-      </w:hyperlink>
-      <w:hyperlink r:id="rId19">
-        <w:r>
-          <w:rPr>
-            <w:lang w:val="zh_TW" w:bidi="zh_TW"/>
-          </w:rPr>
-          <w:rPr>
-            <w:color w:val="0000EE"/>
-            <w:u w:val="single"/>
-          </w:rPr>
-          <w:t>8:22</w:t>
-        </w:r>
-      </w:hyperlink>
+      <w:r>
+        <w:rPr>
+          <w:lang w:val="zh_TW" w:bidi="zh_TW"/>
+        </w:rPr>
+        <w:t>可6:45，</w:t>
+      </w:r>
+      <w:r>
+        <w:rPr>
+          <w:lang w:val="zh_TW" w:bidi="zh_TW"/>
+        </w:rPr>
+        <w:t>8:22</w:t>
+      </w:r>
       <w:r>
         <w:rPr>
           <w:lang w:val="zh_TW" w:bidi="zh_TW"/>
@@ -543,90 +501,60 @@
         </w:rPr>
         <w:t>膏抹這個希伯來文詞語首次出現在</w:t>
       </w:r>
-      <w:hyperlink r:id="rId20">
-        <w:r>
-          <w:rPr>
-            <w:lang w:val="zh_TW" w:bidi="zh_TW"/>
-          </w:rPr>
-          <w:rPr>
-            <w:color w:val="0000EE"/>
-            <w:u w:val="single"/>
-          </w:rPr>
-          <w:t>創世記三十一章13節</w:t>
-        </w:r>
-      </w:hyperlink>
+      <w:r>
+        <w:rPr>
+          <w:lang w:val="zh_TW" w:bidi="zh_TW"/>
+        </w:rPr>
+        <w:t>創世記三十一章13節</w:t>
+      </w:r>
       <w:r>
         <w:rPr>
           <w:lang w:val="zh_TW" w:bidi="zh_TW"/>
         </w:rPr>
         <w:t>，當時雅各將油澆在伯特利的石頭上（</w:t>
       </w:r>
-      <w:hyperlink r:id="rId21">
-        <w:r>
-          <w:rPr>
-            <w:lang w:val="zh_TW" w:bidi="zh_TW"/>
-          </w:rPr>
-          <w:rPr>
-            <w:color w:val="0000EE"/>
-            <w:u w:val="single"/>
-          </w:rPr>
-          <w:t>創28:18</w:t>
-        </w:r>
-      </w:hyperlink>
+      <w:r>
+        <w:rPr>
+          <w:lang w:val="zh_TW" w:bidi="zh_TW"/>
+        </w:rPr>
+        <w:t>創28:18</w:t>
+      </w:r>
       <w:r>
         <w:rPr>
           <w:lang w:val="zh_TW" w:bidi="zh_TW"/>
         </w:rPr>
         <w:t>–</w:t>
       </w:r>
-      <w:hyperlink r:id="rId21">
-        <w:r>
-          <w:rPr>
-            <w:lang w:val="zh_TW" w:bidi="zh_TW"/>
-          </w:rPr>
-          <w:rPr>
-            <w:color w:val="0000EE"/>
-            <w:u w:val="single"/>
-          </w:rPr>
-          <w:t>19</w:t>
-        </w:r>
-      </w:hyperlink>
+      <w:r>
+        <w:rPr>
+          <w:lang w:val="zh_TW" w:bidi="zh_TW"/>
+        </w:rPr>
+        <w:t>19</w:t>
+      </w:r>
       <w:r>
         <w:rPr>
           <w:lang w:val="zh_TW" w:bidi="zh_TW"/>
         </w:rPr>
         <w:t>），後來又重複了這一儀式（</w:t>
       </w:r>
-      <w:hyperlink r:id="rId22">
-        <w:r>
-          <w:rPr>
-            <w:lang w:val="zh_TW" w:bidi="zh_TW"/>
-          </w:rPr>
-          <w:rPr>
-            <w:color w:val="0000EE"/>
-            <w:u w:val="single"/>
-          </w:rPr>
-          <w:t>創35:9</w:t>
-        </w:r>
-      </w:hyperlink>
+      <w:r>
+        <w:rPr>
+          <w:lang w:val="zh_TW" w:bidi="zh_TW"/>
+        </w:rPr>
+        <w:t>創35:9</w:t>
+      </w:r>
       <w:r>
         <w:rPr>
           <w:lang w:val="zh_TW" w:bidi="zh_TW"/>
         </w:rPr>
         <w:t>–</w:t>
       </w:r>
-      <w:hyperlink r:id="rId22">
-        <w:r>
-          <w:rPr>
-            <w:lang w:val="zh_TW" w:bidi="zh_TW"/>
-          </w:rPr>
-          <w:rPr>
-            <w:color w:val="0000EE"/>
-            <w:u w:val="single"/>
-          </w:rPr>
-          <w:t>15</w:t>
-        </w:r>
-      </w:hyperlink>
+      <w:r>
+        <w:rPr>
+          <w:lang w:val="zh_TW" w:bidi="zh_TW"/>
+        </w:rPr>
+        <w:t>15</w:t>
+      </w:r>
       <w:r>
         <w:rPr>
           <w:lang w:val="zh_TW" w:bidi="zh_TW"/>
@@ -661,54 +589,36 @@
         </w:rPr>
         <w:t>聖經並未詳細記錄如何為正式的事物或人膏抹。例如，雅各只是將油澆在石頭上，並說了一些話。當撒母耳（一位先知和士師）膏抹以色列的第一位王掃羅時，他先將掃羅帶到一旁教導他（</w:t>
       </w:r>
-      <w:hyperlink r:id="rId23">
-        <w:r>
-          <w:rPr>
-            <w:lang w:val="zh_TW" w:bidi="zh_TW"/>
-          </w:rPr>
-          <w:rPr>
-            <w:color w:val="0000EE"/>
-            <w:u w:val="single"/>
-          </w:rPr>
-          <w:t>撒上9:25</w:t>
-        </w:r>
-      </w:hyperlink>
+      <w:r>
+        <w:rPr>
+          <w:lang w:val="zh_TW" w:bidi="zh_TW"/>
+        </w:rPr>
+        <w:t>撒上9:25</w:t>
+      </w:r>
       <w:r>
         <w:rPr>
           <w:lang w:val="zh_TW" w:bidi="zh_TW"/>
         </w:rPr>
         <w:t>–</w:t>
       </w:r>
-      <w:hyperlink r:id="rId23">
-        <w:r>
-          <w:rPr>
-            <w:lang w:val="zh_TW" w:bidi="zh_TW"/>
-          </w:rPr>
-          <w:rPr>
-            <w:color w:val="0000EE"/>
-            <w:u w:val="single"/>
-          </w:rPr>
-          <w:t>27</w:t>
-        </w:r>
-      </w:hyperlink>
+      <w:r>
+        <w:rPr>
+          <w:lang w:val="zh_TW" w:bidi="zh_TW"/>
+        </w:rPr>
+        <w:t>27</w:t>
+      </w:r>
       <w:r>
         <w:rPr>
           <w:lang w:val="zh_TW" w:bidi="zh_TW"/>
         </w:rPr>
         <w:t>），然後撒母耳「拿瓶膏油倒在掃羅的頭上，與他親嘴，說：『這不是耶和華膏你作他產業的君嗎？』」（</w:t>
       </w:r>
-      <w:hyperlink r:id="rId24">
-        <w:r>
-          <w:rPr>
-            <w:lang w:val="zh_TW" w:bidi="zh_TW"/>
-          </w:rPr>
-          <w:rPr>
-            <w:color w:val="0000EE"/>
-            <w:u w:val="single"/>
-          </w:rPr>
-          <w:t>撒上10:1</w:t>
-        </w:r>
-      </w:hyperlink>
+      <w:r>
+        <w:rPr>
+          <w:lang w:val="zh_TW" w:bidi="zh_TW"/>
+        </w:rPr>
+        <w:t>撒上10:1</w:t>
+      </w:r>
       <w:r>
         <w:rPr>
           <w:lang w:val="zh_TW" w:bidi="zh_TW"/>
@@ -729,36 +639,24 @@
         </w:rPr>
         <w:t>為了膏抹會幕（敬拜用的特別帳幕）及其祭司，以色列人製作了一種特別的油，由技藝精湛香料製造者，將上品的香料（沒藥、香肉桂、菖蒲、桂皮）與橄欖油混合而成（</w:t>
       </w:r>
-      <w:hyperlink r:id="rId25">
-        <w:r>
-          <w:rPr>
-            <w:lang w:val="zh_TW" w:bidi="zh_TW"/>
-          </w:rPr>
-          <w:rPr>
-            <w:color w:val="0000EE"/>
-            <w:u w:val="single"/>
-          </w:rPr>
-          <w:t>出30:22</w:t>
-        </w:r>
-      </w:hyperlink>
+      <w:r>
+        <w:rPr>
+          <w:lang w:val="zh_TW" w:bidi="zh_TW"/>
+        </w:rPr>
+        <w:t>出30:22</w:t>
+      </w:r>
       <w:r>
         <w:rPr>
           <w:lang w:val="zh_TW" w:bidi="zh_TW"/>
         </w:rPr>
         <w:t>–</w:t>
       </w:r>
-      <w:hyperlink r:id="rId25">
-        <w:r>
-          <w:rPr>
-            <w:lang w:val="zh_TW" w:bidi="zh_TW"/>
-          </w:rPr>
-          <w:rPr>
-            <w:color w:val="0000EE"/>
-            <w:u w:val="single"/>
-          </w:rPr>
-          <w:t>25</w:t>
-        </w:r>
-      </w:hyperlink>
+      <w:r>
+        <w:rPr>
+          <w:lang w:val="zh_TW" w:bidi="zh_TW"/>
+        </w:rPr>
+        <w:t>25</w:t>
+      </w:r>
       <w:r>
         <w:rPr>
           <w:lang w:val="zh_TW" w:bidi="zh_TW"/>
@@ -779,36 +677,24 @@
         </w:rPr>
         <w:t>耶和華指示以色列人，要膏抹所有為神分別為聖的事物和人，包括會幕、約櫃、桌子及其器具、燈台及其器具、香壇、燔祭壇、洗濯盆，以及大祭司亞倫和他的兒子（</w:t>
       </w:r>
-      <w:hyperlink r:id="rId26">
-        <w:r>
-          <w:rPr>
-            <w:lang w:val="zh_TW" w:bidi="zh_TW"/>
-          </w:rPr>
-          <w:rPr>
-            <w:color w:val="0000EE"/>
-            <w:u w:val="single"/>
-          </w:rPr>
-          <w:t>出30:26</w:t>
-        </w:r>
-      </w:hyperlink>
+      <w:r>
+        <w:rPr>
+          <w:lang w:val="zh_TW" w:bidi="zh_TW"/>
+        </w:rPr>
+        <w:t>出30:26</w:t>
+      </w:r>
       <w:r>
         <w:rPr>
           <w:lang w:val="zh_TW" w:bidi="zh_TW"/>
         </w:rPr>
         <w:t>–</w:t>
       </w:r>
-      <w:hyperlink r:id="rId26">
-        <w:r>
-          <w:rPr>
-            <w:lang w:val="zh_TW" w:bidi="zh_TW"/>
-          </w:rPr>
-          <w:rPr>
-            <w:color w:val="0000EE"/>
-            <w:u w:val="single"/>
-          </w:rPr>
-          <w:t>32</w:t>
-        </w:r>
-      </w:hyperlink>
+      <w:r>
+        <w:rPr>
+          <w:lang w:val="zh_TW" w:bidi="zh_TW"/>
+        </w:rPr>
+        <w:t>32</w:t>
+      </w:r>
       <w:r>
         <w:rPr>
           <w:lang w:val="zh_TW" w:bidi="zh_TW"/>
@@ -829,144 +715,96 @@
         </w:rPr>
         <w:t>在以色列，三種主要的職分均要被膏抹：先知、祭司和君王。先知有時通過正式的膏抹開始其事奉，但並不總是如此（</w:t>
       </w:r>
-      <w:hyperlink r:id="rId27">
-        <w:r>
-          <w:rPr>
-            <w:lang w:val="zh_TW" w:bidi="zh_TW"/>
-          </w:rPr>
-          <w:rPr>
-            <w:color w:val="0000EE"/>
-            <w:u w:val="single"/>
-          </w:rPr>
-          <w:t>王上19:16</w:t>
-        </w:r>
-      </w:hyperlink>
+      <w:r>
+        <w:rPr>
+          <w:lang w:val="zh_TW" w:bidi="zh_TW"/>
+        </w:rPr>
+        <w:t>王上19:16</w:t>
+      </w:r>
       <w:r>
         <w:rPr>
           <w:lang w:val="zh_TW" w:bidi="zh_TW"/>
         </w:rPr>
         <w:t>）。人們可以稱他們為神的受膏者（</w:t>
       </w:r>
-      <w:hyperlink r:id="rId28">
-        <w:r>
-          <w:rPr>
-            <w:lang w:val="zh_TW" w:bidi="zh_TW"/>
-          </w:rPr>
-          <w:rPr>
-            <w:color w:val="0000EE"/>
-            <w:u w:val="single"/>
-          </w:rPr>
-          <w:t>代上16:22</w:t>
-        </w:r>
-      </w:hyperlink>
+      <w:r>
+        <w:rPr>
+          <w:lang w:val="zh_TW" w:bidi="zh_TW"/>
+        </w:rPr>
+        <w:t>代上16:22</w:t>
+      </w:r>
       <w:r>
         <w:rPr>
           <w:lang w:val="zh_TW" w:bidi="zh_TW"/>
         </w:rPr>
         <w:t>；</w:t>
       </w:r>
-      <w:hyperlink r:id="rId29">
-        <w:r>
-          <w:rPr>
-            <w:lang w:val="zh_TW" w:bidi="zh_TW"/>
-          </w:rPr>
-          <w:rPr>
-            <w:color w:val="0000EE"/>
-            <w:u w:val="single"/>
-          </w:rPr>
-          <w:t>詩105:15</w:t>
-        </w:r>
-      </w:hyperlink>
+      <w:r>
+        <w:rPr>
+          <w:lang w:val="zh_TW" w:bidi="zh_TW"/>
+        </w:rPr>
+        <w:t>詩105:15</w:t>
+      </w:r>
       <w:r>
         <w:rPr>
           <w:lang w:val="zh_TW" w:bidi="zh_TW"/>
         </w:rPr>
         <w:t>）。當利未祭司職分開始時，所有祭司都被膏抹，包括亞倫的兒子和亞倫本人（</w:t>
       </w:r>
-      <w:hyperlink r:id="rId30">
-        <w:r>
-          <w:rPr>
-            <w:lang w:val="zh_TW" w:bidi="zh_TW"/>
-          </w:rPr>
-          <w:rPr>
-            <w:color w:val="0000EE"/>
-            <w:u w:val="single"/>
-          </w:rPr>
-          <w:t>出40:12</w:t>
-        </w:r>
-      </w:hyperlink>
+      <w:r>
+        <w:rPr>
+          <w:lang w:val="zh_TW" w:bidi="zh_TW"/>
+        </w:rPr>
+        <w:t>出40:12</w:t>
+      </w:r>
       <w:r>
         <w:rPr>
           <w:lang w:val="zh_TW" w:bidi="zh_TW"/>
         </w:rPr>
         <w:t>–</w:t>
       </w:r>
-      <w:hyperlink r:id="rId30">
-        <w:r>
-          <w:rPr>
-            <w:lang w:val="zh_TW" w:bidi="zh_TW"/>
-          </w:rPr>
-          <w:rPr>
-            <w:color w:val="0000EE"/>
-            <w:u w:val="single"/>
-          </w:rPr>
-          <w:t>15</w:t>
-        </w:r>
-      </w:hyperlink>
+      <w:r>
+        <w:rPr>
+          <w:lang w:val="zh_TW" w:bidi="zh_TW"/>
+        </w:rPr>
+        <w:t>15</w:t>
+      </w:r>
       <w:r>
         <w:rPr>
           <w:lang w:val="zh_TW" w:bidi="zh_TW"/>
         </w:rPr>
         <w:t>；</w:t>
       </w:r>
-      <w:hyperlink r:id="rId31">
-        <w:r>
-          <w:rPr>
-            <w:lang w:val="zh_TW" w:bidi="zh_TW"/>
-          </w:rPr>
-          <w:rPr>
-            <w:color w:val="0000EE"/>
-            <w:u w:val="single"/>
-          </w:rPr>
-          <w:t>民3:3</w:t>
-        </w:r>
-      </w:hyperlink>
+      <w:r>
+        <w:rPr>
+          <w:lang w:val="zh_TW" w:bidi="zh_TW"/>
+        </w:rPr>
+        <w:t>民3:3</w:t>
+      </w:r>
       <w:r>
         <w:rPr>
           <w:lang w:val="zh_TW" w:bidi="zh_TW"/>
         </w:rPr>
         <w:t>）。此後，祭司開始事奉時不再受膏抹，膏抹通常只用於大祭司（</w:t>
       </w:r>
-      <w:hyperlink r:id="rId32">
-        <w:r>
-          <w:rPr>
-            <w:lang w:val="zh_TW" w:bidi="zh_TW"/>
-          </w:rPr>
-          <w:rPr>
-            <w:color w:val="0000EE"/>
-            <w:u w:val="single"/>
-          </w:rPr>
-          <w:t>出29:29</w:t>
-        </w:r>
-      </w:hyperlink>
+      <w:r>
+        <w:rPr>
+          <w:lang w:val="zh_TW" w:bidi="zh_TW"/>
+        </w:rPr>
+        <w:t>出29:29</w:t>
+      </w:r>
       <w:r>
         <w:rPr>
           <w:lang w:val="zh_TW" w:bidi="zh_TW"/>
         </w:rPr>
         <w:t>；</w:t>
       </w:r>
-      <w:hyperlink r:id="rId33">
-        <w:r>
-          <w:rPr>
-            <w:lang w:val="zh_TW" w:bidi="zh_TW"/>
-          </w:rPr>
-          <w:rPr>
-            <w:color w:val="0000EE"/>
-            <w:u w:val="single"/>
-          </w:rPr>
-          <w:t>利16:32</w:t>
-        </w:r>
-      </w:hyperlink>
+      <w:r>
+        <w:rPr>
+          <w:lang w:val="zh_TW" w:bidi="zh_TW"/>
+        </w:rPr>
+        <w:t>利16:32</w:t>
+      </w:r>
       <w:r>
         <w:rPr>
           <w:lang w:val="zh_TW" w:bidi="zh_TW"/>
@@ -987,276 +825,180 @@
         </w:rPr>
         <w:t>在以色列人有君王統治之前，他們已經知道膏抹是象征君王登基開始的儀式（</w:t>
       </w:r>
-      <w:hyperlink r:id="rId34">
-        <w:r>
-          <w:rPr>
-            <w:lang w:val="zh_TW" w:bidi="zh_TW"/>
-          </w:rPr>
-          <w:rPr>
-            <w:color w:val="0000EE"/>
-            <w:u w:val="single"/>
-          </w:rPr>
-          <w:t>士9:8</w:t>
-        </w:r>
-      </w:hyperlink>
+      <w:r>
+        <w:rPr>
+          <w:lang w:val="zh_TW" w:bidi="zh_TW"/>
+        </w:rPr>
+        <w:t>士9:8</w:t>
+      </w:r>
       <w:r>
         <w:rPr>
           <w:lang w:val="zh_TW" w:bidi="zh_TW"/>
         </w:rPr>
         <w:t>、15）。膏抹成為神命定的猶大和以色列諸王登基的儀式（</w:t>
       </w:r>
-      <w:hyperlink r:id="rId35">
-        <w:r>
-          <w:rPr>
-            <w:lang w:val="zh_TW" w:bidi="zh_TW"/>
-          </w:rPr>
-          <w:rPr>
-            <w:color w:val="0000EE"/>
-            <w:u w:val="single"/>
-          </w:rPr>
-          <w:t>王下9:1</w:t>
-        </w:r>
-      </w:hyperlink>
+      <w:r>
+        <w:rPr>
+          <w:lang w:val="zh_TW" w:bidi="zh_TW"/>
+        </w:rPr>
+        <w:t>王下9:1</w:t>
+      </w:r>
       <w:r>
         <w:rPr>
           <w:lang w:val="zh_TW" w:bidi="zh_TW"/>
         </w:rPr>
         <w:t>–</w:t>
       </w:r>
-      <w:hyperlink r:id="rId35">
-        <w:r>
-          <w:rPr>
-            <w:lang w:val="zh_TW" w:bidi="zh_TW"/>
-          </w:rPr>
-          <w:rPr>
-            <w:color w:val="0000EE"/>
-            <w:u w:val="single"/>
-          </w:rPr>
-          <w:t>6，</w:t>
-        </w:r>
-      </w:hyperlink>
-      <w:hyperlink r:id="rId36">
-        <w:r>
-          <w:rPr>
-            <w:lang w:val="zh_TW" w:bidi="zh_TW"/>
-          </w:rPr>
-          <w:rPr>
-            <w:color w:val="0000EE"/>
-            <w:u w:val="single"/>
-          </w:rPr>
-          <w:t>11:12</w:t>
-        </w:r>
-      </w:hyperlink>
+      <w:r>
+        <w:rPr>
+          <w:lang w:val="zh_TW" w:bidi="zh_TW"/>
+        </w:rPr>
+        <w:t>6，</w:t>
+      </w:r>
+      <w:r>
+        <w:rPr>
+          <w:lang w:val="zh_TW" w:bidi="zh_TW"/>
+        </w:rPr>
+        <w:t>11:12</w:t>
+      </w:r>
       <w:r>
         <w:rPr>
           <w:lang w:val="zh_TW" w:bidi="zh_TW"/>
         </w:rPr>
         <w:t>。掃羅是第一位被膏的王（</w:t>
       </w:r>
-      <w:hyperlink r:id="rId24">
-        <w:r>
-          <w:rPr>
-            <w:lang w:val="zh_TW" w:bidi="zh_TW"/>
-          </w:rPr>
-          <w:rPr>
-            <w:color w:val="0000EE"/>
-            <w:u w:val="single"/>
-          </w:rPr>
-          <w:t>撒上10:1</w:t>
-        </w:r>
-      </w:hyperlink>
+      <w:r>
+        <w:rPr>
+          <w:lang w:val="zh_TW" w:bidi="zh_TW"/>
+        </w:rPr>
+        <w:t>撒上10:1</w:t>
+      </w:r>
       <w:r>
         <w:rPr>
           <w:lang w:val="zh_TW" w:bidi="zh_TW"/>
         </w:rPr>
         <w:t>；</w:t>
       </w:r>
-      <w:hyperlink r:id="rId37">
-        <w:r>
-          <w:rPr>
-            <w:lang w:val="zh_TW" w:bidi="zh_TW"/>
-          </w:rPr>
-          <w:rPr>
-            <w:color w:val="0000EE"/>
-            <w:u w:val="single"/>
-          </w:rPr>
-          <w:t>王上1:39</w:t>
-        </w:r>
-      </w:hyperlink>
+      <w:r>
+        <w:rPr>
+          <w:lang w:val="zh_TW" w:bidi="zh_TW"/>
+        </w:rPr>
+        <w:t>王上1:39</w:t>
+      </w:r>
       <w:r>
         <w:rPr>
           <w:lang w:val="zh_TW" w:bidi="zh_TW"/>
         </w:rPr>
         <w:t>）。大衛被膏抹了三次（</w:t>
       </w:r>
-      <w:hyperlink r:id="rId38">
-        <w:r>
-          <w:rPr>
-            <w:lang w:val="zh_TW" w:bidi="zh_TW"/>
-          </w:rPr>
-          <w:rPr>
-            <w:color w:val="0000EE"/>
-            <w:u w:val="single"/>
-          </w:rPr>
-          <w:t>撒上16:1、13</w:t>
-        </w:r>
-      </w:hyperlink>
+      <w:r>
+        <w:rPr>
+          <w:lang w:val="zh_TW" w:bidi="zh_TW"/>
+        </w:rPr>
+        <w:t>撒上16:1、13</w:t>
+      </w:r>
       <w:r>
         <w:rPr>
           <w:lang w:val="zh_TW" w:bidi="zh_TW"/>
         </w:rPr>
         <w:t>；</w:t>
       </w:r>
-      <w:hyperlink r:id="rId39">
-        <w:r>
-          <w:rPr>
-            <w:lang w:val="zh_TW" w:bidi="zh_TW"/>
-          </w:rPr>
-          <w:rPr>
-            <w:color w:val="0000EE"/>
-            <w:u w:val="single"/>
-          </w:rPr>
-          <w:t>撒下2:4，</w:t>
-        </w:r>
-      </w:hyperlink>
-      <w:hyperlink r:id="rId40">
-        <w:r>
-          <w:rPr>
-            <w:lang w:val="zh_TW" w:bidi="zh_TW"/>
-          </w:rPr>
-          <w:rPr>
-            <w:color w:val="0000EE"/>
-            <w:u w:val="single"/>
-          </w:rPr>
-          <w:t>5:1</w:t>
-        </w:r>
-      </w:hyperlink>
+      <w:r>
+        <w:rPr>
+          <w:lang w:val="zh_TW" w:bidi="zh_TW"/>
+        </w:rPr>
+        <w:t>撒下2:4，</w:t>
+      </w:r>
+      <w:r>
+        <w:rPr>
+          <w:lang w:val="zh_TW" w:bidi="zh_TW"/>
+        </w:rPr>
+        <w:t>5:1</w:t>
+      </w:r>
       <w:r>
         <w:rPr>
           <w:lang w:val="zh_TW" w:bidi="zh_TW"/>
         </w:rPr>
         <w:t>–</w:t>
       </w:r>
-      <w:hyperlink r:id="rId40">
-        <w:r>
-          <w:rPr>
-            <w:lang w:val="zh_TW" w:bidi="zh_TW"/>
-          </w:rPr>
-          <w:rPr>
-            <w:color w:val="0000EE"/>
-            <w:u w:val="single"/>
-          </w:rPr>
-          <w:t>4</w:t>
-        </w:r>
-      </w:hyperlink>
+      <w:r>
+        <w:rPr>
+          <w:lang w:val="zh_TW" w:bidi="zh_TW"/>
+        </w:rPr>
+        <w:t>4</w:t>
+      </w:r>
       <w:r>
         <w:rPr>
           <w:lang w:val="zh_TW" w:bidi="zh_TW"/>
         </w:rPr>
         <w:t>）。「耶和華的受膏者」成為以色列王的常用稱呼（</w:t>
       </w:r>
-      <w:hyperlink r:id="rId41">
-        <w:r>
-          <w:rPr>
-            <w:lang w:val="zh_TW" w:bidi="zh_TW"/>
-          </w:rPr>
-          <w:rPr>
-            <w:color w:val="0000EE"/>
-            <w:u w:val="single"/>
-          </w:rPr>
-          <w:t>撒上12:3</w:t>
-        </w:r>
-      </w:hyperlink>
+      <w:r>
+        <w:rPr>
+          <w:lang w:val="zh_TW" w:bidi="zh_TW"/>
+        </w:rPr>
+        <w:t>撒上12:3</w:t>
+      </w:r>
       <w:r>
         <w:rPr>
           <w:lang w:val="zh_TW" w:bidi="zh_TW"/>
         </w:rPr>
         <w:t>–</w:t>
       </w:r>
-      <w:hyperlink r:id="rId41">
-        <w:r>
-          <w:rPr>
-            <w:lang w:val="zh_TW" w:bidi="zh_TW"/>
-          </w:rPr>
-          <w:rPr>
-            <w:color w:val="0000EE"/>
-            <w:u w:val="single"/>
-          </w:rPr>
-          <w:t>5</w:t>
-        </w:r>
-      </w:hyperlink>
+      <w:r>
+        <w:rPr>
+          <w:lang w:val="zh_TW" w:bidi="zh_TW"/>
+        </w:rPr>
+        <w:t>5</w:t>
+      </w:r>
       <w:r>
         <w:rPr>
           <w:lang w:val="zh_TW" w:bidi="zh_TW"/>
         </w:rPr>
         <w:t>；</w:t>
       </w:r>
-      <w:hyperlink r:id="rId42">
-        <w:r>
-          <w:rPr>
-            <w:lang w:val="zh_TW" w:bidi="zh_TW"/>
-          </w:rPr>
-          <w:rPr>
-            <w:color w:val="0000EE"/>
-            <w:u w:val="single"/>
-          </w:rPr>
-          <w:t>撒下1:14</w:t>
-        </w:r>
-      </w:hyperlink>
+      <w:r>
+        <w:rPr>
+          <w:lang w:val="zh_TW" w:bidi="zh_TW"/>
+        </w:rPr>
+        <w:t>撒下1:14</w:t>
+      </w:r>
       <w:r>
         <w:rPr>
           <w:lang w:val="zh_TW" w:bidi="zh_TW"/>
         </w:rPr>
         <w:t>–</w:t>
       </w:r>
-      <w:hyperlink r:id="rId42">
-        <w:r>
-          <w:rPr>
-            <w:lang w:val="zh_TW" w:bidi="zh_TW"/>
-          </w:rPr>
-          <w:rPr>
-            <w:color w:val="0000EE"/>
-            <w:u w:val="single"/>
-          </w:rPr>
-          <w:t>16</w:t>
-        </w:r>
-      </w:hyperlink>
+      <w:r>
+        <w:rPr>
+          <w:lang w:val="zh_TW" w:bidi="zh_TW"/>
+        </w:rPr>
+        <w:t>16</w:t>
+      </w:r>
       <w:r>
         <w:rPr>
           <w:lang w:val="zh_TW" w:bidi="zh_TW"/>
         </w:rPr>
         <w:t>；</w:t>
       </w:r>
-      <w:hyperlink r:id="rId43">
-        <w:r>
-          <w:rPr>
-            <w:lang w:val="zh_TW" w:bidi="zh_TW"/>
-          </w:rPr>
-          <w:rPr>
-            <w:color w:val="0000EE"/>
-            <w:u w:val="single"/>
-          </w:rPr>
-          <w:t>詩89:38、51</w:t>
-        </w:r>
-      </w:hyperlink>
+      <w:r>
+        <w:rPr>
+          <w:lang w:val="zh_TW" w:bidi="zh_TW"/>
+        </w:rPr>
+        <w:t>詩89:38、51</w:t>
+      </w:r>
       <w:r>
         <w:rPr>
           <w:lang w:val="zh_TW" w:bidi="zh_TW"/>
         </w:rPr>
         <w:t>；</w:t>
       </w:r>
-      <w:hyperlink r:id="rId44">
-        <w:r>
-          <w:rPr>
-            <w:lang w:val="zh_TW" w:bidi="zh_TW"/>
-          </w:rPr>
-          <w:rPr>
-            <w:color w:val="0000EE"/>
-            <w:u w:val="single"/>
-          </w:rPr>
-          <w:t>哀4:20</w:t>
-        </w:r>
-      </w:hyperlink>
+      <w:r>
+        <w:rPr>
+          <w:lang w:val="zh_TW" w:bidi="zh_TW"/>
+        </w:rPr>
+        <w:t>哀4:20</w:t>
+      </w:r>
       <w:r>
         <w:rPr>
           <w:lang w:val="zh_TW" w:bidi="zh_TW"/>
@@ -1277,108 +1019,72 @@
         </w:rPr>
         <w:t>膏抹並不僅限於宗教用途。埃及人和敘利亞人也用膏抹作為健康和美容的手段。聖經顯示以色列人也有類似的膏抹用法（</w:t>
       </w:r>
-      <w:hyperlink r:id="rId45">
-        <w:r>
-          <w:rPr>
-            <w:lang w:val="zh_TW" w:bidi="zh_TW"/>
-          </w:rPr>
-          <w:rPr>
-            <w:color w:val="0000EE"/>
-            <w:u w:val="single"/>
-          </w:rPr>
-          <w:t>撒下12:20</w:t>
-        </w:r>
-      </w:hyperlink>
+      <w:r>
+        <w:rPr>
+          <w:lang w:val="zh_TW" w:bidi="zh_TW"/>
+        </w:rPr>
+        <w:t>撒下12:20</w:t>
+      </w:r>
       <w:r>
         <w:rPr>
           <w:lang w:val="zh_TW" w:bidi="zh_TW"/>
         </w:rPr>
         <w:t>；</w:t>
       </w:r>
-      <w:hyperlink r:id="rId46">
-        <w:r>
-          <w:rPr>
-            <w:lang w:val="zh_TW" w:bidi="zh_TW"/>
-          </w:rPr>
-          <w:rPr>
-            <w:color w:val="0000EE"/>
-            <w:u w:val="single"/>
-          </w:rPr>
-          <w:t>得3:3</w:t>
-        </w:r>
-      </w:hyperlink>
+      <w:r>
+        <w:rPr>
+          <w:lang w:val="zh_TW" w:bidi="zh_TW"/>
+        </w:rPr>
+        <w:t>得3:3</w:t>
+      </w:r>
       <w:r>
         <w:rPr>
           <w:lang w:val="zh_TW" w:bidi="zh_TW"/>
         </w:rPr>
         <w:t>；</w:t>
       </w:r>
-      <w:hyperlink r:id="rId47">
-        <w:r>
-          <w:rPr>
-            <w:lang w:val="zh_TW" w:bidi="zh_TW"/>
-          </w:rPr>
-          <w:rPr>
-            <w:color w:val="0000EE"/>
-            <w:u w:val="single"/>
-          </w:rPr>
-          <w:t>彌6:15</w:t>
-        </w:r>
-      </w:hyperlink>
+      <w:r>
+        <w:rPr>
+          <w:lang w:val="zh_TW" w:bidi="zh_TW"/>
+        </w:rPr>
+        <w:t>彌6:15</w:t>
+      </w:r>
       <w:r>
         <w:rPr>
           <w:lang w:val="zh_TW" w:bidi="zh_TW"/>
         </w:rPr>
         <w:t>）。當人不膏抹或不在自己身上抹香膏時，就表示他們正哀傷或困苦（</w:t>
       </w:r>
-      <w:hyperlink r:id="rId48">
-        <w:r>
-          <w:rPr>
-            <w:lang w:val="zh_TW" w:bidi="zh_TW"/>
-          </w:rPr>
-          <w:rPr>
-            <w:color w:val="0000EE"/>
-            <w:u w:val="single"/>
-          </w:rPr>
-          <w:t>撒下14:2</w:t>
-        </w:r>
-      </w:hyperlink>
+      <w:r>
+        <w:rPr>
+          <w:lang w:val="zh_TW" w:bidi="zh_TW"/>
+        </w:rPr>
+        <w:t>撒下14:2</w:t>
+      </w:r>
       <w:r>
         <w:rPr>
           <w:lang w:val="zh_TW" w:bidi="zh_TW"/>
         </w:rPr>
         <w:t>；</w:t>
       </w:r>
-      <w:hyperlink r:id="rId49">
-        <w:r>
-          <w:rPr>
-            <w:lang w:val="zh_TW" w:bidi="zh_TW"/>
-          </w:rPr>
-          <w:rPr>
-            <w:color w:val="0000EE"/>
-            <w:u w:val="single"/>
-          </w:rPr>
-          <w:t>但10:3</w:t>
-        </w:r>
-      </w:hyperlink>
+      <w:r>
+        <w:rPr>
+          <w:lang w:val="zh_TW" w:bidi="zh_TW"/>
+        </w:rPr>
+        <w:t>但10:3</w:t>
+      </w:r>
       <w:r>
         <w:rPr>
           <w:lang w:val="zh_TW" w:bidi="zh_TW"/>
         </w:rPr>
         <w:t>；</w:t>
       </w:r>
-      <w:hyperlink r:id="rId50">
-        <w:r>
-          <w:rPr>
-            <w:lang w:val="zh_TW" w:bidi="zh_TW"/>
-          </w:rPr>
-          <w:rPr>
-            <w:color w:val="0000EE"/>
-            <w:u w:val="single"/>
-          </w:rPr>
-          <w:t>太6:17</w:t>
-        </w:r>
-      </w:hyperlink>
+      <w:r>
+        <w:rPr>
+          <w:lang w:val="zh_TW" w:bidi="zh_TW"/>
+        </w:rPr>
+        <w:t>太6:17</w:t>
+      </w:r>
       <w:r>
         <w:rPr>
           <w:lang w:val="zh_TW" w:bidi="zh_TW"/>
@@ -1399,72 +1105,48 @@
         </w:rPr>
         <w:t>新約聖經建議，當病人要求用油膏抹他們時，可以這樣做。教會領袖在這過程中為病人禱告求醫治（</w:t>
       </w:r>
-      <w:hyperlink r:id="rId51">
-        <w:r>
-          <w:rPr>
-            <w:lang w:val="zh_TW" w:bidi="zh_TW"/>
-          </w:rPr>
-          <w:rPr>
-            <w:color w:val="0000EE"/>
-            <w:u w:val="single"/>
-          </w:rPr>
-          <w:t>雅5:14</w:t>
-        </w:r>
-      </w:hyperlink>
+      <w:r>
+        <w:rPr>
+          <w:lang w:val="zh_TW" w:bidi="zh_TW"/>
+        </w:rPr>
+        <w:t>雅5:14</w:t>
+      </w:r>
       <w:r>
         <w:rPr>
           <w:lang w:val="zh_TW" w:bidi="zh_TW"/>
         </w:rPr>
         <w:t>–</w:t>
       </w:r>
-      <w:hyperlink r:id="rId51">
-        <w:r>
-          <w:rPr>
-            <w:lang w:val="zh_TW" w:bidi="zh_TW"/>
-          </w:rPr>
-          <w:rPr>
-            <w:color w:val="0000EE"/>
-            <w:u w:val="single"/>
-          </w:rPr>
-          <w:t>16</w:t>
-        </w:r>
-      </w:hyperlink>
+      <w:r>
+        <w:rPr>
+          <w:lang w:val="zh_TW" w:bidi="zh_TW"/>
+        </w:rPr>
+        <w:t>16</w:t>
+      </w:r>
       <w:r>
         <w:rPr>
           <w:lang w:val="zh_TW" w:bidi="zh_TW"/>
         </w:rPr>
         <w:t>）。使徒（早期基督教領袖）在醫治時也用油膏抹病人（</w:t>
       </w:r>
-      <w:hyperlink r:id="rId52">
-        <w:r>
-          <w:rPr>
-            <w:lang w:val="zh_TW" w:bidi="zh_TW"/>
-          </w:rPr>
-          <w:rPr>
-            <w:color w:val="0000EE"/>
-            <w:u w:val="single"/>
-          </w:rPr>
-          <w:t>可6:12</w:t>
-        </w:r>
-      </w:hyperlink>
+      <w:r>
+        <w:rPr>
+          <w:lang w:val="zh_TW" w:bidi="zh_TW"/>
+        </w:rPr>
+        <w:t>可6:12</w:t>
+      </w:r>
       <w:r>
         <w:rPr>
           <w:lang w:val="zh_TW" w:bidi="zh_TW"/>
         </w:rPr>
         <w:t>–</w:t>
       </w:r>
-      <w:hyperlink r:id="rId52">
-        <w:r>
-          <w:rPr>
-            <w:lang w:val="zh_TW" w:bidi="zh_TW"/>
-          </w:rPr>
-          <w:rPr>
-            <w:color w:val="0000EE"/>
-            <w:u w:val="single"/>
-          </w:rPr>
-          <w:t>13</w:t>
-        </w:r>
-      </w:hyperlink>
+      <w:r>
+        <w:rPr>
+          <w:lang w:val="zh_TW" w:bidi="zh_TW"/>
+        </w:rPr>
+        <w:t>13</w:t>
+      </w:r>
       <w:r>
         <w:rPr>
           <w:lang w:val="zh_TW" w:bidi="zh_TW"/>
@@ -1573,54 +1255,36 @@
         </w:rPr>
         <w:t>在古代，膏油是生活中的重要用品。近東地區氣候炎熱乾燥，因此人們會使用膏油來保護和醫治皮膚。無論貧富，各階層的人都會使用膏油作為藥物，利用其舒緩功效，並藉此掩蓋身上的氣味。舊約聖經提到調製香膏的人或製香的人（</w:t>
       </w:r>
-      <w:hyperlink r:id="rId53">
-        <w:r>
-          <w:rPr>
-            <w:lang w:val="zh_TW" w:bidi="zh_TW"/>
-          </w:rPr>
-          <w:rPr>
-            <w:color w:val="0000EE"/>
-            <w:u w:val="single"/>
-          </w:rPr>
-          <w:t>撒上8:13</w:t>
-        </w:r>
-      </w:hyperlink>
+      <w:r>
+        <w:rPr>
+          <w:lang w:val="zh_TW" w:bidi="zh_TW"/>
+        </w:rPr>
+        <w:t>撒上8:13</w:t>
+      </w:r>
       <w:r>
         <w:rPr>
           <w:lang w:val="zh_TW" w:bidi="zh_TW"/>
         </w:rPr>
         <w:t>；</w:t>
       </w:r>
-      <w:hyperlink r:id="rId54">
-        <w:r>
-          <w:rPr>
-            <w:lang w:val="zh_TW" w:bidi="zh_TW"/>
-          </w:rPr>
-          <w:rPr>
-            <w:color w:val="0000EE"/>
-            <w:u w:val="single"/>
-          </w:rPr>
-          <w:t>代下16:14</w:t>
-        </w:r>
-      </w:hyperlink>
+      <w:r>
+        <w:rPr>
+          <w:lang w:val="zh_TW" w:bidi="zh_TW"/>
+        </w:rPr>
+        <w:t>代下16:14</w:t>
+      </w:r>
       <w:r>
         <w:rPr>
           <w:lang w:val="zh_TW" w:bidi="zh_TW"/>
         </w:rPr>
         <w:t>）。有些從事這類工作的工匠還組成行會（guilds，</w:t>
       </w:r>
-      <w:hyperlink r:id="rId55">
-        <w:r>
-          <w:rPr>
-            <w:lang w:val="zh_TW" w:bidi="zh_TW"/>
-          </w:rPr>
-          <w:rPr>
-            <w:color w:val="0000EE"/>
-            <w:u w:val="single"/>
-          </w:rPr>
-          <w:t>尼3:8</w:t>
-        </w:r>
-      </w:hyperlink>
+      <w:r>
+        <w:rPr>
+          <w:lang w:val="zh_TW" w:bidi="zh_TW"/>
+        </w:rPr>
+        <w:t>尼3:8</w:t>
+      </w:r>
       <w:r>
         <w:rPr>
           <w:lang w:val="zh_TW" w:bidi="zh_TW"/>
@@ -1652,54 +1316,36 @@
         </w:rPr>
         <w:t>一般來說，人們會把芳香植物或香料放進油中加熱，以製作膏油（參</w:t>
       </w:r>
-      <w:hyperlink r:id="rId56">
-        <w:r>
-          <w:rPr>
-            <w:lang w:val="zh_TW" w:bidi="zh_TW"/>
-          </w:rPr>
-          <w:rPr>
-            <w:color w:val="0000EE"/>
-            <w:u w:val="single"/>
-          </w:rPr>
-          <w:t>伯41:31</w:t>
-        </w:r>
-      </w:hyperlink>
+      <w:r>
+        <w:rPr>
+          <w:lang w:val="zh_TW" w:bidi="zh_TW"/>
+        </w:rPr>
+        <w:t>伯41:31</w:t>
+      </w:r>
       <w:r>
         <w:rPr>
           <w:lang w:val="zh_TW" w:bidi="zh_TW"/>
         </w:rPr>
         <w:t>）。芳香膏油則是把特定材料與經過特別調製的油混合而成。在某些經文中，馨香或膏油這類詞語（</w:t>
       </w:r>
-      <w:hyperlink r:id="rId57">
-        <w:r>
-          <w:rPr>
-            <w:lang w:val="zh_TW" w:bidi="zh_TW"/>
-          </w:rPr>
-          <w:rPr>
-            <w:color w:val="0000EE"/>
-            <w:u w:val="single"/>
-          </w:rPr>
-          <w:t>歌1:3</w:t>
-        </w:r>
-      </w:hyperlink>
+      <w:r>
+        <w:rPr>
+          <w:lang w:val="zh_TW" w:bidi="zh_TW"/>
+        </w:rPr>
+        <w:t>歌1:3</w:t>
+      </w:r>
       <w:r>
         <w:rPr>
           <w:lang w:val="zh_TW" w:bidi="zh_TW"/>
         </w:rPr>
         <w:t>；</w:t>
       </w:r>
-      <w:hyperlink r:id="rId58">
-        <w:r>
-          <w:rPr>
-            <w:lang w:val="zh_TW" w:bidi="zh_TW"/>
-          </w:rPr>
-          <w:rPr>
-            <w:color w:val="0000EE"/>
-            <w:u w:val="single"/>
-          </w:rPr>
-          <w:t>傳7:1</w:t>
-        </w:r>
-      </w:hyperlink>
+      <w:r>
+        <w:rPr>
+          <w:lang w:val="zh_TW" w:bidi="zh_TW"/>
+        </w:rPr>
+        <w:t>傳7:1</w:t>
+      </w:r>
       <w:r>
         <w:rPr>
           <w:lang w:val="zh_TW" w:bidi="zh_TW"/>
@@ -1720,18 +1366,12 @@
         </w:rPr>
         <w:t>人們使用各種容器儲存膏油，但最受歡迎的是雪花石膏玉瓶。馬利亞在伯大尼用來膏抹耶穌的貴重膏油，就是盛放在雪花石膏玉瓶裡 （</w:t>
       </w:r>
-      <w:hyperlink r:id="rId59">
-        <w:r>
-          <w:rPr>
-            <w:lang w:val="zh_TW" w:bidi="zh_TW"/>
-          </w:rPr>
-          <w:rPr>
-            <w:color w:val="0000EE"/>
-            <w:u w:val="single"/>
-          </w:rPr>
-          <w:t>可14:3</w:t>
-        </w:r>
-      </w:hyperlink>
+      <w:r>
+        <w:rPr>
+          <w:lang w:val="zh_TW" w:bidi="zh_TW"/>
+        </w:rPr>
+        <w:t>可14:3</w:t>
+      </w:r>
       <w:r>
         <w:rPr>
           <w:lang w:val="zh_TW" w:bidi="zh_TW"/>
@@ -1763,18 +1403,12 @@
         </w:rPr>
         <w:t>膏油有許多用途。在猶太人當中，膏油具有重要的宗教意義。聖膏油是用來將亞倫和他的兒子分別為聖，也用來將會幕及其中的一切器具分別為聖。聖膏油是由沒藥、香肉桂、菖蒲、桂皮與橄欖油調製而成 （</w:t>
       </w:r>
-      <w:hyperlink r:id="rId60">
-        <w:r>
-          <w:rPr>
-            <w:lang w:val="zh_TW" w:bidi="zh_TW"/>
-          </w:rPr>
-          <w:rPr>
-            <w:color w:val="0000EE"/>
-            <w:u w:val="single"/>
-          </w:rPr>
-          <w:t>出30:23–25</w:t>
-        </w:r>
-      </w:hyperlink>
+      <w:r>
+        <w:rPr>
+          <w:lang w:val="zh_TW" w:bidi="zh_TW"/>
+        </w:rPr>
+        <w:t>出30:23–25</w:t>
+      </w:r>
       <w:r>
         <w:rPr>
           <w:lang w:val="zh_TW" w:bidi="zh_TW"/>
@@ -1795,90 +1429,60 @@
         </w:rPr>
         <w:t>用為美容用品的芳香膏油，能掩蓋令人不悅的氣味。人們會把油塗抹在身體上（</w:t>
       </w:r>
-      <w:hyperlink r:id="rId45">
-        <w:r>
-          <w:rPr>
-            <w:lang w:val="zh_TW" w:bidi="zh_TW"/>
-          </w:rPr>
-          <w:rPr>
-            <w:color w:val="0000EE"/>
-            <w:u w:val="single"/>
-          </w:rPr>
-          <w:t>撒下12:20</w:t>
-        </w:r>
-      </w:hyperlink>
+      <w:r>
+        <w:rPr>
+          <w:lang w:val="zh_TW" w:bidi="zh_TW"/>
+        </w:rPr>
+        <w:t>撒下12:20</w:t>
+      </w:r>
       <w:r>
         <w:rPr>
           <w:lang w:val="zh_TW" w:bidi="zh_TW"/>
         </w:rPr>
         <w:t>）、衣服上（</w:t>
       </w:r>
-      <w:hyperlink r:id="rId61">
-        <w:r>
-          <w:rPr>
-            <w:lang w:val="zh_TW" w:bidi="zh_TW"/>
-          </w:rPr>
-          <w:rPr>
-            <w:color w:val="0000EE"/>
-            <w:u w:val="single"/>
-          </w:rPr>
-          <w:t>詩45:8</w:t>
-        </w:r>
-      </w:hyperlink>
+      <w:r>
+        <w:rPr>
+          <w:lang w:val="zh_TW" w:bidi="zh_TW"/>
+        </w:rPr>
+        <w:t>詩45:8</w:t>
+      </w:r>
       <w:r>
         <w:rPr>
           <w:lang w:val="zh_TW" w:bidi="zh_TW"/>
         </w:rPr>
         <w:t>），或個人物品上（</w:t>
       </w:r>
-      <w:hyperlink r:id="rId62">
-        <w:r>
-          <w:rPr>
-            <w:lang w:val="zh_TW" w:bidi="zh_TW"/>
-          </w:rPr>
-          <w:rPr>
-            <w:color w:val="0000EE"/>
-            <w:u w:val="single"/>
-          </w:rPr>
-          <w:t>箴7:17</w:t>
-        </w:r>
-      </w:hyperlink>
+      <w:r>
+        <w:rPr>
+          <w:lang w:val="zh_TW" w:bidi="zh_TW"/>
+        </w:rPr>
+        <w:t>箴7:17</w:t>
+      </w:r>
       <w:r>
         <w:rPr>
           <w:lang w:val="zh_TW" w:bidi="zh_TW"/>
         </w:rPr>
         <w:t>）。婦女使用膏油潔淨皮膚，並增添容貌的吸引力（</w:t>
       </w:r>
-      <w:hyperlink r:id="rId63">
-        <w:r>
-          <w:rPr>
-            <w:lang w:val="zh_TW" w:bidi="zh_TW"/>
-          </w:rPr>
-          <w:rPr>
-            <w:color w:val="0000EE"/>
-            <w:u w:val="single"/>
-          </w:rPr>
-          <w:t>斯2:12</w:t>
-        </w:r>
-      </w:hyperlink>
+      <w:r>
+        <w:rPr>
+          <w:lang w:val="zh_TW" w:bidi="zh_TW"/>
+        </w:rPr>
+        <w:t>斯2:12</w:t>
+      </w:r>
       <w:r>
         <w:rPr>
           <w:lang w:val="zh_TW" w:bidi="zh_TW"/>
         </w:rPr>
         <w:t>）。某些芳香膏油的香氣能吸引異性的注意（</w:t>
       </w:r>
-      <w:hyperlink r:id="rId64">
-        <w:r>
-          <w:rPr>
-            <w:lang w:val="zh_TW" w:bidi="zh_TW"/>
-          </w:rPr>
-          <w:rPr>
-            <w:color w:val="0000EE"/>
-            <w:u w:val="single"/>
-          </w:rPr>
-          <w:t>歌4:10</w:t>
-        </w:r>
-      </w:hyperlink>
+      <w:r>
+        <w:rPr>
+          <w:lang w:val="zh_TW" w:bidi="zh_TW"/>
+        </w:rPr>
+        <w:t>歌4:10</w:t>
+      </w:r>
       <w:r>
         <w:rPr>
           <w:lang w:val="zh_TW" w:bidi="zh_TW"/>
@@ -1899,54 +1503,36 @@
         </w:rPr>
         <w:t>在古代近東地區，人們常會使用膏油使客人感到清爽舒適，這也是款待客人的一種表示。埃及人會使用圓錐形的香膏，把它放在客人的頭上，讓香膏慢慢融化，沿著身體流下（參</w:t>
       </w:r>
-      <w:hyperlink r:id="rId65">
-        <w:r>
-          <w:rPr>
-            <w:lang w:val="zh_TW" w:bidi="zh_TW"/>
-          </w:rPr>
-          <w:rPr>
-            <w:color w:val="0000EE"/>
-            <w:u w:val="single"/>
-          </w:rPr>
-          <w:t>詩133:2</w:t>
-        </w:r>
-      </w:hyperlink>
+      <w:r>
+        <w:rPr>
+          <w:lang w:val="zh_TW" w:bidi="zh_TW"/>
+        </w:rPr>
+        <w:t>詩133:2</w:t>
+      </w:r>
       <w:r>
         <w:rPr>
           <w:lang w:val="zh_TW" w:bidi="zh_TW"/>
         </w:rPr>
         <w:t>）。主人也會把油抹在客人的頭上，藉此表示尊敬和禮遇。耶穌曾責備一個法利賽人，因為他沒有按照這種傳統禮節接待祂（</w:t>
       </w:r>
-      <w:hyperlink r:id="rId66">
-        <w:r>
-          <w:rPr>
-            <w:lang w:val="zh_TW" w:bidi="zh_TW"/>
-          </w:rPr>
-          <w:rPr>
-            <w:color w:val="0000EE"/>
-            <w:u w:val="single"/>
-          </w:rPr>
-          <w:t>路7:37–40</w:t>
-        </w:r>
-      </w:hyperlink>
+      <w:r>
+        <w:rPr>
+          <w:lang w:val="zh_TW" w:bidi="zh_TW"/>
+        </w:rPr>
+        <w:t>路7:37–40</w:t>
+      </w:r>
       <w:r>
         <w:rPr>
           <w:lang w:val="zh_TW" w:bidi="zh_TW"/>
         </w:rPr>
         <w:t>）。馬利亞則用一玉瓶極貴的真哪噠香膏膏抹耶穌。真哪噠香膏是一種芬芳的膏油，由產於印度的芳香植物根部提煉而成（</w:t>
       </w:r>
-      <w:hyperlink r:id="rId59">
-        <w:r>
-          <w:rPr>
-            <w:lang w:val="zh_TW" w:bidi="zh_TW"/>
-          </w:rPr>
-          <w:rPr>
-            <w:color w:val="0000EE"/>
-            <w:u w:val="single"/>
-          </w:rPr>
-          <w:t>可14:3</w:t>
-        </w:r>
-      </w:hyperlink>
+      <w:r>
+        <w:rPr>
+          <w:lang w:val="zh_TW" w:bidi="zh_TW"/>
+        </w:rPr>
+        <w:t>可14:3</w:t>
+      </w:r>
       <w:r>
         <w:rPr>
           <w:lang w:val="zh_TW" w:bidi="zh_TW"/>
@@ -1978,72 +1564,48 @@
         </w:rPr>
         <w:t>人們在安葬死者時也會使用膏油。在新約聖經時代，死者的身體會先經過清洗，再用膏油膏抹（</w:t>
       </w:r>
-      <w:hyperlink r:id="rId67">
-        <w:r>
-          <w:rPr>
-            <w:lang w:val="zh_TW" w:bidi="zh_TW"/>
-          </w:rPr>
-          <w:rPr>
-            <w:color w:val="0000EE"/>
-            <w:u w:val="single"/>
-          </w:rPr>
-          <w:t>可16:1</w:t>
-        </w:r>
-      </w:hyperlink>
+      <w:r>
+        <w:rPr>
+          <w:lang w:val="zh_TW" w:bidi="zh_TW"/>
+        </w:rPr>
+        <w:t>可16:1</w:t>
+      </w:r>
       <w:r>
         <w:rPr>
           <w:lang w:val="zh_TW" w:bidi="zh_TW"/>
         </w:rPr>
         <w:t>；</w:t>
       </w:r>
-      <w:hyperlink r:id="rId68">
-        <w:r>
-          <w:rPr>
-            <w:lang w:val="zh_TW" w:bidi="zh_TW"/>
-          </w:rPr>
-          <w:rPr>
-            <w:color w:val="0000EE"/>
-            <w:u w:val="single"/>
-          </w:rPr>
-          <w:t>徒9:37</w:t>
-        </w:r>
-      </w:hyperlink>
+      <w:r>
+        <w:rPr>
+          <w:lang w:val="zh_TW" w:bidi="zh_TW"/>
+        </w:rPr>
+        <w:t>徒9:37</w:t>
+      </w:r>
       <w:r>
         <w:rPr>
           <w:lang w:val="zh_TW" w:bidi="zh_TW"/>
         </w:rPr>
         <w:t>）。之後，人們會把香料和膏油與細麻布一同裹在屍體上（</w:t>
       </w:r>
-      <w:hyperlink r:id="rId69">
-        <w:r>
-          <w:rPr>
-            <w:lang w:val="zh_TW" w:bidi="zh_TW"/>
-          </w:rPr>
-          <w:rPr>
-            <w:color w:val="0000EE"/>
-            <w:u w:val="single"/>
-          </w:rPr>
-          <w:t>路23:56</w:t>
-        </w:r>
-      </w:hyperlink>
+      <w:r>
+        <w:rPr>
+          <w:lang w:val="zh_TW" w:bidi="zh_TW"/>
+        </w:rPr>
+        <w:t>路23:56</w:t>
+      </w:r>
       <w:r>
         <w:rPr>
           <w:lang w:val="zh_TW" w:bidi="zh_TW"/>
         </w:rPr>
         <w:t>；</w:t>
       </w:r>
-      <w:hyperlink r:id="rId70">
-        <w:r>
-          <w:rPr>
-            <w:lang w:val="zh_TW" w:bidi="zh_TW"/>
-          </w:rPr>
-          <w:rPr>
-            <w:color w:val="0000EE"/>
-            <w:u w:val="single"/>
-          </w:rPr>
-          <w:t>約19:40</w:t>
-        </w:r>
-      </w:hyperlink>
+      <w:r>
+        <w:rPr>
+          <w:lang w:val="zh_TW" w:bidi="zh_TW"/>
+        </w:rPr>
+        <w:t>約19:40</w:t>
+      </w:r>
       <w:r>
         <w:rPr>
           <w:lang w:val="zh_TW" w:bidi="zh_TW"/>
@@ -2093,18 +1655,12 @@
         </w:rPr>
         <w:t>人們會把油抹在傷口上（</w:t>
       </w:r>
-      <w:hyperlink r:id="rId71">
-        <w:r>
-          <w:rPr>
-            <w:lang w:val="zh_TW" w:bidi="zh_TW"/>
-          </w:rPr>
-          <w:rPr>
-            <w:color w:val="0000EE"/>
-            <w:u w:val="single"/>
-          </w:rPr>
-          <w:t>路10:34</w:t>
-        </w:r>
-      </w:hyperlink>
+      <w:r>
+        <w:rPr>
+          <w:lang w:val="zh_TW" w:bidi="zh_TW"/>
+        </w:rPr>
+        <w:t>路10:34</w:t>
+      </w:r>
       <w:r>
         <w:rPr>
           <w:lang w:val="zh_TW" w:bidi="zh_TW"/>
@@ -2129,18 +1685,12 @@
         </w:rPr>
         <w:t>稱為乳香的醫治用膏油，含有芳香樹膠或樹脂。基列以醫治用的乳香聞名（</w:t>
       </w:r>
-      <w:hyperlink r:id="rId72">
-        <w:r>
-          <w:rPr>
-            <w:lang w:val="zh_TW" w:bidi="zh_TW"/>
-          </w:rPr>
-          <w:rPr>
-            <w:color w:val="0000EE"/>
-            <w:u w:val="single"/>
-          </w:rPr>
-          <w:t>耶8:22</w:t>
-        </w:r>
-      </w:hyperlink>
+      <w:r>
+        <w:rPr>
+          <w:lang w:val="zh_TW" w:bidi="zh_TW"/>
+        </w:rPr>
+        <w:t>耶8:22</w:t>
+      </w:r>
       <w:r>
         <w:rPr>
           <w:lang w:val="zh_TW" w:bidi="zh_TW"/>
@@ -2165,36 +1715,24 @@
         </w:rPr>
         <w:t>巴勒斯坦出口乳香作為貿易商品（</w:t>
       </w:r>
-      <w:hyperlink r:id="rId73">
-        <w:r>
-          <w:rPr>
-            <w:lang w:val="zh_TW" w:bidi="zh_TW"/>
-          </w:rPr>
-          <w:rPr>
-            <w:color w:val="0000EE"/>
-            <w:u w:val="single"/>
-          </w:rPr>
-          <w:t>創37:25</w:t>
-        </w:r>
-      </w:hyperlink>
+      <w:r>
+        <w:rPr>
+          <w:lang w:val="zh_TW" w:bidi="zh_TW"/>
+        </w:rPr>
+        <w:t>創37:25</w:t>
+      </w:r>
       <w:r>
         <w:rPr>
           <w:lang w:val="zh_TW" w:bidi="zh_TW"/>
         </w:rPr>
         <w:t>；</w:t>
       </w:r>
-      <w:hyperlink r:id="rId74">
-        <w:r>
-          <w:rPr>
-            <w:lang w:val="zh_TW" w:bidi="zh_TW"/>
-          </w:rPr>
-          <w:rPr>
-            <w:color w:val="0000EE"/>
-            <w:u w:val="single"/>
-          </w:rPr>
-          <w:t>結27:17</w:t>
-        </w:r>
-      </w:hyperlink>
+      <w:r>
+        <w:rPr>
+          <w:lang w:val="zh_TW" w:bidi="zh_TW"/>
+        </w:rPr>
+        <w:t>結27:17</w:t>
+      </w:r>
       <w:r>
         <w:rPr>
           <w:lang w:val="zh_TW" w:bidi="zh_TW"/>
@@ -2219,18 +1757,12 @@
         </w:rPr>
         <w:t>老底嘉城生產並出口一種著名的眼藥膏（</w:t>
       </w:r>
-      <w:hyperlink r:id="rId75">
-        <w:r>
-          <w:rPr>
-            <w:lang w:val="zh_TW" w:bidi="zh_TW"/>
-          </w:rPr>
-          <w:rPr>
-            <w:color w:val="0000EE"/>
-            <w:u w:val="single"/>
-          </w:rPr>
-          <w:t>啟3:18</w:t>
-        </w:r>
-      </w:hyperlink>
+      <w:r>
+        <w:rPr>
+          <w:lang w:val="zh_TW" w:bidi="zh_TW"/>
+        </w:rPr>
+        <w:t>啟3:18</w:t>
+      </w:r>
       <w:r>
         <w:rPr>
           <w:lang w:val="zh_TW" w:bidi="zh_TW"/>
@@ -2255,18 +1787,12 @@
         </w:rPr>
         <w:t>在羅馬時期，膏油是商人重要的貿易商品之一（</w:t>
       </w:r>
-      <w:hyperlink r:id="rId76">
-        <w:r>
-          <w:rPr>
-            <w:lang w:val="zh_TW" w:bidi="zh_TW"/>
-          </w:rPr>
-          <w:rPr>
-            <w:color w:val="0000EE"/>
-            <w:u w:val="single"/>
-          </w:rPr>
-          <w:t>啟18:13</w:t>
-        </w:r>
-      </w:hyperlink>
+      <w:r>
+        <w:rPr>
+          <w:lang w:val="zh_TW" w:bidi="zh_TW"/>
+        </w:rPr>
+        <w:t>啟18:13</w:t>
+      </w:r>
       <w:r>
         <w:rPr>
           <w:lang w:val="zh_TW" w:bidi="zh_TW"/>
@@ -2291,36 +1817,24 @@
         </w:rPr>
         <w:t>用油膏抹身體後來成為歡喜快樂的象徵（</w:t>
       </w:r>
-      <w:hyperlink r:id="rId77">
-        <w:r>
-          <w:rPr>
-            <w:lang w:val="zh_TW" w:bidi="zh_TW"/>
-          </w:rPr>
-          <w:rPr>
-            <w:color w:val="0000EE"/>
-            <w:u w:val="single"/>
-          </w:rPr>
-          <w:t>詩45:7</w:t>
-        </w:r>
-      </w:hyperlink>
+      <w:r>
+        <w:rPr>
+          <w:lang w:val="zh_TW" w:bidi="zh_TW"/>
+        </w:rPr>
+        <w:t>詩45:7</w:t>
+      </w:r>
       <w:r>
         <w:rPr>
           <w:lang w:val="zh_TW" w:bidi="zh_TW"/>
         </w:rPr>
         <w:t>；</w:t>
       </w:r>
-      <w:hyperlink r:id="rId78">
-        <w:r>
-          <w:rPr>
-            <w:lang w:val="zh_TW" w:bidi="zh_TW"/>
-          </w:rPr>
-          <w:rPr>
-            <w:color w:val="0000EE"/>
-            <w:u w:val="single"/>
-          </w:rPr>
-          <w:t>賽61:3</w:t>
-        </w:r>
-      </w:hyperlink>
+      <w:r>
+        <w:rPr>
+          <w:lang w:val="zh_TW" w:bidi="zh_TW"/>
+        </w:rPr>
+        <w:t>賽61:3</w:t>
+      </w:r>
       <w:r>
         <w:rPr>
           <w:lang w:val="zh_TW" w:bidi="zh_TW"/>
@@ -2345,18 +1859,12 @@
         </w:rPr>
         <w:t>人們在哀悼期間不會用油膏抹自己（</w:t>
       </w:r>
-      <w:hyperlink r:id="rId48">
-        <w:r>
-          <w:rPr>
-            <w:lang w:val="zh_TW" w:bidi="zh_TW"/>
-          </w:rPr>
-          <w:rPr>
-            <w:color w:val="0000EE"/>
-            <w:u w:val="single"/>
-          </w:rPr>
-          <w:t>撒下14:2</w:t>
-        </w:r>
-      </w:hyperlink>
+      <w:r>
+        <w:rPr>
+          <w:lang w:val="zh_TW" w:bidi="zh_TW"/>
+        </w:rPr>
+        <w:t>撒下14:2</w:t>
+      </w:r>
       <w:r>
         <w:rPr>
           <w:lang w:val="zh_TW" w:bidi="zh_TW"/>
@@ -2381,18 +1889,12 @@
         </w:rPr>
         <w:t>不能用油膏抹自己被視為神審判的表現（</w:t>
       </w:r>
-      <w:hyperlink r:id="rId47">
-        <w:r>
-          <w:rPr>
-            <w:lang w:val="zh_TW" w:bidi="zh_TW"/>
-          </w:rPr>
-          <w:rPr>
-            <w:color w:val="0000EE"/>
-            <w:u w:val="single"/>
-          </w:rPr>
-          <w:t>彌6:15</w:t>
-        </w:r>
-      </w:hyperlink>
+      <w:r>
+        <w:rPr>
+          <w:lang w:val="zh_TW" w:bidi="zh_TW"/>
+        </w:rPr>
+        <w:t>彌6:15</w:t>
+      </w:r>
       <w:r>
         <w:rPr>
           <w:lang w:val="zh_TW" w:bidi="zh_TW"/>
@@ -2417,18 +1919,12 @@
         </w:rPr>
         <w:t>人們會用油抹盾牌，使其保持柔軟，並在抵擋攻擊時可能使兵器較容易滑開（</w:t>
       </w:r>
-      <w:hyperlink r:id="rId79">
-        <w:r>
-          <w:rPr>
-            <w:lang w:val="zh_TW" w:bidi="zh_TW"/>
-          </w:rPr>
-          <w:rPr>
-            <w:color w:val="0000EE"/>
-            <w:u w:val="single"/>
-          </w:rPr>
-          <w:t>撒下1:21</w:t>
-        </w:r>
-      </w:hyperlink>
+      <w:r>
+        <w:rPr>
+          <w:lang w:val="zh_TW" w:bidi="zh_TW"/>
+        </w:rPr>
+        <w:t>撒下1:21</w:t>
+      </w:r>
       <w:r>
         <w:rPr>
           <w:lang w:val="zh_TW" w:bidi="zh_TW"/>
